--- a/submission/candidate_20260911_review/MANUSCRIPT_Submission.docx
+++ b/submission/candidate_20260911_review/MANUSCRIPT_Submission.docx
@@ -9,92 +9,92 @@
       </w:pPr>
       <w:r>
         <w:rPr>
+          <w:bCs/>
           <w:b/>
+        </w:rPr>
+        <w:t xml:space="preserve">Running head:</w:t>
+      </w:r>
+      <w:r>
+        <w:t xml:space="preserve"> </w:t>
+      </w:r>
+      <w:r>
+        <w:t xml:space="preserve">TSHR and IGF1R genetics in Graves disease</w:t>
+      </w:r>
+    </w:p>
+    <w:bookmarkStart w:id="37" w:name="X170644179862b888655a49e077d6639ab7a50ca"/>
+    <w:p>
+      <w:pPr>
+        <w:pStyle w:val="Title"/>
+        <w:widowControl/>
+      </w:pPr>
+      <w:r>
+        <w:t xml:space="preserve">Genetic evidence for TSHR and IGF1R in Graves disease and thyroid eye disease</w:t>
+      </w:r>
+    </w:p>
+    <w:p>
+      <w:pPr>
+        <w:pStyle w:val="FirstParagraph"/>
+        <w:widowControl/>
+      </w:pPr>
+      <w:r>
+        <w:t xml:space="preserve">Jungyul Park¹, Min-Seon Kim², Kyung-Hwa Shin³⁎, Suk-Woo Yang¹⁎</w:t>
+      </w:r>
+    </w:p>
+    <w:p>
+      <w:pPr>
+        <w:pStyle w:val="BodyText"/>
+        <w:widowControl/>
+      </w:pPr>
+      <w:r>
+        <w:t xml:space="preserve">¹ Department of Ophthalmology, Seoul St. Mary’s Hospital, College of Medicine, The Catholic University of Korea, Seoul, Republic of Korea</w:t>
+      </w:r>
+      <w:r>
+        <w:br/>
+      </w:r>
+      <w:r>
+        <w:t xml:space="preserve">² Department of Ophthalmology, College of Medicine, The Catholic University of Korea, Seoul, Republic of Korea</w:t>
+      </w:r>
+      <w:r>
+        <w:br/>
+      </w:r>
+      <w:r>
+        <w:t xml:space="preserve">³ Department of Laboratory Medicine, Pusan National University Hospital, Busan, Republic of Korea</w:t>
+      </w:r>
+    </w:p>
+    <w:p>
+      <w:pPr>
+        <w:pStyle w:val="BodyText"/>
+        <w:widowControl/>
+      </w:pPr>
+      <w:r>
+        <w:t xml:space="preserve">* These authors contributed equally as corresponding authors.</w:t>
+      </w:r>
+    </w:p>
+    <w:p>
+      <w:pPr>
+        <w:pStyle w:val="BodyText"/>
+        <w:widowControl/>
+      </w:pPr>
+      <w:r>
+        <w:rPr>
           <w:bCs/>
-        </w:rPr>
-        <w:t xml:space="preserve">Running head:</w:t>
-      </w:r>
-      <w:r>
-        <w:t xml:space="preserve"> </w:t>
-      </w:r>
-      <w:r>
-        <w:t xml:space="preserve">TSHR and IGF1R genetics in Graves disease</w:t>
-      </w:r>
-    </w:p>
-    <w:bookmarkStart w:id="26" w:name="X170644179862b888655a49e077d6639ab7a50ca"/>
-    <w:p>
-      <w:pPr>
-        <w:pStyle w:val="Title"/>
-        <w:widowControl/>
-      </w:pPr>
-      <w:r>
-        <w:t xml:space="preserve">Genetic evidence for TSHR and IGF1R in Graves disease and thyroid eye disease</w:t>
-      </w:r>
-    </w:p>
-    <w:p>
-      <w:pPr>
-        <w:pStyle w:val="FirstParagraph"/>
-        <w:widowControl/>
-      </w:pPr>
-      <w:r>
-        <w:t xml:space="preserve">Jungyul Park¹, Min-Seon Kim², Kyung-Hwa Shin³⁎, Suk-Woo Yang¹⁎</w:t>
-      </w:r>
-    </w:p>
-    <w:p>
-      <w:pPr>
-        <w:pStyle w:val="BodyText"/>
-        <w:widowControl/>
-      </w:pPr>
-      <w:r>
-        <w:t xml:space="preserve">¹ Department of Ophthalmology, Seoul St. Mary’s Hospital, College of Medicine, The Catholic University of Korea, Seoul, Republic of Korea</w:t>
+          <w:b/>
+        </w:rPr>
+        <w:t xml:space="preserve">Corresponding author:</w:t>
+      </w:r>
+      <w:r>
+        <w:t xml:space="preserve"> </w:t>
+      </w:r>
+      <w:r>
+        <w:t xml:space="preserve">Suk-Woo Yang, MD, PhD, Department of Ophthalmology, Seoul St. Mary’s Hospital, College of Medicine, The Catholic University of Korea, Seoul, Republic of Korea. E-mail: yswoph@catholic.ac.kr; Tel: +82-2-2258-2847.</w:t>
       </w:r>
       <w:r>
         <w:br/>
       </w:r>
       <w:r>
-        <w:t xml:space="preserve">² Department of Ophthalmology, College of Medicine, The Catholic University of Korea, Seoul, Republic of Korea</w:t>
-      </w:r>
-      <w:r>
-        <w:br/>
-      </w:r>
-      <w:r>
-        <w:t xml:space="preserve">³ Department of Laboratory Medicine, Pusan National University Hospital, Busan, Republic of Korea</w:t>
-      </w:r>
-    </w:p>
-    <w:p>
-      <w:pPr>
-        <w:pStyle w:val="BodyText"/>
-        <w:widowControl/>
-      </w:pPr>
-      <w:r>
-        <w:t xml:space="preserve">* These authors contributed equally as corresponding authors.</w:t>
-      </w:r>
-    </w:p>
-    <w:p>
-      <w:pPr>
-        <w:pStyle w:val="BodyText"/>
-        <w:widowControl/>
-      </w:pPr>
-      <w:r>
-        <w:rPr>
+        <w:rPr>
+          <w:bCs/>
           <w:b/>
-          <w:bCs/>
-        </w:rPr>
-        <w:t xml:space="preserve">Corresponding author:</w:t>
-      </w:r>
-      <w:r>
-        <w:t xml:space="preserve"> </w:t>
-      </w:r>
-      <w:r>
-        <w:t xml:space="preserve">Suk-Woo Yang, MD, PhD, Department of Ophthalmology, Seoul St. Mary’s Hospital, College of Medicine, The Catholic University of Korea, Seoul, Republic of Korea. E-mail: yswoph@catholic.ac.kr; Tel: +82-2-2258-2847.</w:t>
-      </w:r>
-      <w:r>
-        <w:br/>
-      </w:r>
-      <w:r>
-        <w:rPr>
-          <w:b/>
-          <w:bCs/>
         </w:rPr>
         <w:t xml:space="preserve">Co-corresponding author:</w:t>
       </w:r>
@@ -105,7 +105,7 @@
         <w:t xml:space="preserve">Kyung-Hwa Shin, MD, Department of Laboratory Medicine, Pusan National University Hospital, Busan, Republic of Korea.</w:t>
       </w:r>
     </w:p>
-    <w:bookmarkStart w:id="9" w:name="abstract"/>
+    <w:bookmarkStart w:id="20" w:name="abstract"/>
     <w:p>
       <w:pPr>
         <w:pStyle w:val="Heading2"/>
@@ -123,24 +123,104 @@
       </w:pPr>
       <w:r>
         <w:rPr>
+          <w:bCs/>
           <w:b/>
+        </w:rPr>
+        <w:t xml:space="preserve">Objective:</w:t>
+      </w:r>
+      <w:r>
+        <w:t xml:space="preserve"> </w:t>
+      </w:r>
+      <w:r>
+        <w:t xml:space="preserve">To compare genetic evidence linking blood expression of</w:t>
+      </w:r>
+      <w:r>
+        <w:t xml:space="preserve"> </w:t>
+      </w:r>
+      <w:r>
+        <w:rPr>
+          <w:iCs/>
+          <w:i/>
+        </w:rPr>
+        <w:t xml:space="preserve">TSHR</w:t>
+      </w:r>
+      <w:r>
+        <w:t xml:space="preserve"> </w:t>
+      </w:r>
+      <w:r>
+        <w:t xml:space="preserve">and</w:t>
+      </w:r>
+      <w:r>
+        <w:t xml:space="preserve"> </w:t>
+      </w:r>
+      <w:r>
+        <w:rPr>
+          <w:iCs/>
+          <w:i/>
+        </w:rPr>
+        <w:t xml:space="preserve">IGF1R</w:t>
+      </w:r>
+      <w:r>
+        <w:t xml:space="preserve"> </w:t>
+      </w:r>
+      <w:r>
+        <w:t xml:space="preserve">to Graves disease (GD) and thyroid eye disease (TED).</w:t>
+      </w:r>
+      <w:r>
+        <w:t xml:space="preserve"> </w:t>
+      </w:r>
+      <w:r>
+        <w:rPr>
           <w:bCs/>
-        </w:rPr>
-        <w:t xml:space="preserve">Objective:</w:t>
-      </w:r>
-      <w:r>
-        <w:t xml:space="preserve"> </w:t>
-      </w:r>
-      <w:r>
-        <w:t xml:space="preserve">To compare genetic evidence linking blood expression of</w:t>
-      </w:r>
-      <w:r>
-        <w:t xml:space="preserve"> </w:t>
-      </w:r>
-      <w:r>
-        <w:rPr>
-          <w:i/>
-          <w:iCs/>
+          <w:b/>
+        </w:rPr>
+        <w:t xml:space="preserve">Methods:</w:t>
+      </w:r>
+      <w:r>
+        <w:t xml:space="preserve"> </w:t>
+      </w:r>
+      <w:r>
+        <w:t xml:space="preserve">We used genetic variants associated with blood gene expression to study 2,544 druggable genes by Mendelian randomization. Biobank Japan (BBJ) GD was the discovery outcome; UK Biobank (UKB) hyperthyroidism and FinnGen Graves ophthalmopathy provided additional comparisons. We reported odds ratios (ORs), 95% confidence intervals (CIs) and</w:t>
+      </w:r>
+      <w:r>
+        <w:t xml:space="preserve"> </w:t>
+      </w:r>
+      <w:r>
+        <w:rPr>
+          <w:iCs/>
+          <w:i/>
+        </w:rPr>
+        <w:t xml:space="preserve">P</w:t>
+      </w:r>
+      <w:r>
+        <w:t xml:space="preserve"> </w:t>
+      </w:r>
+      <w:r>
+        <w:t xml:space="preserve">values, and tested whether expression and disease associations shared a genetic variant.</w:t>
+      </w:r>
+      <w:r>
+        <w:t xml:space="preserve"> </w:t>
+      </w:r>
+      <w:r>
+        <w:rPr>
+          <w:bCs/>
+          <w:b/>
+        </w:rPr>
+        <w:t xml:space="preserve">Results:</w:t>
+      </w:r>
+      <w:r>
+        <w:t xml:space="preserve"> </w:t>
+      </w:r>
+      <w:r>
+        <w:t xml:space="preserve">Thirteen genes met the multiple-testing threshold. Higher genetically proxied</w:t>
+      </w:r>
+      <w:r>
+        <w:t xml:space="preserve"> </w:t>
+      </w:r>
+      <w:r>
+        <w:rPr>
+          <w:iCs/>
+          <w:i/>
         </w:rPr>
         <w:t xml:space="preserve">TSHR</w:t>
       </w:r>
@@ -148,15 +228,31 @@
         <w:t xml:space="preserve"> </w:t>
       </w:r>
       <w:r>
-        <w:t xml:space="preserve">and</w:t>
-      </w:r>
-      <w:r>
-        <w:t xml:space="preserve"> </w:t>
-      </w:r>
-      <w:r>
-        <w:rPr>
-          <w:i/>
-          <w:iCs/>
+        <w:t xml:space="preserve">expression was associated with lower odds of BBJ GD (OR 0.12, 95% CI 0.07–0.21;</w:t>
+      </w:r>
+      <w:r>
+        <w:t xml:space="preserve"> </w:t>
+      </w:r>
+      <w:r>
+        <w:rPr>
+          <w:iCs/>
+          <w:i/>
+        </w:rPr>
+        <w:t xml:space="preserve">P</w:t>
+      </w:r>
+      <w:r>
+        <w:t xml:space="preserve"> </w:t>
+      </w:r>
+      <w:r>
+        <w:t xml:space="preserve">= 1.09×10⁻¹⁴), with the same direction in UKB and FinnGen. Shared-variant support was strong in BBJ and FinnGen, but not UKB.</w:t>
+      </w:r>
+      <w:r>
+        <w:t xml:space="preserve"> </w:t>
+      </w:r>
+      <w:r>
+        <w:rPr>
+          <w:iCs/>
+          <w:i/>
         </w:rPr>
         <w:t xml:space="preserve">IGF1R</w:t>
       </w:r>
@@ -164,242 +260,162 @@
         <w:t xml:space="preserve"> </w:t>
       </w:r>
       <w:r>
-        <w:t xml:space="preserve">to Graves disease (GD) and thyroid eye disease (TED).</w:t>
-      </w:r>
-      <w:r>
-        <w:t xml:space="preserve"> </w:t>
-      </w:r>
-      <w:r>
-        <w:rPr>
+        <w:t xml:space="preserve">associations were nominal in BBJ (OR 1.56, 95% CI 1.07–2.28;</w:t>
+      </w:r>
+      <w:r>
+        <w:t xml:space="preserve"> </w:t>
+      </w:r>
+      <w:r>
+        <w:rPr>
+          <w:iCs/>
+          <w:i/>
+        </w:rPr>
+        <w:t xml:space="preserve">P</w:t>
+      </w:r>
+      <w:r>
+        <w:t xml:space="preserve"> </w:t>
+      </w:r>
+      <w:r>
+        <w:t xml:space="preserve">= 0.0212) and UKB (</w:t>
+      </w:r>
+      <w:r>
+        <w:rPr>
+          <w:iCs/>
+          <w:i/>
+        </w:rPr>
+        <w:t xml:space="preserve">P</w:t>
+      </w:r>
+      <w:r>
+        <w:t xml:space="preserve"> </w:t>
+      </w:r>
+      <w:r>
+        <w:t xml:space="preserve">= 0.0117), and inconclusive in FinnGen (</w:t>
+      </w:r>
+      <w:r>
+        <w:rPr>
+          <w:iCs/>
+          <w:i/>
+        </w:rPr>
+        <w:t xml:space="preserve">P</w:t>
+      </w:r>
+      <w:r>
+        <w:t xml:space="preserve"> </w:t>
+      </w:r>
+      <w:r>
+        <w:t xml:space="preserve">= 0.182); shared-variant support remained below threshold. No additional candidate met the combined BBJ and FinnGen shared-variant criterion. Cohort-frequency sensitivity analyses preserved these findings.</w:t>
+      </w:r>
+      <w:r>
+        <w:t xml:space="preserve"> </w:t>
+      </w:r>
+      <w:r>
+        <w:rPr>
+          <w:bCs/>
           <w:b/>
+        </w:rPr>
+        <w:t xml:space="preserve">Conclusions:</w:t>
+      </w:r>
+      <w:r>
+        <w:t xml:space="preserve"> </w:t>
+      </w:r>
+      <w:r>
+        <w:t xml:space="preserve">Genetic evidence was stronger for</w:t>
+      </w:r>
+      <w:r>
+        <w:t xml:space="preserve"> </w:t>
+      </w:r>
+      <w:r>
+        <w:rPr>
+          <w:iCs/>
+          <w:i/>
+        </w:rPr>
+        <w:t xml:space="preserve">TSHR</w:t>
+      </w:r>
+      <w:r>
+        <w:t xml:space="preserve"> </w:t>
+      </w:r>
+      <w:r>
+        <w:t xml:space="preserve">than</w:t>
+      </w:r>
+      <w:r>
+        <w:t xml:space="preserve"> </w:t>
+      </w:r>
+      <w:r>
+        <w:rPr>
+          <w:iCs/>
+          <w:i/>
+        </w:rPr>
+        <w:t xml:space="preserve">IGF1R</w:t>
+      </w:r>
+      <w:r>
+        <w:t xml:space="preserve"> </w:t>
+      </w:r>
+      <w:r>
+        <w:t xml:space="preserve">in this analysis. These results do not exclude a modest</w:t>
+      </w:r>
+      <w:r>
+        <w:t xml:space="preserve"> </w:t>
+      </w:r>
+      <w:r>
+        <w:rPr>
+          <w:iCs/>
+          <w:i/>
+        </w:rPr>
+        <w:t xml:space="preserve">IGF1R</w:t>
+      </w:r>
+      <w:r>
+        <w:t xml:space="preserve"> </w:t>
+      </w:r>
+      <w:r>
+        <w:t xml:space="preserve">contribution or alter evidence supporting IGF-1R blockade. FinnGen comparisons with population controls cannot establish an effect specific to TED within GD.</w:t>
+      </w:r>
+    </w:p>
+    <w:p>
+      <w:pPr>
+        <w:pStyle w:val="BodyText"/>
+        <w:widowControl/>
+      </w:pPr>
+      <w:r>
+        <w:rPr>
           <w:bCs/>
-        </w:rPr>
-        <w:t xml:space="preserve">Methods:</w:t>
-      </w:r>
-      <w:r>
-        <w:t xml:space="preserve"> </w:t>
-      </w:r>
-      <w:r>
-        <w:t xml:space="preserve">We used genetic variants associated with blood gene expression to study 2,544 druggable genes by Mendelian randomization. Biobank Japan (BBJ) GD was the discovery outcome; UK Biobank (UKB) hyperthyroidism and FinnGen Graves ophthalmopathy provided additional comparisons. We reported odds ratios (ORs), 95% confidence intervals (CIs) and P values, and tested whether expression and disease associations shared a genetic variant.</w:t>
-      </w:r>
-      <w:r>
-        <w:t xml:space="preserve"> </w:t>
-      </w:r>
-      <w:r>
-        <w:rPr>
           <w:b/>
-          <w:bCs/>
-        </w:rPr>
-        <w:t xml:space="preserve">Results:</w:t>
-      </w:r>
-      <w:r>
-        <w:t xml:space="preserve"> </w:t>
-      </w:r>
-      <w:r>
-        <w:t xml:space="preserve">Thirteen genes met the multiple-testing threshold. Higher genetically proxied</w:t>
-      </w:r>
-      <w:r>
-        <w:t xml:space="preserve"> </w:t>
-      </w:r>
-      <w:r>
-        <w:rPr>
-          <w:i/>
-          <w:iCs/>
+        </w:rPr>
+        <w:t xml:space="preserve">Keywords:</w:t>
+      </w:r>
+      <w:r>
+        <w:t xml:space="preserve"> </w:t>
+      </w:r>
+      <w:r>
+        <w:t xml:space="preserve">Graves disease; Thyroid eye disease;</w:t>
+      </w:r>
+      <w:r>
+        <w:t xml:space="preserve"> </w:t>
+      </w:r>
+      <w:r>
+        <w:rPr>
+          <w:iCs/>
+          <w:i/>
         </w:rPr>
         <w:t xml:space="preserve">TSHR</w:t>
       </w:r>
       <w:r>
-        <w:t xml:space="preserve"> </w:t>
-      </w:r>
-      <w:r>
-        <w:t xml:space="preserve">expression was associated with lower odds of BBJ GD (OR 0.12, 95% CI 0.07–0.21;</w:t>
-      </w:r>
-      <w:r>
-        <w:t xml:space="preserve"> </w:t>
-      </w:r>
-      <w:r>
-        <w:rPr>
-          <w:i/>
-          <w:iCs/>
-        </w:rPr>
-        <w:t xml:space="preserve">P</w:t>
-      </w:r>
-      <w:r>
-        <w:t xml:space="preserve"> </w:t>
-      </w:r>
-      <w:r>
-        <w:t xml:space="preserve">= 1.09×10⁻¹⁴), with the same direction in UKB and FinnGen. Shared-variant support was strong in BBJ and FinnGen, but not UKB.</w:t>
-      </w:r>
-      <w:r>
-        <w:t xml:space="preserve"> </w:t>
-      </w:r>
-      <w:r>
-        <w:rPr>
-          <w:i/>
-          <w:iCs/>
+        <w:t xml:space="preserve">;</w:t>
+      </w:r>
+      <w:r>
+        <w:t xml:space="preserve"> </w:t>
+      </w:r>
+      <w:r>
+        <w:rPr>
+          <w:iCs/>
+          <w:i/>
         </w:rPr>
         <w:t xml:space="preserve">IGF1R</w:t>
       </w:r>
       <w:r>
-        <w:t xml:space="preserve"> </w:t>
-      </w:r>
-      <w:r>
-        <w:t xml:space="preserve">associations were nominal in BBJ (OR 1.56, 95% CI 1.07–2.28;</w:t>
-      </w:r>
-      <w:r>
-        <w:t xml:space="preserve"> </w:t>
-      </w:r>
-      <w:r>
-        <w:rPr>
-          <w:i/>
-          <w:iCs/>
-        </w:rPr>
-        <w:t xml:space="preserve">P</w:t>
-      </w:r>
-      <w:r>
-        <w:t xml:space="preserve"> </w:t>
-      </w:r>
-      <w:r>
-        <w:t xml:space="preserve">= 0.0212) and UKB (</w:t>
-      </w:r>
-      <w:r>
-        <w:rPr>
-          <w:i/>
-          <w:iCs/>
-        </w:rPr>
-        <w:t xml:space="preserve">P</w:t>
-      </w:r>
-      <w:r>
-        <w:t xml:space="preserve"> </w:t>
-      </w:r>
-      <w:r>
-        <w:t xml:space="preserve">= 0.0117), and inconclusive in FinnGen (</w:t>
-      </w:r>
-      <w:r>
-        <w:rPr>
-          <w:i/>
-          <w:iCs/>
-        </w:rPr>
-        <w:t xml:space="preserve">P</w:t>
-      </w:r>
-      <w:r>
-        <w:t xml:space="preserve"> </w:t>
-      </w:r>
-      <w:r>
-        <w:t xml:space="preserve">= 0.182); shared-variant support remained below threshold. No additional candidate met the combined BBJ and FinnGen shared-variant criterion. Cohort-frequency sensitivity analyses preserved these findings.</w:t>
-      </w:r>
-      <w:r>
-        <w:t xml:space="preserve"> </w:t>
-      </w:r>
-      <w:r>
-        <w:rPr>
-          <w:b/>
-          <w:bCs/>
-        </w:rPr>
-        <w:t xml:space="preserve">Conclusions:</w:t>
-      </w:r>
-      <w:r>
-        <w:t xml:space="preserve"> </w:t>
-      </w:r>
-      <w:r>
-        <w:t xml:space="preserve">Genetic evidence was stronger for</w:t>
-      </w:r>
-      <w:r>
-        <w:t xml:space="preserve"> </w:t>
-      </w:r>
-      <w:r>
-        <w:rPr>
-          <w:i/>
-          <w:iCs/>
-        </w:rPr>
-        <w:t xml:space="preserve">TSHR</w:t>
-      </w:r>
-      <w:r>
-        <w:t xml:space="preserve"> </w:t>
-      </w:r>
-      <w:r>
-        <w:t xml:space="preserve">than</w:t>
-      </w:r>
-      <w:r>
-        <w:t xml:space="preserve"> </w:t>
-      </w:r>
-      <w:r>
-        <w:rPr>
-          <w:i/>
-          <w:iCs/>
-        </w:rPr>
-        <w:t xml:space="preserve">IGF1R</w:t>
-      </w:r>
-      <w:r>
-        <w:t xml:space="preserve"> </w:t>
-      </w:r>
-      <w:r>
-        <w:t xml:space="preserve">in this analysis. These results do not exclude a modest</w:t>
-      </w:r>
-      <w:r>
-        <w:t xml:space="preserve"> </w:t>
-      </w:r>
-      <w:r>
-        <w:rPr>
-          <w:i/>
-          <w:iCs/>
-        </w:rPr>
-        <w:t xml:space="preserve">IGF1R</w:t>
-      </w:r>
-      <w:r>
-        <w:t xml:space="preserve"> </w:t>
-      </w:r>
-      <w:r>
-        <w:t xml:space="preserve">contribution or alter evidence supporting IGF-1R blockade. FinnGen comparisons with population controls cannot establish an effect specific to TED within GD.</w:t>
-      </w:r>
-    </w:p>
-    <w:p>
-      <w:pPr>
-        <w:pStyle w:val="BodyText"/>
-        <w:widowControl/>
-      </w:pPr>
-      <w:r>
-        <w:rPr>
-          <w:b/>
-          <w:bCs/>
-        </w:rPr>
-        <w:t xml:space="preserve">Keywords:</w:t>
-      </w:r>
-      <w:r>
-        <w:t xml:space="preserve"> </w:t>
-      </w:r>
-      <w:r>
-        <w:t xml:space="preserve">Graves disease; Thyroid eye disease;</w:t>
-      </w:r>
-      <w:r>
-        <w:t xml:space="preserve"> </w:t>
-      </w:r>
-      <w:r>
-        <w:rPr>
-          <w:i/>
-          <w:iCs/>
-        </w:rPr>
-        <w:t xml:space="preserve">TSHR</w:t>
-      </w:r>
-      <w:r>
-        <w:t xml:space="preserve">;</w:t>
-      </w:r>
-      <w:r>
-        <w:t xml:space="preserve"> </w:t>
-      </w:r>
-      <w:r>
-        <w:rPr>
-          <w:i/>
-          <w:iCs/>
-        </w:rPr>
-        <w:t xml:space="preserve">IGF1R</w:t>
-      </w:r>
-      <w:r>
         <w:t xml:space="preserve">; Mendelian randomization; Colocalization</w:t>
       </w:r>
     </w:p>
-    <w:bookmarkEnd w:id="9"/>
-    <w:bookmarkStart w:id="10" w:name="introduction"/>
+    <w:bookmarkEnd w:id="20"/>
+    <w:bookmarkStart w:id="21" w:name="introduction"/>
     <w:p>
       <w:pPr>
         <w:pStyle w:val="Heading2"/>
@@ -423,8 +439,8 @@
       </w:r>
       <w:r>
         <w:rPr>
-          <w:i/>
-          <w:iCs/>
+          <w:iCs/>
+          <w:i/>
         </w:rPr>
         <w:t xml:space="preserve">IGF1R</w:t>
       </w:r>
@@ -439,8 +455,8 @@
       </w:r>
       <w:r>
         <w:rPr>
-          <w:i/>
-          <w:iCs/>
+          <w:iCs/>
+          <w:i/>
         </w:rPr>
         <w:t xml:space="preserve">TSHR</w:t>
       </w:r>
@@ -470,8 +486,8 @@
       </w:r>
       <w:r>
         <w:rPr>
-          <w:i/>
-          <w:iCs/>
+          <w:iCs/>
+          <w:i/>
         </w:rPr>
         <w:t xml:space="preserve">TSHR</w:t>
       </w:r>
@@ -486,8 +502,8 @@
       </w:r>
       <w:r>
         <w:rPr>
-          <w:i/>
-          <w:iCs/>
+          <w:iCs/>
+          <w:i/>
         </w:rPr>
         <w:t xml:space="preserve">IGF1R</w:t>
       </w:r>
@@ -511,8 +527,8 @@
       </w:r>
       <w:r>
         <w:rPr>
-          <w:i/>
-          <w:iCs/>
+          <w:iCs/>
+          <w:i/>
         </w:rPr>
         <w:t xml:space="preserve">TSHR</w:t>
       </w:r>
@@ -524,8 +540,8 @@
       </w:r>
       <w:r>
         <w:rPr>
-          <w:i/>
-          <w:iCs/>
+          <w:iCs/>
+          <w:i/>
         </w:rPr>
         <w:t xml:space="preserve">IGF1R</w:t>
       </w:r>
@@ -540,8 +556,8 @@
       </w:r>
       <w:r>
         <w:rPr>
-          <w:i/>
-          <w:iCs/>
+          <w:iCs/>
+          <w:i/>
         </w:rPr>
         <w:t xml:space="preserve">CTLA4</w:t>
       </w:r>
@@ -549,8 +565,8 @@
         <w:t xml:space="preserve">. Our primary question was whether genetically proxied expression was associated with GD and supported by a shared expression–disease variant. We then assessed broader hyperthyroidism and a Graves ophthalmopathy outcome. The study was designed to inform interpretation of genetic target evidence; it did not test a treatment or directly compare GD patients with and without TED.</w:t>
       </w:r>
     </w:p>
-    <w:bookmarkEnd w:id="10"/>
-    <w:bookmarkStart w:id="14" w:name="methods"/>
+    <w:bookmarkEnd w:id="21"/>
+    <w:bookmarkStart w:id="25" w:name="methods"/>
     <w:p>
       <w:pPr>
         <w:pStyle w:val="Heading2"/>
@@ -560,7 +576,7 @@
         <w:t xml:space="preserve">Methods</w:t>
       </w:r>
     </w:p>
-    <w:bookmarkStart w:id="11" w:name="study-design-and-data-sources"/>
+    <w:bookmarkStart w:id="22" w:name="study-design-and-data-sources"/>
     <w:p>
       <w:pPr>
         <w:pStyle w:val="Heading3"/>
@@ -592,8 +608,8 @@
       </w:r>
       <w:r>
         <w:rPr>
-          <w:i/>
-          <w:iCs/>
+          <w:iCs/>
+          <w:i/>
         </w:rPr>
         <w:t xml:space="preserve">TSHR</w:t>
       </w:r>
@@ -605,8 +621,8 @@
       </w:r>
       <w:r>
         <w:rPr>
-          <w:i/>
-          <w:iCs/>
+          <w:iCs/>
+          <w:i/>
         </w:rPr>
         <w:t xml:space="preserve">IGF1R</w:t>
       </w:r>
@@ -621,8 +637,8 @@
       </w:r>
       <w:r>
         <w:rPr>
-          <w:i/>
-          <w:iCs/>
+          <w:iCs/>
+          <w:i/>
         </w:rPr>
         <w:t xml:space="preserve">CTLA4</w:t>
       </w:r>
@@ -633,8 +649,8 @@
         <w:t xml:space="preserve">on biological and therapeutic grounds and evaluated them across all outcomes, regardless of discovery significance.</w:t>
       </w:r>
     </w:p>
-    <w:bookmarkEnd w:id="11"/>
-    <w:bookmarkStart w:id="12" w:name="Xde7a4c9df51558d6765a0c038cc491bef2cf2e0"/>
+    <w:bookmarkEnd w:id="22"/>
+    <w:bookmarkStart w:id="23" w:name="Xde7a4c9df51558d6765a0c038cc491bef2cf2e0"/>
     <w:p>
       <w:pPr>
         <w:pStyle w:val="Heading3"/>
@@ -657,8 +673,8 @@
       </w:r>
       <w:r>
         <w:rPr>
-          <w:i/>
-          <w:iCs/>
+          <w:iCs/>
+          <w:i/>
         </w:rPr>
         <w:t xml:space="preserve">P</w:t>
       </w:r>
@@ -682,8 +698,8 @@
       </w:r>
       <w:r>
         <w:rPr>
-          <w:i/>
-          <w:iCs/>
+          <w:iCs/>
+          <w:i/>
         </w:rPr>
         <w:t xml:space="preserve">P</w:t>
       </w:r>
@@ -698,8 +714,8 @@
       </w:r>
       <w:r>
         <w:rPr>
-          <w:i/>
-          <w:iCs/>
+          <w:iCs/>
+          <w:i/>
         </w:rPr>
         <w:t xml:space="preserve">P</w:t>
       </w:r>
@@ -714,8 +730,8 @@
       </w:r>
       <w:r>
         <w:rPr>
-          <w:i/>
-          <w:iCs/>
+          <w:iCs/>
+          <w:i/>
         </w:rPr>
         <w:t xml:space="preserve">P</w:t>
       </w:r>
@@ -732,15 +748,31 @@
         <w:widowControl/>
       </w:pPr>
       <w:r>
-        <w:t xml:space="preserve">MR interpretation requires that instruments predict expression, are not associated with confounders, and do not affect disease through other pathways. Neither a small P value nor colocalization proves these assumptions. Single-instrument results, including</w:t>
-      </w:r>
-      <w:r>
-        <w:t xml:space="preserve"> </w:t>
-      </w:r>
-      <w:r>
-        <w:rPr>
-          <w:i/>
-          <w:iCs/>
+        <w:t xml:space="preserve">MR interpretation requires that instruments predict expression, are not associated with confounders, and do not affect disease through other pathways. Neither a small</w:t>
+      </w:r>
+      <w:r>
+        <w:t xml:space="preserve"> </w:t>
+      </w:r>
+      <w:r>
+        <w:rPr>
+          <w:iCs/>
+          <w:i/>
+        </w:rPr>
+        <w:t xml:space="preserve">P</w:t>
+      </w:r>
+      <w:r>
+        <w:t xml:space="preserve"> </w:t>
+      </w:r>
+      <w:r>
+        <w:t xml:space="preserve">value nor colocalization proves these assumptions. Single-instrument results, including</w:t>
+      </w:r>
+      <w:r>
+        <w:t xml:space="preserve"> </w:t>
+      </w:r>
+      <w:r>
+        <w:rPr>
+          <w:iCs/>
+          <w:i/>
         </w:rPr>
         <w:t xml:space="preserve">TSHR</w:t>
       </w:r>
@@ -748,8 +780,8 @@
         <w:t xml:space="preserve">, cannot undergo instrument-based tests of pleiotropy. We did not perform a formal genetic directionality test [22]. The reporting checklist records other analyses that were unavailable or not undertaken.</w:t>
       </w:r>
     </w:p>
-    <w:bookmarkEnd w:id="12"/>
-    <w:bookmarkStart w:id="13" w:name="X9c48849c333067de336037a4d699e4422c93481"/>
+    <w:bookmarkEnd w:id="23"/>
+    <w:bookmarkStart w:id="24" w:name="X9c48849c333067de336037a4d699e4422c93481"/>
     <w:p>
       <w:pPr>
         <w:pStyle w:val="Heading3"/>
@@ -765,7 +797,23 @@
         <w:widowControl/>
       </w:pPr>
       <w:r>
-        <w:t xml:space="preserve">For the three selected genes and six additional candidates, colocalization assessed whether gene expression and disease shared a genetic variant [8]. We considered a shared-variant posterior probability of at least 0.80 to provide strong support. This probability is a model-based measure of support, not a P value. We report it alongside the MR results and tested more conservative assumptions (Table S2) [23]. The model assumes at most one causal variant per trait in the region; full model details and all probabilities are supplied in Supplementary Methods and Supplementary Data 3.</w:t>
+        <w:t xml:space="preserve">For the three selected genes and six additional candidates, colocalization assessed whether gene expression and disease shared a genetic variant [8]. We considered a shared-variant posterior probability of at least 0.80 to provide strong support. This probability is a model-based measure of support, not a</w:t>
+      </w:r>
+      <w:r>
+        <w:t xml:space="preserve"> </w:t>
+      </w:r>
+      <w:r>
+        <w:rPr>
+          <w:iCs/>
+          <w:i/>
+        </w:rPr>
+        <w:t xml:space="preserve">P</w:t>
+      </w:r>
+      <w:r>
+        <w:t xml:space="preserve"> </w:t>
+      </w:r>
+      <w:r>
+        <w:t xml:space="preserve">value. We report it alongside the MR results and tested more conservative assumptions (Table S2) [23]. The model assumes at most one causal variant per trait in the region; full model details and all probabilities are supplied in Supplementary Methods and Supplementary Data 3.</w:t>
       </w:r>
     </w:p>
     <w:p>
@@ -781,8 +829,8 @@
       </w:r>
       <w:r>
         <w:rPr>
-          <w:i/>
-          <w:iCs/>
+          <w:iCs/>
+          <w:i/>
         </w:rPr>
         <w:t xml:space="preserve">TSHR</w:t>
       </w:r>
@@ -799,7 +847,23 @@
         <w:widowControl/>
       </w:pPr>
       <w:r>
-        <w:t xml:space="preserve">A small orbital RNA-seq dataset comprising four TED samples and one control was retained solely as descriptive context (Figure S1). It did not contribute to gene selection or genetic conclusions, and no differential-expression P values were calculated for this manuscript. Technical replicates were combined at the biological-sample level.</w:t>
+        <w:t xml:space="preserve">A small orbital RNA-seq dataset comprising four TED samples and one control was retained solely as descriptive context (Figure S1). It did not contribute to gene selection or genetic conclusions, and no differential-expression</w:t>
+      </w:r>
+      <w:r>
+        <w:t xml:space="preserve"> </w:t>
+      </w:r>
+      <w:r>
+        <w:rPr>
+          <w:iCs/>
+          <w:i/>
+        </w:rPr>
+        <w:t xml:space="preserve">P</w:t>
+      </w:r>
+      <w:r>
+        <w:t xml:space="preserve"> </w:t>
+      </w:r>
+      <w:r>
+        <w:t xml:space="preserve">values were calculated for this manuscript. Technical replicates were combined at the biological-sample level.</w:t>
       </w:r>
     </w:p>
     <w:p>
@@ -811,9 +875,9 @@
         <w:t xml:space="preserve">Analyses used R 4.3.3, TwoSampleMR 0.7.4, coloc 5.2.3 and PLINK 1.9. Python reproduced the colocalization calculations for verification and frequency sensitivity. The instruments and complete numerical results are supplied in Supplementary Data 1–4. No prospective study registration was available.</w:t>
       </w:r>
     </w:p>
-    <w:bookmarkEnd w:id="13"/>
-    <w:bookmarkEnd w:id="14"/>
-    <w:bookmarkStart w:id="20" w:name="results"/>
+    <w:bookmarkEnd w:id="24"/>
+    <w:bookmarkEnd w:id="25"/>
+    <w:bookmarkStart w:id="31" w:name="results"/>
     <w:p>
       <w:pPr>
         <w:pStyle w:val="Heading2"/>
@@ -823,7 +887,7 @@
         <w:t xml:space="preserve">Results</w:t>
       </w:r>
     </w:p>
-    <w:bookmarkStart w:id="15" w:name="discovery-across-druggable-genes"/>
+    <w:bookmarkStart w:id="26" w:name="discovery-across-druggable-genes"/>
     <w:p>
       <w:pPr>
         <w:pStyle w:val="Heading3"/>
@@ -846,8 +910,8 @@
       </w:r>
       <w:r>
         <w:rPr>
-          <w:i/>
-          <w:iCs/>
+          <w:iCs/>
+          <w:i/>
         </w:rPr>
         <w:t xml:space="preserve">TSHR</w:t>
       </w:r>
@@ -859,8 +923,8 @@
       </w:r>
       <w:r>
         <w:rPr>
-          <w:i/>
-          <w:iCs/>
+          <w:iCs/>
+          <w:i/>
         </w:rPr>
         <w:t xml:space="preserve">CTLA4</w:t>
       </w:r>
@@ -868,8 +932,8 @@
         <w:t xml:space="preserve">, five genes in the major histocompatibility complex (MHC), and six additional candidates. The three biologically selected genes are compared in Table 2 and Figure 2.</w:t>
       </w:r>
     </w:p>
-    <w:bookmarkEnd w:id="15"/>
-    <w:bookmarkStart w:id="16" w:name="tshr"/>
+    <w:bookmarkEnd w:id="26"/>
+    <w:bookmarkStart w:id="27" w:name="tshr"/>
     <w:p>
       <w:pPr>
         <w:pStyle w:val="Heading3"/>
@@ -892,8 +956,8 @@
       </w:r>
       <w:r>
         <w:rPr>
-          <w:i/>
-          <w:iCs/>
+          <w:iCs/>
+          <w:i/>
         </w:rPr>
         <w:t xml:space="preserve">TSHR</w:t>
       </w:r>
@@ -908,8 +972,8 @@
       </w:r>
       <w:r>
         <w:rPr>
-          <w:i/>
-          <w:iCs/>
+          <w:iCs/>
+          <w:i/>
         </w:rPr>
         <w:t xml:space="preserve">P</w:t>
       </w:r>
@@ -924,8 +988,8 @@
       </w:r>
       <w:r>
         <w:rPr>
-          <w:i/>
-          <w:iCs/>
+          <w:iCs/>
+          <w:i/>
         </w:rPr>
         <w:t xml:space="preserve">P</w:t>
       </w:r>
@@ -940,8 +1004,8 @@
       </w:r>
       <w:r>
         <w:rPr>
-          <w:i/>
-          <w:iCs/>
+          <w:iCs/>
+          <w:i/>
         </w:rPr>
         <w:t xml:space="preserve">P</w:t>
       </w:r>
@@ -961,8 +1025,8 @@
         <w:t xml:space="preserve">Expression and disease showed strong shared-variant support in BBJ and FinnGen, with probabilities of 0.951 and 0.986, respectively. The leading variant was rs179252 in both. UKB did not show the same support (0.226), despite a strong MR association. Its expression and disease signals were more consistent with distinct linked variants. Thus, a highly significant MR result alone did not establish a shared genetic signal in every outcome.</w:t>
       </w:r>
     </w:p>
-    <w:bookmarkEnd w:id="16"/>
-    <w:bookmarkStart w:id="17" w:name="igf1r"/>
+    <w:bookmarkEnd w:id="27"/>
+    <w:bookmarkStart w:id="28" w:name="igf1r"/>
     <w:p>
       <w:pPr>
         <w:pStyle w:val="Heading3"/>
@@ -985,8 +1049,8 @@
       </w:r>
       <w:r>
         <w:rPr>
-          <w:i/>
-          <w:iCs/>
+          <w:iCs/>
+          <w:i/>
         </w:rPr>
         <w:t xml:space="preserve">IGF1R</w:t>
       </w:r>
@@ -1001,8 +1065,8 @@
       </w:r>
       <w:r>
         <w:rPr>
-          <w:i/>
-          <w:iCs/>
+          <w:iCs/>
+          <w:i/>
         </w:rPr>
         <w:t xml:space="preserve">P</w:t>
       </w:r>
@@ -1017,8 +1081,8 @@
       </w:r>
       <w:r>
         <w:rPr>
-          <w:i/>
-          <w:iCs/>
+          <w:iCs/>
+          <w:i/>
         </w:rPr>
         <w:t xml:space="preserve">P</w:t>
       </w:r>
@@ -1033,8 +1097,8 @@
       </w:r>
       <w:r>
         <w:rPr>
-          <w:i/>
-          <w:iCs/>
+          <w:iCs/>
+          <w:i/>
         </w:rPr>
         <w:t xml:space="preserve">P</w:t>
       </w:r>
@@ -1058,8 +1122,8 @@
       </w:r>
       <w:r>
         <w:rPr>
-          <w:i/>
-          <w:iCs/>
+          <w:iCs/>
+          <w:i/>
         </w:rPr>
         <w:t xml:space="preserve">IGF1R</w:t>
       </w:r>
@@ -1074,8 +1138,8 @@
       </w:r>
       <w:r>
         <w:rPr>
-          <w:i/>
-          <w:iCs/>
+          <w:iCs/>
+          <w:i/>
         </w:rPr>
         <w:t xml:space="preserve">TSHR</w:t>
       </w:r>
@@ -1090,8 +1154,8 @@
       </w:r>
       <w:r>
         <w:rPr>
-          <w:i/>
-          <w:iCs/>
+          <w:iCs/>
+          <w:i/>
         </w:rPr>
         <w:t xml:space="preserve">IGF1R</w:t>
       </w:r>
@@ -1102,8 +1166,8 @@
         <w:t xml:space="preserve">has no inherited contribution.</w:t>
       </w:r>
     </w:p>
-    <w:bookmarkEnd w:id="17"/>
-    <w:bookmarkStart w:id="18" w:name="ctla4-and-additional-candidates"/>
+    <w:bookmarkEnd w:id="28"/>
+    <w:bookmarkStart w:id="29" w:name="ctla4-and-additional-candidates"/>
     <w:p>
       <w:pPr>
         <w:pStyle w:val="Heading3"/>
@@ -1126,8 +1190,8 @@
       </w:r>
       <w:r>
         <w:rPr>
-          <w:i/>
-          <w:iCs/>
+          <w:iCs/>
+          <w:i/>
         </w:rPr>
         <w:t xml:space="preserve">CTLA4</w:t>
       </w:r>
@@ -1142,8 +1206,8 @@
       </w:r>
       <w:r>
         <w:rPr>
-          <w:i/>
-          <w:iCs/>
+          <w:iCs/>
+          <w:i/>
         </w:rPr>
         <w:t xml:space="preserve">P</w:t>
       </w:r>
@@ -1155,8 +1219,8 @@
       </w:r>
       <w:r>
         <w:rPr>
-          <w:i/>
-          <w:iCs/>
+          <w:iCs/>
+          <w:i/>
         </w:rPr>
         <w:t xml:space="preserve">P</w:t>
       </w:r>
@@ -1168,8 +1232,8 @@
       </w:r>
       <w:r>
         <w:rPr>
-          <w:i/>
-          <w:iCs/>
+          <w:iCs/>
+          <w:i/>
         </w:rPr>
         <w:t xml:space="preserve">P</w:t>
       </w:r>
@@ -1184,8 +1248,8 @@
       </w:r>
       <w:r>
         <w:rPr>
-          <w:i/>
-          <w:iCs/>
+          <w:iCs/>
+          <w:i/>
         </w:rPr>
         <w:t xml:space="preserve">CTLA4</w:t>
       </w:r>
@@ -1209,8 +1273,8 @@
       </w:r>
       <w:r>
         <w:rPr>
-          <w:i/>
-          <w:iCs/>
+          <w:iCs/>
+          <w:i/>
         </w:rPr>
         <w:t xml:space="preserve">TNFSF14</w:t>
       </w:r>
@@ -1225,8 +1289,8 @@
       </w:r>
       <w:r>
         <w:rPr>
-          <w:i/>
-          <w:iCs/>
+          <w:iCs/>
+          <w:i/>
         </w:rPr>
         <w:t xml:space="preserve">IFNGR1</w:t>
       </w:r>
@@ -1241,8 +1305,8 @@
       </w:r>
       <w:r>
         <w:rPr>
-          <w:i/>
-          <w:iCs/>
+          <w:iCs/>
+          <w:i/>
         </w:rPr>
         <w:t xml:space="preserve">TNFSF14</w:t>
       </w:r>
@@ -1254,8 +1318,8 @@
       </w:r>
       <w:r>
         <w:rPr>
-          <w:i/>
-          <w:iCs/>
+          <w:iCs/>
+          <w:i/>
         </w:rPr>
         <w:t xml:space="preserve">P</w:t>
       </w:r>
@@ -1266,8 +1330,8 @@
         <w:t xml:space="preserve">= 0.0056); the absence of colocalization in that outcome was not an absence of association. The three neighbouring chromosome 16p11.2 hits were consistent with one regional signal rather than three independent findings. All 13 discovery estimates and their classification are shown in Table 3; full comparisons are in Supplementary Data 2–3.</w:t>
       </w:r>
     </w:p>
-    <w:bookmarkEnd w:id="18"/>
-    <w:bookmarkStart w:id="19" w:name="robustness-and-detectable-effects"/>
+    <w:bookmarkEnd w:id="29"/>
+    <w:bookmarkStart w:id="30" w:name="robustness-and-detectable-effects"/>
     <w:p>
       <w:pPr>
         <w:pStyle w:val="Heading3"/>
@@ -1290,8 +1354,8 @@
       </w:r>
       <w:r>
         <w:rPr>
-          <w:i/>
-          <w:iCs/>
+          <w:iCs/>
+          <w:i/>
         </w:rPr>
         <w:t xml:space="preserve">IGF1R</w:t>
       </w:r>
@@ -1303,8 +1367,8 @@
       </w:r>
       <w:r>
         <w:rPr>
-          <w:i/>
-          <w:iCs/>
+          <w:iCs/>
+          <w:i/>
         </w:rPr>
         <w:t xml:space="preserve">P</w:t>
       </w:r>
@@ -1316,8 +1380,8 @@
       </w:r>
       <w:r>
         <w:rPr>
-          <w:i/>
-          <w:iCs/>
+          <w:iCs/>
+          <w:i/>
         </w:rPr>
         <w:t xml:space="preserve">P</w:t>
       </w:r>
@@ -1332,8 +1396,8 @@
       </w:r>
       <w:r>
         <w:rPr>
-          <w:i/>
-          <w:iCs/>
+          <w:iCs/>
+          <w:i/>
         </w:rPr>
         <w:t xml:space="preserve">TSHR</w:t>
       </w:r>
@@ -1353,9 +1417,9 @@
         <w:t xml:space="preserve">The screen had limited ability to detect smaller associations. At 80% power, only 14.6% of estimable BBJ genes could detect an OR of 1.5 at the discovery threshold; this decreased to 12.5% with cohort frequencies. The corresponding proportions for an OR of 2.0 were 35.6% and 34.2% (Table S4). These calculations describe MR association detection, not the probability of passing the complete colocalization filter. Failure to identify an additional candidate does not exclude moderate or other undetected genetic effects.</w:t>
       </w:r>
     </w:p>
-    <w:bookmarkEnd w:id="19"/>
-    <w:bookmarkEnd w:id="20"/>
-    <w:bookmarkStart w:id="21" w:name="discussion"/>
+    <w:bookmarkEnd w:id="30"/>
+    <w:bookmarkEnd w:id="31"/>
+    <w:bookmarkStart w:id="32" w:name="discussion"/>
     <w:p>
       <w:pPr>
         <w:pStyle w:val="Heading2"/>
@@ -1378,8 +1442,8 @@
       </w:r>
       <w:r>
         <w:rPr>
-          <w:i/>
-          <w:iCs/>
+          <w:iCs/>
+          <w:i/>
         </w:rPr>
         <w:t xml:space="preserve">TSHR</w:t>
       </w:r>
@@ -1394,8 +1458,8 @@
       </w:r>
       <w:r>
         <w:rPr>
-          <w:i/>
-          <w:iCs/>
+          <w:iCs/>
+          <w:i/>
         </w:rPr>
         <w:t xml:space="preserve">IGF1R</w:t>
       </w:r>
@@ -1410,8 +1474,8 @@
       </w:r>
       <w:r>
         <w:rPr>
-          <w:i/>
-          <w:iCs/>
+          <w:iCs/>
+          <w:i/>
         </w:rPr>
         <w:t xml:space="preserve">TSHR</w:t>
       </w:r>
@@ -1426,8 +1490,8 @@
       </w:r>
       <w:r>
         <w:rPr>
-          <w:i/>
-          <w:iCs/>
+          <w:iCs/>
+          <w:i/>
         </w:rPr>
         <w:t xml:space="preserve">IGF1R</w:t>
       </w:r>
@@ -1451,8 +1515,8 @@
       </w:r>
       <w:r>
         <w:rPr>
-          <w:i/>
-          <w:iCs/>
+          <w:iCs/>
+          <w:i/>
         </w:rPr>
         <w:t xml:space="preserve">IGF1R</w:t>
       </w:r>
@@ -1467,8 +1531,8 @@
       </w:r>
       <w:r>
         <w:rPr>
-          <w:i/>
-          <w:iCs/>
+          <w:iCs/>
+          <w:i/>
         </w:rPr>
         <w:t xml:space="preserve">TSHR</w:t>
       </w:r>
@@ -1480,8 +1544,8 @@
       </w:r>
       <w:r>
         <w:rPr>
-          <w:i/>
-          <w:iCs/>
+          <w:iCs/>
+          <w:i/>
         </w:rPr>
         <w:t xml:space="preserve">IGF1R</w:t>
       </w:r>
@@ -1505,8 +1569,8 @@
       </w:r>
       <w:r>
         <w:rPr>
-          <w:i/>
-          <w:iCs/>
+          <w:iCs/>
+          <w:i/>
         </w:rPr>
         <w:t xml:space="preserve">TSHR</w:t>
       </w:r>
@@ -1523,15 +1587,31 @@
         <w:widowControl/>
       </w:pPr>
       <w:r>
-        <w:t xml:space="preserve">The results also show why P values must be interpreted with the study design and supporting evidence.</w:t>
-      </w:r>
-      <w:r>
-        <w:t xml:space="preserve"> </w:t>
-      </w:r>
-      <w:r>
-        <w:rPr>
-          <w:i/>
-          <w:iCs/>
+        <w:t xml:space="preserve">The results also show why</w:t>
+      </w:r>
+      <w:r>
+        <w:t xml:space="preserve"> </w:t>
+      </w:r>
+      <w:r>
+        <w:rPr>
+          <w:iCs/>
+          <w:i/>
+        </w:rPr>
+        <w:t xml:space="preserve">P</w:t>
+      </w:r>
+      <w:r>
+        <w:t xml:space="preserve"> </w:t>
+      </w:r>
+      <w:r>
+        <w:t xml:space="preserve">values must be interpreted with the study design and supporting evidence.</w:t>
+      </w:r>
+      <w:r>
+        <w:t xml:space="preserve"> </w:t>
+      </w:r>
+      <w:r>
+        <w:rPr>
+          <w:iCs/>
+          <w:i/>
         </w:rPr>
         <w:t xml:space="preserve">TSHR</w:t>
       </w:r>
@@ -1539,15 +1619,31 @@
         <w:t xml:space="preserve"> </w:t>
       </w:r>
       <w:r>
-        <w:t xml:space="preserve">had a very small UKB MR P value, yet its expression and disease signals did not colocalize under the tested model.</w:t>
-      </w:r>
-      <w:r>
-        <w:t xml:space="preserve"> </w:t>
-      </w:r>
-      <w:r>
-        <w:rPr>
-          <w:i/>
-          <w:iCs/>
+        <w:t xml:space="preserve">had a very small UKB MR</w:t>
+      </w:r>
+      <w:r>
+        <w:t xml:space="preserve"> </w:t>
+      </w:r>
+      <w:r>
+        <w:rPr>
+          <w:iCs/>
+          <w:i/>
+        </w:rPr>
+        <w:t xml:space="preserve">P</w:t>
+      </w:r>
+      <w:r>
+        <w:t xml:space="preserve"> </w:t>
+      </w:r>
+      <w:r>
+        <w:t xml:space="preserve">value, yet its expression and disease signals did not colocalize under the tested model.</w:t>
+      </w:r>
+      <w:r>
+        <w:t xml:space="preserve"> </w:t>
+      </w:r>
+      <w:r>
+        <w:rPr>
+          <w:iCs/>
+          <w:i/>
         </w:rPr>
         <w:t xml:space="preserve">IGF1R</w:t>
       </w:r>
@@ -1555,15 +1651,31 @@
         <w:t xml:space="preserve"> </w:t>
       </w:r>
       <w:r>
-        <w:t xml:space="preserve">had P values below 0.05 in two outcomes, but these were exploratory associations after a genome-wide druggable-gene screen.</w:t>
-      </w:r>
-      <w:r>
-        <w:t xml:space="preserve"> </w:t>
-      </w:r>
-      <w:r>
-        <w:rPr>
-          <w:i/>
-          <w:iCs/>
+        <w:t xml:space="preserve">had</w:t>
+      </w:r>
+      <w:r>
+        <w:t xml:space="preserve"> </w:t>
+      </w:r>
+      <w:r>
+        <w:rPr>
+          <w:iCs/>
+          <w:i/>
+        </w:rPr>
+        <w:t xml:space="preserve">P</w:t>
+      </w:r>
+      <w:r>
+        <w:t xml:space="preserve"> </w:t>
+      </w:r>
+      <w:r>
+        <w:t xml:space="preserve">values below 0.05 in two outcomes, but these were exploratory associations after a genome-wide druggable-gene screen.</w:t>
+      </w:r>
+      <w:r>
+        <w:t xml:space="preserve"> </w:t>
+      </w:r>
+      <w:r>
+        <w:rPr>
+          <w:iCs/>
+          <w:i/>
         </w:rPr>
         <w:t xml:space="preserve">CTLA4</w:t>
       </w:r>
@@ -1605,8 +1717,8 @@
       </w:r>
       <w:r>
         <w:rPr>
-          <w:i/>
-          <w:iCs/>
+          <w:iCs/>
+          <w:i/>
         </w:rPr>
         <w:t xml:space="preserve">TSHR</w:t>
       </w:r>
@@ -1621,8 +1733,8 @@
       </w:r>
       <w:r>
         <w:rPr>
-          <w:i/>
-          <w:iCs/>
+          <w:iCs/>
+          <w:i/>
         </w:rPr>
         <w:t xml:space="preserve">TSHR</w:t>
       </w:r>
@@ -1646,8 +1758,8 @@
       </w:r>
       <w:r>
         <w:rPr>
-          <w:i/>
-          <w:iCs/>
+          <w:iCs/>
+          <w:i/>
         </w:rPr>
         <w:t xml:space="preserve">TSHR</w:t>
       </w:r>
@@ -1671,8 +1783,8 @@
       </w:r>
       <w:r>
         <w:rPr>
-          <w:i/>
-          <w:iCs/>
+          <w:iCs/>
+          <w:i/>
         </w:rPr>
         <w:t xml:space="preserve">TSHR</w:t>
       </w:r>
@@ -1687,8 +1799,8 @@
       </w:r>
       <w:r>
         <w:rPr>
-          <w:i/>
-          <w:iCs/>
+          <w:iCs/>
+          <w:i/>
         </w:rPr>
         <w:t xml:space="preserve">IGF1R</w:t>
       </w:r>
@@ -1699,8 +1811,8 @@
         <w:t xml:space="preserve">was weaker and inconclusive. The findings help distinguish genetic susceptibility evidence from evidence of therapeutic efficacy. Confirmation in ancestry-matched data, relevant cell types and a direct comparison of GD patients with and without TED would be needed to clarify mechanisms and eye-disease specificity.</w:t>
       </w:r>
     </w:p>
-    <w:bookmarkEnd w:id="21"/>
-    <w:bookmarkStart w:id="22" w:name="declarations"/>
+    <w:bookmarkEnd w:id="32"/>
+    <w:bookmarkStart w:id="33" w:name="declarations"/>
     <w:p>
       <w:pPr>
         <w:pStyle w:val="Heading2"/>
@@ -1717,16 +1829,35 @@
       </w:pPr>
       <w:r>
         <w:rPr>
+          <w:bCs/>
           <w:b/>
+        </w:rPr>
+        <w:t xml:space="preserve">Funding.</w:t>
+      </w:r>
+      <w:r>
+        <w:t xml:space="preserve"> </w:t>
+      </w:r>
+      <w:r>
+        <w:t xml:space="preserve">This research received no specific grant from any funding agency in the public, commercial, or not-for-profit sectors.</w:t>
+      </w:r>
+    </w:p>
+    <w:p>
+      <w:pPr>
+        <w:pStyle w:val="BodyText"/>
+        <w:widowControl/>
+      </w:pPr>
+      <w:r>
+        <w:rPr>
           <w:bCs/>
-        </w:rPr>
-        <w:t xml:space="preserve">Funding.</w:t>
-      </w:r>
-      <w:r>
-        <w:t xml:space="preserve"> </w:t>
-      </w:r>
-      <w:r>
-        <w:t xml:space="preserve">This research received no specific grant from any funding agency in the public, commercial, or not-for-profit sectors.</w:t>
+          <w:b/>
+        </w:rPr>
+        <w:t xml:space="preserve">Conflict of interest.</w:t>
+      </w:r>
+      <w:r>
+        <w:t xml:space="preserve"> </w:t>
+      </w:r>
+      <w:r>
+        <w:t xml:space="preserve">The authors declare that they have no conflict of interest.</w:t>
       </w:r>
     </w:p>
     <w:p>
@@ -1736,16 +1867,35 @@
       </w:pPr>
       <w:r>
         <w:rPr>
+          <w:bCs/>
           <w:b/>
+        </w:rPr>
+        <w:t xml:space="preserve">Ethics approval.</w:t>
+      </w:r>
+      <w:r>
+        <w:t xml:space="preserve"> </w:t>
+      </w:r>
+      <w:r>
+        <w:t xml:space="preserve">This study used publicly available, de-identified summary statistics and an institutionally approved orbital tissue dataset. The in-house orbital transcriptomic component was approved by the Institutional Review Board of Pusan National University Hospital (approval number 2104-018-102) and was conducted in accordance with the Declaration of Helsinki.</w:t>
+      </w:r>
+    </w:p>
+    <w:p>
+      <w:pPr>
+        <w:pStyle w:val="BodyText"/>
+        <w:widowControl/>
+      </w:pPr>
+      <w:r>
+        <w:rPr>
           <w:bCs/>
-        </w:rPr>
-        <w:t xml:space="preserve">Conflict of interest.</w:t>
-      </w:r>
-      <w:r>
-        <w:t xml:space="preserve"> </w:t>
-      </w:r>
-      <w:r>
-        <w:t xml:space="preserve">The authors declare that they have no conflict of interest.</w:t>
+          <w:b/>
+        </w:rPr>
+        <w:t xml:space="preserve">Informed consent.</w:t>
+      </w:r>
+      <w:r>
+        <w:t xml:space="preserve"> </w:t>
+      </w:r>
+      <w:r>
+        <w:t xml:space="preserve">Written informed consent was obtained from all individual participants included in the in-house orbital tissue study.</w:t>
       </w:r>
     </w:p>
     <w:p>
@@ -1755,16 +1905,48 @@
       </w:pPr>
       <w:r>
         <w:rPr>
+          <w:bCs/>
           <w:b/>
+        </w:rPr>
+        <w:t xml:space="preserve">Data availability.</w:t>
+      </w:r>
+      <w:r>
+        <w:t xml:space="preserve"> </w:t>
+      </w:r>
+      <w:r>
+        <w:t xml:space="preserve">Instruments, primary MR and colocalization results, and frequency-sensitivity results are supplied as Supplementary Data 1–4. Analysis code is available from the corresponding author on reasonable request. Public summary statistics analyzed in this study are available from their original repositories: blood</w:t>
+      </w:r>
+      <w:r>
+        <w:t xml:space="preserve"> </w:t>
+      </w:r>
+      <w:r>
+        <w:rPr>
+          <w:iCs/>
+          <w:i/>
+        </w:rPr>
+        <w:t xml:space="preserve">cis</w:t>
+      </w:r>
+      <w:r>
+        <w:t xml:space="preserve">-eQTL data from the eQTLGen Consortium, the Biobank Japan Graves disease and UK Biobank hyperthyroidism genome-wide association statistics through the GWAS Catalog, and the FinnGen Release 12 Graves ophthalmopathy statistics from FinnGen. The in-house orbital RNA-seq data are available from the corresponding author on reasonable request, subject to institutional and ethical restrictions.</w:t>
+      </w:r>
+    </w:p>
+    <w:p>
+      <w:pPr>
+        <w:pStyle w:val="BodyText"/>
+        <w:widowControl/>
+      </w:pPr>
+      <w:r>
+        <w:rPr>
           <w:bCs/>
-        </w:rPr>
-        <w:t xml:space="preserve">Ethics approval.</w:t>
-      </w:r>
-      <w:r>
-        <w:t xml:space="preserve"> </w:t>
-      </w:r>
-      <w:r>
-        <w:t xml:space="preserve">This study used publicly available, de-identified summary statistics and an institutionally approved orbital tissue dataset. The in-house orbital transcriptomic component was approved by the Institutional Review Board of Pusan National University Hospital (approval number 2104-018-102) and was conducted in accordance with the Declaration of Helsinki.</w:t>
+          <w:b/>
+        </w:rPr>
+        <w:t xml:space="preserve">Author contributions.</w:t>
+      </w:r>
+      <w:r>
+        <w:t xml:space="preserve"> </w:t>
+      </w:r>
+      <w:r>
+        <w:t xml:space="preserve">J.P. conceived and designed the study, performed the analyses, and drafted the manuscript. M.-S.K. contributed to data collection and interpretation. K.-H.S. and S.-W.Y. supervised the study and revised the manuscript.</w:t>
       </w:r>
     </w:p>
     <w:p>
@@ -1774,78 +1956,8 @@
       </w:pPr>
       <w:r>
         <w:rPr>
+          <w:bCs/>
           <w:b/>
-          <w:bCs/>
-        </w:rPr>
-        <w:t xml:space="preserve">Informed consent.</w:t>
-      </w:r>
-      <w:r>
-        <w:t xml:space="preserve"> </w:t>
-      </w:r>
-      <w:r>
-        <w:t xml:space="preserve">Written informed consent was obtained from all individual participants included in the in-house orbital tissue study.</w:t>
-      </w:r>
-    </w:p>
-    <w:p>
-      <w:pPr>
-        <w:pStyle w:val="BodyText"/>
-        <w:widowControl/>
-      </w:pPr>
-      <w:r>
-        <w:rPr>
-          <w:b/>
-          <w:bCs/>
-        </w:rPr>
-        <w:t xml:space="preserve">Data availability.</w:t>
-      </w:r>
-      <w:r>
-        <w:t xml:space="preserve"> </w:t>
-      </w:r>
-      <w:r>
-        <w:t xml:space="preserve">Instruments, primary MR and colocalization results, and frequency-sensitivity results are supplied as Supplementary Data 1–4. Analysis code is available from the corresponding author on reasonable request. Public summary statistics analyzed in this study are available from their original repositories: blood</w:t>
-      </w:r>
-      <w:r>
-        <w:t xml:space="preserve"> </w:t>
-      </w:r>
-      <w:r>
-        <w:rPr>
-          <w:i/>
-          <w:iCs/>
-        </w:rPr>
-        <w:t xml:space="preserve">cis</w:t>
-      </w:r>
-      <w:r>
-        <w:t xml:space="preserve">-eQTL data from the eQTLGen Consortium, the Biobank Japan Graves disease and UK Biobank hyperthyroidism genome-wide association statistics through the GWAS Catalog, and the FinnGen Release 12 Graves ophthalmopathy statistics from FinnGen. The in-house orbital RNA-seq data are available from the corresponding author on reasonable request, subject to institutional and ethical restrictions.</w:t>
-      </w:r>
-    </w:p>
-    <w:p>
-      <w:pPr>
-        <w:pStyle w:val="BodyText"/>
-        <w:widowControl/>
-      </w:pPr>
-      <w:r>
-        <w:rPr>
-          <w:b/>
-          <w:bCs/>
-        </w:rPr>
-        <w:t xml:space="preserve">Author contributions.</w:t>
-      </w:r>
-      <w:r>
-        <w:t xml:space="preserve"> </w:t>
-      </w:r>
-      <w:r>
-        <w:t xml:space="preserve">J.P. conceived and designed the study, performed the analyses, and drafted the manuscript. M.-S.K. contributed to data collection and interpretation. K.-H.S. and S.-W.Y. supervised the study and revised the manuscript.</w:t>
-      </w:r>
-    </w:p>
-    <w:p>
-      <w:pPr>
-        <w:pStyle w:val="BodyText"/>
-        <w:widowControl/>
-      </w:pPr>
-      <w:r>
-        <w:rPr>
-          <w:b/>
-          <w:bCs/>
         </w:rPr>
         <w:t xml:space="preserve">Acknowledgements.</w:t>
       </w:r>
@@ -1856,8 +1968,8 @@
         <w:t xml:space="preserve">We thank the eQTLGen Consortium, Biobank Japan, the UK Biobank, and the FinnGen study and its participants for making their summary statistics publicly available. We acknowledge the GWAS Catalog for hosting and distributing the genome-wide association summary statistics used as outcome data.</w:t>
       </w:r>
     </w:p>
-    <w:bookmarkEnd w:id="22"/>
-    <w:bookmarkStart w:id="23" w:name="references"/>
+    <w:bookmarkEnd w:id="33"/>
+    <w:bookmarkStart w:id="34" w:name="references"/>
     <w:p>
       <w:pPr>
         <w:pStyle w:val="Heading2"/>
@@ -2180,8 +2292,8 @@
         <w:t xml:space="preserve">Nelson MR, Tipney H, Painter JL, Shen J, Nicoletti P, Shen Y, Floratos A, Sham PC, Li MJ, Wang J, et al. The support of human genetic evidence for approved drug indications. Nat Genet. 2015;47:856-860. doi:10.1038/ng.3314.</w:t>
       </w:r>
     </w:p>
-    <w:bookmarkEnd w:id="23"/>
-    <w:bookmarkStart w:id="24" w:name="figure-legends"/>
+    <w:bookmarkEnd w:id="34"/>
+    <w:bookmarkStart w:id="35" w:name="figure-legends"/>
     <w:p>
       <w:pPr>
         <w:pStyle w:val="Heading2"/>
@@ -2199,27 +2311,43 @@
       </w:pPr>
       <w:r>
         <w:rPr>
+          <w:bCs/>
           <w:b/>
+        </w:rPr>
+        <w:t xml:space="preserve">Figure 1. Study design and discovery flow.</w:t>
+      </w:r>
+      <w:r>
+        <w:t xml:space="preserve"> </w:t>
+      </w:r>
+      <w:r>
+        <w:t xml:space="preserve">Genes with independent blood-expression instruments were evaluated across the outcome hierarchy. The discovery threshold was</w:t>
+      </w:r>
+      <w:r>
+        <w:t xml:space="preserve"> </w:t>
+      </w:r>
+      <w:r>
+        <w:rPr>
+          <w:iCs/>
+          <w:i/>
+        </w:rPr>
+        <w:t xml:space="preserve">P</w:t>
+      </w:r>
+      <w:r>
+        <w:t xml:space="preserve"> </w:t>
+      </w:r>
+      <w:r>
+        <w:t xml:space="preserve">&lt; 0.05/2,544. Thirteen genes met this threshold; the six additional candidates were evaluated by colocalization, and none reached shared-variant support ≥0.80 in both BBJ and FinnGen. TSHR, IGF1R and CTLA4 were selected for detailed comparison on biological and therapeutic grounds, independently of screen significance.</w:t>
+      </w:r>
+    </w:p>
+    <w:p>
+      <w:pPr>
+        <w:pStyle w:val="BodyText"/>
+        <w:widowControl/>
+      </w:pPr>
+      <w:r>
+        <w:rPr>
           <w:bCs/>
-        </w:rPr>
-        <w:t xml:space="preserve">Figure 1. Study design and discovery flow.</w:t>
-      </w:r>
-      <w:r>
-        <w:t xml:space="preserve"> </w:t>
-      </w:r>
-      <w:r>
-        <w:t xml:space="preserve">Genes with independent blood-expression instruments were evaluated across the outcome hierarchy. The discovery threshold was P &lt; 0.05/2,544. Thirteen genes met this threshold; the six additional candidates were evaluated by colocalization, and none reached shared-variant support ≥0.80 in both BBJ and FinnGen. TSHR, IGF1R and CTLA4 were selected for detailed comparison on biological and therapeutic grounds, independently of screen significance.</w:t>
-      </w:r>
-    </w:p>
-    <w:p>
-      <w:pPr>
-        <w:pStyle w:val="BodyText"/>
-        <w:widowControl/>
-      </w:pPr>
-      <w:r>
-        <w:rPr>
           <w:b/>
-          <w:bCs/>
         </w:rPr>
         <w:t xml:space="preserve">Figure 2. Associations of the three selected genes with disease.</w:t>
       </w:r>
@@ -2227,20 +2355,33 @@
         <w:t xml:space="preserve"> </w:t>
       </w:r>
       <w:r>
-        <w:t xml:space="preserve">Points show primary ORs and horizontal lines their 95% CIs, with the exact displayed P values beside each estimate. The logarithmic OR axis has a reference line at 1. ORs refer to reconstructed genetically proxied blood expression, not treatment effects. All nine comparisons are included, including the non-significant IGF1R FinnGen result. Shared-variant support is reported separately in Table 2 and prior sensitivity in Table S2.</w:t>
-      </w:r>
-    </w:p>
-    <w:bookmarkEnd w:id="24"/>
-    <w:bookmarkStart w:id="25" w:name="tables"/>
+        <w:t xml:space="preserve">Points show primary ORs and horizontal lines their 95% CIs, with the exact displayed</w:t>
+      </w:r>
+      <w:r>
+        <w:t xml:space="preserve"> </w:t>
+      </w:r>
+      <w:r>
+        <w:rPr>
+          <w:iCs/>
+          <w:i/>
+        </w:rPr>
+        <w:t xml:space="preserve">P</w:t>
+      </w:r>
+      <w:r>
+        <w:t xml:space="preserve"> </w:t>
+      </w:r>
+      <w:r>
+        <w:t xml:space="preserve">values beside each estimate. The logarithmic OR axis has a reference line at 1. ORs refer to reconstructed genetically proxied blood expression, not treatment effects. All nine comparisons are included, including the non-significant IGF1R FinnGen result. Shared-variant support is reported separately in Table 2 and prior sensitivity in Table S2.</w:t>
+      </w:r>
+    </w:p>
+    <w:bookmarkEnd w:id="35"/>
+    <w:bookmarkStart w:id="36" w:name="tables"/>
     <w:p>
       <w:pPr>
         <w:sectPr>
           <w:footerReference w:type="default" r:id="rId9"/>
           <w:footerReference w:type="first" r:id="rId10"/>
           <w:footerReference w:type="even" r:id="rId11"/>
-          <w:footnotePr>
-            <w:numRestart w:val="eachSect"/>
-          </w:footnotePr>
           <w:type w:val="nextPage"/>
           <w:pgSz w:w="11909" w:h="16834"/>
           <w:pgMar w:left="1368" w:right="1368" w:top="1152" w:bottom="1152" w:header="432" w:footer="432"/>
@@ -2257,8 +2398,8 @@
       </w:pPr>
       <w:r>
         <w:rPr>
+          <w:bCs/>
           <w:b/>
-          <w:bCs/>
           <w:sz w:val="20"/>
         </w:rPr>
         <w:t xml:space="preserve">Table 1. Data sources and roles in the study</w:t>
@@ -2988,8 +3129,8 @@
       </w:pPr>
       <w:r>
         <w:rPr>
+          <w:bCs/>
           <w:b/>
-          <w:bCs/>
           <w:sz w:val="20"/>
         </w:rPr>
         <w:t xml:space="preserve">Table 2. Primary associations for the three selected genes</w:t>
@@ -3147,10 +3288,10 @@
             </w:pPr>
             <w:r>
               <w:rPr>
+                <w:iCs/>
                 <w:rFonts w:ascii="Times New Roman" w:hAnsi="Times New Roman"/>
                 <w:b/>
                 <w:i/>
-                <w:iCs/>
                 <w:sz w:val="20"/>
               </w:rPr>
               <w:t xml:space="preserve">P</w:t>
@@ -3225,9 +3366,9 @@
             </w:pPr>
             <w:r>
               <w:rPr>
+                <w:iCs/>
                 <w:rFonts w:ascii="Times New Roman" w:hAnsi="Times New Roman"/>
                 <w:i/>
-                <w:iCs/>
                 <w:sz w:val="20"/>
               </w:rPr>
               <w:t xml:space="preserve">TSHR</w:t>
@@ -3389,9 +3530,9 @@
             </w:pPr>
             <w:r>
               <w:rPr>
+                <w:iCs/>
                 <w:rFonts w:ascii="Times New Roman" w:hAnsi="Times New Roman"/>
                 <w:i/>
-                <w:iCs/>
                 <w:sz w:val="20"/>
               </w:rPr>
               <w:t xml:space="preserve">TSHR</w:t>
@@ -3553,9 +3694,9 @@
             </w:pPr>
             <w:r>
               <w:rPr>
+                <w:iCs/>
                 <w:rFonts w:ascii="Times New Roman" w:hAnsi="Times New Roman"/>
                 <w:i/>
-                <w:iCs/>
                 <w:sz w:val="20"/>
               </w:rPr>
               <w:t xml:space="preserve">TSHR</w:t>
@@ -3717,9 +3858,9 @@
             </w:pPr>
             <w:r>
               <w:rPr>
+                <w:iCs/>
                 <w:rFonts w:ascii="Times New Roman" w:hAnsi="Times New Roman"/>
                 <w:i/>
-                <w:iCs/>
                 <w:sz w:val="20"/>
               </w:rPr>
               <w:t xml:space="preserve">IGF1R</w:t>
@@ -3881,9 +4022,9 @@
             </w:pPr>
             <w:r>
               <w:rPr>
+                <w:iCs/>
                 <w:rFonts w:ascii="Times New Roman" w:hAnsi="Times New Roman"/>
                 <w:i/>
-                <w:iCs/>
                 <w:sz w:val="20"/>
               </w:rPr>
               <w:t xml:space="preserve">IGF1R</w:t>
@@ -4045,9 +4186,9 @@
             </w:pPr>
             <w:r>
               <w:rPr>
+                <w:iCs/>
                 <w:rFonts w:ascii="Times New Roman" w:hAnsi="Times New Roman"/>
                 <w:i/>
-                <w:iCs/>
                 <w:sz w:val="20"/>
               </w:rPr>
               <w:t xml:space="preserve">IGF1R</w:t>
@@ -4209,9 +4350,9 @@
             </w:pPr>
             <w:r>
               <w:rPr>
+                <w:iCs/>
                 <w:rFonts w:ascii="Times New Roman" w:hAnsi="Times New Roman"/>
                 <w:i/>
-                <w:iCs/>
                 <w:sz w:val="20"/>
               </w:rPr>
               <w:t xml:space="preserve">CTLA4</w:t>
@@ -4373,9 +4514,9 @@
             </w:pPr>
             <w:r>
               <w:rPr>
+                <w:iCs/>
                 <w:rFonts w:ascii="Times New Roman" w:hAnsi="Times New Roman"/>
                 <w:i/>
-                <w:iCs/>
                 <w:sz w:val="20"/>
               </w:rPr>
               <w:t xml:space="preserve">CTLA4</w:t>
@@ -4537,9 +4678,9 @@
             </w:pPr>
             <w:r>
               <w:rPr>
+                <w:iCs/>
                 <w:rFonts w:ascii="Times New Roman" w:hAnsi="Times New Roman"/>
                 <w:i/>
-                <w:iCs/>
                 <w:sz w:val="20"/>
               </w:rPr>
               <w:t xml:space="preserve">CTLA4</w:t>
@@ -4689,7 +4830,111 @@
         <w:rPr>
           <w:sz w:val="20"/>
         </w:rPr>
-        <w:t xml:space="preserve">ORs are per unit increase in reconstructed, genetically proxied blood expression. Wald ratio was used for one instrument and IVW for multiple instruments. P values are two-sided and shown to three significant digits. BBJ discovery significance requires P &lt; 1.965×10⁻⁵; P &lt; 0.05 in other outcomes is nominal support. Shared-variant support is the colocalization posterior probability (PP.H4), not a P value; ≥0.80 was the criterion for strong support. All nine estimates are shown. Sensitivity results are in Tables S1–S3.</w:t>
+        <w:t xml:space="preserve">ORs are per unit increase in reconstructed, genetically proxied blood expression. Wald ratio was used for one instrument and IVW for multiple instruments.</w:t>
+      </w:r>
+      <w:r>
+        <w:rPr>
+          <w:sz w:val="20"/>
+        </w:rPr>
+        <w:t xml:space="preserve"> </w:t>
+      </w:r>
+      <w:r>
+        <w:rPr>
+          <w:iCs/>
+          <w:i/>
+          <w:sz w:val="20"/>
+        </w:rPr>
+        <w:t xml:space="preserve">P</w:t>
+      </w:r>
+      <w:r>
+        <w:rPr>
+          <w:sz w:val="20"/>
+        </w:rPr>
+        <w:t xml:space="preserve"> </w:t>
+      </w:r>
+      <w:r>
+        <w:rPr>
+          <w:sz w:val="20"/>
+        </w:rPr>
+        <w:t xml:space="preserve">values are two-sided and shown to three significant digits. BBJ discovery significance requires</w:t>
+      </w:r>
+      <w:r>
+        <w:rPr>
+          <w:sz w:val="20"/>
+        </w:rPr>
+        <w:t xml:space="preserve"> </w:t>
+      </w:r>
+      <w:r>
+        <w:rPr>
+          <w:iCs/>
+          <w:i/>
+          <w:sz w:val="20"/>
+        </w:rPr>
+        <w:t xml:space="preserve">P</w:t>
+      </w:r>
+      <w:r>
+        <w:rPr>
+          <w:sz w:val="20"/>
+        </w:rPr>
+        <w:t xml:space="preserve"> </w:t>
+      </w:r>
+      <w:r>
+        <w:rPr>
+          <w:sz w:val="20"/>
+        </w:rPr>
+        <w:t xml:space="preserve">&lt; 1.965×10⁻⁵;</w:t>
+      </w:r>
+      <w:r>
+        <w:rPr>
+          <w:sz w:val="20"/>
+        </w:rPr>
+        <w:t xml:space="preserve"> </w:t>
+      </w:r>
+      <w:r>
+        <w:rPr>
+          <w:iCs/>
+          <w:i/>
+          <w:sz w:val="20"/>
+        </w:rPr>
+        <w:t xml:space="preserve">P</w:t>
+      </w:r>
+      <w:r>
+        <w:rPr>
+          <w:sz w:val="20"/>
+        </w:rPr>
+        <w:t xml:space="preserve"> </w:t>
+      </w:r>
+      <w:r>
+        <w:rPr>
+          <w:sz w:val="20"/>
+        </w:rPr>
+        <w:t xml:space="preserve">&lt; 0.05 in other outcomes is nominal support. Shared-variant support is the colocalization posterior probability (PP.H4), not a</w:t>
+      </w:r>
+      <w:r>
+        <w:rPr>
+          <w:sz w:val="20"/>
+        </w:rPr>
+        <w:t xml:space="preserve"> </w:t>
+      </w:r>
+      <w:r>
+        <w:rPr>
+          <w:iCs/>
+          <w:i/>
+          <w:sz w:val="20"/>
+        </w:rPr>
+        <w:t xml:space="preserve">P</w:t>
+      </w:r>
+      <w:r>
+        <w:rPr>
+          <w:sz w:val="20"/>
+        </w:rPr>
+        <w:t xml:space="preserve"> </w:t>
+      </w:r>
+      <w:r>
+        <w:rPr>
+          <w:sz w:val="20"/>
+        </w:rPr>
+        <w:t xml:space="preserve">value; ≥0.80 was the criterion for strong support. All nine estimates are shown. Sensitivity results are in Tables S1–S3.</w:t>
       </w:r>
     </w:p>
     <w:p>
@@ -4702,8 +4947,8 @@
       </w:pPr>
       <w:r>
         <w:rPr>
+          <w:bCs/>
           <w:b/>
-          <w:bCs/>
           <w:sz w:val="20"/>
         </w:rPr>
         <w:t xml:space="preserve">Table 3. All thirteen discovery associations</w:t>
@@ -4832,10 +5077,10 @@
             </w:pPr>
             <w:r>
               <w:rPr>
+                <w:iCs/>
                 <w:rFonts w:ascii="Times New Roman" w:hAnsi="Times New Roman"/>
                 <w:b/>
                 <w:i/>
-                <w:iCs/>
                 <w:sz w:val="20"/>
               </w:rPr>
               <w:t xml:space="preserve">P</w:t>
@@ -4910,9 +5155,9 @@
             </w:pPr>
             <w:r>
               <w:rPr>
+                <w:iCs/>
                 <w:rFonts w:ascii="Times New Roman" w:hAnsi="Times New Roman"/>
                 <w:i/>
-                <w:iCs/>
                 <w:sz w:val="20"/>
               </w:rPr>
               <w:t xml:space="preserve">HLA-A</w:t>
@@ -5048,9 +5293,9 @@
             </w:pPr>
             <w:r>
               <w:rPr>
+                <w:iCs/>
                 <w:rFonts w:ascii="Times New Roman" w:hAnsi="Times New Roman"/>
                 <w:i/>
-                <w:iCs/>
                 <w:sz w:val="20"/>
               </w:rPr>
               <w:t xml:space="preserve">HLA-DQA2</w:t>
@@ -5186,9 +5431,9 @@
             </w:pPr>
             <w:r>
               <w:rPr>
+                <w:iCs/>
                 <w:rFonts w:ascii="Times New Roman" w:hAnsi="Times New Roman"/>
                 <w:i/>
-                <w:iCs/>
                 <w:sz w:val="20"/>
               </w:rPr>
               <w:t xml:space="preserve">CTLA4</w:t>
@@ -5324,9 +5569,9 @@
             </w:pPr>
             <w:r>
               <w:rPr>
+                <w:iCs/>
                 <w:rFonts w:ascii="Times New Roman" w:hAnsi="Times New Roman"/>
                 <w:i/>
-                <w:iCs/>
                 <w:sz w:val="20"/>
               </w:rPr>
               <w:t xml:space="preserve">TSHR</w:t>
@@ -5462,9 +5707,9 @@
             </w:pPr>
             <w:r>
               <w:rPr>
+                <w:iCs/>
                 <w:rFonts w:ascii="Times New Roman" w:hAnsi="Times New Roman"/>
                 <w:i/>
-                <w:iCs/>
                 <w:sz w:val="20"/>
               </w:rPr>
               <w:t xml:space="preserve">C4A</w:t>
@@ -5600,9 +5845,9 @@
             </w:pPr>
             <w:r>
               <w:rPr>
+                <w:iCs/>
                 <w:rFonts w:ascii="Times New Roman" w:hAnsi="Times New Roman"/>
                 <w:i/>
-                <w:iCs/>
                 <w:sz w:val="20"/>
               </w:rPr>
               <w:t xml:space="preserve">HSD3B7</w:t>
@@ -5738,9 +5983,9 @@
             </w:pPr>
             <w:r>
               <w:rPr>
+                <w:iCs/>
                 <w:rFonts w:ascii="Times New Roman" w:hAnsi="Times New Roman"/>
                 <w:i/>
-                <w:iCs/>
                 <w:sz w:val="20"/>
               </w:rPr>
               <w:t xml:space="preserve">TUBB</w:t>
@@ -5876,9 +6121,9 @@
             </w:pPr>
             <w:r>
               <w:rPr>
+                <w:iCs/>
                 <w:rFonts w:ascii="Times New Roman" w:hAnsi="Times New Roman"/>
                 <w:i/>
-                <w:iCs/>
                 <w:sz w:val="20"/>
               </w:rPr>
               <w:t xml:space="preserve">VKORC1</w:t>
@@ -6014,9 +6259,9 @@
             </w:pPr>
             <w:r>
               <w:rPr>
+                <w:iCs/>
                 <w:rFonts w:ascii="Times New Roman" w:hAnsi="Times New Roman"/>
                 <w:i/>
-                <w:iCs/>
                 <w:sz w:val="20"/>
               </w:rPr>
               <w:t xml:space="preserve">TNFSF14</w:t>
@@ -6152,9 +6397,9 @@
             </w:pPr>
             <w:r>
               <w:rPr>
+                <w:iCs/>
                 <w:rFonts w:ascii="Times New Roman" w:hAnsi="Times New Roman"/>
                 <w:i/>
-                <w:iCs/>
                 <w:sz w:val="20"/>
               </w:rPr>
               <w:t xml:space="preserve">PRSS36</w:t>
@@ -6290,9 +6535,9 @@
             </w:pPr>
             <w:r>
               <w:rPr>
+                <w:iCs/>
                 <w:rFonts w:ascii="Times New Roman" w:hAnsi="Times New Roman"/>
                 <w:i/>
-                <w:iCs/>
                 <w:sz w:val="20"/>
               </w:rPr>
               <w:t xml:space="preserve">MAPKAPK5</w:t>
@@ -6428,9 +6673,9 @@
             </w:pPr>
             <w:r>
               <w:rPr>
+                <w:iCs/>
                 <w:rFonts w:ascii="Times New Roman" w:hAnsi="Times New Roman"/>
                 <w:i/>
-                <w:iCs/>
                 <w:sz w:val="20"/>
               </w:rPr>
               <w:t xml:space="preserve">PSMB8</w:t>
@@ -6566,9 +6811,9 @@
             </w:pPr>
             <w:r>
               <w:rPr>
+                <w:iCs/>
                 <w:rFonts w:ascii="Times New Roman" w:hAnsi="Times New Roman"/>
                 <w:i/>
-                <w:iCs/>
                 <w:sz w:val="20"/>
               </w:rPr>
               <w:t xml:space="preserve">IFNGR1</w:t>
@@ -6692,15 +6937,38 @@
         <w:rPr>
           <w:sz w:val="20"/>
         </w:rPr>
-        <w:t xml:space="preserve">All genes met the same multiple-testing threshold and are listed by discovery P value. The five MHC genes were not treated as new independent targets. The six additional candidates were TNFSF14, IFNGR1, MAPKAPK5, HSD3B7, VKORC1 and PRSS36; none showed strong shared-variant support in both BBJ and FinnGen. Full outcome comparisons and model probabilities remain in Supplementary Data 2–3.</w:t>
-      </w:r>
-    </w:p>
-    <w:bookmarkEnd w:id="25"/>
-    <w:bookmarkEnd w:id="26"/>
+        <w:t xml:space="preserve">All genes met the same multiple-testing threshold and are listed by discovery</w:t>
+      </w:r>
+      <w:r>
+        <w:rPr>
+          <w:sz w:val="20"/>
+        </w:rPr>
+        <w:t xml:space="preserve"> </w:t>
+      </w:r>
+      <w:r>
+        <w:rPr>
+          <w:iCs/>
+          <w:i/>
+          <w:sz w:val="20"/>
+        </w:rPr>
+        <w:t xml:space="preserve">P</w:t>
+      </w:r>
+      <w:r>
+        <w:rPr>
+          <w:sz w:val="20"/>
+        </w:rPr>
+        <w:t xml:space="preserve"> </w:t>
+      </w:r>
+      <w:r>
+        <w:rPr>
+          <w:sz w:val="20"/>
+        </w:rPr>
+        <w:t xml:space="preserve">value. The five MHC genes were not treated as new independent targets. The six additional candidates were TNFSF14, IFNGR1, MAPKAPK5, HSD3B7, VKORC1 and PRSS36; none showed strong shared-variant support in both BBJ and FinnGen. Full outcome comparisons and model probabilities remain in Supplementary Data 2–3.</w:t>
+      </w:r>
+    </w:p>
+    <w:bookmarkEnd w:id="36"/>
+    <w:bookmarkEnd w:id="37"/>
     <w:sectPr>
-      <w:footnotePr>
-        <w:numRestart w:val="eachSect"/>
-      </w:footnotePr>
       <w:pgSz w:w="16834" w:h="11909" w:orient="landscape"/>
       <w:pgMar w:left="1008" w:right="1008" w:top="936" w:bottom="936" w:header="432" w:footer="432"/>
     </w:sectPr>
@@ -6794,14 +7062,14 @@
 <file path=word/numbering.xml><?xml version="1.0" encoding="utf-8"?>
 <w:numbering xmlns:w="http://schemas.openxmlformats.org/wordprocessingml/2006/main">
   <w:abstractNum w:abstractNumId="990">
-    <w:nsid w:val="0000A990"/>
+    <w:nsid w:val="A990"/>
     <w:multiLevelType w:val="multilevel"/>
     <w:lvl w:ilvl="0">
       <w:numFmt w:val="bullet"/>
       <w:lvlText w:val=" "/>
       <w:lvlJc w:val="left"/>
       <w:pPr>
-        <w:ind w:left="720" w:hanging="360"/>
+        <w:ind w:left="720" w:hanging="480"/>
       </w:pPr>
     </w:lvl>
     <w:lvl w:ilvl="1">
@@ -6809,7 +7077,7 @@
       <w:lvlText w:val=" "/>
       <w:lvlJc w:val="left"/>
       <w:pPr>
-        <w:ind w:left="1440" w:hanging="360"/>
+        <w:ind w:left="1440" w:hanging="480"/>
       </w:pPr>
     </w:lvl>
     <w:lvl w:ilvl="2">
@@ -6817,7 +7085,7 @@
       <w:lvlText w:val=" "/>
       <w:lvlJc w:val="left"/>
       <w:pPr>
-        <w:ind w:left="2160" w:hanging="360"/>
+        <w:ind w:left="2160" w:hanging="480"/>
       </w:pPr>
     </w:lvl>
     <w:lvl w:ilvl="3">
@@ -6825,7 +7093,7 @@
       <w:lvlText w:val=" "/>
       <w:lvlJc w:val="left"/>
       <w:pPr>
-        <w:ind w:left="2880" w:hanging="360"/>
+        <w:ind w:left="2880" w:hanging="480"/>
       </w:pPr>
     </w:lvl>
     <w:lvl w:ilvl="4">
@@ -6833,7 +7101,7 @@
       <w:lvlText w:val=" "/>
       <w:lvlJc w:val="left"/>
       <w:pPr>
-        <w:ind w:left="3600" w:hanging="360"/>
+        <w:ind w:left="3600" w:hanging="480"/>
       </w:pPr>
     </w:lvl>
     <w:lvl w:ilvl="5">
@@ -6841,7 +7109,7 @@
       <w:lvlText w:val=" "/>
       <w:lvlJc w:val="left"/>
       <w:pPr>
-        <w:ind w:left="4320" w:hanging="360"/>
+        <w:ind w:left="4320" w:hanging="480"/>
       </w:pPr>
     </w:lvl>
     <w:lvl w:ilvl="6">
@@ -6849,7 +7117,7 @@
       <w:lvlText w:val=" "/>
       <w:lvlJc w:val="left"/>
       <w:pPr>
-        <w:ind w:left="5040" w:hanging="360"/>
+        <w:ind w:left="5040" w:hanging="480"/>
       </w:pPr>
     </w:lvl>
     <w:lvl w:ilvl="7">
@@ -6857,7 +7125,7 @@
       <w:lvlText w:val=" "/>
       <w:lvlJc w:val="left"/>
       <w:pPr>
-        <w:ind w:left="5760" w:hanging="360"/>
+        <w:ind w:left="5760" w:hanging="480"/>
       </w:pPr>
     </w:lvl>
     <w:lvl w:ilvl="8">
@@ -6865,12 +7133,12 @@
       <w:lvlText w:val=" "/>
       <w:lvlJc w:val="left"/>
       <w:pPr>
-        <w:ind w:left="6480" w:hanging="360"/>
+        <w:ind w:left="6480" w:hanging="480"/>
       </w:pPr>
     </w:lvl>
   </w:abstractNum>
   <w:abstractNum w:abstractNumId="99411">
-    <w:nsid w:val="00A99411"/>
+    <w:nsid w:val="A99411"/>
     <w:multiLevelType w:val="multilevel"/>
     <w:lvl w:ilvl="0">
       <w:start w:val="1"/>
@@ -6878,7 +7146,7 @@
       <w:lvlText w:val="%1."/>
       <w:lvlJc w:val="left"/>
       <w:pPr>
-        <w:ind w:left="720" w:hanging="360"/>
+        <w:ind w:left="720" w:hanging="480"/>
       </w:pPr>
     </w:lvl>
     <w:lvl w:ilvl="1">
@@ -6887,7 +7155,7 @@
       <w:lvlText w:val="%2."/>
       <w:lvlJc w:val="left"/>
       <w:pPr>
-        <w:ind w:left="1440" w:hanging="360"/>
+        <w:ind w:left="1440" w:hanging="480"/>
       </w:pPr>
     </w:lvl>
     <w:lvl w:ilvl="2">
@@ -6896,7 +7164,7 @@
       <w:lvlText w:val="%3."/>
       <w:lvlJc w:val="left"/>
       <w:pPr>
-        <w:ind w:left="2160" w:hanging="360"/>
+        <w:ind w:left="2160" w:hanging="480"/>
       </w:pPr>
     </w:lvl>
     <w:lvl w:ilvl="3">
@@ -6905,7 +7173,7 @@
       <w:lvlText w:val="%4."/>
       <w:lvlJc w:val="left"/>
       <w:pPr>
-        <w:ind w:left="2880" w:hanging="360"/>
+        <w:ind w:left="2880" w:hanging="480"/>
       </w:pPr>
     </w:lvl>
     <w:lvl w:ilvl="4">
@@ -6914,7 +7182,7 @@
       <w:lvlText w:val="%5."/>
       <w:lvlJc w:val="left"/>
       <w:pPr>
-        <w:ind w:left="3600" w:hanging="360"/>
+        <w:ind w:left="3600" w:hanging="480"/>
       </w:pPr>
     </w:lvl>
     <w:lvl w:ilvl="5">
@@ -6923,7 +7191,7 @@
       <w:lvlText w:val="%6."/>
       <w:lvlJc w:val="left"/>
       <w:pPr>
-        <w:ind w:left="4320" w:hanging="360"/>
+        <w:ind w:left="4320" w:hanging="480"/>
       </w:pPr>
     </w:lvl>
     <w:lvl w:ilvl="6">
@@ -6932,7 +7200,7 @@
       <w:lvlText w:val="%7."/>
       <w:lvlJc w:val="left"/>
       <w:pPr>
-        <w:ind w:left="5040" w:hanging="360"/>
+        <w:ind w:left="5040" w:hanging="480"/>
       </w:pPr>
     </w:lvl>
     <w:lvl w:ilvl="7">
@@ -6941,7 +7209,7 @@
       <w:lvlText w:val="%8."/>
       <w:lvlJc w:val="left"/>
       <w:pPr>
-        <w:ind w:left="5760" w:hanging="360"/>
+        <w:ind w:left="5760" w:hanging="480"/>
       </w:pPr>
     </w:lvl>
     <w:lvl w:ilvl="8">
@@ -6950,7 +7218,7 @@
       <w:lvlText w:val="%9."/>
       <w:lvlJc w:val="left"/>
       <w:pPr>
-        <w:ind w:left="6480" w:hanging="360"/>
+        <w:ind w:left="6480" w:hanging="480"/>
       </w:pPr>
     </w:lvl>
   </w:abstractNum>
@@ -6995,10 +7263,10 @@
   <w:docDefaults>
     <w:rPrDefault>
       <w:rPr>
-        <w:rFonts w:asciiTheme="minorHAnsi" w:cstheme="minorBidi" w:eastAsiaTheme="minorEastAsia" w:hAnsiTheme="minorHAnsi"/>
+        <w:rFonts w:asciiTheme="minorHAnsi" w:cstheme="minorBidi" w:eastAsiaTheme="minorHAnsi" w:hAnsiTheme="minorHAnsi"/>
         <w:sz w:val="24"/>
         <w:szCs w:val="24"/>
-        <w:lang w:bidi="ar-SA" w:eastAsia="zh-CN" w:val="en-US"/>
+        <w:lang w:bidi="ar-SA" w:eastAsia="en-US" w:val="en-US"/>
       </w:rPr>
     </w:rPrDefault>
     <w:pPrDefault>
@@ -7023,10 +7291,10 @@
     <w:name w:val="Body Text"/>
     <w:basedOn w:val="Normal"/>
     <w:link w:val="BodyTextChar"/>
-    <w:qFormat/>
     <w:pPr>
       <w:spacing w:after="0" w:before="180" w:line="480" w:lineRule="auto"/>
     </w:pPr>
+    <w:qFormat/>
     <w:rPr>
       <w:rFonts w:ascii="Times New Roman" w:hAnsi="Times New Roman"/>
       <w:sz w:val="24"/>
@@ -7061,97 +7329,57 @@
     <w:name w:val="Title"/>
     <w:basedOn w:val="Normal"/>
     <w:next w:val="BodyText"/>
-    <w:link w:val="TitleChar"/>
-    <w:uiPriority w:val="10"/>
     <w:qFormat/>
-    <w:rsid w:val="00A10FD9"/>
     <w:pPr>
       <w:keepNext/>
-      <w:spacing w:after="120" w:line="276" w:lineRule="auto" w:before="240"/>
-      <w:contextualSpacing/>
+      <w:keepLines/>
+      <w:spacing w:after="120" w:before="240" w:line="276" w:lineRule="auto"/>
       <w:jc w:val="center"/>
     </w:pPr>
     <w:rPr>
       <w:rFonts w:asciiTheme="majorHAnsi" w:cstheme="majorBidi" w:eastAsiaTheme="majorEastAsia" w:hAnsiTheme="majorHAnsi" w:ascii="Times New Roman" w:hAnsi="Times New Roman"/>
       <w:b/>
+      <w:bCs/>
       <w:color w:val="000000"/>
       <w:sz w:val="30"/>
-      <w:szCs w:val="56"/>
-    </w:rPr>
-  </w:style>
-  <w:style w:customStyle="1" w:styleId="TitleChar" w:type="character">
-    <w:name w:val="Title Char"/>
-    <w:basedOn w:val="DefaultParagraphFont"/>
-    <w:link w:val="Title"/>
-    <w:uiPriority w:val="10"/>
-    <w:rsid w:val="00A10FD9"/>
-    <w:rPr>
-      <w:rFonts w:asciiTheme="majorHAnsi" w:cstheme="majorBidi" w:eastAsiaTheme="majorEastAsia" w:hAnsiTheme="majorHAnsi"/>
-      <w:sz w:val="56"/>
-      <w:szCs w:val="56"/>
+      <w:szCs w:val="36"/>
     </w:rPr>
   </w:style>
   <w:style w:styleId="Subtitle" w:type="paragraph">
     <w:name w:val="Subtitle"/>
     <w:basedOn w:val="Title"/>
     <w:next w:val="BodyText"/>
-    <w:link w:val="SubtitleChar"/>
-    <w:uiPriority w:val="11"/>
     <w:qFormat/>
-    <w:rsid w:val="00A10FD9"/>
     <w:pPr>
-      <w:numPr>
-        <w:ilvl w:val="1"/>
-      </w:numPr>
+      <w:keepNext/>
+      <w:keepLines/>
+      <w:spacing w:after="240" w:before="240"/>
+      <w:jc w:val="center"/>
     </w:pPr>
     <w:rPr>
-      <w:rFonts w:cstheme="majorBidi" w:eastAsiaTheme="majorEastAsia"/>
-      <w:spacing w:val="15"/>
-      <w:sz w:val="28"/>
-      <w:szCs w:val="28"/>
-    </w:rPr>
-  </w:style>
-  <w:style w:customStyle="1" w:styleId="SubtitleChar" w:type="character">
-    <w:name w:val="Subtitle Char"/>
-    <w:basedOn w:val="DefaultParagraphFont"/>
-    <w:link w:val="Subtitle"/>
-    <w:uiPriority w:val="11"/>
-    <w:rsid w:val="00A10FD9"/>
-    <w:rPr>
-      <w:rFonts w:cstheme="majorBidi" w:eastAsiaTheme="majorEastAsia"/>
-      <w:color w:themeColor="text1" w:themeTint="A6" w:val="595959"/>
-      <w:spacing w:val="15"/>
-      <w:sz w:val="28"/>
-      <w:szCs w:val="28"/>
+      <w:sz w:val="30"/>
+      <w:szCs w:val="30"/>
     </w:rPr>
   </w:style>
   <w:style w:customStyle="1" w:styleId="Author" w:type="paragraph">
     <w:name w:val="Author"/>
-    <w:basedOn w:val="Title"/>
     <w:next w:val="BodyText"/>
     <w:qFormat/>
     <w:pPr>
       <w:keepNext/>
       <w:keepLines/>
+      <w:jc w:val="center"/>
     </w:pPr>
-    <w:rPr>
-      <w:sz w:val="24"/>
-      <w:szCs w:val="24"/>
-    </w:rPr>
   </w:style>
   <w:style w:styleId="Date" w:type="paragraph">
     <w:name w:val="Date"/>
-    <w:basedOn w:val="Title"/>
     <w:next w:val="BodyText"/>
     <w:qFormat/>
     <w:pPr>
       <w:keepNext/>
       <w:keepLines/>
+      <w:jc w:val="center"/>
     </w:pPr>
-    <w:rPr>
-      <w:sz w:val="24"/>
-      <w:szCs w:val="24"/>
-    </w:rPr>
   </w:style>
   <w:style w:customStyle="1" w:styleId="AbstractTitle" w:type="paragraph">
     <w:name w:val="Abstract Title"/>
@@ -7161,13 +7389,15 @@
     <w:pPr>
       <w:keepNext/>
       <w:keepLines/>
+      <w:jc w:val="center"/>
       <w:spacing w:after="0" w:before="300"/>
-      <w:jc w:val="center"/>
     </w:pPr>
     <w:rPr>
-      <w:b/>
       <w:sz w:val="20"/>
       <w:szCs w:val="20"/>
+      <w:b/>
+      <w:color w:val="345A8A"/>
+      &gt;
     </w:rPr>
   </w:style>
   <w:style w:customStyle="1" w:styleId="Abstract" w:type="paragraph">
@@ -7194,326 +7424,191 @@
     <w:rPr/>
   </w:style>
   <w:style w:styleId="Heading1" w:type="paragraph">
-    <w:name w:val="heading 1"/>
+    <w:name w:val="Heading 1"/>
     <w:basedOn w:val="Normal"/>
     <w:next w:val="BodyText"/>
-    <w:link w:val="Heading1Char"/>
     <w:uiPriority w:val="9"/>
     <w:qFormat/>
-    <w:rsid w:val="00A10FD9"/>
     <w:pPr>
       <w:keepNext/>
       <w:keepLines/>
-      <w:spacing w:after="120" w:before="240" w:line="276" w:lineRule="auto"/>
+      <w:spacing w:after="0" w:before="480"/>
       <w:outlineLvl w:val="0"/>
     </w:pPr>
     <w:rPr>
-      <w:rFonts w:asciiTheme="majorHAnsi" w:cstheme="majorBidi" w:eastAsiaTheme="majorEastAsia" w:hAnsiTheme="majorHAnsi" w:ascii="Times New Roman" w:hAnsi="Times New Roman"/>
+      <w:rFonts w:asciiTheme="majorHAnsi" w:cstheme="majorBidi" w:eastAsiaTheme="majorEastAsia" w:hAnsiTheme="majorHAnsi"/>
       <w:b/>
-      <w:color w:val="000000"/>
-      <w:sz w:val="24"/>
-      <w:szCs w:val="40"/>
-    </w:rPr>
-  </w:style>
-  <w:style w:styleId="Heading2" w:type="paragraph">
-    <w:name w:val="heading 2"/>
-    <w:basedOn w:val="Normal"/>
-    <w:next w:val="BodyText"/>
-    <w:link w:val="Heading2Char"/>
-    <w:uiPriority w:val="9"/>
-    <w:semiHidden/>
-    <w:unhideWhenUsed/>
-    <w:qFormat/>
-    <w:rsid w:val="00A10FD9"/>
-    <w:pPr>
-      <w:keepNext/>
-      <w:keepLines/>
-      <w:spacing w:after="120" w:before="240" w:line="276" w:lineRule="auto"/>
-      <w:outlineLvl w:val="1"/>
-    </w:pPr>
-    <w:rPr>
-      <w:rFonts w:asciiTheme="majorHAnsi" w:cstheme="majorBidi" w:eastAsiaTheme="majorEastAsia" w:hAnsiTheme="majorHAnsi" w:ascii="Times New Roman" w:hAnsi="Times New Roman"/>
-      <w:b/>
-      <w:color w:val="000000"/>
-      <w:sz w:val="24"/>
-      <w:szCs w:val="32"/>
-    </w:rPr>
-  </w:style>
-  <w:style w:styleId="Heading3" w:type="paragraph">
-    <w:name w:val="heading 3"/>
-    <w:basedOn w:val="Normal"/>
-    <w:next w:val="BodyText"/>
-    <w:link w:val="Heading3Char"/>
-    <w:uiPriority w:val="9"/>
-    <w:semiHidden/>
-    <w:unhideWhenUsed/>
-    <w:qFormat/>
-    <w:rsid w:val="00A10FD9"/>
-    <w:pPr>
-      <w:keepNext/>
-      <w:keepLines/>
-      <w:spacing w:after="120" w:before="240" w:line="276" w:lineRule="auto"/>
-      <w:outlineLvl w:val="2"/>
-    </w:pPr>
-    <w:rPr>
-      <w:rFonts w:cstheme="majorBidi" w:eastAsiaTheme="majorEastAsia" w:ascii="Times New Roman" w:hAnsi="Times New Roman"/>
-      <w:b/>
-      <w:color w:val="000000"/>
-      <w:sz w:val="24"/>
-      <w:szCs w:val="28"/>
-    </w:rPr>
-  </w:style>
-  <w:style w:styleId="Heading4" w:type="paragraph">
-    <w:name w:val="heading 4"/>
-    <w:basedOn w:val="Normal"/>
-    <w:next w:val="BodyText"/>
-    <w:link w:val="Heading4Char"/>
-    <w:uiPriority w:val="9"/>
-    <w:semiHidden/>
-    <w:unhideWhenUsed/>
-    <w:qFormat/>
-    <w:rsid w:val="00A10FD9"/>
-    <w:pPr>
-      <w:keepNext/>
-      <w:keepLines/>
-      <w:spacing w:after="120" w:before="240" w:line="276" w:lineRule="auto"/>
-      <w:outlineLvl w:val="3"/>
-    </w:pPr>
-    <w:rPr>
-      <w:rFonts w:cstheme="majorBidi" w:eastAsiaTheme="majorEastAsia" w:ascii="Times New Roman" w:hAnsi="Times New Roman"/>
-      <w:b/>
-      <w:i/>
-      <w:iCs/>
-      <w:color w:val="000000"/>
-      <w:sz w:val="24"/>
-    </w:rPr>
-  </w:style>
-  <w:style w:styleId="Heading5" w:type="paragraph">
-    <w:name w:val="heading 5"/>
-    <w:basedOn w:val="Normal"/>
-    <w:next w:val="BodyText"/>
-    <w:link w:val="Heading5Char"/>
-    <w:uiPriority w:val="9"/>
-    <w:semiHidden/>
-    <w:unhideWhenUsed/>
-    <w:qFormat/>
-    <w:rsid w:val="00A10FD9"/>
-    <w:pPr>
-      <w:keepNext/>
-      <w:keepLines/>
-      <w:spacing w:after="40" w:before="80"/>
-      <w:outlineLvl w:val="4"/>
-    </w:pPr>
-    <w:rPr>
-      <w:rFonts w:cstheme="majorBidi" w:eastAsiaTheme="majorEastAsia"/>
-      <w:color w:themeColor="accent1" w:themeShade="BF" w:val="0F4761"/>
-    </w:rPr>
-  </w:style>
-  <w:style w:styleId="Heading6" w:type="paragraph">
-    <w:name w:val="heading 6"/>
-    <w:basedOn w:val="Normal"/>
-    <w:next w:val="BodyText"/>
-    <w:link w:val="Heading6Char"/>
-    <w:uiPriority w:val="9"/>
-    <w:semiHidden/>
-    <w:unhideWhenUsed/>
-    <w:qFormat/>
-    <w:rsid w:val="00A10FD9"/>
-    <w:pPr>
-      <w:keepNext/>
-      <w:keepLines/>
-      <w:spacing w:after="0" w:before="40"/>
-      <w:outlineLvl w:val="5"/>
-    </w:pPr>
-    <w:rPr>
-      <w:rFonts w:cstheme="majorBidi" w:eastAsiaTheme="majorEastAsia"/>
-      <w:i/>
-      <w:iCs/>
-      <w:color w:themeColor="text1" w:themeTint="A6" w:val="595959"/>
-    </w:rPr>
-  </w:style>
-  <w:style w:styleId="Heading7" w:type="paragraph">
-    <w:name w:val="heading 7"/>
-    <w:basedOn w:val="Normal"/>
-    <w:next w:val="BodyText"/>
-    <w:link w:val="Heading7Char"/>
-    <w:uiPriority w:val="9"/>
-    <w:semiHidden/>
-    <w:unhideWhenUsed/>
-    <w:qFormat/>
-    <w:rsid w:val="00A10FD9"/>
-    <w:pPr>
-      <w:keepNext/>
-      <w:keepLines/>
-      <w:spacing w:after="0" w:before="40"/>
-      <w:outlineLvl w:val="6"/>
-    </w:pPr>
-    <w:rPr>
-      <w:rFonts w:cstheme="majorBidi" w:eastAsiaTheme="majorEastAsia"/>
-      <w:color w:themeColor="text1" w:themeTint="A6" w:val="595959"/>
-    </w:rPr>
-  </w:style>
-  <w:style w:styleId="Heading8" w:type="paragraph">
-    <w:name w:val="heading 8"/>
-    <w:basedOn w:val="Normal"/>
-    <w:next w:val="BodyText"/>
-    <w:link w:val="Heading8Char"/>
-    <w:uiPriority w:val="9"/>
-    <w:semiHidden/>
-    <w:unhideWhenUsed/>
-    <w:qFormat/>
-    <w:rsid w:val="00A10FD9"/>
-    <w:pPr>
-      <w:keepNext/>
-      <w:keepLines/>
-      <w:spacing w:after="0"/>
-      <w:outlineLvl w:val="7"/>
-    </w:pPr>
-    <w:rPr>
-      <w:rFonts w:cstheme="majorBidi" w:eastAsiaTheme="majorEastAsia"/>
-      <w:i/>
-      <w:iCs/>
-      <w:color w:themeColor="text1" w:themeTint="D8" w:val="272727"/>
-    </w:rPr>
-  </w:style>
-  <w:style w:styleId="Heading9" w:type="paragraph">
-    <w:name w:val="heading 9"/>
-    <w:basedOn w:val="Normal"/>
-    <w:next w:val="BodyText"/>
-    <w:link w:val="Heading9Char"/>
-    <w:uiPriority w:val="9"/>
-    <w:semiHidden/>
-    <w:unhideWhenUsed/>
-    <w:qFormat/>
-    <w:rsid w:val="00A10FD9"/>
-    <w:pPr>
-      <w:keepNext/>
-      <w:keepLines/>
-      <w:spacing w:after="0"/>
-      <w:outlineLvl w:val="8"/>
-    </w:pPr>
-    <w:rPr>
-      <w:rFonts w:cstheme="majorBidi" w:eastAsiaTheme="majorEastAsia"/>
-      <w:color w:themeColor="text1" w:themeTint="D8" w:val="272727"/>
-    </w:rPr>
-  </w:style>
-  <w:style w:customStyle="1" w:styleId="Heading1Char" w:type="character">
-    <w:name w:val="Heading 1 Char"/>
-    <w:basedOn w:val="DefaultParagraphFont"/>
-    <w:link w:val="Heading1"/>
-    <w:uiPriority w:val="9"/>
-    <w:rsid w:val="00A10FD9"/>
-    <w:rPr>
-      <w:rFonts w:asciiTheme="majorHAnsi" w:cstheme="majorBidi" w:eastAsiaTheme="majorEastAsia" w:hAnsiTheme="majorHAnsi"/>
-      <w:color w:themeColor="accent1" w:themeShade="BF" w:val="0F4761"/>
-      <w:sz w:val="40"/>
-      <w:szCs w:val="40"/>
-    </w:rPr>
-  </w:style>
-  <w:style w:customStyle="1" w:styleId="Heading2Char" w:type="character">
-    <w:name w:val="Heading 2 Char"/>
-    <w:basedOn w:val="DefaultParagraphFont"/>
-    <w:link w:val="Heading2"/>
-    <w:uiPriority w:val="9"/>
-    <w:semiHidden/>
-    <w:rsid w:val="00A10FD9"/>
-    <w:rPr>
-      <w:rFonts w:asciiTheme="majorHAnsi" w:cstheme="majorBidi" w:eastAsiaTheme="majorEastAsia" w:hAnsiTheme="majorHAnsi"/>
-      <w:color w:themeColor="accent1" w:themeShade="BF" w:val="0F4761"/>
+      <w:bCs/>
+      <w:color w:themeColor="accent1" w:val="4F81BD"/>
       <w:sz w:val="32"/>
       <w:szCs w:val="32"/>
     </w:rPr>
   </w:style>
-  <w:style w:customStyle="1" w:styleId="Heading3Char" w:type="character">
-    <w:name w:val="Heading 3 Char"/>
-    <w:basedOn w:val="DefaultParagraphFont"/>
-    <w:link w:val="Heading3"/>
+  <w:style w:styleId="Heading2" w:type="paragraph">
+    <w:name w:val="Heading 2"/>
+    <w:basedOn w:val="Normal"/>
+    <w:next w:val="BodyText"/>
     <w:uiPriority w:val="9"/>
-    <w:semiHidden/>
-    <w:rsid w:val="00A10FD9"/>
+    <w:unhideWhenUsed/>
+    <w:qFormat/>
+    <w:pPr>
+      <w:keepNext/>
+      <w:keepLines/>
+      <w:spacing w:after="0" w:before="200"/>
+      <w:outlineLvl w:val="1"/>
+    </w:pPr>
     <w:rPr>
-      <w:rFonts w:cstheme="majorBidi" w:eastAsiaTheme="majorEastAsia"/>
-      <w:color w:themeColor="accent1" w:themeShade="BF" w:val="0F4761"/>
+      <w:rFonts w:asciiTheme="majorHAnsi" w:cstheme="majorBidi" w:eastAsiaTheme="majorEastAsia" w:hAnsiTheme="majorHAnsi"/>
+      <w:b/>
+      <w:bCs/>
+      <w:color w:themeColor="accent1" w:val="4F81BD"/>
       <w:sz w:val="28"/>
       <w:szCs w:val="28"/>
     </w:rPr>
   </w:style>
-  <w:style w:customStyle="1" w:styleId="Heading4Char" w:type="character">
-    <w:name w:val="Heading 4 Char"/>
-    <w:basedOn w:val="DefaultParagraphFont"/>
-    <w:link w:val="Heading4"/>
+  <w:style w:styleId="Heading3" w:type="paragraph">
+    <w:name w:val="Heading 3"/>
+    <w:basedOn w:val="Normal"/>
+    <w:next w:val="BodyText"/>
     <w:uiPriority w:val="9"/>
-    <w:semiHidden/>
-    <w:rsid w:val="00A10FD9"/>
+    <w:unhideWhenUsed/>
+    <w:qFormat/>
+    <w:pPr>
+      <w:keepNext/>
+      <w:keepLines/>
+      <w:spacing w:after="0" w:before="200"/>
+      <w:outlineLvl w:val="2"/>
+    </w:pPr>
     <w:rPr>
-      <w:rFonts w:cstheme="majorBidi" w:eastAsiaTheme="majorEastAsia"/>
-      <w:i/>
-      <w:iCs/>
-      <w:color w:themeColor="accent1" w:themeShade="BF" w:val="0F4761"/>
+      <w:rFonts w:asciiTheme="majorHAnsi" w:cstheme="majorBidi" w:eastAsiaTheme="majorEastAsia" w:hAnsiTheme="majorHAnsi"/>
+      <w:b/>
+      <w:bCs/>
+      <w:color w:themeColor="accent1" w:val="4F81BD"/>
+      <w:sz w:val="24"/>
+      <w:szCs w:val="24"/>
     </w:rPr>
   </w:style>
-  <w:style w:customStyle="1" w:styleId="Heading5Char" w:type="character">
-    <w:name w:val="Heading 5 Char"/>
-    <w:basedOn w:val="DefaultParagraphFont"/>
-    <w:link w:val="Heading5"/>
+  <w:style w:styleId="Heading4" w:type="paragraph">
+    <w:name w:val="Heading 4"/>
+    <w:basedOn w:val="Normal"/>
+    <w:next w:val="BodyText"/>
     <w:uiPriority w:val="9"/>
-    <w:semiHidden/>
-    <w:rsid w:val="00A10FD9"/>
+    <w:unhideWhenUsed/>
+    <w:qFormat/>
+    <w:pPr>
+      <w:keepNext/>
+      <w:keepLines/>
+      <w:spacing w:after="0" w:before="200"/>
+      <w:outlineLvl w:val="3"/>
+    </w:pPr>
     <w:rPr>
-      <w:rFonts w:cstheme="majorBidi" w:eastAsiaTheme="majorEastAsia"/>
-      <w:color w:themeColor="accent1" w:themeShade="BF" w:val="0F4761"/>
+      <w:rFonts w:asciiTheme="majorHAnsi" w:cstheme="majorBidi" w:eastAsiaTheme="majorEastAsia" w:hAnsiTheme="majorHAnsi"/>
+      <w:i/>
+      <w:bCs/>
+      <w:color w:themeColor="accent1" w:val="4F81BD"/>
+      <w:sz w:val="24"/>
+      <w:szCs w:val="24"/>
     </w:rPr>
   </w:style>
-  <w:style w:customStyle="1" w:styleId="Heading6Char" w:type="character">
-    <w:name w:val="Heading 6 Char"/>
-    <w:basedOn w:val="DefaultParagraphFont"/>
-    <w:link w:val="Heading6"/>
+  <w:style w:styleId="Heading5" w:type="paragraph">
+    <w:name w:val="Heading 5"/>
+    <w:basedOn w:val="Normal"/>
+    <w:next w:val="BodyText"/>
     <w:uiPriority w:val="9"/>
-    <w:semiHidden/>
-    <w:rsid w:val="00A10FD9"/>
+    <w:unhideWhenUsed/>
+    <w:qFormat/>
+    <w:pPr>
+      <w:keepNext/>
+      <w:keepLines/>
+      <w:spacing w:after="0" w:before="200"/>
+      <w:outlineLvl w:val="4"/>
+    </w:pPr>
     <w:rPr>
-      <w:rFonts w:cstheme="majorBidi" w:eastAsiaTheme="majorEastAsia"/>
-      <w:i/>
+      <w:rFonts w:asciiTheme="majorHAnsi" w:cstheme="majorBidi" w:eastAsiaTheme="majorEastAsia" w:hAnsiTheme="majorHAnsi"/>
       <w:iCs/>
-      <w:color w:themeColor="text1" w:themeTint="A6" w:val="595959"/>
+      <w:color w:themeColor="accent1" w:val="4F81BD"/>
+      <w:sz w:val="24"/>
+      <w:szCs w:val="24"/>
     </w:rPr>
   </w:style>
-  <w:style w:customStyle="1" w:styleId="Heading7Char" w:type="character">
-    <w:name w:val="Heading 7 Char"/>
-    <w:basedOn w:val="DefaultParagraphFont"/>
-    <w:link w:val="Heading7"/>
+  <w:style w:styleId="Heading6" w:type="paragraph">
+    <w:name w:val="Heading 6"/>
+    <w:basedOn w:val="Normal"/>
+    <w:next w:val="BodyText"/>
     <w:uiPriority w:val="9"/>
-    <w:semiHidden/>
-    <w:rsid w:val="00A10FD9"/>
+    <w:unhideWhenUsed/>
+    <w:qFormat/>
+    <w:pPr>
+      <w:keepNext/>
+      <w:keepLines/>
+      <w:spacing w:after="0" w:before="200"/>
+      <w:outlineLvl w:val="5"/>
+    </w:pPr>
     <w:rPr>
-      <w:rFonts w:cstheme="majorBidi" w:eastAsiaTheme="majorEastAsia"/>
-      <w:color w:themeColor="text1" w:themeTint="A6" w:val="595959"/>
+      <w:rFonts w:asciiTheme="majorHAnsi" w:cstheme="majorBidi" w:eastAsiaTheme="majorEastAsia" w:hAnsiTheme="majorHAnsi"/>
+      <w:color w:themeColor="accent1" w:val="4F81BD"/>
+      <w:sz w:val="24"/>
+      <w:szCs w:val="24"/>
     </w:rPr>
   </w:style>
-  <w:style w:customStyle="1" w:styleId="Heading8Char" w:type="character">
-    <w:name w:val="Heading 8 Char"/>
-    <w:basedOn w:val="DefaultParagraphFont"/>
-    <w:link w:val="Heading8"/>
+  <w:style w:styleId="Heading7" w:type="paragraph">
+    <w:name w:val="Heading 7"/>
+    <w:basedOn w:val="Normal"/>
+    <w:next w:val="BodyText"/>
     <w:uiPriority w:val="9"/>
-    <w:semiHidden/>
-    <w:rsid w:val="00A10FD9"/>
+    <w:unhideWhenUsed/>
+    <w:qFormat/>
+    <w:pPr>
+      <w:keepNext/>
+      <w:keepLines/>
+      <w:spacing w:after="0" w:before="200"/>
+      <w:outlineLvl w:val="6"/>
+    </w:pPr>
     <w:rPr>
-      <w:rFonts w:cstheme="majorBidi" w:eastAsiaTheme="majorEastAsia"/>
-      <w:i/>
-      <w:iCs/>
-      <w:color w:themeColor="text1" w:themeTint="D8" w:val="272727"/>
+      <w:rFonts w:asciiTheme="majorHAnsi" w:cstheme="majorBidi" w:eastAsiaTheme="majorEastAsia" w:hAnsiTheme="majorHAnsi"/>
+      <w:color w:themeColor="accent1" w:val="4F81BD"/>
+      <w:sz w:val="24"/>
+      <w:szCs w:val="24"/>
     </w:rPr>
   </w:style>
-  <w:style w:customStyle="1" w:styleId="Heading9Char" w:type="character">
-    <w:name w:val="Heading 9 Char"/>
-    <w:basedOn w:val="DefaultParagraphFont"/>
-    <w:link w:val="Heading9"/>
+  <w:style w:styleId="Heading8" w:type="paragraph">
+    <w:name w:val="Heading 8"/>
+    <w:basedOn w:val="Normal"/>
+    <w:next w:val="BodyText"/>
     <w:uiPriority w:val="9"/>
-    <w:semiHidden/>
-    <w:rsid w:val="00A10FD9"/>
+    <w:unhideWhenUsed/>
+    <w:qFormat/>
+    <w:pPr>
+      <w:keepNext/>
+      <w:keepLines/>
+      <w:spacing w:after="0" w:before="200"/>
+      <w:outlineLvl w:val="7"/>
+    </w:pPr>
     <w:rPr>
-      <w:rFonts w:cstheme="majorBidi" w:eastAsiaTheme="majorEastAsia"/>
-      <w:color w:themeColor="text1" w:themeTint="D8" w:val="272727"/>
+      <w:rFonts w:asciiTheme="majorHAnsi" w:cstheme="majorBidi" w:eastAsiaTheme="majorEastAsia" w:hAnsiTheme="majorHAnsi"/>
+      <w:color w:themeColor="accent1" w:val="4F81BD"/>
+      <w:sz w:val="24"/>
+      <w:szCs w:val="24"/>
+    </w:rPr>
+  </w:style>
+  <w:style w:styleId="Heading9" w:type="paragraph">
+    <w:name w:val="Heading 9"/>
+    <w:basedOn w:val="Normal"/>
+    <w:next w:val="BodyText"/>
+    <w:uiPriority w:val="9"/>
+    <w:unhideWhenUsed/>
+    <w:qFormat/>
+    <w:pPr>
+      <w:keepNext/>
+      <w:keepLines/>
+      <w:spacing w:after="0" w:before="200"/>
+      <w:outlineLvl w:val="8"/>
+    </w:pPr>
+    <w:rPr>
+      <w:rFonts w:asciiTheme="majorHAnsi" w:cstheme="majorBidi" w:eastAsiaTheme="majorEastAsia" w:hAnsiTheme="majorHAnsi"/>
+      <w:color w:themeColor="accent1" w:val="4F81BD"/>
+      <w:sz w:val="24"/>
+      <w:szCs w:val="24"/>
     </w:rPr>
   </w:style>
   <w:style w:styleId="BlockText" w:type="paragraph">
@@ -7535,18 +7630,6 @@
     <w:uiPriority w:val="9"/>
     <w:unhideWhenUsed/>
     <w:qFormat/>
-  </w:style>
-  <w:style w:styleId="FootnoteBlockText" w:type="paragraph">
-    <w:name w:val="Footnote Block Text"/>
-    <w:basedOn w:val="FootnoteText"/>
-    <w:next w:val="FootnoteText"/>
-    <w:uiPriority w:val="9"/>
-    <w:unhideWhenUsed/>
-    <w:qFormat/>
-    <w:pPr>
-      <w:spacing w:after="100" w:before="100"/>
-      <w:ind w:firstLine="0" w:left="480" w:right="480"/>
-    </w:pPr>
   </w:style>
   <w:style w:default="1" w:styleId="DefaultParagraphFont" w:type="character">
     <w:name w:val="Default Paragraph Font"/>
@@ -7576,11 +7659,18 @@
       </w:tblCellMar>
     </w:tblPr>
     <w:tblStylePr w:type="firstRow">
+      <w:tblPr>
+        <w:jc w:val="left"/>
+        <w:tblInd w:type="dxa" w:w="0"/>
+      </w:tblPr>
+      <w:trPr>
+        <w:jc w:val="left"/>
+      </w:trPr>
       <w:tcPr>
+        <w:vAlign w:val="bottom"/>
         <w:tcBorders>
           <w:bottom w:val="single"/>
         </w:tcBorders>
-        <w:vAlign w:val="bottom"/>
       </w:tcPr>
     </w:tblStylePr>
   </w:style>
@@ -7695,8 +7785,8 @@
     <w:name w:val="KeywordTok"/>
     <w:basedOn w:val="VerbatimChar"/>
     <w:rPr>
+      <w:color w:val="007020"/>
       <w:b/>
-      <w:color w:val="007020"/>
     </w:rPr>
   </w:style>
   <w:style w:type="character" w:customStyle="1" w:styleId="DataTypeTok">
@@ -7773,42 +7863,42 @@
     <w:name w:val="ImportTok"/>
     <w:basedOn w:val="VerbatimChar"/>
     <w:rPr>
+      <w:color w:val="008000"/>
       <w:b/>
-      <w:color w:val="008000"/>
     </w:rPr>
   </w:style>
   <w:style w:type="character" w:customStyle="1" w:styleId="CommentTok">
     <w:name w:val="CommentTok"/>
     <w:basedOn w:val="VerbatimChar"/>
     <w:rPr>
+      <w:color w:val="60a0b0"/>
       <w:i/>
-      <w:color w:val="60a0b0"/>
     </w:rPr>
   </w:style>
   <w:style w:type="character" w:customStyle="1" w:styleId="DocumentationTok">
     <w:name w:val="DocumentationTok"/>
     <w:basedOn w:val="VerbatimChar"/>
     <w:rPr>
+      <w:color w:val="ba2121"/>
       <w:i/>
-      <w:color w:val="ba2121"/>
     </w:rPr>
   </w:style>
   <w:style w:type="character" w:customStyle="1" w:styleId="AnnotationTok">
     <w:name w:val="AnnotationTok"/>
     <w:basedOn w:val="VerbatimChar"/>
     <w:rPr>
+      <w:color w:val="60a0b0"/>
       <w:b/>
       <w:i/>
-      <w:color w:val="60a0b0"/>
     </w:rPr>
   </w:style>
   <w:style w:type="character" w:customStyle="1" w:styleId="CommentVarTok">
     <w:name w:val="CommentVarTok"/>
     <w:basedOn w:val="VerbatimChar"/>
     <w:rPr>
+      <w:color w:val="60a0b0"/>
       <w:b/>
       <w:i/>
-      <w:color w:val="60a0b0"/>
     </w:rPr>
   </w:style>
   <w:style w:type="character" w:customStyle="1" w:styleId="OtherTok">
@@ -7836,8 +7926,8 @@
     <w:name w:val="ControlFlowTok"/>
     <w:basedOn w:val="VerbatimChar"/>
     <w:rPr>
+      <w:color w:val="007020"/>
       <w:b/>
-      <w:color w:val="007020"/>
     </w:rPr>
   </w:style>
   <w:style w:type="character" w:customStyle="1" w:styleId="OperatorTok">
@@ -7882,34 +7972,34 @@
     <w:name w:val="InformationTok"/>
     <w:basedOn w:val="VerbatimChar"/>
     <w:rPr>
+      <w:color w:val="60a0b0"/>
       <w:b/>
       <w:i/>
-      <w:color w:val="60a0b0"/>
     </w:rPr>
   </w:style>
   <w:style w:type="character" w:customStyle="1" w:styleId="WarningTok">
     <w:name w:val="WarningTok"/>
     <w:basedOn w:val="VerbatimChar"/>
     <w:rPr>
+      <w:color w:val="60a0b0"/>
       <w:b/>
       <w:i/>
-      <w:color w:val="60a0b0"/>
     </w:rPr>
   </w:style>
   <w:style w:type="character" w:customStyle="1" w:styleId="AlertTok">
     <w:name w:val="AlertTok"/>
     <w:basedOn w:val="VerbatimChar"/>
     <w:rPr>
+      <w:color w:val="ff0000"/>
       <w:b/>
-      <w:color w:val="ff0000"/>
     </w:rPr>
   </w:style>
   <w:style w:type="character" w:customStyle="1" w:styleId="ErrorTok">
     <w:name w:val="ErrorTok"/>
     <w:basedOn w:val="VerbatimChar"/>
     <w:rPr>
+      <w:color w:val="ff0000"/>
       <w:b/>
-      <w:color w:val="ff0000"/>
     </w:rPr>
   </w:style>
   <w:style w:type="character" w:customStyle="1" w:styleId="NormalTok">
@@ -7931,44 +8021,44 @@
         <a:sysClr val="window" lastClr="FFFFFF"/>
       </a:lt1>
       <a:dk2>
-        <a:srgbClr val="0E2841"/>
+        <a:srgbClr val="1F497D"/>
       </a:dk2>
       <a:lt2>
-        <a:srgbClr val="E8E8E8"/>
+        <a:srgbClr val="EEECE1"/>
       </a:lt2>
       <a:accent1>
-        <a:srgbClr val="156082"/>
+        <a:srgbClr val="4F81BD"/>
       </a:accent1>
       <a:accent2>
-        <a:srgbClr val="E97132"/>
+        <a:srgbClr val="C0504D"/>
       </a:accent2>
       <a:accent3>
-        <a:srgbClr val="196B24"/>
+        <a:srgbClr val="9BBB59"/>
       </a:accent3>
       <a:accent4>
-        <a:srgbClr val="0F9ED5"/>
+        <a:srgbClr val="8064A2"/>
       </a:accent4>
       <a:accent5>
-        <a:srgbClr val="A02B93"/>
+        <a:srgbClr val="4BACC6"/>
       </a:accent5>
       <a:accent6>
-        <a:srgbClr val="4EA72E"/>
+        <a:srgbClr val="F79646"/>
       </a:accent6>
       <a:hlink>
-        <a:srgbClr val="467886"/>
+        <a:srgbClr val="0000FF"/>
       </a:hlink>
       <a:folHlink>
-        <a:srgbClr val="96607D"/>
+        <a:srgbClr val="800080"/>
       </a:folHlink>
     </a:clrScheme>
     <a:fontScheme name="Office">
       <a:majorFont>
-        <a:latin typeface="Aptos Display" panose="02110004020202020204"/>
+        <a:latin typeface="Calibri"/>
         <a:ea typeface=""/>
         <a:cs typeface=""/>
-        <a:font script="Jpan" typeface="游ゴシック Light"/>
+        <a:font script="Jpan" typeface="ＭＳ ゴシック"/>
         <a:font script="Hang" typeface="맑은 고딕"/>
-        <a:font script="Hans" typeface="等线 Light"/>
+        <a:font script="Hans" typeface="宋体"/>
         <a:font script="Hant" typeface="新細明體"/>
         <a:font script="Arab" typeface="Times New Roman"/>
         <a:font script="Hebr" typeface="Times New Roman"/>
@@ -7995,32 +8085,14 @@
         <a:font script="Mong" typeface="Mongolian Baiti"/>
         <a:font script="Viet" typeface="Times New Roman"/>
         <a:font script="Uigh" typeface="Microsoft Uighur"/>
-        <a:font script="Geor" typeface="Sylfaen"/>
-        <a:font script="Armn" typeface="Arial"/>
-        <a:font script="Bugi" typeface="Leelawadee UI"/>
-        <a:font script="Bopo" typeface="Microsoft JhengHei"/>
-        <a:font script="Java" typeface="Javanese Text"/>
-        <a:font script="Lisu" typeface="Segoe UI"/>
-        <a:font script="Mymr" typeface="Myanmar Text"/>
-        <a:font script="Nkoo" typeface="Ebrima"/>
-        <a:font script="Olck" typeface="Nirmala UI"/>
-        <a:font script="Osma" typeface="Ebrima"/>
-        <a:font script="Phag" typeface="Phagspa"/>
-        <a:font script="Syrn" typeface="Estrangelo Edessa"/>
-        <a:font script="Syrj" typeface="Estrangelo Edessa"/>
-        <a:font script="Syre" typeface="Estrangelo Edessa"/>
-        <a:font script="Sora" typeface="Nirmala UI"/>
-        <a:font script="Tale" typeface="Microsoft Tai Le"/>
-        <a:font script="Talu" typeface="Microsoft New Tai Lue"/>
-        <a:font script="Tfng" typeface="Ebrima"/>
       </a:majorFont>
       <a:minorFont>
-        <a:latin typeface="Aptos" panose="02110004020202020204"/>
+        <a:latin typeface="Cambria"/>
         <a:ea typeface=""/>
         <a:cs typeface=""/>
-        <a:font script="Jpan" typeface="游明朝"/>
+        <a:font script="Jpan" typeface="ＭＳ 明朝"/>
         <a:font script="Hang" typeface="맑은 고딕"/>
-        <a:font script="Hans" typeface="等线"/>
+        <a:font script="Hans" typeface="宋体"/>
         <a:font script="Hant" typeface="新細明體"/>
         <a:font script="Arab" typeface="Arial"/>
         <a:font script="Hebr" typeface="Arial"/>
@@ -8047,24 +8119,6 @@
         <a:font script="Mong" typeface="Mongolian Baiti"/>
         <a:font script="Viet" typeface="Arial"/>
         <a:font script="Uigh" typeface="Microsoft Uighur"/>
-        <a:font script="Geor" typeface="Sylfaen"/>
-        <a:font script="Armn" typeface="Arial"/>
-        <a:font script="Bugi" typeface="Leelawadee UI"/>
-        <a:font script="Bopo" typeface="Microsoft JhengHei"/>
-        <a:font script="Java" typeface="Javanese Text"/>
-        <a:font script="Lisu" typeface="Segoe UI"/>
-        <a:font script="Mymr" typeface="Myanmar Text"/>
-        <a:font script="Nkoo" typeface="Ebrima"/>
-        <a:font script="Olck" typeface="Nirmala UI"/>
-        <a:font script="Osma" typeface="Ebrima"/>
-        <a:font script="Phag" typeface="Phagspa"/>
-        <a:font script="Syrn" typeface="Estrangelo Edessa"/>
-        <a:font script="Syrj" typeface="Estrangelo Edessa"/>
-        <a:font script="Syre" typeface="Estrangelo Edessa"/>
-        <a:font script="Sora" typeface="Nirmala UI"/>
-        <a:font script="Tale" typeface="Microsoft Tai Le"/>
-        <a:font script="Talu" typeface="Microsoft New Tai Lue"/>
-        <a:font script="Tfng" typeface="Ebrima"/>
       </a:minorFont>
     </a:fontScheme>
     <a:fmtScheme name="Office">
@@ -8076,141 +8130,200 @@
           <a:gsLst>
             <a:gs pos="0">
               <a:schemeClr val="phClr">
-                <a:lumMod val="110000"/>
-                <a:satMod val="105000"/>
-                <a:tint val="67000"/>
+                <a:tint val="50000"/>
+                <a:satMod val="300000"/>
               </a:schemeClr>
             </a:gs>
-            <a:gs pos="50000">
+            <a:gs pos="35000">
               <a:schemeClr val="phClr">
-                <a:lumMod val="105000"/>
-                <a:satMod val="103000"/>
-                <a:tint val="73000"/>
+                <a:tint val="37000"/>
+                <a:satMod val="300000"/>
               </a:schemeClr>
             </a:gs>
             <a:gs pos="100000">
               <a:schemeClr val="phClr">
-                <a:lumMod val="105000"/>
-                <a:satMod val="109000"/>
-                <a:tint val="81000"/>
+                <a:tint val="15000"/>
+                <a:satMod val="350000"/>
               </a:schemeClr>
             </a:gs>
           </a:gsLst>
-          <a:lin ang="5400000" scaled="0"/>
+          <a:lin ang="16200000" scaled="1"/>
         </a:gradFill>
         <a:gradFill rotWithShape="1">
           <a:gsLst>
             <a:gs pos="0">
               <a:schemeClr val="phClr">
-                <a:satMod val="103000"/>
-                <a:lumMod val="102000"/>
-                <a:tint val="94000"/>
-              </a:schemeClr>
-            </a:gs>
-            <a:gs pos="50000">
-              <a:schemeClr val="phClr">
-                <a:satMod val="110000"/>
-                <a:lumMod val="100000"/>
+                <a:tint val="100000"/>
                 <a:shade val="100000"/>
+                <a:satMod val="130000"/>
               </a:schemeClr>
             </a:gs>
             <a:gs pos="100000">
               <a:schemeClr val="phClr">
-                <a:lumMod val="99000"/>
-                <a:satMod val="120000"/>
-                <a:shade val="78000"/>
+                <a:tint val="50000"/>
+                <a:shade val="100000"/>
+                <a:satMod val="350000"/>
               </a:schemeClr>
             </a:gs>
           </a:gsLst>
-          <a:lin ang="5400000" scaled="0"/>
+          <a:lin ang="16200000" scaled="0"/>
         </a:gradFill>
       </a:fillStyleLst>
       <a:lnStyleLst>
-        <a:ln w="6350" cap="flat" cmpd="sng" algn="ctr">
+        <a:ln w="9525" cap="flat" cmpd="sng" algn="ctr">
+          <a:solidFill>
+            <a:schemeClr val="phClr">
+              <a:shade val="95000"/>
+              <a:satMod val="105000"/>
+            </a:schemeClr>
+          </a:solidFill>
+          <a:prstDash val="solid"/>
+        </a:ln>
+        <a:ln w="25400" cap="flat" cmpd="sng" algn="ctr">
           <a:solidFill>
             <a:schemeClr val="phClr"/>
           </a:solidFill>
           <a:prstDash val="solid"/>
-          <a:miter lim="800000"/>
         </a:ln>
-        <a:ln w="12700" cap="flat" cmpd="sng" algn="ctr">
+        <a:ln w="38100" cap="flat" cmpd="sng" algn="ctr">
           <a:solidFill>
             <a:schemeClr val="phClr"/>
           </a:solidFill>
           <a:prstDash val="solid"/>
-          <a:miter lim="800000"/>
-        </a:ln>
-        <a:ln w="19050" cap="flat" cmpd="sng" algn="ctr">
-          <a:solidFill>
-            <a:schemeClr val="phClr"/>
-          </a:solidFill>
-          <a:prstDash val="solid"/>
-          <a:miter lim="800000"/>
         </a:ln>
       </a:lnStyleLst>
       <a:effectStyleLst>
         <a:effectStyle>
-          <a:effectLst/>
-        </a:effectStyle>
-        <a:effectStyle>
-          <a:effectLst/>
+          <a:effectLst>
+            <a:outerShdw blurRad="40000" dist="20000" dir="5400000" rotWithShape="0">
+              <a:srgbClr val="000000">
+                <a:alpha val="38000"/>
+              </a:srgbClr>
+            </a:outerShdw>
+          </a:effectLst>
         </a:effectStyle>
         <a:effectStyle>
           <a:effectLst>
-            <a:outerShdw blurRad="57150" dist="19050" dir="5400000" algn="ctr" rotWithShape="0">
+            <a:outerShdw blurRad="40000" dist="23000" dir="5400000" rotWithShape="0">
               <a:srgbClr val="000000">
-                <a:alpha val="63000"/>
+                <a:alpha val="35000"/>
               </a:srgbClr>
             </a:outerShdw>
           </a:effectLst>
+        </a:effectStyle>
+        <a:effectStyle>
+          <a:effectLst>
+            <a:outerShdw blurRad="40000" dist="23000" dir="5400000" rotWithShape="0">
+              <a:srgbClr val="000000">
+                <a:alpha val="35000"/>
+              </a:srgbClr>
+            </a:outerShdw>
+          </a:effectLst>
+          <a:scene3d>
+            <a:camera prst="orthographicFront">
+              <a:rot lat="0" lon="0" rev="0"/>
+            </a:camera>
+            <a:lightRig rig="threePt" dir="t">
+              <a:rot lat="0" lon="0" rev="1200000"/>
+            </a:lightRig>
+          </a:scene3d>
+          <a:sp3d>
+            <a:bevelT w="63500" h="25400"/>
+          </a:sp3d>
         </a:effectStyle>
       </a:effectStyleLst>
       <a:bgFillStyleLst>
         <a:solidFill>
           <a:schemeClr val="phClr"/>
         </a:solidFill>
-        <a:solidFill>
-          <a:schemeClr val="phClr">
-            <a:tint val="95000"/>
-            <a:satMod val="170000"/>
-          </a:schemeClr>
-        </a:solidFill>
         <a:gradFill rotWithShape="1">
           <a:gsLst>
             <a:gs pos="0">
               <a:schemeClr val="phClr">
-                <a:tint val="93000"/>
-                <a:satMod val="150000"/>
-                <a:shade val="98000"/>
-                <a:lumMod val="102000"/>
+                <a:tint val="40000"/>
+                <a:satMod val="350000"/>
               </a:schemeClr>
             </a:gs>
-            <a:gs pos="50000">
+            <a:gs pos="40000">
               <a:schemeClr val="phClr">
-                <a:tint val="98000"/>
-                <a:satMod val="130000"/>
-                <a:shade val="90000"/>
-                <a:lumMod val="103000"/>
+                <a:tint val="45000"/>
+                <a:shade val="99000"/>
+                <a:satMod val="350000"/>
               </a:schemeClr>
             </a:gs>
             <a:gs pos="100000">
               <a:schemeClr val="phClr">
-                <a:shade val="63000"/>
-                <a:satMod val="120000"/>
+                <a:shade val="20000"/>
+                <a:satMod val="255000"/>
               </a:schemeClr>
             </a:gs>
           </a:gsLst>
-          <a:lin ang="5400000" scaled="0"/>
+          <a:path path="circle">
+            <a:fillToRect l="50000" t="-80000" r="50000" b="180000"/>
+          </a:path>
+        </a:gradFill>
+        <a:gradFill rotWithShape="1">
+          <a:gsLst>
+            <a:gs pos="0">
+              <a:schemeClr val="phClr">
+                <a:tint val="80000"/>
+                <a:satMod val="300000"/>
+              </a:schemeClr>
+            </a:gs>
+            <a:gs pos="100000">
+              <a:schemeClr val="phClr">
+                <a:shade val="30000"/>
+                <a:satMod val="200000"/>
+              </a:schemeClr>
+            </a:gs>
+          </a:gsLst>
+          <a:path path="circle">
+            <a:fillToRect l="50000" t="50000" r="50000" b="50000"/>
+          </a:path>
         </a:gradFill>
       </a:bgFillStyleLst>
     </a:fmtScheme>
   </a:themeElements>
-  <a:objectDefaults/>
+  <a:objectDefaults>
+    <a:spDef>
+      <a:spPr/>
+      <a:bodyPr/>
+      <a:lstStyle/>
+      <a:style>
+        <a:lnRef idx="1">
+          <a:schemeClr val="accent1"/>
+        </a:lnRef>
+        <a:fillRef idx="3">
+          <a:schemeClr val="accent1"/>
+        </a:fillRef>
+        <a:effectRef idx="2">
+          <a:schemeClr val="accent1"/>
+        </a:effectRef>
+        <a:fontRef idx="minor">
+          <a:schemeClr val="lt1"/>
+        </a:fontRef>
+      </a:style>
+    </a:spDef>
+    <a:lnDef>
+      <a:spPr/>
+      <a:bodyPr/>
+      <a:lstStyle/>
+      <a:style>
+        <a:lnRef idx="2">
+          <a:schemeClr val="accent1"/>
+        </a:lnRef>
+        <a:fillRef idx="0">
+          <a:schemeClr val="accent1"/>
+        </a:fillRef>
+        <a:effectRef idx="1">
+          <a:schemeClr val="accent1"/>
+        </a:effectRef>
+        <a:fontRef idx="minor">
+          <a:schemeClr val="tx1"/>
+        </a:fontRef>
+      </a:style>
+    </a:lnDef>
+  </a:objectDefaults>
   <a:extraClrSchemeLst/>
-  <a:extLst>
-    <a:ext uri="{05A4C25C-085E-4340-85A3-A5531E510DB2}">
-      <thm15:themeFamily xmlns:thm15="http://schemas.microsoft.com/office/thememl/2012/main" name="Office Theme" id="{2E142A2C-CD16-42D6-873A-C26D2A0506FA}" vid="{1BDDFF52-6CD6-40A5-AB3C-68EB2F1E4D0A}"/>
-    </a:ext>
-  </a:extLst>
 </a:theme>
 </file>
--- a/submission/candidate_20260911_review/MANUSCRIPT_Submission.docx
+++ b/submission/candidate_20260911_review/MANUSCRIPT_Submission.docx
@@ -244,7 +244,7 @@
         <w:t xml:space="preserve"> </w:t>
       </w:r>
       <w:r>
-        <w:t xml:space="preserve">= 1.09×10⁻¹⁴), with the same direction in UKB and FinnGen. Shared-variant support was strong in BBJ and FinnGen, but not UKB.</w:t>
+        <w:t xml:space="preserve">= 1.09×10⁻¹⁴), with the same direction in UKB and FinnGen. Shared-variant support was strong in BBJ and FinnGen, but not UKB; the BBJ result was sensitive to a more conservative prior.</w:t>
       </w:r>
       <w:r>
         <w:t xml:space="preserve"> </w:t>
@@ -350,7 +350,7 @@
         <w:t xml:space="preserve"> </w:t>
       </w:r>
       <w:r>
-        <w:t xml:space="preserve">in this analysis. These results do not exclude a modest</w:t>
+        <w:t xml:space="preserve">in this analysis. These results do not exclude an inherited</w:t>
       </w:r>
       <w:r>
         <w:t xml:space="preserve"> </w:t>
@@ -682,7 +682,7 @@
         <w:t xml:space="preserve"> </w:t>
       </w:r>
       <w:r>
-        <w:t xml:space="preserve">&lt; 5×10⁻⁸. We selected approximately independent variants using the 1000 Genomes European reference, which matched the exposure population [17, 18]. This left 6,135 instruments for 2,544 genes. The minimum instrument-strength F statistic was 29.7. Alleles were aligned between expression and disease datasets; ambiguous or unavailable variants were excluded. UKB estimates were converted from their reported linear-model scale to log-odds before analysis. Reconstruction formulas, selection parameters and exclusions are provided in Supplementary Methods.</w:t>
+        <w:t xml:space="preserve">&lt; 5×10⁻⁸. We selected approximately independent variants by linkage-disequilibrium clumping in PLINK [19] against the 1000 Genomes Phase 3 European reference panel [18], which matched the ancestry of the exposure data. This left 6,135 instruments for 2,544 genes. The minimum instrument-strength F statistic was 29.7. Alleles were aligned between expression and disease datasets; ambiguous or unavailable variants were excluded. UKB estimates were converted from their reported linear-model scale to log-odds before analysis. Exposure effect sizes were reconstructed from the eQTLGen Z statistics, per-variant sample sizes and reference-panel allele frequencies [17]; the formulas, selection parameters and exclusions are provided in Supplementary Methods.</w:t>
       </w:r>
     </w:p>
     <w:p>
@@ -691,7 +691,7 @@
         <w:widowControl/>
       </w:pPr>
       <w:r>
-        <w:t xml:space="preserve">We used the Wald ratio for genes with one instrument and inverse-variance weighting for genes with multiple instruments [19]. Results are reported as odds ratios (ORs), 95% confidence intervals (CIs) and two-sided</w:t>
+        <w:t xml:space="preserve">We used the Wald ratio for genes with one instrument and inverse-variance weighting for genes with multiple instruments [20]. Results are reported as odds ratios (ORs), 95% confidence intervals (CIs) and two-sided</w:t>
       </w:r>
       <w:r>
         <w:t xml:space="preserve"> </w:t>
@@ -707,7 +707,7 @@
         <w:t xml:space="preserve"> </w:t>
       </w:r>
       <w:r>
-        <w:t xml:space="preserve">values. ORs are per unit increase in reconstructed, genetically proxied blood expression; they are not per drug dose and should not be interpreted as expected treatment effects. Discovery significance required</w:t>
+        <w:t xml:space="preserve">values. ORs are per unit increase in reconstructed, genetically proxied blood expression. The reconstruction sets the variance of expression to one, so this unit is approximately one standard deviation of genetically proxied expression rather than any measured quantity; the estimates are not per drug dose and should not be interpreted as expected treatment effects. Discovery significance required</w:t>
       </w:r>
       <w:r>
         <w:t xml:space="preserve"> </w:t>
@@ -739,7 +739,7 @@
         <w:t xml:space="preserve"> </w:t>
       </w:r>
       <w:r>
-        <w:t xml:space="preserve">&lt; 0.05 in the additional outcomes were considered nominal support only when their direction agreed with discovery. We report all estimates for the three selected genes, including non-significant results. Alternative MR estimators and tests for inconsistent instrument effects are presented in Table S1 [20, 21].</w:t>
+        <w:t xml:space="preserve">&lt; 0.05 in the additional outcomes were considered nominal support only when their direction agreed with discovery. We report all estimates for the three selected genes, including non-significant results. Alternative MR estimators and tests for inconsistent instrument effects are presented in Table S1 [21, 22].</w:t>
       </w:r>
     </w:p>
     <w:p>
@@ -777,7 +777,7 @@
         <w:t xml:space="preserve">TSHR</w:t>
       </w:r>
       <w:r>
-        <w:t xml:space="preserve">, cannot undergo instrument-based tests of pleiotropy. We did not perform a formal genetic directionality test [22]. The reporting checklist records other analyses that were unavailable or not undertaken.</w:t>
+        <w:t xml:space="preserve">, cannot undergo instrument-based tests of pleiotropy. We did not perform a formal genetic directionality test [23]. The reporting checklist records other analyses that were unavailable or not undertaken.</w:t>
       </w:r>
     </w:p>
     <w:bookmarkEnd w:id="23"/>
@@ -813,7 +813,7 @@
         <w:t xml:space="preserve"> </w:t>
       </w:r>
       <w:r>
-        <w:t xml:space="preserve">value. We report it alongside the MR results and tested more conservative assumptions (Table S2) [23]. The model assumes at most one causal variant per trait in the region; full model details and all probabilities are supplied in Supplementary Methods and Supplementary Data 3.</w:t>
+        <w:t xml:space="preserve">value. We report it alongside the MR results and tested more conservative assumptions (Table S2) [24]. Colocalization used the regional expression and disease statistics without any significance filter, giving 1,479 to 7,740 variants per gene and outcome. Requiring support in both the discovery outcome and the TED-enriched outcome is a stringent cross-outcome filter: it selects candidates whose shared-variant evidence is not confined to one dataset, and it is not a test of Graves disease association on its own. The model assumes at most one causal variant per trait in the region; full model details and all probabilities are supplied in Supplementary Methods and Supplementary Data 3.</w:t>
       </w:r>
     </w:p>
     <w:p>
@@ -1022,7 +1022,7 @@
         <w:widowControl/>
       </w:pPr>
       <w:r>
-        <w:t xml:space="preserve">Expression and disease showed strong shared-variant support in BBJ and FinnGen, with probabilities of 0.951 and 0.986, respectively. The leading variant was rs179252 in both. UKB did not show the same support (0.226), despite a strong MR association. Its expression and disease signals were more consistent with distinct linked variants. Thus, a highly significant MR result alone did not establish a shared genetic signal in every outcome.</w:t>
+        <w:t xml:space="preserve">Expression and disease showed strong shared-variant support in BBJ and FinnGen, with probabilities of 0.951 and 0.986, respectively. The leading variant was rs179252 in both. UKB did not show the same support (0.226), despite a strong MR association. There the posterior favoured distinct causal variants (PP.H3 = 0.774), so the expression and disease signals were more consistent with two linked variants than with one shared variant. Thus, a highly significant MR result alone did not establish a shared genetic signal in every outcome.</w:t>
       </w:r>
     </w:p>
     <w:bookmarkEnd w:id="27"/>
@@ -1115,7 +1115,7 @@
         <w:widowControl/>
       </w:pPr>
       <w:r>
-        <w:t xml:space="preserve">Shared-variant support was below 0.80 in all three outcomes (BBJ 0.073, UKB 0.404 and FinnGen 0.032). The UKB result was divided between competing explanations and should be regarded as unresolved. Alternative MR estimators agreed in direction but differed in statistical significance (Table S1). Taken together, these results provide weaker genetic support for</w:t>
+        <w:t xml:space="preserve">Shared-variant support was below 0.80 in all three outcomes (BBJ 0.073, UKB 0.404 and FinnGen 0.032). The UKB posterior was divided between an expression-only signal (PP.H2 = 0.400) and a shared variant (PP.H4 = 0.404), with little support for distinct variants (PP.H3 = 0.196), and should be regarded as unresolved rather than negative. Alternative MR estimators agreed in direction but differed in statistical significance (Table S1). Taken together, these results provide weaker genetic support for</w:t>
       </w:r>
       <w:r>
         <w:t xml:space="preserve"> </w:t>
@@ -1147,7 +1147,7 @@
         <w:t xml:space="preserve"> </w:t>
       </w:r>
       <w:r>
-        <w:t xml:space="preserve">in the two Graves disease outcomes; they do not show that</w:t>
+        <w:t xml:space="preserve">in BBJ Graves disease and FinnGen Graves ophthalmopathy; they do not show that</w:t>
       </w:r>
       <w:r>
         <w:t xml:space="preserve"> </w:t>
@@ -1199,7 +1199,7 @@
         <w:t xml:space="preserve"> </w:t>
       </w:r>
       <w:r>
-        <w:t xml:space="preserve">[24] was associated with lower odds of disease in BBJ (OR 0.18, 95% CI 0.11–0.27;</w:t>
+        <w:t xml:space="preserve">[25] was associated with lower odds of disease in BBJ (OR 0.18, 95% CI 0.11–0.27;</w:t>
       </w:r>
       <w:r>
         <w:t xml:space="preserve"> </w:t>
@@ -1389,7 +1389,7 @@
         <w:t xml:space="preserve"> </w:t>
       </w:r>
       <w:r>
-        <w:t xml:space="preserve">= 0.177; Table S3). None of the 81 colocalization comparisons crossed the 0.80 threshold; the maximum absolute change in shared-variant probability was 0.002142. However, the original prior sensitivity remained relevant: under the most conservative prior,</w:t>
+        <w:t xml:space="preserve">= 0.177; Table S3). Frequency substitution moved none of the 81 colocalization comparisons (nine genes × three outcomes × three priors) across the 0.80 threshold, so every classification was unchanged; the largest absolute change in shared-variant probability was 0.002142. However, the original prior sensitivity remained relevant: under the most conservative prior,</w:t>
       </w:r>
       <w:r>
         <w:t xml:space="preserve"> </w:t>
@@ -1414,7 +1414,55 @@
         <w:widowControl/>
       </w:pPr>
       <w:r>
-        <w:t xml:space="preserve">The screen had limited ability to detect smaller associations. At 80% power, only 14.6% of estimable BBJ genes could detect an OR of 1.5 at the discovery threshold; this decreased to 12.5% with cohort frequencies. The corresponding proportions for an OR of 2.0 were 35.6% and 34.2% (Table S4). These calculations describe MR association detection, not the probability of passing the complete colocalization filter. Failure to identify an additional candidate does not exclude moderate or other undetected genetic effects.</w:t>
+        <w:t xml:space="preserve">The screen had limited ability to detect smaller associations. At 80% power, only 14.6% of estimable BBJ genes could detect an OR of 1.5 at the discovery threshold; this decreased to 12.5% with cohort frequencies. The corresponding proportions for an OR of 2.0 were 35.6% and 34.2% (Table S4). Detection limits also differed between the selected genes. At the discovery threshold and 80% power the</w:t>
+      </w:r>
+      <w:r>
+        <w:t xml:space="preserve"> </w:t>
+      </w:r>
+      <w:r>
+        <w:rPr>
+          <w:iCs/>
+          <w:i/>
+        </w:rPr>
+        <w:t xml:space="preserve">TSHR</w:t>
+      </w:r>
+      <w:r>
+        <w:t xml:space="preserve"> </w:t>
+      </w:r>
+      <w:r>
+        <w:t xml:space="preserve">estimate exceeded its own detection limit (observed |β| 2.10 against 1.39), whereas the</w:t>
+      </w:r>
+      <w:r>
+        <w:t xml:space="preserve"> </w:t>
+      </w:r>
+      <w:r>
+        <w:rPr>
+          <w:iCs/>
+          <w:i/>
+        </w:rPr>
+        <w:t xml:space="preserve">IGF1R</w:t>
+      </w:r>
+      <w:r>
+        <w:t xml:space="preserve"> </w:t>
+      </w:r>
+      <w:r>
+        <w:t xml:space="preserve">estimate fell below it in every outcome (0.45 against 0.99 in BBJ, 0.30 against 0.33 in UKB, 0.34 against 0.72 in FinnGen). The</w:t>
+      </w:r>
+      <w:r>
+        <w:t xml:space="preserve"> </w:t>
+      </w:r>
+      <w:r>
+        <w:rPr>
+          <w:iCs/>
+          <w:i/>
+        </w:rPr>
+        <w:t xml:space="preserve">IGF1R</w:t>
+      </w:r>
+      <w:r>
+        <w:t xml:space="preserve"> </w:t>
+      </w:r>
+      <w:r>
+        <w:t xml:space="preserve">findings are therefore as consistent with an effect too small for this design to detect reliably as with an absent one. These calculations describe MR association detection, not the probability of passing the complete colocalization filter. Failure to identify an additional candidate does not exclude moderate or other undetected genetic effects.</w:t>
       </w:r>
     </w:p>
     <w:bookmarkEnd w:id="30"/>
@@ -1483,7 +1531,7 @@
         <w:t xml:space="preserve"> </w:t>
       </w:r>
       <w:r>
-        <w:t xml:space="preserve">showed direction-consistent MR associations across all three datasets and shared expression–disease signals in BBJ GD and FinnGen Graves ophthalmopathy.</w:t>
+        <w:t xml:space="preserve">showed direction-consistent MR associations across all three datasets and shared expression–disease signals in BBJ GD and FinnGen Graves ophthalmopathy under the primary priors, although the BBJ result did not hold under the most conservative prior.</w:t>
       </w:r>
       <w:r>
         <w:t xml:space="preserve"> </w:t>
@@ -1537,7 +1585,7 @@
         <w:t xml:space="preserve">TSHR</w:t>
       </w:r>
       <w:r>
-        <w:t xml:space="preserve">. Blood gene-expression instruments may not capture receptor activity, protein abundance or regulation in orbital tissue [25]. The present findings neither challenge the treatment evidence for teprotumumab nor establish that</w:t>
+        <w:t xml:space="preserve">. Blood gene-expression instruments may not capture receptor activity, protein abundance or regulation in orbital tissue [26]. The present findings neither challenge the treatment evidence for teprotumumab nor establish that</w:t>
       </w:r>
       <w:r>
         <w:t xml:space="preserve"> </w:t>
@@ -1578,7 +1626,7 @@
         <w:t xml:space="preserve"> </w:t>
       </w:r>
       <w:r>
-        <w:t xml:space="preserve">ORs should not be read as evidence that increasing TSHR expression would prevent disease. They reflect lifelong genetic differences in reconstructed blood expression. A drug acts in a particular tissue, at a particular dose and stage of disease, and may affect signalling without reproducing a genetic expression difference [26]. The descriptive orbital dataset cannot resolve this distinction: four TED samples and a single control are insufficient for differential-expression inference or a causal comparison. The direction of blood-expression MR and disease-state orbital expression need not be the same.</w:t>
+        <w:t xml:space="preserve">ORs should not be read as evidence that increasing TSHR expression would prevent disease. They reflect lifelong genetic differences in reconstructed blood expression. A drug acts in a particular tissue, at a particular dose and stage of disease, and may affect signalling without reproducing a genetic expression difference [27]. The descriptive orbital dataset cannot resolve this distinction: four TED samples and a single control are insufficient for differential-expression inference or a causal comparison. The direction of blood-expression MR and disease-state orbital expression need not be the same.</w:t>
       </w:r>
     </w:p>
     <w:p>
@@ -2182,6 +2230,18 @@
       </w:pPr>
       <w:r>
         <w:t xml:space="preserve">Zhu Z, Zhang F, Hu H, Bakshi A, Robinson MR, Powell JE, Montgomery GW, Goddard ME, Wray NR, Visscher PM, et al. Integration of summary data from GWAS and eQTL studies predicts complex trait gene targets. Nat Genet. 2016;48:481-487. doi:10.1038/ng.3538.</w:t>
+      </w:r>
+    </w:p>
+    <w:p>
+      <w:pPr>
+        <w:widowControl/>
+        <w:numPr>
+          <w:ilvl w:val="0"/>
+          <w:numId w:val="1001"/>
+        </w:numPr>
+      </w:pPr>
+      <w:r>
+        <w:t xml:space="preserve">1000 Genomes Project Consortium, Auton A, Brooks LD, Durbin RM, Garrison EP, Kang HM, Korbel JO, Marchini JL, McCarthy S, McVean GA, et al. A global reference for human genetic variation. Nature. 2015;526:68-74. doi:10.1038/nature15393.</w:t>
       </w:r>
     </w:p>
     <w:p>
@@ -3144,12 +3204,13 @@
         <w:tblLook w:firstColumn="1" w:firstRow="1" w:lastColumn="0" w:lastRow="0" w:noHBand="0" w:noVBand="1" w:val="04A0"/>
       </w:tblPr>
       <w:tblGrid>
-        <w:gridCol w:w="1317"/>
-        <w:gridCol w:w="4610"/>
-        <w:gridCol w:w="1399"/>
-        <w:gridCol w:w="3457"/>
-        <w:gridCol w:w="1729"/>
-        <w:gridCol w:w="2305"/>
+        <w:gridCol w:w="2117"/>
+        <w:gridCol w:w="2117"/>
+        <w:gridCol w:w="2117"/>
+        <w:gridCol w:w="2117"/>
+        <w:gridCol w:w="2117"/>
+        <w:gridCol w:w="2117"/>
+        <w:gridCol w:w="2117"/>
       </w:tblGrid>
       <w:tr>
         <w:trPr>
@@ -3158,7 +3219,7 @@
         </w:trPr>
         <w:tc>
           <w:tcPr>
-            <w:tcW w:type="dxa" w:w="1317"/>
+            <w:tcW w:type="dxa" w:w="2117"/>
             <w:vAlign w:val="center"/>
             <w:tcMar>
               <w:top w:w="80" w:type="dxa"/>
@@ -3186,7 +3247,7 @@
         </w:tc>
         <w:tc>
           <w:tcPr>
-            <w:tcW w:type="dxa" w:w="4610"/>
+            <w:tcW w:type="dxa" w:w="2117"/>
             <w:vAlign w:val="center"/>
             <w:tcMar>
               <w:top w:w="80" w:type="dxa"/>
@@ -3214,7 +3275,7 @@
         </w:tc>
         <w:tc>
           <w:tcPr>
-            <w:tcW w:type="dxa" w:w="1399"/>
+            <w:tcW w:type="dxa" w:w="2117"/>
             <w:vAlign w:val="center"/>
             <w:tcMar>
               <w:top w:w="80" w:type="dxa"/>
@@ -3242,7 +3303,7 @@
         </w:tc>
         <w:tc>
           <w:tcPr>
-            <w:tcW w:type="dxa" w:w="3457"/>
+            <w:tcW w:type="dxa" w:w="2117"/>
             <w:vAlign w:val="center"/>
             <w:tcMar>
               <w:top w:w="80" w:type="dxa"/>
@@ -3270,7 +3331,7 @@
         </w:tc>
         <w:tc>
           <w:tcPr>
-            <w:tcW w:type="dxa" w:w="1729"/>
+            <w:tcW w:type="dxa" w:w="2117"/>
             <w:vAlign w:val="center"/>
             <w:tcMar>
               <w:top w:w="80" w:type="dxa"/>
@@ -3316,7 +3377,7 @@
         </w:tc>
         <w:tc>
           <w:tcPr>
-            <w:tcW w:type="dxa" w:w="2305"/>
+            <w:tcW w:type="dxa" w:w="2117"/>
             <w:vAlign w:val="center"/>
             <w:tcMar>
               <w:top w:w="80" w:type="dxa"/>
@@ -3338,7 +3399,35 @@
                 <w:b/>
                 <w:sz w:val="20"/>
               </w:rPr>
-              <w:t xml:space="preserve">Shared-variant support</w:t>
+              <w:t xml:space="preserve">Distinct variants (PP.H3)</w:t>
+            </w:r>
+          </w:p>
+        </w:tc>
+        <w:tc>
+          <w:tcPr>
+            <w:tcW w:type="dxa" w:w="2117"/>
+            <w:vAlign w:val="center"/>
+            <w:tcMar>
+              <w:top w:w="80" w:type="dxa"/>
+              <w:bottom w:w="80" w:type="dxa"/>
+              <w:left w:w="80" w:type="dxa"/>
+              <w:right w:w="80" w:type="dxa"/>
+            </w:tcMar>
+            <w:shd w:fill="EEEEEE"/>
+          </w:tcPr>
+          <w:p>
+            <w:pPr>
+              <w:keepNext w:val="0"/>
+              <w:spacing w:line="252" w:lineRule="auto" w:before="0" w:after="0"/>
+              <w:jc w:val="center"/>
+            </w:pPr>
+            <w:r>
+              <w:rPr>
+                <w:rFonts w:ascii="Times New Roman" w:hAnsi="Times New Roman"/>
+                <w:b/>
+                <w:sz w:val="20"/>
+              </w:rPr>
+              <w:t xml:space="preserve">Shared variant (PP.H4)</w:t>
             </w:r>
           </w:p>
         </w:tc>
@@ -3349,7 +3438,7 @@
         </w:trPr>
         <w:tc>
           <w:tcPr>
-            <w:tcW w:type="dxa" w:w="1317"/>
+            <w:tcW w:type="dxa" w:w="2117"/>
             <w:vAlign w:val="center"/>
             <w:tcMar>
               <w:top w:w="80" w:type="dxa"/>
@@ -3377,7 +3466,7 @@
         </w:tc>
         <w:tc>
           <w:tcPr>
-            <w:tcW w:type="dxa" w:w="4610"/>
+            <w:tcW w:type="dxa" w:w="2117"/>
             <w:vAlign w:val="center"/>
             <w:tcMar>
               <w:top w:w="80" w:type="dxa"/>
@@ -3403,7 +3492,7 @@
         </w:tc>
         <w:tc>
           <w:tcPr>
-            <w:tcW w:type="dxa" w:w="1399"/>
+            <w:tcW w:type="dxa" w:w="2117"/>
             <w:vAlign w:val="center"/>
             <w:tcMar>
               <w:top w:w="80" w:type="dxa"/>
@@ -3429,7 +3518,7 @@
         </w:tc>
         <w:tc>
           <w:tcPr>
-            <w:tcW w:type="dxa" w:w="3457"/>
+            <w:tcW w:type="dxa" w:w="2117"/>
             <w:vAlign w:val="center"/>
             <w:tcMar>
               <w:top w:w="80" w:type="dxa"/>
@@ -3455,7 +3544,7 @@
         </w:tc>
         <w:tc>
           <w:tcPr>
-            <w:tcW w:type="dxa" w:w="1729"/>
+            <w:tcW w:type="dxa" w:w="2117"/>
             <w:vAlign w:val="center"/>
             <w:tcMar>
               <w:top w:w="80" w:type="dxa"/>
@@ -3482,7 +3571,7 @@
         </w:tc>
         <w:tc>
           <w:tcPr>
-            <w:tcW w:type="dxa" w:w="2305"/>
+            <w:tcW w:type="dxa" w:w="2117"/>
             <w:vAlign w:val="center"/>
             <w:tcMar>
               <w:top w:w="80" w:type="dxa"/>
@@ -3500,6 +3589,34 @@
             <w:r>
               <w:rPr>
                 <w:rFonts w:ascii="Times New Roman" w:hAnsi="Times New Roman"/>
+                <w:b/>
+                <w:sz w:val="20"/>
+              </w:rPr>
+              <w:t xml:space="preserve">0.049</w:t>
+            </w:r>
+          </w:p>
+        </w:tc>
+        <w:tc>
+          <w:tcPr>
+            <w:tcW w:type="dxa" w:w="2117"/>
+            <w:vAlign w:val="center"/>
+            <w:tcMar>
+              <w:top w:w="80" w:type="dxa"/>
+              <w:bottom w:w="80" w:type="dxa"/>
+              <w:left w:w="80" w:type="dxa"/>
+              <w:right w:w="80" w:type="dxa"/>
+            </w:tcMar>
+          </w:tcPr>
+          <w:p>
+            <w:pPr>
+              <w:keepNext w:val="0"/>
+              <w:spacing w:line="252" w:lineRule="auto" w:before="0" w:after="0"/>
+              <w:jc w:val="center"/>
+            </w:pPr>
+            <w:r>
+              <w:rPr>
+                <w:rFonts w:ascii="Times New Roman" w:hAnsi="Times New Roman"/>
+                <w:b/>
                 <w:sz w:val="20"/>
               </w:rPr>
               <w:t xml:space="preserve">0.951</w:t>
@@ -3513,7 +3630,7 @@
         </w:trPr>
         <w:tc>
           <w:tcPr>
-            <w:tcW w:type="dxa" w:w="1317"/>
+            <w:tcW w:type="dxa" w:w="2117"/>
             <w:vAlign w:val="center"/>
             <w:tcMar>
               <w:top w:w="80" w:type="dxa"/>
@@ -3541,7 +3658,7 @@
         </w:tc>
         <w:tc>
           <w:tcPr>
-            <w:tcW w:type="dxa" w:w="4610"/>
+            <w:tcW w:type="dxa" w:w="2117"/>
             <w:vAlign w:val="center"/>
             <w:tcMar>
               <w:top w:w="80" w:type="dxa"/>
@@ -3567,7 +3684,7 @@
         </w:tc>
         <w:tc>
           <w:tcPr>
-            <w:tcW w:type="dxa" w:w="1399"/>
+            <w:tcW w:type="dxa" w:w="2117"/>
             <w:vAlign w:val="center"/>
             <w:tcMar>
               <w:top w:w="80" w:type="dxa"/>
@@ -3593,7 +3710,7 @@
         </w:tc>
         <w:tc>
           <w:tcPr>
-            <w:tcW w:type="dxa" w:w="3457"/>
+            <w:tcW w:type="dxa" w:w="2117"/>
             <w:vAlign w:val="center"/>
             <w:tcMar>
               <w:top w:w="80" w:type="dxa"/>
@@ -3619,7 +3736,7 @@
         </w:tc>
         <w:tc>
           <w:tcPr>
-            <w:tcW w:type="dxa" w:w="1729"/>
+            <w:tcW w:type="dxa" w:w="2117"/>
             <w:vAlign w:val="center"/>
             <w:tcMar>
               <w:top w:w="80" w:type="dxa"/>
@@ -3646,7 +3763,7 @@
         </w:tc>
         <w:tc>
           <w:tcPr>
-            <w:tcW w:type="dxa" w:w="2305"/>
+            <w:tcW w:type="dxa" w:w="2117"/>
             <w:vAlign w:val="center"/>
             <w:tcMar>
               <w:top w:w="80" w:type="dxa"/>
@@ -3664,6 +3781,34 @@
             <w:r>
               <w:rPr>
                 <w:rFonts w:ascii="Times New Roman" w:hAnsi="Times New Roman"/>
+                <w:b/>
+                <w:sz w:val="20"/>
+              </w:rPr>
+              <w:t xml:space="preserve">0.774</w:t>
+            </w:r>
+          </w:p>
+        </w:tc>
+        <w:tc>
+          <w:tcPr>
+            <w:tcW w:type="dxa" w:w="2117"/>
+            <w:vAlign w:val="center"/>
+            <w:tcMar>
+              <w:top w:w="80" w:type="dxa"/>
+              <w:bottom w:w="80" w:type="dxa"/>
+              <w:left w:w="80" w:type="dxa"/>
+              <w:right w:w="80" w:type="dxa"/>
+            </w:tcMar>
+          </w:tcPr>
+          <w:p>
+            <w:pPr>
+              <w:keepNext w:val="0"/>
+              <w:spacing w:line="252" w:lineRule="auto" w:before="0" w:after="0"/>
+              <w:jc w:val="center"/>
+            </w:pPr>
+            <w:r>
+              <w:rPr>
+                <w:rFonts w:ascii="Times New Roman" w:hAnsi="Times New Roman"/>
+                <w:b/>
                 <w:sz w:val="20"/>
               </w:rPr>
               <w:t xml:space="preserve">0.226</w:t>
@@ -3677,7 +3822,7 @@
         </w:trPr>
         <w:tc>
           <w:tcPr>
-            <w:tcW w:type="dxa" w:w="1317"/>
+            <w:tcW w:type="dxa" w:w="2117"/>
             <w:vAlign w:val="center"/>
             <w:tcMar>
               <w:top w:w="80" w:type="dxa"/>
@@ -3705,7 +3850,7 @@
         </w:tc>
         <w:tc>
           <w:tcPr>
-            <w:tcW w:type="dxa" w:w="4610"/>
+            <w:tcW w:type="dxa" w:w="2117"/>
             <w:vAlign w:val="center"/>
             <w:tcMar>
               <w:top w:w="80" w:type="dxa"/>
@@ -3731,7 +3876,7 @@
         </w:tc>
         <w:tc>
           <w:tcPr>
-            <w:tcW w:type="dxa" w:w="1399"/>
+            <w:tcW w:type="dxa" w:w="2117"/>
             <w:vAlign w:val="center"/>
             <w:tcMar>
               <w:top w:w="80" w:type="dxa"/>
@@ -3757,7 +3902,7 @@
         </w:tc>
         <w:tc>
           <w:tcPr>
-            <w:tcW w:type="dxa" w:w="3457"/>
+            <w:tcW w:type="dxa" w:w="2117"/>
             <w:vAlign w:val="center"/>
             <w:tcMar>
               <w:top w:w="80" w:type="dxa"/>
@@ -3783,7 +3928,7 @@
         </w:tc>
         <w:tc>
           <w:tcPr>
-            <w:tcW w:type="dxa" w:w="1729"/>
+            <w:tcW w:type="dxa" w:w="2117"/>
             <w:vAlign w:val="center"/>
             <w:tcMar>
               <w:top w:w="80" w:type="dxa"/>
@@ -3810,7 +3955,7 @@
         </w:tc>
         <w:tc>
           <w:tcPr>
-            <w:tcW w:type="dxa" w:w="2305"/>
+            <w:tcW w:type="dxa" w:w="2117"/>
             <w:vAlign w:val="center"/>
             <w:tcMar>
               <w:top w:w="80" w:type="dxa"/>
@@ -3828,6 +3973,34 @@
             <w:r>
               <w:rPr>
                 <w:rFonts w:ascii="Times New Roman" w:hAnsi="Times New Roman"/>
+                <w:b/>
+                <w:sz w:val="20"/>
+              </w:rPr>
+              <w:t xml:space="preserve">0.014</w:t>
+            </w:r>
+          </w:p>
+        </w:tc>
+        <w:tc>
+          <w:tcPr>
+            <w:tcW w:type="dxa" w:w="2117"/>
+            <w:vAlign w:val="center"/>
+            <w:tcMar>
+              <w:top w:w="80" w:type="dxa"/>
+              <w:bottom w:w="80" w:type="dxa"/>
+              <w:left w:w="80" w:type="dxa"/>
+              <w:right w:w="80" w:type="dxa"/>
+            </w:tcMar>
+          </w:tcPr>
+          <w:p>
+            <w:pPr>
+              <w:keepNext w:val="0"/>
+              <w:spacing w:line="252" w:lineRule="auto" w:before="0" w:after="0"/>
+              <w:jc w:val="center"/>
+            </w:pPr>
+            <w:r>
+              <w:rPr>
+                <w:rFonts w:ascii="Times New Roman" w:hAnsi="Times New Roman"/>
+                <w:b/>
                 <w:sz w:val="20"/>
               </w:rPr>
               <w:t xml:space="preserve">0.986</w:t>
@@ -3841,7 +4014,7 @@
         </w:trPr>
         <w:tc>
           <w:tcPr>
-            <w:tcW w:type="dxa" w:w="1317"/>
+            <w:tcW w:type="dxa" w:w="2117"/>
             <w:vAlign w:val="center"/>
             <w:tcMar>
               <w:top w:w="80" w:type="dxa"/>
@@ -3869,7 +4042,7 @@
         </w:tc>
         <w:tc>
           <w:tcPr>
-            <w:tcW w:type="dxa" w:w="4610"/>
+            <w:tcW w:type="dxa" w:w="2117"/>
             <w:vAlign w:val="center"/>
             <w:tcMar>
               <w:top w:w="80" w:type="dxa"/>
@@ -3895,7 +4068,7 @@
         </w:tc>
         <w:tc>
           <w:tcPr>
-            <w:tcW w:type="dxa" w:w="1399"/>
+            <w:tcW w:type="dxa" w:w="2117"/>
             <w:vAlign w:val="center"/>
             <w:tcMar>
               <w:top w:w="80" w:type="dxa"/>
@@ -3921,7 +4094,7 @@
         </w:tc>
         <w:tc>
           <w:tcPr>
-            <w:tcW w:type="dxa" w:w="3457"/>
+            <w:tcW w:type="dxa" w:w="2117"/>
             <w:vAlign w:val="center"/>
             <w:tcMar>
               <w:top w:w="80" w:type="dxa"/>
@@ -3947,7 +4120,7 @@
         </w:tc>
         <w:tc>
           <w:tcPr>
-            <w:tcW w:type="dxa" w:w="1729"/>
+            <w:tcW w:type="dxa" w:w="2117"/>
             <w:vAlign w:val="center"/>
             <w:tcMar>
               <w:top w:w="80" w:type="dxa"/>
@@ -3974,7 +4147,7 @@
         </w:tc>
         <w:tc>
           <w:tcPr>
-            <w:tcW w:type="dxa" w:w="2305"/>
+            <w:tcW w:type="dxa" w:w="2117"/>
             <w:vAlign w:val="center"/>
             <w:tcMar>
               <w:top w:w="80" w:type="dxa"/>
@@ -3992,6 +4165,34 @@
             <w:r>
               <w:rPr>
                 <w:rFonts w:ascii="Times New Roman" w:hAnsi="Times New Roman"/>
+                <w:b/>
+                <w:sz w:val="20"/>
+              </w:rPr>
+              <w:t xml:space="preserve">0.236</w:t>
+            </w:r>
+          </w:p>
+        </w:tc>
+        <w:tc>
+          <w:tcPr>
+            <w:tcW w:type="dxa" w:w="2117"/>
+            <w:vAlign w:val="center"/>
+            <w:tcMar>
+              <w:top w:w="80" w:type="dxa"/>
+              <w:bottom w:w="80" w:type="dxa"/>
+              <w:left w:w="80" w:type="dxa"/>
+              <w:right w:w="80" w:type="dxa"/>
+            </w:tcMar>
+          </w:tcPr>
+          <w:p>
+            <w:pPr>
+              <w:keepNext w:val="0"/>
+              <w:spacing w:line="252" w:lineRule="auto" w:before="0" w:after="0"/>
+              <w:jc w:val="center"/>
+            </w:pPr>
+            <w:r>
+              <w:rPr>
+                <w:rFonts w:ascii="Times New Roman" w:hAnsi="Times New Roman"/>
+                <w:b/>
                 <w:sz w:val="20"/>
               </w:rPr>
               <w:t xml:space="preserve">0.073</w:t>
@@ -4005,7 +4206,7 @@
         </w:trPr>
         <w:tc>
           <w:tcPr>
-            <w:tcW w:type="dxa" w:w="1317"/>
+            <w:tcW w:type="dxa" w:w="2117"/>
             <w:vAlign w:val="center"/>
             <w:tcMar>
               <w:top w:w="80" w:type="dxa"/>
@@ -4033,7 +4234,7 @@
         </w:tc>
         <w:tc>
           <w:tcPr>
-            <w:tcW w:type="dxa" w:w="4610"/>
+            <w:tcW w:type="dxa" w:w="2117"/>
             <w:vAlign w:val="center"/>
             <w:tcMar>
               <w:top w:w="80" w:type="dxa"/>
@@ -4059,7 +4260,7 @@
         </w:tc>
         <w:tc>
           <w:tcPr>
-            <w:tcW w:type="dxa" w:w="1399"/>
+            <w:tcW w:type="dxa" w:w="2117"/>
             <w:vAlign w:val="center"/>
             <w:tcMar>
               <w:top w:w="80" w:type="dxa"/>
@@ -4085,7 +4286,7 @@
         </w:tc>
         <w:tc>
           <w:tcPr>
-            <w:tcW w:type="dxa" w:w="3457"/>
+            <w:tcW w:type="dxa" w:w="2117"/>
             <w:vAlign w:val="center"/>
             <w:tcMar>
               <w:top w:w="80" w:type="dxa"/>
@@ -4111,7 +4312,7 @@
         </w:tc>
         <w:tc>
           <w:tcPr>
-            <w:tcW w:type="dxa" w:w="1729"/>
+            <w:tcW w:type="dxa" w:w="2117"/>
             <w:vAlign w:val="center"/>
             <w:tcMar>
               <w:top w:w="80" w:type="dxa"/>
@@ -4138,7 +4339,7 @@
         </w:tc>
         <w:tc>
           <w:tcPr>
-            <w:tcW w:type="dxa" w:w="2305"/>
+            <w:tcW w:type="dxa" w:w="2117"/>
             <w:vAlign w:val="center"/>
             <w:tcMar>
               <w:top w:w="80" w:type="dxa"/>
@@ -4156,6 +4357,34 @@
             <w:r>
               <w:rPr>
                 <w:rFonts w:ascii="Times New Roman" w:hAnsi="Times New Roman"/>
+                <w:b/>
+                <w:sz w:val="20"/>
+              </w:rPr>
+              <w:t xml:space="preserve">0.196</w:t>
+            </w:r>
+          </w:p>
+        </w:tc>
+        <w:tc>
+          <w:tcPr>
+            <w:tcW w:type="dxa" w:w="2117"/>
+            <w:vAlign w:val="center"/>
+            <w:tcMar>
+              <w:top w:w="80" w:type="dxa"/>
+              <w:bottom w:w="80" w:type="dxa"/>
+              <w:left w:w="80" w:type="dxa"/>
+              <w:right w:w="80" w:type="dxa"/>
+            </w:tcMar>
+          </w:tcPr>
+          <w:p>
+            <w:pPr>
+              <w:keepNext w:val="0"/>
+              <w:spacing w:line="252" w:lineRule="auto" w:before="0" w:after="0"/>
+              <w:jc w:val="center"/>
+            </w:pPr>
+            <w:r>
+              <w:rPr>
+                <w:rFonts w:ascii="Times New Roman" w:hAnsi="Times New Roman"/>
+                <w:b/>
                 <w:sz w:val="20"/>
               </w:rPr>
               <w:t xml:space="preserve">0.404</w:t>
@@ -4169,7 +4398,7 @@
         </w:trPr>
         <w:tc>
           <w:tcPr>
-            <w:tcW w:type="dxa" w:w="1317"/>
+            <w:tcW w:type="dxa" w:w="2117"/>
             <w:vAlign w:val="center"/>
             <w:tcMar>
               <w:top w:w="80" w:type="dxa"/>
@@ -4197,7 +4426,7 @@
         </w:tc>
         <w:tc>
           <w:tcPr>
-            <w:tcW w:type="dxa" w:w="4610"/>
+            <w:tcW w:type="dxa" w:w="2117"/>
             <w:vAlign w:val="center"/>
             <w:tcMar>
               <w:top w:w="80" w:type="dxa"/>
@@ -4223,7 +4452,7 @@
         </w:tc>
         <w:tc>
           <w:tcPr>
-            <w:tcW w:type="dxa" w:w="1399"/>
+            <w:tcW w:type="dxa" w:w="2117"/>
             <w:vAlign w:val="center"/>
             <w:tcMar>
               <w:top w:w="80" w:type="dxa"/>
@@ -4249,7 +4478,7 @@
         </w:tc>
         <w:tc>
           <w:tcPr>
-            <w:tcW w:type="dxa" w:w="3457"/>
+            <w:tcW w:type="dxa" w:w="2117"/>
             <w:vAlign w:val="center"/>
             <w:tcMar>
               <w:top w:w="80" w:type="dxa"/>
@@ -4275,7 +4504,7 @@
         </w:tc>
         <w:tc>
           <w:tcPr>
-            <w:tcW w:type="dxa" w:w="1729"/>
+            <w:tcW w:type="dxa" w:w="2117"/>
             <w:vAlign w:val="center"/>
             <w:tcMar>
               <w:top w:w="80" w:type="dxa"/>
@@ -4302,7 +4531,7 @@
         </w:tc>
         <w:tc>
           <w:tcPr>
-            <w:tcW w:type="dxa" w:w="2305"/>
+            <w:tcW w:type="dxa" w:w="2117"/>
             <w:vAlign w:val="center"/>
             <w:tcMar>
               <w:top w:w="80" w:type="dxa"/>
@@ -4320,6 +4549,34 @@
             <w:r>
               <w:rPr>
                 <w:rFonts w:ascii="Times New Roman" w:hAnsi="Times New Roman"/>
+                <w:b/>
+                <w:sz w:val="20"/>
+              </w:rPr>
+              <w:t xml:space="preserve">0.346</w:t>
+            </w:r>
+          </w:p>
+        </w:tc>
+        <w:tc>
+          <w:tcPr>
+            <w:tcW w:type="dxa" w:w="2117"/>
+            <w:vAlign w:val="center"/>
+            <w:tcMar>
+              <w:top w:w="80" w:type="dxa"/>
+              <w:bottom w:w="80" w:type="dxa"/>
+              <w:left w:w="80" w:type="dxa"/>
+              <w:right w:w="80" w:type="dxa"/>
+            </w:tcMar>
+          </w:tcPr>
+          <w:p>
+            <w:pPr>
+              <w:keepNext w:val="0"/>
+              <w:spacing w:line="252" w:lineRule="auto" w:before="0" w:after="0"/>
+              <w:jc w:val="center"/>
+            </w:pPr>
+            <w:r>
+              <w:rPr>
+                <w:rFonts w:ascii="Times New Roman" w:hAnsi="Times New Roman"/>
+                <w:b/>
                 <w:sz w:val="20"/>
               </w:rPr>
               <w:t xml:space="preserve">0.032</w:t>
@@ -4333,7 +4590,7 @@
         </w:trPr>
         <w:tc>
           <w:tcPr>
-            <w:tcW w:type="dxa" w:w="1317"/>
+            <w:tcW w:type="dxa" w:w="2117"/>
             <w:vAlign w:val="center"/>
             <w:tcMar>
               <w:top w:w="80" w:type="dxa"/>
@@ -4361,7 +4618,7 @@
         </w:tc>
         <w:tc>
           <w:tcPr>
-            <w:tcW w:type="dxa" w:w="4610"/>
+            <w:tcW w:type="dxa" w:w="2117"/>
             <w:vAlign w:val="center"/>
             <w:tcMar>
               <w:top w:w="80" w:type="dxa"/>
@@ -4387,7 +4644,7 @@
         </w:tc>
         <w:tc>
           <w:tcPr>
-            <w:tcW w:type="dxa" w:w="1399"/>
+            <w:tcW w:type="dxa" w:w="2117"/>
             <w:vAlign w:val="center"/>
             <w:tcMar>
               <w:top w:w="80" w:type="dxa"/>
@@ -4413,7 +4670,7 @@
         </w:tc>
         <w:tc>
           <w:tcPr>
-            <w:tcW w:type="dxa" w:w="3457"/>
+            <w:tcW w:type="dxa" w:w="2117"/>
             <w:vAlign w:val="center"/>
             <w:tcMar>
               <w:top w:w="80" w:type="dxa"/>
@@ -4439,7 +4696,7 @@
         </w:tc>
         <w:tc>
           <w:tcPr>
-            <w:tcW w:type="dxa" w:w="1729"/>
+            <w:tcW w:type="dxa" w:w="2117"/>
             <w:vAlign w:val="center"/>
             <w:tcMar>
               <w:top w:w="80" w:type="dxa"/>
@@ -4466,7 +4723,7 @@
         </w:tc>
         <w:tc>
           <w:tcPr>
-            <w:tcW w:type="dxa" w:w="2305"/>
+            <w:tcW w:type="dxa" w:w="2117"/>
             <w:vAlign w:val="center"/>
             <w:tcMar>
               <w:top w:w="80" w:type="dxa"/>
@@ -4484,6 +4741,34 @@
             <w:r>
               <w:rPr>
                 <w:rFonts w:ascii="Times New Roman" w:hAnsi="Times New Roman"/>
+                <w:b/>
+                <w:sz w:val="20"/>
+              </w:rPr>
+              <w:t xml:space="preserve">0.799</w:t>
+            </w:r>
+          </w:p>
+        </w:tc>
+        <w:tc>
+          <w:tcPr>
+            <w:tcW w:type="dxa" w:w="2117"/>
+            <w:vAlign w:val="center"/>
+            <w:tcMar>
+              <w:top w:w="80" w:type="dxa"/>
+              <w:bottom w:w="80" w:type="dxa"/>
+              <w:left w:w="80" w:type="dxa"/>
+              <w:right w:w="80" w:type="dxa"/>
+            </w:tcMar>
+          </w:tcPr>
+          <w:p>
+            <w:pPr>
+              <w:keepNext w:val="0"/>
+              <w:spacing w:line="252" w:lineRule="auto" w:before="0" w:after="0"/>
+              <w:jc w:val="center"/>
+            </w:pPr>
+            <w:r>
+              <w:rPr>
+                <w:rFonts w:ascii="Times New Roman" w:hAnsi="Times New Roman"/>
+                <w:b/>
                 <w:sz w:val="20"/>
               </w:rPr>
               <w:t xml:space="preserve">0.201</w:t>
@@ -4497,7 +4782,7 @@
         </w:trPr>
         <w:tc>
           <w:tcPr>
-            <w:tcW w:type="dxa" w:w="1317"/>
+            <w:tcW w:type="dxa" w:w="2117"/>
             <w:vAlign w:val="center"/>
             <w:tcMar>
               <w:top w:w="80" w:type="dxa"/>
@@ -4525,7 +4810,7 @@
         </w:tc>
         <w:tc>
           <w:tcPr>
-            <w:tcW w:type="dxa" w:w="4610"/>
+            <w:tcW w:type="dxa" w:w="2117"/>
             <w:vAlign w:val="center"/>
             <w:tcMar>
               <w:top w:w="80" w:type="dxa"/>
@@ -4551,7 +4836,7 @@
         </w:tc>
         <w:tc>
           <w:tcPr>
-            <w:tcW w:type="dxa" w:w="1399"/>
+            <w:tcW w:type="dxa" w:w="2117"/>
             <w:vAlign w:val="center"/>
             <w:tcMar>
               <w:top w:w="80" w:type="dxa"/>
@@ -4577,7 +4862,7 @@
         </w:tc>
         <w:tc>
           <w:tcPr>
-            <w:tcW w:type="dxa" w:w="3457"/>
+            <w:tcW w:type="dxa" w:w="2117"/>
             <w:vAlign w:val="center"/>
             <w:tcMar>
               <w:top w:w="80" w:type="dxa"/>
@@ -4603,7 +4888,7 @@
         </w:tc>
         <w:tc>
           <w:tcPr>
-            <w:tcW w:type="dxa" w:w="1729"/>
+            <w:tcW w:type="dxa" w:w="2117"/>
             <w:vAlign w:val="center"/>
             <w:tcMar>
               <w:top w:w="80" w:type="dxa"/>
@@ -4630,7 +4915,7 @@
         </w:tc>
         <w:tc>
           <w:tcPr>
-            <w:tcW w:type="dxa" w:w="2305"/>
+            <w:tcW w:type="dxa" w:w="2117"/>
             <w:vAlign w:val="center"/>
             <w:tcMar>
               <w:top w:w="80" w:type="dxa"/>
@@ -4648,6 +4933,34 @@
             <w:r>
               <w:rPr>
                 <w:rFonts w:ascii="Times New Roman" w:hAnsi="Times New Roman"/>
+                <w:b/>
+                <w:sz w:val="20"/>
+              </w:rPr>
+              <w:t xml:space="preserve">0.047</w:t>
+            </w:r>
+          </w:p>
+        </w:tc>
+        <w:tc>
+          <w:tcPr>
+            <w:tcW w:type="dxa" w:w="2117"/>
+            <w:vAlign w:val="center"/>
+            <w:tcMar>
+              <w:top w:w="80" w:type="dxa"/>
+              <w:bottom w:w="80" w:type="dxa"/>
+              <w:left w:w="80" w:type="dxa"/>
+              <w:right w:w="80" w:type="dxa"/>
+            </w:tcMar>
+          </w:tcPr>
+          <w:p>
+            <w:pPr>
+              <w:keepNext w:val="0"/>
+              <w:spacing w:line="252" w:lineRule="auto" w:before="0" w:after="0"/>
+              <w:jc w:val="center"/>
+            </w:pPr>
+            <w:r>
+              <w:rPr>
+                <w:rFonts w:ascii="Times New Roman" w:hAnsi="Times New Roman"/>
+                <w:b/>
                 <w:sz w:val="20"/>
               </w:rPr>
               <w:t xml:space="preserve">0.953</w:t>
@@ -4661,7 +4974,7 @@
         </w:trPr>
         <w:tc>
           <w:tcPr>
-            <w:tcW w:type="dxa" w:w="1317"/>
+            <w:tcW w:type="dxa" w:w="2117"/>
             <w:vAlign w:val="center"/>
             <w:tcMar>
               <w:top w:w="80" w:type="dxa"/>
@@ -4689,7 +5002,7 @@
         </w:tc>
         <w:tc>
           <w:tcPr>
-            <w:tcW w:type="dxa" w:w="4610"/>
+            <w:tcW w:type="dxa" w:w="2117"/>
             <w:vAlign w:val="center"/>
             <w:tcMar>
               <w:top w:w="80" w:type="dxa"/>
@@ -4715,7 +5028,7 @@
         </w:tc>
         <w:tc>
           <w:tcPr>
-            <w:tcW w:type="dxa" w:w="1399"/>
+            <w:tcW w:type="dxa" w:w="2117"/>
             <w:vAlign w:val="center"/>
             <w:tcMar>
               <w:top w:w="80" w:type="dxa"/>
@@ -4741,7 +5054,7 @@
         </w:tc>
         <w:tc>
           <w:tcPr>
-            <w:tcW w:type="dxa" w:w="3457"/>
+            <w:tcW w:type="dxa" w:w="2117"/>
             <w:vAlign w:val="center"/>
             <w:tcMar>
               <w:top w:w="80" w:type="dxa"/>
@@ -4767,7 +5080,7 @@
         </w:tc>
         <w:tc>
           <w:tcPr>
-            <w:tcW w:type="dxa" w:w="1729"/>
+            <w:tcW w:type="dxa" w:w="2117"/>
             <w:vAlign w:val="center"/>
             <w:tcMar>
               <w:top w:w="80" w:type="dxa"/>
@@ -4794,7 +5107,7 @@
         </w:tc>
         <w:tc>
           <w:tcPr>
-            <w:tcW w:type="dxa" w:w="2305"/>
+            <w:tcW w:type="dxa" w:w="2117"/>
             <w:vAlign w:val="center"/>
             <w:tcMar>
               <w:top w:w="80" w:type="dxa"/>
@@ -4812,6 +5125,34 @@
             <w:r>
               <w:rPr>
                 <w:rFonts w:ascii="Times New Roman" w:hAnsi="Times New Roman"/>
+                <w:b/>
+                <w:sz w:val="20"/>
+              </w:rPr>
+              <w:t xml:space="preserve">0.022</w:t>
+            </w:r>
+          </w:p>
+        </w:tc>
+        <w:tc>
+          <w:tcPr>
+            <w:tcW w:type="dxa" w:w="2117"/>
+            <w:vAlign w:val="center"/>
+            <w:tcMar>
+              <w:top w:w="80" w:type="dxa"/>
+              <w:bottom w:w="80" w:type="dxa"/>
+              <w:left w:w="80" w:type="dxa"/>
+              <w:right w:w="80" w:type="dxa"/>
+            </w:tcMar>
+          </w:tcPr>
+          <w:p>
+            <w:pPr>
+              <w:keepNext w:val="0"/>
+              <w:spacing w:line="252" w:lineRule="auto" w:before="0" w:after="0"/>
+              <w:jc w:val="center"/>
+            </w:pPr>
+            <w:r>
+              <w:rPr>
+                <w:rFonts w:ascii="Times New Roman" w:hAnsi="Times New Roman"/>
+                <w:b/>
                 <w:sz w:val="20"/>
               </w:rPr>
               <w:t xml:space="preserve">0.978</w:t>
@@ -4908,7 +5249,7 @@
         <w:rPr>
           <w:sz w:val="20"/>
         </w:rPr>
-        <w:t xml:space="preserve">&lt; 0.05 in other outcomes is nominal support. Shared-variant support is the colocalization posterior probability (PP.H4), not a</w:t>
+        <w:t xml:space="preserve">&lt; 0.05 in other outcomes is nominal support. PP.H3 and PP.H4 are the colocalization posterior probabilities of two distinct causal variants and of one shared causal variant; they are model-based measures of support, not</w:t>
       </w:r>
       <w:r>
         <w:rPr>
@@ -4934,7 +5275,33 @@
         <w:rPr>
           <w:sz w:val="20"/>
         </w:rPr>
-        <w:t xml:space="preserve">value; ≥0.80 was the criterion for strong support. All nine estimates are shown. Sensitivity results are in Tables S1–S3.</w:t>
+        <w:t xml:space="preserve">values, and ≥0.80 was the criterion for strong support. The two do not sum to one: the remainder is mostly PP.H2, an expression association without a resolved disease signal, which is why the</w:t>
+      </w:r>
+      <w:r>
+        <w:rPr>
+          <w:sz w:val="20"/>
+        </w:rPr>
+        <w:t xml:space="preserve"> </w:t>
+      </w:r>
+      <w:r>
+        <w:rPr>
+          <w:iCs/>
+          <w:i/>
+          <w:sz w:val="20"/>
+        </w:rPr>
+        <w:t xml:space="preserve">IGF1R</w:t>
+      </w:r>
+      <w:r>
+        <w:rPr>
+          <w:sz w:val="20"/>
+        </w:rPr>
+        <w:t xml:space="preserve"> </w:t>
+      </w:r>
+      <w:r>
+        <w:rPr>
+          <w:sz w:val="20"/>
+        </w:rPr>
+        <w:t xml:space="preserve">results are reported as unresolved rather than as evidence of distinct variants. Full PP.H0–PP.H4 are in Supplementary Data 3. All nine estimates are shown. Sensitivity results are in Tables S1–S3.</w:t>
       </w:r>
     </w:p>
     <w:p>
@@ -6963,7 +7330,33 @@
         <w:rPr>
           <w:sz w:val="20"/>
         </w:rPr>
-        <w:t xml:space="preserve">value. The five MHC genes were not treated as new independent targets. The six additional candidates were TNFSF14, IFNGR1, MAPKAPK5, HSD3B7, VKORC1 and PRSS36; none showed strong shared-variant support in both BBJ and FinnGen. Full outcome comparisons and model probabilities remain in Supplementary Data 2–3.</w:t>
+        <w:t xml:space="preserve">value. The</w:t>
+      </w:r>
+      <w:r>
+        <w:rPr>
+          <w:sz w:val="20"/>
+        </w:rPr>
+        <w:t xml:space="preserve"> </w:t>
+      </w:r>
+      <w:r>
+        <w:rPr>
+          <w:iCs/>
+          <w:i/>
+          <w:sz w:val="20"/>
+        </w:rPr>
+        <w:t xml:space="preserve">MAPKAPK5</w:t>
+      </w:r>
+      <w:r>
+        <w:rPr>
+          <w:sz w:val="20"/>
+        </w:rPr>
+        <w:t xml:space="preserve"> </w:t>
+      </w:r>
+      <w:r>
+        <w:rPr>
+          <w:sz w:val="20"/>
+        </w:rPr>
+        <w:t xml:space="preserve">estimate is 0.977 (0.967–0.987) at three decimals: a precisely estimated but very small per-unit effect, not a weak one. The five MHC genes were not treated as new independent targets. The six additional candidates were TNFSF14, IFNGR1, MAPKAPK5, HSD3B7, VKORC1 and PRSS36; none showed strong shared-variant support in both BBJ and FinnGen. Full outcome comparisons and model probabilities remain in Supplementary Data 2–3.</w:t>
       </w:r>
     </w:p>
     <w:bookmarkEnd w:id="36"/>

--- a/submission/candidate_20260911_review/MANUSCRIPT_Submission.docx
+++ b/submission/candidate_20260911_review/MANUSCRIPT_Submission.docx
@@ -9,92 +9,92 @@
       </w:pPr>
       <w:r>
         <w:rPr>
+          <w:b/>
           <w:bCs/>
+        </w:rPr>
+        <w:t xml:space="preserve">Running head:</w:t>
+      </w:r>
+      <w:r>
+        <w:t xml:space="preserve"> </w:t>
+      </w:r>
+      <w:r>
+        <w:t xml:space="preserve">TSHR and IGF1R genetics in Graves disease</w:t>
+      </w:r>
+    </w:p>
+    <w:bookmarkStart w:id="26" w:name="X170644179862b888655a49e077d6639ab7a50ca"/>
+    <w:p>
+      <w:pPr>
+        <w:pStyle w:val="Title"/>
+        <w:widowControl/>
+      </w:pPr>
+      <w:r>
+        <w:t xml:space="preserve">Genetic evidence for TSHR and IGF1R in Graves disease and thyroid eye disease</w:t>
+      </w:r>
+    </w:p>
+    <w:p>
+      <w:pPr>
+        <w:pStyle w:val="FirstParagraph"/>
+        <w:widowControl/>
+      </w:pPr>
+      <w:r>
+        <w:t xml:space="preserve">Jungyul Park¹, Min-Seon Kim², Kyung-Hwa Shin³⁎, Suk-Woo Yang¹⁎</w:t>
+      </w:r>
+    </w:p>
+    <w:p>
+      <w:pPr>
+        <w:pStyle w:val="BodyText"/>
+        <w:widowControl/>
+      </w:pPr>
+      <w:r>
+        <w:t xml:space="preserve">¹ Department of Ophthalmology, Seoul St. Mary’s Hospital, College of Medicine, The Catholic University of Korea, Seoul, Republic of Korea</w:t>
+      </w:r>
+      <w:r>
+        <w:br/>
+      </w:r>
+      <w:r>
+        <w:t xml:space="preserve">² Department of Ophthalmology, College of Medicine, The Catholic University of Korea, Seoul, Republic of Korea</w:t>
+      </w:r>
+      <w:r>
+        <w:br/>
+      </w:r>
+      <w:r>
+        <w:t xml:space="preserve">³ Department of Laboratory Medicine, Pusan National University Hospital, Busan, Republic of Korea</w:t>
+      </w:r>
+    </w:p>
+    <w:p>
+      <w:pPr>
+        <w:pStyle w:val="BodyText"/>
+        <w:widowControl/>
+      </w:pPr>
+      <w:r>
+        <w:t xml:space="preserve">* These authors contributed equally as corresponding authors.</w:t>
+      </w:r>
+    </w:p>
+    <w:p>
+      <w:pPr>
+        <w:pStyle w:val="BodyText"/>
+        <w:widowControl/>
+      </w:pPr>
+      <w:r>
+        <w:rPr>
           <w:b/>
-        </w:rPr>
-        <w:t xml:space="preserve">Running head:</w:t>
-      </w:r>
-      <w:r>
-        <w:t xml:space="preserve"> </w:t>
-      </w:r>
-      <w:r>
-        <w:t xml:space="preserve">TSHR and IGF1R genetics in Graves disease</w:t>
-      </w:r>
-    </w:p>
-    <w:bookmarkStart w:id="37" w:name="X170644179862b888655a49e077d6639ab7a50ca"/>
-    <w:p>
-      <w:pPr>
-        <w:pStyle w:val="Title"/>
-        <w:widowControl/>
-      </w:pPr>
-      <w:r>
-        <w:t xml:space="preserve">Genetic evidence for TSHR and IGF1R in Graves disease and thyroid eye disease</w:t>
-      </w:r>
-    </w:p>
-    <w:p>
-      <w:pPr>
-        <w:pStyle w:val="FirstParagraph"/>
-        <w:widowControl/>
-      </w:pPr>
-      <w:r>
-        <w:t xml:space="preserve">Jungyul Park¹, Min-Seon Kim², Kyung-Hwa Shin³⁎, Suk-Woo Yang¹⁎</w:t>
-      </w:r>
-    </w:p>
-    <w:p>
-      <w:pPr>
-        <w:pStyle w:val="BodyText"/>
-        <w:widowControl/>
-      </w:pPr>
-      <w:r>
-        <w:t xml:space="preserve">¹ Department of Ophthalmology, Seoul St. Mary’s Hospital, College of Medicine, The Catholic University of Korea, Seoul, Republic of Korea</w:t>
+          <w:bCs/>
+        </w:rPr>
+        <w:t xml:space="preserve">Corresponding author:</w:t>
+      </w:r>
+      <w:r>
+        <w:t xml:space="preserve"> </w:t>
+      </w:r>
+      <w:r>
+        <w:t xml:space="preserve">Suk-Woo Yang, MD, PhD, Department of Ophthalmology, Seoul St. Mary’s Hospital, College of Medicine, The Catholic University of Korea, Seoul, Republic of Korea. E-mail: yswoph@catholic.ac.kr; Tel: +82-2-2258-2847.</w:t>
       </w:r>
       <w:r>
         <w:br/>
       </w:r>
       <w:r>
-        <w:t xml:space="preserve">² Department of Ophthalmology, College of Medicine, The Catholic University of Korea, Seoul, Republic of Korea</w:t>
-      </w:r>
-      <w:r>
-        <w:br/>
-      </w:r>
-      <w:r>
-        <w:t xml:space="preserve">³ Department of Laboratory Medicine, Pusan National University Hospital, Busan, Republic of Korea</w:t>
-      </w:r>
-    </w:p>
-    <w:p>
-      <w:pPr>
-        <w:pStyle w:val="BodyText"/>
-        <w:widowControl/>
-      </w:pPr>
-      <w:r>
-        <w:t xml:space="preserve">* These authors contributed equally as corresponding authors.</w:t>
-      </w:r>
-    </w:p>
-    <w:p>
-      <w:pPr>
-        <w:pStyle w:val="BodyText"/>
-        <w:widowControl/>
-      </w:pPr>
-      <w:r>
-        <w:rPr>
+        <w:rPr>
+          <w:b/>
           <w:bCs/>
-          <w:b/>
-        </w:rPr>
-        <w:t xml:space="preserve">Corresponding author:</w:t>
-      </w:r>
-      <w:r>
-        <w:t xml:space="preserve"> </w:t>
-      </w:r>
-      <w:r>
-        <w:t xml:space="preserve">Suk-Woo Yang, MD, PhD, Department of Ophthalmology, Seoul St. Mary’s Hospital, College of Medicine, The Catholic University of Korea, Seoul, Republic of Korea. E-mail: yswoph@catholic.ac.kr; Tel: +82-2-2258-2847.</w:t>
-      </w:r>
-      <w:r>
-        <w:br/>
-      </w:r>
-      <w:r>
-        <w:rPr>
-          <w:bCs/>
-          <w:b/>
         </w:rPr>
         <w:t xml:space="preserve">Co-corresponding author:</w:t>
       </w:r>
@@ -105,7 +105,7 @@
         <w:t xml:space="preserve">Kyung-Hwa Shin, MD, Department of Laboratory Medicine, Pusan National University Hospital, Busan, Republic of Korea.</w:t>
       </w:r>
     </w:p>
-    <w:bookmarkStart w:id="20" w:name="abstract"/>
+    <w:bookmarkStart w:id="9" w:name="abstract"/>
     <w:p>
       <w:pPr>
         <w:pStyle w:val="Heading2"/>
@@ -123,24 +123,104 @@
       </w:pPr>
       <w:r>
         <w:rPr>
+          <w:b/>
           <w:bCs/>
+        </w:rPr>
+        <w:t xml:space="preserve">Objective:</w:t>
+      </w:r>
+      <w:r>
+        <w:t xml:space="preserve"> </w:t>
+      </w:r>
+      <w:r>
+        <w:t xml:space="preserve">To compare genetic evidence linking blood expression of</w:t>
+      </w:r>
+      <w:r>
+        <w:t xml:space="preserve"> </w:t>
+      </w:r>
+      <w:r>
+        <w:rPr>
+          <w:i/>
+          <w:iCs/>
+        </w:rPr>
+        <w:t xml:space="preserve">TSHR</w:t>
+      </w:r>
+      <w:r>
+        <w:t xml:space="preserve"> </w:t>
+      </w:r>
+      <w:r>
+        <w:t xml:space="preserve">and</w:t>
+      </w:r>
+      <w:r>
+        <w:t xml:space="preserve"> </w:t>
+      </w:r>
+      <w:r>
+        <w:rPr>
+          <w:i/>
+          <w:iCs/>
+        </w:rPr>
+        <w:t xml:space="preserve">IGF1R</w:t>
+      </w:r>
+      <w:r>
+        <w:t xml:space="preserve"> </w:t>
+      </w:r>
+      <w:r>
+        <w:t xml:space="preserve">to Graves disease (GD) and thyroid eye disease (TED).</w:t>
+      </w:r>
+      <w:r>
+        <w:t xml:space="preserve"> </w:t>
+      </w:r>
+      <w:r>
+        <w:rPr>
           <w:b/>
-        </w:rPr>
-        <w:t xml:space="preserve">Objective:</w:t>
-      </w:r>
-      <w:r>
-        <w:t xml:space="preserve"> </w:t>
-      </w:r>
-      <w:r>
-        <w:t xml:space="preserve">To compare genetic evidence linking blood expression of</w:t>
-      </w:r>
-      <w:r>
-        <w:t xml:space="preserve"> </w:t>
-      </w:r>
-      <w:r>
-        <w:rPr>
-          <w:iCs/>
-          <w:i/>
+          <w:bCs/>
+        </w:rPr>
+        <w:t xml:space="preserve">Methods:</w:t>
+      </w:r>
+      <w:r>
+        <w:t xml:space="preserve"> </w:t>
+      </w:r>
+      <w:r>
+        <w:t xml:space="preserve">We used genetic variants associated with blood gene expression to study 2,544 druggable genes by Mendelian randomization. Biobank Japan (BBJ) GD was the discovery outcome; UK Biobank (UKB) hyperthyroidism and FinnGen Graves ophthalmopathy provided additional comparisons. We reported odds ratios (ORs), 95% confidence intervals (CIs) and</w:t>
+      </w:r>
+      <w:r>
+        <w:t xml:space="preserve"> </w:t>
+      </w:r>
+      <w:r>
+        <w:rPr>
+          <w:i/>
+          <w:iCs/>
+        </w:rPr>
+        <w:t xml:space="preserve">P</w:t>
+      </w:r>
+      <w:r>
+        <w:t xml:space="preserve"> </w:t>
+      </w:r>
+      <w:r>
+        <w:t xml:space="preserve">values, and tested whether expression and disease associations shared a genetic variant.</w:t>
+      </w:r>
+      <w:r>
+        <w:t xml:space="preserve"> </w:t>
+      </w:r>
+      <w:r>
+        <w:rPr>
+          <w:b/>
+          <w:bCs/>
+        </w:rPr>
+        <w:t xml:space="preserve">Results:</w:t>
+      </w:r>
+      <w:r>
+        <w:t xml:space="preserve"> </w:t>
+      </w:r>
+      <w:r>
+        <w:t xml:space="preserve">Thirteen genes met the multiple-testing threshold. Higher genetically proxied</w:t>
+      </w:r>
+      <w:r>
+        <w:t xml:space="preserve"> </w:t>
+      </w:r>
+      <w:r>
+        <w:rPr>
+          <w:i/>
+          <w:iCs/>
         </w:rPr>
         <w:t xml:space="preserve">TSHR</w:t>
       </w:r>
@@ -148,15 +228,31 @@
         <w:t xml:space="preserve"> </w:t>
       </w:r>
       <w:r>
-        <w:t xml:space="preserve">and</w:t>
-      </w:r>
-      <w:r>
-        <w:t xml:space="preserve"> </w:t>
-      </w:r>
-      <w:r>
-        <w:rPr>
-          <w:iCs/>
-          <w:i/>
+        <w:t xml:space="preserve">expression was associated with lower odds of BBJ GD (OR 0.12, 95% CI 0.07–0.21;</w:t>
+      </w:r>
+      <w:r>
+        <w:t xml:space="preserve"> </w:t>
+      </w:r>
+      <w:r>
+        <w:rPr>
+          <w:i/>
+          <w:iCs/>
+        </w:rPr>
+        <w:t xml:space="preserve">P</w:t>
+      </w:r>
+      <w:r>
+        <w:t xml:space="preserve"> </w:t>
+      </w:r>
+      <w:r>
+        <w:t xml:space="preserve">= 1.09×10⁻¹⁴), with the same direction in UKB and FinnGen. Shared-variant support was strong in BBJ and FinnGen, but not UKB; the BBJ result was sensitive to a more conservative prior.</w:t>
+      </w:r>
+      <w:r>
+        <w:t xml:space="preserve"> </w:t>
+      </w:r>
+      <w:r>
+        <w:rPr>
+          <w:i/>
+          <w:iCs/>
         </w:rPr>
         <w:t xml:space="preserve">IGF1R</w:t>
       </w:r>
@@ -164,258 +260,162 @@
         <w:t xml:space="preserve"> </w:t>
       </w:r>
       <w:r>
-        <w:t xml:space="preserve">to Graves disease (GD) and thyroid eye disease (TED).</w:t>
-      </w:r>
-      <w:r>
-        <w:t xml:space="preserve"> </w:t>
-      </w:r>
-      <w:r>
-        <w:rPr>
+        <w:t xml:space="preserve">associations were nominal in BBJ (OR 1.56, 95% CI 1.07–2.28;</w:t>
+      </w:r>
+      <w:r>
+        <w:t xml:space="preserve"> </w:t>
+      </w:r>
+      <w:r>
+        <w:rPr>
+          <w:i/>
+          <w:iCs/>
+        </w:rPr>
+        <w:t xml:space="preserve">P</w:t>
+      </w:r>
+      <w:r>
+        <w:t xml:space="preserve"> </w:t>
+      </w:r>
+      <w:r>
+        <w:t xml:space="preserve">= 0.0212) and UKB (</w:t>
+      </w:r>
+      <w:r>
+        <w:rPr>
+          <w:i/>
+          <w:iCs/>
+        </w:rPr>
+        <w:t xml:space="preserve">P</w:t>
+      </w:r>
+      <w:r>
+        <w:t xml:space="preserve"> </w:t>
+      </w:r>
+      <w:r>
+        <w:t xml:space="preserve">= 0.0117), and inconclusive in FinnGen (</w:t>
+      </w:r>
+      <w:r>
+        <w:rPr>
+          <w:i/>
+          <w:iCs/>
+        </w:rPr>
+        <w:t xml:space="preserve">P</w:t>
+      </w:r>
+      <w:r>
+        <w:t xml:space="preserve"> </w:t>
+      </w:r>
+      <w:r>
+        <w:t xml:space="preserve">= 0.182); shared-variant support remained below threshold. No additional candidate met the combined BBJ and FinnGen shared-variant criterion. Cohort-frequency sensitivity analyses preserved these findings.</w:t>
+      </w:r>
+      <w:r>
+        <w:t xml:space="preserve"> </w:t>
+      </w:r>
+      <w:r>
+        <w:rPr>
+          <w:b/>
           <w:bCs/>
+        </w:rPr>
+        <w:t xml:space="preserve">Conclusions:</w:t>
+      </w:r>
+      <w:r>
+        <w:t xml:space="preserve"> </w:t>
+      </w:r>
+      <w:r>
+        <w:t xml:space="preserve">Genetic evidence was stronger for</w:t>
+      </w:r>
+      <w:r>
+        <w:t xml:space="preserve"> </w:t>
+      </w:r>
+      <w:r>
+        <w:rPr>
+          <w:i/>
+          <w:iCs/>
+        </w:rPr>
+        <w:t xml:space="preserve">TSHR</w:t>
+      </w:r>
+      <w:r>
+        <w:t xml:space="preserve"> </w:t>
+      </w:r>
+      <w:r>
+        <w:t xml:space="preserve">than</w:t>
+      </w:r>
+      <w:r>
+        <w:t xml:space="preserve"> </w:t>
+      </w:r>
+      <w:r>
+        <w:rPr>
+          <w:i/>
+          <w:iCs/>
+        </w:rPr>
+        <w:t xml:space="preserve">IGF1R</w:t>
+      </w:r>
+      <w:r>
+        <w:t xml:space="preserve"> </w:t>
+      </w:r>
+      <w:r>
+        <w:t xml:space="preserve">in this analysis. These results do not exclude an inherited</w:t>
+      </w:r>
+      <w:r>
+        <w:t xml:space="preserve"> </w:t>
+      </w:r>
+      <w:r>
+        <w:rPr>
+          <w:i/>
+          <w:iCs/>
+        </w:rPr>
+        <w:t xml:space="preserve">IGF1R</w:t>
+      </w:r>
+      <w:r>
+        <w:t xml:space="preserve"> </w:t>
+      </w:r>
+      <w:r>
+        <w:t xml:space="preserve">contribution or alter evidence supporting IGF-1R blockade. FinnGen comparisons with population controls cannot establish an effect specific to TED within GD.</w:t>
+      </w:r>
+    </w:p>
+    <w:p>
+      <w:pPr>
+        <w:pStyle w:val="BodyText"/>
+        <w:widowControl/>
+      </w:pPr>
+      <w:r>
+        <w:rPr>
           <w:b/>
-        </w:rPr>
-        <w:t xml:space="preserve">Methods:</w:t>
-      </w:r>
-      <w:r>
-        <w:t xml:space="preserve"> </w:t>
-      </w:r>
-      <w:r>
-        <w:t xml:space="preserve">We used genetic variants associated with blood gene expression to study 2,544 druggable genes by Mendelian randomization. Biobank Japan (BBJ) GD was the discovery outcome; UK Biobank (UKB) hyperthyroidism and FinnGen Graves ophthalmopathy provided additional comparisons. We reported odds ratios (ORs), 95% confidence intervals (CIs) and</w:t>
-      </w:r>
-      <w:r>
-        <w:t xml:space="preserve"> </w:t>
-      </w:r>
-      <w:r>
-        <w:rPr>
-          <w:iCs/>
-          <w:i/>
-        </w:rPr>
-        <w:t xml:space="preserve">P</w:t>
-      </w:r>
-      <w:r>
-        <w:t xml:space="preserve"> </w:t>
-      </w:r>
-      <w:r>
-        <w:t xml:space="preserve">values, and tested whether expression and disease associations shared a genetic variant.</w:t>
-      </w:r>
-      <w:r>
-        <w:t xml:space="preserve"> </w:t>
-      </w:r>
-      <w:r>
-        <w:rPr>
           <w:bCs/>
-          <w:b/>
-        </w:rPr>
-        <w:t xml:space="preserve">Results:</w:t>
-      </w:r>
-      <w:r>
-        <w:t xml:space="preserve"> </w:t>
-      </w:r>
-      <w:r>
-        <w:t xml:space="preserve">Thirteen genes met the multiple-testing threshold. Higher genetically proxied</w:t>
-      </w:r>
-      <w:r>
-        <w:t xml:space="preserve"> </w:t>
-      </w:r>
-      <w:r>
-        <w:rPr>
-          <w:iCs/>
-          <w:i/>
+        </w:rPr>
+        <w:t xml:space="preserve">Keywords:</w:t>
+      </w:r>
+      <w:r>
+        <w:t xml:space="preserve"> </w:t>
+      </w:r>
+      <w:r>
+        <w:t xml:space="preserve">Graves disease; Thyroid eye disease;</w:t>
+      </w:r>
+      <w:r>
+        <w:t xml:space="preserve"> </w:t>
+      </w:r>
+      <w:r>
+        <w:rPr>
+          <w:i/>
+          <w:iCs/>
         </w:rPr>
         <w:t xml:space="preserve">TSHR</w:t>
       </w:r>
       <w:r>
-        <w:t xml:space="preserve"> </w:t>
-      </w:r>
-      <w:r>
-        <w:t xml:space="preserve">expression was associated with lower odds of BBJ GD (OR 0.12, 95% CI 0.07–0.21;</w:t>
-      </w:r>
-      <w:r>
-        <w:t xml:space="preserve"> </w:t>
-      </w:r>
-      <w:r>
-        <w:rPr>
-          <w:iCs/>
-          <w:i/>
-        </w:rPr>
-        <w:t xml:space="preserve">P</w:t>
-      </w:r>
-      <w:r>
-        <w:t xml:space="preserve"> </w:t>
-      </w:r>
-      <w:r>
-        <w:t xml:space="preserve">= 1.09×10⁻¹⁴), with the same direction in UKB and FinnGen. Shared-variant support was strong in BBJ and FinnGen, but not UKB; the BBJ result was sensitive to a more conservative prior.</w:t>
-      </w:r>
-      <w:r>
-        <w:t xml:space="preserve"> </w:t>
-      </w:r>
-      <w:r>
-        <w:rPr>
-          <w:iCs/>
-          <w:i/>
+        <w:t xml:space="preserve">;</w:t>
+      </w:r>
+      <w:r>
+        <w:t xml:space="preserve"> </w:t>
+      </w:r>
+      <w:r>
+        <w:rPr>
+          <w:i/>
+          <w:iCs/>
         </w:rPr>
         <w:t xml:space="preserve">IGF1R</w:t>
       </w:r>
       <w:r>
-        <w:t xml:space="preserve"> </w:t>
-      </w:r>
-      <w:r>
-        <w:t xml:space="preserve">associations were nominal in BBJ (OR 1.56, 95% CI 1.07–2.28;</w:t>
-      </w:r>
-      <w:r>
-        <w:t xml:space="preserve"> </w:t>
-      </w:r>
-      <w:r>
-        <w:rPr>
-          <w:iCs/>
-          <w:i/>
-        </w:rPr>
-        <w:t xml:space="preserve">P</w:t>
-      </w:r>
-      <w:r>
-        <w:t xml:space="preserve"> </w:t>
-      </w:r>
-      <w:r>
-        <w:t xml:space="preserve">= 0.0212) and UKB (</w:t>
-      </w:r>
-      <w:r>
-        <w:rPr>
-          <w:iCs/>
-          <w:i/>
-        </w:rPr>
-        <w:t xml:space="preserve">P</w:t>
-      </w:r>
-      <w:r>
-        <w:t xml:space="preserve"> </w:t>
-      </w:r>
-      <w:r>
-        <w:t xml:space="preserve">= 0.0117), and inconclusive in FinnGen (</w:t>
-      </w:r>
-      <w:r>
-        <w:rPr>
-          <w:iCs/>
-          <w:i/>
-        </w:rPr>
-        <w:t xml:space="preserve">P</w:t>
-      </w:r>
-      <w:r>
-        <w:t xml:space="preserve"> </w:t>
-      </w:r>
-      <w:r>
-        <w:t xml:space="preserve">= 0.182); shared-variant support remained below threshold. No additional candidate met the combined BBJ and FinnGen shared-variant criterion. Cohort-frequency sensitivity analyses preserved these findings.</w:t>
-      </w:r>
-      <w:r>
-        <w:t xml:space="preserve"> </w:t>
-      </w:r>
-      <w:r>
-        <w:rPr>
-          <w:bCs/>
-          <w:b/>
-        </w:rPr>
-        <w:t xml:space="preserve">Conclusions:</w:t>
-      </w:r>
-      <w:r>
-        <w:t xml:space="preserve"> </w:t>
-      </w:r>
-      <w:r>
-        <w:t xml:space="preserve">Genetic evidence was stronger for</w:t>
-      </w:r>
-      <w:r>
-        <w:t xml:space="preserve"> </w:t>
-      </w:r>
-      <w:r>
-        <w:rPr>
-          <w:iCs/>
-          <w:i/>
-        </w:rPr>
-        <w:t xml:space="preserve">TSHR</w:t>
-      </w:r>
-      <w:r>
-        <w:t xml:space="preserve"> </w:t>
-      </w:r>
-      <w:r>
-        <w:t xml:space="preserve">than</w:t>
-      </w:r>
-      <w:r>
-        <w:t xml:space="preserve"> </w:t>
-      </w:r>
-      <w:r>
-        <w:rPr>
-          <w:iCs/>
-          <w:i/>
-        </w:rPr>
-        <w:t xml:space="preserve">IGF1R</w:t>
-      </w:r>
-      <w:r>
-        <w:t xml:space="preserve"> </w:t>
-      </w:r>
-      <w:r>
-        <w:t xml:space="preserve">in this analysis. These results do not exclude an inherited</w:t>
-      </w:r>
-      <w:r>
-        <w:t xml:space="preserve"> </w:t>
-      </w:r>
-      <w:r>
-        <w:rPr>
-          <w:iCs/>
-          <w:i/>
-        </w:rPr>
-        <w:t xml:space="preserve">IGF1R</w:t>
-      </w:r>
-      <w:r>
-        <w:t xml:space="preserve"> </w:t>
-      </w:r>
-      <w:r>
-        <w:t xml:space="preserve">contribution or alter evidence supporting IGF-1R blockade. FinnGen comparisons with population controls cannot establish an effect specific to TED within GD.</w:t>
-      </w:r>
-    </w:p>
-    <w:p>
-      <w:pPr>
-        <w:pStyle w:val="BodyText"/>
-        <w:widowControl/>
-      </w:pPr>
-      <w:r>
-        <w:rPr>
-          <w:bCs/>
-          <w:b/>
-        </w:rPr>
-        <w:t xml:space="preserve">Keywords:</w:t>
-      </w:r>
-      <w:r>
-        <w:t xml:space="preserve"> </w:t>
-      </w:r>
-      <w:r>
-        <w:t xml:space="preserve">Graves disease; Thyroid eye disease;</w:t>
-      </w:r>
-      <w:r>
-        <w:t xml:space="preserve"> </w:t>
-      </w:r>
-      <w:r>
-        <w:rPr>
-          <w:iCs/>
-          <w:i/>
-        </w:rPr>
-        <w:t xml:space="preserve">TSHR</w:t>
-      </w:r>
-      <w:r>
-        <w:t xml:space="preserve">;</w:t>
-      </w:r>
-      <w:r>
-        <w:t xml:space="preserve"> </w:t>
-      </w:r>
-      <w:r>
-        <w:rPr>
-          <w:iCs/>
-          <w:i/>
-        </w:rPr>
-        <w:t xml:space="preserve">IGF1R</w:t>
-      </w:r>
-      <w:r>
         <w:t xml:space="preserve">; Mendelian randomization; Colocalization</w:t>
       </w:r>
     </w:p>
-    <w:bookmarkEnd w:id="20"/>
-    <w:bookmarkStart w:id="21" w:name="introduction"/>
+    <w:bookmarkEnd w:id="9"/>
+    <w:bookmarkStart w:id="10" w:name="introduction"/>
     <w:p>
       <w:pPr>
         <w:pStyle w:val="Heading2"/>
@@ -439,8 +439,8 @@
       </w:r>
       <w:r>
         <w:rPr>
-          <w:iCs/>
-          <w:i/>
+          <w:i/>
+          <w:iCs/>
         </w:rPr>
         <w:t xml:space="preserve">IGF1R</w:t>
       </w:r>
@@ -455,8 +455,8 @@
       </w:r>
       <w:r>
         <w:rPr>
-          <w:iCs/>
-          <w:i/>
+          <w:i/>
+          <w:iCs/>
         </w:rPr>
         <w:t xml:space="preserve">TSHR</w:t>
       </w:r>
@@ -470,7 +470,7 @@
         <w:widowControl/>
       </w:pPr>
       <w:r>
-        <w:t xml:space="preserve">TSHR and IGF-1R interact in experimental models of orbital disease [4–6]. However, a receptor can be an effective treatment target without the genetic evidence for its role in disease susceptibility being equally strong. Treatment response, inherited gene regulation and gene expression in inflamed tissue address different biological questions. Distinguishing them can help clinicians interpret claims arising from genetic studies of therapeutic targets.</w:t>
+        <w:t xml:space="preserve">TSHR and IGF-1R interact in experimental models of orbital disease [4, 5, 6]. However, a receptor can be an effective treatment target without the genetic evidence for its role in disease susceptibility being equally strong. Treatment response, inherited gene regulation and gene expression in inflamed tissue address different biological questions. Distinguishing them can help clinicians interpret claims arising from genetic studies of therapeutic targets.</w:t>
       </w:r>
     </w:p>
     <w:p>
@@ -486,8 +486,8 @@
       </w:r>
       <w:r>
         <w:rPr>
-          <w:iCs/>
-          <w:i/>
+          <w:i/>
+          <w:iCs/>
         </w:rPr>
         <w:t xml:space="preserve">TSHR</w:t>
       </w:r>
@@ -502,8 +502,8 @@
       </w:r>
       <w:r>
         <w:rPr>
-          <w:iCs/>
-          <w:i/>
+          <w:i/>
+          <w:iCs/>
         </w:rPr>
         <w:t xml:space="preserve">IGF1R</w:t>
       </w:r>
@@ -527,8 +527,8 @@
       </w:r>
       <w:r>
         <w:rPr>
-          <w:iCs/>
-          <w:i/>
+          <w:i/>
+          <w:iCs/>
         </w:rPr>
         <w:t xml:space="preserve">TSHR</w:t>
       </w:r>
@@ -540,8 +540,8 @@
       </w:r>
       <w:r>
         <w:rPr>
-          <w:iCs/>
-          <w:i/>
+          <w:i/>
+          <w:iCs/>
         </w:rPr>
         <w:t xml:space="preserve">IGF1R</w:t>
       </w:r>
@@ -556,8 +556,8 @@
       </w:r>
       <w:r>
         <w:rPr>
-          <w:iCs/>
-          <w:i/>
+          <w:i/>
+          <w:iCs/>
         </w:rPr>
         <w:t xml:space="preserve">CTLA4</w:t>
       </w:r>
@@ -565,25 +565,1325 @@
         <w:t xml:space="preserve">. Our primary question was whether genetically proxied expression was associated with GD and supported by a shared expression–disease variant. We then assessed broader hyperthyroidism and a Graves ophthalmopathy outcome. The study was designed to inform interpretation of genetic target evidence; it did not test a treatment or directly compare GD patients with and without TED.</w:t>
       </w:r>
     </w:p>
+    <w:bookmarkEnd w:id="10"/>
+    <w:bookmarkStart w:id="14" w:name="methods"/>
+    <w:p>
+      <w:pPr>
+        <w:pStyle w:val="Heading2"/>
+        <w:widowControl/>
+      </w:pPr>
+      <w:r>
+        <w:t xml:space="preserve">Methods</w:t>
+      </w:r>
+    </w:p>
+    <w:bookmarkStart w:id="11" w:name="study-design-and-data-sources"/>
+    <w:p>
+      <w:pPr>
+        <w:pStyle w:val="Heading3"/>
+        <w:widowControl/>
+      </w:pPr>
+      <w:r>
+        <w:t xml:space="preserve">Study design and data sources</w:t>
+      </w:r>
+    </w:p>
+    <w:p>
+      <w:pPr>
+        <w:pStyle w:val="FirstParagraph"/>
+        <w:widowControl/>
+      </w:pPr>
+      <w:r>
+        <w:t xml:space="preserve">We conducted a two-sample MR study using public genetic association summary statistics and followed STROBE-MR reporting guidance [11]. Blood gene-expression data came from the eQTLGen Consortium, comprising up to 31,684 participants, predominantly of European ancestry [12]. Disease outcomes were Biobank Japan (BBJ) GD, with 2,809 cases [13]; UK Biobank (UKB) hyperthyroidism, with 3,731 cases [14]; and FinnGen R12 Graves ophthalmopathy, with 858 cases [15] (Table 1).</w:t>
+      </w:r>
+    </w:p>
+    <w:p>
+      <w:pPr>
+        <w:pStyle w:val="BodyText"/>
+        <w:widowControl/>
+      </w:pPr>
+      <w:r>
+        <w:t xml:space="preserve">The defined outcome hierarchy used BBJ for discovery, UKB for comparison across ancestry and a broader phenotype, and FinnGen as a TED-enriched sensitivity outcome. FinnGen cases were compared with population controls. Consequently, that analysis includes susceptibility to GD and cannot isolate susceptibility to eye disease among people who already have GD. We selected</w:t>
+      </w:r>
+      <w:r>
+        <w:t xml:space="preserve"> </w:t>
+      </w:r>
+      <w:r>
+        <w:rPr>
+          <w:i/>
+          <w:iCs/>
+        </w:rPr>
+        <w:t xml:space="preserve">TSHR</w:t>
+      </w:r>
+      <w:r>
+        <w:t xml:space="preserve">,</w:t>
+      </w:r>
+      <w:r>
+        <w:t xml:space="preserve"> </w:t>
+      </w:r>
+      <w:r>
+        <w:rPr>
+          <w:i/>
+          <w:iCs/>
+        </w:rPr>
+        <w:t xml:space="preserve">IGF1R</w:t>
+      </w:r>
+      <w:r>
+        <w:t xml:space="preserve"> </w:t>
+      </w:r>
+      <w:r>
+        <w:t xml:space="preserve">and</w:t>
+      </w:r>
+      <w:r>
+        <w:t xml:space="preserve"> </w:t>
+      </w:r>
+      <w:r>
+        <w:rPr>
+          <w:i/>
+          <w:iCs/>
+        </w:rPr>
+        <w:t xml:space="preserve">CTLA4</w:t>
+      </w:r>
+      <w:r>
+        <w:t xml:space="preserve"> </w:t>
+      </w:r>
+      <w:r>
+        <w:t xml:space="preserve">on biological and therapeutic grounds and evaluated them across all outcomes, regardless of discovery significance.</w:t>
+      </w:r>
+    </w:p>
+    <w:bookmarkEnd w:id="11"/>
+    <w:bookmarkStart w:id="12" w:name="Xde7a4c9df51558d6765a0c038cc491bef2cf2e0"/>
+    <w:p>
+      <w:pPr>
+        <w:pStyle w:val="Heading3"/>
+        <w:widowControl/>
+      </w:pPr>
+      <w:r>
+        <w:t xml:space="preserve">Genetic instruments and statistical analysis</w:t>
+      </w:r>
+    </w:p>
+    <w:p>
+      <w:pPr>
+        <w:pStyle w:val="FirstParagraph"/>
+        <w:widowControl/>
+      </w:pPr>
+      <w:r>
+        <w:t xml:space="preserve">We considered 4,462 druggable genes [16]. Eligible instruments were genetic variants within 1 Mb of a gene that were associated with its blood expression at</w:t>
+      </w:r>
+      <w:r>
+        <w:t xml:space="preserve"> </w:t>
+      </w:r>
+      <w:r>
+        <w:rPr>
+          <w:i/>
+          <w:iCs/>
+        </w:rPr>
+        <w:t xml:space="preserve">P</w:t>
+      </w:r>
+      <w:r>
+        <w:t xml:space="preserve"> </w:t>
+      </w:r>
+      <w:r>
+        <w:t xml:space="preserve">&lt; 5×10⁻⁸. We selected approximately independent variants by linkage-disequilibrium clumping in PLINK [17] against the 1000 Genomes Phase 3 European reference panel [18], which matched the ancestry of the exposure data. This left 6,135 instruments for 2,544 genes. The minimum instrument-strength F statistic was 29.7. Alleles were aligned between expression and disease datasets; ambiguous or unavailable variants were excluded. UKB estimates were converted from their reported linear-model scale to log-odds before analysis. Exposure effect sizes were reconstructed from the eQTLGen Z statistics, per-variant sample sizes and reference-panel allele frequencies [19]; the formulas, selection parameters and exclusions are provided in Supplementary Methods.</w:t>
+      </w:r>
+    </w:p>
+    <w:p>
+      <w:pPr>
+        <w:pStyle w:val="BodyText"/>
+        <w:widowControl/>
+      </w:pPr>
+      <w:r>
+        <w:t xml:space="preserve">We used the Wald ratio for genes with one instrument and inverse-variance weighting for genes with multiple instruments [20]. Results are reported as odds ratios (ORs), 95% confidence intervals (CIs) and two-sided</w:t>
+      </w:r>
+      <w:r>
+        <w:t xml:space="preserve"> </w:t>
+      </w:r>
+      <w:r>
+        <w:rPr>
+          <w:i/>
+          <w:iCs/>
+        </w:rPr>
+        <w:t xml:space="preserve">P</w:t>
+      </w:r>
+      <w:r>
+        <w:t xml:space="preserve"> </w:t>
+      </w:r>
+      <w:r>
+        <w:t xml:space="preserve">values. ORs represent genetically proxied effects per approximately one standard deviation higher blood gene expression on the standardized scale assumed by the reconstruction. This scale assumes an expression variance of one; it does not standardize the genetic predictor itself. The estimates are not per drug dose and should not be interpreted as expected treatment effects. Discovery significance required</w:t>
+      </w:r>
+      <w:r>
+        <w:t xml:space="preserve"> </w:t>
+      </w:r>
+      <w:r>
+        <w:rPr>
+          <w:i/>
+          <w:iCs/>
+        </w:rPr>
+        <w:t xml:space="preserve">P</w:t>
+      </w:r>
+      <w:r>
+        <w:t xml:space="preserve"> </w:t>
+      </w:r>
+      <w:r>
+        <w:t xml:space="preserve">&lt; 1.965×10⁻⁵, correcting for 2,544 eligible genes. Associations at</w:t>
+      </w:r>
+      <w:r>
+        <w:t xml:space="preserve"> </w:t>
+      </w:r>
+      <w:r>
+        <w:rPr>
+          <w:i/>
+          <w:iCs/>
+        </w:rPr>
+        <w:t xml:space="preserve">P</w:t>
+      </w:r>
+      <w:r>
+        <w:t xml:space="preserve"> </w:t>
+      </w:r>
+      <w:r>
+        <w:t xml:space="preserve">&lt; 0.05 in the additional outcomes were considered nominal support only when their direction agreed with discovery. We report all estimates for the three selected genes, including non-significant results. Alternative MR estimators and tests for inconsistent instrument effects are presented in Table S1 [21, 22].</w:t>
+      </w:r>
+    </w:p>
+    <w:p>
+      <w:pPr>
+        <w:pStyle w:val="BodyText"/>
+        <w:widowControl/>
+      </w:pPr>
+      <w:r>
+        <w:t xml:space="preserve">MR interpretation requires that instruments predict expression, are not associated with confounders, and do not affect disease through other pathways. Neither a small</w:t>
+      </w:r>
+      <w:r>
+        <w:t xml:space="preserve"> </w:t>
+      </w:r>
+      <w:r>
+        <w:rPr>
+          <w:i/>
+          <w:iCs/>
+        </w:rPr>
+        <w:t xml:space="preserve">P</w:t>
+      </w:r>
+      <w:r>
+        <w:t xml:space="preserve"> </w:t>
+      </w:r>
+      <w:r>
+        <w:t xml:space="preserve">value nor colocalization proves these assumptions. Single-instrument results, including</w:t>
+      </w:r>
+      <w:r>
+        <w:t xml:space="preserve"> </w:t>
+      </w:r>
+      <w:r>
+        <w:rPr>
+          <w:i/>
+          <w:iCs/>
+        </w:rPr>
+        <w:t xml:space="preserve">TSHR</w:t>
+      </w:r>
+      <w:r>
+        <w:t xml:space="preserve">, cannot undergo instrument-based tests of pleiotropy. We did not perform a formal genetic directionality test [23]. The reporting checklist records other analyses that were unavailable or not undertaken.</w:t>
+      </w:r>
+    </w:p>
+    <w:bookmarkEnd w:id="12"/>
+    <w:bookmarkStart w:id="13" w:name="X9c48849c333067de336037a4d699e4422c93481"/>
+    <w:p>
+      <w:pPr>
+        <w:pStyle w:val="Heading3"/>
+        <w:widowControl/>
+      </w:pPr>
+      <w:r>
+        <w:t xml:space="preserve">Shared genetic signals and sensitivity analyses</w:t>
+      </w:r>
+    </w:p>
+    <w:p>
+      <w:pPr>
+        <w:pStyle w:val="FirstParagraph"/>
+        <w:widowControl/>
+      </w:pPr>
+      <w:r>
+        <w:t xml:space="preserve">For the three selected genes and six additional candidates, colocalization assessed whether gene expression and disease shared a genetic variant [8]. We considered a shared-variant posterior probability of at least 0.80 to provide strong support. This probability is a model-based measure of support, not a</w:t>
+      </w:r>
+      <w:r>
+        <w:t xml:space="preserve"> </w:t>
+      </w:r>
+      <w:r>
+        <w:rPr>
+          <w:i/>
+          <w:iCs/>
+        </w:rPr>
+        <w:t xml:space="preserve">P</w:t>
+      </w:r>
+      <w:r>
+        <w:t xml:space="preserve"> </w:t>
+      </w:r>
+      <w:r>
+        <w:t xml:space="preserve">value. We report it alongside the MR results and tested more conservative assumptions (Table S2) [24]. Colocalization used the regional expression and disease statistics without any significance filter, giving 1,479 to 7,740 variants per gene and outcome. Requiring support in both the discovery outcome and the TED-enriched outcome is a stringent cross-outcome filter: it selects candidates whose shared-variant evidence is not confined to one dataset, and it is not a test of Graves disease association on its own. The model assumes at most one causal variant per trait in the region; full model details and all probabilities are supplied in Supplementary Methods and Supplementary Data 3.</w:t>
+      </w:r>
+    </w:p>
+    <w:p>
+      <w:pPr>
+        <w:pStyle w:val="BodyText"/>
+        <w:widowControl/>
+      </w:pPr>
+      <w:r>
+        <w:t xml:space="preserve">We checked instrument selection at</w:t>
+      </w:r>
+      <w:r>
+        <w:t xml:space="preserve"> </w:t>
+      </w:r>
+      <w:r>
+        <w:rPr>
+          <w:i/>
+          <w:iCs/>
+        </w:rPr>
+        <w:t xml:space="preserve">TSHR</w:t>
+      </w:r>
+      <w:r>
+        <w:t xml:space="preserve"> </w:t>
+      </w:r>
+      <w:r>
+        <w:t xml:space="preserve">and whether three neighbouring chromosome 16p11.2 hits represented independent findings. We also repeated the analyses using eQTLGen’s own allele frequencies. Frequency substitution was assessed first with the same variants, then after repeating allele alignment. MR, colocalization and detectable effect sizes were compared with the primary analysis (Tables S3–S4). Details of these checks, including their limitations, are in Supplementary Methods.</w:t>
+      </w:r>
+    </w:p>
+    <w:p>
+      <w:pPr>
+        <w:pStyle w:val="BodyText"/>
+        <w:widowControl/>
+      </w:pPr>
+      <w:r>
+        <w:t xml:space="preserve">A small orbital RNA-seq dataset comprising four TED samples and one control was retained solely as descriptive context (Figure S1). It did not contribute to gene selection or genetic conclusions, and no differential-expression</w:t>
+      </w:r>
+      <w:r>
+        <w:t xml:space="preserve"> </w:t>
+      </w:r>
+      <w:r>
+        <w:rPr>
+          <w:i/>
+          <w:iCs/>
+        </w:rPr>
+        <w:t xml:space="preserve">P</w:t>
+      </w:r>
+      <w:r>
+        <w:t xml:space="preserve"> </w:t>
+      </w:r>
+      <w:r>
+        <w:t xml:space="preserve">values were calculated for this manuscript. Technical replicates were combined at the biological-sample level.</w:t>
+      </w:r>
+    </w:p>
+    <w:p>
+      <w:pPr>
+        <w:pStyle w:val="BodyText"/>
+        <w:widowControl/>
+      </w:pPr>
+      <w:r>
+        <w:t xml:space="preserve">Analyses used R 4.3.3, TwoSampleMR 0.7.4, coloc 5.2.3 and PLINK 1.9. Python reproduced the colocalization calculations for verification and frequency sensitivity. The instruments and complete numerical results are supplied in Supplementary Data 1–4. No prospective study registration was available.</w:t>
+      </w:r>
+    </w:p>
+    <w:bookmarkEnd w:id="13"/>
+    <w:bookmarkEnd w:id="14"/>
+    <w:bookmarkStart w:id="20" w:name="results"/>
+    <w:p>
+      <w:pPr>
+        <w:pStyle w:val="Heading2"/>
+        <w:widowControl/>
+      </w:pPr>
+      <w:r>
+        <w:t xml:space="preserve">Results</w:t>
+      </w:r>
+    </w:p>
+    <w:bookmarkStart w:id="15" w:name="discovery-across-druggable-genes"/>
+    <w:p>
+      <w:pPr>
+        <w:pStyle w:val="Heading3"/>
+        <w:widowControl/>
+      </w:pPr>
+      <w:r>
+        <w:t xml:space="preserve">Discovery across druggable genes</w:t>
+      </w:r>
+    </w:p>
+    <w:p>
+      <w:pPr>
+        <w:pStyle w:val="FirstParagraph"/>
+        <w:widowControl/>
+      </w:pPr>
+      <w:r>
+        <w:t xml:space="preserve">Of 2,544 genes with selected instruments, 2,234 had estimable MR results in BBJ; the corresponding numbers were 2,505 in UKB and 2,480 in FinnGen. Thirteen genes met the BBJ multiple-testing threshold (Table 3; Figure 1). These included</w:t>
+      </w:r>
+      <w:r>
+        <w:t xml:space="preserve"> </w:t>
+      </w:r>
+      <w:r>
+        <w:rPr>
+          <w:i/>
+          <w:iCs/>
+        </w:rPr>
+        <w:t xml:space="preserve">TSHR</w:t>
+      </w:r>
+      <w:r>
+        <w:t xml:space="preserve">,</w:t>
+      </w:r>
+      <w:r>
+        <w:t xml:space="preserve"> </w:t>
+      </w:r>
+      <w:r>
+        <w:rPr>
+          <w:i/>
+          <w:iCs/>
+        </w:rPr>
+        <w:t xml:space="preserve">CTLA4</w:t>
+      </w:r>
+      <w:r>
+        <w:t xml:space="preserve">, five genes in the major histocompatibility complex (MHC), and six additional candidates. The three biologically selected genes are compared in Table 2 and Figure 2.</w:t>
+      </w:r>
+    </w:p>
+    <w:bookmarkEnd w:id="15"/>
+    <w:bookmarkStart w:id="16" w:name="tshr"/>
+    <w:p>
+      <w:pPr>
+        <w:pStyle w:val="Heading3"/>
+        <w:widowControl/>
+      </w:pPr>
+      <w:r>
+        <w:t xml:space="preserve">TSHR</w:t>
+      </w:r>
+    </w:p>
+    <w:p>
+      <w:pPr>
+        <w:pStyle w:val="FirstParagraph"/>
+        <w:widowControl/>
+      </w:pPr>
+      <w:r>
+        <w:t xml:space="preserve">Higher genetically proxied blood</w:t>
+      </w:r>
+      <w:r>
+        <w:t xml:space="preserve"> </w:t>
+      </w:r>
+      <w:r>
+        <w:rPr>
+          <w:i/>
+          <w:iCs/>
+        </w:rPr>
+        <w:t xml:space="preserve">TSHR</w:t>
+      </w:r>
+      <w:r>
+        <w:t xml:space="preserve"> </w:t>
+      </w:r>
+      <w:r>
+        <w:t xml:space="preserve">expression was associated with lower odds of BBJ GD (OR 0.12, 95% CI 0.07–0.21;</w:t>
+      </w:r>
+      <w:r>
+        <w:t xml:space="preserve"> </w:t>
+      </w:r>
+      <w:r>
+        <w:rPr>
+          <w:i/>
+          <w:iCs/>
+        </w:rPr>
+        <w:t xml:space="preserve">P</w:t>
+      </w:r>
+      <w:r>
+        <w:t xml:space="preserve"> </w:t>
+      </w:r>
+      <w:r>
+        <w:t xml:space="preserve">= 1.09×10⁻¹⁴). Estimates had the same direction in UKB (OR 0.09, 95% CI 0.06–0.14;</w:t>
+      </w:r>
+      <w:r>
+        <w:t xml:space="preserve"> </w:t>
+      </w:r>
+      <w:r>
+        <w:rPr>
+          <w:i/>
+          <w:iCs/>
+        </w:rPr>
+        <w:t xml:space="preserve">P</w:t>
+      </w:r>
+      <w:r>
+        <w:t xml:space="preserve"> </w:t>
+      </w:r>
+      <w:r>
+        <w:t xml:space="preserve">= 8.77×10⁻²⁸) and FinnGen (OR 0.10, 95% CI 0.04–0.24;</w:t>
+      </w:r>
+      <w:r>
+        <w:t xml:space="preserve"> </w:t>
+      </w:r>
+      <w:r>
+        <w:rPr>
+          <w:i/>
+          <w:iCs/>
+        </w:rPr>
+        <w:t xml:space="preserve">P</w:t>
+      </w:r>
+      <w:r>
+        <w:t xml:space="preserve"> </w:t>
+      </w:r>
+      <w:r>
+        <w:t xml:space="preserve">= 2.82×10⁻⁷).</w:t>
+      </w:r>
+    </w:p>
+    <w:p>
+      <w:pPr>
+        <w:pStyle w:val="BodyText"/>
+        <w:widowControl/>
+      </w:pPr>
+      <w:r>
+        <w:t xml:space="preserve">Expression and disease showed strong shared-variant support in BBJ and FinnGen, with probabilities of 0.951 and 0.986, respectively. The leading variant was rs179252 in both. UKB did not show the same support (0.226), despite a strong MR association. There the posterior favoured distinct causal variants (PP.H3 = 0.774), so the expression and disease signals were more consistent with two linked variants than with one shared variant. Thus, a highly significant MR result alone did not establish a shared genetic signal in every outcome.</w:t>
+      </w:r>
+    </w:p>
+    <w:bookmarkEnd w:id="16"/>
+    <w:bookmarkStart w:id="17" w:name="igf1r"/>
+    <w:p>
+      <w:pPr>
+        <w:pStyle w:val="Heading3"/>
+        <w:widowControl/>
+      </w:pPr>
+      <w:r>
+        <w:t xml:space="preserve">IGF1R</w:t>
+      </w:r>
+    </w:p>
+    <w:p>
+      <w:pPr>
+        <w:pStyle w:val="FirstParagraph"/>
+        <w:widowControl/>
+      </w:pPr>
+      <w:r>
+        <w:t xml:space="preserve">Higher genetically proxied</w:t>
+      </w:r>
+      <w:r>
+        <w:t xml:space="preserve"> </w:t>
+      </w:r>
+      <w:r>
+        <w:rPr>
+          <w:i/>
+          <w:iCs/>
+        </w:rPr>
+        <w:t xml:space="preserve">IGF1R</w:t>
+      </w:r>
+      <w:r>
+        <w:t xml:space="preserve"> </w:t>
+      </w:r>
+      <w:r>
+        <w:t xml:space="preserve">expression was associated with higher odds of BBJ GD (OR 1.56, 95% CI 1.07–2.28;</w:t>
+      </w:r>
+      <w:r>
+        <w:t xml:space="preserve"> </w:t>
+      </w:r>
+      <w:r>
+        <w:rPr>
+          <w:i/>
+          <w:iCs/>
+        </w:rPr>
+        <w:t xml:space="preserve">P</w:t>
+      </w:r>
+      <w:r>
+        <w:t xml:space="preserve"> </w:t>
+      </w:r>
+      <w:r>
+        <w:t xml:space="preserve">= 0.0212) and UKB hyperthyroidism (OR 1.35, 95% CI 1.07–1.70;</w:t>
+      </w:r>
+      <w:r>
+        <w:t xml:space="preserve"> </w:t>
+      </w:r>
+      <w:r>
+        <w:rPr>
+          <w:i/>
+          <w:iCs/>
+        </w:rPr>
+        <w:t xml:space="preserve">P</w:t>
+      </w:r>
+      <w:r>
+        <w:t xml:space="preserve"> </w:t>
+      </w:r>
+      <w:r>
+        <w:t xml:space="preserve">= 0.0117). These were nominal associations and did not meet the study-wide discovery threshold. The FinnGen estimate was in the same direction but imprecise (OR 1.41, 95% CI 0.85–2.33;</w:t>
+      </w:r>
+      <w:r>
+        <w:t xml:space="preserve"> </w:t>
+      </w:r>
+      <w:r>
+        <w:rPr>
+          <w:i/>
+          <w:iCs/>
+        </w:rPr>
+        <w:t xml:space="preserve">P</w:t>
+      </w:r>
+      <w:r>
+        <w:t xml:space="preserve"> </w:t>
+      </w:r>
+      <w:r>
+        <w:t xml:space="preserve">= 0.182).</w:t>
+      </w:r>
+    </w:p>
+    <w:p>
+      <w:pPr>
+        <w:pStyle w:val="BodyText"/>
+        <w:widowControl/>
+      </w:pPr>
+      <w:r>
+        <w:t xml:space="preserve">Shared-variant support was below 0.80 in all three outcomes (BBJ 0.073, UKB 0.404 and FinnGen 0.032). The UKB posterior was divided between an expression-only signal (PP.H2 = 0.400) and a shared variant (PP.H4 = 0.404), with little support for distinct variants (PP.H3 = 0.196), and should be regarded as unresolved rather than negative. Alternative MR estimators agreed in direction but differed in statistical significance (Table S1). Taken together, these results provide weaker genetic support for</w:t>
+      </w:r>
+      <w:r>
+        <w:t xml:space="preserve"> </w:t>
+      </w:r>
+      <w:r>
+        <w:rPr>
+          <w:i/>
+          <w:iCs/>
+        </w:rPr>
+        <w:t xml:space="preserve">IGF1R</w:t>
+      </w:r>
+      <w:r>
+        <w:t xml:space="preserve"> </w:t>
+      </w:r>
+      <w:r>
+        <w:t xml:space="preserve">than for</w:t>
+      </w:r>
+      <w:r>
+        <w:t xml:space="preserve"> </w:t>
+      </w:r>
+      <w:r>
+        <w:rPr>
+          <w:i/>
+          <w:iCs/>
+        </w:rPr>
+        <w:t xml:space="preserve">TSHR</w:t>
+      </w:r>
+      <w:r>
+        <w:t xml:space="preserve"> </w:t>
+      </w:r>
+      <w:r>
+        <w:t xml:space="preserve">in BBJ Graves disease and FinnGen Graves ophthalmopathy; they do not show that</w:t>
+      </w:r>
+      <w:r>
+        <w:t xml:space="preserve"> </w:t>
+      </w:r>
+      <w:r>
+        <w:rPr>
+          <w:i/>
+          <w:iCs/>
+        </w:rPr>
+        <w:t xml:space="preserve">IGF1R</w:t>
+      </w:r>
+      <w:r>
+        <w:t xml:space="preserve"> </w:t>
+      </w:r>
+      <w:r>
+        <w:t xml:space="preserve">has no inherited contribution.</w:t>
+      </w:r>
+    </w:p>
+    <w:bookmarkEnd w:id="17"/>
+    <w:bookmarkStart w:id="18" w:name="ctla4-and-additional-candidates"/>
+    <w:p>
+      <w:pPr>
+        <w:pStyle w:val="Heading3"/>
+        <w:widowControl/>
+      </w:pPr>
+      <w:r>
+        <w:t xml:space="preserve">CTLA4 and additional candidates</w:t>
+      </w:r>
+    </w:p>
+    <w:p>
+      <w:pPr>
+        <w:pStyle w:val="FirstParagraph"/>
+        <w:widowControl/>
+      </w:pPr>
+      <w:r>
+        <w:t xml:space="preserve">The known autoimmune locus</w:t>
+      </w:r>
+      <w:r>
+        <w:t xml:space="preserve"> </w:t>
+      </w:r>
+      <w:r>
+        <w:rPr>
+          <w:i/>
+          <w:iCs/>
+        </w:rPr>
+        <w:t xml:space="preserve">CTLA4</w:t>
+      </w:r>
+      <w:r>
+        <w:t xml:space="preserve"> </w:t>
+      </w:r>
+      <w:r>
+        <w:t xml:space="preserve">[25] was associated with lower odds of disease in BBJ (OR 0.18, 95% CI 0.11–0.27;</w:t>
+      </w:r>
+      <w:r>
+        <w:t xml:space="preserve"> </w:t>
+      </w:r>
+      <w:r>
+        <w:rPr>
+          <w:i/>
+          <w:iCs/>
+        </w:rPr>
+        <w:t xml:space="preserve">P</w:t>
+      </w:r>
+      <w:r>
+        <w:t xml:space="preserve"> </w:t>
+      </w:r>
+      <w:r>
+        <w:t xml:space="preserve">= 5.45×10⁻¹⁵), UKB (</w:t>
+      </w:r>
+      <w:r>
+        <w:rPr>
+          <w:i/>
+          <w:iCs/>
+        </w:rPr>
+        <w:t xml:space="preserve">P</w:t>
+      </w:r>
+      <w:r>
+        <w:t xml:space="preserve"> </w:t>
+      </w:r>
+      <w:r>
+        <w:t xml:space="preserve">= 0.0022) and FinnGen (</w:t>
+      </w:r>
+      <w:r>
+        <w:rPr>
+          <w:i/>
+          <w:iCs/>
+        </w:rPr>
+        <w:t xml:space="preserve">P</w:t>
+      </w:r>
+      <w:r>
+        <w:t xml:space="preserve"> </w:t>
+      </w:r>
+      <w:r>
+        <w:t xml:space="preserve">= 0.0118). Shared-variant support was strong in UKB and FinnGen, but not BBJ (Table 2). The screen therefore recovered a known autoimmune association, while</w:t>
+      </w:r>
+      <w:r>
+        <w:t xml:space="preserve"> </w:t>
+      </w:r>
+      <w:r>
+        <w:rPr>
+          <w:i/>
+          <w:iCs/>
+        </w:rPr>
+        <w:t xml:space="preserve">CTLA4</w:t>
+      </w:r>
+      <w:r>
+        <w:t xml:space="preserve"> </w:t>
+      </w:r>
+      <w:r>
+        <w:t xml:space="preserve">itself failed the combined BBJ-plus-FinnGen colocalization criterion.</w:t>
+      </w:r>
+    </w:p>
+    <w:p>
+      <w:pPr>
+        <w:pStyle w:val="BodyText"/>
+        <w:widowControl/>
+      </w:pPr>
+      <w:r>
+        <w:t xml:space="preserve">None of the six additional candidates met the shared-variant criterion in both BBJ and FinnGen.</w:t>
+      </w:r>
+      <w:r>
+        <w:t xml:space="preserve"> </w:t>
+      </w:r>
+      <w:r>
+        <w:rPr>
+          <w:i/>
+          <w:iCs/>
+        </w:rPr>
+        <w:t xml:space="preserve">TNFSF14</w:t>
+      </w:r>
+      <w:r>
+        <w:t xml:space="preserve"> </w:t>
+      </w:r>
+      <w:r>
+        <w:t xml:space="preserve">and</w:t>
+      </w:r>
+      <w:r>
+        <w:t xml:space="preserve"> </w:t>
+      </w:r>
+      <w:r>
+        <w:rPr>
+          <w:i/>
+          <w:iCs/>
+        </w:rPr>
+        <w:t xml:space="preserve">IFNGR1</w:t>
+      </w:r>
+      <w:r>
+        <w:t xml:space="preserve"> </w:t>
+      </w:r>
+      <w:r>
+        <w:t xml:space="preserve">had strong support in BBJ only.</w:t>
+      </w:r>
+      <w:r>
+        <w:t xml:space="preserve"> </w:t>
+      </w:r>
+      <w:r>
+        <w:rPr>
+          <w:i/>
+          <w:iCs/>
+        </w:rPr>
+        <w:t xml:space="preserve">TNFSF14</w:t>
+      </w:r>
+      <w:r>
+        <w:t xml:space="preserve"> </w:t>
+      </w:r>
+      <w:r>
+        <w:t xml:space="preserve">nevertheless retained a direction-consistent UKB MR association (</w:t>
+      </w:r>
+      <w:r>
+        <w:rPr>
+          <w:i/>
+          <w:iCs/>
+        </w:rPr>
+        <w:t xml:space="preserve">P</w:t>
+      </w:r>
+      <w:r>
+        <w:t xml:space="preserve"> </w:t>
+      </w:r>
+      <w:r>
+        <w:t xml:space="preserve">= 0.0056); the absence of colocalization in that outcome was not an absence of association. The three neighbouring chromosome 16p11.2 hits were consistent with one regional signal rather than three independent findings. All 13 discovery estimates and their classification are shown in Table 3; full comparisons are in Supplementary Data 2–3.</w:t>
+      </w:r>
+    </w:p>
+    <w:bookmarkEnd w:id="18"/>
+    <w:bookmarkStart w:id="19" w:name="robustness-and-detectable-effects"/>
+    <w:p>
+      <w:pPr>
+        <w:pStyle w:val="Heading3"/>
+        <w:widowControl/>
+      </w:pPr>
+      <w:r>
+        <w:t xml:space="preserve">Robustness and detectable effects</w:t>
+      </w:r>
+    </w:p>
+    <w:p>
+      <w:pPr>
+        <w:pStyle w:val="FirstParagraph"/>
+        <w:widowControl/>
+      </w:pPr>
+      <w:r>
+        <w:t xml:space="preserve">Using eQTLGen cohort frequencies preserved all 13 discovery hits.</w:t>
+      </w:r>
+      <w:r>
+        <w:t xml:space="preserve"> </w:t>
+      </w:r>
+      <w:r>
+        <w:rPr>
+          <w:i/>
+          <w:iCs/>
+        </w:rPr>
+        <w:t xml:space="preserve">IGF1R</w:t>
+      </w:r>
+      <w:r>
+        <w:t xml:space="preserve"> </w:t>
+      </w:r>
+      <w:r>
+        <w:t xml:space="preserve">remained nominally associated in BBJ and UKB (</w:t>
+      </w:r>
+      <w:r>
+        <w:rPr>
+          <w:i/>
+          <w:iCs/>
+        </w:rPr>
+        <w:t xml:space="preserve">P</w:t>
+      </w:r>
+      <w:r>
+        <w:t xml:space="preserve"> </w:t>
+      </w:r>
+      <w:r>
+        <w:t xml:space="preserve">= 0.022 and 0.016) and non-significant in FinnGen (</w:t>
+      </w:r>
+      <w:r>
+        <w:rPr>
+          <w:i/>
+          <w:iCs/>
+        </w:rPr>
+        <w:t xml:space="preserve">P</w:t>
+      </w:r>
+      <w:r>
+        <w:t xml:space="preserve"> </w:t>
+      </w:r>
+      <w:r>
+        <w:t xml:space="preserve">= 0.177; Table S3). Frequency substitution moved none of the 81 colocalization comparisons (nine genes × three outcomes × three priors) across the 0.80 threshold, so every classification was unchanged; the largest absolute change in shared-variant probability was 0.002142. However, the original prior sensitivity remained relevant: under the most conservative prior,</w:t>
+      </w:r>
+      <w:r>
+        <w:t xml:space="preserve"> </w:t>
+      </w:r>
+      <w:r>
+        <w:rPr>
+          <w:i/>
+          <w:iCs/>
+        </w:rPr>
+        <w:t xml:space="preserve">TSHR</w:t>
+      </w:r>
+      <w:r>
+        <w:t xml:space="preserve"> </w:t>
+      </w:r>
+      <w:r>
+        <w:t xml:space="preserve">support in BBJ fell from 0.951 to 0.661, while FinnGen remained above threshold (Table S2).</w:t>
+      </w:r>
+    </w:p>
+    <w:p>
+      <w:pPr>
+        <w:pStyle w:val="BodyText"/>
+        <w:widowControl/>
+      </w:pPr>
+      <w:r>
+        <w:t xml:space="preserve">The screen had limited ability to detect smaller associations. At 80% power, only 14.6% of estimable BBJ genes could detect an OR of 1.5 at the discovery threshold; this decreased to 12.5% with cohort frequencies. The corresponding proportions for an OR of 2.0 were 35.6% and 34.2% (Table S4). At 80% power, the approximate minimum detectable absolute log-ORs were 1.39 for</w:t>
+      </w:r>
+      <w:r>
+        <w:t xml:space="preserve"> </w:t>
+      </w:r>
+      <w:r>
+        <w:rPr>
+          <w:i/>
+          <w:iCs/>
+        </w:rPr>
+        <w:t xml:space="preserve">TSHR</w:t>
+      </w:r>
+      <w:r>
+        <w:t xml:space="preserve"> </w:t>
+      </w:r>
+      <w:r>
+        <w:t xml:space="preserve">and 0.99 for</w:t>
+      </w:r>
+      <w:r>
+        <w:t xml:space="preserve"> </w:t>
+      </w:r>
+      <w:r>
+        <w:rPr>
+          <w:i/>
+          <w:iCs/>
+        </w:rPr>
+        <w:t xml:space="preserve">IGF1R</w:t>
+      </w:r>
+      <w:r>
+        <w:t xml:space="preserve"> </w:t>
+      </w:r>
+      <w:r>
+        <w:t xml:space="preserve">in BBJ (α = 0.05/2,544), and 0.33 and 0.72 for</w:t>
+      </w:r>
+      <w:r>
+        <w:t xml:space="preserve"> </w:t>
+      </w:r>
+      <w:r>
+        <w:rPr>
+          <w:i/>
+          <w:iCs/>
+        </w:rPr>
+        <w:t xml:space="preserve">IGF1R</w:t>
+      </w:r>
+      <w:r>
+        <w:t xml:space="preserve"> </w:t>
+      </w:r>
+      <w:r>
+        <w:t xml:space="preserve">in UKB and FinnGen, respectively (α = 0.05). These standard-error-based benchmarks describe precision; comparing them with observed effects cannot distinguish an absent effect from limited power. The ORs, 95% CIs and</w:t>
+      </w:r>
+      <w:r>
+        <w:t xml:space="preserve"> </w:t>
+      </w:r>
+      <w:r>
+        <w:rPr>
+          <w:i/>
+          <w:iCs/>
+        </w:rPr>
+        <w:t xml:space="preserve">P</w:t>
+      </w:r>
+      <w:r>
+        <w:t xml:space="preserve"> </w:t>
+      </w:r>
+      <w:r>
+        <w:t xml:space="preserve">values in Table 2 should guide interpretation of the observed associations. These calculations describe MR association detection, not the probability of passing the complete colocalization filter. Failure to identify an additional candidate does not exclude moderate or other undetected genetic effects.</w:t>
+      </w:r>
+    </w:p>
+    <w:bookmarkEnd w:id="19"/>
+    <w:bookmarkEnd w:id="20"/>
+    <w:bookmarkStart w:id="21" w:name="discussion"/>
+    <w:p>
+      <w:pPr>
+        <w:pStyle w:val="Heading2"/>
+        <w:widowControl/>
+      </w:pPr>
+      <w:r>
+        <w:t xml:space="preserve">Discussion</w:t>
+      </w:r>
+    </w:p>
+    <w:p>
+      <w:pPr>
+        <w:pStyle w:val="FirstParagraph"/>
+        <w:widowControl/>
+      </w:pPr>
+      <w:r>
+        <w:t xml:space="preserve">This study found stronger genetic evidence linking blood</w:t>
+      </w:r>
+      <w:r>
+        <w:t xml:space="preserve"> </w:t>
+      </w:r>
+      <w:r>
+        <w:rPr>
+          <w:i/>
+          <w:iCs/>
+        </w:rPr>
+        <w:t xml:space="preserve">TSHR</w:t>
+      </w:r>
+      <w:r>
+        <w:t xml:space="preserve"> </w:t>
+      </w:r>
+      <w:r>
+        <w:t xml:space="preserve">expression to GD than linking</w:t>
+      </w:r>
+      <w:r>
+        <w:t xml:space="preserve"> </w:t>
+      </w:r>
+      <w:r>
+        <w:rPr>
+          <w:i/>
+          <w:iCs/>
+        </w:rPr>
+        <w:t xml:space="preserve">IGF1R</w:t>
+      </w:r>
+      <w:r>
+        <w:t xml:space="preserve"> </w:t>
+      </w:r>
+      <w:r>
+        <w:t xml:space="preserve">expression to the same outcomes.</w:t>
+      </w:r>
+      <w:r>
+        <w:t xml:space="preserve"> </w:t>
+      </w:r>
+      <w:r>
+        <w:rPr>
+          <w:i/>
+          <w:iCs/>
+        </w:rPr>
+        <w:t xml:space="preserve">TSHR</w:t>
+      </w:r>
+      <w:r>
+        <w:t xml:space="preserve"> </w:t>
+      </w:r>
+      <w:r>
+        <w:t xml:space="preserve">showed direction-consistent MR associations across all three datasets and shared expression–disease signals in BBJ GD and FinnGen Graves ophthalmopathy under the primary priors, although the BBJ result did not hold under the most conservative prior.</w:t>
+      </w:r>
+      <w:r>
+        <w:t xml:space="preserve"> </w:t>
+      </w:r>
+      <w:r>
+        <w:rPr>
+          <w:i/>
+          <w:iCs/>
+        </w:rPr>
+        <w:t xml:space="preserve">IGF1R</w:t>
+      </w:r>
+      <w:r>
+        <w:t xml:space="preserve"> </w:t>
+      </w:r>
+      <w:r>
+        <w:t xml:space="preserve">showed nominal associations in BBJ and UKB, but its shared-variant evidence remained unresolved. No additional candidate passed the combined BBJ and FinnGen criterion. Cohort-frequency sensitivity analyses preserved these findings while changing some effect sizes and detection thresholds.</w:t>
+      </w:r>
+    </w:p>
+    <w:p>
+      <w:pPr>
+        <w:pStyle w:val="BodyText"/>
+        <w:widowControl/>
+      </w:pPr>
+      <w:r>
+        <w:t xml:space="preserve">For clinicians, the main implication concerns interpretation rather than treatment selection. The established efficacy of IGF-1R blockade in TED [3] does not require</w:t>
+      </w:r>
+      <w:r>
+        <w:t xml:space="preserve"> </w:t>
+      </w:r>
+      <w:r>
+        <w:rPr>
+          <w:i/>
+          <w:iCs/>
+        </w:rPr>
+        <w:t xml:space="preserve">IGF1R</w:t>
+      </w:r>
+      <w:r>
+        <w:t xml:space="preserve"> </w:t>
+      </w:r>
+      <w:r>
+        <w:t xml:space="preserve">to show the same inherited susceptibility pattern as</w:t>
+      </w:r>
+      <w:r>
+        <w:t xml:space="preserve"> </w:t>
+      </w:r>
+      <w:r>
+        <w:rPr>
+          <w:i/>
+          <w:iCs/>
+        </w:rPr>
+        <w:t xml:space="preserve">TSHR</w:t>
+      </w:r>
+      <w:r>
+        <w:t xml:space="preserve">. Blood gene-expression instruments may not capture receptor activity, protein abundance or regulation in orbital tissue [26]. The present findings neither challenge the treatment evidence for teprotumumab nor establish that</w:t>
+      </w:r>
+      <w:r>
+        <w:t xml:space="preserve"> </w:t>
+      </w:r>
+      <w:r>
+        <w:rPr>
+          <w:i/>
+          <w:iCs/>
+        </w:rPr>
+        <w:t xml:space="preserve">IGF1R</w:t>
+      </w:r>
+      <w:r>
+        <w:t xml:space="preserve"> </w:t>
+      </w:r>
+      <w:r>
+        <w:t xml:space="preserve">acts exclusively downstream of disease susceptibility. They leave open an inherited contribution and mechanisms not measured by this study.</w:t>
+      </w:r>
+    </w:p>
+    <w:p>
+      <w:pPr>
+        <w:pStyle w:val="BodyText"/>
+        <w:widowControl/>
+      </w:pPr>
+      <w:r>
+        <w:t xml:space="preserve">Similarly, the</w:t>
+      </w:r>
+      <w:r>
+        <w:t xml:space="preserve"> </w:t>
+      </w:r>
+      <w:r>
+        <w:rPr>
+          <w:i/>
+          <w:iCs/>
+        </w:rPr>
+        <w:t xml:space="preserve">TSHR</w:t>
+      </w:r>
+      <w:r>
+        <w:t xml:space="preserve"> </w:t>
+      </w:r>
+      <w:r>
+        <w:t xml:space="preserve">ORs should not be read as evidence that increasing TSHR expression would prevent disease. They reflect lifelong genetic differences in reconstructed blood expression. A drug acts in a particular tissue, at a particular dose and stage of disease, and may affect signalling without reproducing a genetic expression difference [27]. The descriptive orbital dataset cannot resolve this distinction: four TED samples and a single control are insufficient for differential-expression inference or a causal comparison. The direction of blood-expression MR and disease-state orbital expression need not be the same.</w:t>
+      </w:r>
+    </w:p>
+    <w:p>
+      <w:pPr>
+        <w:pStyle w:val="BodyText"/>
+        <w:widowControl/>
+      </w:pPr>
+      <w:r>
+        <w:t xml:space="preserve">The results also show why</w:t>
+      </w:r>
+      <w:r>
+        <w:t xml:space="preserve"> </w:t>
+      </w:r>
+      <w:r>
+        <w:rPr>
+          <w:i/>
+          <w:iCs/>
+        </w:rPr>
+        <w:t xml:space="preserve">P</w:t>
+      </w:r>
+      <w:r>
+        <w:t xml:space="preserve"> </w:t>
+      </w:r>
+      <w:r>
+        <w:t xml:space="preserve">values must be interpreted with the study design and supporting evidence.</w:t>
+      </w:r>
+      <w:r>
+        <w:t xml:space="preserve"> </w:t>
+      </w:r>
+      <w:r>
+        <w:rPr>
+          <w:i/>
+          <w:iCs/>
+        </w:rPr>
+        <w:t xml:space="preserve">TSHR</w:t>
+      </w:r>
+      <w:r>
+        <w:t xml:space="preserve"> </w:t>
+      </w:r>
+      <w:r>
+        <w:t xml:space="preserve">had a very small UKB MR</w:t>
+      </w:r>
+      <w:r>
+        <w:t xml:space="preserve"> </w:t>
+      </w:r>
+      <w:r>
+        <w:rPr>
+          <w:i/>
+          <w:iCs/>
+        </w:rPr>
+        <w:t xml:space="preserve">P</w:t>
+      </w:r>
+      <w:r>
+        <w:t xml:space="preserve"> </w:t>
+      </w:r>
+      <w:r>
+        <w:t xml:space="preserve">value, yet its expression and disease signals did not colocalize under the tested model.</w:t>
+      </w:r>
+      <w:r>
+        <w:t xml:space="preserve"> </w:t>
+      </w:r>
+      <w:r>
+        <w:rPr>
+          <w:i/>
+          <w:iCs/>
+        </w:rPr>
+        <w:t xml:space="preserve">IGF1R</w:t>
+      </w:r>
+      <w:r>
+        <w:t xml:space="preserve"> </w:t>
+      </w:r>
+      <w:r>
+        <w:t xml:space="preserve">had</w:t>
+      </w:r>
+      <w:r>
+        <w:t xml:space="preserve"> </w:t>
+      </w:r>
+      <w:r>
+        <w:rPr>
+          <w:i/>
+          <w:iCs/>
+        </w:rPr>
+        <w:t xml:space="preserve">P</w:t>
+      </w:r>
+      <w:r>
+        <w:t xml:space="preserve"> </w:t>
+      </w:r>
+      <w:r>
+        <w:t xml:space="preserve">values below 0.05 in two outcomes, but these were exploratory associations after a genome-wide druggable-gene screen.</w:t>
+      </w:r>
+      <w:r>
+        <w:t xml:space="preserve"> </w:t>
+      </w:r>
+      <w:r>
+        <w:rPr>
+          <w:i/>
+          <w:iCs/>
+        </w:rPr>
+        <w:t xml:space="preserve">CTLA4</w:t>
+      </w:r>
+      <w:r>
+        <w:t xml:space="preserve"> </w:t>
+      </w:r>
+      <w:r>
+        <w:t xml:space="preserve">was detected as expected for a known autoimmune locus, although it did not satisfy the combined criterion. These findings support reporting estimates, confidence intervals and the full evidence pattern rather than treating nominal significance as sufficient for target selection.</w:t>
+      </w:r>
+    </w:p>
+    <w:p>
+      <w:pPr>
+        <w:pStyle w:val="BodyText"/>
+        <w:widowControl/>
+      </w:pPr>
+      <w:r>
+        <w:t xml:space="preserve">Several limitations constrain the clinical interpretation. First, the FinnGen outcome compares Graves ophthalmopathy cases with population controls, not GD patients without eye disease. Agreement with BBJ can therefore reflect GD susceptibility, and a TED-specific effect cannot be separated. The FinnGen analysis also included only 858 cases. UKB hyperthyroidism is broader than GD, so ancestry and phenotype differences are partly confounded across the comparisons.</w:t>
+      </w:r>
+    </w:p>
+    <w:p>
+      <w:pPr>
+        <w:pStyle w:val="BodyText"/>
+        <w:widowControl/>
+      </w:pPr>
+      <w:r>
+        <w:t xml:space="preserve">Second, the expression data came predominantly from European blood samples, whereas discovery used East Asian participants. Tissue regulation, linkage patterns and variant availability may differ. eQTLGen frequency substitution addressed one part of exposure-effect reconstruction, but did not resolve these differences; its published frequencies also exclude Framingham participants. Participant overlap between eQTLGen and the European outcomes could not be quantified. These uncertainties limit direct comparison of effect magnitudes across datasets.</w:t>
+      </w:r>
+    </w:p>
+    <w:p>
+      <w:pPr>
+        <w:pStyle w:val="BodyText"/>
+        <w:widowControl/>
+      </w:pPr>
+      <w:r>
+        <w:t xml:space="preserve">Third,</w:t>
+      </w:r>
+      <w:r>
+        <w:t xml:space="preserve"> </w:t>
+      </w:r>
+      <w:r>
+        <w:rPr>
+          <w:i/>
+          <w:iCs/>
+        </w:rPr>
+        <w:t xml:space="preserve">TSHR</w:t>
+      </w:r>
+      <w:r>
+        <w:t xml:space="preserve"> </w:t>
+      </w:r>
+      <w:r>
+        <w:t xml:space="preserve">was represented by one instrument under the European selection reference. Instrument-based pleiotropy tests were therefore unavailable, and colocalization cannot rule out an effect through a neighbouring gene. The other selected genes had few instruments, limiting the reliability of pleiotropy tests. The</w:t>
+      </w:r>
+      <w:r>
+        <w:t xml:space="preserve"> </w:t>
+      </w:r>
+      <w:r>
+        <w:rPr>
+          <w:i/>
+          <w:iCs/>
+        </w:rPr>
+        <w:t xml:space="preserve">TSHR</w:t>
+      </w:r>
+      <w:r>
+        <w:t xml:space="preserve"> </w:t>
+      </w:r>
+      <w:r>
+        <w:t xml:space="preserve">instrument remained selected across the tested clumping settings, but the East Asian reference yielded two independent variants at the primary threshold. Single-instrument status should not be interpreted as proof of a single biological signal in every ancestry.</w:t>
+      </w:r>
+    </w:p>
+    <w:p>
+      <w:pPr>
+        <w:pStyle w:val="BodyText"/>
+        <w:widowControl/>
+      </w:pPr>
+      <w:r>
+        <w:t xml:space="preserve">Fourth, colocalization assumes at most one causal variant per trait in a region, and its conclusions depend on prior assumptions. The</w:t>
+      </w:r>
+      <w:r>
+        <w:t xml:space="preserve"> </w:t>
+      </w:r>
+      <w:r>
+        <w:rPr>
+          <w:i/>
+          <w:iCs/>
+        </w:rPr>
+        <w:t xml:space="preserve">TSHR</w:t>
+      </w:r>
+      <w:r>
+        <w:t xml:space="preserve"> </w:t>
+      </w:r>
+      <w:r>
+        <w:t xml:space="preserve">BBJ result fell below the support threshold under the most conservative prior. Low shared-variant support can reflect limited information as well as distinct signals. Multi-variant colocalization, formal colocalization power and the detection probability of the combined filter were not evaluated. The screen’s limited MR detection range also prevents its negative candidate result from excluding smaller genetic effects.</w:t>
+      </w:r>
+    </w:p>
+    <w:p>
+      <w:pPr>
+        <w:pStyle w:val="BodyText"/>
+        <w:widowControl/>
+      </w:pPr>
+      <w:r>
+        <w:t xml:space="preserve">Within these limits,</w:t>
+      </w:r>
+      <w:r>
+        <w:t xml:space="preserve"> </w:t>
+      </w:r>
+      <w:r>
+        <w:rPr>
+          <w:i/>
+          <w:iCs/>
+        </w:rPr>
+        <w:t xml:space="preserve">TSHR</w:t>
+      </w:r>
+      <w:r>
+        <w:t xml:space="preserve"> </w:t>
+      </w:r>
+      <w:r>
+        <w:t xml:space="preserve">showed a supported expression–disease association in the two Graves disease outcomes, whereas the genetic evidence at</w:t>
+      </w:r>
+      <w:r>
+        <w:t xml:space="preserve"> </w:t>
+      </w:r>
+      <w:r>
+        <w:rPr>
+          <w:i/>
+          <w:iCs/>
+        </w:rPr>
+        <w:t xml:space="preserve">IGF1R</w:t>
+      </w:r>
+      <w:r>
+        <w:t xml:space="preserve"> </w:t>
+      </w:r>
+      <w:r>
+        <w:t xml:space="preserve">was weaker and inconclusive. The findings help distinguish genetic susceptibility evidence from evidence of therapeutic efficacy. Confirmation in ancestry-matched data, relevant cell types and a direct comparison of GD patients with and without TED would be needed to clarify mechanisms and eye-disease specificity.</w:t>
+      </w:r>
+    </w:p>
     <w:bookmarkEnd w:id="21"/>
-    <w:bookmarkStart w:id="25" w:name="methods"/>
+    <w:bookmarkStart w:id="22" w:name="declarations"/>
     <w:p>
       <w:pPr>
         <w:pStyle w:val="Heading2"/>
         <w:widowControl/>
       </w:pPr>
       <w:r>
-        <w:t xml:space="preserve">Methods</w:t>
-      </w:r>
-    </w:p>
-    <w:bookmarkStart w:id="22" w:name="study-design-and-data-sources"/>
-    <w:p>
-      <w:pPr>
-        <w:pStyle w:val="Heading3"/>
-        <w:widowControl/>
-      </w:pPr>
-      <w:r>
-        <w:t xml:space="preserve">Study design and data sources</w:t>
+        <w:t xml:space="preserve">Declarations</w:t>
       </w:r>
     </w:p>
     <w:p>
@@ -592,7 +1892,17 @@
         <w:widowControl/>
       </w:pPr>
       <w:r>
-        <w:t xml:space="preserve">We conducted a two-sample MR study using public genetic association summary statistics and followed STROBE-MR reporting guidance [11]. Blood gene-expression data came from the eQTLGen Consortium, comprising up to 31,684 participants, predominantly of European ancestry [12]. Disease outcomes were Biobank Japan (BBJ) GD, with 2,809 cases [13]; UK Biobank (UKB) hyperthyroidism, with 3,731 cases [14]; and FinnGen R12 Graves ophthalmopathy, with 858 cases [15] (Table 1).</w:t>
+        <w:rPr>
+          <w:b/>
+          <w:bCs/>
+        </w:rPr>
+        <w:t xml:space="preserve">Funding.</w:t>
+      </w:r>
+      <w:r>
+        <w:t xml:space="preserve"> </w:t>
+      </w:r>
+      <w:r>
+        <w:t xml:space="preserve">This research received no specific grant from any funding agency in the public, commercial, or not-for-profit sectors.</w:t>
       </w:r>
     </w:p>
     <w:p>
@@ -601,1423 +1911,129 @@
         <w:widowControl/>
       </w:pPr>
       <w:r>
-        <w:t xml:space="preserve">The defined outcome hierarchy used BBJ for discovery, UKB for comparison across ancestry and a broader phenotype, and FinnGen as a TED-enriched sensitivity outcome. FinnGen cases were compared with population controls. Consequently, that analysis includes susceptibility to GD and cannot isolate susceptibility to eye disease among people who already have GD. We selected</w:t>
-      </w:r>
-      <w:r>
-        <w:t xml:space="preserve"> </w:t>
-      </w:r>
-      <w:r>
-        <w:rPr>
-          <w:iCs/>
-          <w:i/>
-        </w:rPr>
-        <w:t xml:space="preserve">TSHR</w:t>
-      </w:r>
-      <w:r>
-        <w:t xml:space="preserve">,</w:t>
-      </w:r>
-      <w:r>
-        <w:t xml:space="preserve"> </w:t>
-      </w:r>
-      <w:r>
-        <w:rPr>
-          <w:iCs/>
-          <w:i/>
-        </w:rPr>
-        <w:t xml:space="preserve">IGF1R</w:t>
-      </w:r>
-      <w:r>
-        <w:t xml:space="preserve"> </w:t>
-      </w:r>
-      <w:r>
-        <w:t xml:space="preserve">and</w:t>
-      </w:r>
-      <w:r>
-        <w:t xml:space="preserve"> </w:t>
-      </w:r>
-      <w:r>
-        <w:rPr>
-          <w:iCs/>
-          <w:i/>
-        </w:rPr>
-        <w:t xml:space="preserve">CTLA4</w:t>
-      </w:r>
-      <w:r>
-        <w:t xml:space="preserve"> </w:t>
-      </w:r>
-      <w:r>
-        <w:t xml:space="preserve">on biological and therapeutic grounds and evaluated them across all outcomes, regardless of discovery significance.</w:t>
+        <w:rPr>
+          <w:b/>
+          <w:bCs/>
+        </w:rPr>
+        <w:t xml:space="preserve">Conflict of interest.</w:t>
+      </w:r>
+      <w:r>
+        <w:t xml:space="preserve"> </w:t>
+      </w:r>
+      <w:r>
+        <w:t xml:space="preserve">The authors declare that they have no conflict of interest.</w:t>
+      </w:r>
+    </w:p>
+    <w:p>
+      <w:pPr>
+        <w:pStyle w:val="BodyText"/>
+        <w:widowControl/>
+      </w:pPr>
+      <w:r>
+        <w:rPr>
+          <w:b/>
+          <w:bCs/>
+        </w:rPr>
+        <w:t xml:space="preserve">Ethics approval.</w:t>
+      </w:r>
+      <w:r>
+        <w:t xml:space="preserve"> </w:t>
+      </w:r>
+      <w:r>
+        <w:t xml:space="preserve">This study used publicly available, de-identified summary statistics and an institutionally approved orbital tissue dataset. The in-house orbital transcriptomic component was approved by the Institutional Review Board of Pusan National University Hospital (approval number 2104-018-102) and was conducted in accordance with the Declaration of Helsinki.</w:t>
+      </w:r>
+    </w:p>
+    <w:p>
+      <w:pPr>
+        <w:pStyle w:val="BodyText"/>
+        <w:widowControl/>
+      </w:pPr>
+      <w:r>
+        <w:rPr>
+          <w:b/>
+          <w:bCs/>
+        </w:rPr>
+        <w:t xml:space="preserve">Informed consent.</w:t>
+      </w:r>
+      <w:r>
+        <w:t xml:space="preserve"> </w:t>
+      </w:r>
+      <w:r>
+        <w:t xml:space="preserve">Written informed consent was obtained from all individual participants included in the in-house orbital tissue study.</w:t>
+      </w:r>
+    </w:p>
+    <w:p>
+      <w:pPr>
+        <w:pStyle w:val="BodyText"/>
+        <w:widowControl/>
+      </w:pPr>
+      <w:r>
+        <w:rPr>
+          <w:b/>
+          <w:bCs/>
+        </w:rPr>
+        <w:t xml:space="preserve">Data availability.</w:t>
+      </w:r>
+      <w:r>
+        <w:t xml:space="preserve"> </w:t>
+      </w:r>
+      <w:r>
+        <w:t xml:space="preserve">Instruments, primary MR and colocalization results, and frequency-sensitivity results are supplied as Supplementary Data 1–4. Analysis code is available from the corresponding author on reasonable request. Public summary statistics analyzed in this study are available from their original repositories: blood</w:t>
+      </w:r>
+      <w:r>
+        <w:t xml:space="preserve"> </w:t>
+      </w:r>
+      <w:r>
+        <w:rPr>
+          <w:i/>
+          <w:iCs/>
+        </w:rPr>
+        <w:t xml:space="preserve">cis</w:t>
+      </w:r>
+      <w:r>
+        <w:t xml:space="preserve">-eQTL data from the eQTLGen Consortium, the Biobank Japan Graves disease and UK Biobank hyperthyroidism genome-wide association statistics through the GWAS Catalog, and the FinnGen Release 12 Graves ophthalmopathy statistics from FinnGen. The in-house orbital RNA-seq data are available from the corresponding author on reasonable request, subject to institutional and ethical restrictions.</w:t>
+      </w:r>
+    </w:p>
+    <w:p>
+      <w:pPr>
+        <w:pStyle w:val="BodyText"/>
+        <w:widowControl/>
+      </w:pPr>
+      <w:r>
+        <w:rPr>
+          <w:b/>
+          <w:bCs/>
+        </w:rPr>
+        <w:t xml:space="preserve">Author contributions.</w:t>
+      </w:r>
+      <w:r>
+        <w:t xml:space="preserve"> </w:t>
+      </w:r>
+      <w:r>
+        <w:t xml:space="preserve">J.P. conceived and designed the study, performed the analyses, and drafted the manuscript. M.-S.K. contributed to data collection and interpretation. K.-H.S. and S.-W.Y. supervised the study and revised the manuscript.</w:t>
+      </w:r>
+    </w:p>
+    <w:p>
+      <w:pPr>
+        <w:pStyle w:val="BodyText"/>
+        <w:widowControl/>
+      </w:pPr>
+      <w:r>
+        <w:rPr>
+          <w:b/>
+          <w:bCs/>
+        </w:rPr>
+        <w:t xml:space="preserve">Acknowledgements.</w:t>
+      </w:r>
+      <w:r>
+        <w:t xml:space="preserve"> </w:t>
+      </w:r>
+      <w:r>
+        <w:t xml:space="preserve">We thank the eQTLGen Consortium, Biobank Japan, the UK Biobank, and the FinnGen study and its participants for making their summary statistics publicly available. We acknowledge the GWAS Catalog for hosting and distributing the genome-wide association summary statistics used as outcome data.</w:t>
       </w:r>
     </w:p>
     <w:bookmarkEnd w:id="22"/>
-    <w:bookmarkStart w:id="23" w:name="Xde7a4c9df51558d6765a0c038cc491bef2cf2e0"/>
-    <w:p>
-      <w:pPr>
-        <w:pStyle w:val="Heading3"/>
-        <w:widowControl/>
-      </w:pPr>
-      <w:r>
-        <w:t xml:space="preserve">Genetic instruments and statistical analysis</w:t>
-      </w:r>
-    </w:p>
-    <w:p>
-      <w:pPr>
-        <w:pStyle w:val="FirstParagraph"/>
-        <w:widowControl/>
-      </w:pPr>
-      <w:r>
-        <w:t xml:space="preserve">We considered 4,462 druggable genes [16]. Eligible instruments were genetic variants within 1 Mb of a gene that were associated with its blood expression at</w:t>
-      </w:r>
-      <w:r>
-        <w:t xml:space="preserve"> </w:t>
-      </w:r>
-      <w:r>
-        <w:rPr>
-          <w:iCs/>
-          <w:i/>
-        </w:rPr>
-        <w:t xml:space="preserve">P</w:t>
-      </w:r>
-      <w:r>
-        <w:t xml:space="preserve"> </w:t>
-      </w:r>
-      <w:r>
-        <w:t xml:space="preserve">&lt; 5×10⁻⁸. We selected approximately independent variants by linkage-disequilibrium clumping in PLINK [19] against the 1000 Genomes Phase 3 European reference panel [18], which matched the ancestry of the exposure data. This left 6,135 instruments for 2,544 genes. The minimum instrument-strength F statistic was 29.7. Alleles were aligned between expression and disease datasets; ambiguous or unavailable variants were excluded. UKB estimates were converted from their reported linear-model scale to log-odds before analysis. Exposure effect sizes were reconstructed from the eQTLGen Z statistics, per-variant sample sizes and reference-panel allele frequencies [17]; the formulas, selection parameters and exclusions are provided in Supplementary Methods.</w:t>
-      </w:r>
-    </w:p>
-    <w:p>
-      <w:pPr>
-        <w:pStyle w:val="BodyText"/>
-        <w:widowControl/>
-      </w:pPr>
-      <w:r>
-        <w:t xml:space="preserve">We used the Wald ratio for genes with one instrument and inverse-variance weighting for genes with multiple instruments [20]. Results are reported as odds ratios (ORs), 95% confidence intervals (CIs) and two-sided</w:t>
-      </w:r>
-      <w:r>
-        <w:t xml:space="preserve"> </w:t>
-      </w:r>
-      <w:r>
-        <w:rPr>
-          <w:iCs/>
-          <w:i/>
-        </w:rPr>
-        <w:t xml:space="preserve">P</w:t>
-      </w:r>
-      <w:r>
-        <w:t xml:space="preserve"> </w:t>
-      </w:r>
-      <w:r>
-        <w:t xml:space="preserve">values. ORs are per unit increase in reconstructed, genetically proxied blood expression. The reconstruction sets the variance of expression to one, so this unit is approximately one standard deviation of genetically proxied expression rather than any measured quantity; the estimates are not per drug dose and should not be interpreted as expected treatment effects. Discovery significance required</w:t>
-      </w:r>
-      <w:r>
-        <w:t xml:space="preserve"> </w:t>
-      </w:r>
-      <w:r>
-        <w:rPr>
-          <w:iCs/>
-          <w:i/>
-        </w:rPr>
-        <w:t xml:space="preserve">P</w:t>
-      </w:r>
-      <w:r>
-        <w:t xml:space="preserve"> </w:t>
-      </w:r>
-      <w:r>
-        <w:t xml:space="preserve">&lt; 1.965×10⁻⁵, correcting for 2,544 eligible genes. Associations at</w:t>
-      </w:r>
-      <w:r>
-        <w:t xml:space="preserve"> </w:t>
-      </w:r>
-      <w:r>
-        <w:rPr>
-          <w:iCs/>
-          <w:i/>
-        </w:rPr>
-        <w:t xml:space="preserve">P</w:t>
-      </w:r>
-      <w:r>
-        <w:t xml:space="preserve"> </w:t>
-      </w:r>
-      <w:r>
-        <w:t xml:space="preserve">&lt; 0.05 in the additional outcomes were considered nominal support only when their direction agreed with discovery. We report all estimates for the three selected genes, including non-significant results. Alternative MR estimators and tests for inconsistent instrument effects are presented in Table S1 [21, 22].</w:t>
-      </w:r>
-    </w:p>
-    <w:p>
-      <w:pPr>
-        <w:pStyle w:val="BodyText"/>
-        <w:widowControl/>
-      </w:pPr>
-      <w:r>
-        <w:t xml:space="preserve">MR interpretation requires that instruments predict expression, are not associated with confounders, and do not affect disease through other pathways. Neither a small</w:t>
-      </w:r>
-      <w:r>
-        <w:t xml:space="preserve"> </w:t>
-      </w:r>
-      <w:r>
-        <w:rPr>
-          <w:iCs/>
-          <w:i/>
-        </w:rPr>
-        <w:t xml:space="preserve">P</w:t>
-      </w:r>
-      <w:r>
-        <w:t xml:space="preserve"> </w:t>
-      </w:r>
-      <w:r>
-        <w:t xml:space="preserve">value nor colocalization proves these assumptions. Single-instrument results, including</w:t>
-      </w:r>
-      <w:r>
-        <w:t xml:space="preserve"> </w:t>
-      </w:r>
-      <w:r>
-        <w:rPr>
-          <w:iCs/>
-          <w:i/>
-        </w:rPr>
-        <w:t xml:space="preserve">TSHR</w:t>
-      </w:r>
-      <w:r>
-        <w:t xml:space="preserve">, cannot undergo instrument-based tests of pleiotropy. We did not perform a formal genetic directionality test [23]. The reporting checklist records other analyses that were unavailable or not undertaken.</w:t>
-      </w:r>
-    </w:p>
-    <w:bookmarkEnd w:id="23"/>
-    <w:bookmarkStart w:id="24" w:name="X9c48849c333067de336037a4d699e4422c93481"/>
-    <w:p>
-      <w:pPr>
-        <w:pStyle w:val="Heading3"/>
-        <w:widowControl/>
-      </w:pPr>
-      <w:r>
-        <w:t xml:space="preserve">Shared genetic signals and sensitivity analyses</w:t>
-      </w:r>
-    </w:p>
-    <w:p>
-      <w:pPr>
-        <w:pStyle w:val="FirstParagraph"/>
-        <w:widowControl/>
-      </w:pPr>
-      <w:r>
-        <w:t xml:space="preserve">For the three selected genes and six additional candidates, colocalization assessed whether gene expression and disease shared a genetic variant [8]. We considered a shared-variant posterior probability of at least 0.80 to provide strong support. This probability is a model-based measure of support, not a</w:t>
-      </w:r>
-      <w:r>
-        <w:t xml:space="preserve"> </w:t>
-      </w:r>
-      <w:r>
-        <w:rPr>
-          <w:iCs/>
-          <w:i/>
-        </w:rPr>
-        <w:t xml:space="preserve">P</w:t>
-      </w:r>
-      <w:r>
-        <w:t xml:space="preserve"> </w:t>
-      </w:r>
-      <w:r>
-        <w:t xml:space="preserve">value. We report it alongside the MR results and tested more conservative assumptions (Table S2) [24]. Colocalization used the regional expression and disease statistics without any significance filter, giving 1,479 to 7,740 variants per gene and outcome. Requiring support in both the discovery outcome and the TED-enriched outcome is a stringent cross-outcome filter: it selects candidates whose shared-variant evidence is not confined to one dataset, and it is not a test of Graves disease association on its own. The model assumes at most one causal variant per trait in the region; full model details and all probabilities are supplied in Supplementary Methods and Supplementary Data 3.</w:t>
-      </w:r>
-    </w:p>
-    <w:p>
-      <w:pPr>
-        <w:pStyle w:val="BodyText"/>
-        <w:widowControl/>
-      </w:pPr>
-      <w:r>
-        <w:t xml:space="preserve">We checked instrument selection at</w:t>
-      </w:r>
-      <w:r>
-        <w:t xml:space="preserve"> </w:t>
-      </w:r>
-      <w:r>
-        <w:rPr>
-          <w:iCs/>
-          <w:i/>
-        </w:rPr>
-        <w:t xml:space="preserve">TSHR</w:t>
-      </w:r>
-      <w:r>
-        <w:t xml:space="preserve"> </w:t>
-      </w:r>
-      <w:r>
-        <w:t xml:space="preserve">and whether three neighbouring chromosome 16p11.2 hits represented independent findings. We also repeated the analyses using eQTLGen’s own allele frequencies. Frequency substitution was assessed first with the same variants, then after repeating allele alignment. MR, colocalization and detectable effect sizes were compared with the primary analysis (Tables S3–S4). Details of these checks, including their limitations, are in Supplementary Methods.</w:t>
-      </w:r>
-    </w:p>
-    <w:p>
-      <w:pPr>
-        <w:pStyle w:val="BodyText"/>
-        <w:widowControl/>
-      </w:pPr>
-      <w:r>
-        <w:t xml:space="preserve">A small orbital RNA-seq dataset comprising four TED samples and one control was retained solely as descriptive context (Figure S1). It did not contribute to gene selection or genetic conclusions, and no differential-expression</w:t>
-      </w:r>
-      <w:r>
-        <w:t xml:space="preserve"> </w:t>
-      </w:r>
-      <w:r>
-        <w:rPr>
-          <w:iCs/>
-          <w:i/>
-        </w:rPr>
-        <w:t xml:space="preserve">P</w:t>
-      </w:r>
-      <w:r>
-        <w:t xml:space="preserve"> </w:t>
-      </w:r>
-      <w:r>
-        <w:t xml:space="preserve">values were calculated for this manuscript. Technical replicates were combined at the biological-sample level.</w:t>
-      </w:r>
-    </w:p>
-    <w:p>
-      <w:pPr>
-        <w:pStyle w:val="BodyText"/>
-        <w:widowControl/>
-      </w:pPr>
-      <w:r>
-        <w:t xml:space="preserve">Analyses used R 4.3.3, TwoSampleMR 0.7.4, coloc 5.2.3 and PLINK 1.9. Python reproduced the colocalization calculations for verification and frequency sensitivity. The instruments and complete numerical results are supplied in Supplementary Data 1–4. No prospective study registration was available.</w:t>
-      </w:r>
-    </w:p>
-    <w:bookmarkEnd w:id="24"/>
-    <w:bookmarkEnd w:id="25"/>
-    <w:bookmarkStart w:id="31" w:name="results"/>
-    <w:p>
-      <w:pPr>
-        <w:pStyle w:val="Heading2"/>
-        <w:widowControl/>
-      </w:pPr>
-      <w:r>
-        <w:t xml:space="preserve">Results</w:t>
-      </w:r>
-    </w:p>
-    <w:bookmarkStart w:id="26" w:name="discovery-across-druggable-genes"/>
-    <w:p>
-      <w:pPr>
-        <w:pStyle w:val="Heading3"/>
-        <w:widowControl/>
-      </w:pPr>
-      <w:r>
-        <w:t xml:space="preserve">Discovery across druggable genes</w:t>
-      </w:r>
-    </w:p>
-    <w:p>
-      <w:pPr>
-        <w:pStyle w:val="FirstParagraph"/>
-        <w:widowControl/>
-      </w:pPr>
-      <w:r>
-        <w:t xml:space="preserve">Of 2,544 genes with selected instruments, 2,234 had estimable MR results in BBJ; the corresponding numbers were 2,505 in UKB and 2,480 in FinnGen. Thirteen genes met the BBJ multiple-testing threshold (Table 3; Figure 1). These included</w:t>
-      </w:r>
-      <w:r>
-        <w:t xml:space="preserve"> </w:t>
-      </w:r>
-      <w:r>
-        <w:rPr>
-          <w:iCs/>
-          <w:i/>
-        </w:rPr>
-        <w:t xml:space="preserve">TSHR</w:t>
-      </w:r>
-      <w:r>
-        <w:t xml:space="preserve">,</w:t>
-      </w:r>
-      <w:r>
-        <w:t xml:space="preserve"> </w:t>
-      </w:r>
-      <w:r>
-        <w:rPr>
-          <w:iCs/>
-          <w:i/>
-        </w:rPr>
-        <w:t xml:space="preserve">CTLA4</w:t>
-      </w:r>
-      <w:r>
-        <w:t xml:space="preserve">, five genes in the major histocompatibility complex (MHC), and six additional candidates. The three biologically selected genes are compared in Table 2 and Figure 2.</w:t>
-      </w:r>
-    </w:p>
-    <w:bookmarkEnd w:id="26"/>
-    <w:bookmarkStart w:id="27" w:name="tshr"/>
-    <w:p>
-      <w:pPr>
-        <w:pStyle w:val="Heading3"/>
-        <w:widowControl/>
-      </w:pPr>
-      <w:r>
-        <w:t xml:space="preserve">TSHR</w:t>
-      </w:r>
-    </w:p>
-    <w:p>
-      <w:pPr>
-        <w:pStyle w:val="FirstParagraph"/>
-        <w:widowControl/>
-      </w:pPr>
-      <w:r>
-        <w:t xml:space="preserve">Higher genetically proxied blood</w:t>
-      </w:r>
-      <w:r>
-        <w:t xml:space="preserve"> </w:t>
-      </w:r>
-      <w:r>
-        <w:rPr>
-          <w:iCs/>
-          <w:i/>
-        </w:rPr>
-        <w:t xml:space="preserve">TSHR</w:t>
-      </w:r>
-      <w:r>
-        <w:t xml:space="preserve"> </w:t>
-      </w:r>
-      <w:r>
-        <w:t xml:space="preserve">expression was associated with lower odds of BBJ GD (OR 0.12, 95% CI 0.07–0.21;</w:t>
-      </w:r>
-      <w:r>
-        <w:t xml:space="preserve"> </w:t>
-      </w:r>
-      <w:r>
-        <w:rPr>
-          <w:iCs/>
-          <w:i/>
-        </w:rPr>
-        <w:t xml:space="preserve">P</w:t>
-      </w:r>
-      <w:r>
-        <w:t xml:space="preserve"> </w:t>
-      </w:r>
-      <w:r>
-        <w:t xml:space="preserve">= 1.09×10⁻¹⁴). Estimates had the same direction in UKB (OR 0.09, 95% CI 0.06–0.14;</w:t>
-      </w:r>
-      <w:r>
-        <w:t xml:space="preserve"> </w:t>
-      </w:r>
-      <w:r>
-        <w:rPr>
-          <w:iCs/>
-          <w:i/>
-        </w:rPr>
-        <w:t xml:space="preserve">P</w:t>
-      </w:r>
-      <w:r>
-        <w:t xml:space="preserve"> </w:t>
-      </w:r>
-      <w:r>
-        <w:t xml:space="preserve">= 8.77×10⁻²⁸) and FinnGen (OR 0.10, 95% CI 0.04–0.24;</w:t>
-      </w:r>
-      <w:r>
-        <w:t xml:space="preserve"> </w:t>
-      </w:r>
-      <w:r>
-        <w:rPr>
-          <w:iCs/>
-          <w:i/>
-        </w:rPr>
-        <w:t xml:space="preserve">P</w:t>
-      </w:r>
-      <w:r>
-        <w:t xml:space="preserve"> </w:t>
-      </w:r>
-      <w:r>
-        <w:t xml:space="preserve">= 2.82×10⁻⁷).</w:t>
-      </w:r>
-    </w:p>
-    <w:p>
-      <w:pPr>
-        <w:pStyle w:val="BodyText"/>
-        <w:widowControl/>
-      </w:pPr>
-      <w:r>
-        <w:t xml:space="preserve">Expression and disease showed strong shared-variant support in BBJ and FinnGen, with probabilities of 0.951 and 0.986, respectively. The leading variant was rs179252 in both. UKB did not show the same support (0.226), despite a strong MR association. There the posterior favoured distinct causal variants (PP.H3 = 0.774), so the expression and disease signals were more consistent with two linked variants than with one shared variant. Thus, a highly significant MR result alone did not establish a shared genetic signal in every outcome.</w:t>
-      </w:r>
-    </w:p>
-    <w:bookmarkEnd w:id="27"/>
-    <w:bookmarkStart w:id="28" w:name="igf1r"/>
-    <w:p>
-      <w:pPr>
-        <w:pStyle w:val="Heading3"/>
-        <w:widowControl/>
-      </w:pPr>
-      <w:r>
-        <w:t xml:space="preserve">IGF1R</w:t>
-      </w:r>
-    </w:p>
-    <w:p>
-      <w:pPr>
-        <w:pStyle w:val="FirstParagraph"/>
-        <w:widowControl/>
-      </w:pPr>
-      <w:r>
-        <w:t xml:space="preserve">Higher genetically proxied</w:t>
-      </w:r>
-      <w:r>
-        <w:t xml:space="preserve"> </w:t>
-      </w:r>
-      <w:r>
-        <w:rPr>
-          <w:iCs/>
-          <w:i/>
-        </w:rPr>
-        <w:t xml:space="preserve">IGF1R</w:t>
-      </w:r>
-      <w:r>
-        <w:t xml:space="preserve"> </w:t>
-      </w:r>
-      <w:r>
-        <w:t xml:space="preserve">expression was associated with higher odds of BBJ GD (OR 1.56, 95% CI 1.07–2.28;</w:t>
-      </w:r>
-      <w:r>
-        <w:t xml:space="preserve"> </w:t>
-      </w:r>
-      <w:r>
-        <w:rPr>
-          <w:iCs/>
-          <w:i/>
-        </w:rPr>
-        <w:t xml:space="preserve">P</w:t>
-      </w:r>
-      <w:r>
-        <w:t xml:space="preserve"> </w:t>
-      </w:r>
-      <w:r>
-        <w:t xml:space="preserve">= 0.0212) and UKB hyperthyroidism (OR 1.35, 95% CI 1.07–1.70;</w:t>
-      </w:r>
-      <w:r>
-        <w:t xml:space="preserve"> </w:t>
-      </w:r>
-      <w:r>
-        <w:rPr>
-          <w:iCs/>
-          <w:i/>
-        </w:rPr>
-        <w:t xml:space="preserve">P</w:t>
-      </w:r>
-      <w:r>
-        <w:t xml:space="preserve"> </w:t>
-      </w:r>
-      <w:r>
-        <w:t xml:space="preserve">= 0.0117). These were nominal associations and did not meet the study-wide discovery threshold. The FinnGen estimate was in the same direction but imprecise (OR 1.41, 95% CI 0.85–2.33;</w:t>
-      </w:r>
-      <w:r>
-        <w:t xml:space="preserve"> </w:t>
-      </w:r>
-      <w:r>
-        <w:rPr>
-          <w:iCs/>
-          <w:i/>
-        </w:rPr>
-        <w:t xml:space="preserve">P</w:t>
-      </w:r>
-      <w:r>
-        <w:t xml:space="preserve"> </w:t>
-      </w:r>
-      <w:r>
-        <w:t xml:space="preserve">= 0.182).</w:t>
-      </w:r>
-    </w:p>
-    <w:p>
-      <w:pPr>
-        <w:pStyle w:val="BodyText"/>
-        <w:widowControl/>
-      </w:pPr>
-      <w:r>
-        <w:t xml:space="preserve">Shared-variant support was below 0.80 in all three outcomes (BBJ 0.073, UKB 0.404 and FinnGen 0.032). The UKB posterior was divided between an expression-only signal (PP.H2 = 0.400) and a shared variant (PP.H4 = 0.404), with little support for distinct variants (PP.H3 = 0.196), and should be regarded as unresolved rather than negative. Alternative MR estimators agreed in direction but differed in statistical significance (Table S1). Taken together, these results provide weaker genetic support for</w:t>
-      </w:r>
-      <w:r>
-        <w:t xml:space="preserve"> </w:t>
-      </w:r>
-      <w:r>
-        <w:rPr>
-          <w:iCs/>
-          <w:i/>
-        </w:rPr>
-        <w:t xml:space="preserve">IGF1R</w:t>
-      </w:r>
-      <w:r>
-        <w:t xml:space="preserve"> </w:t>
-      </w:r>
-      <w:r>
-        <w:t xml:space="preserve">than for</w:t>
-      </w:r>
-      <w:r>
-        <w:t xml:space="preserve"> </w:t>
-      </w:r>
-      <w:r>
-        <w:rPr>
-          <w:iCs/>
-          <w:i/>
-        </w:rPr>
-        <w:t xml:space="preserve">TSHR</w:t>
-      </w:r>
-      <w:r>
-        <w:t xml:space="preserve"> </w:t>
-      </w:r>
-      <w:r>
-        <w:t xml:space="preserve">in BBJ Graves disease and FinnGen Graves ophthalmopathy; they do not show that</w:t>
-      </w:r>
-      <w:r>
-        <w:t xml:space="preserve"> </w:t>
-      </w:r>
-      <w:r>
-        <w:rPr>
-          <w:iCs/>
-          <w:i/>
-        </w:rPr>
-        <w:t xml:space="preserve">IGF1R</w:t>
-      </w:r>
-      <w:r>
-        <w:t xml:space="preserve"> </w:t>
-      </w:r>
-      <w:r>
-        <w:t xml:space="preserve">has no inherited contribution.</w:t>
-      </w:r>
-    </w:p>
-    <w:bookmarkEnd w:id="28"/>
-    <w:bookmarkStart w:id="29" w:name="ctla4-and-additional-candidates"/>
-    <w:p>
-      <w:pPr>
-        <w:pStyle w:val="Heading3"/>
-        <w:widowControl/>
-      </w:pPr>
-      <w:r>
-        <w:t xml:space="preserve">CTLA4 and additional candidates</w:t>
-      </w:r>
-    </w:p>
-    <w:p>
-      <w:pPr>
-        <w:pStyle w:val="FirstParagraph"/>
-        <w:widowControl/>
-      </w:pPr>
-      <w:r>
-        <w:t xml:space="preserve">The known autoimmune locus</w:t>
-      </w:r>
-      <w:r>
-        <w:t xml:space="preserve"> </w:t>
-      </w:r>
-      <w:r>
-        <w:rPr>
-          <w:iCs/>
-          <w:i/>
-        </w:rPr>
-        <w:t xml:space="preserve">CTLA4</w:t>
-      </w:r>
-      <w:r>
-        <w:t xml:space="preserve"> </w:t>
-      </w:r>
-      <w:r>
-        <w:t xml:space="preserve">[25] was associated with lower odds of disease in BBJ (OR 0.18, 95% CI 0.11–0.27;</w:t>
-      </w:r>
-      <w:r>
-        <w:t xml:space="preserve"> </w:t>
-      </w:r>
-      <w:r>
-        <w:rPr>
-          <w:iCs/>
-          <w:i/>
-        </w:rPr>
-        <w:t xml:space="preserve">P</w:t>
-      </w:r>
-      <w:r>
-        <w:t xml:space="preserve"> </w:t>
-      </w:r>
-      <w:r>
-        <w:t xml:space="preserve">= 5.45×10⁻¹⁵), UKB (</w:t>
-      </w:r>
-      <w:r>
-        <w:rPr>
-          <w:iCs/>
-          <w:i/>
-        </w:rPr>
-        <w:t xml:space="preserve">P</w:t>
-      </w:r>
-      <w:r>
-        <w:t xml:space="preserve"> </w:t>
-      </w:r>
-      <w:r>
-        <w:t xml:space="preserve">= 0.0022) and FinnGen (</w:t>
-      </w:r>
-      <w:r>
-        <w:rPr>
-          <w:iCs/>
-          <w:i/>
-        </w:rPr>
-        <w:t xml:space="preserve">P</w:t>
-      </w:r>
-      <w:r>
-        <w:t xml:space="preserve"> </w:t>
-      </w:r>
-      <w:r>
-        <w:t xml:space="preserve">= 0.0118). Shared-variant support was strong in UKB and FinnGen, but not BBJ (Table 2). The screen therefore recovered a known autoimmune association, while</w:t>
-      </w:r>
-      <w:r>
-        <w:t xml:space="preserve"> </w:t>
-      </w:r>
-      <w:r>
-        <w:rPr>
-          <w:iCs/>
-          <w:i/>
-        </w:rPr>
-        <w:t xml:space="preserve">CTLA4</w:t>
-      </w:r>
-      <w:r>
-        <w:t xml:space="preserve"> </w:t>
-      </w:r>
-      <w:r>
-        <w:t xml:space="preserve">itself failed the combined BBJ-plus-FinnGen colocalization criterion.</w:t>
-      </w:r>
-    </w:p>
-    <w:p>
-      <w:pPr>
-        <w:pStyle w:val="BodyText"/>
-        <w:widowControl/>
-      </w:pPr>
-      <w:r>
-        <w:t xml:space="preserve">None of the six additional candidates met the shared-variant criterion in both BBJ and FinnGen.</w:t>
-      </w:r>
-      <w:r>
-        <w:t xml:space="preserve"> </w:t>
-      </w:r>
-      <w:r>
-        <w:rPr>
-          <w:iCs/>
-          <w:i/>
-        </w:rPr>
-        <w:t xml:space="preserve">TNFSF14</w:t>
-      </w:r>
-      <w:r>
-        <w:t xml:space="preserve"> </w:t>
-      </w:r>
-      <w:r>
-        <w:t xml:space="preserve">and</w:t>
-      </w:r>
-      <w:r>
-        <w:t xml:space="preserve"> </w:t>
-      </w:r>
-      <w:r>
-        <w:rPr>
-          <w:iCs/>
-          <w:i/>
-        </w:rPr>
-        <w:t xml:space="preserve">IFNGR1</w:t>
-      </w:r>
-      <w:r>
-        <w:t xml:space="preserve"> </w:t>
-      </w:r>
-      <w:r>
-        <w:t xml:space="preserve">had strong support in BBJ only.</w:t>
-      </w:r>
-      <w:r>
-        <w:t xml:space="preserve"> </w:t>
-      </w:r>
-      <w:r>
-        <w:rPr>
-          <w:iCs/>
-          <w:i/>
-        </w:rPr>
-        <w:t xml:space="preserve">TNFSF14</w:t>
-      </w:r>
-      <w:r>
-        <w:t xml:space="preserve"> </w:t>
-      </w:r>
-      <w:r>
-        <w:t xml:space="preserve">nevertheless retained a direction-consistent UKB MR association (</w:t>
-      </w:r>
-      <w:r>
-        <w:rPr>
-          <w:iCs/>
-          <w:i/>
-        </w:rPr>
-        <w:t xml:space="preserve">P</w:t>
-      </w:r>
-      <w:r>
-        <w:t xml:space="preserve"> </w:t>
-      </w:r>
-      <w:r>
-        <w:t xml:space="preserve">= 0.0056); the absence of colocalization in that outcome was not an absence of association. The three neighbouring chromosome 16p11.2 hits were consistent with one regional signal rather than three independent findings. All 13 discovery estimates and their classification are shown in Table 3; full comparisons are in Supplementary Data 2–3.</w:t>
-      </w:r>
-    </w:p>
-    <w:bookmarkEnd w:id="29"/>
-    <w:bookmarkStart w:id="30" w:name="robustness-and-detectable-effects"/>
-    <w:p>
-      <w:pPr>
-        <w:pStyle w:val="Heading3"/>
-        <w:widowControl/>
-      </w:pPr>
-      <w:r>
-        <w:t xml:space="preserve">Robustness and detectable effects</w:t>
-      </w:r>
-    </w:p>
-    <w:p>
-      <w:pPr>
-        <w:pStyle w:val="FirstParagraph"/>
-        <w:widowControl/>
-      </w:pPr>
-      <w:r>
-        <w:t xml:space="preserve">Using eQTLGen cohort frequencies preserved all 13 discovery hits.</w:t>
-      </w:r>
-      <w:r>
-        <w:t xml:space="preserve"> </w:t>
-      </w:r>
-      <w:r>
-        <w:rPr>
-          <w:iCs/>
-          <w:i/>
-        </w:rPr>
-        <w:t xml:space="preserve">IGF1R</w:t>
-      </w:r>
-      <w:r>
-        <w:t xml:space="preserve"> </w:t>
-      </w:r>
-      <w:r>
-        <w:t xml:space="preserve">remained nominally associated in BBJ and UKB (</w:t>
-      </w:r>
-      <w:r>
-        <w:rPr>
-          <w:iCs/>
-          <w:i/>
-        </w:rPr>
-        <w:t xml:space="preserve">P</w:t>
-      </w:r>
-      <w:r>
-        <w:t xml:space="preserve"> </w:t>
-      </w:r>
-      <w:r>
-        <w:t xml:space="preserve">= 0.022 and 0.016) and non-significant in FinnGen (</w:t>
-      </w:r>
-      <w:r>
-        <w:rPr>
-          <w:iCs/>
-          <w:i/>
-        </w:rPr>
-        <w:t xml:space="preserve">P</w:t>
-      </w:r>
-      <w:r>
-        <w:t xml:space="preserve"> </w:t>
-      </w:r>
-      <w:r>
-        <w:t xml:space="preserve">= 0.177; Table S3). Frequency substitution moved none of the 81 colocalization comparisons (nine genes × three outcomes × three priors) across the 0.80 threshold, so every classification was unchanged; the largest absolute change in shared-variant probability was 0.002142. However, the original prior sensitivity remained relevant: under the most conservative prior,</w:t>
-      </w:r>
-      <w:r>
-        <w:t xml:space="preserve"> </w:t>
-      </w:r>
-      <w:r>
-        <w:rPr>
-          <w:iCs/>
-          <w:i/>
-        </w:rPr>
-        <w:t xml:space="preserve">TSHR</w:t>
-      </w:r>
-      <w:r>
-        <w:t xml:space="preserve"> </w:t>
-      </w:r>
-      <w:r>
-        <w:t xml:space="preserve">support in BBJ fell from 0.951 to 0.661, while FinnGen remained above threshold (Table S2).</w:t>
-      </w:r>
-    </w:p>
-    <w:p>
-      <w:pPr>
-        <w:pStyle w:val="BodyText"/>
-        <w:widowControl/>
-      </w:pPr>
-      <w:r>
-        <w:t xml:space="preserve">The screen had limited ability to detect smaller associations. At 80% power, only 14.6% of estimable BBJ genes could detect an OR of 1.5 at the discovery threshold; this decreased to 12.5% with cohort frequencies. The corresponding proportions for an OR of 2.0 were 35.6% and 34.2% (Table S4). Detection limits also differed between the selected genes. At the discovery threshold and 80% power the</w:t>
-      </w:r>
-      <w:r>
-        <w:t xml:space="preserve"> </w:t>
-      </w:r>
-      <w:r>
-        <w:rPr>
-          <w:iCs/>
-          <w:i/>
-        </w:rPr>
-        <w:t xml:space="preserve">TSHR</w:t>
-      </w:r>
-      <w:r>
-        <w:t xml:space="preserve"> </w:t>
-      </w:r>
-      <w:r>
-        <w:t xml:space="preserve">estimate exceeded its own detection limit (observed |β| 2.10 against 1.39), whereas the</w:t>
-      </w:r>
-      <w:r>
-        <w:t xml:space="preserve"> </w:t>
-      </w:r>
-      <w:r>
-        <w:rPr>
-          <w:iCs/>
-          <w:i/>
-        </w:rPr>
-        <w:t xml:space="preserve">IGF1R</w:t>
-      </w:r>
-      <w:r>
-        <w:t xml:space="preserve"> </w:t>
-      </w:r>
-      <w:r>
-        <w:t xml:space="preserve">estimate fell below it in every outcome (0.45 against 0.99 in BBJ, 0.30 against 0.33 in UKB, 0.34 against 0.72 in FinnGen). The</w:t>
-      </w:r>
-      <w:r>
-        <w:t xml:space="preserve"> </w:t>
-      </w:r>
-      <w:r>
-        <w:rPr>
-          <w:iCs/>
-          <w:i/>
-        </w:rPr>
-        <w:t xml:space="preserve">IGF1R</w:t>
-      </w:r>
-      <w:r>
-        <w:t xml:space="preserve"> </w:t>
-      </w:r>
-      <w:r>
-        <w:t xml:space="preserve">findings are therefore as consistent with an effect too small for this design to detect reliably as with an absent one. These calculations describe MR association detection, not the probability of passing the complete colocalization filter. Failure to identify an additional candidate does not exclude moderate or other undetected genetic effects.</w:t>
-      </w:r>
-    </w:p>
-    <w:bookmarkEnd w:id="30"/>
-    <w:bookmarkEnd w:id="31"/>
-    <w:bookmarkStart w:id="32" w:name="discussion"/>
-    <w:p>
-      <w:pPr>
-        <w:pStyle w:val="Heading2"/>
-        <w:widowControl/>
-      </w:pPr>
-      <w:r>
-        <w:t xml:space="preserve">Discussion</w:t>
-      </w:r>
-    </w:p>
-    <w:p>
-      <w:pPr>
-        <w:pStyle w:val="FirstParagraph"/>
-        <w:widowControl/>
-      </w:pPr>
-      <w:r>
-        <w:t xml:space="preserve">This study found stronger genetic evidence linking blood</w:t>
-      </w:r>
-      <w:r>
-        <w:t xml:space="preserve"> </w:t>
-      </w:r>
-      <w:r>
-        <w:rPr>
-          <w:iCs/>
-          <w:i/>
-        </w:rPr>
-        <w:t xml:space="preserve">TSHR</w:t>
-      </w:r>
-      <w:r>
-        <w:t xml:space="preserve"> </w:t>
-      </w:r>
-      <w:r>
-        <w:t xml:space="preserve">expression to GD than linking</w:t>
-      </w:r>
-      <w:r>
-        <w:t xml:space="preserve"> </w:t>
-      </w:r>
-      <w:r>
-        <w:rPr>
-          <w:iCs/>
-          <w:i/>
-        </w:rPr>
-        <w:t xml:space="preserve">IGF1R</w:t>
-      </w:r>
-      <w:r>
-        <w:t xml:space="preserve"> </w:t>
-      </w:r>
-      <w:r>
-        <w:t xml:space="preserve">expression to the same outcomes.</w:t>
-      </w:r>
-      <w:r>
-        <w:t xml:space="preserve"> </w:t>
-      </w:r>
-      <w:r>
-        <w:rPr>
-          <w:iCs/>
-          <w:i/>
-        </w:rPr>
-        <w:t xml:space="preserve">TSHR</w:t>
-      </w:r>
-      <w:r>
-        <w:t xml:space="preserve"> </w:t>
-      </w:r>
-      <w:r>
-        <w:t xml:space="preserve">showed direction-consistent MR associations across all three datasets and shared expression–disease signals in BBJ GD and FinnGen Graves ophthalmopathy under the primary priors, although the BBJ result did not hold under the most conservative prior.</w:t>
-      </w:r>
-      <w:r>
-        <w:t xml:space="preserve"> </w:t>
-      </w:r>
-      <w:r>
-        <w:rPr>
-          <w:iCs/>
-          <w:i/>
-        </w:rPr>
-        <w:t xml:space="preserve">IGF1R</w:t>
-      </w:r>
-      <w:r>
-        <w:t xml:space="preserve"> </w:t>
-      </w:r>
-      <w:r>
-        <w:t xml:space="preserve">showed nominal associations in BBJ and UKB, but its shared-variant evidence remained unresolved. No additional candidate passed the combined BBJ and FinnGen criterion. Cohort-frequency sensitivity analyses preserved these findings while changing some effect sizes and detection thresholds.</w:t>
-      </w:r>
-    </w:p>
-    <w:p>
-      <w:pPr>
-        <w:pStyle w:val="BodyText"/>
-        <w:widowControl/>
-      </w:pPr>
-      <w:r>
-        <w:t xml:space="preserve">For clinicians, the main implication concerns interpretation rather than treatment selection. The established efficacy of IGF-1R blockade in TED [3] does not require</w:t>
-      </w:r>
-      <w:r>
-        <w:t xml:space="preserve"> </w:t>
-      </w:r>
-      <w:r>
-        <w:rPr>
-          <w:iCs/>
-          <w:i/>
-        </w:rPr>
-        <w:t xml:space="preserve">IGF1R</w:t>
-      </w:r>
-      <w:r>
-        <w:t xml:space="preserve"> </w:t>
-      </w:r>
-      <w:r>
-        <w:t xml:space="preserve">to show the same inherited susceptibility pattern as</w:t>
-      </w:r>
-      <w:r>
-        <w:t xml:space="preserve"> </w:t>
-      </w:r>
-      <w:r>
-        <w:rPr>
-          <w:iCs/>
-          <w:i/>
-        </w:rPr>
-        <w:t xml:space="preserve">TSHR</w:t>
-      </w:r>
-      <w:r>
-        <w:t xml:space="preserve">. Blood gene-expression instruments may not capture receptor activity, protein abundance or regulation in orbital tissue [26]. The present findings neither challenge the treatment evidence for teprotumumab nor establish that</w:t>
-      </w:r>
-      <w:r>
-        <w:t xml:space="preserve"> </w:t>
-      </w:r>
-      <w:r>
-        <w:rPr>
-          <w:iCs/>
-          <w:i/>
-        </w:rPr>
-        <w:t xml:space="preserve">IGF1R</w:t>
-      </w:r>
-      <w:r>
-        <w:t xml:space="preserve"> </w:t>
-      </w:r>
-      <w:r>
-        <w:t xml:space="preserve">acts exclusively downstream of disease susceptibility. They leave open a modest inherited contribution and mechanisms not measured by this study.</w:t>
-      </w:r>
-    </w:p>
-    <w:p>
-      <w:pPr>
-        <w:pStyle w:val="BodyText"/>
-        <w:widowControl/>
-      </w:pPr>
-      <w:r>
-        <w:t xml:space="preserve">Similarly, the</w:t>
-      </w:r>
-      <w:r>
-        <w:t xml:space="preserve"> </w:t>
-      </w:r>
-      <w:r>
-        <w:rPr>
-          <w:iCs/>
-          <w:i/>
-        </w:rPr>
-        <w:t xml:space="preserve">TSHR</w:t>
-      </w:r>
-      <w:r>
-        <w:t xml:space="preserve"> </w:t>
-      </w:r>
-      <w:r>
-        <w:t xml:space="preserve">ORs should not be read as evidence that increasing TSHR expression would prevent disease. They reflect lifelong genetic differences in reconstructed blood expression. A drug acts in a particular tissue, at a particular dose and stage of disease, and may affect signalling without reproducing a genetic expression difference [27]. The descriptive orbital dataset cannot resolve this distinction: four TED samples and a single control are insufficient for differential-expression inference or a causal comparison. The direction of blood-expression MR and disease-state orbital expression need not be the same.</w:t>
-      </w:r>
-    </w:p>
-    <w:p>
-      <w:pPr>
-        <w:pStyle w:val="BodyText"/>
-        <w:widowControl/>
-      </w:pPr>
-      <w:r>
-        <w:t xml:space="preserve">The results also show why</w:t>
-      </w:r>
-      <w:r>
-        <w:t xml:space="preserve"> </w:t>
-      </w:r>
-      <w:r>
-        <w:rPr>
-          <w:iCs/>
-          <w:i/>
-        </w:rPr>
-        <w:t xml:space="preserve">P</w:t>
-      </w:r>
-      <w:r>
-        <w:t xml:space="preserve"> </w:t>
-      </w:r>
-      <w:r>
-        <w:t xml:space="preserve">values must be interpreted with the study design and supporting evidence.</w:t>
-      </w:r>
-      <w:r>
-        <w:t xml:space="preserve"> </w:t>
-      </w:r>
-      <w:r>
-        <w:rPr>
-          <w:iCs/>
-          <w:i/>
-        </w:rPr>
-        <w:t xml:space="preserve">TSHR</w:t>
-      </w:r>
-      <w:r>
-        <w:t xml:space="preserve"> </w:t>
-      </w:r>
-      <w:r>
-        <w:t xml:space="preserve">had a very small UKB MR</w:t>
-      </w:r>
-      <w:r>
-        <w:t xml:space="preserve"> </w:t>
-      </w:r>
-      <w:r>
-        <w:rPr>
-          <w:iCs/>
-          <w:i/>
-        </w:rPr>
-        <w:t xml:space="preserve">P</w:t>
-      </w:r>
-      <w:r>
-        <w:t xml:space="preserve"> </w:t>
-      </w:r>
-      <w:r>
-        <w:t xml:space="preserve">value, yet its expression and disease signals did not colocalize under the tested model.</w:t>
-      </w:r>
-      <w:r>
-        <w:t xml:space="preserve"> </w:t>
-      </w:r>
-      <w:r>
-        <w:rPr>
-          <w:iCs/>
-          <w:i/>
-        </w:rPr>
-        <w:t xml:space="preserve">IGF1R</w:t>
-      </w:r>
-      <w:r>
-        <w:t xml:space="preserve"> </w:t>
-      </w:r>
-      <w:r>
-        <w:t xml:space="preserve">had</w:t>
-      </w:r>
-      <w:r>
-        <w:t xml:space="preserve"> </w:t>
-      </w:r>
-      <w:r>
-        <w:rPr>
-          <w:iCs/>
-          <w:i/>
-        </w:rPr>
-        <w:t xml:space="preserve">P</w:t>
-      </w:r>
-      <w:r>
-        <w:t xml:space="preserve"> </w:t>
-      </w:r>
-      <w:r>
-        <w:t xml:space="preserve">values below 0.05 in two outcomes, but these were exploratory associations after a genome-wide druggable-gene screen.</w:t>
-      </w:r>
-      <w:r>
-        <w:t xml:space="preserve"> </w:t>
-      </w:r>
-      <w:r>
-        <w:rPr>
-          <w:iCs/>
-          <w:i/>
-        </w:rPr>
-        <w:t xml:space="preserve">CTLA4</w:t>
-      </w:r>
-      <w:r>
-        <w:t xml:space="preserve"> </w:t>
-      </w:r>
-      <w:r>
-        <w:t xml:space="preserve">was detected as expected for a known autoimmune locus, although it did not satisfy the combined criterion. These findings support reporting estimates, confidence intervals and the full evidence pattern rather than treating nominal significance as sufficient for target selection.</w:t>
-      </w:r>
-    </w:p>
-    <w:p>
-      <w:pPr>
-        <w:pStyle w:val="BodyText"/>
-        <w:widowControl/>
-      </w:pPr>
-      <w:r>
-        <w:t xml:space="preserve">Several limitations constrain the clinical interpretation. First, the FinnGen outcome compares Graves ophthalmopathy cases with population controls, not GD patients without eye disease. Agreement with BBJ can therefore reflect GD susceptibility, and a TED-specific effect cannot be separated. The FinnGen analysis also included only 858 cases. UKB hyperthyroidism is broader than GD, so ancestry and phenotype differences are partly confounded across the comparisons.</w:t>
-      </w:r>
-    </w:p>
-    <w:p>
-      <w:pPr>
-        <w:pStyle w:val="BodyText"/>
-        <w:widowControl/>
-      </w:pPr>
-      <w:r>
-        <w:t xml:space="preserve">Second, the expression data came predominantly from European blood samples, whereas discovery used East Asian participants. Tissue regulation, linkage patterns and variant availability may differ. eQTLGen frequency substitution addressed one part of exposure-effect reconstruction, but did not resolve these differences; its published frequencies also exclude Framingham participants. Participant overlap between eQTLGen and the European outcomes could not be quantified. These uncertainties limit direct comparison of effect magnitudes across datasets.</w:t>
-      </w:r>
-    </w:p>
-    <w:p>
-      <w:pPr>
-        <w:pStyle w:val="BodyText"/>
-        <w:widowControl/>
-      </w:pPr>
-      <w:r>
-        <w:t xml:space="preserve">Third,</w:t>
-      </w:r>
-      <w:r>
-        <w:t xml:space="preserve"> </w:t>
-      </w:r>
-      <w:r>
-        <w:rPr>
-          <w:iCs/>
-          <w:i/>
-        </w:rPr>
-        <w:t xml:space="preserve">TSHR</w:t>
-      </w:r>
-      <w:r>
-        <w:t xml:space="preserve"> </w:t>
-      </w:r>
-      <w:r>
-        <w:t xml:space="preserve">was represented by one instrument under the European selection reference. Instrument-based pleiotropy tests were therefore unavailable, and colocalization cannot rule out an effect through a neighbouring gene. The other selected genes had few instruments, limiting the reliability of pleiotropy tests. The</w:t>
-      </w:r>
-      <w:r>
-        <w:t xml:space="preserve"> </w:t>
-      </w:r>
-      <w:r>
-        <w:rPr>
-          <w:iCs/>
-          <w:i/>
-        </w:rPr>
-        <w:t xml:space="preserve">TSHR</w:t>
-      </w:r>
-      <w:r>
-        <w:t xml:space="preserve"> </w:t>
-      </w:r>
-      <w:r>
-        <w:t xml:space="preserve">instrument remained selected across the tested clumping settings, but the East Asian reference yielded two independent variants at the primary threshold. Single-instrument status should not be interpreted as proof of a single biological signal in every ancestry.</w:t>
-      </w:r>
-    </w:p>
-    <w:p>
-      <w:pPr>
-        <w:pStyle w:val="BodyText"/>
-        <w:widowControl/>
-      </w:pPr>
-      <w:r>
-        <w:t xml:space="preserve">Fourth, colocalization assumes at most one causal variant per trait in a region, and its conclusions depend on prior assumptions. The</w:t>
-      </w:r>
-      <w:r>
-        <w:t xml:space="preserve"> </w:t>
-      </w:r>
-      <w:r>
-        <w:rPr>
-          <w:iCs/>
-          <w:i/>
-        </w:rPr>
-        <w:t xml:space="preserve">TSHR</w:t>
-      </w:r>
-      <w:r>
-        <w:t xml:space="preserve"> </w:t>
-      </w:r>
-      <w:r>
-        <w:t xml:space="preserve">BBJ result fell below the support threshold under the most conservative prior. Low shared-variant support can reflect limited information as well as distinct signals. Multi-variant colocalization, formal colocalization power and the detection probability of the combined filter were not evaluated. The screen’s limited MR detection range also prevents its negative candidate result from excluding smaller genetic effects.</w:t>
-      </w:r>
-    </w:p>
-    <w:p>
-      <w:pPr>
-        <w:pStyle w:val="BodyText"/>
-        <w:widowControl/>
-      </w:pPr>
-      <w:r>
-        <w:t xml:space="preserve">Within these limits,</w:t>
-      </w:r>
-      <w:r>
-        <w:t xml:space="preserve"> </w:t>
-      </w:r>
-      <w:r>
-        <w:rPr>
-          <w:iCs/>
-          <w:i/>
-        </w:rPr>
-        <w:t xml:space="preserve">TSHR</w:t>
-      </w:r>
-      <w:r>
-        <w:t xml:space="preserve"> </w:t>
-      </w:r>
-      <w:r>
-        <w:t xml:space="preserve">showed a supported expression–disease association in the two Graves disease outcomes, whereas the genetic evidence at</w:t>
-      </w:r>
-      <w:r>
-        <w:t xml:space="preserve"> </w:t>
-      </w:r>
-      <w:r>
-        <w:rPr>
-          <w:iCs/>
-          <w:i/>
-        </w:rPr>
-        <w:t xml:space="preserve">IGF1R</w:t>
-      </w:r>
-      <w:r>
-        <w:t xml:space="preserve"> </w:t>
-      </w:r>
-      <w:r>
-        <w:t xml:space="preserve">was weaker and inconclusive. The findings help distinguish genetic susceptibility evidence from evidence of therapeutic efficacy. Confirmation in ancestry-matched data, relevant cell types and a direct comparison of GD patients with and without TED would be needed to clarify mechanisms and eye-disease specificity.</w:t>
-      </w:r>
-    </w:p>
-    <w:bookmarkEnd w:id="32"/>
-    <w:bookmarkStart w:id="33" w:name="declarations"/>
-    <w:p>
-      <w:pPr>
-        <w:pStyle w:val="Heading2"/>
-        <w:widowControl/>
-      </w:pPr>
-      <w:r>
-        <w:t xml:space="preserve">Declarations</w:t>
-      </w:r>
-    </w:p>
-    <w:p>
-      <w:pPr>
-        <w:pStyle w:val="FirstParagraph"/>
-        <w:widowControl/>
-      </w:pPr>
-      <w:r>
-        <w:rPr>
-          <w:bCs/>
-          <w:b/>
-        </w:rPr>
-        <w:t xml:space="preserve">Funding.</w:t>
-      </w:r>
-      <w:r>
-        <w:t xml:space="preserve"> </w:t>
-      </w:r>
-      <w:r>
-        <w:t xml:space="preserve">This research received no specific grant from any funding agency in the public, commercial, or not-for-profit sectors.</w:t>
-      </w:r>
-    </w:p>
-    <w:p>
-      <w:pPr>
-        <w:pStyle w:val="BodyText"/>
-        <w:widowControl/>
-      </w:pPr>
-      <w:r>
-        <w:rPr>
-          <w:bCs/>
-          <w:b/>
-        </w:rPr>
-        <w:t xml:space="preserve">Conflict of interest.</w:t>
-      </w:r>
-      <w:r>
-        <w:t xml:space="preserve"> </w:t>
-      </w:r>
-      <w:r>
-        <w:t xml:space="preserve">The authors declare that they have no conflict of interest.</w:t>
-      </w:r>
-    </w:p>
-    <w:p>
-      <w:pPr>
-        <w:pStyle w:val="BodyText"/>
-        <w:widowControl/>
-      </w:pPr>
-      <w:r>
-        <w:rPr>
-          <w:bCs/>
-          <w:b/>
-        </w:rPr>
-        <w:t xml:space="preserve">Ethics approval.</w:t>
-      </w:r>
-      <w:r>
-        <w:t xml:space="preserve"> </w:t>
-      </w:r>
-      <w:r>
-        <w:t xml:space="preserve">This study used publicly available, de-identified summary statistics and an institutionally approved orbital tissue dataset. The in-house orbital transcriptomic component was approved by the Institutional Review Board of Pusan National University Hospital (approval number 2104-018-102) and was conducted in accordance with the Declaration of Helsinki.</w:t>
-      </w:r>
-    </w:p>
-    <w:p>
-      <w:pPr>
-        <w:pStyle w:val="BodyText"/>
-        <w:widowControl/>
-      </w:pPr>
-      <w:r>
-        <w:rPr>
-          <w:bCs/>
-          <w:b/>
-        </w:rPr>
-        <w:t xml:space="preserve">Informed consent.</w:t>
-      </w:r>
-      <w:r>
-        <w:t xml:space="preserve"> </w:t>
-      </w:r>
-      <w:r>
-        <w:t xml:space="preserve">Written informed consent was obtained from all individual participants included in the in-house orbital tissue study.</w:t>
-      </w:r>
-    </w:p>
-    <w:p>
-      <w:pPr>
-        <w:pStyle w:val="BodyText"/>
-        <w:widowControl/>
-      </w:pPr>
-      <w:r>
-        <w:rPr>
-          <w:bCs/>
-          <w:b/>
-        </w:rPr>
-        <w:t xml:space="preserve">Data availability.</w:t>
-      </w:r>
-      <w:r>
-        <w:t xml:space="preserve"> </w:t>
-      </w:r>
-      <w:r>
-        <w:t xml:space="preserve">Instruments, primary MR and colocalization results, and frequency-sensitivity results are supplied as Supplementary Data 1–4. Analysis code is available from the corresponding author on reasonable request. Public summary statistics analyzed in this study are available from their original repositories: blood</w:t>
-      </w:r>
-      <w:r>
-        <w:t xml:space="preserve"> </w:t>
-      </w:r>
-      <w:r>
-        <w:rPr>
-          <w:iCs/>
-          <w:i/>
-        </w:rPr>
-        <w:t xml:space="preserve">cis</w:t>
-      </w:r>
-      <w:r>
-        <w:t xml:space="preserve">-eQTL data from the eQTLGen Consortium, the Biobank Japan Graves disease and UK Biobank hyperthyroidism genome-wide association statistics through the GWAS Catalog, and the FinnGen Release 12 Graves ophthalmopathy statistics from FinnGen. The in-house orbital RNA-seq data are available from the corresponding author on reasonable request, subject to institutional and ethical restrictions.</w:t>
-      </w:r>
-    </w:p>
-    <w:p>
-      <w:pPr>
-        <w:pStyle w:val="BodyText"/>
-        <w:widowControl/>
-      </w:pPr>
-      <w:r>
-        <w:rPr>
-          <w:bCs/>
-          <w:b/>
-        </w:rPr>
-        <w:t xml:space="preserve">Author contributions.</w:t>
-      </w:r>
-      <w:r>
-        <w:t xml:space="preserve"> </w:t>
-      </w:r>
-      <w:r>
-        <w:t xml:space="preserve">J.P. conceived and designed the study, performed the analyses, and drafted the manuscript. M.-S.K. contributed to data collection and interpretation. K.-H.S. and S.-W.Y. supervised the study and revised the manuscript.</w:t>
-      </w:r>
-    </w:p>
-    <w:p>
-      <w:pPr>
-        <w:pStyle w:val="BodyText"/>
-        <w:widowControl/>
-      </w:pPr>
-      <w:r>
-        <w:rPr>
-          <w:bCs/>
-          <w:b/>
-        </w:rPr>
-        <w:t xml:space="preserve">Acknowledgements.</w:t>
-      </w:r>
-      <w:r>
-        <w:t xml:space="preserve"> </w:t>
-      </w:r>
-      <w:r>
-        <w:t xml:space="preserve">We thank the eQTLGen Consortium, Biobank Japan, the UK Biobank, and the FinnGen study and its participants for making their summary statistics publicly available. We acknowledge the GWAS Catalog for hosting and distributing the genome-wide association summary statistics used as outcome data.</w:t>
-      </w:r>
-    </w:p>
-    <w:bookmarkEnd w:id="33"/>
-    <w:bookmarkStart w:id="34" w:name="references"/>
+    <w:bookmarkStart w:id="23" w:name="references"/>
     <w:p>
       <w:pPr>
         <w:pStyle w:val="Heading2"/>
@@ -2229,7 +2245,7 @@
         </w:numPr>
       </w:pPr>
       <w:r>
-        <w:t xml:space="preserve">Zhu Z, Zhang F, Hu H, Bakshi A, Robinson MR, Powell JE, Montgomery GW, Goddard ME, Wray NR, Visscher PM, et al. Integration of summary data from GWAS and eQTL studies predicts complex trait gene targets. Nat Genet. 2016;48:481-487. doi:10.1038/ng.3538.</w:t>
+        <w:t xml:space="preserve">Chang CC, Chow CC, Tellier LC, Vattikuti S, Purcell SM, Lee JJ. Second-generation PLINK: rising to the challenge of larger and richer datasets. Gigascience. 2015;4:7. doi:10.1186/s13742-015-0047-8.</w:t>
       </w:r>
     </w:p>
     <w:p>
@@ -2253,7 +2269,7 @@
         </w:numPr>
       </w:pPr>
       <w:r>
-        <w:t xml:space="preserve">Chang CC, Chow CC, Tellier LC, Vattikuti S, Purcell SM, Lee JJ. Second-generation PLINK: rising to the challenge of larger and richer datasets. Gigascience. 2015;4:7. doi:10.1186/s13742-015-0047-8.</w:t>
+        <w:t xml:space="preserve">Zhu Z, Zhang F, Hu H, Bakshi A, Robinson MR, Powell JE, Montgomery GW, Goddard ME, Wray NR, Visscher PM, et al. Integration of summary data from GWAS and eQTL studies predicts complex trait gene targets. Nat Genet. 2016;48:481-487. doi:10.1038/ng.3538.</w:t>
       </w:r>
     </w:p>
     <w:p>
@@ -2352,8 +2368,8 @@
         <w:t xml:space="preserve">Nelson MR, Tipney H, Painter JL, Shen J, Nicoletti P, Shen Y, Floratos A, Sham PC, Li MJ, Wang J, et al. The support of human genetic evidence for approved drug indications. Nat Genet. 2015;47:856-860. doi:10.1038/ng.3314.</w:t>
       </w:r>
     </w:p>
-    <w:bookmarkEnd w:id="34"/>
-    <w:bookmarkStart w:id="35" w:name="figure-legends"/>
+    <w:bookmarkEnd w:id="23"/>
+    <w:bookmarkStart w:id="24" w:name="figure-legends"/>
     <w:p>
       <w:pPr>
         <w:pStyle w:val="Heading2"/>
@@ -2371,24 +2387,59 @@
       </w:pPr>
       <w:r>
         <w:rPr>
+          <w:b/>
           <w:bCs/>
+        </w:rPr>
+        <w:t xml:space="preserve">Figure 1. Study design and discovery flow.</w:t>
+      </w:r>
+      <w:r>
+        <w:t xml:space="preserve"> </w:t>
+      </w:r>
+      <w:r>
+        <w:t xml:space="preserve">Genes with independent blood-expression instruments were evaluated across the outcome hierarchy. The discovery threshold was</w:t>
+      </w:r>
+      <w:r>
+        <w:t xml:space="preserve"> </w:t>
+      </w:r>
+      <w:r>
+        <w:rPr>
+          <w:i/>
+          <w:iCs/>
+        </w:rPr>
+        <w:t xml:space="preserve">P</w:t>
+      </w:r>
+      <w:r>
+        <w:t xml:space="preserve"> </w:t>
+      </w:r>
+      <w:r>
+        <w:t xml:space="preserve">&lt; 0.05/2,544. Thirteen genes met this threshold; the six additional candidates were evaluated by colocalization, and none reached shared-variant support ≥0.80 in both BBJ and FinnGen. TSHR, IGF1R and CTLA4 were selected for detailed comparison on biological and therapeutic grounds, independently of screen significance.</w:t>
+      </w:r>
+    </w:p>
+    <w:p>
+      <w:pPr>
+        <w:pStyle w:val="BodyText"/>
+        <w:widowControl/>
+      </w:pPr>
+      <w:r>
+        <w:rPr>
           <w:b/>
-        </w:rPr>
-        <w:t xml:space="preserve">Figure 1. Study design and discovery flow.</w:t>
-      </w:r>
-      <w:r>
-        <w:t xml:space="preserve"> </w:t>
-      </w:r>
-      <w:r>
-        <w:t xml:space="preserve">Genes with independent blood-expression instruments were evaluated across the outcome hierarchy. The discovery threshold was</w:t>
-      </w:r>
-      <w:r>
-        <w:t xml:space="preserve"> </w:t>
-      </w:r>
-      <w:r>
-        <w:rPr>
-          <w:iCs/>
-          <w:i/>
+          <w:bCs/>
+        </w:rPr>
+        <w:t xml:space="preserve">Figure 2. Associations of the three selected genes with disease.</w:t>
+      </w:r>
+      <w:r>
+        <w:t xml:space="preserve"> </w:t>
+      </w:r>
+      <w:r>
+        <w:t xml:space="preserve">Points show primary ORs and horizontal lines their 95% CIs, with the exact displayed</w:t>
+      </w:r>
+      <w:r>
+        <w:t xml:space="preserve"> </w:t>
+      </w:r>
+      <w:r>
+        <w:rPr>
+          <w:i/>
+          <w:iCs/>
         </w:rPr>
         <w:t xml:space="preserve">P</w:t>
       </w:r>
@@ -2396,52 +2447,20 @@
         <w:t xml:space="preserve"> </w:t>
       </w:r>
       <w:r>
-        <w:t xml:space="preserve">&lt; 0.05/2,544. Thirteen genes met this threshold; the six additional candidates were evaluated by colocalization, and none reached shared-variant support ≥0.80 in both BBJ and FinnGen. TSHR, IGF1R and CTLA4 were selected for detailed comparison on biological and therapeutic grounds, independently of screen significance.</w:t>
-      </w:r>
-    </w:p>
-    <w:p>
-      <w:pPr>
-        <w:pStyle w:val="BodyText"/>
-        <w:widowControl/>
-      </w:pPr>
-      <w:r>
-        <w:rPr>
-          <w:bCs/>
-          <w:b/>
-        </w:rPr>
-        <w:t xml:space="preserve">Figure 2. Associations of the three selected genes with disease.</w:t>
-      </w:r>
-      <w:r>
-        <w:t xml:space="preserve"> </w:t>
-      </w:r>
-      <w:r>
-        <w:t xml:space="preserve">Points show primary ORs and horizontal lines their 95% CIs, with the exact displayed</w:t>
-      </w:r>
-      <w:r>
-        <w:t xml:space="preserve"> </w:t>
-      </w:r>
-      <w:r>
-        <w:rPr>
-          <w:iCs/>
-          <w:i/>
-        </w:rPr>
-        <w:t xml:space="preserve">P</w:t>
-      </w:r>
-      <w:r>
-        <w:t xml:space="preserve"> </w:t>
-      </w:r>
-      <w:r>
         <w:t xml:space="preserve">values beside each estimate. The logarithmic OR axis has a reference line at 1. ORs refer to reconstructed genetically proxied blood expression, not treatment effects. All nine comparisons are included, including the non-significant IGF1R FinnGen result. Shared-variant support is reported separately in Table 2 and prior sensitivity in Table S2.</w:t>
       </w:r>
     </w:p>
-    <w:bookmarkEnd w:id="35"/>
-    <w:bookmarkStart w:id="36" w:name="tables"/>
+    <w:bookmarkEnd w:id="24"/>
+    <w:bookmarkStart w:id="25" w:name="tables"/>
     <w:p>
       <w:pPr>
         <w:sectPr>
           <w:footerReference w:type="default" r:id="rId9"/>
           <w:footerReference w:type="first" r:id="rId10"/>
           <w:footerReference w:type="even" r:id="rId11"/>
+          <w:footnotePr>
+            <w:numRestart w:val="eachSect"/>
+          </w:footnotePr>
           <w:type w:val="nextPage"/>
           <w:pgSz w:w="11909" w:h="16834"/>
           <w:pgMar w:left="1368" w:right="1368" w:top="1152" w:bottom="1152" w:header="432" w:footer="432"/>
@@ -2458,8 +2477,8 @@
       </w:pPr>
       <w:r>
         <w:rPr>
+          <w:b/>
           <w:bCs/>
-          <w:b/>
           <w:sz w:val="20"/>
         </w:rPr>
         <w:t xml:space="preserve">Table 1. Data sources and roles in the study</w:t>
@@ -3189,8 +3208,8 @@
       </w:pPr>
       <w:r>
         <w:rPr>
+          <w:b/>
           <w:bCs/>
-          <w:b/>
           <w:sz w:val="20"/>
         </w:rPr>
         <w:t xml:space="preserve">Table 2. Primary associations for the three selected genes</w:t>
@@ -3349,10 +3368,10 @@
             </w:pPr>
             <w:r>
               <w:rPr>
-                <w:iCs/>
                 <w:rFonts w:ascii="Times New Roman" w:hAnsi="Times New Roman"/>
                 <w:b/>
                 <w:i/>
+                <w:iCs/>
                 <w:sz w:val="20"/>
               </w:rPr>
               <w:t xml:space="preserve">P</w:t>
@@ -3455,9 +3474,9 @@
             </w:pPr>
             <w:r>
               <w:rPr>
+                <w:rFonts w:ascii="Times New Roman" w:hAnsi="Times New Roman"/>
+                <w:i/>
                 <w:iCs/>
-                <w:rFonts w:ascii="Times New Roman" w:hAnsi="Times New Roman"/>
-                <w:i/>
                 <w:sz w:val="20"/>
               </w:rPr>
               <w:t xml:space="preserve">TSHR</w:t>
@@ -3589,7 +3608,6 @@
             <w:r>
               <w:rPr>
                 <w:rFonts w:ascii="Times New Roman" w:hAnsi="Times New Roman"/>
-                <w:b/>
                 <w:sz w:val="20"/>
               </w:rPr>
               <w:t xml:space="preserve">0.049</w:t>
@@ -3616,7 +3634,6 @@
             <w:r>
               <w:rPr>
                 <w:rFonts w:ascii="Times New Roman" w:hAnsi="Times New Roman"/>
-                <w:b/>
                 <w:sz w:val="20"/>
               </w:rPr>
               <w:t xml:space="preserve">0.951</w:t>
@@ -3647,9 +3664,9 @@
             </w:pPr>
             <w:r>
               <w:rPr>
+                <w:rFonts w:ascii="Times New Roman" w:hAnsi="Times New Roman"/>
+                <w:i/>
                 <w:iCs/>
-                <w:rFonts w:ascii="Times New Roman" w:hAnsi="Times New Roman"/>
-                <w:i/>
                 <w:sz w:val="20"/>
               </w:rPr>
               <w:t xml:space="preserve">TSHR</w:t>
@@ -3781,7 +3798,6 @@
             <w:r>
               <w:rPr>
                 <w:rFonts w:ascii="Times New Roman" w:hAnsi="Times New Roman"/>
-                <w:b/>
                 <w:sz w:val="20"/>
               </w:rPr>
               <w:t xml:space="preserve">0.774</w:t>
@@ -3808,7 +3824,6 @@
             <w:r>
               <w:rPr>
                 <w:rFonts w:ascii="Times New Roman" w:hAnsi="Times New Roman"/>
-                <w:b/>
                 <w:sz w:val="20"/>
               </w:rPr>
               <w:t xml:space="preserve">0.226</w:t>
@@ -3839,9 +3854,9 @@
             </w:pPr>
             <w:r>
               <w:rPr>
+                <w:rFonts w:ascii="Times New Roman" w:hAnsi="Times New Roman"/>
+                <w:i/>
                 <w:iCs/>
-                <w:rFonts w:ascii="Times New Roman" w:hAnsi="Times New Roman"/>
-                <w:i/>
                 <w:sz w:val="20"/>
               </w:rPr>
               <w:t xml:space="preserve">TSHR</w:t>
@@ -3973,7 +3988,6 @@
             <w:r>
               <w:rPr>
                 <w:rFonts w:ascii="Times New Roman" w:hAnsi="Times New Roman"/>
-                <w:b/>
                 <w:sz w:val="20"/>
               </w:rPr>
               <w:t xml:space="preserve">0.014</w:t>
@@ -4000,7 +4014,6 @@
             <w:r>
               <w:rPr>
                 <w:rFonts w:ascii="Times New Roman" w:hAnsi="Times New Roman"/>
-                <w:b/>
                 <w:sz w:val="20"/>
               </w:rPr>
               <w:t xml:space="preserve">0.986</w:t>
@@ -4031,9 +4044,9 @@
             </w:pPr>
             <w:r>
               <w:rPr>
+                <w:rFonts w:ascii="Times New Roman" w:hAnsi="Times New Roman"/>
+                <w:i/>
                 <w:iCs/>
-                <w:rFonts w:ascii="Times New Roman" w:hAnsi="Times New Roman"/>
-                <w:i/>
                 <w:sz w:val="20"/>
               </w:rPr>
               <w:t xml:space="preserve">IGF1R</w:t>
@@ -4165,7 +4178,6 @@
             <w:r>
               <w:rPr>
                 <w:rFonts w:ascii="Times New Roman" w:hAnsi="Times New Roman"/>
-                <w:b/>
                 <w:sz w:val="20"/>
               </w:rPr>
               <w:t xml:space="preserve">0.236</w:t>
@@ -4192,7 +4204,6 @@
             <w:r>
               <w:rPr>
                 <w:rFonts w:ascii="Times New Roman" w:hAnsi="Times New Roman"/>
-                <w:b/>
                 <w:sz w:val="20"/>
               </w:rPr>
               <w:t xml:space="preserve">0.073</w:t>
@@ -4223,9 +4234,9 @@
             </w:pPr>
             <w:r>
               <w:rPr>
+                <w:rFonts w:ascii="Times New Roman" w:hAnsi="Times New Roman"/>
+                <w:i/>
                 <w:iCs/>
-                <w:rFonts w:ascii="Times New Roman" w:hAnsi="Times New Roman"/>
-                <w:i/>
                 <w:sz w:val="20"/>
               </w:rPr>
               <w:t xml:space="preserve">IGF1R</w:t>
@@ -4357,7 +4368,6 @@
             <w:r>
               <w:rPr>
                 <w:rFonts w:ascii="Times New Roman" w:hAnsi="Times New Roman"/>
-                <w:b/>
                 <w:sz w:val="20"/>
               </w:rPr>
               <w:t xml:space="preserve">0.196</w:t>
@@ -4384,7 +4394,6 @@
             <w:r>
               <w:rPr>
                 <w:rFonts w:ascii="Times New Roman" w:hAnsi="Times New Roman"/>
-                <w:b/>
                 <w:sz w:val="20"/>
               </w:rPr>
               <w:t xml:space="preserve">0.404</w:t>
@@ -4415,9 +4424,9 @@
             </w:pPr>
             <w:r>
               <w:rPr>
+                <w:rFonts w:ascii="Times New Roman" w:hAnsi="Times New Roman"/>
+                <w:i/>
                 <w:iCs/>
-                <w:rFonts w:ascii="Times New Roman" w:hAnsi="Times New Roman"/>
-                <w:i/>
                 <w:sz w:val="20"/>
               </w:rPr>
               <w:t xml:space="preserve">IGF1R</w:t>
@@ -4549,7 +4558,6 @@
             <w:r>
               <w:rPr>
                 <w:rFonts w:ascii="Times New Roman" w:hAnsi="Times New Roman"/>
-                <w:b/>
                 <w:sz w:val="20"/>
               </w:rPr>
               <w:t xml:space="preserve">0.346</w:t>
@@ -4576,7 +4584,6 @@
             <w:r>
               <w:rPr>
                 <w:rFonts w:ascii="Times New Roman" w:hAnsi="Times New Roman"/>
-                <w:b/>
                 <w:sz w:val="20"/>
               </w:rPr>
               <w:t xml:space="preserve">0.032</w:t>
@@ -4607,9 +4614,9 @@
             </w:pPr>
             <w:r>
               <w:rPr>
+                <w:rFonts w:ascii="Times New Roman" w:hAnsi="Times New Roman"/>
+                <w:i/>
                 <w:iCs/>
-                <w:rFonts w:ascii="Times New Roman" w:hAnsi="Times New Roman"/>
-                <w:i/>
                 <w:sz w:val="20"/>
               </w:rPr>
               <w:t xml:space="preserve">CTLA4</w:t>
@@ -4741,7 +4748,6 @@
             <w:r>
               <w:rPr>
                 <w:rFonts w:ascii="Times New Roman" w:hAnsi="Times New Roman"/>
-                <w:b/>
                 <w:sz w:val="20"/>
               </w:rPr>
               <w:t xml:space="preserve">0.799</w:t>
@@ -4768,7 +4774,6 @@
             <w:r>
               <w:rPr>
                 <w:rFonts w:ascii="Times New Roman" w:hAnsi="Times New Roman"/>
-                <w:b/>
                 <w:sz w:val="20"/>
               </w:rPr>
               <w:t xml:space="preserve">0.201</w:t>
@@ -4799,9 +4804,9 @@
             </w:pPr>
             <w:r>
               <w:rPr>
+                <w:rFonts w:ascii="Times New Roman" w:hAnsi="Times New Roman"/>
+                <w:i/>
                 <w:iCs/>
-                <w:rFonts w:ascii="Times New Roman" w:hAnsi="Times New Roman"/>
-                <w:i/>
                 <w:sz w:val="20"/>
               </w:rPr>
               <w:t xml:space="preserve">CTLA4</w:t>
@@ -4933,7 +4938,6 @@
             <w:r>
               <w:rPr>
                 <w:rFonts w:ascii="Times New Roman" w:hAnsi="Times New Roman"/>
-                <w:b/>
                 <w:sz w:val="20"/>
               </w:rPr>
               <w:t xml:space="preserve">0.047</w:t>
@@ -4960,7 +4964,6 @@
             <w:r>
               <w:rPr>
                 <w:rFonts w:ascii="Times New Roman" w:hAnsi="Times New Roman"/>
-                <w:b/>
                 <w:sz w:val="20"/>
               </w:rPr>
               <w:t xml:space="preserve">0.953</w:t>
@@ -4991,9 +4994,9 @@
             </w:pPr>
             <w:r>
               <w:rPr>
+                <w:rFonts w:ascii="Times New Roman" w:hAnsi="Times New Roman"/>
+                <w:i/>
                 <w:iCs/>
-                <w:rFonts w:ascii="Times New Roman" w:hAnsi="Times New Roman"/>
-                <w:i/>
                 <w:sz w:val="20"/>
               </w:rPr>
               <w:t xml:space="preserve">CTLA4</w:t>
@@ -5125,7 +5128,6 @@
             <w:r>
               <w:rPr>
                 <w:rFonts w:ascii="Times New Roman" w:hAnsi="Times New Roman"/>
-                <w:b/>
                 <w:sz w:val="20"/>
               </w:rPr>
               <w:t xml:space="preserve">0.022</w:t>
@@ -5152,7 +5154,6 @@
             <w:r>
               <w:rPr>
                 <w:rFonts w:ascii="Times New Roman" w:hAnsi="Times New Roman"/>
-                <w:b/>
                 <w:sz w:val="20"/>
               </w:rPr>
               <w:t xml:space="preserve">0.978</w:t>
@@ -5181,8 +5182,8 @@
       </w:r>
       <w:r>
         <w:rPr>
-          <w:iCs/>
-          <w:i/>
+          <w:i/>
+          <w:iCs/>
           <w:sz w:val="20"/>
         </w:rPr>
         <w:t xml:space="preserve">P</w:t>
@@ -5207,8 +5208,8 @@
       </w:r>
       <w:r>
         <w:rPr>
-          <w:iCs/>
-          <w:i/>
+          <w:i/>
+          <w:iCs/>
           <w:sz w:val="20"/>
         </w:rPr>
         <w:t xml:space="preserve">P</w:t>
@@ -5233,8 +5234,8 @@
       </w:r>
       <w:r>
         <w:rPr>
-          <w:iCs/>
-          <w:i/>
+          <w:i/>
+          <w:iCs/>
           <w:sz w:val="20"/>
         </w:rPr>
         <w:t xml:space="preserve">P</w:t>
@@ -5259,8 +5260,8 @@
       </w:r>
       <w:r>
         <w:rPr>
-          <w:iCs/>
-          <w:i/>
+          <w:i/>
+          <w:iCs/>
           <w:sz w:val="20"/>
         </w:rPr>
         <w:t xml:space="preserve">P</w:t>
@@ -5285,8 +5286,8 @@
       </w:r>
       <w:r>
         <w:rPr>
-          <w:iCs/>
-          <w:i/>
+          <w:i/>
+          <w:iCs/>
           <w:sz w:val="20"/>
         </w:rPr>
         <w:t xml:space="preserve">IGF1R</w:t>
@@ -5314,8 +5315,8 @@
       </w:pPr>
       <w:r>
         <w:rPr>
+          <w:b/>
           <w:bCs/>
-          <w:b/>
           <w:sz w:val="20"/>
         </w:rPr>
         <w:t xml:space="preserve">Table 3. All thirteen discovery associations</w:t>
@@ -5444,10 +5445,10 @@
             </w:pPr>
             <w:r>
               <w:rPr>
-                <w:iCs/>
                 <w:rFonts w:ascii="Times New Roman" w:hAnsi="Times New Roman"/>
                 <w:b/>
                 <w:i/>
+                <w:iCs/>
                 <w:sz w:val="20"/>
               </w:rPr>
               <w:t xml:space="preserve">P</w:t>
@@ -5522,9 +5523,9 @@
             </w:pPr>
             <w:r>
               <w:rPr>
+                <w:rFonts w:ascii="Times New Roman" w:hAnsi="Times New Roman"/>
+                <w:i/>
                 <w:iCs/>
-                <w:rFonts w:ascii="Times New Roman" w:hAnsi="Times New Roman"/>
-                <w:i/>
                 <w:sz w:val="20"/>
               </w:rPr>
               <w:t xml:space="preserve">HLA-A</w:t>
@@ -5660,9 +5661,9 @@
             </w:pPr>
             <w:r>
               <w:rPr>
+                <w:rFonts w:ascii="Times New Roman" w:hAnsi="Times New Roman"/>
+                <w:i/>
                 <w:iCs/>
-                <w:rFonts w:ascii="Times New Roman" w:hAnsi="Times New Roman"/>
-                <w:i/>
                 <w:sz w:val="20"/>
               </w:rPr>
               <w:t xml:space="preserve">HLA-DQA2</w:t>
@@ -5798,9 +5799,9 @@
             </w:pPr>
             <w:r>
               <w:rPr>
+                <w:rFonts w:ascii="Times New Roman" w:hAnsi="Times New Roman"/>
+                <w:i/>
                 <w:iCs/>
-                <w:rFonts w:ascii="Times New Roman" w:hAnsi="Times New Roman"/>
-                <w:i/>
                 <w:sz w:val="20"/>
               </w:rPr>
               <w:t xml:space="preserve">CTLA4</w:t>
@@ -5936,9 +5937,9 @@
             </w:pPr>
             <w:r>
               <w:rPr>
+                <w:rFonts w:ascii="Times New Roman" w:hAnsi="Times New Roman"/>
+                <w:i/>
                 <w:iCs/>
-                <w:rFonts w:ascii="Times New Roman" w:hAnsi="Times New Roman"/>
-                <w:i/>
                 <w:sz w:val="20"/>
               </w:rPr>
               <w:t xml:space="preserve">TSHR</w:t>
@@ -6074,9 +6075,9 @@
             </w:pPr>
             <w:r>
               <w:rPr>
+                <w:rFonts w:ascii="Times New Roman" w:hAnsi="Times New Roman"/>
+                <w:i/>
                 <w:iCs/>
-                <w:rFonts w:ascii="Times New Roman" w:hAnsi="Times New Roman"/>
-                <w:i/>
                 <w:sz w:val="20"/>
               </w:rPr>
               <w:t xml:space="preserve">C4A</w:t>
@@ -6212,9 +6213,9 @@
             </w:pPr>
             <w:r>
               <w:rPr>
+                <w:rFonts w:ascii="Times New Roman" w:hAnsi="Times New Roman"/>
+                <w:i/>
                 <w:iCs/>
-                <w:rFonts w:ascii="Times New Roman" w:hAnsi="Times New Roman"/>
-                <w:i/>
                 <w:sz w:val="20"/>
               </w:rPr>
               <w:t xml:space="preserve">HSD3B7</w:t>
@@ -6350,9 +6351,9 @@
             </w:pPr>
             <w:r>
               <w:rPr>
+                <w:rFonts w:ascii="Times New Roman" w:hAnsi="Times New Roman"/>
+                <w:i/>
                 <w:iCs/>
-                <w:rFonts w:ascii="Times New Roman" w:hAnsi="Times New Roman"/>
-                <w:i/>
                 <w:sz w:val="20"/>
               </w:rPr>
               <w:t xml:space="preserve">TUBB</w:t>
@@ -6488,9 +6489,9 @@
             </w:pPr>
             <w:r>
               <w:rPr>
+                <w:rFonts w:ascii="Times New Roman" w:hAnsi="Times New Roman"/>
+                <w:i/>
                 <w:iCs/>
-                <w:rFonts w:ascii="Times New Roman" w:hAnsi="Times New Roman"/>
-                <w:i/>
                 <w:sz w:val="20"/>
               </w:rPr>
               <w:t xml:space="preserve">VKORC1</w:t>
@@ -6626,9 +6627,9 @@
             </w:pPr>
             <w:r>
               <w:rPr>
+                <w:rFonts w:ascii="Times New Roman" w:hAnsi="Times New Roman"/>
+                <w:i/>
                 <w:iCs/>
-                <w:rFonts w:ascii="Times New Roman" w:hAnsi="Times New Roman"/>
-                <w:i/>
                 <w:sz w:val="20"/>
               </w:rPr>
               <w:t xml:space="preserve">TNFSF14</w:t>
@@ -6764,9 +6765,9 @@
             </w:pPr>
             <w:r>
               <w:rPr>
+                <w:rFonts w:ascii="Times New Roman" w:hAnsi="Times New Roman"/>
+                <w:i/>
                 <w:iCs/>
-                <w:rFonts w:ascii="Times New Roman" w:hAnsi="Times New Roman"/>
-                <w:i/>
                 <w:sz w:val="20"/>
               </w:rPr>
               <w:t xml:space="preserve">PRSS36</w:t>
@@ -6902,9 +6903,9 @@
             </w:pPr>
             <w:r>
               <w:rPr>
+                <w:rFonts w:ascii="Times New Roman" w:hAnsi="Times New Roman"/>
+                <w:i/>
                 <w:iCs/>
-                <w:rFonts w:ascii="Times New Roman" w:hAnsi="Times New Roman"/>
-                <w:i/>
                 <w:sz w:val="20"/>
               </w:rPr>
               <w:t xml:space="preserve">MAPKAPK5</w:t>
@@ -7040,9 +7041,9 @@
             </w:pPr>
             <w:r>
               <w:rPr>
+                <w:rFonts w:ascii="Times New Roman" w:hAnsi="Times New Roman"/>
+                <w:i/>
                 <w:iCs/>
-                <w:rFonts w:ascii="Times New Roman" w:hAnsi="Times New Roman"/>
-                <w:i/>
                 <w:sz w:val="20"/>
               </w:rPr>
               <w:t xml:space="preserve">PSMB8</w:t>
@@ -7178,9 +7179,9 @@
             </w:pPr>
             <w:r>
               <w:rPr>
+                <w:rFonts w:ascii="Times New Roman" w:hAnsi="Times New Roman"/>
+                <w:i/>
                 <w:iCs/>
-                <w:rFonts w:ascii="Times New Roman" w:hAnsi="Times New Roman"/>
-                <w:i/>
                 <w:sz w:val="20"/>
               </w:rPr>
               <w:t xml:space="preserve">IFNGR1</w:t>
@@ -7314,8 +7315,8 @@
       </w:r>
       <w:r>
         <w:rPr>
-          <w:iCs/>
-          <w:i/>
+          <w:i/>
+          <w:iCs/>
           <w:sz w:val="20"/>
         </w:rPr>
         <w:t xml:space="preserve">P</w:t>
@@ -7340,8 +7341,8 @@
       </w:r>
       <w:r>
         <w:rPr>
-          <w:iCs/>
-          <w:i/>
+          <w:i/>
+          <w:iCs/>
           <w:sz w:val="20"/>
         </w:rPr>
         <w:t xml:space="preserve">MAPKAPK5</w:t>
@@ -7359,9 +7360,12 @@
         <w:t xml:space="preserve">estimate is 0.977 (0.967–0.987) at three decimals: a precisely estimated but very small per-unit effect, not a weak one. The five MHC genes were not treated as new independent targets. The six additional candidates were TNFSF14, IFNGR1, MAPKAPK5, HSD3B7, VKORC1 and PRSS36; none showed strong shared-variant support in both BBJ and FinnGen. Full outcome comparisons and model probabilities remain in Supplementary Data 2–3.</w:t>
       </w:r>
     </w:p>
-    <w:bookmarkEnd w:id="36"/>
-    <w:bookmarkEnd w:id="37"/>
+    <w:bookmarkEnd w:id="25"/>
+    <w:bookmarkEnd w:id="26"/>
     <w:sectPr>
+      <w:footnotePr>
+        <w:numRestart w:val="eachSect"/>
+      </w:footnotePr>
       <w:pgSz w:w="16834" w:h="11909" w:orient="landscape"/>
       <w:pgMar w:left="1008" w:right="1008" w:top="936" w:bottom="936" w:header="432" w:footer="432"/>
     </w:sectPr>
@@ -7455,14 +7459,14 @@
 <file path=word/numbering.xml><?xml version="1.0" encoding="utf-8"?>
 <w:numbering xmlns:w="http://schemas.openxmlformats.org/wordprocessingml/2006/main">
   <w:abstractNum w:abstractNumId="990">
-    <w:nsid w:val="A990"/>
+    <w:nsid w:val="0000A990"/>
     <w:multiLevelType w:val="multilevel"/>
     <w:lvl w:ilvl="0">
       <w:numFmt w:val="bullet"/>
       <w:lvlText w:val=" "/>
       <w:lvlJc w:val="left"/>
       <w:pPr>
-        <w:ind w:left="720" w:hanging="480"/>
+        <w:ind w:left="720" w:hanging="360"/>
       </w:pPr>
     </w:lvl>
     <w:lvl w:ilvl="1">
@@ -7470,7 +7474,7 @@
       <w:lvlText w:val=" "/>
       <w:lvlJc w:val="left"/>
       <w:pPr>
-        <w:ind w:left="1440" w:hanging="480"/>
+        <w:ind w:left="1440" w:hanging="360"/>
       </w:pPr>
     </w:lvl>
     <w:lvl w:ilvl="2">
@@ -7478,7 +7482,7 @@
       <w:lvlText w:val=" "/>
       <w:lvlJc w:val="left"/>
       <w:pPr>
-        <w:ind w:left="2160" w:hanging="480"/>
+        <w:ind w:left="2160" w:hanging="360"/>
       </w:pPr>
     </w:lvl>
     <w:lvl w:ilvl="3">
@@ -7486,7 +7490,7 @@
       <w:lvlText w:val=" "/>
       <w:lvlJc w:val="left"/>
       <w:pPr>
-        <w:ind w:left="2880" w:hanging="480"/>
+        <w:ind w:left="2880" w:hanging="360"/>
       </w:pPr>
     </w:lvl>
     <w:lvl w:ilvl="4">
@@ -7494,7 +7498,7 @@
       <w:lvlText w:val=" "/>
       <w:lvlJc w:val="left"/>
       <w:pPr>
-        <w:ind w:left="3600" w:hanging="480"/>
+        <w:ind w:left="3600" w:hanging="360"/>
       </w:pPr>
     </w:lvl>
     <w:lvl w:ilvl="5">
@@ -7502,7 +7506,7 @@
       <w:lvlText w:val=" "/>
       <w:lvlJc w:val="left"/>
       <w:pPr>
-        <w:ind w:left="4320" w:hanging="480"/>
+        <w:ind w:left="4320" w:hanging="360"/>
       </w:pPr>
     </w:lvl>
     <w:lvl w:ilvl="6">
@@ -7510,7 +7514,7 @@
       <w:lvlText w:val=" "/>
       <w:lvlJc w:val="left"/>
       <w:pPr>
-        <w:ind w:left="5040" w:hanging="480"/>
+        <w:ind w:left="5040" w:hanging="360"/>
       </w:pPr>
     </w:lvl>
     <w:lvl w:ilvl="7">
@@ -7518,7 +7522,7 @@
       <w:lvlText w:val=" "/>
       <w:lvlJc w:val="left"/>
       <w:pPr>
-        <w:ind w:left="5760" w:hanging="480"/>
+        <w:ind w:left="5760" w:hanging="360"/>
       </w:pPr>
     </w:lvl>
     <w:lvl w:ilvl="8">
@@ -7526,12 +7530,12 @@
       <w:lvlText w:val=" "/>
       <w:lvlJc w:val="left"/>
       <w:pPr>
-        <w:ind w:left="6480" w:hanging="480"/>
+        <w:ind w:left="6480" w:hanging="360"/>
       </w:pPr>
     </w:lvl>
   </w:abstractNum>
   <w:abstractNum w:abstractNumId="99411">
-    <w:nsid w:val="A99411"/>
+    <w:nsid w:val="00A99411"/>
     <w:multiLevelType w:val="multilevel"/>
     <w:lvl w:ilvl="0">
       <w:start w:val="1"/>
@@ -7539,7 +7543,7 @@
       <w:lvlText w:val="%1."/>
       <w:lvlJc w:val="left"/>
       <w:pPr>
-        <w:ind w:left="720" w:hanging="480"/>
+        <w:ind w:left="720" w:hanging="360"/>
       </w:pPr>
     </w:lvl>
     <w:lvl w:ilvl="1">
@@ -7548,7 +7552,7 @@
       <w:lvlText w:val="%2."/>
       <w:lvlJc w:val="left"/>
       <w:pPr>
-        <w:ind w:left="1440" w:hanging="480"/>
+        <w:ind w:left="1440" w:hanging="360"/>
       </w:pPr>
     </w:lvl>
     <w:lvl w:ilvl="2">
@@ -7557,7 +7561,7 @@
       <w:lvlText w:val="%3."/>
       <w:lvlJc w:val="left"/>
       <w:pPr>
-        <w:ind w:left="2160" w:hanging="480"/>
+        <w:ind w:left="2160" w:hanging="360"/>
       </w:pPr>
     </w:lvl>
     <w:lvl w:ilvl="3">
@@ -7566,7 +7570,7 @@
       <w:lvlText w:val="%4."/>
       <w:lvlJc w:val="left"/>
       <w:pPr>
-        <w:ind w:left="2880" w:hanging="480"/>
+        <w:ind w:left="2880" w:hanging="360"/>
       </w:pPr>
     </w:lvl>
     <w:lvl w:ilvl="4">
@@ -7575,7 +7579,7 @@
       <w:lvlText w:val="%5."/>
       <w:lvlJc w:val="left"/>
       <w:pPr>
-        <w:ind w:left="3600" w:hanging="480"/>
+        <w:ind w:left="3600" w:hanging="360"/>
       </w:pPr>
     </w:lvl>
     <w:lvl w:ilvl="5">
@@ -7584,7 +7588,7 @@
       <w:lvlText w:val="%6."/>
       <w:lvlJc w:val="left"/>
       <w:pPr>
-        <w:ind w:left="4320" w:hanging="480"/>
+        <w:ind w:left="4320" w:hanging="360"/>
       </w:pPr>
     </w:lvl>
     <w:lvl w:ilvl="6">
@@ -7593,7 +7597,7 @@
       <w:lvlText w:val="%7."/>
       <w:lvlJc w:val="left"/>
       <w:pPr>
-        <w:ind w:left="5040" w:hanging="480"/>
+        <w:ind w:left="5040" w:hanging="360"/>
       </w:pPr>
     </w:lvl>
     <w:lvl w:ilvl="7">
@@ -7602,7 +7606,7 @@
       <w:lvlText w:val="%8."/>
       <w:lvlJc w:val="left"/>
       <w:pPr>
-        <w:ind w:left="5760" w:hanging="480"/>
+        <w:ind w:left="5760" w:hanging="360"/>
       </w:pPr>
     </w:lvl>
     <w:lvl w:ilvl="8">
@@ -7611,7 +7615,7 @@
       <w:lvlText w:val="%9."/>
       <w:lvlJc w:val="left"/>
       <w:pPr>
-        <w:ind w:left="6480" w:hanging="480"/>
+        <w:ind w:left="6480" w:hanging="360"/>
       </w:pPr>
     </w:lvl>
   </w:abstractNum>
@@ -7656,10 +7660,10 @@
   <w:docDefaults>
     <w:rPrDefault>
       <w:rPr>
-        <w:rFonts w:asciiTheme="minorHAnsi" w:cstheme="minorBidi" w:eastAsiaTheme="minorHAnsi" w:hAnsiTheme="minorHAnsi"/>
+        <w:rFonts w:asciiTheme="minorHAnsi" w:cstheme="minorBidi" w:eastAsiaTheme="minorEastAsia" w:hAnsiTheme="minorHAnsi"/>
         <w:sz w:val="24"/>
         <w:szCs w:val="24"/>
-        <w:lang w:bidi="ar-SA" w:eastAsia="en-US" w:val="en-US"/>
+        <w:lang w:bidi="ar-SA" w:eastAsia="zh-CN" w:val="en-US"/>
       </w:rPr>
     </w:rPrDefault>
     <w:pPrDefault>
@@ -7684,10 +7688,10 @@
     <w:name w:val="Body Text"/>
     <w:basedOn w:val="Normal"/>
     <w:link w:val="BodyTextChar"/>
+    <w:qFormat/>
     <w:pPr>
       <w:spacing w:after="0" w:before="180" w:line="480" w:lineRule="auto"/>
     </w:pPr>
-    <w:qFormat/>
     <w:rPr>
       <w:rFonts w:ascii="Times New Roman" w:hAnsi="Times New Roman"/>
       <w:sz w:val="24"/>
@@ -7722,57 +7726,97 @@
     <w:name w:val="Title"/>
     <w:basedOn w:val="Normal"/>
     <w:next w:val="BodyText"/>
+    <w:link w:val="TitleChar"/>
+    <w:uiPriority w:val="10"/>
     <w:qFormat/>
+    <w:rsid w:val="00A10FD9"/>
     <w:pPr>
       <w:keepNext/>
-      <w:keepLines/>
-      <w:spacing w:after="120" w:before="240" w:line="276" w:lineRule="auto"/>
+      <w:spacing w:after="120" w:line="276" w:lineRule="auto" w:before="240"/>
+      <w:contextualSpacing/>
       <w:jc w:val="center"/>
     </w:pPr>
     <w:rPr>
       <w:rFonts w:asciiTheme="majorHAnsi" w:cstheme="majorBidi" w:eastAsiaTheme="majorEastAsia" w:hAnsiTheme="majorHAnsi" w:ascii="Times New Roman" w:hAnsi="Times New Roman"/>
       <w:b/>
-      <w:bCs/>
       <w:color w:val="000000"/>
       <w:sz w:val="30"/>
-      <w:szCs w:val="36"/>
+      <w:szCs w:val="56"/>
+    </w:rPr>
+  </w:style>
+  <w:style w:customStyle="1" w:styleId="TitleChar" w:type="character">
+    <w:name w:val="Title Char"/>
+    <w:basedOn w:val="DefaultParagraphFont"/>
+    <w:link w:val="Title"/>
+    <w:uiPriority w:val="10"/>
+    <w:rsid w:val="00A10FD9"/>
+    <w:rPr>
+      <w:rFonts w:asciiTheme="majorHAnsi" w:cstheme="majorBidi" w:eastAsiaTheme="majorEastAsia" w:hAnsiTheme="majorHAnsi"/>
+      <w:sz w:val="56"/>
+      <w:szCs w:val="56"/>
     </w:rPr>
   </w:style>
   <w:style w:styleId="Subtitle" w:type="paragraph">
     <w:name w:val="Subtitle"/>
     <w:basedOn w:val="Title"/>
     <w:next w:val="BodyText"/>
+    <w:link w:val="SubtitleChar"/>
+    <w:uiPriority w:val="11"/>
     <w:qFormat/>
+    <w:rsid w:val="00A10FD9"/>
     <w:pPr>
-      <w:keepNext/>
-      <w:keepLines/>
-      <w:spacing w:after="240" w:before="240"/>
-      <w:jc w:val="center"/>
+      <w:numPr>
+        <w:ilvl w:val="1"/>
+      </w:numPr>
     </w:pPr>
     <w:rPr>
-      <w:sz w:val="30"/>
-      <w:szCs w:val="30"/>
+      <w:rFonts w:cstheme="majorBidi" w:eastAsiaTheme="majorEastAsia"/>
+      <w:spacing w:val="15"/>
+      <w:sz w:val="28"/>
+      <w:szCs w:val="28"/>
+    </w:rPr>
+  </w:style>
+  <w:style w:customStyle="1" w:styleId="SubtitleChar" w:type="character">
+    <w:name w:val="Subtitle Char"/>
+    <w:basedOn w:val="DefaultParagraphFont"/>
+    <w:link w:val="Subtitle"/>
+    <w:uiPriority w:val="11"/>
+    <w:rsid w:val="00A10FD9"/>
+    <w:rPr>
+      <w:rFonts w:cstheme="majorBidi" w:eastAsiaTheme="majorEastAsia"/>
+      <w:color w:themeColor="text1" w:themeTint="A6" w:val="595959"/>
+      <w:spacing w:val="15"/>
+      <w:sz w:val="28"/>
+      <w:szCs w:val="28"/>
     </w:rPr>
   </w:style>
   <w:style w:customStyle="1" w:styleId="Author" w:type="paragraph">
     <w:name w:val="Author"/>
+    <w:basedOn w:val="Title"/>
     <w:next w:val="BodyText"/>
     <w:qFormat/>
     <w:pPr>
       <w:keepNext/>
       <w:keepLines/>
-      <w:jc w:val="center"/>
     </w:pPr>
+    <w:rPr>
+      <w:sz w:val="24"/>
+      <w:szCs w:val="24"/>
+    </w:rPr>
   </w:style>
   <w:style w:styleId="Date" w:type="paragraph">
     <w:name w:val="Date"/>
+    <w:basedOn w:val="Title"/>
     <w:next w:val="BodyText"/>
     <w:qFormat/>
     <w:pPr>
       <w:keepNext/>
       <w:keepLines/>
-      <w:jc w:val="center"/>
     </w:pPr>
+    <w:rPr>
+      <w:sz w:val="24"/>
+      <w:szCs w:val="24"/>
+    </w:rPr>
   </w:style>
   <w:style w:customStyle="1" w:styleId="AbstractTitle" w:type="paragraph">
     <w:name w:val="Abstract Title"/>
@@ -7782,15 +7826,13 @@
     <w:pPr>
       <w:keepNext/>
       <w:keepLines/>
+      <w:spacing w:after="0" w:before="300"/>
       <w:jc w:val="center"/>
-      <w:spacing w:after="0" w:before="300"/>
     </w:pPr>
     <w:rPr>
+      <w:b/>
       <w:sz w:val="20"/>
       <w:szCs w:val="20"/>
-      <w:b/>
-      <w:color w:val="345A8A"/>
-      &gt;
     </w:rPr>
   </w:style>
   <w:style w:customStyle="1" w:styleId="Abstract" w:type="paragraph">
@@ -7817,191 +7859,326 @@
     <w:rPr/>
   </w:style>
   <w:style w:styleId="Heading1" w:type="paragraph">
-    <w:name w:val="Heading 1"/>
+    <w:name w:val="heading 1"/>
     <w:basedOn w:val="Normal"/>
     <w:next w:val="BodyText"/>
+    <w:link w:val="Heading1Char"/>
     <w:uiPriority w:val="9"/>
     <w:qFormat/>
+    <w:rsid w:val="00A10FD9"/>
     <w:pPr>
       <w:keepNext/>
       <w:keepLines/>
-      <w:spacing w:after="0" w:before="480"/>
+      <w:spacing w:after="120" w:before="240" w:line="276" w:lineRule="auto"/>
       <w:outlineLvl w:val="0"/>
     </w:pPr>
     <w:rPr>
+      <w:rFonts w:asciiTheme="majorHAnsi" w:cstheme="majorBidi" w:eastAsiaTheme="majorEastAsia" w:hAnsiTheme="majorHAnsi" w:ascii="Times New Roman" w:hAnsi="Times New Roman"/>
+      <w:b/>
+      <w:color w:val="000000"/>
+      <w:sz w:val="24"/>
+      <w:szCs w:val="40"/>
+    </w:rPr>
+  </w:style>
+  <w:style w:styleId="Heading2" w:type="paragraph">
+    <w:name w:val="heading 2"/>
+    <w:basedOn w:val="Normal"/>
+    <w:next w:val="BodyText"/>
+    <w:link w:val="Heading2Char"/>
+    <w:uiPriority w:val="9"/>
+    <w:semiHidden/>
+    <w:unhideWhenUsed/>
+    <w:qFormat/>
+    <w:rsid w:val="00A10FD9"/>
+    <w:pPr>
+      <w:keepNext/>
+      <w:keepLines/>
+      <w:spacing w:after="120" w:before="240" w:line="276" w:lineRule="auto"/>
+      <w:outlineLvl w:val="1"/>
+    </w:pPr>
+    <w:rPr>
+      <w:rFonts w:asciiTheme="majorHAnsi" w:cstheme="majorBidi" w:eastAsiaTheme="majorEastAsia" w:hAnsiTheme="majorHAnsi" w:ascii="Times New Roman" w:hAnsi="Times New Roman"/>
+      <w:b/>
+      <w:color w:val="000000"/>
+      <w:sz w:val="24"/>
+      <w:szCs w:val="32"/>
+    </w:rPr>
+  </w:style>
+  <w:style w:styleId="Heading3" w:type="paragraph">
+    <w:name w:val="heading 3"/>
+    <w:basedOn w:val="Normal"/>
+    <w:next w:val="BodyText"/>
+    <w:link w:val="Heading3Char"/>
+    <w:uiPriority w:val="9"/>
+    <w:semiHidden/>
+    <w:unhideWhenUsed/>
+    <w:qFormat/>
+    <w:rsid w:val="00A10FD9"/>
+    <w:pPr>
+      <w:keepNext/>
+      <w:keepLines/>
+      <w:spacing w:after="120" w:before="240" w:line="276" w:lineRule="auto"/>
+      <w:outlineLvl w:val="2"/>
+    </w:pPr>
+    <w:rPr>
+      <w:rFonts w:cstheme="majorBidi" w:eastAsiaTheme="majorEastAsia" w:ascii="Times New Roman" w:hAnsi="Times New Roman"/>
+      <w:b/>
+      <w:color w:val="000000"/>
+      <w:sz w:val="24"/>
+      <w:szCs w:val="28"/>
+    </w:rPr>
+  </w:style>
+  <w:style w:styleId="Heading4" w:type="paragraph">
+    <w:name w:val="heading 4"/>
+    <w:basedOn w:val="Normal"/>
+    <w:next w:val="BodyText"/>
+    <w:link w:val="Heading4Char"/>
+    <w:uiPriority w:val="9"/>
+    <w:semiHidden/>
+    <w:unhideWhenUsed/>
+    <w:qFormat/>
+    <w:rsid w:val="00A10FD9"/>
+    <w:pPr>
+      <w:keepNext/>
+      <w:keepLines/>
+      <w:spacing w:after="120" w:before="240" w:line="276" w:lineRule="auto"/>
+      <w:outlineLvl w:val="3"/>
+    </w:pPr>
+    <w:rPr>
+      <w:rFonts w:cstheme="majorBidi" w:eastAsiaTheme="majorEastAsia" w:ascii="Times New Roman" w:hAnsi="Times New Roman"/>
+      <w:b/>
+      <w:i/>
+      <w:iCs/>
+      <w:color w:val="000000"/>
+      <w:sz w:val="24"/>
+    </w:rPr>
+  </w:style>
+  <w:style w:styleId="Heading5" w:type="paragraph">
+    <w:name w:val="heading 5"/>
+    <w:basedOn w:val="Normal"/>
+    <w:next w:val="BodyText"/>
+    <w:link w:val="Heading5Char"/>
+    <w:uiPriority w:val="9"/>
+    <w:semiHidden/>
+    <w:unhideWhenUsed/>
+    <w:qFormat/>
+    <w:rsid w:val="00A10FD9"/>
+    <w:pPr>
+      <w:keepNext/>
+      <w:keepLines/>
+      <w:spacing w:after="40" w:before="80"/>
+      <w:outlineLvl w:val="4"/>
+    </w:pPr>
+    <w:rPr>
+      <w:rFonts w:cstheme="majorBidi" w:eastAsiaTheme="majorEastAsia"/>
+      <w:color w:themeColor="accent1" w:themeShade="BF" w:val="0F4761"/>
+    </w:rPr>
+  </w:style>
+  <w:style w:styleId="Heading6" w:type="paragraph">
+    <w:name w:val="heading 6"/>
+    <w:basedOn w:val="Normal"/>
+    <w:next w:val="BodyText"/>
+    <w:link w:val="Heading6Char"/>
+    <w:uiPriority w:val="9"/>
+    <w:semiHidden/>
+    <w:unhideWhenUsed/>
+    <w:qFormat/>
+    <w:rsid w:val="00A10FD9"/>
+    <w:pPr>
+      <w:keepNext/>
+      <w:keepLines/>
+      <w:spacing w:after="0" w:before="40"/>
+      <w:outlineLvl w:val="5"/>
+    </w:pPr>
+    <w:rPr>
+      <w:rFonts w:cstheme="majorBidi" w:eastAsiaTheme="majorEastAsia"/>
+      <w:i/>
+      <w:iCs/>
+      <w:color w:themeColor="text1" w:themeTint="A6" w:val="595959"/>
+    </w:rPr>
+  </w:style>
+  <w:style w:styleId="Heading7" w:type="paragraph">
+    <w:name w:val="heading 7"/>
+    <w:basedOn w:val="Normal"/>
+    <w:next w:val="BodyText"/>
+    <w:link w:val="Heading7Char"/>
+    <w:uiPriority w:val="9"/>
+    <w:semiHidden/>
+    <w:unhideWhenUsed/>
+    <w:qFormat/>
+    <w:rsid w:val="00A10FD9"/>
+    <w:pPr>
+      <w:keepNext/>
+      <w:keepLines/>
+      <w:spacing w:after="0" w:before="40"/>
+      <w:outlineLvl w:val="6"/>
+    </w:pPr>
+    <w:rPr>
+      <w:rFonts w:cstheme="majorBidi" w:eastAsiaTheme="majorEastAsia"/>
+      <w:color w:themeColor="text1" w:themeTint="A6" w:val="595959"/>
+    </w:rPr>
+  </w:style>
+  <w:style w:styleId="Heading8" w:type="paragraph">
+    <w:name w:val="heading 8"/>
+    <w:basedOn w:val="Normal"/>
+    <w:next w:val="BodyText"/>
+    <w:link w:val="Heading8Char"/>
+    <w:uiPriority w:val="9"/>
+    <w:semiHidden/>
+    <w:unhideWhenUsed/>
+    <w:qFormat/>
+    <w:rsid w:val="00A10FD9"/>
+    <w:pPr>
+      <w:keepNext/>
+      <w:keepLines/>
+      <w:spacing w:after="0"/>
+      <w:outlineLvl w:val="7"/>
+    </w:pPr>
+    <w:rPr>
+      <w:rFonts w:cstheme="majorBidi" w:eastAsiaTheme="majorEastAsia"/>
+      <w:i/>
+      <w:iCs/>
+      <w:color w:themeColor="text1" w:themeTint="D8" w:val="272727"/>
+    </w:rPr>
+  </w:style>
+  <w:style w:styleId="Heading9" w:type="paragraph">
+    <w:name w:val="heading 9"/>
+    <w:basedOn w:val="Normal"/>
+    <w:next w:val="BodyText"/>
+    <w:link w:val="Heading9Char"/>
+    <w:uiPriority w:val="9"/>
+    <w:semiHidden/>
+    <w:unhideWhenUsed/>
+    <w:qFormat/>
+    <w:rsid w:val="00A10FD9"/>
+    <w:pPr>
+      <w:keepNext/>
+      <w:keepLines/>
+      <w:spacing w:after="0"/>
+      <w:outlineLvl w:val="8"/>
+    </w:pPr>
+    <w:rPr>
+      <w:rFonts w:cstheme="majorBidi" w:eastAsiaTheme="majorEastAsia"/>
+      <w:color w:themeColor="text1" w:themeTint="D8" w:val="272727"/>
+    </w:rPr>
+  </w:style>
+  <w:style w:customStyle="1" w:styleId="Heading1Char" w:type="character">
+    <w:name w:val="Heading 1 Char"/>
+    <w:basedOn w:val="DefaultParagraphFont"/>
+    <w:link w:val="Heading1"/>
+    <w:uiPriority w:val="9"/>
+    <w:rsid w:val="00A10FD9"/>
+    <w:rPr>
       <w:rFonts w:asciiTheme="majorHAnsi" w:cstheme="majorBidi" w:eastAsiaTheme="majorEastAsia" w:hAnsiTheme="majorHAnsi"/>
-      <w:b/>
-      <w:bCs/>
-      <w:color w:themeColor="accent1" w:val="4F81BD"/>
+      <w:color w:themeColor="accent1" w:themeShade="BF" w:val="0F4761"/>
+      <w:sz w:val="40"/>
+      <w:szCs w:val="40"/>
+    </w:rPr>
+  </w:style>
+  <w:style w:customStyle="1" w:styleId="Heading2Char" w:type="character">
+    <w:name w:val="Heading 2 Char"/>
+    <w:basedOn w:val="DefaultParagraphFont"/>
+    <w:link w:val="Heading2"/>
+    <w:uiPriority w:val="9"/>
+    <w:semiHidden/>
+    <w:rsid w:val="00A10FD9"/>
+    <w:rPr>
+      <w:rFonts w:asciiTheme="majorHAnsi" w:cstheme="majorBidi" w:eastAsiaTheme="majorEastAsia" w:hAnsiTheme="majorHAnsi"/>
+      <w:color w:themeColor="accent1" w:themeShade="BF" w:val="0F4761"/>
       <w:sz w:val="32"/>
       <w:szCs w:val="32"/>
     </w:rPr>
   </w:style>
-  <w:style w:styleId="Heading2" w:type="paragraph">
-    <w:name w:val="Heading 2"/>
-    <w:basedOn w:val="Normal"/>
-    <w:next w:val="BodyText"/>
+  <w:style w:customStyle="1" w:styleId="Heading3Char" w:type="character">
+    <w:name w:val="Heading 3 Char"/>
+    <w:basedOn w:val="DefaultParagraphFont"/>
+    <w:link w:val="Heading3"/>
     <w:uiPriority w:val="9"/>
-    <w:unhideWhenUsed/>
-    <w:qFormat/>
-    <w:pPr>
-      <w:keepNext/>
-      <w:keepLines/>
-      <w:spacing w:after="0" w:before="200"/>
-      <w:outlineLvl w:val="1"/>
-    </w:pPr>
+    <w:semiHidden/>
+    <w:rsid w:val="00A10FD9"/>
     <w:rPr>
-      <w:rFonts w:asciiTheme="majorHAnsi" w:cstheme="majorBidi" w:eastAsiaTheme="majorEastAsia" w:hAnsiTheme="majorHAnsi"/>
-      <w:b/>
-      <w:bCs/>
-      <w:color w:themeColor="accent1" w:val="4F81BD"/>
+      <w:rFonts w:cstheme="majorBidi" w:eastAsiaTheme="majorEastAsia"/>
+      <w:color w:themeColor="accent1" w:themeShade="BF" w:val="0F4761"/>
       <w:sz w:val="28"/>
       <w:szCs w:val="28"/>
     </w:rPr>
   </w:style>
-  <w:style w:styleId="Heading3" w:type="paragraph">
-    <w:name w:val="Heading 3"/>
-    <w:basedOn w:val="Normal"/>
-    <w:next w:val="BodyText"/>
+  <w:style w:customStyle="1" w:styleId="Heading4Char" w:type="character">
+    <w:name w:val="Heading 4 Char"/>
+    <w:basedOn w:val="DefaultParagraphFont"/>
+    <w:link w:val="Heading4"/>
     <w:uiPriority w:val="9"/>
-    <w:unhideWhenUsed/>
-    <w:qFormat/>
-    <w:pPr>
-      <w:keepNext/>
-      <w:keepLines/>
-      <w:spacing w:after="0" w:before="200"/>
-      <w:outlineLvl w:val="2"/>
-    </w:pPr>
+    <w:semiHidden/>
+    <w:rsid w:val="00A10FD9"/>
     <w:rPr>
-      <w:rFonts w:asciiTheme="majorHAnsi" w:cstheme="majorBidi" w:eastAsiaTheme="majorEastAsia" w:hAnsiTheme="majorHAnsi"/>
-      <w:b/>
-      <w:bCs/>
-      <w:color w:themeColor="accent1" w:val="4F81BD"/>
-      <w:sz w:val="24"/>
-      <w:szCs w:val="24"/>
+      <w:rFonts w:cstheme="majorBidi" w:eastAsiaTheme="majorEastAsia"/>
+      <w:i/>
+      <w:iCs/>
+      <w:color w:themeColor="accent1" w:themeShade="BF" w:val="0F4761"/>
     </w:rPr>
   </w:style>
-  <w:style w:styleId="Heading4" w:type="paragraph">
-    <w:name w:val="Heading 4"/>
-    <w:basedOn w:val="Normal"/>
-    <w:next w:val="BodyText"/>
+  <w:style w:customStyle="1" w:styleId="Heading5Char" w:type="character">
+    <w:name w:val="Heading 5 Char"/>
+    <w:basedOn w:val="DefaultParagraphFont"/>
+    <w:link w:val="Heading5"/>
     <w:uiPriority w:val="9"/>
-    <w:unhideWhenUsed/>
-    <w:qFormat/>
-    <w:pPr>
-      <w:keepNext/>
-      <w:keepLines/>
-      <w:spacing w:after="0" w:before="200"/>
-      <w:outlineLvl w:val="3"/>
-    </w:pPr>
+    <w:semiHidden/>
+    <w:rsid w:val="00A10FD9"/>
     <w:rPr>
-      <w:rFonts w:asciiTheme="majorHAnsi" w:cstheme="majorBidi" w:eastAsiaTheme="majorEastAsia" w:hAnsiTheme="majorHAnsi"/>
-      <w:i/>
-      <w:bCs/>
-      <w:color w:themeColor="accent1" w:val="4F81BD"/>
-      <w:sz w:val="24"/>
-      <w:szCs w:val="24"/>
+      <w:rFonts w:cstheme="majorBidi" w:eastAsiaTheme="majorEastAsia"/>
+      <w:color w:themeColor="accent1" w:themeShade="BF" w:val="0F4761"/>
     </w:rPr>
   </w:style>
-  <w:style w:styleId="Heading5" w:type="paragraph">
-    <w:name w:val="Heading 5"/>
-    <w:basedOn w:val="Normal"/>
-    <w:next w:val="BodyText"/>
+  <w:style w:customStyle="1" w:styleId="Heading6Char" w:type="character">
+    <w:name w:val="Heading 6 Char"/>
+    <w:basedOn w:val="DefaultParagraphFont"/>
+    <w:link w:val="Heading6"/>
     <w:uiPriority w:val="9"/>
-    <w:unhideWhenUsed/>
-    <w:qFormat/>
-    <w:pPr>
-      <w:keepNext/>
-      <w:keepLines/>
-      <w:spacing w:after="0" w:before="200"/>
-      <w:outlineLvl w:val="4"/>
-    </w:pPr>
+    <w:semiHidden/>
+    <w:rsid w:val="00A10FD9"/>
     <w:rPr>
-      <w:rFonts w:asciiTheme="majorHAnsi" w:cstheme="majorBidi" w:eastAsiaTheme="majorEastAsia" w:hAnsiTheme="majorHAnsi"/>
+      <w:rFonts w:cstheme="majorBidi" w:eastAsiaTheme="majorEastAsia"/>
+      <w:i/>
       <w:iCs/>
-      <w:color w:themeColor="accent1" w:val="4F81BD"/>
-      <w:sz w:val="24"/>
-      <w:szCs w:val="24"/>
+      <w:color w:themeColor="text1" w:themeTint="A6" w:val="595959"/>
     </w:rPr>
   </w:style>
-  <w:style w:styleId="Heading6" w:type="paragraph">
-    <w:name w:val="Heading 6"/>
-    <w:basedOn w:val="Normal"/>
-    <w:next w:val="BodyText"/>
+  <w:style w:customStyle="1" w:styleId="Heading7Char" w:type="character">
+    <w:name w:val="Heading 7 Char"/>
+    <w:basedOn w:val="DefaultParagraphFont"/>
+    <w:link w:val="Heading7"/>
     <w:uiPriority w:val="9"/>
-    <w:unhideWhenUsed/>
-    <w:qFormat/>
-    <w:pPr>
-      <w:keepNext/>
-      <w:keepLines/>
-      <w:spacing w:after="0" w:before="200"/>
-      <w:outlineLvl w:val="5"/>
-    </w:pPr>
+    <w:semiHidden/>
+    <w:rsid w:val="00A10FD9"/>
     <w:rPr>
-      <w:rFonts w:asciiTheme="majorHAnsi" w:cstheme="majorBidi" w:eastAsiaTheme="majorEastAsia" w:hAnsiTheme="majorHAnsi"/>
-      <w:color w:themeColor="accent1" w:val="4F81BD"/>
-      <w:sz w:val="24"/>
-      <w:szCs w:val="24"/>
+      <w:rFonts w:cstheme="majorBidi" w:eastAsiaTheme="majorEastAsia"/>
+      <w:color w:themeColor="text1" w:themeTint="A6" w:val="595959"/>
     </w:rPr>
   </w:style>
-  <w:style w:styleId="Heading7" w:type="paragraph">
-    <w:name w:val="Heading 7"/>
-    <w:basedOn w:val="Normal"/>
-    <w:next w:val="BodyText"/>
+  <w:style w:customStyle="1" w:styleId="Heading8Char" w:type="character">
+    <w:name w:val="Heading 8 Char"/>
+    <w:basedOn w:val="DefaultParagraphFont"/>
+    <w:link w:val="Heading8"/>
     <w:uiPriority w:val="9"/>
-    <w:unhideWhenUsed/>
-    <w:qFormat/>
-    <w:pPr>
-      <w:keepNext/>
-      <w:keepLines/>
-      <w:spacing w:after="0" w:before="200"/>
-      <w:outlineLvl w:val="6"/>
-    </w:pPr>
+    <w:semiHidden/>
+    <w:rsid w:val="00A10FD9"/>
     <w:rPr>
-      <w:rFonts w:asciiTheme="majorHAnsi" w:cstheme="majorBidi" w:eastAsiaTheme="majorEastAsia" w:hAnsiTheme="majorHAnsi"/>
-      <w:color w:themeColor="accent1" w:val="4F81BD"/>
-      <w:sz w:val="24"/>
-      <w:szCs w:val="24"/>
+      <w:rFonts w:cstheme="majorBidi" w:eastAsiaTheme="majorEastAsia"/>
+      <w:i/>
+      <w:iCs/>
+      <w:color w:themeColor="text1" w:themeTint="D8" w:val="272727"/>
     </w:rPr>
   </w:style>
-  <w:style w:styleId="Heading8" w:type="paragraph">
-    <w:name w:val="Heading 8"/>
-    <w:basedOn w:val="Normal"/>
-    <w:next w:val="BodyText"/>
+  <w:style w:customStyle="1" w:styleId="Heading9Char" w:type="character">
+    <w:name w:val="Heading 9 Char"/>
+    <w:basedOn w:val="DefaultParagraphFont"/>
+    <w:link w:val="Heading9"/>
     <w:uiPriority w:val="9"/>
-    <w:unhideWhenUsed/>
-    <w:qFormat/>
-    <w:pPr>
-      <w:keepNext/>
-      <w:keepLines/>
-      <w:spacing w:after="0" w:before="200"/>
-      <w:outlineLvl w:val="7"/>
-    </w:pPr>
+    <w:semiHidden/>
+    <w:rsid w:val="00A10FD9"/>
     <w:rPr>
-      <w:rFonts w:asciiTheme="majorHAnsi" w:cstheme="majorBidi" w:eastAsiaTheme="majorEastAsia" w:hAnsiTheme="majorHAnsi"/>
-      <w:color w:themeColor="accent1" w:val="4F81BD"/>
-      <w:sz w:val="24"/>
-      <w:szCs w:val="24"/>
-    </w:rPr>
-  </w:style>
-  <w:style w:styleId="Heading9" w:type="paragraph">
-    <w:name w:val="Heading 9"/>
-    <w:basedOn w:val="Normal"/>
-    <w:next w:val="BodyText"/>
-    <w:uiPriority w:val="9"/>
-    <w:unhideWhenUsed/>
-    <w:qFormat/>
-    <w:pPr>
-      <w:keepNext/>
-      <w:keepLines/>
-      <w:spacing w:after="0" w:before="200"/>
-      <w:outlineLvl w:val="8"/>
-    </w:pPr>
-    <w:rPr>
-      <w:rFonts w:asciiTheme="majorHAnsi" w:cstheme="majorBidi" w:eastAsiaTheme="majorEastAsia" w:hAnsiTheme="majorHAnsi"/>
-      <w:color w:themeColor="accent1" w:val="4F81BD"/>
-      <w:sz w:val="24"/>
-      <w:szCs w:val="24"/>
+      <w:rFonts w:cstheme="majorBidi" w:eastAsiaTheme="majorEastAsia"/>
+      <w:color w:themeColor="text1" w:themeTint="D8" w:val="272727"/>
     </w:rPr>
   </w:style>
   <w:style w:styleId="BlockText" w:type="paragraph">
@@ -8023,6 +8200,18 @@
     <w:uiPriority w:val="9"/>
     <w:unhideWhenUsed/>
     <w:qFormat/>
+  </w:style>
+  <w:style w:styleId="FootnoteBlockText" w:type="paragraph">
+    <w:name w:val="Footnote Block Text"/>
+    <w:basedOn w:val="FootnoteText"/>
+    <w:next w:val="FootnoteText"/>
+    <w:uiPriority w:val="9"/>
+    <w:unhideWhenUsed/>
+    <w:qFormat/>
+    <w:pPr>
+      <w:spacing w:after="100" w:before="100"/>
+      <w:ind w:firstLine="0" w:left="480" w:right="480"/>
+    </w:pPr>
   </w:style>
   <w:style w:default="1" w:styleId="DefaultParagraphFont" w:type="character">
     <w:name w:val="Default Paragraph Font"/>
@@ -8052,18 +8241,11 @@
       </w:tblCellMar>
     </w:tblPr>
     <w:tblStylePr w:type="firstRow">
-      <w:tblPr>
-        <w:jc w:val="left"/>
-        <w:tblInd w:type="dxa" w:w="0"/>
-      </w:tblPr>
-      <w:trPr>
-        <w:jc w:val="left"/>
-      </w:trPr>
       <w:tcPr>
-        <w:vAlign w:val="bottom"/>
         <w:tcBorders>
           <w:bottom w:val="single"/>
         </w:tcBorders>
+        <w:vAlign w:val="bottom"/>
       </w:tcPr>
     </w:tblStylePr>
   </w:style>
@@ -8178,8 +8360,8 @@
     <w:name w:val="KeywordTok"/>
     <w:basedOn w:val="VerbatimChar"/>
     <w:rPr>
+      <w:b/>
       <w:color w:val="007020"/>
-      <w:b/>
     </w:rPr>
   </w:style>
   <w:style w:type="character" w:customStyle="1" w:styleId="DataTypeTok">
@@ -8256,42 +8438,42 @@
     <w:name w:val="ImportTok"/>
     <w:basedOn w:val="VerbatimChar"/>
     <w:rPr>
+      <w:b/>
       <w:color w:val="008000"/>
-      <w:b/>
     </w:rPr>
   </w:style>
   <w:style w:type="character" w:customStyle="1" w:styleId="CommentTok">
     <w:name w:val="CommentTok"/>
     <w:basedOn w:val="VerbatimChar"/>
     <w:rPr>
+      <w:i/>
       <w:color w:val="60a0b0"/>
-      <w:i/>
     </w:rPr>
   </w:style>
   <w:style w:type="character" w:customStyle="1" w:styleId="DocumentationTok">
     <w:name w:val="DocumentationTok"/>
     <w:basedOn w:val="VerbatimChar"/>
     <w:rPr>
+      <w:i/>
       <w:color w:val="ba2121"/>
-      <w:i/>
     </w:rPr>
   </w:style>
   <w:style w:type="character" w:customStyle="1" w:styleId="AnnotationTok">
     <w:name w:val="AnnotationTok"/>
     <w:basedOn w:val="VerbatimChar"/>
     <w:rPr>
-      <w:color w:val="60a0b0"/>
       <w:b/>
       <w:i/>
+      <w:color w:val="60a0b0"/>
     </w:rPr>
   </w:style>
   <w:style w:type="character" w:customStyle="1" w:styleId="CommentVarTok">
     <w:name w:val="CommentVarTok"/>
     <w:basedOn w:val="VerbatimChar"/>
     <w:rPr>
-      <w:color w:val="60a0b0"/>
       <w:b/>
       <w:i/>
+      <w:color w:val="60a0b0"/>
     </w:rPr>
   </w:style>
   <w:style w:type="character" w:customStyle="1" w:styleId="OtherTok">
@@ -8319,8 +8501,8 @@
     <w:name w:val="ControlFlowTok"/>
     <w:basedOn w:val="VerbatimChar"/>
     <w:rPr>
+      <w:b/>
       <w:color w:val="007020"/>
-      <w:b/>
     </w:rPr>
   </w:style>
   <w:style w:type="character" w:customStyle="1" w:styleId="OperatorTok">
@@ -8365,34 +8547,34 @@
     <w:name w:val="InformationTok"/>
     <w:basedOn w:val="VerbatimChar"/>
     <w:rPr>
-      <w:color w:val="60a0b0"/>
       <w:b/>
       <w:i/>
+      <w:color w:val="60a0b0"/>
     </w:rPr>
   </w:style>
   <w:style w:type="character" w:customStyle="1" w:styleId="WarningTok">
     <w:name w:val="WarningTok"/>
     <w:basedOn w:val="VerbatimChar"/>
     <w:rPr>
-      <w:color w:val="60a0b0"/>
       <w:b/>
       <w:i/>
+      <w:color w:val="60a0b0"/>
     </w:rPr>
   </w:style>
   <w:style w:type="character" w:customStyle="1" w:styleId="AlertTok">
     <w:name w:val="AlertTok"/>
     <w:basedOn w:val="VerbatimChar"/>
     <w:rPr>
+      <w:b/>
       <w:color w:val="ff0000"/>
-      <w:b/>
     </w:rPr>
   </w:style>
   <w:style w:type="character" w:customStyle="1" w:styleId="ErrorTok">
     <w:name w:val="ErrorTok"/>
     <w:basedOn w:val="VerbatimChar"/>
     <w:rPr>
+      <w:b/>
       <w:color w:val="ff0000"/>
-      <w:b/>
     </w:rPr>
   </w:style>
   <w:style w:type="character" w:customStyle="1" w:styleId="NormalTok">
@@ -8414,44 +8596,44 @@
         <a:sysClr val="window" lastClr="FFFFFF"/>
       </a:lt1>
       <a:dk2>
-        <a:srgbClr val="1F497D"/>
+        <a:srgbClr val="0E2841"/>
       </a:dk2>
       <a:lt2>
-        <a:srgbClr val="EEECE1"/>
+        <a:srgbClr val="E8E8E8"/>
       </a:lt2>
       <a:accent1>
-        <a:srgbClr val="4F81BD"/>
+        <a:srgbClr val="156082"/>
       </a:accent1>
       <a:accent2>
-        <a:srgbClr val="C0504D"/>
+        <a:srgbClr val="E97132"/>
       </a:accent2>
       <a:accent3>
-        <a:srgbClr val="9BBB59"/>
+        <a:srgbClr val="196B24"/>
       </a:accent3>
       <a:accent4>
-        <a:srgbClr val="8064A2"/>
+        <a:srgbClr val="0F9ED5"/>
       </a:accent4>
       <a:accent5>
-        <a:srgbClr val="4BACC6"/>
+        <a:srgbClr val="A02B93"/>
       </a:accent5>
       <a:accent6>
-        <a:srgbClr val="F79646"/>
+        <a:srgbClr val="4EA72E"/>
       </a:accent6>
       <a:hlink>
-        <a:srgbClr val="0000FF"/>
+        <a:srgbClr val="467886"/>
       </a:hlink>
       <a:folHlink>
-        <a:srgbClr val="800080"/>
+        <a:srgbClr val="96607D"/>
       </a:folHlink>
     </a:clrScheme>
     <a:fontScheme name="Office">
       <a:majorFont>
-        <a:latin typeface="Calibri"/>
+        <a:latin typeface="Aptos Display" panose="02110004020202020204"/>
         <a:ea typeface=""/>
         <a:cs typeface=""/>
-        <a:font script="Jpan" typeface="ＭＳ ゴシック"/>
+        <a:font script="Jpan" typeface="游ゴシック Light"/>
         <a:font script="Hang" typeface="맑은 고딕"/>
-        <a:font script="Hans" typeface="宋体"/>
+        <a:font script="Hans" typeface="等线 Light"/>
         <a:font script="Hant" typeface="新細明體"/>
         <a:font script="Arab" typeface="Times New Roman"/>
         <a:font script="Hebr" typeface="Times New Roman"/>
@@ -8478,14 +8660,32 @@
         <a:font script="Mong" typeface="Mongolian Baiti"/>
         <a:font script="Viet" typeface="Times New Roman"/>
         <a:font script="Uigh" typeface="Microsoft Uighur"/>
+        <a:font script="Geor" typeface="Sylfaen"/>
+        <a:font script="Armn" typeface="Arial"/>
+        <a:font script="Bugi" typeface="Leelawadee UI"/>
+        <a:font script="Bopo" typeface="Microsoft JhengHei"/>
+        <a:font script="Java" typeface="Javanese Text"/>
+        <a:font script="Lisu" typeface="Segoe UI"/>
+        <a:font script="Mymr" typeface="Myanmar Text"/>
+        <a:font script="Nkoo" typeface="Ebrima"/>
+        <a:font script="Olck" typeface="Nirmala UI"/>
+        <a:font script="Osma" typeface="Ebrima"/>
+        <a:font script="Phag" typeface="Phagspa"/>
+        <a:font script="Syrn" typeface="Estrangelo Edessa"/>
+        <a:font script="Syrj" typeface="Estrangelo Edessa"/>
+        <a:font script="Syre" typeface="Estrangelo Edessa"/>
+        <a:font script="Sora" typeface="Nirmala UI"/>
+        <a:font script="Tale" typeface="Microsoft Tai Le"/>
+        <a:font script="Talu" typeface="Microsoft New Tai Lue"/>
+        <a:font script="Tfng" typeface="Ebrima"/>
       </a:majorFont>
       <a:minorFont>
-        <a:latin typeface="Cambria"/>
+        <a:latin typeface="Aptos" panose="02110004020202020204"/>
         <a:ea typeface=""/>
         <a:cs typeface=""/>
-        <a:font script="Jpan" typeface="ＭＳ 明朝"/>
+        <a:font script="Jpan" typeface="游明朝"/>
         <a:font script="Hang" typeface="맑은 고딕"/>
-        <a:font script="Hans" typeface="宋体"/>
+        <a:font script="Hans" typeface="等线"/>
         <a:font script="Hant" typeface="新細明體"/>
         <a:font script="Arab" typeface="Arial"/>
         <a:font script="Hebr" typeface="Arial"/>
@@ -8512,6 +8712,24 @@
         <a:font script="Mong" typeface="Mongolian Baiti"/>
         <a:font script="Viet" typeface="Arial"/>
         <a:font script="Uigh" typeface="Microsoft Uighur"/>
+        <a:font script="Geor" typeface="Sylfaen"/>
+        <a:font script="Armn" typeface="Arial"/>
+        <a:font script="Bugi" typeface="Leelawadee UI"/>
+        <a:font script="Bopo" typeface="Microsoft JhengHei"/>
+        <a:font script="Java" typeface="Javanese Text"/>
+        <a:font script="Lisu" typeface="Segoe UI"/>
+        <a:font script="Mymr" typeface="Myanmar Text"/>
+        <a:font script="Nkoo" typeface="Ebrima"/>
+        <a:font script="Olck" typeface="Nirmala UI"/>
+        <a:font script="Osma" typeface="Ebrima"/>
+        <a:font script="Phag" typeface="Phagspa"/>
+        <a:font script="Syrn" typeface="Estrangelo Edessa"/>
+        <a:font script="Syrj" typeface="Estrangelo Edessa"/>
+        <a:font script="Syre" typeface="Estrangelo Edessa"/>
+        <a:font script="Sora" typeface="Nirmala UI"/>
+        <a:font script="Tale" typeface="Microsoft Tai Le"/>
+        <a:font script="Talu" typeface="Microsoft New Tai Lue"/>
+        <a:font script="Tfng" typeface="Ebrima"/>
       </a:minorFont>
     </a:fontScheme>
     <a:fmtScheme name="Office">
@@ -8523,200 +8741,141 @@
           <a:gsLst>
             <a:gs pos="0">
               <a:schemeClr val="phClr">
-                <a:tint val="50000"/>
-                <a:satMod val="300000"/>
+                <a:lumMod val="110000"/>
+                <a:satMod val="105000"/>
+                <a:tint val="67000"/>
               </a:schemeClr>
             </a:gs>
-            <a:gs pos="35000">
+            <a:gs pos="50000">
               <a:schemeClr val="phClr">
-                <a:tint val="37000"/>
-                <a:satMod val="300000"/>
+                <a:lumMod val="105000"/>
+                <a:satMod val="103000"/>
+                <a:tint val="73000"/>
               </a:schemeClr>
             </a:gs>
             <a:gs pos="100000">
               <a:schemeClr val="phClr">
-                <a:tint val="15000"/>
-                <a:satMod val="350000"/>
+                <a:lumMod val="105000"/>
+                <a:satMod val="109000"/>
+                <a:tint val="81000"/>
               </a:schemeClr>
             </a:gs>
           </a:gsLst>
-          <a:lin ang="16200000" scaled="1"/>
+          <a:lin ang="5400000" scaled="0"/>
         </a:gradFill>
         <a:gradFill rotWithShape="1">
           <a:gsLst>
             <a:gs pos="0">
               <a:schemeClr val="phClr">
-                <a:tint val="100000"/>
+                <a:satMod val="103000"/>
+                <a:lumMod val="102000"/>
+                <a:tint val="94000"/>
+              </a:schemeClr>
+            </a:gs>
+            <a:gs pos="50000">
+              <a:schemeClr val="phClr">
+                <a:satMod val="110000"/>
+                <a:lumMod val="100000"/>
                 <a:shade val="100000"/>
-                <a:satMod val="130000"/>
               </a:schemeClr>
             </a:gs>
             <a:gs pos="100000">
               <a:schemeClr val="phClr">
-                <a:tint val="50000"/>
-                <a:shade val="100000"/>
-                <a:satMod val="350000"/>
+                <a:lumMod val="99000"/>
+                <a:satMod val="120000"/>
+                <a:shade val="78000"/>
               </a:schemeClr>
             </a:gs>
           </a:gsLst>
-          <a:lin ang="16200000" scaled="0"/>
+          <a:lin ang="5400000" scaled="0"/>
         </a:gradFill>
       </a:fillStyleLst>
       <a:lnStyleLst>
-        <a:ln w="9525" cap="flat" cmpd="sng" algn="ctr">
-          <a:solidFill>
-            <a:schemeClr val="phClr">
-              <a:shade val="95000"/>
-              <a:satMod val="105000"/>
-            </a:schemeClr>
-          </a:solidFill>
-          <a:prstDash val="solid"/>
-        </a:ln>
-        <a:ln w="25400" cap="flat" cmpd="sng" algn="ctr">
+        <a:ln w="6350" cap="flat" cmpd="sng" algn="ctr">
           <a:solidFill>
             <a:schemeClr val="phClr"/>
           </a:solidFill>
           <a:prstDash val="solid"/>
+          <a:miter lim="800000"/>
         </a:ln>
-        <a:ln w="38100" cap="flat" cmpd="sng" algn="ctr">
+        <a:ln w="12700" cap="flat" cmpd="sng" algn="ctr">
           <a:solidFill>
             <a:schemeClr val="phClr"/>
           </a:solidFill>
           <a:prstDash val="solid"/>
+          <a:miter lim="800000"/>
+        </a:ln>
+        <a:ln w="19050" cap="flat" cmpd="sng" algn="ctr">
+          <a:solidFill>
+            <a:schemeClr val="phClr"/>
+          </a:solidFill>
+          <a:prstDash val="solid"/>
+          <a:miter lim="800000"/>
         </a:ln>
       </a:lnStyleLst>
       <a:effectStyleLst>
         <a:effectStyle>
+          <a:effectLst/>
+        </a:effectStyle>
+        <a:effectStyle>
+          <a:effectLst/>
+        </a:effectStyle>
+        <a:effectStyle>
           <a:effectLst>
-            <a:outerShdw blurRad="40000" dist="20000" dir="5400000" rotWithShape="0">
+            <a:outerShdw blurRad="57150" dist="19050" dir="5400000" algn="ctr" rotWithShape="0">
               <a:srgbClr val="000000">
-                <a:alpha val="38000"/>
+                <a:alpha val="63000"/>
               </a:srgbClr>
             </a:outerShdw>
           </a:effectLst>
-        </a:effectStyle>
-        <a:effectStyle>
-          <a:effectLst>
-            <a:outerShdw blurRad="40000" dist="23000" dir="5400000" rotWithShape="0">
-              <a:srgbClr val="000000">
-                <a:alpha val="35000"/>
-              </a:srgbClr>
-            </a:outerShdw>
-          </a:effectLst>
-        </a:effectStyle>
-        <a:effectStyle>
-          <a:effectLst>
-            <a:outerShdw blurRad="40000" dist="23000" dir="5400000" rotWithShape="0">
-              <a:srgbClr val="000000">
-                <a:alpha val="35000"/>
-              </a:srgbClr>
-            </a:outerShdw>
-          </a:effectLst>
-          <a:scene3d>
-            <a:camera prst="orthographicFront">
-              <a:rot lat="0" lon="0" rev="0"/>
-            </a:camera>
-            <a:lightRig rig="threePt" dir="t">
-              <a:rot lat="0" lon="0" rev="1200000"/>
-            </a:lightRig>
-          </a:scene3d>
-          <a:sp3d>
-            <a:bevelT w="63500" h="25400"/>
-          </a:sp3d>
         </a:effectStyle>
       </a:effectStyleLst>
       <a:bgFillStyleLst>
         <a:solidFill>
           <a:schemeClr val="phClr"/>
         </a:solidFill>
+        <a:solidFill>
+          <a:schemeClr val="phClr">
+            <a:tint val="95000"/>
+            <a:satMod val="170000"/>
+          </a:schemeClr>
+        </a:solidFill>
         <a:gradFill rotWithShape="1">
           <a:gsLst>
             <a:gs pos="0">
               <a:schemeClr val="phClr">
-                <a:tint val="40000"/>
-                <a:satMod val="350000"/>
+                <a:tint val="93000"/>
+                <a:satMod val="150000"/>
+                <a:shade val="98000"/>
+                <a:lumMod val="102000"/>
               </a:schemeClr>
             </a:gs>
-            <a:gs pos="40000">
+            <a:gs pos="50000">
               <a:schemeClr val="phClr">
-                <a:tint val="45000"/>
-                <a:shade val="99000"/>
-                <a:satMod val="350000"/>
+                <a:tint val="98000"/>
+                <a:satMod val="130000"/>
+                <a:shade val="90000"/>
+                <a:lumMod val="103000"/>
               </a:schemeClr>
             </a:gs>
             <a:gs pos="100000">
               <a:schemeClr val="phClr">
-                <a:shade val="20000"/>
-                <a:satMod val="255000"/>
+                <a:shade val="63000"/>
+                <a:satMod val="120000"/>
               </a:schemeClr>
             </a:gs>
           </a:gsLst>
-          <a:path path="circle">
-            <a:fillToRect l="50000" t="-80000" r="50000" b="180000"/>
-          </a:path>
-        </a:gradFill>
-        <a:gradFill rotWithShape="1">
-          <a:gsLst>
-            <a:gs pos="0">
-              <a:schemeClr val="phClr">
-                <a:tint val="80000"/>
-                <a:satMod val="300000"/>
-              </a:schemeClr>
-            </a:gs>
-            <a:gs pos="100000">
-              <a:schemeClr val="phClr">
-                <a:shade val="30000"/>
-                <a:satMod val="200000"/>
-              </a:schemeClr>
-            </a:gs>
-          </a:gsLst>
-          <a:path path="circle">
-            <a:fillToRect l="50000" t="50000" r="50000" b="50000"/>
-          </a:path>
+          <a:lin ang="5400000" scaled="0"/>
         </a:gradFill>
       </a:bgFillStyleLst>
     </a:fmtScheme>
   </a:themeElements>
-  <a:objectDefaults>
-    <a:spDef>
-      <a:spPr/>
-      <a:bodyPr/>
-      <a:lstStyle/>
-      <a:style>
-        <a:lnRef idx="1">
-          <a:schemeClr val="accent1"/>
-        </a:lnRef>
-        <a:fillRef idx="3">
-          <a:schemeClr val="accent1"/>
-        </a:fillRef>
-        <a:effectRef idx="2">
-          <a:schemeClr val="accent1"/>
-        </a:effectRef>
-        <a:fontRef idx="minor">
-          <a:schemeClr val="lt1"/>
-        </a:fontRef>
-      </a:style>
-    </a:spDef>
-    <a:lnDef>
-      <a:spPr/>
-      <a:bodyPr/>
-      <a:lstStyle/>
-      <a:style>
-        <a:lnRef idx="2">
-          <a:schemeClr val="accent1"/>
-        </a:lnRef>
-        <a:fillRef idx="0">
-          <a:schemeClr val="accent1"/>
-        </a:fillRef>
-        <a:effectRef idx="1">
-          <a:schemeClr val="accent1"/>
-        </a:effectRef>
-        <a:fontRef idx="minor">
-          <a:schemeClr val="tx1"/>
-        </a:fontRef>
-      </a:style>
-    </a:lnDef>
-  </a:objectDefaults>
+  <a:objectDefaults/>
   <a:extraClrSchemeLst/>
+  <a:extLst>
+    <a:ext uri="{05A4C25C-085E-4340-85A3-A5531E510DB2}">
+      <thm15:themeFamily xmlns:thm15="http://schemas.microsoft.com/office/thememl/2012/main" name="Office Theme" id="{2E142A2C-CD16-42D6-873A-C26D2A0506FA}" vid="{1BDDFF52-6CD6-40A5-AB3C-68EB2F1E4D0A}"/>
+    </a:ext>
+  </a:extLst>
 </a:theme>
 </file>
--- a/submission/candidate_20260911_review/MANUSCRIPT_Submission.docx
+++ b/submission/candidate_20260911_review/MANUSCRIPT_Submission.docx
@@ -21,7 +21,7 @@
         <w:t xml:space="preserve">TSHR and IGF1R genetics in Graves disease</w:t>
       </w:r>
     </w:p>
-    <w:bookmarkStart w:id="26" w:name="X170644179862b888655a49e077d6639ab7a50ca"/>
+    <w:bookmarkStart w:id="28" w:name="X170644179862b888655a49e077d6639ab7a50ca"/>
     <w:p>
       <w:pPr>
         <w:pStyle w:val="Title"/>
@@ -903,7 +903,7 @@
         <w:widowControl/>
       </w:pPr>
       <w:r>
-        <w:t xml:space="preserve">Of 2,544 genes with selected instruments, 2,234 had estimable MR results in BBJ; the corresponding numbers were 2,505 in UKB and 2,480 in FinnGen. Thirteen genes met the BBJ multiple-testing threshold (Table 3; Figure 1). These included</w:t>
+        <w:t xml:space="preserve">Of 2,544 genes with selected instruments, 2,234 had estimable MR results in BBJ; the corresponding numbers were 2,505 in UKB and 2,480 in FinnGen. Thirteen genes met the BBJ multiple-testing threshold: seven were associated with lower odds and six with higher odds of disease (Table 3; Figure 1). The 310 genes without estimable BBJ results were not classified as negative findings. The genomic distribution shows both the MHC cluster and signals outside that region; each plotted point represents a gene-level MR result, not a single-SNP GWAS association. The discovery genes included</w:t>
       </w:r>
       <w:r>
         <w:t xml:space="preserve"> </w:t>
@@ -929,7 +929,7 @@
         <w:t xml:space="preserve">CTLA4</w:t>
       </w:r>
       <w:r>
-        <w:t xml:space="preserve">, five genes in the major histocompatibility complex (MHC), and six additional candidates. The three biologically selected genes are compared in Table 2 and Figure 2.</w:t>
+        <w:t xml:space="preserve">, five genes in the major histocompatibility complex (MHC), and six additional candidates. The three biologically selected genes are compared in Table 2 and Figure 2, which aligns effect estimates with the corresponding shared-variant evidence.</w:t>
       </w:r>
     </w:p>
     <w:bookmarkEnd w:id="15"/>
@@ -1022,7 +1022,7 @@
         <w:widowControl/>
       </w:pPr>
       <w:r>
-        <w:t xml:space="preserve">Expression and disease showed strong shared-variant support in BBJ and FinnGen, with probabilities of 0.951 and 0.986, respectively. The leading variant was rs179252 in both. UKB did not show the same support (0.226), despite a strong MR association. There the posterior favoured distinct causal variants (PP.H3 = 0.774), so the expression and disease signals were more consistent with two linked variants than with one shared variant. Thus, a highly significant MR result alone did not establish a shared genetic signal in every outcome.</w:t>
+        <w:t xml:space="preserve">Expression and disease showed strong shared-variant support in BBJ and FinnGen, with probabilities of 0.951 and 0.986, respectively. The leading variant was rs179252 in both. UKB did not show the same support (0.226), despite a strong MR association. There the posterior favoured distinct causal variants (PP.H3 = 0.774), so the expression and disease signals were more consistent with two linked variants than with one shared variant. Thus, a highly significant MR result alone did not establish a shared genetic signal in every outcome. The contrast is visible in Figure 2: the MR estimates all favoured lower odds, whereas the UKB posterior favoured distinct expression and disease variants. This discordance was not resolved by substituting cohort allele frequencies.</w:t>
       </w:r>
     </w:p>
     <w:bookmarkEnd w:id="16"/>
@@ -1115,7 +1115,7 @@
         <w:widowControl/>
       </w:pPr>
       <w:r>
-        <w:t xml:space="preserve">Shared-variant support was below 0.80 in all three outcomes (BBJ 0.073, UKB 0.404 and FinnGen 0.032). The UKB posterior was divided between an expression-only signal (PP.H2 = 0.400) and a shared variant (PP.H4 = 0.404), with little support for distinct variants (PP.H3 = 0.196), and should be regarded as unresolved rather than negative. Alternative MR estimators agreed in direction but differed in statistical significance (Table S1). Taken together, these results provide weaker genetic support for</w:t>
+        <w:t xml:space="preserve">Shared-variant support was below 0.80 in all three outcomes (BBJ 0.073, UKB 0.404 and FinnGen 0.032). The UKB posterior was divided between an expression-only signal (PP.H2 = 0.400) and a shared variant (PP.H4 = 0.404), with little support for distinct variants (PP.H3 = 0.196), and should be regarded as unresolved rather than negative. Alternative MR estimators agreed in direction but differed in statistical significance (Table S1). Weighted-median estimates were nominally significant in BBJ and UKB, whereas weighted-mode estimates were not; neither provided nominal support in FinnGen. These methods used the same limited instrument sets and therefore do not constitute independent replication. Taken together, these results provide weaker genetic support for</w:t>
       </w:r>
       <w:r>
         <w:t xml:space="preserve"> </w:t>
@@ -1215,7 +1215,10 @@
         <w:t xml:space="preserve"> </w:t>
       </w:r>
       <w:r>
-        <w:t xml:space="preserve">= 5.45×10⁻¹⁵), UKB (</w:t>
+        <w:t xml:space="preserve">= 5.45×10⁻¹⁵), UKB (OR 0.21, 95% CI 0.08–0.57;</w:t>
+      </w:r>
+      <w:r>
+        <w:t xml:space="preserve"> </w:t>
       </w:r>
       <w:r>
         <w:rPr>
@@ -1228,7 +1231,10 @@
         <w:t xml:space="preserve"> </w:t>
       </w:r>
       <w:r>
-        <w:t xml:space="preserve">= 0.0022) and FinnGen (</w:t>
+        <w:t xml:space="preserve">= 0.0022) and FinnGen (OR 0.17, 95% CI 0.04–0.68;</w:t>
+      </w:r>
+      <w:r>
+        <w:t xml:space="preserve"> </w:t>
       </w:r>
       <w:r>
         <w:rPr>
@@ -1241,7 +1247,7 @@
         <w:t xml:space="preserve"> </w:t>
       </w:r>
       <w:r>
-        <w:t xml:space="preserve">= 0.0118). Shared-variant support was strong in UKB and FinnGen, but not BBJ (Table 2). The screen therefore recovered a known autoimmune association, while</w:t>
+        <w:t xml:space="preserve">= 0.0118). Shared-variant support was strong in UKB and FinnGen (0.953 and 0.978), but not BBJ (0.201), where the posterior favoured distinct variants (PP.H3 = 0.799; Figure 2). The screen therefore recovered a known autoimmune association, while</w:t>
       </w:r>
       <w:r>
         <w:t xml:space="preserve"> </w:t>
@@ -1298,7 +1304,7 @@
         <w:t xml:space="preserve"> </w:t>
       </w:r>
       <w:r>
-        <w:t xml:space="preserve">had strong support in BBJ only.</w:t>
+        <w:t xml:space="preserve">had strong support in BBJ only (0.994 and 0.989); the corresponding FinnGen probabilities were 0.017 and 0.020 (Figure 3A).</w:t>
       </w:r>
       <w:r>
         <w:t xml:space="preserve"> </w:t>
@@ -1327,7 +1333,23 @@
         <w:t xml:space="preserve"> </w:t>
       </w:r>
       <w:r>
-        <w:t xml:space="preserve">= 0.0056); the absence of colocalization in that outcome was not an absence of association. The three neighbouring chromosome 16p11.2 hits were consistent with one regional signal rather than three independent findings. All 13 discovery estimates and their classification are shown in Table 3; full comparisons are in Supplementary Data 2–3.</w:t>
+        <w:t xml:space="preserve">= 0.0056); the absence of colocalization in that outcome was not an absence of association. The three neighbouring chromosome 16p11.2 hits were consistent with one regional signal rather than three independent findings. Their BBJ shared-variant probabilities were below 0.80, and none gained strong support in UKB or FinnGen.</w:t>
+      </w:r>
+      <w:r>
+        <w:t xml:space="preserve"> </w:t>
+      </w:r>
+      <w:r>
+        <w:rPr>
+          <w:i/>
+          <w:iCs/>
+        </w:rPr>
+        <w:t xml:space="preserve">MAPKAPK5</w:t>
+      </w:r>
+      <w:r>
+        <w:t xml:space="preserve"> </w:t>
+      </w:r>
+      <w:r>
+        <w:t xml:space="preserve">also failed the shared-variant criterion despite passing the MR discovery threshold. Thus, the absence of an additional qualifying candidate resulted from examining the combined evidence, rather than from an absence of significant MR associations. All 13 discovery estimates and their classification are shown in Table 3; full comparisons are in Supplementary Data 2–3.</w:t>
       </w:r>
     </w:p>
     <w:bookmarkEnd w:id="18"/>
@@ -1405,7 +1427,23 @@
         <w:t xml:space="preserve"> </w:t>
       </w:r>
       <w:r>
-        <w:t xml:space="preserve">support in BBJ fell from 0.951 to 0.661, while FinnGen remained above threshold (Table S2).</w:t>
+        <w:t xml:space="preserve">support in BBJ fell from 0.951 to 0.661, while FinnGen remained above threshold (Figure 3B; Table S2). This distinguished stability to the frequency substitution from sensitivity to the assumed prior: the former preserved classifications, while the latter changed the interpretation of the BBJ</w:t>
+      </w:r>
+      <w:r>
+        <w:t xml:space="preserve"> </w:t>
+      </w:r>
+      <w:r>
+        <w:rPr>
+          <w:i/>
+          <w:iCs/>
+        </w:rPr>
+        <w:t xml:space="preserve">TSHR</w:t>
+      </w:r>
+      <w:r>
+        <w:t xml:space="preserve"> </w:t>
+      </w:r>
+      <w:r>
+        <w:t xml:space="preserve">signal.</w:t>
       </w:r>
     </w:p>
     <w:p>
@@ -1414,55 +1452,7 @@
         <w:widowControl/>
       </w:pPr>
       <w:r>
-        <w:t xml:space="preserve">The screen had limited ability to detect smaller associations. At 80% power, only 14.6% of estimable BBJ genes could detect an OR of 1.5 at the discovery threshold; this decreased to 12.5% with cohort frequencies. The corresponding proportions for an OR of 2.0 were 35.6% and 34.2% (Table S4). At 80% power, the approximate minimum detectable absolute log-ORs were 1.39 for</w:t>
-      </w:r>
-      <w:r>
-        <w:t xml:space="preserve"> </w:t>
-      </w:r>
-      <w:r>
-        <w:rPr>
-          <w:i/>
-          <w:iCs/>
-        </w:rPr>
-        <w:t xml:space="preserve">TSHR</w:t>
-      </w:r>
-      <w:r>
-        <w:t xml:space="preserve"> </w:t>
-      </w:r>
-      <w:r>
-        <w:t xml:space="preserve">and 0.99 for</w:t>
-      </w:r>
-      <w:r>
-        <w:t xml:space="preserve"> </w:t>
-      </w:r>
-      <w:r>
-        <w:rPr>
-          <w:i/>
-          <w:iCs/>
-        </w:rPr>
-        <w:t xml:space="preserve">IGF1R</w:t>
-      </w:r>
-      <w:r>
-        <w:t xml:space="preserve"> </w:t>
-      </w:r>
-      <w:r>
-        <w:t xml:space="preserve">in BBJ (α = 0.05/2,544), and 0.33 and 0.72 for</w:t>
-      </w:r>
-      <w:r>
-        <w:t xml:space="preserve"> </w:t>
-      </w:r>
-      <w:r>
-        <w:rPr>
-          <w:i/>
-          <w:iCs/>
-        </w:rPr>
-        <w:t xml:space="preserve">IGF1R</w:t>
-      </w:r>
-      <w:r>
-        <w:t xml:space="preserve"> </w:t>
-      </w:r>
-      <w:r>
-        <w:t xml:space="preserve">in UKB and FinnGen, respectively (α = 0.05). These standard-error-based benchmarks describe precision; comparing them with observed effects cannot distinguish an absent effect from limited power. The ORs, 95% CIs and</w:t>
+        <w:t xml:space="preserve">The screen had limited ability to detect smaller associations. At 80% power, only 14.6% of estimable BBJ genes could detect an OR of 1.5 at the discovery threshold; this decreased to 12.5% with cohort frequencies. The corresponding proportions for an OR of 2.0 were 35.6% and 34.2% (Table S4). Gene-specific detection benchmarks are provided in Supplementary Methods. They describe precision and cannot distinguish an absent effect from limited power; the ORs, 95% CIs and</w:t>
       </w:r>
       <w:r>
         <w:t xml:space="preserve"> </w:t>
@@ -1483,7 +1473,7 @@
     </w:p>
     <w:bookmarkEnd w:id="19"/>
     <w:bookmarkEnd w:id="20"/>
-    <w:bookmarkStart w:id="21" w:name="discussion"/>
+    <w:bookmarkStart w:id="23" w:name="discussion"/>
     <w:p>
       <w:pPr>
         <w:pStyle w:val="Heading2"/>
@@ -1547,7 +1537,7 @@
         <w:t xml:space="preserve"> </w:t>
       </w:r>
       <w:r>
-        <w:t xml:space="preserve">showed direction-consistent MR associations across all three datasets and shared expression–disease signals in BBJ GD and FinnGen Graves ophthalmopathy under the primary priors, although the BBJ result did not hold under the most conservative prior.</w:t>
+        <w:t xml:space="preserve">showed direction-consistent MR associations across all three datasets and shared expression–disease signals in BBJ GD and FinnGen Graves ophthalmopathy under the primary priors.</w:t>
       </w:r>
       <w:r>
         <w:t xml:space="preserve"> </w:t>
@@ -1563,7 +1553,7 @@
         <w:t xml:space="preserve"> </w:t>
       </w:r>
       <w:r>
-        <w:t xml:space="preserve">showed nominal associations in BBJ and UKB, but its shared-variant evidence remained unresolved. No additional candidate passed the combined BBJ and FinnGen criterion. Cohort-frequency sensitivity analyses preserved these findings while changing some effect sizes and detection thresholds.</w:t>
+        <w:t xml:space="preserve">showed nominal associations in BBJ and UKB, but the shared-variant evidence was unresolved. No additional candidate passed the combined BBJ and FinnGen criterion. The comparison is therefore informative about the pattern and strength of genetic evidence, rather than a ranking of expected drug efficacy. Figures 1–3 make the screening results, the association–colocalization differences and the prior dependence visible together.</w:t>
       </w:r>
     </w:p>
     <w:p>
@@ -1572,7 +1562,7 @@
         <w:widowControl/>
       </w:pPr>
       <w:r>
-        <w:t xml:space="preserve">For clinicians, the main implication concerns interpretation rather than treatment selection. The established efficacy of IGF-1R blockade in TED [3] does not require</w:t>
+        <w:t xml:space="preserve">For clinicians, the distinction between disease susceptibility and therapeutic response is central. Teprotumumab improved outcomes in a randomized trial of active TED [3], while experimental work supports functional interaction between TSHR and IGF-1R in orbital fibroblasts [5]. These observations concern receptor activity in established disease. Our analysis concerns inherited variation associated with blood gene expression and disease odds. Tissue-specific regulation documented by GTEx further cautions against treating blood expression as a complete representation of orbital biology [26]. A receptor can remain relevant to treatment even when this particular genetic analysis provides limited evidence for an expression-mediated susceptibility effect. The</w:t>
       </w:r>
       <w:r>
         <w:t xml:space="preserve"> </w:t>
@@ -1588,7 +1578,16 @@
         <w:t xml:space="preserve"> </w:t>
       </w:r>
       <w:r>
-        <w:t xml:space="preserve">to show the same inherited susceptibility pattern as</w:t>
+        <w:t xml:space="preserve">findings neither challenge the clinical evidence for IGF-1R blockade nor establish an exclusively downstream effector role.</w:t>
+      </w:r>
+    </w:p>
+    <w:p>
+      <w:pPr>
+        <w:pStyle w:val="BodyText"/>
+        <w:widowControl/>
+      </w:pPr>
+      <w:r>
+        <w:t xml:space="preserve">The</w:t>
       </w:r>
       <w:r>
         <w:t xml:space="preserve"> </w:t>
@@ -1601,7 +1600,64 @@
         <w:t xml:space="preserve">TSHR</w:t>
       </w:r>
       <w:r>
-        <w:t xml:space="preserve">. Blood gene-expression instruments may not capture receptor activity, protein abundance or regulation in orbital tissue [26]. The present findings neither challenge the treatment evidence for teprotumumab nor establish that</w:t>
+        <w:t xml:space="preserve"> </w:t>
+      </w:r>
+      <w:r>
+        <w:t xml:space="preserve">findings provide a useful susceptibility anchor, but they require equally careful translation. The established role of TSHR in GD makes an association at this locus biologically coherent [1, 2]. Nonetheless, an OR below one for genetically proxied expression does not imply that increasing TSHR expression or stimulating its receptor would prevent disease. Genetic evidence can inform target prioritization [27], but the measured exposure, relevant tissue, timing and direction of a pharmacologic intervention must still match the proposed mechanism. Here, reconstructed blood expression is neither receptor stimulation nor a drug dose. The strongest defensible interpretation is that</w:t>
+      </w:r>
+      <w:r>
+        <w:t xml:space="preserve"> </w:t>
+      </w:r>
+      <w:r>
+        <w:rPr>
+          <w:i/>
+          <w:iCs/>
+        </w:rPr>
+        <w:t xml:space="preserve">TSHR</w:t>
+      </w:r>
+      <w:r>
+        <w:t xml:space="preserve">-region expression and GD susceptibility share genetic support under the primary model in BBJ, with a corresponding signal recovered in the TED-enriched FinnGen outcome.</w:t>
+      </w:r>
+    </w:p>
+    <w:p>
+      <w:pPr>
+        <w:pStyle w:val="BodyText"/>
+        <w:widowControl/>
+      </w:pPr>
+      <w:r>
+        <w:t xml:space="preserve">The UKB result shows why MR and colocalization should be read together.</w:t>
+      </w:r>
+      <w:r>
+        <w:t xml:space="preserve"> </w:t>
+      </w:r>
+      <w:r>
+        <w:rPr>
+          <w:i/>
+          <w:iCs/>
+        </w:rPr>
+        <w:t xml:space="preserve">TSHR</w:t>
+      </w:r>
+      <w:r>
+        <w:t xml:space="preserve"> </w:t>
+      </w:r>
+      <w:r>
+        <w:t xml:space="preserve">had a highly significant MR association in UKB, yet the regional evidence favoured distinct expression and disease variants. Colocalization addresses a different question from the association test: whether the two traits plausibly share the same underlying variant [8]. A small</w:t>
+      </w:r>
+      <w:r>
+        <w:t xml:space="preserve"> </w:t>
+      </w:r>
+      <w:r>
+        <w:rPr>
+          <w:i/>
+          <w:iCs/>
+        </w:rPr>
+        <w:t xml:space="preserve">P</w:t>
+      </w:r>
+      <w:r>
+        <w:t xml:space="preserve"> </w:t>
+      </w:r>
+      <w:r>
+        <w:t xml:space="preserve">value cannot answer that question by itself. The broader hyperthyroidism phenotype and differences in ancestry or available variants are possible contributors to the outcome contrast, but this study cannot identify which explanation is responsible. Conversely, the divided H2/H4 posterior for</w:t>
       </w:r>
       <w:r>
         <w:t xml:space="preserve"> </w:t>
@@ -1617,7 +1673,7 @@
         <w:t xml:space="preserve"> </w:t>
       </w:r>
       <w:r>
-        <w:t xml:space="preserve">acts exclusively downstream of disease susceptibility. They leave open an inherited contribution and mechanisms not measured by this study.</w:t>
+        <w:t xml:space="preserve">in UKB should remain unresolved. Calling it negative would discard the shared-variant component, while calling it positive would overstate its support.</w:t>
       </w:r>
     </w:p>
     <w:p>
@@ -1626,7 +1682,80 @@
         <w:widowControl/>
       </w:pPr>
       <w:r>
-        <w:t xml:space="preserve">Similarly, the</w:t>
+        <w:t xml:space="preserve">The</w:t>
+      </w:r>
+      <w:r>
+        <w:t xml:space="preserve"> </w:t>
+      </w:r>
+      <w:r>
+        <w:rPr>
+          <w:i/>
+          <w:iCs/>
+        </w:rPr>
+        <w:t xml:space="preserve">CTLA4</w:t>
+      </w:r>
+      <w:r>
+        <w:t xml:space="preserve"> </w:t>
+      </w:r>
+      <w:r>
+        <w:t xml:space="preserve">comparison also helps define what the combined filter can and cannot establish. As a known autoimmune susceptibility locus [25],</w:t>
+      </w:r>
+      <w:r>
+        <w:t xml:space="preserve"> </w:t>
+      </w:r>
+      <w:r>
+        <w:rPr>
+          <w:i/>
+          <w:iCs/>
+        </w:rPr>
+        <w:t xml:space="preserve">CTLA4</w:t>
+      </w:r>
+      <w:r>
+        <w:t xml:space="preserve"> </w:t>
+      </w:r>
+      <w:r>
+        <w:t xml:space="preserve">showed the expected disease-association signal, but its BBJ posterior favoured distinct variants and it did not pass the combined BBJ-plus-FinnGen criterion. This makes it a biologically informative comparator rather than a validating positive control for the full analysis. Among the additional candidates,</w:t>
+      </w:r>
+      <w:r>
+        <w:t xml:space="preserve"> </w:t>
+      </w:r>
+      <w:r>
+        <w:rPr>
+          <w:i/>
+          <w:iCs/>
+        </w:rPr>
+        <w:t xml:space="preserve">TNFSF14</w:t>
+      </w:r>
+      <w:r>
+        <w:t xml:space="preserve"> </w:t>
+      </w:r>
+      <w:r>
+        <w:t xml:space="preserve">and</w:t>
+      </w:r>
+      <w:r>
+        <w:t xml:space="preserve"> </w:t>
+      </w:r>
+      <w:r>
+        <w:rPr>
+          <w:i/>
+          <w:iCs/>
+        </w:rPr>
+        <w:t xml:space="preserve">IFNGR1</w:t>
+      </w:r>
+      <w:r>
+        <w:t xml:space="preserve"> </w:t>
+      </w:r>
+      <w:r>
+        <w:t xml:space="preserve">had strong shared-variant support only in BBJ, whereas the chromosome 16p11.2 genes were consistent with a shared regional signal. These results support separating association discovery from gene-level prioritization. They complement previous MR studies of GD-related molecular traits [9, 10] by showing how an explicit comparison across outcomes can change the interpretation of statistically significant findings.</w:t>
+      </w:r>
+    </w:p>
+    <w:p>
+      <w:pPr>
+        <w:pStyle w:val="BodyText"/>
+        <w:widowControl/>
+      </w:pPr>
+      <w:r>
+        <w:t xml:space="preserve">The sensitivity analyses improve confidence in specific aspects of the results without removing all uncertainty. Substituting eQTLGen cohort frequencies preserved the discovery-hit set and every tested shared-variant classification. It therefore addresses concern about the reference-frequency approximation used to reconstruct exposure effects. Prior sensitivity answers a separate question:</w:t>
       </w:r>
       <w:r>
         <w:t xml:space="preserve"> </w:t>
@@ -1642,7 +1771,7 @@
         <w:t xml:space="preserve"> </w:t>
       </w:r>
       <w:r>
-        <w:t xml:space="preserve">ORs should not be read as evidence that increasing TSHR expression would prevent disease. They reflect lifelong genetic differences in reconstructed blood expression. A drug acts in a particular tissue, at a particular dose and stage of disease, and may affect signalling without reproducing a genetic expression difference [27]. The descriptive orbital dataset cannot resolve this distinction: four TED samples and a single control are insufficient for differential-expression inference or a causal comparison. The direction of blood-expression MR and disease-state orbital expression need not be the same.</w:t>
+        <w:t xml:space="preserve">support in BBJ fell below the chosen threshold under the most conservative shared-association prior, while FinnGen support remained above it. The BBJ finding should consequently be described as supported under the primary model and sensitive to the prior, rather than uniformly robust. Similarly, the screen’s limited ability to detect moderate effects prevents the lack of additional qualifying candidates from excluding smaller inherited effects. Detection benchmarks quantify the design’s precision; they do not determine whether a particular unresolved result reflects no effect or inadequate power.</w:t>
       </w:r>
     </w:p>
     <w:p>
@@ -1651,23 +1780,35 @@
         <w:widowControl/>
       </w:pPr>
       <w:r>
-        <w:t xml:space="preserve">The results also show why</w:t>
-      </w:r>
-      <w:r>
-        <w:t xml:space="preserve"> </w:t>
-      </w:r>
-      <w:r>
-        <w:rPr>
-          <w:i/>
-          <w:iCs/>
-        </w:rPr>
-        <w:t xml:space="preserve">P</w:t>
-      </w:r>
-      <w:r>
-        <w:t xml:space="preserve"> </w:t>
-      </w:r>
-      <w:r>
-        <w:t xml:space="preserve">values must be interpreted with the study design and supporting evidence.</w:t>
+        <w:t xml:space="preserve">A clinically useful next step is to test whether these susceptibility patterns relate to eye-disease development among patients who already have GD. A direct GD-with-TED versus GD-without-TED comparison would address that question more closely than population controls. Larger, ancestry-matched molecular datasets from relevant cell types could then assess whether blood-derived signals transfer to orbital tissue. The present orbital observations cannot provide that confirmation: four TED samples and one control support descriptive context only, and altered expression in established disease may reflect its consequences as well as its causes. Accordingly, the genetic and tissue components should guide focused follow-up questions rather than be combined into a claim of demonstrated therapeutic mechanism.</w:t>
+      </w:r>
+    </w:p>
+    <w:bookmarkStart w:id="21" w:name="limitations"/>
+    <w:p>
+      <w:pPr>
+        <w:pStyle w:val="Heading3"/>
+        <w:widowControl/>
+      </w:pPr>
+      <w:r>
+        <w:t xml:space="preserve">Limitations</w:t>
+      </w:r>
+    </w:p>
+    <w:p>
+      <w:pPr>
+        <w:pStyle w:val="FirstParagraph"/>
+        <w:widowControl/>
+      </w:pPr>
+      <w:r>
+        <w:t xml:space="preserve">The main limitations concern phenotype definition, exposure relevance and available information. FinnGen compared 858 Graves ophthalmopathy cases with population controls rather than GD patients without eye disease, so its associations may reflect GD susceptibility and cannot isolate a TED-specific effect. UKB hyperthyroidism was broader than GD, making phenotype and ancestry differences partly confounded. The predominantly European blood-expression data may not transfer fully to East Asian discovery participants or orbital cell types because regulation, linkage patterns and variant availability differ. Participant overlap between eQTLGen and the European outcomes could not be quantified. Cohort-frequency substitution addressed one part of exposure reconstruction, but the published frequencies excluded Framingham participants and did not resolve these broader issues. The tissue series had only one control, was not externally replicated and cannot support differential-expression or causal inference.</w:t>
+      </w:r>
+    </w:p>
+    <w:p>
+      <w:pPr>
+        <w:pStyle w:val="BodyText"/>
+        <w:widowControl/>
+      </w:pPr>
+      <w:r>
+        <w:t xml:space="preserve">Additional limitations concern the genetic models and detection range.</w:t>
       </w:r>
       <w:r>
         <w:t xml:space="preserve"> </w:t>
@@ -1683,23 +1824,75 @@
         <w:t xml:space="preserve"> </w:t>
       </w:r>
       <w:r>
-        <w:t xml:space="preserve">had a very small UKB MR</w:t>
-      </w:r>
-      <w:r>
-        <w:t xml:space="preserve"> </w:t>
-      </w:r>
-      <w:r>
-        <w:rPr>
-          <w:i/>
-          <w:iCs/>
-        </w:rPr>
-        <w:t xml:space="preserve">P</w:t>
-      </w:r>
-      <w:r>
-        <w:t xml:space="preserve"> </w:t>
-      </w:r>
-      <w:r>
-        <w:t xml:space="preserve">value, yet its expression and disease signals did not colocalize under the tested model.</w:t>
+        <w:t xml:space="preserve">was represented by one instrument under the European selection reference, precluding instrument-based pleiotropy tests; the other selected genes also had few instruments. Colocalization cannot exclude an effect through a neighbouring gene, and the single-causal-variant assumption may not capture more complex regional signals. The East Asian reference selected two</w:t>
+      </w:r>
+      <w:r>
+        <w:t xml:space="preserve"> </w:t>
+      </w:r>
+      <w:r>
+        <w:rPr>
+          <w:i/>
+          <w:iCs/>
+        </w:rPr>
+        <w:t xml:space="preserve">TSHR</w:t>
+      </w:r>
+      <w:r>
+        <w:t xml:space="preserve"> </w:t>
+      </w:r>
+      <w:r>
+        <w:t xml:space="preserve">variants at the primary threshold, so single-instrument status is not evidence for a single biological signal in every ancestry. Conclusions also depend on prior assumptions, particularly for</w:t>
+      </w:r>
+      <w:r>
+        <w:t xml:space="preserve"> </w:t>
+      </w:r>
+      <w:r>
+        <w:rPr>
+          <w:i/>
+          <w:iCs/>
+        </w:rPr>
+        <w:t xml:space="preserve">TSHR</w:t>
+      </w:r>
+      <w:r>
+        <w:t xml:space="preserve"> </w:t>
+      </w:r>
+      <w:r>
+        <w:t xml:space="preserve">in BBJ. Multi-variant colocalization, formal colocalization power and the probability of passing the combined filter were not evaluated. Together with the screen’s limited MR detection range, these constraints leave smaller or otherwise undetected genetic effects unresolved.</w:t>
+      </w:r>
+    </w:p>
+    <w:bookmarkEnd w:id="21"/>
+    <w:bookmarkStart w:id="22" w:name="conclusions"/>
+    <w:p>
+      <w:pPr>
+        <w:pStyle w:val="Heading3"/>
+        <w:widowControl/>
+      </w:pPr>
+      <w:r>
+        <w:t xml:space="preserve">Conclusions</w:t>
+      </w:r>
+    </w:p>
+    <w:p>
+      <w:pPr>
+        <w:pStyle w:val="FirstParagraph"/>
+        <w:widowControl/>
+      </w:pPr>
+      <w:r>
+        <w:t xml:space="preserve">Within these limits,</w:t>
+      </w:r>
+      <w:r>
+        <w:t xml:space="preserve"> </w:t>
+      </w:r>
+      <w:r>
+        <w:rPr>
+          <w:i/>
+          <w:iCs/>
+        </w:rPr>
+        <w:t xml:space="preserve">TSHR</w:t>
+      </w:r>
+      <w:r>
+        <w:t xml:space="preserve"> </w:t>
+      </w:r>
+      <w:r>
+        <w:t xml:space="preserve">showed stronger expression–disease evidence than</w:t>
       </w:r>
       <w:r>
         <w:t xml:space="preserve"> </w:t>
@@ -1715,66 +1908,23 @@
         <w:t xml:space="preserve"> </w:t>
       </w:r>
       <w:r>
-        <w:t xml:space="preserve">had</w:t>
-      </w:r>
-      <w:r>
-        <w:t xml:space="preserve"> </w:t>
-      </w:r>
-      <w:r>
-        <w:rPr>
-          <w:i/>
-          <w:iCs/>
-        </w:rPr>
-        <w:t xml:space="preserve">P</w:t>
-      </w:r>
-      <w:r>
-        <w:t xml:space="preserve"> </w:t>
-      </w:r>
-      <w:r>
-        <w:t xml:space="preserve">values below 0.05 in two outcomes, but these were exploratory associations after a genome-wide druggable-gene screen.</w:t>
-      </w:r>
-      <w:r>
-        <w:t xml:space="preserve"> </w:t>
-      </w:r>
-      <w:r>
-        <w:rPr>
-          <w:i/>
-          <w:iCs/>
-        </w:rPr>
-        <w:t xml:space="preserve">CTLA4</w:t>
-      </w:r>
-      <w:r>
-        <w:t xml:space="preserve"> </w:t>
-      </w:r>
-      <w:r>
-        <w:t xml:space="preserve">was detected as expected for a known autoimmune locus, although it did not satisfy the combined criterion. These findings support reporting estimates, confidence intervals and the full evidence pattern rather than treating nominal significance as sufficient for target selection.</w:t>
-      </w:r>
-    </w:p>
-    <w:p>
-      <w:pPr>
-        <w:pStyle w:val="BodyText"/>
-        <w:widowControl/>
-      </w:pPr>
-      <w:r>
-        <w:t xml:space="preserve">Several limitations constrain the clinical interpretation. First, the FinnGen outcome compares Graves ophthalmopathy cases with population controls, not GD patients without eye disease. Agreement with BBJ can therefore reflect GD susceptibility, and a TED-specific effect cannot be separated. The FinnGen analysis also included only 858 cases. UKB hyperthyroidism is broader than GD, so ancestry and phenotype differences are partly confounded across the comparisons.</w:t>
-      </w:r>
-    </w:p>
-    <w:p>
-      <w:pPr>
-        <w:pStyle w:val="BodyText"/>
-        <w:widowControl/>
-      </w:pPr>
-      <w:r>
-        <w:t xml:space="preserve">Second, the expression data came predominantly from European blood samples, whereas discovery used East Asian participants. Tissue regulation, linkage patterns and variant availability may differ. eQTLGen frequency substitution addressed one part of exposure-effect reconstruction, but did not resolve these differences; its published frequencies also exclude Framingham participants. Participant overlap between eQTLGen and the European outcomes could not be quantified. These uncertainties limit direct comparison of effect magnitudes across datasets.</w:t>
-      </w:r>
-    </w:p>
-    <w:p>
-      <w:pPr>
-        <w:pStyle w:val="BodyText"/>
-        <w:widowControl/>
-      </w:pPr>
-      <w:r>
-        <w:t xml:space="preserve">Third,</w:t>
+        <w:t xml:space="preserve">in BBJ Graves disease and FinnGen Graves ophthalmopathy. The findings distinguish genetic susceptibility evidence from evidence of therapeutic efficacy, while preserving the uncertainty around</w:t>
+      </w:r>
+      <w:r>
+        <w:t xml:space="preserve"> </w:t>
+      </w:r>
+      <w:r>
+        <w:rPr>
+          <w:i/>
+          <w:iCs/>
+        </w:rPr>
+        <w:t xml:space="preserve">IGF1R</w:t>
+      </w:r>
+      <w:r>
+        <w:t xml:space="preserve"> </w:t>
+      </w:r>
+      <w:r>
+        <w:t xml:space="preserve">and the prior dependence of the BBJ</w:t>
       </w:r>
       <w:r>
         <w:t xml:space="preserve"> </w:t>
@@ -1790,93 +1940,12 @@
         <w:t xml:space="preserve"> </w:t>
       </w:r>
       <w:r>
-        <w:t xml:space="preserve">was represented by one instrument under the European selection reference. Instrument-based pleiotropy tests were therefore unavailable, and colocalization cannot rule out an effect through a neighbouring gene. The other selected genes had few instruments, limiting the reliability of pleiotropy tests. The</w:t>
-      </w:r>
-      <w:r>
-        <w:t xml:space="preserve"> </w:t>
-      </w:r>
-      <w:r>
-        <w:rPr>
-          <w:i/>
-          <w:iCs/>
-        </w:rPr>
-        <w:t xml:space="preserve">TSHR</w:t>
-      </w:r>
-      <w:r>
-        <w:t xml:space="preserve"> </w:t>
-      </w:r>
-      <w:r>
-        <w:t xml:space="preserve">instrument remained selected across the tested clumping settings, but the East Asian reference yielded two independent variants at the primary threshold. Single-instrument status should not be interpreted as proof of a single biological signal in every ancestry.</w:t>
-      </w:r>
-    </w:p>
-    <w:p>
-      <w:pPr>
-        <w:pStyle w:val="BodyText"/>
-        <w:widowControl/>
-      </w:pPr>
-      <w:r>
-        <w:t xml:space="preserve">Fourth, colocalization assumes at most one causal variant per trait in a region, and its conclusions depend on prior assumptions. The</w:t>
-      </w:r>
-      <w:r>
-        <w:t xml:space="preserve"> </w:t>
-      </w:r>
-      <w:r>
-        <w:rPr>
-          <w:i/>
-          <w:iCs/>
-        </w:rPr>
-        <w:t xml:space="preserve">TSHR</w:t>
-      </w:r>
-      <w:r>
-        <w:t xml:space="preserve"> </w:t>
-      </w:r>
-      <w:r>
-        <w:t xml:space="preserve">BBJ result fell below the support threshold under the most conservative prior. Low shared-variant support can reflect limited information as well as distinct signals. Multi-variant colocalization, formal colocalization power and the detection probability of the combined filter were not evaluated. The screen’s limited MR detection range also prevents its negative candidate result from excluding smaller genetic effects.</w:t>
-      </w:r>
-    </w:p>
-    <w:p>
-      <w:pPr>
-        <w:pStyle w:val="BodyText"/>
-        <w:widowControl/>
-      </w:pPr>
-      <w:r>
-        <w:t xml:space="preserve">Within these limits,</w:t>
-      </w:r>
-      <w:r>
-        <w:t xml:space="preserve"> </w:t>
-      </w:r>
-      <w:r>
-        <w:rPr>
-          <w:i/>
-          <w:iCs/>
-        </w:rPr>
-        <w:t xml:space="preserve">TSHR</w:t>
-      </w:r>
-      <w:r>
-        <w:t xml:space="preserve"> </w:t>
-      </w:r>
-      <w:r>
-        <w:t xml:space="preserve">showed a supported expression–disease association in the two Graves disease outcomes, whereas the genetic evidence at</w:t>
-      </w:r>
-      <w:r>
-        <w:t xml:space="preserve"> </w:t>
-      </w:r>
-      <w:r>
-        <w:rPr>
-          <w:i/>
-          <w:iCs/>
-        </w:rPr>
-        <w:t xml:space="preserve">IGF1R</w:t>
-      </w:r>
-      <w:r>
-        <w:t xml:space="preserve"> </w:t>
-      </w:r>
-      <w:r>
-        <w:t xml:space="preserve">was weaker and inconclusive. The findings help distinguish genetic susceptibility evidence from evidence of therapeutic efficacy. Confirmation in ancestry-matched data, relevant cell types and a direct comparison of GD patients with and without TED would be needed to clarify mechanisms and eye-disease specificity.</w:t>
-      </w:r>
-    </w:p>
-    <w:bookmarkEnd w:id="21"/>
-    <w:bookmarkStart w:id="22" w:name="declarations"/>
+        <w:t xml:space="preserve">result. They support further investigation in relevant tissues and a direct comparison of GD patients with and without TED; they do not establish treatment direction or expected clinical benefit.</w:t>
+      </w:r>
+    </w:p>
+    <w:bookmarkEnd w:id="22"/>
+    <w:bookmarkEnd w:id="23"/>
+    <w:bookmarkStart w:id="24" w:name="declarations"/>
     <w:p>
       <w:pPr>
         <w:pStyle w:val="Heading2"/>
@@ -2032,8 +2101,8 @@
         <w:t xml:space="preserve">We thank the eQTLGen Consortium, Biobank Japan, the UK Biobank, and the FinnGen study and its participants for making their summary statistics publicly available. We acknowledge the GWAS Catalog for hosting and distributing the genome-wide association summary statistics used as outcome data.</w:t>
       </w:r>
     </w:p>
-    <w:bookmarkEnd w:id="22"/>
-    <w:bookmarkStart w:id="23" w:name="references"/>
+    <w:bookmarkEnd w:id="24"/>
+    <w:bookmarkStart w:id="25" w:name="references"/>
     <w:p>
       <w:pPr>
         <w:pStyle w:val="Heading2"/>
@@ -2368,8 +2437,8 @@
         <w:t xml:space="preserve">Nelson MR, Tipney H, Painter JL, Shen J, Nicoletti P, Shen Y, Floratos A, Sham PC, Li MJ, Wang J, et al. The support of human genetic evidence for approved drug indications. Nat Genet. 2015;47:856-860. doi:10.1038/ng.3314.</w:t>
       </w:r>
     </w:p>
-    <w:bookmarkEnd w:id="23"/>
-    <w:bookmarkStart w:id="24" w:name="figure-legends"/>
+    <w:bookmarkEnd w:id="25"/>
+    <w:bookmarkStart w:id="26" w:name="figure-legends"/>
     <w:p>
       <w:pPr>
         <w:pStyle w:val="Heading2"/>
@@ -2390,13 +2459,13 @@
           <w:b/>
           <w:bCs/>
         </w:rPr>
-        <w:t xml:space="preserve">Figure 1. Study design and discovery flow.</w:t>
-      </w:r>
-      <w:r>
-        <w:t xml:space="preserve"> </w:t>
-      </w:r>
-      <w:r>
-        <w:t xml:space="preserve">Genes with independent blood-expression instruments were evaluated across the outcome hierarchy. The discovery threshold was</w:t>
+        <w:t xml:space="preserve">Figure 1. Study design and the druggable-gene association screen.</w:t>
+      </w:r>
+      <w:r>
+        <w:t xml:space="preserve"> </w:t>
+      </w:r>
+      <w:r>
+        <w:t xml:space="preserve">(A) Gene selection and discovery flow. Genes with independent blood-expression instruments were evaluated across the outcome hierarchy; genes without estimable BBJ results were not treated as negative. (B) Gene-level MR associations in BBJ Graves disease, plotted by the GRCh37 position of each gene’s strongest selected expression instrument. Each point represents one gene, not a SNP association. The horizontal line marks the discovery threshold of</w:t>
       </w:r>
       <w:r>
         <w:t xml:space="preserve"> </w:t>
@@ -2412,7 +2481,52 @@
         <w:t xml:space="preserve"> </w:t>
       </w:r>
       <w:r>
-        <w:t xml:space="preserve">&lt; 0.05/2,544. Thirteen genes met this threshold; the six additional candidates were evaluated by colocalization, and none reached shared-variant support ≥0.80 in both BBJ and FinnGen. TSHR, IGF1R and CTLA4 were selected for detailed comparison on biological and therapeutic grounds, independently of screen significance.</w:t>
+        <w:t xml:space="preserve">&lt; 0.05/2,544; all 2,234 estimable genes are plotted and all 13 discovery genes are labelled.</w:t>
+      </w:r>
+      <w:r>
+        <w:t xml:space="preserve"> </w:t>
+      </w:r>
+      <w:r>
+        <w:rPr>
+          <w:i/>
+          <w:iCs/>
+        </w:rPr>
+        <w:t xml:space="preserve">TSHR</w:t>
+      </w:r>
+      <w:r>
+        <w:t xml:space="preserve">,</w:t>
+      </w:r>
+      <w:r>
+        <w:t xml:space="preserve"> </w:t>
+      </w:r>
+      <w:r>
+        <w:rPr>
+          <w:i/>
+          <w:iCs/>
+        </w:rPr>
+        <w:t xml:space="preserve">IGF1R</w:t>
+      </w:r>
+      <w:r>
+        <w:t xml:space="preserve"> </w:t>
+      </w:r>
+      <w:r>
+        <w:t xml:space="preserve">and</w:t>
+      </w:r>
+      <w:r>
+        <w:t xml:space="preserve"> </w:t>
+      </w:r>
+      <w:r>
+        <w:rPr>
+          <w:i/>
+          <w:iCs/>
+        </w:rPr>
+        <w:t xml:space="preserve">CTLA4</w:t>
+      </w:r>
+      <w:r>
+        <w:t xml:space="preserve"> </w:t>
+      </w:r>
+      <w:r>
+        <w:t xml:space="preserve">are highlighted as the three biologically selected genes. Their selection for comparison did not depend on discovery significance.</w:t>
       </w:r>
     </w:p>
     <w:p>
@@ -2425,13 +2539,13 @@
           <w:b/>
           <w:bCs/>
         </w:rPr>
-        <w:t xml:space="preserve">Figure 2. Associations of the three selected genes with disease.</w:t>
-      </w:r>
-      <w:r>
-        <w:t xml:space="preserve"> </w:t>
-      </w:r>
-      <w:r>
-        <w:t xml:space="preserve">Points show primary ORs and horizontal lines their 95% CIs, with the exact displayed</w:t>
+        <w:t xml:space="preserve">Figure 2. Association estimates and regional genetic evidence for the three selected genes.</w:t>
+      </w:r>
+      <w:r>
+        <w:t xml:space="preserve"> </w:t>
+      </w:r>
+      <w:r>
+        <w:t xml:space="preserve">(A) Primary ORs and 95% CIs, with corresponding two-sided</w:t>
       </w:r>
       <w:r>
         <w:t xml:space="preserve"> </w:t>
@@ -2447,11 +2561,91 @@
         <w:t xml:space="preserve"> </w:t>
       </w:r>
       <w:r>
-        <w:t xml:space="preserve">values beside each estimate. The logarithmic OR axis has a reference line at 1. ORs refer to reconstructed genetically proxied blood expression, not treatment effects. All nine comparisons are included, including the non-significant IGF1R FinnGen result. Shared-variant support is reported separately in Table 2 and prior sensitivity in Table S2.</w:t>
-      </w:r>
-    </w:p>
-    <w:bookmarkEnd w:id="24"/>
-    <w:bookmarkStart w:id="25" w:name="tables"/>
+        <w:t xml:space="preserve">values. The OR axis is logarithmic, with a reference line at one. ORs refer to reconstructed genetically proxied blood expression, not treatment effects. All nine comparisons are included. (B) Regional colocalization probabilities under the primary prior, aligned with the same gene–outcome rows. Stacked bars show expression-only support (H2), support for distinct variants (H3), shared-variant support (H4), and residual H0/H1 support. Exact displayed H4 probabilities are given at right. These probabilities are not</w:t>
+      </w:r>
+      <w:r>
+        <w:t xml:space="preserve"> </w:t>
+      </w:r>
+      <w:r>
+        <w:rPr>
+          <w:i/>
+          <w:iCs/>
+        </w:rPr>
+        <w:t xml:space="preserve">P</w:t>
+      </w:r>
+      <w:r>
+        <w:t xml:space="preserve"> </w:t>
+      </w:r>
+      <w:r>
+        <w:t xml:space="preserve">values; ≥0.80 was the threshold for strong shared-variant support. The figure displays the discordance between association strength and shared-variant evidence without treating either as proof of a therapeutic effect.</w:t>
+      </w:r>
+    </w:p>
+    <w:p>
+      <w:pPr>
+        <w:pStyle w:val="BodyText"/>
+        <w:widowControl/>
+      </w:pPr>
+      <w:r>
+        <w:rPr>
+          <w:b/>
+          <w:bCs/>
+        </w:rPr>
+        <w:t xml:space="preserve">Figure 3. Shared-variant evidence across candidates and sensitivity to prior assumptions.</w:t>
+      </w:r>
+      <w:r>
+        <w:t xml:space="preserve"> </w:t>
+      </w:r>
+      <w:r>
+        <w:t xml:space="preserve">(A) Primary-prior PP.H4 values for all nine evaluated genes and three outcomes. Outlined cells meet the ≥0.80 threshold; probabilities below 0.001 are labelled &lt;0.001. A gene passes the combined criterion only when both BBJ and FinnGen meet that threshold; UKB is an additional comparison.</w:t>
+      </w:r>
+      <w:r>
+        <w:t xml:space="preserve"> </w:t>
+      </w:r>
+      <w:r>
+        <w:rPr>
+          <w:i/>
+          <w:iCs/>
+        </w:rPr>
+        <w:t xml:space="preserve">TSHR</w:t>
+      </w:r>
+      <w:r>
+        <w:t xml:space="preserve">,</w:t>
+      </w:r>
+      <w:r>
+        <w:t xml:space="preserve"> </w:t>
+      </w:r>
+      <w:r>
+        <w:rPr>
+          <w:i/>
+          <w:iCs/>
+        </w:rPr>
+        <w:t xml:space="preserve">IGF1R</w:t>
+      </w:r>
+      <w:r>
+        <w:t xml:space="preserve"> </w:t>
+      </w:r>
+      <w:r>
+        <w:t xml:space="preserve">and</w:t>
+      </w:r>
+      <w:r>
+        <w:t xml:space="preserve"> </w:t>
+      </w:r>
+      <w:r>
+        <w:rPr>
+          <w:i/>
+          <w:iCs/>
+        </w:rPr>
+        <w:t xml:space="preserve">CTLA4</w:t>
+      </w:r>
+      <w:r>
+        <w:t xml:space="preserve"> </w:t>
+      </w:r>
+      <w:r>
+        <w:t xml:space="preserve">were biologically selected, while the other six genes were additional discovery candidates. (B) Prior sensitivity for the three selected genes. D, I and C denote default, intermediate and conservative shared-association priors (p12 = 10⁻⁵, 5×10⁻⁶ and 10⁻⁶), with p1 = p2 = 10⁻⁴ throughout. The dashed line marks 0.80. Prior changes can alter classification even when frequency substitution does not; Tables S3–S4 report the separate cohort-frequency sensitivity. Full H0–H4 probabilities and all 81 gene–outcome–prior settings are in Supplementary Data 3.</w:t>
+      </w:r>
+    </w:p>
+    <w:bookmarkEnd w:id="26"/>
+    <w:bookmarkStart w:id="27" w:name="tables"/>
     <w:p>
       <w:pPr>
         <w:sectPr>
@@ -7360,8 +7554,8 @@
         <w:t xml:space="preserve">estimate is 0.977 (0.967–0.987) at three decimals: a precisely estimated but very small per-unit effect, not a weak one. The five MHC genes were not treated as new independent targets. The six additional candidates were TNFSF14, IFNGR1, MAPKAPK5, HSD3B7, VKORC1 and PRSS36; none showed strong shared-variant support in both BBJ and FinnGen. Full outcome comparisons and model probabilities remain in Supplementary Data 2–3.</w:t>
       </w:r>
     </w:p>
-    <w:bookmarkEnd w:id="25"/>
-    <w:bookmarkEnd w:id="26"/>
+    <w:bookmarkEnd w:id="27"/>
+    <w:bookmarkEnd w:id="28"/>
     <w:sectPr>
       <w:footnotePr>
         <w:numRestart w:val="eachSect"/>

--- a/submission/candidate_20260911_review/MANUSCRIPT_Submission.docx
+++ b/submission/candidate_20260911_review/MANUSCRIPT_Submission.docx
@@ -21,14 +21,14 @@
         <w:t xml:space="preserve">TSHR and IGF1R genetics in Graves disease</w:t>
       </w:r>
     </w:p>
-    <w:bookmarkStart w:id="28" w:name="X170644179862b888655a49e077d6639ab7a50ca"/>
+    <w:bookmarkStart w:id="28" w:name="Xf588694525d787d8d8044e892b46f091a821748"/>
     <w:p>
       <w:pPr>
         <w:pStyle w:val="Title"/>
         <w:widowControl/>
       </w:pPr>
       <w:r>
-        <w:t xml:space="preserve">Genetic evidence for TSHR and IGF1R in Graves disease and thyroid eye disease</w:t>
+        <w:t xml:space="preserve">TSHR and IGF1R expression in Graves disease: Mendelian randomization and colocalization</w:t>
       </w:r>
     </w:p>
     <w:p>
@@ -212,7 +212,7 @@
         <w:t xml:space="preserve"> </w:t>
       </w:r>
       <w:r>
-        <w:t xml:space="preserve">Thirteen genes met the multiple-testing threshold. Higher genetically proxied</w:t>
+        <w:t xml:space="preserve">Thirteen genes met the multiple-testing threshold. Per approximately one standard deviation (SD) higher genetically proxied blood</w:t>
       </w:r>
       <w:r>
         <w:t xml:space="preserve"> </w:t>
@@ -228,7 +228,7 @@
         <w:t xml:space="preserve"> </w:t>
       </w:r>
       <w:r>
-        <w:t xml:space="preserve">expression was associated with lower odds of BBJ GD (OR 0.12, 95% CI 0.07–0.21;</w:t>
+        <w:t xml:space="preserve">expression, the OR for BBJ GD was 0.12 (95% CI 0.07–0.21;</w:t>
       </w:r>
       <w:r>
         <w:t xml:space="preserve"> </w:t>
@@ -350,23 +350,7 @@
         <w:t xml:space="preserve"> </w:t>
       </w:r>
       <w:r>
-        <w:t xml:space="preserve">in this analysis. These results do not exclude an inherited</w:t>
-      </w:r>
-      <w:r>
-        <w:t xml:space="preserve"> </w:t>
-      </w:r>
-      <w:r>
-        <w:rPr>
-          <w:i/>
-          <w:iCs/>
-        </w:rPr>
-        <w:t xml:space="preserve">IGF1R</w:t>
-      </w:r>
-      <w:r>
-        <w:t xml:space="preserve"> </w:t>
-      </w:r>
-      <w:r>
-        <w:t xml:space="preserve">contribution or alter evidence supporting IGF-1R blockade. FinnGen comparisons with population controls cannot establish an effect specific to TED within GD.</w:t>
+        <w:t xml:space="preserve">in this analysis. An effector role for IGF-1R remains compatible with these findings, alongside an unresolved inherited contribution. FinnGen comparisons with population controls cannot establish an effect specific to TED within GD.</w:t>
       </w:r>
     </w:p>
     <w:p>
@@ -723,7 +707,7 @@
         <w:t xml:space="preserve"> </w:t>
       </w:r>
       <w:r>
-        <w:t xml:space="preserve">&lt; 1.965×10⁻⁵, correcting for 2,544 eligible genes. Associations at</w:t>
+        <w:t xml:space="preserve">&lt; 1.965×10⁻⁵, correcting for 2,544 eligible genes. This Bonferroni correction is conservative when gene-level tests are correlated. Associations at</w:t>
       </w:r>
       <w:r>
         <w:t xml:space="preserve"> </w:t>
@@ -813,7 +797,7 @@
         <w:t xml:space="preserve"> </w:t>
       </w:r>
       <w:r>
-        <w:t xml:space="preserve">value. We report it alongside the MR results and tested more conservative assumptions (Table S2) [24]. Colocalization used the regional expression and disease statistics without any significance filter, giving 1,479 to 7,740 variants per gene and outcome. Requiring support in both the discovery outcome and the TED-enriched outcome is a stringent cross-outcome filter: it selects candidates whose shared-variant evidence is not confined to one dataset, and it is not a test of Graves disease association on its own. The model assumes at most one causal variant per trait in the region; full model details and all probabilities are supplied in Supplementary Methods and Supplementary Data 3.</w:t>
+        <w:t xml:space="preserve">value. We report it alongside the MR results and tested more conservative assumptions (Table S2) [24]. Colocalization used the regional expression and disease statistics without any significance filter, giving 1,479 to 7,740 variants per gene and outcome. Requiring support in both the discovery outcome and the TED-enriched outcome is a stringent cross-outcome filter: it selects candidates whose shared-variant evidence is not confined to one dataset, and it is not a test of Graves disease association on its own. The combined criterion was not prospectively registered, and the available analysis plan does not establish that this exact rule preceded inspection of results. The model assumes at most one causal variant per trait in the region; full model details and all probabilities are supplied in Supplementary Methods and Supplementary Data 3.</w:t>
       </w:r>
     </w:p>
     <w:p>
@@ -872,7 +856,7 @@
         <w:widowControl/>
       </w:pPr>
       <w:r>
-        <w:t xml:space="preserve">Analyses used R 4.3.3, TwoSampleMR 0.7.4, coloc 5.2.3 and PLINK 1.9. Python reproduced the colocalization calculations for verification and frequency sensitivity. The instruments and complete numerical results are supplied in Supplementary Data 1–4. No prospective study registration was available.</w:t>
+        <w:t xml:space="preserve">Analyses used R 4.3.3, TwoSampleMR 0.7.4, coloc 5.2.3 and PLINK 1.9. Python reproduced the colocalization calculations for verification and frequency sensitivity. The instruments and complete numerical results are supplied in Supplementary Data 1–5. No prospective study registration was available.</w:t>
       </w:r>
     </w:p>
     <w:bookmarkEnd w:id="13"/>
@@ -1022,7 +1006,7 @@
         <w:widowControl/>
       </w:pPr>
       <w:r>
-        <w:t xml:space="preserve">Expression and disease showed strong shared-variant support in BBJ and FinnGen, with probabilities of 0.951 and 0.986, respectively. The leading variant was rs179252 in both. UKB did not show the same support (0.226), despite a strong MR association. There the posterior favoured distinct causal variants (PP.H3 = 0.774), so the expression and disease signals were more consistent with two linked variants than with one shared variant. Thus, a highly significant MR result alone did not establish a shared genetic signal in every outcome. The contrast is visible in Figure 2: the MR estimates all favoured lower odds, whereas the UKB posterior favoured distinct expression and disease variants. This discordance was not resolved by substituting cohort allele frequencies.</w:t>
+        <w:t xml:space="preserve">Expression and disease showed strong shared-variant support in BBJ and FinnGen, with probabilities of 0.951 and 0.986, respectively. The highest-probability variant conditional on the shared-variant model was rs179252 in both. UKB did not show the same support (0.226), despite a strong MR association. Under the single-causal-variant model, the UKB posterior favoured distinct variants (PP.H3 = 0.774); this does not establish the number of independent regional signals. Thus, a highly significant MR result alone did not establish a shared genetic signal in every outcome. The contrast is visible in Figure 2: the MR estimates all favoured lower odds, whereas the UKB posterior favoured distinct expression and disease variants. This discordance was not resolved by substituting cohort allele frequencies.</w:t>
       </w:r>
     </w:p>
     <w:bookmarkEnd w:id="16"/>
@@ -1115,7 +1099,7 @@
         <w:widowControl/>
       </w:pPr>
       <w:r>
-        <w:t xml:space="preserve">Shared-variant support was below 0.80 in all three outcomes (BBJ 0.073, UKB 0.404 and FinnGen 0.032). The UKB posterior was divided between an expression-only signal (PP.H2 = 0.400) and a shared variant (PP.H4 = 0.404), with little support for distinct variants (PP.H3 = 0.196), and should be regarded as unresolved rather than negative. Alternative MR estimators agreed in direction but differed in statistical significance (Table S1). Weighted-median estimates were nominally significant in BBJ and UKB, whereas weighted-mode estimates were not; neither provided nominal support in FinnGen. These methods used the same limited instrument sets and therefore do not constitute independent replication. Taken together, these results provide weaker genetic support for</w:t>
+        <w:t xml:space="preserve">Shared-variant support was below 0.80 in all three outcomes (BBJ 0.073, UKB 0.404 and FinnGen 0.032). Expression-only model support (PP.H2) was 0.690 in BBJ and 0.623 in FinnGen. This model preference does not establish an absence of marginal disease association. The UKB posterior was divided between an expression-only signal (PP.H2 = 0.400) and a shared variant (PP.H4 = 0.404), with little support for distinct variants (PP.H3 = 0.196), and should be regarded as unresolved rather than negative. Alternative MR estimators agreed in direction but differed in statistical significance (Table S1). Weighted-median estimates were nominally significant in BBJ and UKB, whereas weighted-mode estimates were not; neither provided nominal support in FinnGen. These methods used the same limited instrument sets and therefore do not constitute independent replication. Taken together, these results provide weaker genetic support for</w:t>
       </w:r>
       <w:r>
         <w:t xml:space="preserve"> </w:t>
@@ -1562,23 +1546,7 @@
         <w:widowControl/>
       </w:pPr>
       <w:r>
-        <w:t xml:space="preserve">For clinicians, the distinction between disease susceptibility and therapeutic response is central. Teprotumumab improved outcomes in a randomized trial of active TED [3], while experimental work supports functional interaction between TSHR and IGF-1R in orbital fibroblasts [5]. These observations concern receptor activity in established disease. Our analysis concerns inherited variation associated with blood gene expression and disease odds. Tissue-specific regulation documented by GTEx further cautions against treating blood expression as a complete representation of orbital biology [26]. A receptor can remain relevant to treatment even when this particular genetic analysis provides limited evidence for an expression-mediated susceptibility effect. The</w:t>
-      </w:r>
-      <w:r>
-        <w:t xml:space="preserve"> </w:t>
-      </w:r>
-      <w:r>
-        <w:rPr>
-          <w:i/>
-          <w:iCs/>
-        </w:rPr>
-        <w:t xml:space="preserve">IGF1R</w:t>
-      </w:r>
-      <w:r>
-        <w:t xml:space="preserve"> </w:t>
-      </w:r>
-      <w:r>
-        <w:t xml:space="preserve">findings neither challenge the clinical evidence for IGF-1R blockade nor establish an exclusively downstream effector role.</w:t>
+        <w:t xml:space="preserve">For clinicians, susceptibility and therapeutic response concern different stages of disease. Teprotumumab showed efficacy in the phase 2 and phase 3 randomized trials of active TED [3, 26]. OPTIC-X provided extension and re-treatment data [27], and a placebo-controlled trial in longstanding, low-activity TED also found improved proptosis [28]. These studies support treatment effects in established disease; none tests inherited blood-expression effects on disease onset. Experimental receptor crosstalk [5] and tissue-specific regulation [29] provide complementary biological context. A plausible model compatible with our findings is that IGF-1R contributes to orbital effector processes even when inherited blood-expression variation provides weaker susceptibility evidence. This is a hypothesis rather than proof of an exclusively downstream role: the nominal BBJ and UKB associations and imprecise FinnGen estimate leave an inherited contribution unresolved.</w:t>
       </w:r>
     </w:p>
     <w:p>
@@ -1587,7 +1555,7 @@
         <w:widowControl/>
       </w:pPr>
       <w:r>
-        <w:t xml:space="preserve">The</w:t>
+        <w:t xml:space="preserve">The protective direction of the</w:t>
       </w:r>
       <w:r>
         <w:t xml:space="preserve"> </w:t>
@@ -1603,7 +1571,7 @@
         <w:t xml:space="preserve"> </w:t>
       </w:r>
       <w:r>
-        <w:t xml:space="preserve">findings provide a useful susceptibility anchor, but they require equally careful translation. The established role of TSHR in GD makes an association at this locus biologically coherent [1, 2]. Nonetheless, an OR below one for genetically proxied expression does not imply that increasing TSHR expression or stimulating its receptor would prevent disease. Genetic evidence can inform target prioritization [27], but the measured exposure, relevant tissue, timing and direction of a pharmacologic intervention must still match the proposed mechanism. Here, reconstructed blood expression is neither receptor stimulation nor a drug dose. The strongest defensible interpretation is that</w:t>
+        <w:t xml:space="preserve">estimate is compatible with a central-tolerance hypothesis. Human thymic studies associated the GD-protective rs179247 allele with greater intrathymic</w:t>
       </w:r>
       <w:r>
         <w:t xml:space="preserve"> </w:t>
@@ -1616,7 +1584,10 @@
         <w:t xml:space="preserve">TSHR</w:t>
       </w:r>
       <w:r>
-        <w:t xml:space="preserve">-region expression and GD susceptibility share genetic support under the primary model in BBJ, with a corresponding signal recovered in the TED-enriched FinnGen outcome.</w:t>
+        <w:t xml:space="preserve"> </w:t>
+      </w:r>
+      <w:r>
+        <w:t xml:space="preserve">transcription, a pattern that could improve immune recognition of TSHR as self [30, 31]. We calculated strong LD between rs179252 and rs179247 in European and East Asian reference samples (r² = 0.957 and 0.992, respectively; Supplementary Methods). This connects the instrument to a biologically relevant region, but neither LD nor a blood eQTL demonstrates the same regulatory direction in thymus. If the relevant allele increases thymic antigen expression, the protective association would be biologically coherent; that tissue-specific step remains untested here. The variant-level disease ORs were approximately 0.80, 0.77 and 0.78, whereas the larger MR effects are scaled to approximately one SD of reconstructed expression (Table 2). Genetic target evidence [32] therefore requires tissue and exposure interpretation before translation into an intervention.</w:t>
       </w:r>
     </w:p>
     <w:p>
@@ -1625,7 +1596,7 @@
         <w:widowControl/>
       </w:pPr>
       <w:r>
-        <w:t xml:space="preserve">The UKB result shows why MR and colocalization should be read together.</w:t>
+        <w:t xml:space="preserve">The UKB</w:t>
       </w:r>
       <w:r>
         <w:t xml:space="preserve"> </w:t>
@@ -1641,39 +1612,23 @@
         <w:t xml:space="preserve"> </w:t>
       </w:r>
       <w:r>
-        <w:t xml:space="preserve">had a highly significant MR association in UKB, yet the regional evidence favoured distinct expression and disease variants. Colocalization addresses a different question from the association test: whether the two traits plausibly share the same underlying variant [8]. A small</w:t>
-      </w:r>
-      <w:r>
-        <w:t xml:space="preserve"> </w:t>
-      </w:r>
-      <w:r>
-        <w:rPr>
-          <w:i/>
-          <w:iCs/>
-        </w:rPr>
-        <w:t xml:space="preserve">P</w:t>
-      </w:r>
-      <w:r>
-        <w:t xml:space="preserve"> </w:t>
-      </w:r>
-      <w:r>
-        <w:t xml:space="preserve">value cannot answer that question by itself. The broader hyperthyroidism phenotype and differences in ancestry or available variants are possible contributors to the outcome contrast, but this study cannot identify which explanation is responsible. Conversely, the divided H2/H4 posterior for</w:t>
-      </w:r>
-      <w:r>
-        <w:t xml:space="preserve"> </w:t>
-      </w:r>
-      <w:r>
-        <w:rPr>
-          <w:i/>
-          <w:iCs/>
-        </w:rPr>
-        <w:t xml:space="preserve">IGF1R</w:t>
-      </w:r>
-      <w:r>
-        <w:t xml:space="preserve"> </w:t>
-      </w:r>
-      <w:r>
-        <w:t xml:space="preserve">in UKB should remain unresolved. Calling it negative would discard the shared-variant component, while calling it positive would overstate its support.</w:t>
+        <w:t xml:space="preserve">and BBJ</w:t>
+      </w:r>
+      <w:r>
+        <w:t xml:space="preserve"> </w:t>
+      </w:r>
+      <w:r>
+        <w:rPr>
+          <w:i/>
+          <w:iCs/>
+        </w:rPr>
+        <w:t xml:space="preserve">CTLA4</w:t>
+      </w:r>
+      <w:r>
+        <w:t xml:space="preserve"> </w:t>
+      </w:r>
+      <w:r>
+        <w:t xml:space="preserve">discordances deserve further regional analysis. Their H3-dominant posteriors favour distinct variants under the fitted single-causal-variant model; they do not demonstrate multiple independent signals. Multiple causal variants can nevertheless produce misleading single-variant colocalization summaries and are an important alternative explanation [33]. Both UKB and FinnGen are broadly European-ancestry outcomes, so ancestry mismatch alone cannot explain the UKB result. Phenotype definition, signal complexity, sample composition and variant coverage remain possible contributors. The reported top SNP is conditional on the shared-variant model and is not necessarily the lead disease-association SNP. Resolving this issue requires allele-aligned, ancestry-appropriate LD and multi-signal colocalization; the present analyses do not provide that validation.</w:t>
       </w:r>
     </w:p>
     <w:p>
@@ -1682,7 +1637,7 @@
         <w:widowControl/>
       </w:pPr>
       <w:r>
-        <w:t xml:space="preserve">The</w:t>
+        <w:t xml:space="preserve">The combined BBJ-plus-FinnGen filter favours evidence that is detectable in both outcomes and may miss valid susceptibility loci. Seven of nine evaluated FinnGen loci had H2-dominant posteriors, consistent with limited outcome evidence relative to expression evidence under this model. However, H2 is not a test proving that marginal disease association is absent.</w:t>
       </w:r>
       <w:r>
         <w:t xml:space="preserve"> </w:t>
@@ -1698,23 +1653,7 @@
         <w:t xml:space="preserve"> </w:t>
       </w:r>
       <w:r>
-        <w:t xml:space="preserve">comparison also helps define what the combined filter can and cannot establish. As a known autoimmune susceptibility locus [25],</w:t>
-      </w:r>
-      <w:r>
-        <w:t xml:space="preserve"> </w:t>
-      </w:r>
-      <w:r>
-        <w:rPr>
-          <w:i/>
-          <w:iCs/>
-        </w:rPr>
-        <w:t xml:space="preserve">CTLA4</w:t>
-      </w:r>
-      <w:r>
-        <w:t xml:space="preserve"> </w:t>
-      </w:r>
-      <w:r>
-        <w:t xml:space="preserve">showed the expected disease-association signal, but its BBJ posterior favoured distinct variants and it did not pass the combined BBJ-plus-FinnGen criterion. This makes it a biologically informative comparator rather than a validating positive control for the full analysis. Among the additional candidates,</w:t>
+        <w:t xml:space="preserve">illustrates a different failure mode: it passed in FinnGen (PP.H4 = 0.978) and failed in BBJ (0.201), where H3 was dominant. Failure of this known autoimmune locus cautions against interpreting filter failure as exclusion of susceptibility, although one comparator cannot quantify the filter’s sensitivity. The criterion is therefore a stringent prioritization rule rather than a validated diagnostic test. Significant associations such as</w:t>
       </w:r>
       <w:r>
         <w:t xml:space="preserve"> </w:t>
@@ -1746,7 +1685,7 @@
         <w:t xml:space="preserve"> </w:t>
       </w:r>
       <w:r>
-        <w:t xml:space="preserve">had strong shared-variant support only in BBJ, whereas the chromosome 16p11.2 genes were consistent with a shared regional signal. These results support separating association discovery from gene-level prioritization. They complement previous MR studies of GD-related molecular traits [9, 10] by showing how an explicit comparison across outcomes can change the interpretation of statistically significant findings.</w:t>
+        <w:t xml:space="preserve">remain relevant to follow-up even when they fail that rule [9, 10].</w:t>
       </w:r>
     </w:p>
     <w:p>
@@ -1780,7 +1719,7 @@
         <w:widowControl/>
       </w:pPr>
       <w:r>
-        <w:t xml:space="preserve">A clinically useful next step is to test whether these susceptibility patterns relate to eye-disease development among patients who already have GD. A direct GD-with-TED versus GD-without-TED comparison would address that question more closely than population controls. Larger, ancestry-matched molecular datasets from relevant cell types could then assess whether blood-derived signals transfer to orbital tissue. The present orbital observations cannot provide that confirmation: four TED samples and one control support descriptive context only, and altered expression in established disease may reflect its consequences as well as its causes. Accordingly, the genetic and tissue components should guide focused follow-up questions rather than be combined into a claim of demonstrated therapeutic mechanism.</w:t>
+        <w:t xml:space="preserve">The clinical question remains why some patients with GD develop eye disease. Established clinical risk factors and disease context discussed in the TED literature [1, 2] cannot be quantified from these summary statistics, and our analysis does not apportion genetic versus non-genetic risk. A direct GD-with-TED versus GD-without-TED comparison is needed to isolate eye-disease susceptibility. Similar effects in two population-control GWAS would not by themselves resolve this issue because the phenotypes and participants can overlap. Larger molecular datasets from relevant cell types could test whether the blood-derived signals transfer to thymus or orbital tissue. The present orbital observations—four TED samples and one control—remain descriptive and cannot establish that transfer or distinguish causes from consequences of established disease.</w:t>
       </w:r>
     </w:p>
     <w:bookmarkStart w:id="21" w:name="limitations"/>
@@ -1799,7 +1738,7 @@
         <w:widowControl/>
       </w:pPr>
       <w:r>
-        <w:t xml:space="preserve">The main limitations concern phenotype definition, exposure relevance and available information. FinnGen compared 858 Graves ophthalmopathy cases with population controls rather than GD patients without eye disease, so its associations may reflect GD susceptibility and cannot isolate a TED-specific effect. UKB hyperthyroidism was broader than GD, making phenotype and ancestry differences partly confounded. The predominantly European blood-expression data may not transfer fully to East Asian discovery participants or orbital cell types because regulation, linkage patterns and variant availability differ. Participant overlap between eQTLGen and the European outcomes could not be quantified. Cohort-frequency substitution addressed one part of exposure reconstruction, but the published frequencies excluded Framingham participants and did not resolve these broader issues. The tissue series had only one control, was not externally replicated and cannot support differential-expression or causal inference.</w:t>
+        <w:t xml:space="preserve">The main limitations concern phenotype definition, exposure relevance and available information. FinnGen compared 858 Graves ophthalmopathy cases with population controls rather than GD patients without eye disease, so its associations may reflect GD susceptibility and cannot isolate a TED-specific effect. UKB hyperthyroidism was broader than GD, making phenotype and ancestry differences partly confounded. The Wald ratio divides the outcome effect by the exposure effect; applying European eQTL weights to BBJ therefore assumes that the relevant expression effects transfer across ancestries. Differences in regulation, linkage patterns and variant availability may violate this assumption, and European blood expression may not represent thymic or orbital regulation. Participant overlap between eQTLGen and the European outcomes could not be quantified. Cohort-frequency substitution addressed one part of exposure reconstruction, but the published frequencies excluded Framingham participants and did not resolve these broader issues. The tissue series had only one control, was not externally replicated and cannot support differential-expression or causal inference.</w:t>
       </w:r>
     </w:p>
     <w:p>
@@ -1856,7 +1795,7 @@
         <w:t xml:space="preserve"> </w:t>
       </w:r>
       <w:r>
-        <w:t xml:space="preserve">in BBJ. Multi-variant colocalization, formal colocalization power and the probability of passing the combined filter were not evaluated. Together with the screen’s limited MR detection range, these constraints leave smaller or otherwise undetected genetic effects unresolved.</w:t>
+        <w:t xml:space="preserve">in BBJ. Multi-variant colocalization, genetic directionality, formal colocalization power and the probability of passing the combined filter were not evaluated. In particular, the UKB TSHR and BBJ CTLA4 discordances remain unresolved by a multi-signal model. Together with the screen’s limited MR detection range, these constraints leave smaller or otherwise undetected genetic effects unresolved.</w:t>
       </w:r>
     </w:p>
     <w:bookmarkEnd w:id="21"/>
@@ -2047,7 +1986,7 @@
         <w:t xml:space="preserve"> </w:t>
       </w:r>
       <w:r>
-        <w:t xml:space="preserve">Instruments, primary MR and colocalization results, and frequency-sensitivity results are supplied as Supplementary Data 1–4. Analysis code is available from the corresponding author on reasonable request. Public summary statistics analyzed in this study are available from their original repositories: blood</w:t>
+        <w:t xml:space="preserve">Instruments, primary MR and colocalization results, and frequency-sensitivity results are supplied as Supplementary Data 1–5. Analysis code is available from the corresponding author on reasonable request. Public summary statistics analyzed in this study are available from their original repositories: blood</w:t>
       </w:r>
       <w:r>
         <w:t xml:space="preserve"> </w:t>
@@ -2422,7 +2361,7 @@
         </w:numPr>
       </w:pPr>
       <w:r>
-        <w:t xml:space="preserve">GTEx Consortium. The GTEx Consortium atlas of genetic regulatory effects across human tissues. Science. 2020;369:1318-1330. doi:10.1126/science.aaz1776.</w:t>
+        <w:t xml:space="preserve">Smith TJ, Kahaly GJ, Ezra DG, Fleming JC, Dailey RA, Tang RA, Harris GJ, Antonelli A, Salvi M, Goldberg RA, et al. Teprotumumab for Thyroid-Associated Ophthalmopathy. N Engl J Med. 2017;376:1748-1761. doi:10.1056/nejmoa1614949.</w:t>
       </w:r>
     </w:p>
     <w:p>
@@ -2434,7 +2373,79 @@
         </w:numPr>
       </w:pPr>
       <w:r>
+        <w:t xml:space="preserve">Douglas RS, Kahaly GJ, Ugradar S, Elflein H, Ponto KA, Fowler BT, Dailey R, Harris GJ, Schiffman J, Tang R, et al. Teprotumumab Efficacy, Safety, and Durability in Longer-Duration Thyroid Eye Disease and Re-treatment: OPTIC-X Study. Ophthalmology. 2022;129:438-449. doi:10.1016/j.ophtha.2021.10.017.</w:t>
+      </w:r>
+    </w:p>
+    <w:p>
+      <w:pPr>
+        <w:widowControl/>
+        <w:numPr>
+          <w:ilvl w:val="0"/>
+          <w:numId w:val="1001"/>
+        </w:numPr>
+      </w:pPr>
+      <w:r>
+        <w:t xml:space="preserve">Douglas RS, Couch S, Wester ST, Fowler BT, Liu CY, Subramanian PS, Tang R, Nguyen QT, Maamari RN, Ugradar S, et al. Efficacy and Safety of Teprotumumab in Patients With Thyroid Eye Disease of Long Duration and Low Disease Activity. J Clin Endocrinol Metab. 2024;109:25-35. doi:10.1210/clinem/dgad637.</w:t>
+      </w:r>
+    </w:p>
+    <w:p>
+      <w:pPr>
+        <w:widowControl/>
+        <w:numPr>
+          <w:ilvl w:val="0"/>
+          <w:numId w:val="1001"/>
+        </w:numPr>
+      </w:pPr>
+      <w:r>
+        <w:t xml:space="preserve">GTEx Consortium. The GTEx Consortium atlas of genetic regulatory effects across human tissues. Science. 2020;369:1318-1330. doi:10.1126/science.aaz1776.</w:t>
+      </w:r>
+    </w:p>
+    <w:p>
+      <w:pPr>
+        <w:widowControl/>
+        <w:numPr>
+          <w:ilvl w:val="0"/>
+          <w:numId w:val="1001"/>
+        </w:numPr>
+      </w:pPr>
+      <w:r>
+        <w:t xml:space="preserve">Colobran R, Armengol Mdel P, Faner R, Gärtner M, Tykocinski LO, Lucas A, Ruiz M, Juan M, Kyewski B, Pujol-Borrell R. Association of an SNP with intrathymic transcription of TSHR and Graves’ disease: a role for defective thymic tolerance. Hum Mol Genet. 2011;20:3415-3423. doi:10.1093/hmg/ddr247.</w:t>
+      </w:r>
+    </w:p>
+    <w:p>
+      <w:pPr>
+        <w:widowControl/>
+        <w:numPr>
+          <w:ilvl w:val="0"/>
+          <w:numId w:val="1001"/>
+        </w:numPr>
+      </w:pPr>
+      <w:r>
+        <w:t xml:space="preserve">Marín-Sánchez A, Álvarez-Sierra D, González O, Lucas-Martin A, Sellés-Sánchez A, Rudilla F, Enrich E, Colobran R, Pujol-Borrell R. Regulation of TSHR Expression in the Thyroid and Thymus May Contribute to TSHR Tolerance Failure in Graves’ Disease Patients via Two Distinct Mechanisms. Front Immunol. 2019;10:1695. doi:10.3389/fimmu.2019.01695.</w:t>
+      </w:r>
+    </w:p>
+    <w:p>
+      <w:pPr>
+        <w:widowControl/>
+        <w:numPr>
+          <w:ilvl w:val="0"/>
+          <w:numId w:val="1001"/>
+        </w:numPr>
+      </w:pPr>
+      <w:r>
         <w:t xml:space="preserve">Nelson MR, Tipney H, Painter JL, Shen J, Nicoletti P, Shen Y, Floratos A, Sham PC, Li MJ, Wang J, et al. The support of human genetic evidence for approved drug indications. Nat Genet. 2015;47:856-860. doi:10.1038/ng.3314.</w:t>
+      </w:r>
+    </w:p>
+    <w:p>
+      <w:pPr>
+        <w:widowControl/>
+        <w:numPr>
+          <w:ilvl w:val="0"/>
+          <w:numId w:val="1001"/>
+        </w:numPr>
+      </w:pPr>
+      <w:r>
+        <w:t xml:space="preserve">Wallace C. A more accurate method for colocalisation analysis allowing for multiple causal variants. PLoS Genet. 2021;17:e1009440. doi:10.1371/journal.pgen.1009440.</w:t>
       </w:r>
     </w:p>
     <w:bookmarkEnd w:id="25"/>
@@ -2561,7 +2572,55 @@
         <w:t xml:space="preserve"> </w:t>
       </w:r>
       <w:r>
-        <w:t xml:space="preserve">values. The OR axis is logarithmic, with a reference line at one. ORs refer to reconstructed genetically proxied blood expression, not treatment effects. All nine comparisons are included. (B) Regional colocalization probabilities under the primary prior, aligned with the same gene–outcome rows. Stacked bars show expression-only support (H2), support for distinct variants (H3), shared-variant support (H4), and residual H0/H1 support. Exact displayed H4 probabilities are given at right. These probabilities are not</w:t>
+        <w:t xml:space="preserve">values. Bold</w:t>
+      </w:r>
+      <w:r>
+        <w:t xml:space="preserve"> </w:t>
+      </w:r>
+      <w:r>
+        <w:rPr>
+          <w:i/>
+          <w:iCs/>
+        </w:rPr>
+        <w:t xml:space="preserve">P</w:t>
+      </w:r>
+      <w:r>
+        <w:t xml:space="preserve"> </w:t>
+      </w:r>
+      <w:r>
+        <w:t xml:space="preserve">values and asterisks (*) indicate nominal</w:t>
+      </w:r>
+      <w:r>
+        <w:t xml:space="preserve"> </w:t>
+      </w:r>
+      <w:r>
+        <w:rPr>
+          <w:i/>
+          <w:iCs/>
+        </w:rPr>
+        <w:t xml:space="preserve">P</w:t>
+      </w:r>
+      <w:r>
+        <w:t xml:space="preserve"> </w:t>
+      </w:r>
+      <w:r>
+        <w:t xml:space="preserve">&lt; 0.05; daggers (†) additionally mark BBJ discovery significance at</w:t>
+      </w:r>
+      <w:r>
+        <w:t xml:space="preserve"> </w:t>
+      </w:r>
+      <w:r>
+        <w:rPr>
+          <w:i/>
+          <w:iCs/>
+        </w:rPr>
+        <w:t xml:space="preserve">P</w:t>
+      </w:r>
+      <w:r>
+        <w:t xml:space="preserve"> </w:t>
+      </w:r>
+      <w:r>
+        <w:t xml:space="preserve">&lt; 0.05/2,544. The OR axis is logarithmic, with a reference line at one. ORs refer to reconstructed genetically proxied blood expression, not treatment effects. All nine comparisons are included. (B) Regional colocalization probabilities under the primary prior, aligned with the same gene–outcome rows. Stacked bars show expression-only support (H2), support for distinct variants (H3), shared-variant support (H4), and residual H0/H1 support. Exact displayed H4 probabilities are given at right. These probabilities are not</w:t>
       </w:r>
       <w:r>
         <w:t xml:space="preserve"> </w:t>
@@ -2596,7 +2655,20 @@
         <w:t xml:space="preserve"> </w:t>
       </w:r>
       <w:r>
-        <w:t xml:space="preserve">(A) Primary-prior PP.H4 values for all nine evaluated genes and three outcomes. Outlined cells meet the ≥0.80 threshold; probabilities below 0.001 are labelled &lt;0.001. A gene passes the combined criterion only when both BBJ and FinnGen meet that threshold; UKB is an additional comparison.</w:t>
+        <w:t xml:space="preserve">(A) Primary-prior PP.H4 values for all nine evaluated genes and three outcomes. Black cell borders indicate strong shared-variant support (PP.H4 ≥ 0.80), not</w:t>
+      </w:r>
+      <w:r>
+        <w:t xml:space="preserve"> </w:t>
+      </w:r>
+      <w:r>
+        <w:rPr>
+          <w:i/>
+          <w:iCs/>
+        </w:rPr>
+        <w:t xml:space="preserve">P</w:t>
+      </w:r>
+      <w:r>
+        <w:t xml:space="preserve">-value significance; probabilities below 0.001 are labelled &lt;0.001. A gene passes the combined criterion only when both BBJ and FinnGen meet that threshold; UKB is an additional comparison.</w:t>
       </w:r>
       <w:r>
         <w:t xml:space="preserve"> </w:t>
@@ -3417,13 +3489,14 @@
         <w:tblLook w:firstColumn="1" w:firstRow="1" w:lastColumn="0" w:lastRow="0" w:noHBand="0" w:noVBand="1" w:val="04A0"/>
       </w:tblPr>
       <w:tblGrid>
-        <w:gridCol w:w="2117"/>
-        <w:gridCol w:w="2117"/>
-        <w:gridCol w:w="2117"/>
-        <w:gridCol w:w="2117"/>
-        <w:gridCol w:w="2117"/>
-        <w:gridCol w:w="2117"/>
-        <w:gridCol w:w="2117"/>
+        <w:gridCol w:w="1092"/>
+        <w:gridCol w:w="3119"/>
+        <w:gridCol w:w="1482"/>
+        <w:gridCol w:w="2262"/>
+        <w:gridCol w:w="1560"/>
+        <w:gridCol w:w="1794"/>
+        <w:gridCol w:w="1794"/>
+        <w:gridCol w:w="1716"/>
       </w:tblGrid>
       <w:tr>
         <w:trPr>
@@ -3432,7 +3505,7 @@
         </w:trPr>
         <w:tc>
           <w:tcPr>
-            <w:tcW w:type="dxa" w:w="2117"/>
+            <w:tcW w:type="dxa" w:w="1092"/>
             <w:vAlign w:val="center"/>
             <w:tcMar>
               <w:top w:w="80" w:type="dxa"/>
@@ -3452,7 +3525,7 @@
               <w:rPr>
                 <w:rFonts w:ascii="Times New Roman" w:hAnsi="Times New Roman"/>
                 <w:b/>
-                <w:sz w:val="20"/>
+                <w:sz w:val="19"/>
               </w:rPr>
               <w:t xml:space="preserve">Gene</w:t>
             </w:r>
@@ -3460,7 +3533,7 @@
         </w:tc>
         <w:tc>
           <w:tcPr>
-            <w:tcW w:type="dxa" w:w="2117"/>
+            <w:tcW w:type="dxa" w:w="3119"/>
             <w:vAlign w:val="center"/>
             <w:tcMar>
               <w:top w:w="80" w:type="dxa"/>
@@ -3480,7 +3553,7 @@
               <w:rPr>
                 <w:rFonts w:ascii="Times New Roman" w:hAnsi="Times New Roman"/>
                 <w:b/>
-                <w:sz w:val="20"/>
+                <w:sz w:val="19"/>
               </w:rPr>
               <w:t xml:space="preserve">Outcome</w:t>
             </w:r>
@@ -3488,7 +3561,7 @@
         </w:tc>
         <w:tc>
           <w:tcPr>
-            <w:tcW w:type="dxa" w:w="2117"/>
+            <w:tcW w:type="dxa" w:w="1482"/>
             <w:vAlign w:val="center"/>
             <w:tcMar>
               <w:top w:w="80" w:type="dxa"/>
@@ -3508,7 +3581,7 @@
               <w:rPr>
                 <w:rFonts w:ascii="Times New Roman" w:hAnsi="Times New Roman"/>
                 <w:b/>
-                <w:sz w:val="20"/>
+                <w:sz w:val="19"/>
               </w:rPr>
               <w:t xml:space="preserve">Instruments</w:t>
             </w:r>
@@ -3516,7 +3589,7 @@
         </w:tc>
         <w:tc>
           <w:tcPr>
-            <w:tcW w:type="dxa" w:w="2117"/>
+            <w:tcW w:type="dxa" w:w="2262"/>
             <w:vAlign w:val="center"/>
             <w:tcMar>
               <w:top w:w="80" w:type="dxa"/>
@@ -3536,7 +3609,7 @@
               <w:rPr>
                 <w:rFonts w:ascii="Times New Roman" w:hAnsi="Times New Roman"/>
                 <w:b/>
-                <w:sz w:val="20"/>
+                <w:sz w:val="19"/>
               </w:rPr>
               <w:t xml:space="preserve">OR (95% CI)</w:t>
             </w:r>
@@ -3544,7 +3617,7 @@
         </w:tc>
         <w:tc>
           <w:tcPr>
-            <w:tcW w:type="dxa" w:w="2117"/>
+            <w:tcW w:type="dxa" w:w="1560"/>
             <w:vAlign w:val="center"/>
             <w:tcMar>
               <w:top w:w="80" w:type="dxa"/>
@@ -3566,7 +3639,7 @@
                 <w:b/>
                 <w:i/>
                 <w:iCs/>
-                <w:sz w:val="20"/>
+                <w:sz w:val="19"/>
               </w:rPr>
               <w:t xml:space="preserve">P</w:t>
             </w:r>
@@ -3574,7 +3647,7 @@
               <w:rPr>
                 <w:rFonts w:ascii="Times New Roman" w:hAnsi="Times New Roman"/>
                 <w:b/>
-                <w:sz w:val="20"/>
+                <w:sz w:val="19"/>
               </w:rPr>
               <w:t xml:space="preserve"> </w:t>
             </w:r>
@@ -3582,7 +3655,7 @@
               <w:rPr>
                 <w:rFonts w:ascii="Times New Roman" w:hAnsi="Times New Roman"/>
                 <w:b/>
-                <w:sz w:val="20"/>
+                <w:sz w:val="19"/>
               </w:rPr>
               <w:t xml:space="preserve">value</w:t>
             </w:r>
@@ -3590,7 +3663,7 @@
         </w:tc>
         <w:tc>
           <w:tcPr>
-            <w:tcW w:type="dxa" w:w="2117"/>
+            <w:tcW w:type="dxa" w:w="1794"/>
             <w:vAlign w:val="center"/>
             <w:tcMar>
               <w:top w:w="80" w:type="dxa"/>
@@ -3610,7 +3683,35 @@
               <w:rPr>
                 <w:rFonts w:ascii="Times New Roman" w:hAnsi="Times New Roman"/>
                 <w:b/>
-                <w:sz w:val="20"/>
+                <w:sz w:val="19"/>
+              </w:rPr>
+              <w:t xml:space="preserve">Expression only (PP.H2)</w:t>
+            </w:r>
+          </w:p>
+        </w:tc>
+        <w:tc>
+          <w:tcPr>
+            <w:tcW w:type="dxa" w:w="1794"/>
+            <w:vAlign w:val="center"/>
+            <w:tcMar>
+              <w:top w:w="80" w:type="dxa"/>
+              <w:bottom w:w="80" w:type="dxa"/>
+              <w:left w:w="80" w:type="dxa"/>
+              <w:right w:w="80" w:type="dxa"/>
+            </w:tcMar>
+            <w:shd w:fill="EEEEEE"/>
+          </w:tcPr>
+          <w:p>
+            <w:pPr>
+              <w:keepNext w:val="0"/>
+              <w:spacing w:line="252" w:lineRule="auto" w:before="0" w:after="0"/>
+              <w:jc w:val="center"/>
+            </w:pPr>
+            <w:r>
+              <w:rPr>
+                <w:rFonts w:ascii="Times New Roman" w:hAnsi="Times New Roman"/>
+                <w:b/>
+                <w:sz w:val="19"/>
               </w:rPr>
               <w:t xml:space="preserve">Distinct variants (PP.H3)</w:t>
             </w:r>
@@ -3618,7 +3719,7 @@
         </w:tc>
         <w:tc>
           <w:tcPr>
-            <w:tcW w:type="dxa" w:w="2117"/>
+            <w:tcW w:type="dxa" w:w="1716"/>
             <w:vAlign w:val="center"/>
             <w:tcMar>
               <w:top w:w="80" w:type="dxa"/>
@@ -3638,7 +3739,7 @@
               <w:rPr>
                 <w:rFonts w:ascii="Times New Roman" w:hAnsi="Times New Roman"/>
                 <w:b/>
-                <w:sz w:val="20"/>
+                <w:sz w:val="19"/>
               </w:rPr>
               <w:t xml:space="preserve">Shared variant (PP.H4)</w:t>
             </w:r>
@@ -3651,7 +3752,7 @@
         </w:trPr>
         <w:tc>
           <w:tcPr>
-            <w:tcW w:type="dxa" w:w="2117"/>
+            <w:tcW w:type="dxa" w:w="1092"/>
             <w:vAlign w:val="center"/>
             <w:tcMar>
               <w:top w:w="80" w:type="dxa"/>
@@ -3671,7 +3772,7 @@
                 <w:rFonts w:ascii="Times New Roman" w:hAnsi="Times New Roman"/>
                 <w:i/>
                 <w:iCs/>
-                <w:sz w:val="20"/>
+                <w:sz w:val="19"/>
               </w:rPr>
               <w:t xml:space="preserve">TSHR</w:t>
             </w:r>
@@ -3679,7 +3780,7 @@
         </w:tc>
         <w:tc>
           <w:tcPr>
-            <w:tcW w:type="dxa" w:w="2117"/>
+            <w:tcW w:type="dxa" w:w="3119"/>
             <w:vAlign w:val="center"/>
             <w:tcMar>
               <w:top w:w="80" w:type="dxa"/>
@@ -3697,7 +3798,7 @@
             <w:r>
               <w:rPr>
                 <w:rFonts w:ascii="Times New Roman" w:hAnsi="Times New Roman"/>
-                <w:sz w:val="20"/>
+                <w:sz w:val="19"/>
               </w:rPr>
               <w:t xml:space="preserve">BBJ Graves disease</w:t>
             </w:r>
@@ -3705,25 +3806,25 @@
         </w:tc>
         <w:tc>
           <w:tcPr>
-            <w:tcW w:type="dxa" w:w="2117"/>
-            <w:vAlign w:val="center"/>
-            <w:tcMar>
-              <w:top w:w="80" w:type="dxa"/>
-              <w:bottom w:w="80" w:type="dxa"/>
-              <w:left w:w="80" w:type="dxa"/>
-              <w:right w:w="80" w:type="dxa"/>
-            </w:tcMar>
-          </w:tcPr>
-          <w:p>
-            <w:pPr>
-              <w:keepNext w:val="0"/>
-              <w:spacing w:line="252" w:lineRule="auto" w:before="0" w:after="0"/>
-              <w:jc w:val="center"/>
-            </w:pPr>
-            <w:r>
-              <w:rPr>
-                <w:rFonts w:ascii="Times New Roman" w:hAnsi="Times New Roman"/>
-                <w:sz w:val="20"/>
+            <w:tcW w:type="dxa" w:w="1482"/>
+            <w:vAlign w:val="center"/>
+            <w:tcMar>
+              <w:top w:w="80" w:type="dxa"/>
+              <w:bottom w:w="80" w:type="dxa"/>
+              <w:left w:w="80" w:type="dxa"/>
+              <w:right w:w="80" w:type="dxa"/>
+            </w:tcMar>
+          </w:tcPr>
+          <w:p>
+            <w:pPr>
+              <w:keepNext w:val="0"/>
+              <w:spacing w:line="252" w:lineRule="auto" w:before="0" w:after="0"/>
+              <w:jc w:val="center"/>
+            </w:pPr>
+            <w:r>
+              <w:rPr>
+                <w:rFonts w:ascii="Times New Roman" w:hAnsi="Times New Roman"/>
+                <w:sz w:val="19"/>
               </w:rPr>
               <w:t xml:space="preserve">1</w:t>
             </w:r>
@@ -3731,25 +3832,25 @@
         </w:tc>
         <w:tc>
           <w:tcPr>
-            <w:tcW w:type="dxa" w:w="2117"/>
-            <w:vAlign w:val="center"/>
-            <w:tcMar>
-              <w:top w:w="80" w:type="dxa"/>
-              <w:bottom w:w="80" w:type="dxa"/>
-              <w:left w:w="80" w:type="dxa"/>
-              <w:right w:w="80" w:type="dxa"/>
-            </w:tcMar>
-          </w:tcPr>
-          <w:p>
-            <w:pPr>
-              <w:keepNext w:val="0"/>
-              <w:spacing w:line="252" w:lineRule="auto" w:before="0" w:after="0"/>
-              <w:jc w:val="center"/>
-            </w:pPr>
-            <w:r>
-              <w:rPr>
-                <w:rFonts w:ascii="Times New Roman" w:hAnsi="Times New Roman"/>
-                <w:sz w:val="20"/>
+            <w:tcW w:type="dxa" w:w="2262"/>
+            <w:vAlign w:val="center"/>
+            <w:tcMar>
+              <w:top w:w="80" w:type="dxa"/>
+              <w:bottom w:w="80" w:type="dxa"/>
+              <w:left w:w="80" w:type="dxa"/>
+              <w:right w:w="80" w:type="dxa"/>
+            </w:tcMar>
+          </w:tcPr>
+          <w:p>
+            <w:pPr>
+              <w:keepNext w:val="0"/>
+              <w:spacing w:line="252" w:lineRule="auto" w:before="0" w:after="0"/>
+              <w:jc w:val="center"/>
+            </w:pPr>
+            <w:r>
+              <w:rPr>
+                <w:rFonts w:ascii="Times New Roman" w:hAnsi="Times New Roman"/>
+                <w:sz w:val="19"/>
               </w:rPr>
               <w:t xml:space="preserve">0.12 (0.07–0.21)</w:t>
             </w:r>
@@ -3757,7 +3858,7 @@
         </w:tc>
         <w:tc>
           <w:tcPr>
-            <w:tcW w:type="dxa" w:w="2117"/>
+            <w:tcW w:type="dxa" w:w="1560"/>
             <w:vAlign w:val="center"/>
             <w:tcMar>
               <w:top w:w="80" w:type="dxa"/>
@@ -3776,7 +3877,7 @@
               <w:rPr>
                 <w:rFonts w:ascii="Times New Roman" w:hAnsi="Times New Roman"/>
                 <w:b/>
-                <w:sz w:val="20"/>
+                <w:sz w:val="19"/>
               </w:rPr>
               <w:t xml:space="preserve">1.09×10⁻¹⁴</w:t>
             </w:r>
@@ -3784,25 +3885,51 @@
         </w:tc>
         <w:tc>
           <w:tcPr>
-            <w:tcW w:type="dxa" w:w="2117"/>
-            <w:vAlign w:val="center"/>
-            <w:tcMar>
-              <w:top w:w="80" w:type="dxa"/>
-              <w:bottom w:w="80" w:type="dxa"/>
-              <w:left w:w="80" w:type="dxa"/>
-              <w:right w:w="80" w:type="dxa"/>
-            </w:tcMar>
-          </w:tcPr>
-          <w:p>
-            <w:pPr>
-              <w:keepNext w:val="0"/>
-              <w:spacing w:line="252" w:lineRule="auto" w:before="0" w:after="0"/>
-              <w:jc w:val="center"/>
-            </w:pPr>
-            <w:r>
-              <w:rPr>
-                <w:rFonts w:ascii="Times New Roman" w:hAnsi="Times New Roman"/>
-                <w:sz w:val="20"/>
+            <w:tcW w:type="dxa" w:w="1794"/>
+            <w:vAlign w:val="center"/>
+            <w:tcMar>
+              <w:top w:w="80" w:type="dxa"/>
+              <w:bottom w:w="80" w:type="dxa"/>
+              <w:left w:w="80" w:type="dxa"/>
+              <w:right w:w="80" w:type="dxa"/>
+            </w:tcMar>
+          </w:tcPr>
+          <w:p>
+            <w:pPr>
+              <w:keepNext w:val="0"/>
+              <w:spacing w:line="252" w:lineRule="auto" w:before="0" w:after="0"/>
+              <w:jc w:val="center"/>
+            </w:pPr>
+            <w:r>
+              <w:rPr>
+                <w:rFonts w:ascii="Times New Roman" w:hAnsi="Times New Roman"/>
+                <w:sz w:val="19"/>
+              </w:rPr>
+              <w:t xml:space="preserve">&lt;0.001</w:t>
+            </w:r>
+          </w:p>
+        </w:tc>
+        <w:tc>
+          <w:tcPr>
+            <w:tcW w:type="dxa" w:w="1794"/>
+            <w:vAlign w:val="center"/>
+            <w:tcMar>
+              <w:top w:w="80" w:type="dxa"/>
+              <w:bottom w:w="80" w:type="dxa"/>
+              <w:left w:w="80" w:type="dxa"/>
+              <w:right w:w="80" w:type="dxa"/>
+            </w:tcMar>
+          </w:tcPr>
+          <w:p>
+            <w:pPr>
+              <w:keepNext w:val="0"/>
+              <w:spacing w:line="252" w:lineRule="auto" w:before="0" w:after="0"/>
+              <w:jc w:val="center"/>
+            </w:pPr>
+            <w:r>
+              <w:rPr>
+                <w:rFonts w:ascii="Times New Roman" w:hAnsi="Times New Roman"/>
+                <w:sz w:val="19"/>
               </w:rPr>
               <w:t xml:space="preserve">0.049</w:t>
             </w:r>
@@ -3810,25 +3937,25 @@
         </w:tc>
         <w:tc>
           <w:tcPr>
-            <w:tcW w:type="dxa" w:w="2117"/>
-            <w:vAlign w:val="center"/>
-            <w:tcMar>
-              <w:top w:w="80" w:type="dxa"/>
-              <w:bottom w:w="80" w:type="dxa"/>
-              <w:left w:w="80" w:type="dxa"/>
-              <w:right w:w="80" w:type="dxa"/>
-            </w:tcMar>
-          </w:tcPr>
-          <w:p>
-            <w:pPr>
-              <w:keepNext w:val="0"/>
-              <w:spacing w:line="252" w:lineRule="auto" w:before="0" w:after="0"/>
-              <w:jc w:val="center"/>
-            </w:pPr>
-            <w:r>
-              <w:rPr>
-                <w:rFonts w:ascii="Times New Roman" w:hAnsi="Times New Roman"/>
-                <w:sz w:val="20"/>
+            <w:tcW w:type="dxa" w:w="1716"/>
+            <w:vAlign w:val="center"/>
+            <w:tcMar>
+              <w:top w:w="80" w:type="dxa"/>
+              <w:bottom w:w="80" w:type="dxa"/>
+              <w:left w:w="80" w:type="dxa"/>
+              <w:right w:w="80" w:type="dxa"/>
+            </w:tcMar>
+          </w:tcPr>
+          <w:p>
+            <w:pPr>
+              <w:keepNext w:val="0"/>
+              <w:spacing w:line="252" w:lineRule="auto" w:before="0" w:after="0"/>
+              <w:jc w:val="center"/>
+            </w:pPr>
+            <w:r>
+              <w:rPr>
+                <w:rFonts w:ascii="Times New Roman" w:hAnsi="Times New Roman"/>
+                <w:sz w:val="19"/>
               </w:rPr>
               <w:t xml:space="preserve">0.951</w:t>
             </w:r>
@@ -3841,7 +3968,7 @@
         </w:trPr>
         <w:tc>
           <w:tcPr>
-            <w:tcW w:type="dxa" w:w="2117"/>
+            <w:tcW w:type="dxa" w:w="1092"/>
             <w:vAlign w:val="center"/>
             <w:tcMar>
               <w:top w:w="80" w:type="dxa"/>
@@ -3861,7 +3988,7 @@
                 <w:rFonts w:ascii="Times New Roman" w:hAnsi="Times New Roman"/>
                 <w:i/>
                 <w:iCs/>
-                <w:sz w:val="20"/>
+                <w:sz w:val="19"/>
               </w:rPr>
               <w:t xml:space="preserve">TSHR</w:t>
             </w:r>
@@ -3869,7 +3996,7 @@
         </w:tc>
         <w:tc>
           <w:tcPr>
-            <w:tcW w:type="dxa" w:w="2117"/>
+            <w:tcW w:type="dxa" w:w="3119"/>
             <w:vAlign w:val="center"/>
             <w:tcMar>
               <w:top w:w="80" w:type="dxa"/>
@@ -3887,7 +4014,7 @@
             <w:r>
               <w:rPr>
                 <w:rFonts w:ascii="Times New Roman" w:hAnsi="Times New Roman"/>
-                <w:sz w:val="20"/>
+                <w:sz w:val="19"/>
               </w:rPr>
               <w:t xml:space="preserve">UKB hyperthyroidism</w:t>
             </w:r>
@@ -3895,25 +4022,25 @@
         </w:tc>
         <w:tc>
           <w:tcPr>
-            <w:tcW w:type="dxa" w:w="2117"/>
-            <w:vAlign w:val="center"/>
-            <w:tcMar>
-              <w:top w:w="80" w:type="dxa"/>
-              <w:bottom w:w="80" w:type="dxa"/>
-              <w:left w:w="80" w:type="dxa"/>
-              <w:right w:w="80" w:type="dxa"/>
-            </w:tcMar>
-          </w:tcPr>
-          <w:p>
-            <w:pPr>
-              <w:keepNext w:val="0"/>
-              <w:spacing w:line="252" w:lineRule="auto" w:before="0" w:after="0"/>
-              <w:jc w:val="center"/>
-            </w:pPr>
-            <w:r>
-              <w:rPr>
-                <w:rFonts w:ascii="Times New Roman" w:hAnsi="Times New Roman"/>
-                <w:sz w:val="20"/>
+            <w:tcW w:type="dxa" w:w="1482"/>
+            <w:vAlign w:val="center"/>
+            <w:tcMar>
+              <w:top w:w="80" w:type="dxa"/>
+              <w:bottom w:w="80" w:type="dxa"/>
+              <w:left w:w="80" w:type="dxa"/>
+              <w:right w:w="80" w:type="dxa"/>
+            </w:tcMar>
+          </w:tcPr>
+          <w:p>
+            <w:pPr>
+              <w:keepNext w:val="0"/>
+              <w:spacing w:line="252" w:lineRule="auto" w:before="0" w:after="0"/>
+              <w:jc w:val="center"/>
+            </w:pPr>
+            <w:r>
+              <w:rPr>
+                <w:rFonts w:ascii="Times New Roman" w:hAnsi="Times New Roman"/>
+                <w:sz w:val="19"/>
               </w:rPr>
               <w:t xml:space="preserve">1</w:t>
             </w:r>
@@ -3921,25 +4048,25 @@
         </w:tc>
         <w:tc>
           <w:tcPr>
-            <w:tcW w:type="dxa" w:w="2117"/>
-            <w:vAlign w:val="center"/>
-            <w:tcMar>
-              <w:top w:w="80" w:type="dxa"/>
-              <w:bottom w:w="80" w:type="dxa"/>
-              <w:left w:w="80" w:type="dxa"/>
-              <w:right w:w="80" w:type="dxa"/>
-            </w:tcMar>
-          </w:tcPr>
-          <w:p>
-            <w:pPr>
-              <w:keepNext w:val="0"/>
-              <w:spacing w:line="252" w:lineRule="auto" w:before="0" w:after="0"/>
-              <w:jc w:val="center"/>
-            </w:pPr>
-            <w:r>
-              <w:rPr>
-                <w:rFonts w:ascii="Times New Roman" w:hAnsi="Times New Roman"/>
-                <w:sz w:val="20"/>
+            <w:tcW w:type="dxa" w:w="2262"/>
+            <w:vAlign w:val="center"/>
+            <w:tcMar>
+              <w:top w:w="80" w:type="dxa"/>
+              <w:bottom w:w="80" w:type="dxa"/>
+              <w:left w:w="80" w:type="dxa"/>
+              <w:right w:w="80" w:type="dxa"/>
+            </w:tcMar>
+          </w:tcPr>
+          <w:p>
+            <w:pPr>
+              <w:keepNext w:val="0"/>
+              <w:spacing w:line="252" w:lineRule="auto" w:before="0" w:after="0"/>
+              <w:jc w:val="center"/>
+            </w:pPr>
+            <w:r>
+              <w:rPr>
+                <w:rFonts w:ascii="Times New Roman" w:hAnsi="Times New Roman"/>
+                <w:sz w:val="19"/>
               </w:rPr>
               <w:t xml:space="preserve">0.09 (0.06–0.14)</w:t>
             </w:r>
@@ -3947,7 +4074,7 @@
         </w:tc>
         <w:tc>
           <w:tcPr>
-            <w:tcW w:type="dxa" w:w="2117"/>
+            <w:tcW w:type="dxa" w:w="1560"/>
             <w:vAlign w:val="center"/>
             <w:tcMar>
               <w:top w:w="80" w:type="dxa"/>
@@ -3966,7 +4093,7 @@
               <w:rPr>
                 <w:rFonts w:ascii="Times New Roman" w:hAnsi="Times New Roman"/>
                 <w:b/>
-                <w:sz w:val="20"/>
+                <w:sz w:val="19"/>
               </w:rPr>
               <w:t xml:space="preserve">8.77×10⁻²⁸</w:t>
             </w:r>
@@ -3974,25 +4101,51 @@
         </w:tc>
         <w:tc>
           <w:tcPr>
-            <w:tcW w:type="dxa" w:w="2117"/>
-            <w:vAlign w:val="center"/>
-            <w:tcMar>
-              <w:top w:w="80" w:type="dxa"/>
-              <w:bottom w:w="80" w:type="dxa"/>
-              <w:left w:w="80" w:type="dxa"/>
-              <w:right w:w="80" w:type="dxa"/>
-            </w:tcMar>
-          </w:tcPr>
-          <w:p>
-            <w:pPr>
-              <w:keepNext w:val="0"/>
-              <w:spacing w:line="252" w:lineRule="auto" w:before="0" w:after="0"/>
-              <w:jc w:val="center"/>
-            </w:pPr>
-            <w:r>
-              <w:rPr>
-                <w:rFonts w:ascii="Times New Roman" w:hAnsi="Times New Roman"/>
-                <w:sz w:val="20"/>
+            <w:tcW w:type="dxa" w:w="1794"/>
+            <w:vAlign w:val="center"/>
+            <w:tcMar>
+              <w:top w:w="80" w:type="dxa"/>
+              <w:bottom w:w="80" w:type="dxa"/>
+              <w:left w:w="80" w:type="dxa"/>
+              <w:right w:w="80" w:type="dxa"/>
+            </w:tcMar>
+          </w:tcPr>
+          <w:p>
+            <w:pPr>
+              <w:keepNext w:val="0"/>
+              <w:spacing w:line="252" w:lineRule="auto" w:before="0" w:after="0"/>
+              <w:jc w:val="center"/>
+            </w:pPr>
+            <w:r>
+              <w:rPr>
+                <w:rFonts w:ascii="Times New Roman" w:hAnsi="Times New Roman"/>
+                <w:sz w:val="19"/>
+              </w:rPr>
+              <w:t xml:space="preserve">&lt;0.001</w:t>
+            </w:r>
+          </w:p>
+        </w:tc>
+        <w:tc>
+          <w:tcPr>
+            <w:tcW w:type="dxa" w:w="1794"/>
+            <w:vAlign w:val="center"/>
+            <w:tcMar>
+              <w:top w:w="80" w:type="dxa"/>
+              <w:bottom w:w="80" w:type="dxa"/>
+              <w:left w:w="80" w:type="dxa"/>
+              <w:right w:w="80" w:type="dxa"/>
+            </w:tcMar>
+          </w:tcPr>
+          <w:p>
+            <w:pPr>
+              <w:keepNext w:val="0"/>
+              <w:spacing w:line="252" w:lineRule="auto" w:before="0" w:after="0"/>
+              <w:jc w:val="center"/>
+            </w:pPr>
+            <w:r>
+              <w:rPr>
+                <w:rFonts w:ascii="Times New Roman" w:hAnsi="Times New Roman"/>
+                <w:sz w:val="19"/>
               </w:rPr>
               <w:t xml:space="preserve">0.774</w:t>
             </w:r>
@@ -4000,25 +4153,25 @@
         </w:tc>
         <w:tc>
           <w:tcPr>
-            <w:tcW w:type="dxa" w:w="2117"/>
-            <w:vAlign w:val="center"/>
-            <w:tcMar>
-              <w:top w:w="80" w:type="dxa"/>
-              <w:bottom w:w="80" w:type="dxa"/>
-              <w:left w:w="80" w:type="dxa"/>
-              <w:right w:w="80" w:type="dxa"/>
-            </w:tcMar>
-          </w:tcPr>
-          <w:p>
-            <w:pPr>
-              <w:keepNext w:val="0"/>
-              <w:spacing w:line="252" w:lineRule="auto" w:before="0" w:after="0"/>
-              <w:jc w:val="center"/>
-            </w:pPr>
-            <w:r>
-              <w:rPr>
-                <w:rFonts w:ascii="Times New Roman" w:hAnsi="Times New Roman"/>
-                <w:sz w:val="20"/>
+            <w:tcW w:type="dxa" w:w="1716"/>
+            <w:vAlign w:val="center"/>
+            <w:tcMar>
+              <w:top w:w="80" w:type="dxa"/>
+              <w:bottom w:w="80" w:type="dxa"/>
+              <w:left w:w="80" w:type="dxa"/>
+              <w:right w:w="80" w:type="dxa"/>
+            </w:tcMar>
+          </w:tcPr>
+          <w:p>
+            <w:pPr>
+              <w:keepNext w:val="0"/>
+              <w:spacing w:line="252" w:lineRule="auto" w:before="0" w:after="0"/>
+              <w:jc w:val="center"/>
+            </w:pPr>
+            <w:r>
+              <w:rPr>
+                <w:rFonts w:ascii="Times New Roman" w:hAnsi="Times New Roman"/>
+                <w:sz w:val="19"/>
               </w:rPr>
               <w:t xml:space="preserve">0.226</w:t>
             </w:r>
@@ -4031,7 +4184,7 @@
         </w:trPr>
         <w:tc>
           <w:tcPr>
-            <w:tcW w:type="dxa" w:w="2117"/>
+            <w:tcW w:type="dxa" w:w="1092"/>
             <w:vAlign w:val="center"/>
             <w:tcMar>
               <w:top w:w="80" w:type="dxa"/>
@@ -4051,7 +4204,7 @@
                 <w:rFonts w:ascii="Times New Roman" w:hAnsi="Times New Roman"/>
                 <w:i/>
                 <w:iCs/>
-                <w:sz w:val="20"/>
+                <w:sz w:val="19"/>
               </w:rPr>
               <w:t xml:space="preserve">TSHR</w:t>
             </w:r>
@@ -4059,7 +4212,7 @@
         </w:tc>
         <w:tc>
           <w:tcPr>
-            <w:tcW w:type="dxa" w:w="2117"/>
+            <w:tcW w:type="dxa" w:w="3119"/>
             <w:vAlign w:val="center"/>
             <w:tcMar>
               <w:top w:w="80" w:type="dxa"/>
@@ -4077,7 +4230,7 @@
             <w:r>
               <w:rPr>
                 <w:rFonts w:ascii="Times New Roman" w:hAnsi="Times New Roman"/>
-                <w:sz w:val="20"/>
+                <w:sz w:val="19"/>
               </w:rPr>
               <w:t xml:space="preserve">FinnGen Graves ophthalmopathy</w:t>
             </w:r>
@@ -4085,25 +4238,25 @@
         </w:tc>
         <w:tc>
           <w:tcPr>
-            <w:tcW w:type="dxa" w:w="2117"/>
-            <w:vAlign w:val="center"/>
-            <w:tcMar>
-              <w:top w:w="80" w:type="dxa"/>
-              <w:bottom w:w="80" w:type="dxa"/>
-              <w:left w:w="80" w:type="dxa"/>
-              <w:right w:w="80" w:type="dxa"/>
-            </w:tcMar>
-          </w:tcPr>
-          <w:p>
-            <w:pPr>
-              <w:keepNext w:val="0"/>
-              <w:spacing w:line="252" w:lineRule="auto" w:before="0" w:after="0"/>
-              <w:jc w:val="center"/>
-            </w:pPr>
-            <w:r>
-              <w:rPr>
-                <w:rFonts w:ascii="Times New Roman" w:hAnsi="Times New Roman"/>
-                <w:sz w:val="20"/>
+            <w:tcW w:type="dxa" w:w="1482"/>
+            <w:vAlign w:val="center"/>
+            <w:tcMar>
+              <w:top w:w="80" w:type="dxa"/>
+              <w:bottom w:w="80" w:type="dxa"/>
+              <w:left w:w="80" w:type="dxa"/>
+              <w:right w:w="80" w:type="dxa"/>
+            </w:tcMar>
+          </w:tcPr>
+          <w:p>
+            <w:pPr>
+              <w:keepNext w:val="0"/>
+              <w:spacing w:line="252" w:lineRule="auto" w:before="0" w:after="0"/>
+              <w:jc w:val="center"/>
+            </w:pPr>
+            <w:r>
+              <w:rPr>
+                <w:rFonts w:ascii="Times New Roman" w:hAnsi="Times New Roman"/>
+                <w:sz w:val="19"/>
               </w:rPr>
               <w:t xml:space="preserve">1</w:t>
             </w:r>
@@ -4111,25 +4264,25 @@
         </w:tc>
         <w:tc>
           <w:tcPr>
-            <w:tcW w:type="dxa" w:w="2117"/>
-            <w:vAlign w:val="center"/>
-            <w:tcMar>
-              <w:top w:w="80" w:type="dxa"/>
-              <w:bottom w:w="80" w:type="dxa"/>
-              <w:left w:w="80" w:type="dxa"/>
-              <w:right w:w="80" w:type="dxa"/>
-            </w:tcMar>
-          </w:tcPr>
-          <w:p>
-            <w:pPr>
-              <w:keepNext w:val="0"/>
-              <w:spacing w:line="252" w:lineRule="auto" w:before="0" w:after="0"/>
-              <w:jc w:val="center"/>
-            </w:pPr>
-            <w:r>
-              <w:rPr>
-                <w:rFonts w:ascii="Times New Roman" w:hAnsi="Times New Roman"/>
-                <w:sz w:val="20"/>
+            <w:tcW w:type="dxa" w:w="2262"/>
+            <w:vAlign w:val="center"/>
+            <w:tcMar>
+              <w:top w:w="80" w:type="dxa"/>
+              <w:bottom w:w="80" w:type="dxa"/>
+              <w:left w:w="80" w:type="dxa"/>
+              <w:right w:w="80" w:type="dxa"/>
+            </w:tcMar>
+          </w:tcPr>
+          <w:p>
+            <w:pPr>
+              <w:keepNext w:val="0"/>
+              <w:spacing w:line="252" w:lineRule="auto" w:before="0" w:after="0"/>
+              <w:jc w:val="center"/>
+            </w:pPr>
+            <w:r>
+              <w:rPr>
+                <w:rFonts w:ascii="Times New Roman" w:hAnsi="Times New Roman"/>
+                <w:sz w:val="19"/>
               </w:rPr>
               <w:t xml:space="preserve">0.10 (0.04–0.24)</w:t>
             </w:r>
@@ -4137,7 +4290,7 @@
         </w:tc>
         <w:tc>
           <w:tcPr>
-            <w:tcW w:type="dxa" w:w="2117"/>
+            <w:tcW w:type="dxa" w:w="1560"/>
             <w:vAlign w:val="center"/>
             <w:tcMar>
               <w:top w:w="80" w:type="dxa"/>
@@ -4156,7 +4309,7 @@
               <w:rPr>
                 <w:rFonts w:ascii="Times New Roman" w:hAnsi="Times New Roman"/>
                 <w:b/>
-                <w:sz w:val="20"/>
+                <w:sz w:val="19"/>
               </w:rPr>
               <w:t xml:space="preserve">2.82×10⁻⁷</w:t>
             </w:r>
@@ -4164,25 +4317,51 @@
         </w:tc>
         <w:tc>
           <w:tcPr>
-            <w:tcW w:type="dxa" w:w="2117"/>
-            <w:vAlign w:val="center"/>
-            <w:tcMar>
-              <w:top w:w="80" w:type="dxa"/>
-              <w:bottom w:w="80" w:type="dxa"/>
-              <w:left w:w="80" w:type="dxa"/>
-              <w:right w:w="80" w:type="dxa"/>
-            </w:tcMar>
-          </w:tcPr>
-          <w:p>
-            <w:pPr>
-              <w:keepNext w:val="0"/>
-              <w:spacing w:line="252" w:lineRule="auto" w:before="0" w:after="0"/>
-              <w:jc w:val="center"/>
-            </w:pPr>
-            <w:r>
-              <w:rPr>
-                <w:rFonts w:ascii="Times New Roman" w:hAnsi="Times New Roman"/>
-                <w:sz w:val="20"/>
+            <w:tcW w:type="dxa" w:w="1794"/>
+            <w:vAlign w:val="center"/>
+            <w:tcMar>
+              <w:top w:w="80" w:type="dxa"/>
+              <w:bottom w:w="80" w:type="dxa"/>
+              <w:left w:w="80" w:type="dxa"/>
+              <w:right w:w="80" w:type="dxa"/>
+            </w:tcMar>
+          </w:tcPr>
+          <w:p>
+            <w:pPr>
+              <w:keepNext w:val="0"/>
+              <w:spacing w:line="252" w:lineRule="auto" w:before="0" w:after="0"/>
+              <w:jc w:val="center"/>
+            </w:pPr>
+            <w:r>
+              <w:rPr>
+                <w:rFonts w:ascii="Times New Roman" w:hAnsi="Times New Roman"/>
+                <w:sz w:val="19"/>
+              </w:rPr>
+              <w:t xml:space="preserve">&lt;0.001</w:t>
+            </w:r>
+          </w:p>
+        </w:tc>
+        <w:tc>
+          <w:tcPr>
+            <w:tcW w:type="dxa" w:w="1794"/>
+            <w:vAlign w:val="center"/>
+            <w:tcMar>
+              <w:top w:w="80" w:type="dxa"/>
+              <w:bottom w:w="80" w:type="dxa"/>
+              <w:left w:w="80" w:type="dxa"/>
+              <w:right w:w="80" w:type="dxa"/>
+            </w:tcMar>
+          </w:tcPr>
+          <w:p>
+            <w:pPr>
+              <w:keepNext w:val="0"/>
+              <w:spacing w:line="252" w:lineRule="auto" w:before="0" w:after="0"/>
+              <w:jc w:val="center"/>
+            </w:pPr>
+            <w:r>
+              <w:rPr>
+                <w:rFonts w:ascii="Times New Roman" w:hAnsi="Times New Roman"/>
+                <w:sz w:val="19"/>
               </w:rPr>
               <w:t xml:space="preserve">0.014</w:t>
             </w:r>
@@ -4190,25 +4369,25 @@
         </w:tc>
         <w:tc>
           <w:tcPr>
-            <w:tcW w:type="dxa" w:w="2117"/>
-            <w:vAlign w:val="center"/>
-            <w:tcMar>
-              <w:top w:w="80" w:type="dxa"/>
-              <w:bottom w:w="80" w:type="dxa"/>
-              <w:left w:w="80" w:type="dxa"/>
-              <w:right w:w="80" w:type="dxa"/>
-            </w:tcMar>
-          </w:tcPr>
-          <w:p>
-            <w:pPr>
-              <w:keepNext w:val="0"/>
-              <w:spacing w:line="252" w:lineRule="auto" w:before="0" w:after="0"/>
-              <w:jc w:val="center"/>
-            </w:pPr>
-            <w:r>
-              <w:rPr>
-                <w:rFonts w:ascii="Times New Roman" w:hAnsi="Times New Roman"/>
-                <w:sz w:val="20"/>
+            <w:tcW w:type="dxa" w:w="1716"/>
+            <w:vAlign w:val="center"/>
+            <w:tcMar>
+              <w:top w:w="80" w:type="dxa"/>
+              <w:bottom w:w="80" w:type="dxa"/>
+              <w:left w:w="80" w:type="dxa"/>
+              <w:right w:w="80" w:type="dxa"/>
+            </w:tcMar>
+          </w:tcPr>
+          <w:p>
+            <w:pPr>
+              <w:keepNext w:val="0"/>
+              <w:spacing w:line="252" w:lineRule="auto" w:before="0" w:after="0"/>
+              <w:jc w:val="center"/>
+            </w:pPr>
+            <w:r>
+              <w:rPr>
+                <w:rFonts w:ascii="Times New Roman" w:hAnsi="Times New Roman"/>
+                <w:sz w:val="19"/>
               </w:rPr>
               <w:t xml:space="preserve">0.986</w:t>
             </w:r>
@@ -4221,7 +4400,7 @@
         </w:trPr>
         <w:tc>
           <w:tcPr>
-            <w:tcW w:type="dxa" w:w="2117"/>
+            <w:tcW w:type="dxa" w:w="1092"/>
             <w:vAlign w:val="center"/>
             <w:tcMar>
               <w:top w:w="80" w:type="dxa"/>
@@ -4241,7 +4420,7 @@
                 <w:rFonts w:ascii="Times New Roman" w:hAnsi="Times New Roman"/>
                 <w:i/>
                 <w:iCs/>
-                <w:sz w:val="20"/>
+                <w:sz w:val="19"/>
               </w:rPr>
               <w:t xml:space="preserve">IGF1R</w:t>
             </w:r>
@@ -4249,7 +4428,7 @@
         </w:tc>
         <w:tc>
           <w:tcPr>
-            <w:tcW w:type="dxa" w:w="2117"/>
+            <w:tcW w:type="dxa" w:w="3119"/>
             <w:vAlign w:val="center"/>
             <w:tcMar>
               <w:top w:w="80" w:type="dxa"/>
@@ -4267,7 +4446,7 @@
             <w:r>
               <w:rPr>
                 <w:rFonts w:ascii="Times New Roman" w:hAnsi="Times New Roman"/>
-                <w:sz w:val="20"/>
+                <w:sz w:val="19"/>
               </w:rPr>
               <w:t xml:space="preserve">BBJ Graves disease</w:t>
             </w:r>
@@ -4275,25 +4454,25 @@
         </w:tc>
         <w:tc>
           <w:tcPr>
-            <w:tcW w:type="dxa" w:w="2117"/>
-            <w:vAlign w:val="center"/>
-            <w:tcMar>
-              <w:top w:w="80" w:type="dxa"/>
-              <w:bottom w:w="80" w:type="dxa"/>
-              <w:left w:w="80" w:type="dxa"/>
-              <w:right w:w="80" w:type="dxa"/>
-            </w:tcMar>
-          </w:tcPr>
-          <w:p>
-            <w:pPr>
-              <w:keepNext w:val="0"/>
-              <w:spacing w:line="252" w:lineRule="auto" w:before="0" w:after="0"/>
-              <w:jc w:val="center"/>
-            </w:pPr>
-            <w:r>
-              <w:rPr>
-                <w:rFonts w:ascii="Times New Roman" w:hAnsi="Times New Roman"/>
-                <w:sz w:val="20"/>
+            <w:tcW w:type="dxa" w:w="1482"/>
+            <w:vAlign w:val="center"/>
+            <w:tcMar>
+              <w:top w:w="80" w:type="dxa"/>
+              <w:bottom w:w="80" w:type="dxa"/>
+              <w:left w:w="80" w:type="dxa"/>
+              <w:right w:w="80" w:type="dxa"/>
+            </w:tcMar>
+          </w:tcPr>
+          <w:p>
+            <w:pPr>
+              <w:keepNext w:val="0"/>
+              <w:spacing w:line="252" w:lineRule="auto" w:before="0" w:after="0"/>
+              <w:jc w:val="center"/>
+            </w:pPr>
+            <w:r>
+              <w:rPr>
+                <w:rFonts w:ascii="Times New Roman" w:hAnsi="Times New Roman"/>
+                <w:sz w:val="19"/>
               </w:rPr>
               <w:t xml:space="preserve">4</w:t>
             </w:r>
@@ -4301,25 +4480,25 @@
         </w:tc>
         <w:tc>
           <w:tcPr>
-            <w:tcW w:type="dxa" w:w="2117"/>
-            <w:vAlign w:val="center"/>
-            <w:tcMar>
-              <w:top w:w="80" w:type="dxa"/>
-              <w:bottom w:w="80" w:type="dxa"/>
-              <w:left w:w="80" w:type="dxa"/>
-              <w:right w:w="80" w:type="dxa"/>
-            </w:tcMar>
-          </w:tcPr>
-          <w:p>
-            <w:pPr>
-              <w:keepNext w:val="0"/>
-              <w:spacing w:line="252" w:lineRule="auto" w:before="0" w:after="0"/>
-              <w:jc w:val="center"/>
-            </w:pPr>
-            <w:r>
-              <w:rPr>
-                <w:rFonts w:ascii="Times New Roman" w:hAnsi="Times New Roman"/>
-                <w:sz w:val="20"/>
+            <w:tcW w:type="dxa" w:w="2262"/>
+            <w:vAlign w:val="center"/>
+            <w:tcMar>
+              <w:top w:w="80" w:type="dxa"/>
+              <w:bottom w:w="80" w:type="dxa"/>
+              <w:left w:w="80" w:type="dxa"/>
+              <w:right w:w="80" w:type="dxa"/>
+            </w:tcMar>
+          </w:tcPr>
+          <w:p>
+            <w:pPr>
+              <w:keepNext w:val="0"/>
+              <w:spacing w:line="252" w:lineRule="auto" w:before="0" w:after="0"/>
+              <w:jc w:val="center"/>
+            </w:pPr>
+            <w:r>
+              <w:rPr>
+                <w:rFonts w:ascii="Times New Roman" w:hAnsi="Times New Roman"/>
+                <w:sz w:val="19"/>
               </w:rPr>
               <w:t xml:space="preserve">1.56 (1.07–2.28)</w:t>
             </w:r>
@@ -4327,7 +4506,7 @@
         </w:tc>
         <w:tc>
           <w:tcPr>
-            <w:tcW w:type="dxa" w:w="2117"/>
+            <w:tcW w:type="dxa" w:w="1560"/>
             <w:vAlign w:val="center"/>
             <w:tcMar>
               <w:top w:w="80" w:type="dxa"/>
@@ -4346,7 +4525,7 @@
               <w:rPr>
                 <w:rFonts w:ascii="Times New Roman" w:hAnsi="Times New Roman"/>
                 <w:b/>
-                <w:sz w:val="20"/>
+                <w:sz w:val="19"/>
               </w:rPr>
               <w:t xml:space="preserve">0.0212</w:t>
             </w:r>
@@ -4354,25 +4533,51 @@
         </w:tc>
         <w:tc>
           <w:tcPr>
-            <w:tcW w:type="dxa" w:w="2117"/>
-            <w:vAlign w:val="center"/>
-            <w:tcMar>
-              <w:top w:w="80" w:type="dxa"/>
-              <w:bottom w:w="80" w:type="dxa"/>
-              <w:left w:w="80" w:type="dxa"/>
-              <w:right w:w="80" w:type="dxa"/>
-            </w:tcMar>
-          </w:tcPr>
-          <w:p>
-            <w:pPr>
-              <w:keepNext w:val="0"/>
-              <w:spacing w:line="252" w:lineRule="auto" w:before="0" w:after="0"/>
-              <w:jc w:val="center"/>
-            </w:pPr>
-            <w:r>
-              <w:rPr>
-                <w:rFonts w:ascii="Times New Roman" w:hAnsi="Times New Roman"/>
-                <w:sz w:val="20"/>
+            <w:tcW w:type="dxa" w:w="1794"/>
+            <w:vAlign w:val="center"/>
+            <w:tcMar>
+              <w:top w:w="80" w:type="dxa"/>
+              <w:bottom w:w="80" w:type="dxa"/>
+              <w:left w:w="80" w:type="dxa"/>
+              <w:right w:w="80" w:type="dxa"/>
+            </w:tcMar>
+          </w:tcPr>
+          <w:p>
+            <w:pPr>
+              <w:keepNext w:val="0"/>
+              <w:spacing w:line="252" w:lineRule="auto" w:before="0" w:after="0"/>
+              <w:jc w:val="center"/>
+            </w:pPr>
+            <w:r>
+              <w:rPr>
+                <w:rFonts w:ascii="Times New Roman" w:hAnsi="Times New Roman"/>
+                <w:sz w:val="19"/>
+              </w:rPr>
+              <w:t xml:space="preserve">0.690</w:t>
+            </w:r>
+          </w:p>
+        </w:tc>
+        <w:tc>
+          <w:tcPr>
+            <w:tcW w:type="dxa" w:w="1794"/>
+            <w:vAlign w:val="center"/>
+            <w:tcMar>
+              <w:top w:w="80" w:type="dxa"/>
+              <w:bottom w:w="80" w:type="dxa"/>
+              <w:left w:w="80" w:type="dxa"/>
+              <w:right w:w="80" w:type="dxa"/>
+            </w:tcMar>
+          </w:tcPr>
+          <w:p>
+            <w:pPr>
+              <w:keepNext w:val="0"/>
+              <w:spacing w:line="252" w:lineRule="auto" w:before="0" w:after="0"/>
+              <w:jc w:val="center"/>
+            </w:pPr>
+            <w:r>
+              <w:rPr>
+                <w:rFonts w:ascii="Times New Roman" w:hAnsi="Times New Roman"/>
+                <w:sz w:val="19"/>
               </w:rPr>
               <w:t xml:space="preserve">0.236</w:t>
             </w:r>
@@ -4380,25 +4585,25 @@
         </w:tc>
         <w:tc>
           <w:tcPr>
-            <w:tcW w:type="dxa" w:w="2117"/>
-            <w:vAlign w:val="center"/>
-            <w:tcMar>
-              <w:top w:w="80" w:type="dxa"/>
-              <w:bottom w:w="80" w:type="dxa"/>
-              <w:left w:w="80" w:type="dxa"/>
-              <w:right w:w="80" w:type="dxa"/>
-            </w:tcMar>
-          </w:tcPr>
-          <w:p>
-            <w:pPr>
-              <w:keepNext w:val="0"/>
-              <w:spacing w:line="252" w:lineRule="auto" w:before="0" w:after="0"/>
-              <w:jc w:val="center"/>
-            </w:pPr>
-            <w:r>
-              <w:rPr>
-                <w:rFonts w:ascii="Times New Roman" w:hAnsi="Times New Roman"/>
-                <w:sz w:val="20"/>
+            <w:tcW w:type="dxa" w:w="1716"/>
+            <w:vAlign w:val="center"/>
+            <w:tcMar>
+              <w:top w:w="80" w:type="dxa"/>
+              <w:bottom w:w="80" w:type="dxa"/>
+              <w:left w:w="80" w:type="dxa"/>
+              <w:right w:w="80" w:type="dxa"/>
+            </w:tcMar>
+          </w:tcPr>
+          <w:p>
+            <w:pPr>
+              <w:keepNext w:val="0"/>
+              <w:spacing w:line="252" w:lineRule="auto" w:before="0" w:after="0"/>
+              <w:jc w:val="center"/>
+            </w:pPr>
+            <w:r>
+              <w:rPr>
+                <w:rFonts w:ascii="Times New Roman" w:hAnsi="Times New Roman"/>
+                <w:sz w:val="19"/>
               </w:rPr>
               <w:t xml:space="preserve">0.073</w:t>
             </w:r>
@@ -4411,7 +4616,7 @@
         </w:trPr>
         <w:tc>
           <w:tcPr>
-            <w:tcW w:type="dxa" w:w="2117"/>
+            <w:tcW w:type="dxa" w:w="1092"/>
             <w:vAlign w:val="center"/>
             <w:tcMar>
               <w:top w:w="80" w:type="dxa"/>
@@ -4431,7 +4636,7 @@
                 <w:rFonts w:ascii="Times New Roman" w:hAnsi="Times New Roman"/>
                 <w:i/>
                 <w:iCs/>
-                <w:sz w:val="20"/>
+                <w:sz w:val="19"/>
               </w:rPr>
               <w:t xml:space="preserve">IGF1R</w:t>
             </w:r>
@@ -4439,7 +4644,7 @@
         </w:tc>
         <w:tc>
           <w:tcPr>
-            <w:tcW w:type="dxa" w:w="2117"/>
+            <w:tcW w:type="dxa" w:w="3119"/>
             <w:vAlign w:val="center"/>
             <w:tcMar>
               <w:top w:w="80" w:type="dxa"/>
@@ -4457,7 +4662,7 @@
             <w:r>
               <w:rPr>
                 <w:rFonts w:ascii="Times New Roman" w:hAnsi="Times New Roman"/>
-                <w:sz w:val="20"/>
+                <w:sz w:val="19"/>
               </w:rPr>
               <w:t xml:space="preserve">UKB hyperthyroidism</w:t>
             </w:r>
@@ -4465,25 +4670,25 @@
         </w:tc>
         <w:tc>
           <w:tcPr>
-            <w:tcW w:type="dxa" w:w="2117"/>
-            <w:vAlign w:val="center"/>
-            <w:tcMar>
-              <w:top w:w="80" w:type="dxa"/>
-              <w:bottom w:w="80" w:type="dxa"/>
-              <w:left w:w="80" w:type="dxa"/>
-              <w:right w:w="80" w:type="dxa"/>
-            </w:tcMar>
-          </w:tcPr>
-          <w:p>
-            <w:pPr>
-              <w:keepNext w:val="0"/>
-              <w:spacing w:line="252" w:lineRule="auto" w:before="0" w:after="0"/>
-              <w:jc w:val="center"/>
-            </w:pPr>
-            <w:r>
-              <w:rPr>
-                <w:rFonts w:ascii="Times New Roman" w:hAnsi="Times New Roman"/>
-                <w:sz w:val="20"/>
+            <w:tcW w:type="dxa" w:w="1482"/>
+            <w:vAlign w:val="center"/>
+            <w:tcMar>
+              <w:top w:w="80" w:type="dxa"/>
+              <w:bottom w:w="80" w:type="dxa"/>
+              <w:left w:w="80" w:type="dxa"/>
+              <w:right w:w="80" w:type="dxa"/>
+            </w:tcMar>
+          </w:tcPr>
+          <w:p>
+            <w:pPr>
+              <w:keepNext w:val="0"/>
+              <w:spacing w:line="252" w:lineRule="auto" w:before="0" w:after="0"/>
+              <w:jc w:val="center"/>
+            </w:pPr>
+            <w:r>
+              <w:rPr>
+                <w:rFonts w:ascii="Times New Roman" w:hAnsi="Times New Roman"/>
+                <w:sz w:val="19"/>
               </w:rPr>
               <w:t xml:space="preserve">4</w:t>
             </w:r>
@@ -4491,25 +4696,25 @@
         </w:tc>
         <w:tc>
           <w:tcPr>
-            <w:tcW w:type="dxa" w:w="2117"/>
-            <w:vAlign w:val="center"/>
-            <w:tcMar>
-              <w:top w:w="80" w:type="dxa"/>
-              <w:bottom w:w="80" w:type="dxa"/>
-              <w:left w:w="80" w:type="dxa"/>
-              <w:right w:w="80" w:type="dxa"/>
-            </w:tcMar>
-          </w:tcPr>
-          <w:p>
-            <w:pPr>
-              <w:keepNext w:val="0"/>
-              <w:spacing w:line="252" w:lineRule="auto" w:before="0" w:after="0"/>
-              <w:jc w:val="center"/>
-            </w:pPr>
-            <w:r>
-              <w:rPr>
-                <w:rFonts w:ascii="Times New Roman" w:hAnsi="Times New Roman"/>
-                <w:sz w:val="20"/>
+            <w:tcW w:type="dxa" w:w="2262"/>
+            <w:vAlign w:val="center"/>
+            <w:tcMar>
+              <w:top w:w="80" w:type="dxa"/>
+              <w:bottom w:w="80" w:type="dxa"/>
+              <w:left w:w="80" w:type="dxa"/>
+              <w:right w:w="80" w:type="dxa"/>
+            </w:tcMar>
+          </w:tcPr>
+          <w:p>
+            <w:pPr>
+              <w:keepNext w:val="0"/>
+              <w:spacing w:line="252" w:lineRule="auto" w:before="0" w:after="0"/>
+              <w:jc w:val="center"/>
+            </w:pPr>
+            <w:r>
+              <w:rPr>
+                <w:rFonts w:ascii="Times New Roman" w:hAnsi="Times New Roman"/>
+                <w:sz w:val="19"/>
               </w:rPr>
               <w:t xml:space="preserve">1.35 (1.07–1.70)</w:t>
             </w:r>
@@ -4517,7 +4722,7 @@
         </w:tc>
         <w:tc>
           <w:tcPr>
-            <w:tcW w:type="dxa" w:w="2117"/>
+            <w:tcW w:type="dxa" w:w="1560"/>
             <w:vAlign w:val="center"/>
             <w:tcMar>
               <w:top w:w="80" w:type="dxa"/>
@@ -4536,7 +4741,7 @@
               <w:rPr>
                 <w:rFonts w:ascii="Times New Roman" w:hAnsi="Times New Roman"/>
                 <w:b/>
-                <w:sz w:val="20"/>
+                <w:sz w:val="19"/>
               </w:rPr>
               <w:t xml:space="preserve">0.0117</w:t>
             </w:r>
@@ -4544,25 +4749,51 @@
         </w:tc>
         <w:tc>
           <w:tcPr>
-            <w:tcW w:type="dxa" w:w="2117"/>
-            <w:vAlign w:val="center"/>
-            <w:tcMar>
-              <w:top w:w="80" w:type="dxa"/>
-              <w:bottom w:w="80" w:type="dxa"/>
-              <w:left w:w="80" w:type="dxa"/>
-              <w:right w:w="80" w:type="dxa"/>
-            </w:tcMar>
-          </w:tcPr>
-          <w:p>
-            <w:pPr>
-              <w:keepNext w:val="0"/>
-              <w:spacing w:line="252" w:lineRule="auto" w:before="0" w:after="0"/>
-              <w:jc w:val="center"/>
-            </w:pPr>
-            <w:r>
-              <w:rPr>
-                <w:rFonts w:ascii="Times New Roman" w:hAnsi="Times New Roman"/>
-                <w:sz w:val="20"/>
+            <w:tcW w:type="dxa" w:w="1794"/>
+            <w:vAlign w:val="center"/>
+            <w:tcMar>
+              <w:top w:w="80" w:type="dxa"/>
+              <w:bottom w:w="80" w:type="dxa"/>
+              <w:left w:w="80" w:type="dxa"/>
+              <w:right w:w="80" w:type="dxa"/>
+            </w:tcMar>
+          </w:tcPr>
+          <w:p>
+            <w:pPr>
+              <w:keepNext w:val="0"/>
+              <w:spacing w:line="252" w:lineRule="auto" w:before="0" w:after="0"/>
+              <w:jc w:val="center"/>
+            </w:pPr>
+            <w:r>
+              <w:rPr>
+                <w:rFonts w:ascii="Times New Roman" w:hAnsi="Times New Roman"/>
+                <w:sz w:val="19"/>
+              </w:rPr>
+              <w:t xml:space="preserve">0.400</w:t>
+            </w:r>
+          </w:p>
+        </w:tc>
+        <w:tc>
+          <w:tcPr>
+            <w:tcW w:type="dxa" w:w="1794"/>
+            <w:vAlign w:val="center"/>
+            <w:tcMar>
+              <w:top w:w="80" w:type="dxa"/>
+              <w:bottom w:w="80" w:type="dxa"/>
+              <w:left w:w="80" w:type="dxa"/>
+              <w:right w:w="80" w:type="dxa"/>
+            </w:tcMar>
+          </w:tcPr>
+          <w:p>
+            <w:pPr>
+              <w:keepNext w:val="0"/>
+              <w:spacing w:line="252" w:lineRule="auto" w:before="0" w:after="0"/>
+              <w:jc w:val="center"/>
+            </w:pPr>
+            <w:r>
+              <w:rPr>
+                <w:rFonts w:ascii="Times New Roman" w:hAnsi="Times New Roman"/>
+                <w:sz w:val="19"/>
               </w:rPr>
               <w:t xml:space="preserve">0.196</w:t>
             </w:r>
@@ -4570,25 +4801,25 @@
         </w:tc>
         <w:tc>
           <w:tcPr>
-            <w:tcW w:type="dxa" w:w="2117"/>
-            <w:vAlign w:val="center"/>
-            <w:tcMar>
-              <w:top w:w="80" w:type="dxa"/>
-              <w:bottom w:w="80" w:type="dxa"/>
-              <w:left w:w="80" w:type="dxa"/>
-              <w:right w:w="80" w:type="dxa"/>
-            </w:tcMar>
-          </w:tcPr>
-          <w:p>
-            <w:pPr>
-              <w:keepNext w:val="0"/>
-              <w:spacing w:line="252" w:lineRule="auto" w:before="0" w:after="0"/>
-              <w:jc w:val="center"/>
-            </w:pPr>
-            <w:r>
-              <w:rPr>
-                <w:rFonts w:ascii="Times New Roman" w:hAnsi="Times New Roman"/>
-                <w:sz w:val="20"/>
+            <w:tcW w:type="dxa" w:w="1716"/>
+            <w:vAlign w:val="center"/>
+            <w:tcMar>
+              <w:top w:w="80" w:type="dxa"/>
+              <w:bottom w:w="80" w:type="dxa"/>
+              <w:left w:w="80" w:type="dxa"/>
+              <w:right w:w="80" w:type="dxa"/>
+            </w:tcMar>
+          </w:tcPr>
+          <w:p>
+            <w:pPr>
+              <w:keepNext w:val="0"/>
+              <w:spacing w:line="252" w:lineRule="auto" w:before="0" w:after="0"/>
+              <w:jc w:val="center"/>
+            </w:pPr>
+            <w:r>
+              <w:rPr>
+                <w:rFonts w:ascii="Times New Roman" w:hAnsi="Times New Roman"/>
+                <w:sz w:val="19"/>
               </w:rPr>
               <w:t xml:space="preserve">0.404</w:t>
             </w:r>
@@ -4601,7 +4832,7 @@
         </w:trPr>
         <w:tc>
           <w:tcPr>
-            <w:tcW w:type="dxa" w:w="2117"/>
+            <w:tcW w:type="dxa" w:w="1092"/>
             <w:vAlign w:val="center"/>
             <w:tcMar>
               <w:top w:w="80" w:type="dxa"/>
@@ -4621,7 +4852,7 @@
                 <w:rFonts w:ascii="Times New Roman" w:hAnsi="Times New Roman"/>
                 <w:i/>
                 <w:iCs/>
-                <w:sz w:val="20"/>
+                <w:sz w:val="19"/>
               </w:rPr>
               <w:t xml:space="preserve">IGF1R</w:t>
             </w:r>
@@ -4629,7 +4860,7 @@
         </w:tc>
         <w:tc>
           <w:tcPr>
-            <w:tcW w:type="dxa" w:w="2117"/>
+            <w:tcW w:type="dxa" w:w="3119"/>
             <w:vAlign w:val="center"/>
             <w:tcMar>
               <w:top w:w="80" w:type="dxa"/>
@@ -4647,7 +4878,7 @@
             <w:r>
               <w:rPr>
                 <w:rFonts w:ascii="Times New Roman" w:hAnsi="Times New Roman"/>
-                <w:sz w:val="20"/>
+                <w:sz w:val="19"/>
               </w:rPr>
               <w:t xml:space="preserve">FinnGen Graves ophthalmopathy</w:t>
             </w:r>
@@ -4655,25 +4886,25 @@
         </w:tc>
         <w:tc>
           <w:tcPr>
-            <w:tcW w:type="dxa" w:w="2117"/>
-            <w:vAlign w:val="center"/>
-            <w:tcMar>
-              <w:top w:w="80" w:type="dxa"/>
-              <w:bottom w:w="80" w:type="dxa"/>
-              <w:left w:w="80" w:type="dxa"/>
-              <w:right w:w="80" w:type="dxa"/>
-            </w:tcMar>
-          </w:tcPr>
-          <w:p>
-            <w:pPr>
-              <w:keepNext w:val="0"/>
-              <w:spacing w:line="252" w:lineRule="auto" w:before="0" w:after="0"/>
-              <w:jc w:val="center"/>
-            </w:pPr>
-            <w:r>
-              <w:rPr>
-                <w:rFonts w:ascii="Times New Roman" w:hAnsi="Times New Roman"/>
-                <w:sz w:val="20"/>
+            <w:tcW w:type="dxa" w:w="1482"/>
+            <w:vAlign w:val="center"/>
+            <w:tcMar>
+              <w:top w:w="80" w:type="dxa"/>
+              <w:bottom w:w="80" w:type="dxa"/>
+              <w:left w:w="80" w:type="dxa"/>
+              <w:right w:w="80" w:type="dxa"/>
+            </w:tcMar>
+          </w:tcPr>
+          <w:p>
+            <w:pPr>
+              <w:keepNext w:val="0"/>
+              <w:spacing w:line="252" w:lineRule="auto" w:before="0" w:after="0"/>
+              <w:jc w:val="center"/>
+            </w:pPr>
+            <w:r>
+              <w:rPr>
+                <w:rFonts w:ascii="Times New Roman" w:hAnsi="Times New Roman"/>
+                <w:sz w:val="19"/>
               </w:rPr>
               <w:t xml:space="preserve">3</w:t>
             </w:r>
@@ -4681,25 +4912,25 @@
         </w:tc>
         <w:tc>
           <w:tcPr>
-            <w:tcW w:type="dxa" w:w="2117"/>
-            <w:vAlign w:val="center"/>
-            <w:tcMar>
-              <w:top w:w="80" w:type="dxa"/>
-              <w:bottom w:w="80" w:type="dxa"/>
-              <w:left w:w="80" w:type="dxa"/>
-              <w:right w:w="80" w:type="dxa"/>
-            </w:tcMar>
-          </w:tcPr>
-          <w:p>
-            <w:pPr>
-              <w:keepNext w:val="0"/>
-              <w:spacing w:line="252" w:lineRule="auto" w:before="0" w:after="0"/>
-              <w:jc w:val="center"/>
-            </w:pPr>
-            <w:r>
-              <w:rPr>
-                <w:rFonts w:ascii="Times New Roman" w:hAnsi="Times New Roman"/>
-                <w:sz w:val="20"/>
+            <w:tcW w:type="dxa" w:w="2262"/>
+            <w:vAlign w:val="center"/>
+            <w:tcMar>
+              <w:top w:w="80" w:type="dxa"/>
+              <w:bottom w:w="80" w:type="dxa"/>
+              <w:left w:w="80" w:type="dxa"/>
+              <w:right w:w="80" w:type="dxa"/>
+            </w:tcMar>
+          </w:tcPr>
+          <w:p>
+            <w:pPr>
+              <w:keepNext w:val="0"/>
+              <w:spacing w:line="252" w:lineRule="auto" w:before="0" w:after="0"/>
+              <w:jc w:val="center"/>
+            </w:pPr>
+            <w:r>
+              <w:rPr>
+                <w:rFonts w:ascii="Times New Roman" w:hAnsi="Times New Roman"/>
+                <w:sz w:val="19"/>
               </w:rPr>
               <w:t xml:space="preserve">1.41 (0.85–2.33)</w:t>
             </w:r>
@@ -4707,26 +4938,26 @@
         </w:tc>
         <w:tc>
           <w:tcPr>
-            <w:tcW w:type="dxa" w:w="2117"/>
-            <w:vAlign w:val="center"/>
-            <w:tcMar>
-              <w:top w:w="80" w:type="dxa"/>
-              <w:bottom w:w="80" w:type="dxa"/>
-              <w:left w:w="80" w:type="dxa"/>
-              <w:right w:w="80" w:type="dxa"/>
-            </w:tcMar>
-          </w:tcPr>
-          <w:p>
-            <w:pPr>
-              <w:keepNext w:val="0"/>
-              <w:spacing w:line="252" w:lineRule="auto" w:before="0" w:after="0"/>
-              <w:jc w:val="center"/>
-            </w:pPr>
-            <w:r>
-              <w:rPr>
-                <w:rFonts w:ascii="Times New Roman" w:hAnsi="Times New Roman"/>
-                <w:b/>
-                <w:sz w:val="20"/>
+            <w:tcW w:type="dxa" w:w="1560"/>
+            <w:vAlign w:val="center"/>
+            <w:tcMar>
+              <w:top w:w="80" w:type="dxa"/>
+              <w:bottom w:w="80" w:type="dxa"/>
+              <w:left w:w="80" w:type="dxa"/>
+              <w:right w:w="80" w:type="dxa"/>
+            </w:tcMar>
+          </w:tcPr>
+          <w:p>
+            <w:pPr>
+              <w:keepNext w:val="0"/>
+              <w:spacing w:line="252" w:lineRule="auto" w:before="0" w:after="0"/>
+              <w:jc w:val="center"/>
+            </w:pPr>
+            <w:r>
+              <w:rPr>
+                <w:rFonts w:ascii="Times New Roman" w:hAnsi="Times New Roman"/>
+                <w:b w:val="0"/>
+                <w:sz w:val="19"/>
               </w:rPr>
               <w:t xml:space="preserve">0.182</w:t>
             </w:r>
@@ -4734,25 +4965,51 @@
         </w:tc>
         <w:tc>
           <w:tcPr>
-            <w:tcW w:type="dxa" w:w="2117"/>
-            <w:vAlign w:val="center"/>
-            <w:tcMar>
-              <w:top w:w="80" w:type="dxa"/>
-              <w:bottom w:w="80" w:type="dxa"/>
-              <w:left w:w="80" w:type="dxa"/>
-              <w:right w:w="80" w:type="dxa"/>
-            </w:tcMar>
-          </w:tcPr>
-          <w:p>
-            <w:pPr>
-              <w:keepNext w:val="0"/>
-              <w:spacing w:line="252" w:lineRule="auto" w:before="0" w:after="0"/>
-              <w:jc w:val="center"/>
-            </w:pPr>
-            <w:r>
-              <w:rPr>
-                <w:rFonts w:ascii="Times New Roman" w:hAnsi="Times New Roman"/>
-                <w:sz w:val="20"/>
+            <w:tcW w:type="dxa" w:w="1794"/>
+            <w:vAlign w:val="center"/>
+            <w:tcMar>
+              <w:top w:w="80" w:type="dxa"/>
+              <w:bottom w:w="80" w:type="dxa"/>
+              <w:left w:w="80" w:type="dxa"/>
+              <w:right w:w="80" w:type="dxa"/>
+            </w:tcMar>
+          </w:tcPr>
+          <w:p>
+            <w:pPr>
+              <w:keepNext w:val="0"/>
+              <w:spacing w:line="252" w:lineRule="auto" w:before="0" w:after="0"/>
+              <w:jc w:val="center"/>
+            </w:pPr>
+            <w:r>
+              <w:rPr>
+                <w:rFonts w:ascii="Times New Roman" w:hAnsi="Times New Roman"/>
+                <w:sz w:val="19"/>
+              </w:rPr>
+              <w:t xml:space="preserve">0.623</w:t>
+            </w:r>
+          </w:p>
+        </w:tc>
+        <w:tc>
+          <w:tcPr>
+            <w:tcW w:type="dxa" w:w="1794"/>
+            <w:vAlign w:val="center"/>
+            <w:tcMar>
+              <w:top w:w="80" w:type="dxa"/>
+              <w:bottom w:w="80" w:type="dxa"/>
+              <w:left w:w="80" w:type="dxa"/>
+              <w:right w:w="80" w:type="dxa"/>
+            </w:tcMar>
+          </w:tcPr>
+          <w:p>
+            <w:pPr>
+              <w:keepNext w:val="0"/>
+              <w:spacing w:line="252" w:lineRule="auto" w:before="0" w:after="0"/>
+              <w:jc w:val="center"/>
+            </w:pPr>
+            <w:r>
+              <w:rPr>
+                <w:rFonts w:ascii="Times New Roman" w:hAnsi="Times New Roman"/>
+                <w:sz w:val="19"/>
               </w:rPr>
               <w:t xml:space="preserve">0.346</w:t>
             </w:r>
@@ -4760,25 +5017,25 @@
         </w:tc>
         <w:tc>
           <w:tcPr>
-            <w:tcW w:type="dxa" w:w="2117"/>
-            <w:vAlign w:val="center"/>
-            <w:tcMar>
-              <w:top w:w="80" w:type="dxa"/>
-              <w:bottom w:w="80" w:type="dxa"/>
-              <w:left w:w="80" w:type="dxa"/>
-              <w:right w:w="80" w:type="dxa"/>
-            </w:tcMar>
-          </w:tcPr>
-          <w:p>
-            <w:pPr>
-              <w:keepNext w:val="0"/>
-              <w:spacing w:line="252" w:lineRule="auto" w:before="0" w:after="0"/>
-              <w:jc w:val="center"/>
-            </w:pPr>
-            <w:r>
-              <w:rPr>
-                <w:rFonts w:ascii="Times New Roman" w:hAnsi="Times New Roman"/>
-                <w:sz w:val="20"/>
+            <w:tcW w:type="dxa" w:w="1716"/>
+            <w:vAlign w:val="center"/>
+            <w:tcMar>
+              <w:top w:w="80" w:type="dxa"/>
+              <w:bottom w:w="80" w:type="dxa"/>
+              <w:left w:w="80" w:type="dxa"/>
+              <w:right w:w="80" w:type="dxa"/>
+            </w:tcMar>
+          </w:tcPr>
+          <w:p>
+            <w:pPr>
+              <w:keepNext w:val="0"/>
+              <w:spacing w:line="252" w:lineRule="auto" w:before="0" w:after="0"/>
+              <w:jc w:val="center"/>
+            </w:pPr>
+            <w:r>
+              <w:rPr>
+                <w:rFonts w:ascii="Times New Roman" w:hAnsi="Times New Roman"/>
+                <w:sz w:val="19"/>
               </w:rPr>
               <w:t xml:space="preserve">0.032</w:t>
             </w:r>
@@ -4791,7 +5048,7 @@
         </w:trPr>
         <w:tc>
           <w:tcPr>
-            <w:tcW w:type="dxa" w:w="2117"/>
+            <w:tcW w:type="dxa" w:w="1092"/>
             <w:vAlign w:val="center"/>
             <w:tcMar>
               <w:top w:w="80" w:type="dxa"/>
@@ -4811,7 +5068,7 @@
                 <w:rFonts w:ascii="Times New Roman" w:hAnsi="Times New Roman"/>
                 <w:i/>
                 <w:iCs/>
-                <w:sz w:val="20"/>
+                <w:sz w:val="19"/>
               </w:rPr>
               <w:t xml:space="preserve">CTLA4</w:t>
             </w:r>
@@ -4819,7 +5076,7 @@
         </w:tc>
         <w:tc>
           <w:tcPr>
-            <w:tcW w:type="dxa" w:w="2117"/>
+            <w:tcW w:type="dxa" w:w="3119"/>
             <w:vAlign w:val="center"/>
             <w:tcMar>
               <w:top w:w="80" w:type="dxa"/>
@@ -4837,7 +5094,7 @@
             <w:r>
               <w:rPr>
                 <w:rFonts w:ascii="Times New Roman" w:hAnsi="Times New Roman"/>
-                <w:sz w:val="20"/>
+                <w:sz w:val="19"/>
               </w:rPr>
               <w:t xml:space="preserve">BBJ Graves disease</w:t>
             </w:r>
@@ -4845,25 +5102,25 @@
         </w:tc>
         <w:tc>
           <w:tcPr>
-            <w:tcW w:type="dxa" w:w="2117"/>
-            <w:vAlign w:val="center"/>
-            <w:tcMar>
-              <w:top w:w="80" w:type="dxa"/>
-              <w:bottom w:w="80" w:type="dxa"/>
-              <w:left w:w="80" w:type="dxa"/>
-              <w:right w:w="80" w:type="dxa"/>
-            </w:tcMar>
-          </w:tcPr>
-          <w:p>
-            <w:pPr>
-              <w:keepNext w:val="0"/>
-              <w:spacing w:line="252" w:lineRule="auto" w:before="0" w:after="0"/>
-              <w:jc w:val="center"/>
-            </w:pPr>
-            <w:r>
-              <w:rPr>
-                <w:rFonts w:ascii="Times New Roman" w:hAnsi="Times New Roman"/>
-                <w:sz w:val="20"/>
+            <w:tcW w:type="dxa" w:w="1482"/>
+            <w:vAlign w:val="center"/>
+            <w:tcMar>
+              <w:top w:w="80" w:type="dxa"/>
+              <w:bottom w:w="80" w:type="dxa"/>
+              <w:left w:w="80" w:type="dxa"/>
+              <w:right w:w="80" w:type="dxa"/>
+            </w:tcMar>
+          </w:tcPr>
+          <w:p>
+            <w:pPr>
+              <w:keepNext w:val="0"/>
+              <w:spacing w:line="252" w:lineRule="auto" w:before="0" w:after="0"/>
+              <w:jc w:val="center"/>
+            </w:pPr>
+            <w:r>
+              <w:rPr>
+                <w:rFonts w:ascii="Times New Roman" w:hAnsi="Times New Roman"/>
+                <w:sz w:val="19"/>
               </w:rPr>
               <w:t xml:space="preserve">1</w:t>
             </w:r>
@@ -4871,25 +5128,25 @@
         </w:tc>
         <w:tc>
           <w:tcPr>
-            <w:tcW w:type="dxa" w:w="2117"/>
-            <w:vAlign w:val="center"/>
-            <w:tcMar>
-              <w:top w:w="80" w:type="dxa"/>
-              <w:bottom w:w="80" w:type="dxa"/>
-              <w:left w:w="80" w:type="dxa"/>
-              <w:right w:w="80" w:type="dxa"/>
-            </w:tcMar>
-          </w:tcPr>
-          <w:p>
-            <w:pPr>
-              <w:keepNext w:val="0"/>
-              <w:spacing w:line="252" w:lineRule="auto" w:before="0" w:after="0"/>
-              <w:jc w:val="center"/>
-            </w:pPr>
-            <w:r>
-              <w:rPr>
-                <w:rFonts w:ascii="Times New Roman" w:hAnsi="Times New Roman"/>
-                <w:sz w:val="20"/>
+            <w:tcW w:type="dxa" w:w="2262"/>
+            <w:vAlign w:val="center"/>
+            <w:tcMar>
+              <w:top w:w="80" w:type="dxa"/>
+              <w:bottom w:w="80" w:type="dxa"/>
+              <w:left w:w="80" w:type="dxa"/>
+              <w:right w:w="80" w:type="dxa"/>
+            </w:tcMar>
+          </w:tcPr>
+          <w:p>
+            <w:pPr>
+              <w:keepNext w:val="0"/>
+              <w:spacing w:line="252" w:lineRule="auto" w:before="0" w:after="0"/>
+              <w:jc w:val="center"/>
+            </w:pPr>
+            <w:r>
+              <w:rPr>
+                <w:rFonts w:ascii="Times New Roman" w:hAnsi="Times New Roman"/>
+                <w:sz w:val="19"/>
               </w:rPr>
               <w:t xml:space="preserve">0.18 (0.11–0.27)</w:t>
             </w:r>
@@ -4897,7 +5154,7 @@
         </w:tc>
         <w:tc>
           <w:tcPr>
-            <w:tcW w:type="dxa" w:w="2117"/>
+            <w:tcW w:type="dxa" w:w="1560"/>
             <w:vAlign w:val="center"/>
             <w:tcMar>
               <w:top w:w="80" w:type="dxa"/>
@@ -4916,7 +5173,7 @@
               <w:rPr>
                 <w:rFonts w:ascii="Times New Roman" w:hAnsi="Times New Roman"/>
                 <w:b/>
-                <w:sz w:val="20"/>
+                <w:sz w:val="19"/>
               </w:rPr>
               <w:t xml:space="preserve">5.45×10⁻¹⁵</w:t>
             </w:r>
@@ -4924,25 +5181,51 @@
         </w:tc>
         <w:tc>
           <w:tcPr>
-            <w:tcW w:type="dxa" w:w="2117"/>
-            <w:vAlign w:val="center"/>
-            <w:tcMar>
-              <w:top w:w="80" w:type="dxa"/>
-              <w:bottom w:w="80" w:type="dxa"/>
-              <w:left w:w="80" w:type="dxa"/>
-              <w:right w:w="80" w:type="dxa"/>
-            </w:tcMar>
-          </w:tcPr>
-          <w:p>
-            <w:pPr>
-              <w:keepNext w:val="0"/>
-              <w:spacing w:line="252" w:lineRule="auto" w:before="0" w:after="0"/>
-              <w:jc w:val="center"/>
-            </w:pPr>
-            <w:r>
-              <w:rPr>
-                <w:rFonts w:ascii="Times New Roman" w:hAnsi="Times New Roman"/>
-                <w:sz w:val="20"/>
+            <w:tcW w:type="dxa" w:w="1794"/>
+            <w:vAlign w:val="center"/>
+            <w:tcMar>
+              <w:top w:w="80" w:type="dxa"/>
+              <w:bottom w:w="80" w:type="dxa"/>
+              <w:left w:w="80" w:type="dxa"/>
+              <w:right w:w="80" w:type="dxa"/>
+            </w:tcMar>
+          </w:tcPr>
+          <w:p>
+            <w:pPr>
+              <w:keepNext w:val="0"/>
+              <w:spacing w:line="252" w:lineRule="auto" w:before="0" w:after="0"/>
+              <w:jc w:val="center"/>
+            </w:pPr>
+            <w:r>
+              <w:rPr>
+                <w:rFonts w:ascii="Times New Roman" w:hAnsi="Times New Roman"/>
+                <w:sz w:val="19"/>
+              </w:rPr>
+              <w:t xml:space="preserve">&lt;0.001</w:t>
+            </w:r>
+          </w:p>
+        </w:tc>
+        <w:tc>
+          <w:tcPr>
+            <w:tcW w:type="dxa" w:w="1794"/>
+            <w:vAlign w:val="center"/>
+            <w:tcMar>
+              <w:top w:w="80" w:type="dxa"/>
+              <w:bottom w:w="80" w:type="dxa"/>
+              <w:left w:w="80" w:type="dxa"/>
+              <w:right w:w="80" w:type="dxa"/>
+            </w:tcMar>
+          </w:tcPr>
+          <w:p>
+            <w:pPr>
+              <w:keepNext w:val="0"/>
+              <w:spacing w:line="252" w:lineRule="auto" w:before="0" w:after="0"/>
+              <w:jc w:val="center"/>
+            </w:pPr>
+            <w:r>
+              <w:rPr>
+                <w:rFonts w:ascii="Times New Roman" w:hAnsi="Times New Roman"/>
+                <w:sz w:val="19"/>
               </w:rPr>
               <w:t xml:space="preserve">0.799</w:t>
             </w:r>
@@ -4950,25 +5233,25 @@
         </w:tc>
         <w:tc>
           <w:tcPr>
-            <w:tcW w:type="dxa" w:w="2117"/>
-            <w:vAlign w:val="center"/>
-            <w:tcMar>
-              <w:top w:w="80" w:type="dxa"/>
-              <w:bottom w:w="80" w:type="dxa"/>
-              <w:left w:w="80" w:type="dxa"/>
-              <w:right w:w="80" w:type="dxa"/>
-            </w:tcMar>
-          </w:tcPr>
-          <w:p>
-            <w:pPr>
-              <w:keepNext w:val="0"/>
-              <w:spacing w:line="252" w:lineRule="auto" w:before="0" w:after="0"/>
-              <w:jc w:val="center"/>
-            </w:pPr>
-            <w:r>
-              <w:rPr>
-                <w:rFonts w:ascii="Times New Roman" w:hAnsi="Times New Roman"/>
-                <w:sz w:val="20"/>
+            <w:tcW w:type="dxa" w:w="1716"/>
+            <w:vAlign w:val="center"/>
+            <w:tcMar>
+              <w:top w:w="80" w:type="dxa"/>
+              <w:bottom w:w="80" w:type="dxa"/>
+              <w:left w:w="80" w:type="dxa"/>
+              <w:right w:w="80" w:type="dxa"/>
+            </w:tcMar>
+          </w:tcPr>
+          <w:p>
+            <w:pPr>
+              <w:keepNext w:val="0"/>
+              <w:spacing w:line="252" w:lineRule="auto" w:before="0" w:after="0"/>
+              <w:jc w:val="center"/>
+            </w:pPr>
+            <w:r>
+              <w:rPr>
+                <w:rFonts w:ascii="Times New Roman" w:hAnsi="Times New Roman"/>
+                <w:sz w:val="19"/>
               </w:rPr>
               <w:t xml:space="preserve">0.201</w:t>
             </w:r>
@@ -4981,7 +5264,7 @@
         </w:trPr>
         <w:tc>
           <w:tcPr>
-            <w:tcW w:type="dxa" w:w="2117"/>
+            <w:tcW w:type="dxa" w:w="1092"/>
             <w:vAlign w:val="center"/>
             <w:tcMar>
               <w:top w:w="80" w:type="dxa"/>
@@ -5001,7 +5284,7 @@
                 <w:rFonts w:ascii="Times New Roman" w:hAnsi="Times New Roman"/>
                 <w:i/>
                 <w:iCs/>
-                <w:sz w:val="20"/>
+                <w:sz w:val="19"/>
               </w:rPr>
               <w:t xml:space="preserve">CTLA4</w:t>
             </w:r>
@@ -5009,7 +5292,7 @@
         </w:tc>
         <w:tc>
           <w:tcPr>
-            <w:tcW w:type="dxa" w:w="2117"/>
+            <w:tcW w:type="dxa" w:w="3119"/>
             <w:vAlign w:val="center"/>
             <w:tcMar>
               <w:top w:w="80" w:type="dxa"/>
@@ -5027,7 +5310,7 @@
             <w:r>
               <w:rPr>
                 <w:rFonts w:ascii="Times New Roman" w:hAnsi="Times New Roman"/>
-                <w:sz w:val="20"/>
+                <w:sz w:val="19"/>
               </w:rPr>
               <w:t xml:space="preserve">UKB hyperthyroidism</w:t>
             </w:r>
@@ -5035,25 +5318,25 @@
         </w:tc>
         <w:tc>
           <w:tcPr>
-            <w:tcW w:type="dxa" w:w="2117"/>
-            <w:vAlign w:val="center"/>
-            <w:tcMar>
-              <w:top w:w="80" w:type="dxa"/>
-              <w:bottom w:w="80" w:type="dxa"/>
-              <w:left w:w="80" w:type="dxa"/>
-              <w:right w:w="80" w:type="dxa"/>
-            </w:tcMar>
-          </w:tcPr>
-          <w:p>
-            <w:pPr>
-              <w:keepNext w:val="0"/>
-              <w:spacing w:line="252" w:lineRule="auto" w:before="0" w:after="0"/>
-              <w:jc w:val="center"/>
-            </w:pPr>
-            <w:r>
-              <w:rPr>
-                <w:rFonts w:ascii="Times New Roman" w:hAnsi="Times New Roman"/>
-                <w:sz w:val="20"/>
+            <w:tcW w:type="dxa" w:w="1482"/>
+            <w:vAlign w:val="center"/>
+            <w:tcMar>
+              <w:top w:w="80" w:type="dxa"/>
+              <w:bottom w:w="80" w:type="dxa"/>
+              <w:left w:w="80" w:type="dxa"/>
+              <w:right w:w="80" w:type="dxa"/>
+            </w:tcMar>
+          </w:tcPr>
+          <w:p>
+            <w:pPr>
+              <w:keepNext w:val="0"/>
+              <w:spacing w:line="252" w:lineRule="auto" w:before="0" w:after="0"/>
+              <w:jc w:val="center"/>
+            </w:pPr>
+            <w:r>
+              <w:rPr>
+                <w:rFonts w:ascii="Times New Roman" w:hAnsi="Times New Roman"/>
+                <w:sz w:val="19"/>
               </w:rPr>
               <w:t xml:space="preserve">2</w:t>
             </w:r>
@@ -5061,25 +5344,25 @@
         </w:tc>
         <w:tc>
           <w:tcPr>
-            <w:tcW w:type="dxa" w:w="2117"/>
-            <w:vAlign w:val="center"/>
-            <w:tcMar>
-              <w:top w:w="80" w:type="dxa"/>
-              <w:bottom w:w="80" w:type="dxa"/>
-              <w:left w:w="80" w:type="dxa"/>
-              <w:right w:w="80" w:type="dxa"/>
-            </w:tcMar>
-          </w:tcPr>
-          <w:p>
-            <w:pPr>
-              <w:keepNext w:val="0"/>
-              <w:spacing w:line="252" w:lineRule="auto" w:before="0" w:after="0"/>
-              <w:jc w:val="center"/>
-            </w:pPr>
-            <w:r>
-              <w:rPr>
-                <w:rFonts w:ascii="Times New Roman" w:hAnsi="Times New Roman"/>
-                <w:sz w:val="20"/>
+            <w:tcW w:type="dxa" w:w="2262"/>
+            <w:vAlign w:val="center"/>
+            <w:tcMar>
+              <w:top w:w="80" w:type="dxa"/>
+              <w:bottom w:w="80" w:type="dxa"/>
+              <w:left w:w="80" w:type="dxa"/>
+              <w:right w:w="80" w:type="dxa"/>
+            </w:tcMar>
+          </w:tcPr>
+          <w:p>
+            <w:pPr>
+              <w:keepNext w:val="0"/>
+              <w:spacing w:line="252" w:lineRule="auto" w:before="0" w:after="0"/>
+              <w:jc w:val="center"/>
+            </w:pPr>
+            <w:r>
+              <w:rPr>
+                <w:rFonts w:ascii="Times New Roman" w:hAnsi="Times New Roman"/>
+                <w:sz w:val="19"/>
               </w:rPr>
               <w:t xml:space="preserve">0.21 (0.08–0.57)</w:t>
             </w:r>
@@ -5087,7 +5370,7 @@
         </w:tc>
         <w:tc>
           <w:tcPr>
-            <w:tcW w:type="dxa" w:w="2117"/>
+            <w:tcW w:type="dxa" w:w="1560"/>
             <w:vAlign w:val="center"/>
             <w:tcMar>
               <w:top w:w="80" w:type="dxa"/>
@@ -5106,7 +5389,7 @@
               <w:rPr>
                 <w:rFonts w:ascii="Times New Roman" w:hAnsi="Times New Roman"/>
                 <w:b/>
-                <w:sz w:val="20"/>
+                <w:sz w:val="19"/>
               </w:rPr>
               <w:t xml:space="preserve">0.0022</w:t>
             </w:r>
@@ -5114,25 +5397,51 @@
         </w:tc>
         <w:tc>
           <w:tcPr>
-            <w:tcW w:type="dxa" w:w="2117"/>
-            <w:vAlign w:val="center"/>
-            <w:tcMar>
-              <w:top w:w="80" w:type="dxa"/>
-              <w:bottom w:w="80" w:type="dxa"/>
-              <w:left w:w="80" w:type="dxa"/>
-              <w:right w:w="80" w:type="dxa"/>
-            </w:tcMar>
-          </w:tcPr>
-          <w:p>
-            <w:pPr>
-              <w:keepNext w:val="0"/>
-              <w:spacing w:line="252" w:lineRule="auto" w:before="0" w:after="0"/>
-              <w:jc w:val="center"/>
-            </w:pPr>
-            <w:r>
-              <w:rPr>
-                <w:rFonts w:ascii="Times New Roman" w:hAnsi="Times New Roman"/>
-                <w:sz w:val="20"/>
+            <w:tcW w:type="dxa" w:w="1794"/>
+            <w:vAlign w:val="center"/>
+            <w:tcMar>
+              <w:top w:w="80" w:type="dxa"/>
+              <w:bottom w:w="80" w:type="dxa"/>
+              <w:left w:w="80" w:type="dxa"/>
+              <w:right w:w="80" w:type="dxa"/>
+            </w:tcMar>
+          </w:tcPr>
+          <w:p>
+            <w:pPr>
+              <w:keepNext w:val="0"/>
+              <w:spacing w:line="252" w:lineRule="auto" w:before="0" w:after="0"/>
+              <w:jc w:val="center"/>
+            </w:pPr>
+            <w:r>
+              <w:rPr>
+                <w:rFonts w:ascii="Times New Roman" w:hAnsi="Times New Roman"/>
+                <w:sz w:val="19"/>
+              </w:rPr>
+              <w:t xml:space="preserve">&lt;0.001</w:t>
+            </w:r>
+          </w:p>
+        </w:tc>
+        <w:tc>
+          <w:tcPr>
+            <w:tcW w:type="dxa" w:w="1794"/>
+            <w:vAlign w:val="center"/>
+            <w:tcMar>
+              <w:top w:w="80" w:type="dxa"/>
+              <w:bottom w:w="80" w:type="dxa"/>
+              <w:left w:w="80" w:type="dxa"/>
+              <w:right w:w="80" w:type="dxa"/>
+            </w:tcMar>
+          </w:tcPr>
+          <w:p>
+            <w:pPr>
+              <w:keepNext w:val="0"/>
+              <w:spacing w:line="252" w:lineRule="auto" w:before="0" w:after="0"/>
+              <w:jc w:val="center"/>
+            </w:pPr>
+            <w:r>
+              <w:rPr>
+                <w:rFonts w:ascii="Times New Roman" w:hAnsi="Times New Roman"/>
+                <w:sz w:val="19"/>
               </w:rPr>
               <w:t xml:space="preserve">0.047</w:t>
             </w:r>
@@ -5140,25 +5449,25 @@
         </w:tc>
         <w:tc>
           <w:tcPr>
-            <w:tcW w:type="dxa" w:w="2117"/>
-            <w:vAlign w:val="center"/>
-            <w:tcMar>
-              <w:top w:w="80" w:type="dxa"/>
-              <w:bottom w:w="80" w:type="dxa"/>
-              <w:left w:w="80" w:type="dxa"/>
-              <w:right w:w="80" w:type="dxa"/>
-            </w:tcMar>
-          </w:tcPr>
-          <w:p>
-            <w:pPr>
-              <w:keepNext w:val="0"/>
-              <w:spacing w:line="252" w:lineRule="auto" w:before="0" w:after="0"/>
-              <w:jc w:val="center"/>
-            </w:pPr>
-            <w:r>
-              <w:rPr>
-                <w:rFonts w:ascii="Times New Roman" w:hAnsi="Times New Roman"/>
-                <w:sz w:val="20"/>
+            <w:tcW w:type="dxa" w:w="1716"/>
+            <w:vAlign w:val="center"/>
+            <w:tcMar>
+              <w:top w:w="80" w:type="dxa"/>
+              <w:bottom w:w="80" w:type="dxa"/>
+              <w:left w:w="80" w:type="dxa"/>
+              <w:right w:w="80" w:type="dxa"/>
+            </w:tcMar>
+          </w:tcPr>
+          <w:p>
+            <w:pPr>
+              <w:keepNext w:val="0"/>
+              <w:spacing w:line="252" w:lineRule="auto" w:before="0" w:after="0"/>
+              <w:jc w:val="center"/>
+            </w:pPr>
+            <w:r>
+              <w:rPr>
+                <w:rFonts w:ascii="Times New Roman" w:hAnsi="Times New Roman"/>
+                <w:sz w:val="19"/>
               </w:rPr>
               <w:t xml:space="preserve">0.953</w:t>
             </w:r>
@@ -5171,7 +5480,7 @@
         </w:trPr>
         <w:tc>
           <w:tcPr>
-            <w:tcW w:type="dxa" w:w="2117"/>
+            <w:tcW w:type="dxa" w:w="1092"/>
             <w:vAlign w:val="center"/>
             <w:tcMar>
               <w:top w:w="80" w:type="dxa"/>
@@ -5191,7 +5500,7 @@
                 <w:rFonts w:ascii="Times New Roman" w:hAnsi="Times New Roman"/>
                 <w:i/>
                 <w:iCs/>
-                <w:sz w:val="20"/>
+                <w:sz w:val="19"/>
               </w:rPr>
               <w:t xml:space="preserve">CTLA4</w:t>
             </w:r>
@@ -5199,7 +5508,7 @@
         </w:tc>
         <w:tc>
           <w:tcPr>
-            <w:tcW w:type="dxa" w:w="2117"/>
+            <w:tcW w:type="dxa" w:w="3119"/>
             <w:vAlign w:val="center"/>
             <w:tcMar>
               <w:top w:w="80" w:type="dxa"/>
@@ -5217,7 +5526,7 @@
             <w:r>
               <w:rPr>
                 <w:rFonts w:ascii="Times New Roman" w:hAnsi="Times New Roman"/>
-                <w:sz w:val="20"/>
+                <w:sz w:val="19"/>
               </w:rPr>
               <w:t xml:space="preserve">FinnGen Graves ophthalmopathy</w:t>
             </w:r>
@@ -5225,25 +5534,25 @@
         </w:tc>
         <w:tc>
           <w:tcPr>
-            <w:tcW w:type="dxa" w:w="2117"/>
-            <w:vAlign w:val="center"/>
-            <w:tcMar>
-              <w:top w:w="80" w:type="dxa"/>
-              <w:bottom w:w="80" w:type="dxa"/>
-              <w:left w:w="80" w:type="dxa"/>
-              <w:right w:w="80" w:type="dxa"/>
-            </w:tcMar>
-          </w:tcPr>
-          <w:p>
-            <w:pPr>
-              <w:keepNext w:val="0"/>
-              <w:spacing w:line="252" w:lineRule="auto" w:before="0" w:after="0"/>
-              <w:jc w:val="center"/>
-            </w:pPr>
-            <w:r>
-              <w:rPr>
-                <w:rFonts w:ascii="Times New Roman" w:hAnsi="Times New Roman"/>
-                <w:sz w:val="20"/>
+            <w:tcW w:type="dxa" w:w="1482"/>
+            <w:vAlign w:val="center"/>
+            <w:tcMar>
+              <w:top w:w="80" w:type="dxa"/>
+              <w:bottom w:w="80" w:type="dxa"/>
+              <w:left w:w="80" w:type="dxa"/>
+              <w:right w:w="80" w:type="dxa"/>
+            </w:tcMar>
+          </w:tcPr>
+          <w:p>
+            <w:pPr>
+              <w:keepNext w:val="0"/>
+              <w:spacing w:line="252" w:lineRule="auto" w:before="0" w:after="0"/>
+              <w:jc w:val="center"/>
+            </w:pPr>
+            <w:r>
+              <w:rPr>
+                <w:rFonts w:ascii="Times New Roman" w:hAnsi="Times New Roman"/>
+                <w:sz w:val="19"/>
               </w:rPr>
               <w:t xml:space="preserve">2</w:t>
             </w:r>
@@ -5251,25 +5560,25 @@
         </w:tc>
         <w:tc>
           <w:tcPr>
-            <w:tcW w:type="dxa" w:w="2117"/>
-            <w:vAlign w:val="center"/>
-            <w:tcMar>
-              <w:top w:w="80" w:type="dxa"/>
-              <w:bottom w:w="80" w:type="dxa"/>
-              <w:left w:w="80" w:type="dxa"/>
-              <w:right w:w="80" w:type="dxa"/>
-            </w:tcMar>
-          </w:tcPr>
-          <w:p>
-            <w:pPr>
-              <w:keepNext w:val="0"/>
-              <w:spacing w:line="252" w:lineRule="auto" w:before="0" w:after="0"/>
-              <w:jc w:val="center"/>
-            </w:pPr>
-            <w:r>
-              <w:rPr>
-                <w:rFonts w:ascii="Times New Roman" w:hAnsi="Times New Roman"/>
-                <w:sz w:val="20"/>
+            <w:tcW w:type="dxa" w:w="2262"/>
+            <w:vAlign w:val="center"/>
+            <w:tcMar>
+              <w:top w:w="80" w:type="dxa"/>
+              <w:bottom w:w="80" w:type="dxa"/>
+              <w:left w:w="80" w:type="dxa"/>
+              <w:right w:w="80" w:type="dxa"/>
+            </w:tcMar>
+          </w:tcPr>
+          <w:p>
+            <w:pPr>
+              <w:keepNext w:val="0"/>
+              <w:spacing w:line="252" w:lineRule="auto" w:before="0" w:after="0"/>
+              <w:jc w:val="center"/>
+            </w:pPr>
+            <w:r>
+              <w:rPr>
+                <w:rFonts w:ascii="Times New Roman" w:hAnsi="Times New Roman"/>
+                <w:sz w:val="19"/>
               </w:rPr>
               <w:t xml:space="preserve">0.17 (0.04–0.68)</w:t>
             </w:r>
@@ -5277,7 +5586,7 @@
         </w:tc>
         <w:tc>
           <w:tcPr>
-            <w:tcW w:type="dxa" w:w="2117"/>
+            <w:tcW w:type="dxa" w:w="1560"/>
             <w:vAlign w:val="center"/>
             <w:tcMar>
               <w:top w:w="80" w:type="dxa"/>
@@ -5296,7 +5605,7 @@
               <w:rPr>
                 <w:rFonts w:ascii="Times New Roman" w:hAnsi="Times New Roman"/>
                 <w:b/>
-                <w:sz w:val="20"/>
+                <w:sz w:val="19"/>
               </w:rPr>
               <w:t xml:space="preserve">0.0118</w:t>
             </w:r>
@@ -5304,25 +5613,51 @@
         </w:tc>
         <w:tc>
           <w:tcPr>
-            <w:tcW w:type="dxa" w:w="2117"/>
-            <w:vAlign w:val="center"/>
-            <w:tcMar>
-              <w:top w:w="80" w:type="dxa"/>
-              <w:bottom w:w="80" w:type="dxa"/>
-              <w:left w:w="80" w:type="dxa"/>
-              <w:right w:w="80" w:type="dxa"/>
-            </w:tcMar>
-          </w:tcPr>
-          <w:p>
-            <w:pPr>
-              <w:keepNext w:val="0"/>
-              <w:spacing w:line="252" w:lineRule="auto" w:before="0" w:after="0"/>
-              <w:jc w:val="center"/>
-            </w:pPr>
-            <w:r>
-              <w:rPr>
-                <w:rFonts w:ascii="Times New Roman" w:hAnsi="Times New Roman"/>
-                <w:sz w:val="20"/>
+            <w:tcW w:type="dxa" w:w="1794"/>
+            <w:vAlign w:val="center"/>
+            <w:tcMar>
+              <w:top w:w="80" w:type="dxa"/>
+              <w:bottom w:w="80" w:type="dxa"/>
+              <w:left w:w="80" w:type="dxa"/>
+              <w:right w:w="80" w:type="dxa"/>
+            </w:tcMar>
+          </w:tcPr>
+          <w:p>
+            <w:pPr>
+              <w:keepNext w:val="0"/>
+              <w:spacing w:line="252" w:lineRule="auto" w:before="0" w:after="0"/>
+              <w:jc w:val="center"/>
+            </w:pPr>
+            <w:r>
+              <w:rPr>
+                <w:rFonts w:ascii="Times New Roman" w:hAnsi="Times New Roman"/>
+                <w:sz w:val="19"/>
+              </w:rPr>
+              <w:t xml:space="preserve">&lt;0.001</w:t>
+            </w:r>
+          </w:p>
+        </w:tc>
+        <w:tc>
+          <w:tcPr>
+            <w:tcW w:type="dxa" w:w="1794"/>
+            <w:vAlign w:val="center"/>
+            <w:tcMar>
+              <w:top w:w="80" w:type="dxa"/>
+              <w:bottom w:w="80" w:type="dxa"/>
+              <w:left w:w="80" w:type="dxa"/>
+              <w:right w:w="80" w:type="dxa"/>
+            </w:tcMar>
+          </w:tcPr>
+          <w:p>
+            <w:pPr>
+              <w:keepNext w:val="0"/>
+              <w:spacing w:line="252" w:lineRule="auto" w:before="0" w:after="0"/>
+              <w:jc w:val="center"/>
+            </w:pPr>
+            <w:r>
+              <w:rPr>
+                <w:rFonts w:ascii="Times New Roman" w:hAnsi="Times New Roman"/>
+                <w:sz w:val="19"/>
               </w:rPr>
               <w:t xml:space="preserve">0.022</w:t>
             </w:r>
@@ -5330,25 +5665,25 @@
         </w:tc>
         <w:tc>
           <w:tcPr>
-            <w:tcW w:type="dxa" w:w="2117"/>
-            <w:vAlign w:val="center"/>
-            <w:tcMar>
-              <w:top w:w="80" w:type="dxa"/>
-              <w:bottom w:w="80" w:type="dxa"/>
-              <w:left w:w="80" w:type="dxa"/>
-              <w:right w:w="80" w:type="dxa"/>
-            </w:tcMar>
-          </w:tcPr>
-          <w:p>
-            <w:pPr>
-              <w:keepNext w:val="0"/>
-              <w:spacing w:line="252" w:lineRule="auto" w:before="0" w:after="0"/>
-              <w:jc w:val="center"/>
-            </w:pPr>
-            <w:r>
-              <w:rPr>
-                <w:rFonts w:ascii="Times New Roman" w:hAnsi="Times New Roman"/>
-                <w:sz w:val="20"/>
+            <w:tcW w:type="dxa" w:w="1716"/>
+            <w:vAlign w:val="center"/>
+            <w:tcMar>
+              <w:top w:w="80" w:type="dxa"/>
+              <w:bottom w:w="80" w:type="dxa"/>
+              <w:left w:w="80" w:type="dxa"/>
+              <w:right w:w="80" w:type="dxa"/>
+            </w:tcMar>
+          </w:tcPr>
+          <w:p>
+            <w:pPr>
+              <w:keepNext w:val="0"/>
+              <w:spacing w:line="252" w:lineRule="auto" w:before="0" w:after="0"/>
+              <w:jc w:val="center"/>
+            </w:pPr>
+            <w:r>
+              <w:rPr>
+                <w:rFonts w:ascii="Times New Roman" w:hAnsi="Times New Roman"/>
+                <w:sz w:val="19"/>
               </w:rPr>
               <w:t xml:space="preserve">0.978</w:t>
             </w:r>
@@ -5366,7 +5701,7 @@
         <w:rPr>
           <w:sz w:val="20"/>
         </w:rPr>
-        <w:t xml:space="preserve">ORs are per unit increase in reconstructed, genetically proxied blood expression. Wald ratio was used for one instrument and IVW for multiple instruments.</w:t>
+        <w:t xml:space="preserve">ORs are per approximately one SD higher reconstructed, genetically proxied blood expression. Wald ratio was used for one instrument and IVW for multiple instruments.</w:t>
       </w:r>
       <w:r>
         <w:rPr>
@@ -5392,7 +5727,7 @@
         <w:rPr>
           <w:sz w:val="20"/>
         </w:rPr>
-        <w:t xml:space="preserve">values are two-sided and shown to three significant digits. BBJ discovery significance requires</w:t>
+        <w:t xml:space="preserve">values are two-sided and shown to three significant digits; BBJ discovery significance requires</w:t>
       </w:r>
       <w:r>
         <w:rPr>
@@ -5418,7 +5753,7 @@
         <w:rPr>
           <w:sz w:val="20"/>
         </w:rPr>
-        <w:t xml:space="preserve">&lt; 1.965×10⁻⁵;</w:t>
+        <w:t xml:space="preserve">&lt; 1.965×10⁻⁵, while</w:t>
       </w:r>
       <w:r>
         <w:rPr>
@@ -5444,7 +5779,7 @@
         <w:rPr>
           <w:sz w:val="20"/>
         </w:rPr>
-        <w:t xml:space="preserve">&lt; 0.05 in other outcomes is nominal support. PP.H3 and PP.H4 are the colocalization posterior probabilities of two distinct causal variants and of one shared causal variant; they are model-based measures of support, not</w:t>
+        <w:t xml:space="preserve">&lt; 0.05 in other outcomes is nominal. H2, H3 and H4 denote expression only, distinct variants and a shared variant under the single-causal-variant model; these posterior probabilities are not</w:t>
       </w:r>
       <w:r>
         <w:rPr>
@@ -5470,33 +5805,7 @@
         <w:rPr>
           <w:sz w:val="20"/>
         </w:rPr>
-        <w:t xml:space="preserve">values, and ≥0.80 was the criterion for strong support. The two do not sum to one: the remainder is mostly PP.H2, an expression association without a resolved disease signal, which is why the</w:t>
-      </w:r>
-      <w:r>
-        <w:rPr>
-          <w:sz w:val="20"/>
-        </w:rPr>
-        <w:t xml:space="preserve"> </w:t>
-      </w:r>
-      <w:r>
-        <w:rPr>
-          <w:i/>
-          <w:iCs/>
-          <w:sz w:val="20"/>
-        </w:rPr>
-        <w:t xml:space="preserve">IGF1R</w:t>
-      </w:r>
-      <w:r>
-        <w:rPr>
-          <w:sz w:val="20"/>
-        </w:rPr>
-        <w:t xml:space="preserve"> </w:t>
-      </w:r>
-      <w:r>
-        <w:rPr>
-          <w:sz w:val="20"/>
-        </w:rPr>
-        <w:t xml:space="preserve">results are reported as unresolved rather than as evidence of distinct variants. Full PP.H0–PP.H4 are in Supplementary Data 3. All nine estimates are shown. Sensitivity results are in Tables S1–S3.</w:t>
+        <w:t xml:space="preserve">values. H0/H1 account for any remaining probability. H4 ≥ 0.80 denotes strong shared-variant support. H2 dominance does not prove absence of marginal disease association. For rs179252, the G-allele exposure coefficient was 0.10546; aligned disease log-ORs were −0.22103 (BBJ), −0.25691 (UKB, after scale conversion) and −0.24587 (FinnGen), corresponding to variant-level ORs of 0.802, 0.773 and 0.782. These variant effects and the scaled MR ORs answer different questions. Full probabilities are in Supplementary Data 3; sensitivity results are in Tables S1–S3.</w:t>
       </w:r>
     </w:p>
     <w:p>
@@ -7154,7 +7463,7 @@
                 <w:rFonts w:ascii="Times New Roman" w:hAnsi="Times New Roman"/>
                 <w:sz w:val="20"/>
               </w:rPr>
-              <w:t xml:space="preserve">0.98 (0.97–0.99)</w:t>
+              <w:t xml:space="preserve">0.977 (0.967–0.987)</w:t>
             </w:r>
           </w:p>
         </w:tc>
@@ -7551,7 +7860,7 @@
         <w:rPr>
           <w:sz w:val="20"/>
         </w:rPr>
-        <w:t xml:space="preserve">estimate is 0.977 (0.967–0.987) at three decimals: a precisely estimated but very small per-unit effect, not a weak one. The five MHC genes were not treated as new independent targets. The six additional candidates were TNFSF14, IFNGR1, MAPKAPK5, HSD3B7, VKORC1 and PRSS36; none showed strong shared-variant support in both BBJ and FinnGen. Full outcome comparisons and model probabilities remain in Supplementary Data 2–3.</w:t>
+        <w:t xml:space="preserve">estimate is shown to three decimals to preserve its small effect size. The five MHC genes were not treated as new independent targets. The six additional candidates were TNFSF14, IFNGR1, MAPKAPK5, HSD3B7, VKORC1 and PRSS36; none showed strong shared-variant support in both BBJ and FinnGen. Full outcome comparisons and model probabilities remain in Supplementary Data 2–3.</w:t>
       </w:r>
     </w:p>
     <w:bookmarkEnd w:id="27"/>

--- a/submission/candidate_20260911_review/MANUSCRIPT_Submission.docx
+++ b/submission/candidate_20260911_review/MANUSCRIPT_Submission.docx
@@ -2752,17 +2752,17 @@
     </w:p>
     <w:tbl>
       <w:tblPr>
-        <w:tblW w:type="dxa" w:w="14818"/>
+        <w:tblW w:type="dxa" w:w="9173"/>
         <w:jc w:val="center"/>
         <w:tblLayout w:type="fixed"/>
         <w:tblLook w:firstColumn="1" w:firstRow="1" w:lastColumn="0" w:lastRow="0" w:noHBand="0" w:noVBand="1" w:val="04A0"/>
       </w:tblPr>
       <w:tblGrid>
-        <w:gridCol w:w="4349"/>
-        <w:gridCol w:w="2899"/>
-        <w:gridCol w:w="1288"/>
-        <w:gridCol w:w="1450"/>
-        <w:gridCol w:w="4832"/>
+        <w:gridCol w:w="2376"/>
+        <w:gridCol w:w="1613"/>
+        <w:gridCol w:w="835"/>
+        <w:gridCol w:w="1008"/>
+        <w:gridCol w:w="3341"/>
       </w:tblGrid>
       <w:tr>
         <w:trPr>
@@ -2771,7 +2771,7 @@
         </w:trPr>
         <w:tc>
           <w:tcPr>
-            <w:tcW w:type="dxa" w:w="4349"/>
+            <w:tcW w:type="dxa" w:w="2376"/>
             <w:vAlign w:val="center"/>
             <w:tcMar>
               <w:top w:w="80" w:type="dxa"/>
@@ -2799,7 +2799,7 @@
         </w:tc>
         <w:tc>
           <w:tcPr>
-            <w:tcW w:type="dxa" w:w="2899"/>
+            <w:tcW w:type="dxa" w:w="1613"/>
             <w:vAlign w:val="center"/>
             <w:tcMar>
               <w:top w:w="80" w:type="dxa"/>
@@ -2827,7 +2827,7 @@
         </w:tc>
         <w:tc>
           <w:tcPr>
-            <w:tcW w:type="dxa" w:w="1288"/>
+            <w:tcW w:type="dxa" w:w="835"/>
             <w:vAlign w:val="center"/>
             <w:tcMar>
               <w:top w:w="80" w:type="dxa"/>
@@ -2855,7 +2855,7 @@
         </w:tc>
         <w:tc>
           <w:tcPr>
-            <w:tcW w:type="dxa" w:w="1450"/>
+            <w:tcW w:type="dxa" w:w="1008"/>
             <w:vAlign w:val="center"/>
             <w:tcMar>
               <w:top w:w="80" w:type="dxa"/>
@@ -2883,7 +2883,7 @@
         </w:tc>
         <w:tc>
           <w:tcPr>
-            <w:tcW w:type="dxa" w:w="4832"/>
+            <w:tcW w:type="dxa" w:w="3341"/>
             <w:vAlign w:val="center"/>
             <w:tcMar>
               <w:top w:w="80" w:type="dxa"/>
@@ -2916,7 +2916,7 @@
         </w:trPr>
         <w:tc>
           <w:tcPr>
-            <w:tcW w:type="dxa" w:w="4349"/>
+            <w:tcW w:type="dxa" w:w="2376"/>
             <w:vAlign w:val="center"/>
             <w:tcMar>
               <w:top w:w="80" w:type="dxa"/>
@@ -2942,7 +2942,7 @@
         </w:tc>
         <w:tc>
           <w:tcPr>
-            <w:tcW w:type="dxa" w:w="2899"/>
+            <w:tcW w:type="dxa" w:w="1613"/>
             <w:vAlign w:val="center"/>
             <w:tcMar>
               <w:top w:w="80" w:type="dxa"/>
@@ -2968,7 +2968,7 @@
         </w:tc>
         <w:tc>
           <w:tcPr>
-            <w:tcW w:type="dxa" w:w="1288"/>
+            <w:tcW w:type="dxa" w:w="835"/>
             <w:vAlign w:val="center"/>
             <w:tcMar>
               <w:top w:w="80" w:type="dxa"/>
@@ -2994,7 +2994,7 @@
         </w:tc>
         <w:tc>
           <w:tcPr>
-            <w:tcW w:type="dxa" w:w="1450"/>
+            <w:tcW w:type="dxa" w:w="1008"/>
             <w:vAlign w:val="center"/>
             <w:tcMar>
               <w:top w:w="80" w:type="dxa"/>
@@ -3020,7 +3020,7 @@
         </w:tc>
         <w:tc>
           <w:tcPr>
-            <w:tcW w:type="dxa" w:w="4832"/>
+            <w:tcW w:type="dxa" w:w="3341"/>
             <w:vAlign w:val="center"/>
             <w:tcMar>
               <w:top w:w="80" w:type="dxa"/>
@@ -3051,7 +3051,7 @@
         </w:trPr>
         <w:tc>
           <w:tcPr>
-            <w:tcW w:type="dxa" w:w="4349"/>
+            <w:tcW w:type="dxa" w:w="2376"/>
             <w:vAlign w:val="center"/>
             <w:tcMar>
               <w:top w:w="80" w:type="dxa"/>
@@ -3077,7 +3077,7 @@
         </w:tc>
         <w:tc>
           <w:tcPr>
-            <w:tcW w:type="dxa" w:w="2899"/>
+            <w:tcW w:type="dxa" w:w="1613"/>
             <w:vAlign w:val="center"/>
             <w:tcMar>
               <w:top w:w="80" w:type="dxa"/>
@@ -3103,7 +3103,7 @@
         </w:tc>
         <w:tc>
           <w:tcPr>
-            <w:tcW w:type="dxa" w:w="1288"/>
+            <w:tcW w:type="dxa" w:w="835"/>
             <w:vAlign w:val="center"/>
             <w:tcMar>
               <w:top w:w="80" w:type="dxa"/>
@@ -3129,7 +3129,7 @@
         </w:tc>
         <w:tc>
           <w:tcPr>
-            <w:tcW w:type="dxa" w:w="1450"/>
+            <w:tcW w:type="dxa" w:w="1008"/>
             <w:vAlign w:val="center"/>
             <w:tcMar>
               <w:top w:w="80" w:type="dxa"/>
@@ -3155,7 +3155,7 @@
         </w:tc>
         <w:tc>
           <w:tcPr>
-            <w:tcW w:type="dxa" w:w="4832"/>
+            <w:tcW w:type="dxa" w:w="3341"/>
             <w:vAlign w:val="center"/>
             <w:tcMar>
               <w:top w:w="80" w:type="dxa"/>
@@ -3186,7 +3186,7 @@
         </w:trPr>
         <w:tc>
           <w:tcPr>
-            <w:tcW w:type="dxa" w:w="4349"/>
+            <w:tcW w:type="dxa" w:w="2376"/>
             <w:vAlign w:val="center"/>
             <w:tcMar>
               <w:top w:w="80" w:type="dxa"/>
@@ -3212,7 +3212,7 @@
         </w:tc>
         <w:tc>
           <w:tcPr>
-            <w:tcW w:type="dxa" w:w="2899"/>
+            <w:tcW w:type="dxa" w:w="1613"/>
             <w:vAlign w:val="center"/>
             <w:tcMar>
               <w:top w:w="80" w:type="dxa"/>
@@ -3238,7 +3238,7 @@
         </w:tc>
         <w:tc>
           <w:tcPr>
-            <w:tcW w:type="dxa" w:w="1288"/>
+            <w:tcW w:type="dxa" w:w="835"/>
             <w:vAlign w:val="center"/>
             <w:tcMar>
               <w:top w:w="80" w:type="dxa"/>
@@ -3264,7 +3264,7 @@
         </w:tc>
         <w:tc>
           <w:tcPr>
-            <w:tcW w:type="dxa" w:w="1450"/>
+            <w:tcW w:type="dxa" w:w="1008"/>
             <w:vAlign w:val="center"/>
             <w:tcMar>
               <w:top w:w="80" w:type="dxa"/>
@@ -3290,7 +3290,7 @@
         </w:tc>
         <w:tc>
           <w:tcPr>
-            <w:tcW w:type="dxa" w:w="4832"/>
+            <w:tcW w:type="dxa" w:w="3341"/>
             <w:vAlign w:val="center"/>
             <w:tcMar>
               <w:top w:w="80" w:type="dxa"/>
@@ -3321,7 +3321,7 @@
         </w:trPr>
         <w:tc>
           <w:tcPr>
-            <w:tcW w:type="dxa" w:w="4349"/>
+            <w:tcW w:type="dxa" w:w="2376"/>
             <w:vAlign w:val="center"/>
             <w:tcMar>
               <w:top w:w="80" w:type="dxa"/>
@@ -3347,7 +3347,7 @@
         </w:tc>
         <w:tc>
           <w:tcPr>
-            <w:tcW w:type="dxa" w:w="2899"/>
+            <w:tcW w:type="dxa" w:w="1613"/>
             <w:vAlign w:val="center"/>
             <w:tcMar>
               <w:top w:w="80" w:type="dxa"/>
@@ -3373,7 +3373,7 @@
         </w:tc>
         <w:tc>
           <w:tcPr>
-            <w:tcW w:type="dxa" w:w="1288"/>
+            <w:tcW w:type="dxa" w:w="835"/>
             <w:vAlign w:val="center"/>
             <w:tcMar>
               <w:top w:w="80" w:type="dxa"/>
@@ -3399,7 +3399,7 @@
         </w:tc>
         <w:tc>
           <w:tcPr>
-            <w:tcW w:type="dxa" w:w="1450"/>
+            <w:tcW w:type="dxa" w:w="1008"/>
             <w:vAlign w:val="center"/>
             <w:tcMar>
               <w:top w:w="80" w:type="dxa"/>
@@ -3425,7 +3425,7 @@
         </w:tc>
         <w:tc>
           <w:tcPr>
-            <w:tcW w:type="dxa" w:w="4832"/>
+            <w:tcW w:type="dxa" w:w="3341"/>
             <w:vAlign w:val="center"/>
             <w:tcMar>
               <w:top w:w="80" w:type="dxa"/>
@@ -3483,20 +3483,20 @@
     </w:p>
     <w:tbl>
       <w:tblPr>
-        <w:tblW w:type="dxa" w:w="14818"/>
+        <w:tblW w:type="dxa" w:w="9173"/>
         <w:jc w:val="center"/>
         <w:tblLayout w:type="fixed"/>
         <w:tblLook w:firstColumn="1" w:firstRow="1" w:lastColumn="0" w:lastRow="0" w:noHBand="0" w:noVBand="1" w:val="04A0"/>
       </w:tblPr>
       <w:tblGrid>
-        <w:gridCol w:w="1092"/>
-        <w:gridCol w:w="3119"/>
-        <w:gridCol w:w="1482"/>
-        <w:gridCol w:w="2262"/>
-        <w:gridCol w:w="1560"/>
-        <w:gridCol w:w="1794"/>
-        <w:gridCol w:w="1794"/>
-        <w:gridCol w:w="1716"/>
+        <w:gridCol w:w="691"/>
+        <w:gridCol w:w="1584"/>
+        <w:gridCol w:w="1296"/>
+        <w:gridCol w:w="1584"/>
+        <w:gridCol w:w="1080"/>
+        <w:gridCol w:w="1080"/>
+        <w:gridCol w:w="965"/>
+        <w:gridCol w:w="893"/>
       </w:tblGrid>
       <w:tr>
         <w:trPr>
@@ -3505,13 +3505,13 @@
         </w:trPr>
         <w:tc>
           <w:tcPr>
-            <w:tcW w:type="dxa" w:w="1092"/>
-            <w:vAlign w:val="center"/>
-            <w:tcMar>
-              <w:top w:w="80" w:type="dxa"/>
-              <w:bottom w:w="80" w:type="dxa"/>
-              <w:left w:w="80" w:type="dxa"/>
-              <w:right w:w="80" w:type="dxa"/>
+            <w:tcW w:type="dxa" w:w="691"/>
+            <w:vAlign w:val="center"/>
+            <w:tcMar>
+              <w:top w:w="80" w:type="dxa"/>
+              <w:bottom w:w="80" w:type="dxa"/>
+              <w:left w:w="40" w:type="dxa"/>
+              <w:right w:w="40" w:type="dxa"/>
             </w:tcMar>
             <w:shd w:fill="EEEEEE"/>
           </w:tcPr>
@@ -3533,7 +3533,7 @@
         </w:tc>
         <w:tc>
           <w:tcPr>
-            <w:tcW w:type="dxa" w:w="3119"/>
+            <w:tcW w:type="dxa" w:w="1584"/>
             <w:vAlign w:val="center"/>
             <w:tcMar>
               <w:top w:w="80" w:type="dxa"/>
@@ -3561,7 +3561,7 @@
         </w:tc>
         <w:tc>
           <w:tcPr>
-            <w:tcW w:type="dxa" w:w="1482"/>
+            <w:tcW w:type="dxa" w:w="1296"/>
             <w:vAlign w:val="center"/>
             <w:tcMar>
               <w:top w:w="80" w:type="dxa"/>
@@ -3589,7 +3589,7 @@
         </w:tc>
         <w:tc>
           <w:tcPr>
-            <w:tcW w:type="dxa" w:w="2262"/>
+            <w:tcW w:type="dxa" w:w="1584"/>
             <w:vAlign w:val="center"/>
             <w:tcMar>
               <w:top w:w="80" w:type="dxa"/>
@@ -3617,7 +3617,7 @@
         </w:tc>
         <w:tc>
           <w:tcPr>
-            <w:tcW w:type="dxa" w:w="1560"/>
+            <w:tcW w:type="dxa" w:w="1080"/>
             <w:vAlign w:val="center"/>
             <w:tcMar>
               <w:top w:w="80" w:type="dxa"/>
@@ -3663,7 +3663,7 @@
         </w:tc>
         <w:tc>
           <w:tcPr>
-            <w:tcW w:type="dxa" w:w="1794"/>
+            <w:tcW w:type="dxa" w:w="1080"/>
             <w:vAlign w:val="center"/>
             <w:tcMar>
               <w:top w:w="80" w:type="dxa"/>
@@ -3691,7 +3691,7 @@
         </w:tc>
         <w:tc>
           <w:tcPr>
-            <w:tcW w:type="dxa" w:w="1794"/>
+            <w:tcW w:type="dxa" w:w="965"/>
             <w:vAlign w:val="center"/>
             <w:tcMar>
               <w:top w:w="80" w:type="dxa"/>
@@ -3719,7 +3719,7 @@
         </w:tc>
         <w:tc>
           <w:tcPr>
-            <w:tcW w:type="dxa" w:w="1716"/>
+            <w:tcW w:type="dxa" w:w="893"/>
             <w:vAlign w:val="center"/>
             <w:tcMar>
               <w:top w:w="80" w:type="dxa"/>
@@ -3752,13 +3752,13 @@
         </w:trPr>
         <w:tc>
           <w:tcPr>
-            <w:tcW w:type="dxa" w:w="1092"/>
-            <w:vAlign w:val="center"/>
-            <w:tcMar>
-              <w:top w:w="80" w:type="dxa"/>
-              <w:bottom w:w="80" w:type="dxa"/>
-              <w:left w:w="80" w:type="dxa"/>
-              <w:right w:w="80" w:type="dxa"/>
+            <w:tcW w:type="dxa" w:w="691"/>
+            <w:vAlign w:val="center"/>
+            <w:tcMar>
+              <w:top w:w="80" w:type="dxa"/>
+              <w:bottom w:w="80" w:type="dxa"/>
+              <w:left w:w="40" w:type="dxa"/>
+              <w:right w:w="40" w:type="dxa"/>
             </w:tcMar>
           </w:tcPr>
           <w:p>
@@ -3780,7 +3780,7 @@
         </w:tc>
         <w:tc>
           <w:tcPr>
-            <w:tcW w:type="dxa" w:w="3119"/>
+            <w:tcW w:type="dxa" w:w="1584"/>
             <w:vAlign w:val="center"/>
             <w:tcMar>
               <w:top w:w="80" w:type="dxa"/>
@@ -3806,7 +3806,7 @@
         </w:tc>
         <w:tc>
           <w:tcPr>
-            <w:tcW w:type="dxa" w:w="1482"/>
+            <w:tcW w:type="dxa" w:w="1296"/>
             <w:vAlign w:val="center"/>
             <w:tcMar>
               <w:top w:w="80" w:type="dxa"/>
@@ -3832,7 +3832,7 @@
         </w:tc>
         <w:tc>
           <w:tcPr>
-            <w:tcW w:type="dxa" w:w="2262"/>
+            <w:tcW w:type="dxa" w:w="1584"/>
             <w:vAlign w:val="center"/>
             <w:tcMar>
               <w:top w:w="80" w:type="dxa"/>
@@ -3858,7 +3858,7 @@
         </w:tc>
         <w:tc>
           <w:tcPr>
-            <w:tcW w:type="dxa" w:w="1560"/>
+            <w:tcW w:type="dxa" w:w="1080"/>
             <w:vAlign w:val="center"/>
             <w:tcMar>
               <w:top w:w="80" w:type="dxa"/>
@@ -3885,7 +3885,7 @@
         </w:tc>
         <w:tc>
           <w:tcPr>
-            <w:tcW w:type="dxa" w:w="1794"/>
+            <w:tcW w:type="dxa" w:w="1080"/>
             <w:vAlign w:val="center"/>
             <w:tcMar>
               <w:top w:w="80" w:type="dxa"/>
@@ -3911,7 +3911,7 @@
         </w:tc>
         <w:tc>
           <w:tcPr>
-            <w:tcW w:type="dxa" w:w="1794"/>
+            <w:tcW w:type="dxa" w:w="965"/>
             <w:vAlign w:val="center"/>
             <w:tcMar>
               <w:top w:w="80" w:type="dxa"/>
@@ -3937,7 +3937,7 @@
         </w:tc>
         <w:tc>
           <w:tcPr>
-            <w:tcW w:type="dxa" w:w="1716"/>
+            <w:tcW w:type="dxa" w:w="893"/>
             <w:vAlign w:val="center"/>
             <w:tcMar>
               <w:top w:w="80" w:type="dxa"/>
@@ -3968,13 +3968,13 @@
         </w:trPr>
         <w:tc>
           <w:tcPr>
-            <w:tcW w:type="dxa" w:w="1092"/>
-            <w:vAlign w:val="center"/>
-            <w:tcMar>
-              <w:top w:w="80" w:type="dxa"/>
-              <w:bottom w:w="80" w:type="dxa"/>
-              <w:left w:w="80" w:type="dxa"/>
-              <w:right w:w="80" w:type="dxa"/>
+            <w:tcW w:type="dxa" w:w="691"/>
+            <w:vAlign w:val="center"/>
+            <w:tcMar>
+              <w:top w:w="80" w:type="dxa"/>
+              <w:bottom w:w="80" w:type="dxa"/>
+              <w:left w:w="40" w:type="dxa"/>
+              <w:right w:w="40" w:type="dxa"/>
             </w:tcMar>
           </w:tcPr>
           <w:p>
@@ -3996,7 +3996,7 @@
         </w:tc>
         <w:tc>
           <w:tcPr>
-            <w:tcW w:type="dxa" w:w="3119"/>
+            <w:tcW w:type="dxa" w:w="1584"/>
             <w:vAlign w:val="center"/>
             <w:tcMar>
               <w:top w:w="80" w:type="dxa"/>
@@ -4022,7 +4022,7 @@
         </w:tc>
         <w:tc>
           <w:tcPr>
-            <w:tcW w:type="dxa" w:w="1482"/>
+            <w:tcW w:type="dxa" w:w="1296"/>
             <w:vAlign w:val="center"/>
             <w:tcMar>
               <w:top w:w="80" w:type="dxa"/>
@@ -4048,7 +4048,7 @@
         </w:tc>
         <w:tc>
           <w:tcPr>
-            <w:tcW w:type="dxa" w:w="2262"/>
+            <w:tcW w:type="dxa" w:w="1584"/>
             <w:vAlign w:val="center"/>
             <w:tcMar>
               <w:top w:w="80" w:type="dxa"/>
@@ -4074,7 +4074,7 @@
         </w:tc>
         <w:tc>
           <w:tcPr>
-            <w:tcW w:type="dxa" w:w="1560"/>
+            <w:tcW w:type="dxa" w:w="1080"/>
             <w:vAlign w:val="center"/>
             <w:tcMar>
               <w:top w:w="80" w:type="dxa"/>
@@ -4101,7 +4101,7 @@
         </w:tc>
         <w:tc>
           <w:tcPr>
-            <w:tcW w:type="dxa" w:w="1794"/>
+            <w:tcW w:type="dxa" w:w="1080"/>
             <w:vAlign w:val="center"/>
             <w:tcMar>
               <w:top w:w="80" w:type="dxa"/>
@@ -4127,7 +4127,7 @@
         </w:tc>
         <w:tc>
           <w:tcPr>
-            <w:tcW w:type="dxa" w:w="1794"/>
+            <w:tcW w:type="dxa" w:w="965"/>
             <w:vAlign w:val="center"/>
             <w:tcMar>
               <w:top w:w="80" w:type="dxa"/>
@@ -4153,7 +4153,7 @@
         </w:tc>
         <w:tc>
           <w:tcPr>
-            <w:tcW w:type="dxa" w:w="1716"/>
+            <w:tcW w:type="dxa" w:w="893"/>
             <w:vAlign w:val="center"/>
             <w:tcMar>
               <w:top w:w="80" w:type="dxa"/>
@@ -4184,13 +4184,13 @@
         </w:trPr>
         <w:tc>
           <w:tcPr>
-            <w:tcW w:type="dxa" w:w="1092"/>
-            <w:vAlign w:val="center"/>
-            <w:tcMar>
-              <w:top w:w="80" w:type="dxa"/>
-              <w:bottom w:w="80" w:type="dxa"/>
-              <w:left w:w="80" w:type="dxa"/>
-              <w:right w:w="80" w:type="dxa"/>
+            <w:tcW w:type="dxa" w:w="691"/>
+            <w:vAlign w:val="center"/>
+            <w:tcMar>
+              <w:top w:w="80" w:type="dxa"/>
+              <w:bottom w:w="80" w:type="dxa"/>
+              <w:left w:w="40" w:type="dxa"/>
+              <w:right w:w="40" w:type="dxa"/>
             </w:tcMar>
           </w:tcPr>
           <w:p>
@@ -4212,7 +4212,7 @@
         </w:tc>
         <w:tc>
           <w:tcPr>
-            <w:tcW w:type="dxa" w:w="3119"/>
+            <w:tcW w:type="dxa" w:w="1584"/>
             <w:vAlign w:val="center"/>
             <w:tcMar>
               <w:top w:w="80" w:type="dxa"/>
@@ -4238,7 +4238,7 @@
         </w:tc>
         <w:tc>
           <w:tcPr>
-            <w:tcW w:type="dxa" w:w="1482"/>
+            <w:tcW w:type="dxa" w:w="1296"/>
             <w:vAlign w:val="center"/>
             <w:tcMar>
               <w:top w:w="80" w:type="dxa"/>
@@ -4264,7 +4264,7 @@
         </w:tc>
         <w:tc>
           <w:tcPr>
-            <w:tcW w:type="dxa" w:w="2262"/>
+            <w:tcW w:type="dxa" w:w="1584"/>
             <w:vAlign w:val="center"/>
             <w:tcMar>
               <w:top w:w="80" w:type="dxa"/>
@@ -4290,7 +4290,7 @@
         </w:tc>
         <w:tc>
           <w:tcPr>
-            <w:tcW w:type="dxa" w:w="1560"/>
+            <w:tcW w:type="dxa" w:w="1080"/>
             <w:vAlign w:val="center"/>
             <w:tcMar>
               <w:top w:w="80" w:type="dxa"/>
@@ -4317,7 +4317,7 @@
         </w:tc>
         <w:tc>
           <w:tcPr>
-            <w:tcW w:type="dxa" w:w="1794"/>
+            <w:tcW w:type="dxa" w:w="1080"/>
             <w:vAlign w:val="center"/>
             <w:tcMar>
               <w:top w:w="80" w:type="dxa"/>
@@ -4343,7 +4343,7 @@
         </w:tc>
         <w:tc>
           <w:tcPr>
-            <w:tcW w:type="dxa" w:w="1794"/>
+            <w:tcW w:type="dxa" w:w="965"/>
             <w:vAlign w:val="center"/>
             <w:tcMar>
               <w:top w:w="80" w:type="dxa"/>
@@ -4369,7 +4369,7 @@
         </w:tc>
         <w:tc>
           <w:tcPr>
-            <w:tcW w:type="dxa" w:w="1716"/>
+            <w:tcW w:type="dxa" w:w="893"/>
             <w:vAlign w:val="center"/>
             <w:tcMar>
               <w:top w:w="80" w:type="dxa"/>
@@ -4400,13 +4400,13 @@
         </w:trPr>
         <w:tc>
           <w:tcPr>
-            <w:tcW w:type="dxa" w:w="1092"/>
-            <w:vAlign w:val="center"/>
-            <w:tcMar>
-              <w:top w:w="80" w:type="dxa"/>
-              <w:bottom w:w="80" w:type="dxa"/>
-              <w:left w:w="80" w:type="dxa"/>
-              <w:right w:w="80" w:type="dxa"/>
+            <w:tcW w:type="dxa" w:w="691"/>
+            <w:vAlign w:val="center"/>
+            <w:tcMar>
+              <w:top w:w="80" w:type="dxa"/>
+              <w:bottom w:w="80" w:type="dxa"/>
+              <w:left w:w="40" w:type="dxa"/>
+              <w:right w:w="40" w:type="dxa"/>
             </w:tcMar>
           </w:tcPr>
           <w:p>
@@ -4428,7 +4428,7 @@
         </w:tc>
         <w:tc>
           <w:tcPr>
-            <w:tcW w:type="dxa" w:w="3119"/>
+            <w:tcW w:type="dxa" w:w="1584"/>
             <w:vAlign w:val="center"/>
             <w:tcMar>
               <w:top w:w="80" w:type="dxa"/>
@@ -4454,7 +4454,7 @@
         </w:tc>
         <w:tc>
           <w:tcPr>
-            <w:tcW w:type="dxa" w:w="1482"/>
+            <w:tcW w:type="dxa" w:w="1296"/>
             <w:vAlign w:val="center"/>
             <w:tcMar>
               <w:top w:w="80" w:type="dxa"/>
@@ -4480,7 +4480,7 @@
         </w:tc>
         <w:tc>
           <w:tcPr>
-            <w:tcW w:type="dxa" w:w="2262"/>
+            <w:tcW w:type="dxa" w:w="1584"/>
             <w:vAlign w:val="center"/>
             <w:tcMar>
               <w:top w:w="80" w:type="dxa"/>
@@ -4506,7 +4506,7 @@
         </w:tc>
         <w:tc>
           <w:tcPr>
-            <w:tcW w:type="dxa" w:w="1560"/>
+            <w:tcW w:type="dxa" w:w="1080"/>
             <w:vAlign w:val="center"/>
             <w:tcMar>
               <w:top w:w="80" w:type="dxa"/>
@@ -4533,7 +4533,7 @@
         </w:tc>
         <w:tc>
           <w:tcPr>
-            <w:tcW w:type="dxa" w:w="1794"/>
+            <w:tcW w:type="dxa" w:w="1080"/>
             <w:vAlign w:val="center"/>
             <w:tcMar>
               <w:top w:w="80" w:type="dxa"/>
@@ -4559,7 +4559,7 @@
         </w:tc>
         <w:tc>
           <w:tcPr>
-            <w:tcW w:type="dxa" w:w="1794"/>
+            <w:tcW w:type="dxa" w:w="965"/>
             <w:vAlign w:val="center"/>
             <w:tcMar>
               <w:top w:w="80" w:type="dxa"/>
@@ -4585,7 +4585,7 @@
         </w:tc>
         <w:tc>
           <w:tcPr>
-            <w:tcW w:type="dxa" w:w="1716"/>
+            <w:tcW w:type="dxa" w:w="893"/>
             <w:vAlign w:val="center"/>
             <w:tcMar>
               <w:top w:w="80" w:type="dxa"/>
@@ -4616,13 +4616,13 @@
         </w:trPr>
         <w:tc>
           <w:tcPr>
-            <w:tcW w:type="dxa" w:w="1092"/>
-            <w:vAlign w:val="center"/>
-            <w:tcMar>
-              <w:top w:w="80" w:type="dxa"/>
-              <w:bottom w:w="80" w:type="dxa"/>
-              <w:left w:w="80" w:type="dxa"/>
-              <w:right w:w="80" w:type="dxa"/>
+            <w:tcW w:type="dxa" w:w="691"/>
+            <w:vAlign w:val="center"/>
+            <w:tcMar>
+              <w:top w:w="80" w:type="dxa"/>
+              <w:bottom w:w="80" w:type="dxa"/>
+              <w:left w:w="40" w:type="dxa"/>
+              <w:right w:w="40" w:type="dxa"/>
             </w:tcMar>
           </w:tcPr>
           <w:p>
@@ -4644,7 +4644,7 @@
         </w:tc>
         <w:tc>
           <w:tcPr>
-            <w:tcW w:type="dxa" w:w="3119"/>
+            <w:tcW w:type="dxa" w:w="1584"/>
             <w:vAlign w:val="center"/>
             <w:tcMar>
               <w:top w:w="80" w:type="dxa"/>
@@ -4670,7 +4670,7 @@
         </w:tc>
         <w:tc>
           <w:tcPr>
-            <w:tcW w:type="dxa" w:w="1482"/>
+            <w:tcW w:type="dxa" w:w="1296"/>
             <w:vAlign w:val="center"/>
             <w:tcMar>
               <w:top w:w="80" w:type="dxa"/>
@@ -4696,7 +4696,7 @@
         </w:tc>
         <w:tc>
           <w:tcPr>
-            <w:tcW w:type="dxa" w:w="2262"/>
+            <w:tcW w:type="dxa" w:w="1584"/>
             <w:vAlign w:val="center"/>
             <w:tcMar>
               <w:top w:w="80" w:type="dxa"/>
@@ -4722,7 +4722,7 @@
         </w:tc>
         <w:tc>
           <w:tcPr>
-            <w:tcW w:type="dxa" w:w="1560"/>
+            <w:tcW w:type="dxa" w:w="1080"/>
             <w:vAlign w:val="center"/>
             <w:tcMar>
               <w:top w:w="80" w:type="dxa"/>
@@ -4749,7 +4749,7 @@
         </w:tc>
         <w:tc>
           <w:tcPr>
-            <w:tcW w:type="dxa" w:w="1794"/>
+            <w:tcW w:type="dxa" w:w="1080"/>
             <w:vAlign w:val="center"/>
             <w:tcMar>
               <w:top w:w="80" w:type="dxa"/>
@@ -4775,7 +4775,7 @@
         </w:tc>
         <w:tc>
           <w:tcPr>
-            <w:tcW w:type="dxa" w:w="1794"/>
+            <w:tcW w:type="dxa" w:w="965"/>
             <w:vAlign w:val="center"/>
             <w:tcMar>
               <w:top w:w="80" w:type="dxa"/>
@@ -4801,7 +4801,7 @@
         </w:tc>
         <w:tc>
           <w:tcPr>
-            <w:tcW w:type="dxa" w:w="1716"/>
+            <w:tcW w:type="dxa" w:w="893"/>
             <w:vAlign w:val="center"/>
             <w:tcMar>
               <w:top w:w="80" w:type="dxa"/>
@@ -4832,13 +4832,13 @@
         </w:trPr>
         <w:tc>
           <w:tcPr>
-            <w:tcW w:type="dxa" w:w="1092"/>
-            <w:vAlign w:val="center"/>
-            <w:tcMar>
-              <w:top w:w="80" w:type="dxa"/>
-              <w:bottom w:w="80" w:type="dxa"/>
-              <w:left w:w="80" w:type="dxa"/>
-              <w:right w:w="80" w:type="dxa"/>
+            <w:tcW w:type="dxa" w:w="691"/>
+            <w:vAlign w:val="center"/>
+            <w:tcMar>
+              <w:top w:w="80" w:type="dxa"/>
+              <w:bottom w:w="80" w:type="dxa"/>
+              <w:left w:w="40" w:type="dxa"/>
+              <w:right w:w="40" w:type="dxa"/>
             </w:tcMar>
           </w:tcPr>
           <w:p>
@@ -4860,7 +4860,7 @@
         </w:tc>
         <w:tc>
           <w:tcPr>
-            <w:tcW w:type="dxa" w:w="3119"/>
+            <w:tcW w:type="dxa" w:w="1584"/>
             <w:vAlign w:val="center"/>
             <w:tcMar>
               <w:top w:w="80" w:type="dxa"/>
@@ -4886,7 +4886,7 @@
         </w:tc>
         <w:tc>
           <w:tcPr>
-            <w:tcW w:type="dxa" w:w="1482"/>
+            <w:tcW w:type="dxa" w:w="1296"/>
             <w:vAlign w:val="center"/>
             <w:tcMar>
               <w:top w:w="80" w:type="dxa"/>
@@ -4912,7 +4912,7 @@
         </w:tc>
         <w:tc>
           <w:tcPr>
-            <w:tcW w:type="dxa" w:w="2262"/>
+            <w:tcW w:type="dxa" w:w="1584"/>
             <w:vAlign w:val="center"/>
             <w:tcMar>
               <w:top w:w="80" w:type="dxa"/>
@@ -4938,7 +4938,7 @@
         </w:tc>
         <w:tc>
           <w:tcPr>
-            <w:tcW w:type="dxa" w:w="1560"/>
+            <w:tcW w:type="dxa" w:w="1080"/>
             <w:vAlign w:val="center"/>
             <w:tcMar>
               <w:top w:w="80" w:type="dxa"/>
@@ -4965,7 +4965,7 @@
         </w:tc>
         <w:tc>
           <w:tcPr>
-            <w:tcW w:type="dxa" w:w="1794"/>
+            <w:tcW w:type="dxa" w:w="1080"/>
             <w:vAlign w:val="center"/>
             <w:tcMar>
               <w:top w:w="80" w:type="dxa"/>
@@ -4991,7 +4991,7 @@
         </w:tc>
         <w:tc>
           <w:tcPr>
-            <w:tcW w:type="dxa" w:w="1794"/>
+            <w:tcW w:type="dxa" w:w="965"/>
             <w:vAlign w:val="center"/>
             <w:tcMar>
               <w:top w:w="80" w:type="dxa"/>
@@ -5017,7 +5017,7 @@
         </w:tc>
         <w:tc>
           <w:tcPr>
-            <w:tcW w:type="dxa" w:w="1716"/>
+            <w:tcW w:type="dxa" w:w="893"/>
             <w:vAlign w:val="center"/>
             <w:tcMar>
               <w:top w:w="80" w:type="dxa"/>
@@ -5048,13 +5048,13 @@
         </w:trPr>
         <w:tc>
           <w:tcPr>
-            <w:tcW w:type="dxa" w:w="1092"/>
-            <w:vAlign w:val="center"/>
-            <w:tcMar>
-              <w:top w:w="80" w:type="dxa"/>
-              <w:bottom w:w="80" w:type="dxa"/>
-              <w:left w:w="80" w:type="dxa"/>
-              <w:right w:w="80" w:type="dxa"/>
+            <w:tcW w:type="dxa" w:w="691"/>
+            <w:vAlign w:val="center"/>
+            <w:tcMar>
+              <w:top w:w="80" w:type="dxa"/>
+              <w:bottom w:w="80" w:type="dxa"/>
+              <w:left w:w="40" w:type="dxa"/>
+              <w:right w:w="40" w:type="dxa"/>
             </w:tcMar>
           </w:tcPr>
           <w:p>
@@ -5076,7 +5076,7 @@
         </w:tc>
         <w:tc>
           <w:tcPr>
-            <w:tcW w:type="dxa" w:w="3119"/>
+            <w:tcW w:type="dxa" w:w="1584"/>
             <w:vAlign w:val="center"/>
             <w:tcMar>
               <w:top w:w="80" w:type="dxa"/>
@@ -5102,7 +5102,7 @@
         </w:tc>
         <w:tc>
           <w:tcPr>
-            <w:tcW w:type="dxa" w:w="1482"/>
+            <w:tcW w:type="dxa" w:w="1296"/>
             <w:vAlign w:val="center"/>
             <w:tcMar>
               <w:top w:w="80" w:type="dxa"/>
@@ -5128,7 +5128,7 @@
         </w:tc>
         <w:tc>
           <w:tcPr>
-            <w:tcW w:type="dxa" w:w="2262"/>
+            <w:tcW w:type="dxa" w:w="1584"/>
             <w:vAlign w:val="center"/>
             <w:tcMar>
               <w:top w:w="80" w:type="dxa"/>
@@ -5154,7 +5154,7 @@
         </w:tc>
         <w:tc>
           <w:tcPr>
-            <w:tcW w:type="dxa" w:w="1560"/>
+            <w:tcW w:type="dxa" w:w="1080"/>
             <w:vAlign w:val="center"/>
             <w:tcMar>
               <w:top w:w="80" w:type="dxa"/>
@@ -5181,7 +5181,7 @@
         </w:tc>
         <w:tc>
           <w:tcPr>
-            <w:tcW w:type="dxa" w:w="1794"/>
+            <w:tcW w:type="dxa" w:w="1080"/>
             <w:vAlign w:val="center"/>
             <w:tcMar>
               <w:top w:w="80" w:type="dxa"/>
@@ -5207,7 +5207,7 @@
         </w:tc>
         <w:tc>
           <w:tcPr>
-            <w:tcW w:type="dxa" w:w="1794"/>
+            <w:tcW w:type="dxa" w:w="965"/>
             <w:vAlign w:val="center"/>
             <w:tcMar>
               <w:top w:w="80" w:type="dxa"/>
@@ -5233,7 +5233,7 @@
         </w:tc>
         <w:tc>
           <w:tcPr>
-            <w:tcW w:type="dxa" w:w="1716"/>
+            <w:tcW w:type="dxa" w:w="893"/>
             <w:vAlign w:val="center"/>
             <w:tcMar>
               <w:top w:w="80" w:type="dxa"/>
@@ -5264,13 +5264,13 @@
         </w:trPr>
         <w:tc>
           <w:tcPr>
-            <w:tcW w:type="dxa" w:w="1092"/>
-            <w:vAlign w:val="center"/>
-            <w:tcMar>
-              <w:top w:w="80" w:type="dxa"/>
-              <w:bottom w:w="80" w:type="dxa"/>
-              <w:left w:w="80" w:type="dxa"/>
-              <w:right w:w="80" w:type="dxa"/>
+            <w:tcW w:type="dxa" w:w="691"/>
+            <w:vAlign w:val="center"/>
+            <w:tcMar>
+              <w:top w:w="80" w:type="dxa"/>
+              <w:bottom w:w="80" w:type="dxa"/>
+              <w:left w:w="40" w:type="dxa"/>
+              <w:right w:w="40" w:type="dxa"/>
             </w:tcMar>
           </w:tcPr>
           <w:p>
@@ -5292,7 +5292,7 @@
         </w:tc>
         <w:tc>
           <w:tcPr>
-            <w:tcW w:type="dxa" w:w="3119"/>
+            <w:tcW w:type="dxa" w:w="1584"/>
             <w:vAlign w:val="center"/>
             <w:tcMar>
               <w:top w:w="80" w:type="dxa"/>
@@ -5318,7 +5318,7 @@
         </w:tc>
         <w:tc>
           <w:tcPr>
-            <w:tcW w:type="dxa" w:w="1482"/>
+            <w:tcW w:type="dxa" w:w="1296"/>
             <w:vAlign w:val="center"/>
             <w:tcMar>
               <w:top w:w="80" w:type="dxa"/>
@@ -5344,7 +5344,7 @@
         </w:tc>
         <w:tc>
           <w:tcPr>
-            <w:tcW w:type="dxa" w:w="2262"/>
+            <w:tcW w:type="dxa" w:w="1584"/>
             <w:vAlign w:val="center"/>
             <w:tcMar>
               <w:top w:w="80" w:type="dxa"/>
@@ -5370,7 +5370,7 @@
         </w:tc>
         <w:tc>
           <w:tcPr>
-            <w:tcW w:type="dxa" w:w="1560"/>
+            <w:tcW w:type="dxa" w:w="1080"/>
             <w:vAlign w:val="center"/>
             <w:tcMar>
               <w:top w:w="80" w:type="dxa"/>
@@ -5397,7 +5397,7 @@
         </w:tc>
         <w:tc>
           <w:tcPr>
-            <w:tcW w:type="dxa" w:w="1794"/>
+            <w:tcW w:type="dxa" w:w="1080"/>
             <w:vAlign w:val="center"/>
             <w:tcMar>
               <w:top w:w="80" w:type="dxa"/>
@@ -5423,7 +5423,7 @@
         </w:tc>
         <w:tc>
           <w:tcPr>
-            <w:tcW w:type="dxa" w:w="1794"/>
+            <w:tcW w:type="dxa" w:w="965"/>
             <w:vAlign w:val="center"/>
             <w:tcMar>
               <w:top w:w="80" w:type="dxa"/>
@@ -5449,7 +5449,7 @@
         </w:tc>
         <w:tc>
           <w:tcPr>
-            <w:tcW w:type="dxa" w:w="1716"/>
+            <w:tcW w:type="dxa" w:w="893"/>
             <w:vAlign w:val="center"/>
             <w:tcMar>
               <w:top w:w="80" w:type="dxa"/>
@@ -5480,13 +5480,13 @@
         </w:trPr>
         <w:tc>
           <w:tcPr>
-            <w:tcW w:type="dxa" w:w="1092"/>
-            <w:vAlign w:val="center"/>
-            <w:tcMar>
-              <w:top w:w="80" w:type="dxa"/>
-              <w:bottom w:w="80" w:type="dxa"/>
-              <w:left w:w="80" w:type="dxa"/>
-              <w:right w:w="80" w:type="dxa"/>
+            <w:tcW w:type="dxa" w:w="691"/>
+            <w:vAlign w:val="center"/>
+            <w:tcMar>
+              <w:top w:w="80" w:type="dxa"/>
+              <w:bottom w:w="80" w:type="dxa"/>
+              <w:left w:w="40" w:type="dxa"/>
+              <w:right w:w="40" w:type="dxa"/>
             </w:tcMar>
           </w:tcPr>
           <w:p>
@@ -5508,7 +5508,7 @@
         </w:tc>
         <w:tc>
           <w:tcPr>
-            <w:tcW w:type="dxa" w:w="3119"/>
+            <w:tcW w:type="dxa" w:w="1584"/>
             <w:vAlign w:val="center"/>
             <w:tcMar>
               <w:top w:w="80" w:type="dxa"/>
@@ -5534,7 +5534,7 @@
         </w:tc>
         <w:tc>
           <w:tcPr>
-            <w:tcW w:type="dxa" w:w="1482"/>
+            <w:tcW w:type="dxa" w:w="1296"/>
             <w:vAlign w:val="center"/>
             <w:tcMar>
               <w:top w:w="80" w:type="dxa"/>
@@ -5560,7 +5560,7 @@
         </w:tc>
         <w:tc>
           <w:tcPr>
-            <w:tcW w:type="dxa" w:w="2262"/>
+            <w:tcW w:type="dxa" w:w="1584"/>
             <w:vAlign w:val="center"/>
             <w:tcMar>
               <w:top w:w="80" w:type="dxa"/>
@@ -5586,7 +5586,7 @@
         </w:tc>
         <w:tc>
           <w:tcPr>
-            <w:tcW w:type="dxa" w:w="1560"/>
+            <w:tcW w:type="dxa" w:w="1080"/>
             <w:vAlign w:val="center"/>
             <w:tcMar>
               <w:top w:w="80" w:type="dxa"/>
@@ -5613,7 +5613,7 @@
         </w:tc>
         <w:tc>
           <w:tcPr>
-            <w:tcW w:type="dxa" w:w="1794"/>
+            <w:tcW w:type="dxa" w:w="1080"/>
             <w:vAlign w:val="center"/>
             <w:tcMar>
               <w:top w:w="80" w:type="dxa"/>
@@ -5639,7 +5639,7 @@
         </w:tc>
         <w:tc>
           <w:tcPr>
-            <w:tcW w:type="dxa" w:w="1794"/>
+            <w:tcW w:type="dxa" w:w="965"/>
             <w:vAlign w:val="center"/>
             <w:tcMar>
               <w:top w:w="80" w:type="dxa"/>
@@ -5665,7 +5665,7 @@
         </w:tc>
         <w:tc>
           <w:tcPr>
-            <w:tcW w:type="dxa" w:w="1716"/>
+            <w:tcW w:type="dxa" w:w="893"/>
             <w:vAlign w:val="center"/>
             <w:tcMar>
               <w:top w:w="80" w:type="dxa"/>
@@ -5827,17 +5827,17 @@
     </w:p>
     <w:tbl>
       <w:tblPr>
-        <w:tblW w:type="dxa" w:w="14818"/>
+        <w:tblW w:type="dxa" w:w="9173"/>
         <w:jc w:val="center"/>
         <w:tblLayout w:type="fixed"/>
         <w:tblLook w:firstColumn="1" w:firstRow="1" w:lastColumn="0" w:lastRow="0" w:noHBand="0" w:noVBand="1" w:val="04A0"/>
       </w:tblPr>
       <w:tblGrid>
-        <w:gridCol w:w="1674"/>
-        <w:gridCol w:w="1339"/>
-        <w:gridCol w:w="4018"/>
-        <w:gridCol w:w="1758"/>
-        <w:gridCol w:w="6027"/>
+        <w:gridCol w:w="1195"/>
+        <w:gridCol w:w="1368"/>
+        <w:gridCol w:w="1901"/>
+        <w:gridCol w:w="1267"/>
+        <w:gridCol w:w="3442"/>
       </w:tblGrid>
       <w:tr>
         <w:trPr>
@@ -5846,7 +5846,7 @@
         </w:trPr>
         <w:tc>
           <w:tcPr>
-            <w:tcW w:type="dxa" w:w="1674"/>
+            <w:tcW w:type="dxa" w:w="1195"/>
             <w:vAlign w:val="center"/>
             <w:tcMar>
               <w:top w:w="80" w:type="dxa"/>
@@ -5874,7 +5874,7 @@
         </w:tc>
         <w:tc>
           <w:tcPr>
-            <w:tcW w:type="dxa" w:w="1339"/>
+            <w:tcW w:type="dxa" w:w="1368"/>
             <w:vAlign w:val="center"/>
             <w:tcMar>
               <w:top w:w="80" w:type="dxa"/>
@@ -5902,7 +5902,7 @@
         </w:tc>
         <w:tc>
           <w:tcPr>
-            <w:tcW w:type="dxa" w:w="4018"/>
+            <w:tcW w:type="dxa" w:w="1901"/>
             <w:vAlign w:val="center"/>
             <w:tcMar>
               <w:top w:w="80" w:type="dxa"/>
@@ -5930,7 +5930,7 @@
         </w:tc>
         <w:tc>
           <w:tcPr>
-            <w:tcW w:type="dxa" w:w="1758"/>
+            <w:tcW w:type="dxa" w:w="1267"/>
             <w:vAlign w:val="center"/>
             <w:tcMar>
               <w:top w:w="80" w:type="dxa"/>
@@ -5976,7 +5976,7 @@
         </w:tc>
         <w:tc>
           <w:tcPr>
-            <w:tcW w:type="dxa" w:w="6027"/>
+            <w:tcW w:type="dxa" w:w="3442"/>
             <w:vAlign w:val="center"/>
             <w:tcMar>
               <w:top w:w="80" w:type="dxa"/>
@@ -6009,7 +6009,7 @@
         </w:trPr>
         <w:tc>
           <w:tcPr>
-            <w:tcW w:type="dxa" w:w="1674"/>
+            <w:tcW w:type="dxa" w:w="1195"/>
             <w:vAlign w:val="center"/>
             <w:tcMar>
               <w:top w:w="80" w:type="dxa"/>
@@ -6037,7 +6037,7 @@
         </w:tc>
         <w:tc>
           <w:tcPr>
-            <w:tcW w:type="dxa" w:w="1339"/>
+            <w:tcW w:type="dxa" w:w="1368"/>
             <w:vAlign w:val="center"/>
             <w:tcMar>
               <w:top w:w="80" w:type="dxa"/>
@@ -6063,7 +6063,7 @@
         </w:tc>
         <w:tc>
           <w:tcPr>
-            <w:tcW w:type="dxa" w:w="4018"/>
+            <w:tcW w:type="dxa" w:w="1901"/>
             <w:vAlign w:val="center"/>
             <w:tcMar>
               <w:top w:w="80" w:type="dxa"/>
@@ -6089,7 +6089,7 @@
         </w:tc>
         <w:tc>
           <w:tcPr>
-            <w:tcW w:type="dxa" w:w="1758"/>
+            <w:tcW w:type="dxa" w:w="1267"/>
             <w:vAlign w:val="center"/>
             <w:tcMar>
               <w:top w:w="80" w:type="dxa"/>
@@ -6116,7 +6116,7 @@
         </w:tc>
         <w:tc>
           <w:tcPr>
-            <w:tcW w:type="dxa" w:w="6027"/>
+            <w:tcW w:type="dxa" w:w="3442"/>
             <w:vAlign w:val="center"/>
             <w:tcMar>
               <w:top w:w="80" w:type="dxa"/>
@@ -6147,7 +6147,7 @@
         </w:trPr>
         <w:tc>
           <w:tcPr>
-            <w:tcW w:type="dxa" w:w="1674"/>
+            <w:tcW w:type="dxa" w:w="1195"/>
             <w:vAlign w:val="center"/>
             <w:tcMar>
               <w:top w:w="80" w:type="dxa"/>
@@ -6175,7 +6175,7 @@
         </w:tc>
         <w:tc>
           <w:tcPr>
-            <w:tcW w:type="dxa" w:w="1339"/>
+            <w:tcW w:type="dxa" w:w="1368"/>
             <w:vAlign w:val="center"/>
             <w:tcMar>
               <w:top w:w="80" w:type="dxa"/>
@@ -6201,7 +6201,7 @@
         </w:tc>
         <w:tc>
           <w:tcPr>
-            <w:tcW w:type="dxa" w:w="4018"/>
+            <w:tcW w:type="dxa" w:w="1901"/>
             <w:vAlign w:val="center"/>
             <w:tcMar>
               <w:top w:w="80" w:type="dxa"/>
@@ -6227,7 +6227,7 @@
         </w:tc>
         <w:tc>
           <w:tcPr>
-            <w:tcW w:type="dxa" w:w="1758"/>
+            <w:tcW w:type="dxa" w:w="1267"/>
             <w:vAlign w:val="center"/>
             <w:tcMar>
               <w:top w:w="80" w:type="dxa"/>
@@ -6254,7 +6254,7 @@
         </w:tc>
         <w:tc>
           <w:tcPr>
-            <w:tcW w:type="dxa" w:w="6027"/>
+            <w:tcW w:type="dxa" w:w="3442"/>
             <w:vAlign w:val="center"/>
             <w:tcMar>
               <w:top w:w="80" w:type="dxa"/>
@@ -6285,7 +6285,7 @@
         </w:trPr>
         <w:tc>
           <w:tcPr>
-            <w:tcW w:type="dxa" w:w="1674"/>
+            <w:tcW w:type="dxa" w:w="1195"/>
             <w:vAlign w:val="center"/>
             <w:tcMar>
               <w:top w:w="80" w:type="dxa"/>
@@ -6313,7 +6313,7 @@
         </w:tc>
         <w:tc>
           <w:tcPr>
-            <w:tcW w:type="dxa" w:w="1339"/>
+            <w:tcW w:type="dxa" w:w="1368"/>
             <w:vAlign w:val="center"/>
             <w:tcMar>
               <w:top w:w="80" w:type="dxa"/>
@@ -6339,7 +6339,7 @@
         </w:tc>
         <w:tc>
           <w:tcPr>
-            <w:tcW w:type="dxa" w:w="4018"/>
+            <w:tcW w:type="dxa" w:w="1901"/>
             <w:vAlign w:val="center"/>
             <w:tcMar>
               <w:top w:w="80" w:type="dxa"/>
@@ -6365,7 +6365,7 @@
         </w:tc>
         <w:tc>
           <w:tcPr>
-            <w:tcW w:type="dxa" w:w="1758"/>
+            <w:tcW w:type="dxa" w:w="1267"/>
             <w:vAlign w:val="center"/>
             <w:tcMar>
               <w:top w:w="80" w:type="dxa"/>
@@ -6392,7 +6392,7 @@
         </w:tc>
         <w:tc>
           <w:tcPr>
-            <w:tcW w:type="dxa" w:w="6027"/>
+            <w:tcW w:type="dxa" w:w="3442"/>
             <w:vAlign w:val="center"/>
             <w:tcMar>
               <w:top w:w="80" w:type="dxa"/>
@@ -6423,7 +6423,7 @@
         </w:trPr>
         <w:tc>
           <w:tcPr>
-            <w:tcW w:type="dxa" w:w="1674"/>
+            <w:tcW w:type="dxa" w:w="1195"/>
             <w:vAlign w:val="center"/>
             <w:tcMar>
               <w:top w:w="80" w:type="dxa"/>
@@ -6451,7 +6451,7 @@
         </w:tc>
         <w:tc>
           <w:tcPr>
-            <w:tcW w:type="dxa" w:w="1339"/>
+            <w:tcW w:type="dxa" w:w="1368"/>
             <w:vAlign w:val="center"/>
             <w:tcMar>
               <w:top w:w="80" w:type="dxa"/>
@@ -6477,7 +6477,7 @@
         </w:tc>
         <w:tc>
           <w:tcPr>
-            <w:tcW w:type="dxa" w:w="4018"/>
+            <w:tcW w:type="dxa" w:w="1901"/>
             <w:vAlign w:val="center"/>
             <w:tcMar>
               <w:top w:w="80" w:type="dxa"/>
@@ -6503,7 +6503,7 @@
         </w:tc>
         <w:tc>
           <w:tcPr>
-            <w:tcW w:type="dxa" w:w="1758"/>
+            <w:tcW w:type="dxa" w:w="1267"/>
             <w:vAlign w:val="center"/>
             <w:tcMar>
               <w:top w:w="80" w:type="dxa"/>
@@ -6530,7 +6530,7 @@
         </w:tc>
         <w:tc>
           <w:tcPr>
-            <w:tcW w:type="dxa" w:w="6027"/>
+            <w:tcW w:type="dxa" w:w="3442"/>
             <w:vAlign w:val="center"/>
             <w:tcMar>
               <w:top w:w="80" w:type="dxa"/>
@@ -6561,7 +6561,7 @@
         </w:trPr>
         <w:tc>
           <w:tcPr>
-            <w:tcW w:type="dxa" w:w="1674"/>
+            <w:tcW w:type="dxa" w:w="1195"/>
             <w:vAlign w:val="center"/>
             <w:tcMar>
               <w:top w:w="80" w:type="dxa"/>
@@ -6589,7 +6589,7 @@
         </w:tc>
         <w:tc>
           <w:tcPr>
-            <w:tcW w:type="dxa" w:w="1339"/>
+            <w:tcW w:type="dxa" w:w="1368"/>
             <w:vAlign w:val="center"/>
             <w:tcMar>
               <w:top w:w="80" w:type="dxa"/>
@@ -6615,7 +6615,7 @@
         </w:tc>
         <w:tc>
           <w:tcPr>
-            <w:tcW w:type="dxa" w:w="4018"/>
+            <w:tcW w:type="dxa" w:w="1901"/>
             <w:vAlign w:val="center"/>
             <w:tcMar>
               <w:top w:w="80" w:type="dxa"/>
@@ -6641,7 +6641,7 @@
         </w:tc>
         <w:tc>
           <w:tcPr>
-            <w:tcW w:type="dxa" w:w="1758"/>
+            <w:tcW w:type="dxa" w:w="1267"/>
             <w:vAlign w:val="center"/>
             <w:tcMar>
               <w:top w:w="80" w:type="dxa"/>
@@ -6668,7 +6668,7 @@
         </w:tc>
         <w:tc>
           <w:tcPr>
-            <w:tcW w:type="dxa" w:w="6027"/>
+            <w:tcW w:type="dxa" w:w="3442"/>
             <w:vAlign w:val="center"/>
             <w:tcMar>
               <w:top w:w="80" w:type="dxa"/>
@@ -6699,7 +6699,7 @@
         </w:trPr>
         <w:tc>
           <w:tcPr>
-            <w:tcW w:type="dxa" w:w="1674"/>
+            <w:tcW w:type="dxa" w:w="1195"/>
             <w:vAlign w:val="center"/>
             <w:tcMar>
               <w:top w:w="80" w:type="dxa"/>
@@ -6727,7 +6727,7 @@
         </w:tc>
         <w:tc>
           <w:tcPr>
-            <w:tcW w:type="dxa" w:w="1339"/>
+            <w:tcW w:type="dxa" w:w="1368"/>
             <w:vAlign w:val="center"/>
             <w:tcMar>
               <w:top w:w="80" w:type="dxa"/>
@@ -6753,7 +6753,7 @@
         </w:tc>
         <w:tc>
           <w:tcPr>
-            <w:tcW w:type="dxa" w:w="4018"/>
+            <w:tcW w:type="dxa" w:w="1901"/>
             <w:vAlign w:val="center"/>
             <w:tcMar>
               <w:top w:w="80" w:type="dxa"/>
@@ -6779,7 +6779,7 @@
         </w:tc>
         <w:tc>
           <w:tcPr>
-            <w:tcW w:type="dxa" w:w="1758"/>
+            <w:tcW w:type="dxa" w:w="1267"/>
             <w:vAlign w:val="center"/>
             <w:tcMar>
               <w:top w:w="80" w:type="dxa"/>
@@ -6806,7 +6806,7 @@
         </w:tc>
         <w:tc>
           <w:tcPr>
-            <w:tcW w:type="dxa" w:w="6027"/>
+            <w:tcW w:type="dxa" w:w="3442"/>
             <w:vAlign w:val="center"/>
             <w:tcMar>
               <w:top w:w="80" w:type="dxa"/>
@@ -6837,7 +6837,7 @@
         </w:trPr>
         <w:tc>
           <w:tcPr>
-            <w:tcW w:type="dxa" w:w="1674"/>
+            <w:tcW w:type="dxa" w:w="1195"/>
             <w:vAlign w:val="center"/>
             <w:tcMar>
               <w:top w:w="80" w:type="dxa"/>
@@ -6865,7 +6865,7 @@
         </w:tc>
         <w:tc>
           <w:tcPr>
-            <w:tcW w:type="dxa" w:w="1339"/>
+            <w:tcW w:type="dxa" w:w="1368"/>
             <w:vAlign w:val="center"/>
             <w:tcMar>
               <w:top w:w="80" w:type="dxa"/>
@@ -6891,7 +6891,7 @@
         </w:tc>
         <w:tc>
           <w:tcPr>
-            <w:tcW w:type="dxa" w:w="4018"/>
+            <w:tcW w:type="dxa" w:w="1901"/>
             <w:vAlign w:val="center"/>
             <w:tcMar>
               <w:top w:w="80" w:type="dxa"/>
@@ -6917,7 +6917,7 @@
         </w:tc>
         <w:tc>
           <w:tcPr>
-            <w:tcW w:type="dxa" w:w="1758"/>
+            <w:tcW w:type="dxa" w:w="1267"/>
             <w:vAlign w:val="center"/>
             <w:tcMar>
               <w:top w:w="80" w:type="dxa"/>
@@ -6944,7 +6944,7 @@
         </w:tc>
         <w:tc>
           <w:tcPr>
-            <w:tcW w:type="dxa" w:w="6027"/>
+            <w:tcW w:type="dxa" w:w="3442"/>
             <w:vAlign w:val="center"/>
             <w:tcMar>
               <w:top w:w="80" w:type="dxa"/>
@@ -6975,7 +6975,7 @@
         </w:trPr>
         <w:tc>
           <w:tcPr>
-            <w:tcW w:type="dxa" w:w="1674"/>
+            <w:tcW w:type="dxa" w:w="1195"/>
             <w:vAlign w:val="center"/>
             <w:tcMar>
               <w:top w:w="80" w:type="dxa"/>
@@ -7003,7 +7003,7 @@
         </w:tc>
         <w:tc>
           <w:tcPr>
-            <w:tcW w:type="dxa" w:w="1339"/>
+            <w:tcW w:type="dxa" w:w="1368"/>
             <w:vAlign w:val="center"/>
             <w:tcMar>
               <w:top w:w="80" w:type="dxa"/>
@@ -7029,7 +7029,7 @@
         </w:tc>
         <w:tc>
           <w:tcPr>
-            <w:tcW w:type="dxa" w:w="4018"/>
+            <w:tcW w:type="dxa" w:w="1901"/>
             <w:vAlign w:val="center"/>
             <w:tcMar>
               <w:top w:w="80" w:type="dxa"/>
@@ -7055,7 +7055,7 @@
         </w:tc>
         <w:tc>
           <w:tcPr>
-            <w:tcW w:type="dxa" w:w="1758"/>
+            <w:tcW w:type="dxa" w:w="1267"/>
             <w:vAlign w:val="center"/>
             <w:tcMar>
               <w:top w:w="80" w:type="dxa"/>
@@ -7082,7 +7082,7 @@
         </w:tc>
         <w:tc>
           <w:tcPr>
-            <w:tcW w:type="dxa" w:w="6027"/>
+            <w:tcW w:type="dxa" w:w="3442"/>
             <w:vAlign w:val="center"/>
             <w:tcMar>
               <w:top w:w="80" w:type="dxa"/>
@@ -7113,7 +7113,7 @@
         </w:trPr>
         <w:tc>
           <w:tcPr>
-            <w:tcW w:type="dxa" w:w="1674"/>
+            <w:tcW w:type="dxa" w:w="1195"/>
             <w:vAlign w:val="center"/>
             <w:tcMar>
               <w:top w:w="80" w:type="dxa"/>
@@ -7141,7 +7141,7 @@
         </w:tc>
         <w:tc>
           <w:tcPr>
-            <w:tcW w:type="dxa" w:w="1339"/>
+            <w:tcW w:type="dxa" w:w="1368"/>
             <w:vAlign w:val="center"/>
             <w:tcMar>
               <w:top w:w="80" w:type="dxa"/>
@@ -7167,7 +7167,7 @@
         </w:tc>
         <w:tc>
           <w:tcPr>
-            <w:tcW w:type="dxa" w:w="4018"/>
+            <w:tcW w:type="dxa" w:w="1901"/>
             <w:vAlign w:val="center"/>
             <w:tcMar>
               <w:top w:w="80" w:type="dxa"/>
@@ -7193,7 +7193,7 @@
         </w:tc>
         <w:tc>
           <w:tcPr>
-            <w:tcW w:type="dxa" w:w="1758"/>
+            <w:tcW w:type="dxa" w:w="1267"/>
             <w:vAlign w:val="center"/>
             <w:tcMar>
               <w:top w:w="80" w:type="dxa"/>
@@ -7220,7 +7220,7 @@
         </w:tc>
         <w:tc>
           <w:tcPr>
-            <w:tcW w:type="dxa" w:w="6027"/>
+            <w:tcW w:type="dxa" w:w="3442"/>
             <w:vAlign w:val="center"/>
             <w:tcMar>
               <w:top w:w="80" w:type="dxa"/>
@@ -7251,7 +7251,7 @@
         </w:trPr>
         <w:tc>
           <w:tcPr>
-            <w:tcW w:type="dxa" w:w="1674"/>
+            <w:tcW w:type="dxa" w:w="1195"/>
             <w:vAlign w:val="center"/>
             <w:tcMar>
               <w:top w:w="80" w:type="dxa"/>
@@ -7279,7 +7279,7 @@
         </w:tc>
         <w:tc>
           <w:tcPr>
-            <w:tcW w:type="dxa" w:w="1339"/>
+            <w:tcW w:type="dxa" w:w="1368"/>
             <w:vAlign w:val="center"/>
             <w:tcMar>
               <w:top w:w="80" w:type="dxa"/>
@@ -7305,7 +7305,7 @@
         </w:tc>
         <w:tc>
           <w:tcPr>
-            <w:tcW w:type="dxa" w:w="4018"/>
+            <w:tcW w:type="dxa" w:w="1901"/>
             <w:vAlign w:val="center"/>
             <w:tcMar>
               <w:top w:w="80" w:type="dxa"/>
@@ -7331,7 +7331,7 @@
         </w:tc>
         <w:tc>
           <w:tcPr>
-            <w:tcW w:type="dxa" w:w="1758"/>
+            <w:tcW w:type="dxa" w:w="1267"/>
             <w:vAlign w:val="center"/>
             <w:tcMar>
               <w:top w:w="80" w:type="dxa"/>
@@ -7358,7 +7358,7 @@
         </w:tc>
         <w:tc>
           <w:tcPr>
-            <w:tcW w:type="dxa" w:w="6027"/>
+            <w:tcW w:type="dxa" w:w="3442"/>
             <w:vAlign w:val="center"/>
             <w:tcMar>
               <w:top w:w="80" w:type="dxa"/>
@@ -7389,7 +7389,7 @@
         </w:trPr>
         <w:tc>
           <w:tcPr>
-            <w:tcW w:type="dxa" w:w="1674"/>
+            <w:tcW w:type="dxa" w:w="1195"/>
             <w:vAlign w:val="center"/>
             <w:tcMar>
               <w:top w:w="80" w:type="dxa"/>
@@ -7417,7 +7417,7 @@
         </w:tc>
         <w:tc>
           <w:tcPr>
-            <w:tcW w:type="dxa" w:w="1339"/>
+            <w:tcW w:type="dxa" w:w="1368"/>
             <w:vAlign w:val="center"/>
             <w:tcMar>
               <w:top w:w="80" w:type="dxa"/>
@@ -7443,7 +7443,7 @@
         </w:tc>
         <w:tc>
           <w:tcPr>
-            <w:tcW w:type="dxa" w:w="4018"/>
+            <w:tcW w:type="dxa" w:w="1901"/>
             <w:vAlign w:val="center"/>
             <w:tcMar>
               <w:top w:w="80" w:type="dxa"/>
@@ -7469,7 +7469,7 @@
         </w:tc>
         <w:tc>
           <w:tcPr>
-            <w:tcW w:type="dxa" w:w="1758"/>
+            <w:tcW w:type="dxa" w:w="1267"/>
             <w:vAlign w:val="center"/>
             <w:tcMar>
               <w:top w:w="80" w:type="dxa"/>
@@ -7496,7 +7496,7 @@
         </w:tc>
         <w:tc>
           <w:tcPr>
-            <w:tcW w:type="dxa" w:w="6027"/>
+            <w:tcW w:type="dxa" w:w="3442"/>
             <w:vAlign w:val="center"/>
             <w:tcMar>
               <w:top w:w="80" w:type="dxa"/>
@@ -7527,7 +7527,7 @@
         </w:trPr>
         <w:tc>
           <w:tcPr>
-            <w:tcW w:type="dxa" w:w="1674"/>
+            <w:tcW w:type="dxa" w:w="1195"/>
             <w:vAlign w:val="center"/>
             <w:tcMar>
               <w:top w:w="80" w:type="dxa"/>
@@ -7555,7 +7555,7 @@
         </w:tc>
         <w:tc>
           <w:tcPr>
-            <w:tcW w:type="dxa" w:w="1339"/>
+            <w:tcW w:type="dxa" w:w="1368"/>
             <w:vAlign w:val="center"/>
             <w:tcMar>
               <w:top w:w="80" w:type="dxa"/>
@@ -7581,7 +7581,7 @@
         </w:tc>
         <w:tc>
           <w:tcPr>
-            <w:tcW w:type="dxa" w:w="4018"/>
+            <w:tcW w:type="dxa" w:w="1901"/>
             <w:vAlign w:val="center"/>
             <w:tcMar>
               <w:top w:w="80" w:type="dxa"/>
@@ -7607,7 +7607,7 @@
         </w:tc>
         <w:tc>
           <w:tcPr>
-            <w:tcW w:type="dxa" w:w="1758"/>
+            <w:tcW w:type="dxa" w:w="1267"/>
             <w:vAlign w:val="center"/>
             <w:tcMar>
               <w:top w:w="80" w:type="dxa"/>
@@ -7634,7 +7634,7 @@
         </w:tc>
         <w:tc>
           <w:tcPr>
-            <w:tcW w:type="dxa" w:w="6027"/>
+            <w:tcW w:type="dxa" w:w="3442"/>
             <w:vAlign w:val="center"/>
             <w:tcMar>
               <w:top w:w="80" w:type="dxa"/>
@@ -7665,7 +7665,7 @@
         </w:trPr>
         <w:tc>
           <w:tcPr>
-            <w:tcW w:type="dxa" w:w="1674"/>
+            <w:tcW w:type="dxa" w:w="1195"/>
             <w:vAlign w:val="center"/>
             <w:tcMar>
               <w:top w:w="80" w:type="dxa"/>
@@ -7693,7 +7693,7 @@
         </w:tc>
         <w:tc>
           <w:tcPr>
-            <w:tcW w:type="dxa" w:w="1339"/>
+            <w:tcW w:type="dxa" w:w="1368"/>
             <w:vAlign w:val="center"/>
             <w:tcMar>
               <w:top w:w="80" w:type="dxa"/>
@@ -7719,7 +7719,7 @@
         </w:tc>
         <w:tc>
           <w:tcPr>
-            <w:tcW w:type="dxa" w:w="4018"/>
+            <w:tcW w:type="dxa" w:w="1901"/>
             <w:vAlign w:val="center"/>
             <w:tcMar>
               <w:top w:w="80" w:type="dxa"/>
@@ -7745,7 +7745,7 @@
         </w:tc>
         <w:tc>
           <w:tcPr>
-            <w:tcW w:type="dxa" w:w="1758"/>
+            <w:tcW w:type="dxa" w:w="1267"/>
             <w:vAlign w:val="center"/>
             <w:tcMar>
               <w:top w:w="80" w:type="dxa"/>
@@ -7772,7 +7772,7 @@
         </w:tc>
         <w:tc>
           <w:tcPr>
-            <w:tcW w:type="dxa" w:w="6027"/>
+            <w:tcW w:type="dxa" w:w="3442"/>
             <w:vAlign w:val="center"/>
             <w:tcMar>
               <w:top w:w="80" w:type="dxa"/>
@@ -7869,8 +7869,8 @@
       <w:footnotePr>
         <w:numRestart w:val="eachSect"/>
       </w:footnotePr>
-      <w:pgSz w:w="16834" w:h="11909" w:orient="landscape"/>
-      <w:pgMar w:left="1008" w:right="1008" w:top="936" w:bottom="936" w:header="432" w:footer="432"/>
+      <w:pgSz w:w="11909" w:h="16834"/>
+      <w:pgMar w:left="1368" w:right="1368" w:top="1152" w:bottom="1152" w:header="432" w:footer="432"/>
     </w:sectPr>
   </w:body>
 </w:document>

--- a/submission/candidate_20260911_review/MANUSCRIPT_Submission.docx
+++ b/submission/candidate_20260911_review/MANUSCRIPT_Submission.docx
@@ -856,7 +856,16 @@
         <w:widowControl/>
       </w:pPr>
       <w:r>
-        <w:t xml:space="preserve">Analyses used R 4.3.3, TwoSampleMR 0.7.4, coloc 5.2.3 and PLINK 1.9. Python reproduced the colocalization calculations for verification and frequency sensitivity. The instruments and complete numerical results are supplied in Supplementary Data 1–5. No prospective study registration was available.</w:t>
+        <w:t xml:space="preserve">We additionally performed a post hoc leave-one-out analysis for the three selected genes, omitting each retained SNP in turn where at least two instruments were available (Table S5; Figure S2). This assessed sensitivity to individual instruments rather than providing independent replication.</w:t>
+      </w:r>
+    </w:p>
+    <w:p>
+      <w:pPr>
+        <w:pStyle w:val="BodyText"/>
+        <w:widowControl/>
+      </w:pPr>
+      <w:r>
+        <w:t xml:space="preserve">Analyses used R 4.3.3, TwoSampleMR 0.7.4, coloc 5.2.3 and PLINK 1.9. Python reproduced the colocalization calculations for verification and frequency sensitivity. The instruments and complete numerical results are supplied in Supplementary Data 1–6. No prospective study registration was available.</w:t>
       </w:r>
     </w:p>
     <w:bookmarkEnd w:id="13"/>
@@ -1099,7 +1108,55 @@
         <w:widowControl/>
       </w:pPr>
       <w:r>
-        <w:t xml:space="preserve">Shared-variant support was below 0.80 in all three outcomes (BBJ 0.073, UKB 0.404 and FinnGen 0.032). Expression-only model support (PP.H2) was 0.690 in BBJ and 0.623 in FinnGen. This model preference does not establish an absence of marginal disease association. The UKB posterior was divided between an expression-only signal (PP.H2 = 0.400) and a shared variant (PP.H4 = 0.404), with little support for distinct variants (PP.H3 = 0.196), and should be regarded as unresolved rather than negative. Alternative MR estimators agreed in direction but differed in statistical significance (Table S1). Weighted-median estimates were nominally significant in BBJ and UKB, whereas weighted-mode estimates were not; neither provided nominal support in FinnGen. These methods used the same limited instrument sets and therefore do not constitute independent replication. Taken together, these results provide weaker genetic support for</w:t>
+        <w:t xml:space="preserve">Shared-variant support was below 0.80 in all three outcomes (BBJ 0.073, UKB 0.404 and FinnGen 0.032). Expression-only model support (PP.H2) was 0.690 in BBJ and 0.623 in FinnGen. This model preference does not establish an absence of marginal disease association. The UKB posterior was divided between an expression-only signal (PP.H2 = 0.400) and a shared variant (PP.H4 = 0.404), with little support for distinct variants (PP.H3 = 0.196), and should be regarded as unresolved rather than negative. Alternative MR estimators agreed in direction but differed in statistical significance (Table S1). Weighted-median estimates were nominally significant in BBJ and UKB, whereas weighted-mode estimates were not; neither provided nominal support in FinnGen. These methods used the same limited instrument sets and therefore do not constitute independent replication. All 11</w:t>
+      </w:r>
+      <w:r>
+        <w:t xml:space="preserve"> </w:t>
+      </w:r>
+      <w:r>
+        <w:rPr>
+          <w:i/>
+          <w:iCs/>
+        </w:rPr>
+        <w:t xml:space="preserve">IGF1R</w:t>
+      </w:r>
+      <w:r>
+        <w:t xml:space="preserve"> </w:t>
+      </w:r>
+      <w:r>
+        <w:t xml:space="preserve">SNP-exclusion estimates retained the higher-odds direction, but omitting rs2654980 yielded OR 1.49 (95% CI 0.96–2.30;</w:t>
+      </w:r>
+      <w:r>
+        <w:t xml:space="preserve"> </w:t>
+      </w:r>
+      <w:r>
+        <w:rPr>
+          <w:i/>
+          <w:iCs/>
+        </w:rPr>
+        <w:t xml:space="preserve">P</w:t>
+      </w:r>
+      <w:r>
+        <w:t xml:space="preserve"> </w:t>
+      </w:r>
+      <w:r>
+        <w:t xml:space="preserve">= 0.0751) in BBJ and OR 1.16 (0.78–1.72;</w:t>
+      </w:r>
+      <w:r>
+        <w:t xml:space="preserve"> </w:t>
+      </w:r>
+      <w:r>
+        <w:rPr>
+          <w:i/>
+          <w:iCs/>
+        </w:rPr>
+        <w:t xml:space="preserve">P</w:t>
+      </w:r>
+      <w:r>
+        <w:t xml:space="preserve"> </w:t>
+      </w:r>
+      <w:r>
+        <w:t xml:space="preserve">= 0.468) in UKB. Each outcome also lost nominal significance under one other omission (Table S5; Figure S2). rs2654980 ranked first conditional on the shared-variant model, but the MR and colocalization analyses reuse the same underlying association data. Taken together, these results provide weaker genetic support for</w:t>
       </w:r>
       <w:r>
         <w:t xml:space="preserve"> </w:t>
@@ -1247,7 +1304,7 @@
         <w:t xml:space="preserve"> </w:t>
       </w:r>
       <w:r>
-        <w:t xml:space="preserve">itself failed the combined BBJ-plus-FinnGen colocalization criterion.</w:t>
+        <w:t xml:space="preserve">itself failed the combined BBJ-plus-FinnGen colocalization criterion. In the two European outcomes, the MR association was largely supported by rs13030124: omitting it left imprecise estimates based on rs148849825 alone (UKB OR 1.02, 95% CI 0.37–2.82; FinnGen OR 1.72, 0.16–18.90). This agreed with the observed heterogeneity and limits interpretation of the two-SNP IVW estimates (Tables S1 and S5).</w:t>
       </w:r>
     </w:p>
     <w:p>
@@ -1628,7 +1685,7 @@
         <w:t xml:space="preserve"> </w:t>
       </w:r>
       <w:r>
-        <w:t xml:space="preserve">discordances deserve further regional analysis. Their H3-dominant posteriors favour distinct variants under the fitted single-causal-variant model; they do not demonstrate multiple independent signals. Multiple causal variants can nevertheless produce misleading single-variant colocalization summaries and are an important alternative explanation [33]. Both UKB and FinnGen are broadly European-ancestry outcomes, so ancestry mismatch alone cannot explain the UKB result. Phenotype definition, signal complexity, sample composition and variant coverage remain possible contributors. The reported top SNP is conditional on the shared-variant model and is not necessarily the lead disease-association SNP. Resolving this issue requires allele-aligned, ancestry-appropriate LD and multi-signal colocalization; the present analyses do not provide that validation.</w:t>
+        <w:t xml:space="preserve">discordances illustrate the limits of the fitted regional model. Their H3-dominant posteriors favour distinct variants under the fitted single-causal-variant model; they do not demonstrate multiple independent signals. Multiple causal variants can nevertheless produce misleading single-variant colocalization summaries and are an important alternative explanation [33]. Both UKB and FinnGen are broadly European-ancestry outcomes, so ancestry mismatch alone cannot explain the UKB result. Phenotype definition, signal complexity, sample composition and variant coverage remain possible contributors. The reported top SNP is conditional on the shared-variant model and is not necessarily the lead disease-association SNP. These findings are therefore interpreted within the single-causal-variant model. Multi-signal colocalization was not performed, and the regional architecture remains unresolved.</w:t>
       </w:r>
     </w:p>
     <w:p>
@@ -1694,7 +1751,39 @@
         <w:widowControl/>
       </w:pPr>
       <w:r>
-        <w:t xml:space="preserve">The sensitivity analyses improve confidence in specific aspects of the results without removing all uncertainty. Substituting eQTLGen cohort frequencies preserved the discovery-hit set and every tested shared-variant classification. It therefore addresses concern about the reference-frequency approximation used to reconstruct exposure effects. Prior sensitivity answers a separate question:</w:t>
+        <w:t xml:space="preserve">The sensitivity analyses improve confidence in specific aspects of the results without removing all uncertainty. Substituting eQTLGen cohort frequencies preserved the discovery-hit set and every tested shared-variant classification. It therefore addresses concern about the reference-frequency approximation used to reconstruct exposure effects. SNP-exclusion analyses further showed that nominal</w:t>
+      </w:r>
+      <w:r>
+        <w:t xml:space="preserve"> </w:t>
+      </w:r>
+      <w:r>
+        <w:rPr>
+          <w:i/>
+          <w:iCs/>
+        </w:rPr>
+        <w:t xml:space="preserve">IGF1R</w:t>
+      </w:r>
+      <w:r>
+        <w:t xml:space="preserve"> </w:t>
+      </w:r>
+      <w:r>
+        <w:t xml:space="preserve">significance was sensitive to instrument omission and that European</w:t>
+      </w:r>
+      <w:r>
+        <w:t xml:space="preserve"> </w:t>
+      </w:r>
+      <w:r>
+        <w:rPr>
+          <w:i/>
+          <w:iCs/>
+        </w:rPr>
+        <w:t xml:space="preserve">CTLA4</w:t>
+      </w:r>
+      <w:r>
+        <w:t xml:space="preserve"> </w:t>
+      </w:r>
+      <w:r>
+        <w:t xml:space="preserve">support was concentrated in one SNP. These post hoc checks refine interpretation of the same data; changes in significance reflect both effect estimates and precision and do not establish bias in a particular SNP. Prior sensitivity answers a separate question:</w:t>
       </w:r>
       <w:r>
         <w:t xml:space="preserve"> </w:t>
@@ -1986,7 +2075,7 @@
         <w:t xml:space="preserve"> </w:t>
       </w:r>
       <w:r>
-        <w:t xml:space="preserve">Instruments, primary MR and colocalization results, and frequency-sensitivity results are supplied as Supplementary Data 1–5. Analysis code is available from the corresponding author on reasonable request. Public summary statistics analyzed in this study are available from their original repositories: blood</w:t>
+        <w:t xml:space="preserve">Instruments, primary MR and colocalization results, and sensitivity results are supplied as Supplementary Data 1–6. Analysis code is available from the corresponding author on reasonable request. Public summary statistics analyzed in this study are available from their original repositories: blood</w:t>
       </w:r>
       <w:r>
         <w:t xml:space="preserve"> </w:t>
@@ -5805,7 +5894,33 @@
         <w:rPr>
           <w:sz w:val="20"/>
         </w:rPr>
-        <w:t xml:space="preserve">values. H0/H1 account for any remaining probability. H4 ≥ 0.80 denotes strong shared-variant support. H2 dominance does not prove absence of marginal disease association. For rs179252, the G-allele exposure coefficient was 0.10546; aligned disease log-ORs were −0.22103 (BBJ), −0.25691 (UKB, after scale conversion) and −0.24587 (FinnGen), corresponding to variant-level ORs of 0.802, 0.773 and 0.782. These variant effects and the scaled MR ORs answer different questions. Full probabilities are in Supplementary Data 3; sensitivity results are in Tables S1–S3.</w:t>
+        <w:t xml:space="preserve">values. H0/H1 account for any remaining probability. H4 ≥ 0.80 denotes strong shared-variant support. H2 dominance does not prove absence of marginal disease association. For rs179252, the G-allele exposure coefficient was 0.10546; aligned disease log-ORs were −0.22103 (BBJ), −0.25691 (UKB, after scale conversion) and −0.24587 (FinnGen), corresponding to variant-level ORs of 0.802, 0.773 and 0.782. These variant effects and the scaled MR ORs answer different questions. European</w:t>
+      </w:r>
+      <w:r>
+        <w:rPr>
+          <w:sz w:val="20"/>
+        </w:rPr>
+        <w:t xml:space="preserve"> </w:t>
+      </w:r>
+      <w:r>
+        <w:rPr>
+          <w:i/>
+          <w:iCs/>
+          <w:sz w:val="20"/>
+        </w:rPr>
+        <w:t xml:space="preserve">CTLA4</w:t>
+      </w:r>
+      <w:r>
+        <w:rPr>
+          <w:sz w:val="20"/>
+        </w:rPr>
+        <w:t xml:space="preserve"> </w:t>
+      </w:r>
+      <w:r>
+        <w:rPr>
+          <w:sz w:val="20"/>
+        </w:rPr>
+        <w:t xml:space="preserve">MR support was concentrated in rs13030124; the other instrument alone gave imprecise estimates spanning OR = 1 (Table S5). Full probabilities are in Supplementary Data 3; sensitivity results are in Tables S1–S3 and S5.</w:t>
       </w:r>
     </w:p>
     <w:p>

--- a/submission/candidate_20260911_review/MANUSCRIPT_Submission.docx
+++ b/submission/candidate_20260911_review/MANUSCRIPT_Submission.docx
@@ -797,7 +797,7 @@
         <w:t xml:space="preserve"> </w:t>
       </w:r>
       <w:r>
-        <w:t xml:space="preserve">value. We report it alongside the MR results and tested more conservative assumptions (Table S2) [24]. Colocalization used the regional expression and disease statistics without any significance filter, giving 1,479 to 7,740 variants per gene and outcome. Requiring support in both the discovery outcome and the TED-enriched outcome is a stringent cross-outcome filter: it selects candidates whose shared-variant evidence is not confined to one dataset, and it is not a test of Graves disease association on its own. The combined criterion was not prospectively registered, and the available analysis plan does not establish that this exact rule preceded inspection of results. The model assumes at most one causal variant per trait in the region; full model details and all probabilities are supplied in Supplementary Methods and Supplementary Data 3.</w:t>
+        <w:t xml:space="preserve">value. We report it alongside the MR results and tested more conservative assumptions (Figure 3B; Supplementary Data 3) [24]. Colocalization used the regional expression and disease statistics without any significance filter, giving 1,479 to 7,740 variants per gene and outcome. Requiring support in both the discovery outcome and the TED-enriched outcome is a stringent cross-outcome filter: it selects candidates whose shared-variant evidence is not confined to one dataset, and it is not a test of Graves disease association on its own. The combined criterion was not prospectively registered, and the available analysis plan does not establish that this exact rule preceded inspection of results. The model assumes at most one causal variant per trait in the region; full model details and all probabilities are supplied in Supplementary Methods and Supplementary Data 3.</w:t>
       </w:r>
     </w:p>
     <w:p>
@@ -822,7 +822,7 @@
         <w:t xml:space="preserve"> </w:t>
       </w:r>
       <w:r>
-        <w:t xml:space="preserve">and whether three neighbouring chromosome 16p11.2 hits represented independent findings. We also repeated the analyses using eQTLGen’s own allele frequencies. Frequency substitution was assessed first with the same variants, then after repeating allele alignment. MR, colocalization and detectable effect sizes were compared with the primary analysis (Tables S3–S4). Details of these checks, including their limitations, are in Supplementary Methods.</w:t>
+        <w:t xml:space="preserve">and whether three neighbouring chromosome 16p11.2 hits represented independent findings. We also repeated the analyses using eQTLGen’s own allele frequencies. Frequency substitution was assessed first with the same variants, then after repeating allele alignment. MR, colocalization and detectable effect sizes were compared with the primary analysis (Tables S2–S3). Details of these checks, including their limitations, are in Supplementary Methods.</w:t>
       </w:r>
     </w:p>
     <w:p>
@@ -856,7 +856,7 @@
         <w:widowControl/>
       </w:pPr>
       <w:r>
-        <w:t xml:space="preserve">We additionally performed a post hoc leave-one-out analysis for the three selected genes, omitting each retained SNP in turn where at least two instruments were available (Table S5; Figure S2). This assessed sensitivity to individual instruments rather than providing independent replication.</w:t>
+        <w:t xml:space="preserve">We additionally performed a post hoc leave-one-out analysis for the three selected genes, omitting each retained SNP in turn where at least two instruments were available (Figure S2; Supplementary Data 6). This assessed sensitivity to individual instruments rather than providing independent replication.</w:t>
       </w:r>
     </w:p>
     <w:p>
@@ -1156,7 +1156,7 @@
         <w:t xml:space="preserve"> </w:t>
       </w:r>
       <w:r>
-        <w:t xml:space="preserve">= 0.468) in UKB. Each outcome also lost nominal significance under one other omission (Table S5; Figure S2). rs2654980 ranked first conditional on the shared-variant model, but the MR and colocalization analyses reuse the same underlying association data. Taken together, these results provide weaker genetic support for</w:t>
+        <w:t xml:space="preserve">= 0.468) in UKB. Each outcome also lost nominal significance under one other omission (Figure S2; Supplementary Data 6). rs2654980 ranked first conditional on the shared-variant model, but the MR and colocalization analyses reuse the same underlying association data. Taken together, these results provide weaker genetic support for</w:t>
       </w:r>
       <w:r>
         <w:t xml:space="preserve"> </w:t>
@@ -1304,7 +1304,7 @@
         <w:t xml:space="preserve"> </w:t>
       </w:r>
       <w:r>
-        <w:t xml:space="preserve">itself failed the combined BBJ-plus-FinnGen colocalization criterion. In the two European outcomes, the MR association was largely supported by rs13030124: omitting it left imprecise estimates based on rs148849825 alone (UKB OR 1.02, 95% CI 0.37–2.82; FinnGen OR 1.72, 0.16–18.90). This agreed with the observed heterogeneity and limits interpretation of the two-SNP IVW estimates (Tables S1 and S5).</w:t>
+        <w:t xml:space="preserve">itself failed the combined BBJ-plus-FinnGen colocalization criterion. In the two European outcomes, the MR association was largely supported by rs13030124: omitting it left imprecise estimates based on rs148849825 alone (UKB OR 1.02, 95% CI 0.37–2.82; FinnGen OR 1.72, 0.16–18.90). This agreed with the observed heterogeneity and limits interpretation of the two-SNP IVW estimates (Table S1; Figure S2).</w:t>
       </w:r>
     </w:p>
     <w:p>
@@ -1452,7 +1452,7 @@
         <w:t xml:space="preserve"> </w:t>
       </w:r>
       <w:r>
-        <w:t xml:space="preserve">= 0.177; Table S3). Frequency substitution moved none of the 81 colocalization comparisons (nine genes × three outcomes × three priors) across the 0.80 threshold, so every classification was unchanged; the largest absolute change in shared-variant probability was 0.002142. However, the original prior sensitivity remained relevant: under the most conservative prior,</w:t>
+        <w:t xml:space="preserve">= 0.177; Table S2). Frequency substitution moved none of the 81 colocalization comparisons (nine genes × three outcomes × three priors) across the 0.80 threshold, so every classification was unchanged; the largest absolute change in shared-variant probability was 0.002142. However, the original prior sensitivity remained relevant: under the most conservative prior,</w:t>
       </w:r>
       <w:r>
         <w:t xml:space="preserve"> </w:t>
@@ -1468,7 +1468,7 @@
         <w:t xml:space="preserve"> </w:t>
       </w:r>
       <w:r>
-        <w:t xml:space="preserve">support in BBJ fell from 0.951 to 0.661, while FinnGen remained above threshold (Figure 3B; Table S2). This distinguished stability to the frequency substitution from sensitivity to the assumed prior: the former preserved classifications, while the latter changed the interpretation of the BBJ</w:t>
+        <w:t xml:space="preserve">support in BBJ fell from 0.951 to 0.661, while FinnGen remained above threshold (Figure 3B; Supplementary Data 3). This distinguished stability to the frequency substitution from sensitivity to the assumed prior: the former preserved classifications, while the latter changed the interpretation of the BBJ</w:t>
       </w:r>
       <w:r>
         <w:t xml:space="preserve"> </w:t>
@@ -1493,7 +1493,7 @@
         <w:widowControl/>
       </w:pPr>
       <w:r>
-        <w:t xml:space="preserve">The screen had limited ability to detect smaller associations. At 80% power, only 14.6% of estimable BBJ genes could detect an OR of 1.5 at the discovery threshold; this decreased to 12.5% with cohort frequencies. The corresponding proportions for an OR of 2.0 were 35.6% and 34.2% (Table S4). Gene-specific detection benchmarks are provided in Supplementary Methods. They describe precision and cannot distinguish an absent effect from limited power; the ORs, 95% CIs and</w:t>
+        <w:t xml:space="preserve">The screen had limited ability to detect smaller associations. At 80% power, only 14.6% of estimable BBJ genes could detect an OR of 1.5 at the discovery threshold; this decreased to 12.5% with cohort frequencies. The corresponding proportions for an OR of 2.0 were 35.6% and 34.2% (Table S3). Gene-specific detection benchmarks are provided in Supplementary Methods. They describe precision and cannot distinguish an absent effect from limited power; the ORs, 95% CIs and</w:t>
       </w:r>
       <w:r>
         <w:t xml:space="preserve"> </w:t>
@@ -2802,7 +2802,7 @@
         <w:t xml:space="preserve"> </w:t>
       </w:r>
       <w:r>
-        <w:t xml:space="preserve">were biologically selected, while the other six genes were additional discovery candidates. (B) Prior sensitivity for the three selected genes. D, I and C denote default, intermediate and conservative shared-association priors (p12 = 10⁻⁵, 5×10⁻⁶ and 10⁻⁶), with p1 = p2 = 10⁻⁴ throughout. The dashed line marks 0.80. Prior changes can alter classification even when frequency substitution does not; Tables S3–S4 report the separate cohort-frequency sensitivity. Full H0–H4 probabilities and all 81 gene–outcome–prior settings are in Supplementary Data 3.</w:t>
+        <w:t xml:space="preserve">were biologically selected, while the other six genes were additional discovery candidates. (B) Prior sensitivity for the three selected genes. D, I and C denote default, intermediate and conservative shared-association priors (p12 = 10⁻⁵, 5×10⁻⁶ and 10⁻⁶), with p1 = p2 = 10⁻⁴ throughout. The dashed line marks 0.80. Prior changes can alter classification even when frequency substitution does not; Tables S2–S3 report the separate cohort-frequency sensitivity. Full H0–H4 probabilities and all 81 gene–outcome–prior settings are in Supplementary Data 3.</w:t>
       </w:r>
     </w:p>
     <w:bookmarkEnd w:id="26"/>
@@ -5920,7 +5920,7 @@
         <w:rPr>
           <w:sz w:val="20"/>
         </w:rPr>
-        <w:t xml:space="preserve">MR support was concentrated in rs13030124; the other instrument alone gave imprecise estimates spanning OR = 1 (Table S5). Full probabilities are in Supplementary Data 3; sensitivity results are in Tables S1–S3 and S5.</w:t>
+        <w:t xml:space="preserve">MR support was concentrated in rs13030124; the other instrument alone gave imprecise estimates spanning OR = 1 (Figure S2; Supplementary Data 6). Full probabilities are in Supplementary Data 3; sensitivity results are in Tables S1–S3 and Figure S2.</w:t>
       </w:r>
     </w:p>
     <w:p>

--- a/submission/candidate_20260911_review/MANUSCRIPT_Submission.docx
+++ b/submission/candidate_20260911_review/MANUSCRIPT_Submission.docx
@@ -132,7 +132,7 @@
         <w:t xml:space="preserve"> </w:t>
       </w:r>
       <w:r>
-        <w:t xml:space="preserve">To compare genetic evidence linking blood expression of</w:t>
+        <w:t xml:space="preserve">Graves disease (GD) is an autoimmune cause of hyperthyroidism; thyroid eye disease (TED) is an associated inflammatory orbital disorder. We compared genetic evidence linking blood</w:t>
       </w:r>
       <w:r>
         <w:t xml:space="preserve"> </w:t>
@@ -164,7 +164,7 @@
         <w:t xml:space="preserve"> </w:t>
       </w:r>
       <w:r>
-        <w:t xml:space="preserve">to Graves disease (GD) and thyroid eye disease (TED).</w:t>
+        <w:t xml:space="preserve">expression to disease susceptibility.</w:t>
       </w:r>
       <w:r>
         <w:t xml:space="preserve"> </w:t>
@@ -180,23 +180,7 @@
         <w:t xml:space="preserve"> </w:t>
       </w:r>
       <w:r>
-        <w:t xml:space="preserve">We used genetic variants associated with blood gene expression to study 2,544 druggable genes by Mendelian randomization. Biobank Japan (BBJ) GD was the discovery outcome; UK Biobank (UKB) hyperthyroidism and FinnGen Graves ophthalmopathy provided additional comparisons. We reported odds ratios (ORs), 95% confidence intervals (CIs) and</w:t>
-      </w:r>
-      <w:r>
-        <w:t xml:space="preserve"> </w:t>
-      </w:r>
-      <w:r>
-        <w:rPr>
-          <w:i/>
-          <w:iCs/>
-        </w:rPr>
-        <w:t xml:space="preserve">P</w:t>
-      </w:r>
-      <w:r>
-        <w:t xml:space="preserve"> </w:t>
-      </w:r>
-      <w:r>
-        <w:t xml:space="preserve">values, and tested whether expression and disease associations shared a genetic variant.</w:t>
+        <w:t xml:space="preserve">We screened 2,544 druggable genes using Wald-ratio or inverse-variance-weighted Mendelian randomization and colocalization, testing for shared expression–disease variants. Outcomes were Biobank Japan (BBJ) GD, UK Biobank (UKB) hyperthyroidism and FinnGen Graves ophthalmopathy. In-house orbital tissue RNA sequencing (four TED patients, one control) was summarized by transcript levels and fold changes without significance testing.</w:t>
       </w:r>
       <w:r>
         <w:t xml:space="preserve"> </w:t>
@@ -212,7 +196,7 @@
         <w:t xml:space="preserve"> </w:t>
       </w:r>
       <w:r>
-        <w:t xml:space="preserve">Thirteen genes met the multiple-testing threshold. Per approximately one standard deviation (SD) higher genetically proxied blood</w:t>
+        <w:t xml:space="preserve">Higher genetically proxied</w:t>
       </w:r>
       <w:r>
         <w:t xml:space="preserve"> </w:t>
@@ -228,7 +212,39 @@
         <w:t xml:space="preserve"> </w:t>
       </w:r>
       <w:r>
-        <w:t xml:space="preserve">expression, the OR for BBJ GD was 0.12 (95% CI 0.07–0.21;</w:t>
+        <w:t xml:space="preserve">expression was associated with lower GD odds;</w:t>
+      </w:r>
+      <w:r>
+        <w:t xml:space="preserve"> </w:t>
+      </w:r>
+      <w:r>
+        <w:rPr>
+          <w:i/>
+          <w:iCs/>
+        </w:rPr>
+        <w:t xml:space="preserve">IGF1R</w:t>
+      </w:r>
+      <w:r>
+        <w:t xml:space="preserve"> </w:t>
+      </w:r>
+      <w:r>
+        <w:t xml:space="preserve">findings were less conclusive. Thirteen genes met the multiple-testing threshold. Per approximately one standard deviation higher blood</w:t>
+      </w:r>
+      <w:r>
+        <w:t xml:space="preserve"> </w:t>
+      </w:r>
+      <w:r>
+        <w:rPr>
+          <w:i/>
+          <w:iCs/>
+        </w:rPr>
+        <w:t xml:space="preserve">TSHR</w:t>
+      </w:r>
+      <w:r>
+        <w:t xml:space="preserve"> </w:t>
+      </w:r>
+      <w:r>
+        <w:t xml:space="preserve">expression, the BBJ odds ratio (OR) was 0.12 (95% confidence interval [CI] 0.07–0.21;</w:t>
       </w:r>
       <w:r>
         <w:t xml:space="preserve"> </w:t>
@@ -244,7 +260,7 @@
         <w:t xml:space="preserve"> </w:t>
       </w:r>
       <w:r>
-        <w:t xml:space="preserve">= 1.09×10⁻¹⁴), with the same direction in UKB and FinnGen. Shared-variant support was strong in BBJ and FinnGen, but not UKB; the BBJ result was sensitive to a more conservative prior.</w:t>
+        <w:t xml:space="preserve">= 1.09×10⁻¹⁴), with matching directions in UKB and FinnGen. Shared-variant support was strong in BBJ and FinnGen, but not UKB; BBJ support fell below threshold when shared variants were assumed less likely.</w:t>
       </w:r>
       <w:r>
         <w:t xml:space="preserve"> </w:t>
@@ -260,7 +276,7 @@
         <w:t xml:space="preserve"> </w:t>
       </w:r>
       <w:r>
-        <w:t xml:space="preserve">associations were nominal in BBJ (OR 1.56, 95% CI 1.07–2.28;</w:t>
+        <w:t xml:space="preserve">did not meet the discovery threshold or show strong shared-variant support. Associations reached</w:t>
       </w:r>
       <w:r>
         <w:t xml:space="preserve"> </w:t>
@@ -276,6 +292,22 @@
         <w:t xml:space="preserve"> </w:t>
       </w:r>
       <w:r>
+        <w:t xml:space="preserve">&lt; 0.05 in BBJ (OR 1.56, 95% CI 1.07–2.28;</w:t>
+      </w:r>
+      <w:r>
+        <w:t xml:space="preserve"> </w:t>
+      </w:r>
+      <w:r>
+        <w:rPr>
+          <w:i/>
+          <w:iCs/>
+        </w:rPr>
+        <w:t xml:space="preserve">P</w:t>
+      </w:r>
+      <w:r>
+        <w:t xml:space="preserve"> </w:t>
+      </w:r>
+      <w:r>
         <w:t xml:space="preserve">= 0.0212) and UKB (</w:t>
       </w:r>
       <w:r>
@@ -289,7 +321,7 @@
         <w:t xml:space="preserve"> </w:t>
       </w:r>
       <w:r>
-        <w:t xml:space="preserve">= 0.0117), and inconclusive in FinnGen (</w:t>
+        <w:t xml:space="preserve">= 0.0117), but were inconclusive in FinnGen (</w:t>
       </w:r>
       <w:r>
         <w:rPr>
@@ -302,7 +334,7 @@
         <w:t xml:space="preserve"> </w:t>
       </w:r>
       <w:r>
-        <w:t xml:space="preserve">= 0.182); shared-variant support remained below threshold. No additional candidate met the combined BBJ and FinnGen shared-variant criterion. Cohort-frequency sensitivity analyses preserved these findings.</w:t>
+        <w:t xml:space="preserve">= 0.182). No additional gene had strong shared-variant support in BBJ and FinnGen. Using cohort allele frequencies preserved these findings.</w:t>
       </w:r>
       <w:r>
         <w:t xml:space="preserve"> </w:t>
@@ -318,7 +350,7 @@
         <w:t xml:space="preserve"> </w:t>
       </w:r>
       <w:r>
-        <w:t xml:space="preserve">Genetic evidence was stronger for</w:t>
+        <w:t xml:space="preserve">Evidence linking genetically proxied blood expression to GD susceptibility was stronger for</w:t>
       </w:r>
       <w:r>
         <w:t xml:space="preserve"> </w:t>
@@ -347,10 +379,7 @@
         <w:t xml:space="preserve">IGF1R</w:t>
       </w:r>
       <w:r>
-        <w:t xml:space="preserve"> </w:t>
-      </w:r>
-      <w:r>
-        <w:t xml:space="preserve">in this analysis. An effector role for IGF-1R remains compatible with these findings, alongside an unresolved inherited contribution. FinnGen comparisons with population controls cannot establish an effect specific to TED within GD.</w:t>
+        <w:t xml:space="preserve">. This neither establishes a TED-specific effect within GD nor predicts treatment response.</w:t>
       </w:r>
     </w:p>
     <w:p>

--- a/submission/candidate_20260911_review/MANUSCRIPT_Submission.docx
+++ b/submission/candidate_20260911_review/MANUSCRIPT_Submission.docx
@@ -9,92 +9,92 @@
       </w:pPr>
       <w:r>
         <w:rPr>
+          <w:bCs/>
           <w:b/>
+        </w:rPr>
+        <w:t xml:space="preserve">Running head:</w:t>
+      </w:r>
+      <w:r>
+        <w:t xml:space="preserve"> </w:t>
+      </w:r>
+      <w:r>
+        <w:t xml:space="preserve">TSHR and IGF1R genetics in Graves disease</w:t>
+      </w:r>
+    </w:p>
+    <w:bookmarkStart w:id="39" w:name="Xf588694525d787d8d8044e892b46f091a821748"/>
+    <w:p>
+      <w:pPr>
+        <w:pStyle w:val="Title"/>
+        <w:widowControl/>
+      </w:pPr>
+      <w:r>
+        <w:t xml:space="preserve">TSHR and IGF1R expression in Graves disease: Mendelian randomization and colocalization</w:t>
+      </w:r>
+    </w:p>
+    <w:p>
+      <w:pPr>
+        <w:pStyle w:val="FirstParagraph"/>
+        <w:widowControl/>
+      </w:pPr>
+      <w:r>
+        <w:t xml:space="preserve">Jungyul Park¹, Min-Seon Kim², Kyung-Hwa Shin³⁎, Suk-Woo Yang¹⁎</w:t>
+      </w:r>
+    </w:p>
+    <w:p>
+      <w:pPr>
+        <w:pStyle w:val="BodyText"/>
+        <w:widowControl/>
+      </w:pPr>
+      <w:r>
+        <w:t xml:space="preserve">¹ Department of Ophthalmology, Seoul St. Mary’s Hospital, College of Medicine, The Catholic University of Korea, Seoul, Republic of Korea</w:t>
+      </w:r>
+      <w:r>
+        <w:br/>
+      </w:r>
+      <w:r>
+        <w:t xml:space="preserve">² Department of Ophthalmology, College of Medicine, The Catholic University of Korea, Seoul, Republic of Korea</w:t>
+      </w:r>
+      <w:r>
+        <w:br/>
+      </w:r>
+      <w:r>
+        <w:t xml:space="preserve">³ Department of Laboratory Medicine, Pusan National University Hospital, Busan, Republic of Korea</w:t>
+      </w:r>
+    </w:p>
+    <w:p>
+      <w:pPr>
+        <w:pStyle w:val="BodyText"/>
+        <w:widowControl/>
+      </w:pPr>
+      <w:r>
+        <w:t xml:space="preserve">* These authors contributed equally as corresponding authors.</w:t>
+      </w:r>
+    </w:p>
+    <w:p>
+      <w:pPr>
+        <w:pStyle w:val="BodyText"/>
+        <w:widowControl/>
+      </w:pPr>
+      <w:r>
+        <w:rPr>
           <w:bCs/>
-        </w:rPr>
-        <w:t xml:space="preserve">Running head:</w:t>
-      </w:r>
-      <w:r>
-        <w:t xml:space="preserve"> </w:t>
-      </w:r>
-      <w:r>
-        <w:t xml:space="preserve">TSHR and IGF1R genetics in Graves disease</w:t>
-      </w:r>
-    </w:p>
-    <w:bookmarkStart w:id="28" w:name="Xf588694525d787d8d8044e892b46f091a821748"/>
-    <w:p>
-      <w:pPr>
-        <w:pStyle w:val="Title"/>
-        <w:widowControl/>
-      </w:pPr>
-      <w:r>
-        <w:t xml:space="preserve">TSHR and IGF1R expression in Graves disease: Mendelian randomization and colocalization</w:t>
-      </w:r>
-    </w:p>
-    <w:p>
-      <w:pPr>
-        <w:pStyle w:val="FirstParagraph"/>
-        <w:widowControl/>
-      </w:pPr>
-      <w:r>
-        <w:t xml:space="preserve">Jungyul Park¹, Min-Seon Kim², Kyung-Hwa Shin³⁎, Suk-Woo Yang¹⁎</w:t>
-      </w:r>
-    </w:p>
-    <w:p>
-      <w:pPr>
-        <w:pStyle w:val="BodyText"/>
-        <w:widowControl/>
-      </w:pPr>
-      <w:r>
-        <w:t xml:space="preserve">¹ Department of Ophthalmology, Seoul St. Mary’s Hospital, College of Medicine, The Catholic University of Korea, Seoul, Republic of Korea</w:t>
+          <w:b/>
+        </w:rPr>
+        <w:t xml:space="preserve">Corresponding author:</w:t>
+      </w:r>
+      <w:r>
+        <w:t xml:space="preserve"> </w:t>
+      </w:r>
+      <w:r>
+        <w:t xml:space="preserve">Suk-Woo Yang, MD, PhD, Department of Ophthalmology, Seoul St. Mary’s Hospital, College of Medicine, The Catholic University of Korea, Seoul, Republic of Korea. E-mail: yswoph@catholic.ac.kr; Tel: +82-2-2258-2847.</w:t>
       </w:r>
       <w:r>
         <w:br/>
       </w:r>
       <w:r>
-        <w:t xml:space="preserve">² Department of Ophthalmology, College of Medicine, The Catholic University of Korea, Seoul, Republic of Korea</w:t>
-      </w:r>
-      <w:r>
-        <w:br/>
-      </w:r>
-      <w:r>
-        <w:t xml:space="preserve">³ Department of Laboratory Medicine, Pusan National University Hospital, Busan, Republic of Korea</w:t>
-      </w:r>
-    </w:p>
-    <w:p>
-      <w:pPr>
-        <w:pStyle w:val="BodyText"/>
-        <w:widowControl/>
-      </w:pPr>
-      <w:r>
-        <w:t xml:space="preserve">* These authors contributed equally as corresponding authors.</w:t>
-      </w:r>
-    </w:p>
-    <w:p>
-      <w:pPr>
-        <w:pStyle w:val="BodyText"/>
-        <w:widowControl/>
-      </w:pPr>
-      <w:r>
-        <w:rPr>
+        <w:rPr>
+          <w:bCs/>
           <w:b/>
-          <w:bCs/>
-        </w:rPr>
-        <w:t xml:space="preserve">Corresponding author:</w:t>
-      </w:r>
-      <w:r>
-        <w:t xml:space="preserve"> </w:t>
-      </w:r>
-      <w:r>
-        <w:t xml:space="preserve">Suk-Woo Yang, MD, PhD, Department of Ophthalmology, Seoul St. Mary’s Hospital, College of Medicine, The Catholic University of Korea, Seoul, Republic of Korea. E-mail: yswoph@catholic.ac.kr; Tel: +82-2-2258-2847.</w:t>
-      </w:r>
-      <w:r>
-        <w:br/>
-      </w:r>
-      <w:r>
-        <w:rPr>
-          <w:b/>
-          <w:bCs/>
         </w:rPr>
         <w:t xml:space="preserve">Co-corresponding author:</w:t>
       </w:r>
@@ -105,7 +105,7 @@
         <w:t xml:space="preserve">Kyung-Hwa Shin, MD, Department of Laboratory Medicine, Pusan National University Hospital, Busan, Republic of Korea.</w:t>
       </w:r>
     </w:p>
-    <w:bookmarkStart w:id="9" w:name="abstract"/>
+    <w:bookmarkStart w:id="20" w:name="abstract"/>
     <w:p>
       <w:pPr>
         <w:pStyle w:val="Heading2"/>
@@ -123,24 +123,104 @@
       </w:pPr>
       <w:r>
         <w:rPr>
+          <w:bCs/>
           <w:b/>
+        </w:rPr>
+        <w:t xml:space="preserve">Objective:</w:t>
+      </w:r>
+      <w:r>
+        <w:t xml:space="preserve"> </w:t>
+      </w:r>
+      <w:r>
+        <w:t xml:space="preserve">To compare genetic evidence linking blood expression of</w:t>
+      </w:r>
+      <w:r>
+        <w:t xml:space="preserve"> </w:t>
+      </w:r>
+      <w:r>
+        <w:rPr>
+          <w:iCs/>
+          <w:i/>
+        </w:rPr>
+        <w:t xml:space="preserve">TSHR</w:t>
+      </w:r>
+      <w:r>
+        <w:t xml:space="preserve"> </w:t>
+      </w:r>
+      <w:r>
+        <w:t xml:space="preserve">and</w:t>
+      </w:r>
+      <w:r>
+        <w:t xml:space="preserve"> </w:t>
+      </w:r>
+      <w:r>
+        <w:rPr>
+          <w:iCs/>
+          <w:i/>
+        </w:rPr>
+        <w:t xml:space="preserve">IGF1R</w:t>
+      </w:r>
+      <w:r>
+        <w:t xml:space="preserve"> </w:t>
+      </w:r>
+      <w:r>
+        <w:t xml:space="preserve">to Graves disease (GD) and thyroid eye disease (TED).</w:t>
+      </w:r>
+      <w:r>
+        <w:t xml:space="preserve"> </w:t>
+      </w:r>
+      <w:r>
+        <w:rPr>
           <w:bCs/>
-        </w:rPr>
-        <w:t xml:space="preserve">Objective:</w:t>
-      </w:r>
-      <w:r>
-        <w:t xml:space="preserve"> </w:t>
-      </w:r>
-      <w:r>
-        <w:t xml:space="preserve">To compare genetic evidence linking blood expression of</w:t>
-      </w:r>
-      <w:r>
-        <w:t xml:space="preserve"> </w:t>
-      </w:r>
-      <w:r>
-        <w:rPr>
-          <w:i/>
-          <w:iCs/>
+          <w:b/>
+        </w:rPr>
+        <w:t xml:space="preserve">Methods:</w:t>
+      </w:r>
+      <w:r>
+        <w:t xml:space="preserve"> </w:t>
+      </w:r>
+      <w:r>
+        <w:t xml:space="preserve">We used genetic variants associated with blood gene expression to study 2,544 druggable genes by Mendelian randomization. Biobank Japan (BBJ) GD was the discovery outcome; UK Biobank (UKB) hyperthyroidism and FinnGen Graves ophthalmopathy provided additional comparisons. We reported odds ratios (ORs), 95% confidence intervals (CIs) and</w:t>
+      </w:r>
+      <w:r>
+        <w:t xml:space="preserve"> </w:t>
+      </w:r>
+      <w:r>
+        <w:rPr>
+          <w:iCs/>
+          <w:i/>
+        </w:rPr>
+        <w:t xml:space="preserve">P</w:t>
+      </w:r>
+      <w:r>
+        <w:t xml:space="preserve"> </w:t>
+      </w:r>
+      <w:r>
+        <w:t xml:space="preserve">values, and tested whether expression and disease associations shared a genetic variant.</w:t>
+      </w:r>
+      <w:r>
+        <w:t xml:space="preserve"> </w:t>
+      </w:r>
+      <w:r>
+        <w:rPr>
+          <w:bCs/>
+          <w:b/>
+        </w:rPr>
+        <w:t xml:space="preserve">Results:</w:t>
+      </w:r>
+      <w:r>
+        <w:t xml:space="preserve"> </w:t>
+      </w:r>
+      <w:r>
+        <w:t xml:space="preserve">Thirteen genes met the multiple-testing threshold. Per approximately one standard deviation (SD) higher genetically proxied blood</w:t>
+      </w:r>
+      <w:r>
+        <w:t xml:space="preserve"> </w:t>
+      </w:r>
+      <w:r>
+        <w:rPr>
+          <w:iCs/>
+          <w:i/>
         </w:rPr>
         <w:t xml:space="preserve">TSHR</w:t>
       </w:r>
@@ -148,15 +228,31 @@
         <w:t xml:space="preserve"> </w:t>
       </w:r>
       <w:r>
-        <w:t xml:space="preserve">and</w:t>
-      </w:r>
-      <w:r>
-        <w:t xml:space="preserve"> </w:t>
-      </w:r>
-      <w:r>
-        <w:rPr>
-          <w:i/>
-          <w:iCs/>
+        <w:t xml:space="preserve">expression, the OR for BBJ GD was 0.12 (95% CI 0.07–0.21;</w:t>
+      </w:r>
+      <w:r>
+        <w:t xml:space="preserve"> </w:t>
+      </w:r>
+      <w:r>
+        <w:rPr>
+          <w:iCs/>
+          <w:i/>
+        </w:rPr>
+        <w:t xml:space="preserve">P</w:t>
+      </w:r>
+      <w:r>
+        <w:t xml:space="preserve"> </w:t>
+      </w:r>
+      <w:r>
+        <w:t xml:space="preserve">= 1.09×10⁻¹⁴), with the same direction in UKB and FinnGen. Shared-variant support was strong in BBJ and FinnGen, but not UKB; the BBJ result was sensitive to a more conservative prior.</w:t>
+      </w:r>
+      <w:r>
+        <w:t xml:space="preserve"> </w:t>
+      </w:r>
+      <w:r>
+        <w:rPr>
+          <w:iCs/>
+          <w:i/>
         </w:rPr>
         <w:t xml:space="preserve">IGF1R</w:t>
       </w:r>
@@ -164,242 +260,146 @@
         <w:t xml:space="preserve"> </w:t>
       </w:r>
       <w:r>
-        <w:t xml:space="preserve">to Graves disease (GD) and thyroid eye disease (TED).</w:t>
-      </w:r>
-      <w:r>
-        <w:t xml:space="preserve"> </w:t>
-      </w:r>
-      <w:r>
-        <w:rPr>
+        <w:t xml:space="preserve">associations were nominal in BBJ (OR 1.56, 95% CI 1.07–2.28;</w:t>
+      </w:r>
+      <w:r>
+        <w:t xml:space="preserve"> </w:t>
+      </w:r>
+      <w:r>
+        <w:rPr>
+          <w:iCs/>
+          <w:i/>
+        </w:rPr>
+        <w:t xml:space="preserve">P</w:t>
+      </w:r>
+      <w:r>
+        <w:t xml:space="preserve"> </w:t>
+      </w:r>
+      <w:r>
+        <w:t xml:space="preserve">= 0.0212) and UKB (</w:t>
+      </w:r>
+      <w:r>
+        <w:rPr>
+          <w:iCs/>
+          <w:i/>
+        </w:rPr>
+        <w:t xml:space="preserve">P</w:t>
+      </w:r>
+      <w:r>
+        <w:t xml:space="preserve"> </w:t>
+      </w:r>
+      <w:r>
+        <w:t xml:space="preserve">= 0.0117), and inconclusive in FinnGen (</w:t>
+      </w:r>
+      <w:r>
+        <w:rPr>
+          <w:iCs/>
+          <w:i/>
+        </w:rPr>
+        <w:t xml:space="preserve">P</w:t>
+      </w:r>
+      <w:r>
+        <w:t xml:space="preserve"> </w:t>
+      </w:r>
+      <w:r>
+        <w:t xml:space="preserve">= 0.182); shared-variant support remained below threshold. No additional candidate met the combined BBJ and FinnGen shared-variant criterion. Cohort-frequency sensitivity analyses preserved these findings.</w:t>
+      </w:r>
+      <w:r>
+        <w:t xml:space="preserve"> </w:t>
+      </w:r>
+      <w:r>
+        <w:rPr>
+          <w:bCs/>
           <w:b/>
+        </w:rPr>
+        <w:t xml:space="preserve">Conclusions:</w:t>
+      </w:r>
+      <w:r>
+        <w:t xml:space="preserve"> </w:t>
+      </w:r>
+      <w:r>
+        <w:t xml:space="preserve">Genetic evidence was stronger for</w:t>
+      </w:r>
+      <w:r>
+        <w:t xml:space="preserve"> </w:t>
+      </w:r>
+      <w:r>
+        <w:rPr>
+          <w:iCs/>
+          <w:i/>
+        </w:rPr>
+        <w:t xml:space="preserve">TSHR</w:t>
+      </w:r>
+      <w:r>
+        <w:t xml:space="preserve"> </w:t>
+      </w:r>
+      <w:r>
+        <w:t xml:space="preserve">than</w:t>
+      </w:r>
+      <w:r>
+        <w:t xml:space="preserve"> </w:t>
+      </w:r>
+      <w:r>
+        <w:rPr>
+          <w:iCs/>
+          <w:i/>
+        </w:rPr>
+        <w:t xml:space="preserve">IGF1R</w:t>
+      </w:r>
+      <w:r>
+        <w:t xml:space="preserve"> </w:t>
+      </w:r>
+      <w:r>
+        <w:t xml:space="preserve">in this analysis. An effector role for IGF-1R remains compatible with these findings, alongside an unresolved inherited contribution. FinnGen comparisons with population controls cannot establish an effect specific to TED within GD.</w:t>
+      </w:r>
+    </w:p>
+    <w:p>
+      <w:pPr>
+        <w:pStyle w:val="BodyText"/>
+        <w:widowControl/>
+      </w:pPr>
+      <w:r>
+        <w:rPr>
           <w:bCs/>
-        </w:rPr>
-        <w:t xml:space="preserve">Methods:</w:t>
-      </w:r>
-      <w:r>
-        <w:t xml:space="preserve"> </w:t>
-      </w:r>
-      <w:r>
-        <w:t xml:space="preserve">We used genetic variants associated with blood gene expression to study 2,544 druggable genes by Mendelian randomization. Biobank Japan (BBJ) GD was the discovery outcome; UK Biobank (UKB) hyperthyroidism and FinnGen Graves ophthalmopathy provided additional comparisons. We reported odds ratios (ORs), 95% confidence intervals (CIs) and</w:t>
-      </w:r>
-      <w:r>
-        <w:t xml:space="preserve"> </w:t>
-      </w:r>
-      <w:r>
-        <w:rPr>
-          <w:i/>
-          <w:iCs/>
-        </w:rPr>
-        <w:t xml:space="preserve">P</w:t>
-      </w:r>
-      <w:r>
-        <w:t xml:space="preserve"> </w:t>
-      </w:r>
-      <w:r>
-        <w:t xml:space="preserve">values, and tested whether expression and disease associations shared a genetic variant.</w:t>
-      </w:r>
-      <w:r>
-        <w:t xml:space="preserve"> </w:t>
-      </w:r>
-      <w:r>
-        <w:rPr>
           <w:b/>
-          <w:bCs/>
-        </w:rPr>
-        <w:t xml:space="preserve">Results:</w:t>
-      </w:r>
-      <w:r>
-        <w:t xml:space="preserve"> </w:t>
-      </w:r>
-      <w:r>
-        <w:t xml:space="preserve">Thirteen genes met the multiple-testing threshold. Per approximately one standard deviation (SD) higher genetically proxied blood</w:t>
-      </w:r>
-      <w:r>
-        <w:t xml:space="preserve"> </w:t>
-      </w:r>
-      <w:r>
-        <w:rPr>
-          <w:i/>
-          <w:iCs/>
+        </w:rPr>
+        <w:t xml:space="preserve">Keywords:</w:t>
+      </w:r>
+      <w:r>
+        <w:t xml:space="preserve"> </w:t>
+      </w:r>
+      <w:r>
+        <w:t xml:space="preserve">Graves disease; Thyroid eye disease;</w:t>
+      </w:r>
+      <w:r>
+        <w:t xml:space="preserve"> </w:t>
+      </w:r>
+      <w:r>
+        <w:rPr>
+          <w:iCs/>
+          <w:i/>
         </w:rPr>
         <w:t xml:space="preserve">TSHR</w:t>
       </w:r>
       <w:r>
-        <w:t xml:space="preserve"> </w:t>
-      </w:r>
-      <w:r>
-        <w:t xml:space="preserve">expression, the OR for BBJ GD was 0.12 (95% CI 0.07–0.21;</w:t>
-      </w:r>
-      <w:r>
-        <w:t xml:space="preserve"> </w:t>
-      </w:r>
-      <w:r>
-        <w:rPr>
-          <w:i/>
-          <w:iCs/>
-        </w:rPr>
-        <w:t xml:space="preserve">P</w:t>
-      </w:r>
-      <w:r>
-        <w:t xml:space="preserve"> </w:t>
-      </w:r>
-      <w:r>
-        <w:t xml:space="preserve">= 1.09×10⁻¹⁴), with the same direction in UKB and FinnGen. Shared-variant support was strong in BBJ and FinnGen, but not UKB; the BBJ result was sensitive to a more conservative prior.</w:t>
-      </w:r>
-      <w:r>
-        <w:t xml:space="preserve"> </w:t>
-      </w:r>
-      <w:r>
-        <w:rPr>
-          <w:i/>
-          <w:iCs/>
+        <w:t xml:space="preserve">;</w:t>
+      </w:r>
+      <w:r>
+        <w:t xml:space="preserve"> </w:t>
+      </w:r>
+      <w:r>
+        <w:rPr>
+          <w:iCs/>
+          <w:i/>
         </w:rPr>
         <w:t xml:space="preserve">IGF1R</w:t>
       </w:r>
       <w:r>
-        <w:t xml:space="preserve"> </w:t>
-      </w:r>
-      <w:r>
-        <w:t xml:space="preserve">associations were nominal in BBJ (OR 1.56, 95% CI 1.07–2.28;</w:t>
-      </w:r>
-      <w:r>
-        <w:t xml:space="preserve"> </w:t>
-      </w:r>
-      <w:r>
-        <w:rPr>
-          <w:i/>
-          <w:iCs/>
-        </w:rPr>
-        <w:t xml:space="preserve">P</w:t>
-      </w:r>
-      <w:r>
-        <w:t xml:space="preserve"> </w:t>
-      </w:r>
-      <w:r>
-        <w:t xml:space="preserve">= 0.0212) and UKB (</w:t>
-      </w:r>
-      <w:r>
-        <w:rPr>
-          <w:i/>
-          <w:iCs/>
-        </w:rPr>
-        <w:t xml:space="preserve">P</w:t>
-      </w:r>
-      <w:r>
-        <w:t xml:space="preserve"> </w:t>
-      </w:r>
-      <w:r>
-        <w:t xml:space="preserve">= 0.0117), and inconclusive in FinnGen (</w:t>
-      </w:r>
-      <w:r>
-        <w:rPr>
-          <w:i/>
-          <w:iCs/>
-        </w:rPr>
-        <w:t xml:space="preserve">P</w:t>
-      </w:r>
-      <w:r>
-        <w:t xml:space="preserve"> </w:t>
-      </w:r>
-      <w:r>
-        <w:t xml:space="preserve">= 0.182); shared-variant support remained below threshold. No additional candidate met the combined BBJ and FinnGen shared-variant criterion. Cohort-frequency sensitivity analyses preserved these findings.</w:t>
-      </w:r>
-      <w:r>
-        <w:t xml:space="preserve"> </w:t>
-      </w:r>
-      <w:r>
-        <w:rPr>
-          <w:b/>
-          <w:bCs/>
-        </w:rPr>
-        <w:t xml:space="preserve">Conclusions:</w:t>
-      </w:r>
-      <w:r>
-        <w:t xml:space="preserve"> </w:t>
-      </w:r>
-      <w:r>
-        <w:t xml:space="preserve">Genetic evidence was stronger for</w:t>
-      </w:r>
-      <w:r>
-        <w:t xml:space="preserve"> </w:t>
-      </w:r>
-      <w:r>
-        <w:rPr>
-          <w:i/>
-          <w:iCs/>
-        </w:rPr>
-        <w:t xml:space="preserve">TSHR</w:t>
-      </w:r>
-      <w:r>
-        <w:t xml:space="preserve"> </w:t>
-      </w:r>
-      <w:r>
-        <w:t xml:space="preserve">than</w:t>
-      </w:r>
-      <w:r>
-        <w:t xml:space="preserve"> </w:t>
-      </w:r>
-      <w:r>
-        <w:rPr>
-          <w:i/>
-          <w:iCs/>
-        </w:rPr>
-        <w:t xml:space="preserve">IGF1R</w:t>
-      </w:r>
-      <w:r>
-        <w:t xml:space="preserve"> </w:t>
-      </w:r>
-      <w:r>
-        <w:t xml:space="preserve">in this analysis. An effector role for IGF-1R remains compatible with these findings, alongside an unresolved inherited contribution. FinnGen comparisons with population controls cannot establish an effect specific to TED within GD.</w:t>
-      </w:r>
-    </w:p>
-    <w:p>
-      <w:pPr>
-        <w:pStyle w:val="BodyText"/>
-        <w:widowControl/>
-      </w:pPr>
-      <w:r>
-        <w:rPr>
-          <w:b/>
-          <w:bCs/>
-        </w:rPr>
-        <w:t xml:space="preserve">Keywords:</w:t>
-      </w:r>
-      <w:r>
-        <w:t xml:space="preserve"> </w:t>
-      </w:r>
-      <w:r>
-        <w:t xml:space="preserve">Graves disease; Thyroid eye disease;</w:t>
-      </w:r>
-      <w:r>
-        <w:t xml:space="preserve"> </w:t>
-      </w:r>
-      <w:r>
-        <w:rPr>
-          <w:i/>
-          <w:iCs/>
-        </w:rPr>
-        <w:t xml:space="preserve">TSHR</w:t>
-      </w:r>
-      <w:r>
-        <w:t xml:space="preserve">;</w:t>
-      </w:r>
-      <w:r>
-        <w:t xml:space="preserve"> </w:t>
-      </w:r>
-      <w:r>
-        <w:rPr>
-          <w:i/>
-          <w:iCs/>
-        </w:rPr>
-        <w:t xml:space="preserve">IGF1R</w:t>
-      </w:r>
-      <w:r>
         <w:t xml:space="preserve">; Mendelian randomization; Colocalization</w:t>
       </w:r>
     </w:p>
-    <w:bookmarkEnd w:id="9"/>
-    <w:bookmarkStart w:id="10" w:name="introduction"/>
+    <w:bookmarkEnd w:id="20"/>
+    <w:bookmarkStart w:id="21" w:name="introduction"/>
     <w:p>
       <w:pPr>
         <w:pStyle w:val="Heading2"/>
@@ -423,8 +423,8 @@
       </w:r>
       <w:r>
         <w:rPr>
-          <w:i/>
-          <w:iCs/>
+          <w:iCs/>
+          <w:i/>
         </w:rPr>
         <w:t xml:space="preserve">IGF1R</w:t>
       </w:r>
@@ -439,8 +439,8 @@
       </w:r>
       <w:r>
         <w:rPr>
-          <w:i/>
-          <w:iCs/>
+          <w:iCs/>
+          <w:i/>
         </w:rPr>
         <w:t xml:space="preserve">TSHR</w:t>
       </w:r>
@@ -463,15 +463,47 @@
         <w:widowControl/>
       </w:pPr>
       <w:r>
-        <w:t xml:space="preserve">Mendelian randomization (MR) uses genetic variants associated with an exposure to study its relationship with disease [7]. Here, the exposure was blood gene expression. We also used colocalization, an analysis that asks whether the expression and disease associations are consistent with the same underlying genetic variant [8]. This additional check matters because neighbouring variants can be inherited together: an expression–disease association may otherwise reflect two linked signals rather than a shared signal. Prior MR and multi-omics studies have investigated molecular contributors to GD [9, 10], but the comparison between</w:t>
-      </w:r>
-      <w:r>
-        <w:t xml:space="preserve"> </w:t>
-      </w:r>
-      <w:r>
-        <w:rPr>
-          <w:i/>
-          <w:iCs/>
+        <w:t xml:space="preserve">Mendelian randomization (MR) uses genetic variants associated with an exposure to study its relationship with disease [7] — because the genetic variants a person inherits are assigned at conception in a way that mimics the random allocation of treatments in a clinical trial, this approach can support cause-and-effect inference without the confounding that affects ordinary observational studies. Here, the exposure was blood gene expression. We also used colocalization, an analysis that asks whether the expression and disease associations are consistent with the same underlying genetic variant [8] — two signals that sit near each other in a region of the genome can look connected simply because they are inherited together, rather than because they reflect one shared causal variant, and colocalization checks which explanation the data actually support. This additional check matters because, without it, an expression–disease association found by MR could reflect such a linked-but-distinct pair of signals rather than a truly shared one. The two analyses also report different kinds of numbers: MR results appear as odds ratios (ORs) with 95% confidence intervals and</w:t>
+      </w:r>
+      <w:r>
+        <w:t xml:space="preserve"> </w:t>
+      </w:r>
+      <w:r>
+        <w:rPr>
+          <w:iCs/>
+          <w:i/>
+        </w:rPr>
+        <w:t xml:space="preserve">P</w:t>
+      </w:r>
+      <w:r>
+        <w:t xml:space="preserve"> </w:t>
+      </w:r>
+      <w:r>
+        <w:t xml:space="preserve">values, in the same format as a standard clinical association study, while colocalization results appear instead as a posterior probability that the two signals share one causal variant — a different kind of number, and not a</w:t>
+      </w:r>
+      <w:r>
+        <w:t xml:space="preserve"> </w:t>
+      </w:r>
+      <w:r>
+        <w:rPr>
+          <w:iCs/>
+          <w:i/>
+        </w:rPr>
+        <w:t xml:space="preserve">P</w:t>
+      </w:r>
+      <w:r>
+        <w:t xml:space="preserve"> </w:t>
+      </w:r>
+      <w:r>
+        <w:t xml:space="preserve">value. Prior MR and multi-omics studies have investigated molecular contributors to GD [9, 10], but the comparison between</w:t>
+      </w:r>
+      <w:r>
+        <w:t xml:space="preserve"> </w:t>
+      </w:r>
+      <w:r>
+        <w:rPr>
+          <w:iCs/>
+          <w:i/>
         </w:rPr>
         <w:t xml:space="preserve">TSHR</w:t>
       </w:r>
@@ -486,8 +518,8 @@
       </w:r>
       <w:r>
         <w:rPr>
-          <w:i/>
-          <w:iCs/>
+          <w:iCs/>
+          <w:i/>
         </w:rPr>
         <w:t xml:space="preserve">IGF1R</w:t>
       </w:r>
@@ -504,15 +536,15 @@
         <w:widowControl/>
       </w:pPr>
       <w:r>
-        <w:t xml:space="preserve">We screened genes considered potentially druggable and compared</w:t>
-      </w:r>
-      <w:r>
-        <w:t xml:space="preserve"> </w:t>
-      </w:r>
-      <w:r>
-        <w:rPr>
-          <w:i/>
-          <w:iCs/>
+        <w:t xml:space="preserve">We screened genes considered potentially druggable — that is, genes encoding proteins, such as receptors or enzymes, that are plausible targets for an existing or future drug — and compared</w:t>
+      </w:r>
+      <w:r>
+        <w:t xml:space="preserve"> </w:t>
+      </w:r>
+      <w:r>
+        <w:rPr>
+          <w:iCs/>
+          <w:i/>
         </w:rPr>
         <w:t xml:space="preserve">TSHR</w:t>
       </w:r>
@@ -524,8 +556,8 @@
       </w:r>
       <w:r>
         <w:rPr>
-          <w:i/>
-          <w:iCs/>
+          <w:iCs/>
+          <w:i/>
         </w:rPr>
         <w:t xml:space="preserve">IGF1R</w:t>
       </w:r>
@@ -540,17 +572,17 @@
       </w:r>
       <w:r>
         <w:rPr>
-          <w:i/>
-          <w:iCs/>
+          <w:iCs/>
+          <w:i/>
         </w:rPr>
         <w:t xml:space="preserve">CTLA4</w:t>
       </w:r>
       <w:r>
-        <w:t xml:space="preserve">. Our primary question was whether genetically proxied expression was associated with GD and supported by a shared expression–disease variant. We then assessed broader hyperthyroidism and a Graves ophthalmopathy outcome. The study was designed to inform interpretation of genetic target evidence; it did not test a treatment or directly compare GD patients with and without TED.</w:t>
-      </w:r>
-    </w:p>
-    <w:bookmarkEnd w:id="10"/>
-    <w:bookmarkStart w:id="14" w:name="methods"/>
+        <w:t xml:space="preserve">. Our primary question was whether genetically proxied expression — a person’s blood gene-expression level as predicted from their own inherited genetic variants, used as a stand-in for a measurement that was not taken directly — was associated with GD and supported by a shared expression–disease variant. We then assessed broader hyperthyroidism and a Graves ophthalmopathy outcome. The study was designed to inform interpretation of genetic target evidence; it did not test a treatment or directly compare GD patients with and without TED.</w:t>
+      </w:r>
+    </w:p>
+    <w:bookmarkEnd w:id="21"/>
+    <w:bookmarkStart w:id="25" w:name="methods"/>
     <w:p>
       <w:pPr>
         <w:pStyle w:val="Heading2"/>
@@ -560,7 +592,7 @@
         <w:t xml:space="preserve">Methods</w:t>
       </w:r>
     </w:p>
-    <w:bookmarkStart w:id="11" w:name="study-design-and-data-sources"/>
+    <w:bookmarkStart w:id="22" w:name="study-design-and-data-sources"/>
     <w:p>
       <w:pPr>
         <w:pStyle w:val="Heading3"/>
@@ -592,8 +624,8 @@
       </w:r>
       <w:r>
         <w:rPr>
-          <w:i/>
-          <w:iCs/>
+          <w:iCs/>
+          <w:i/>
         </w:rPr>
         <w:t xml:space="preserve">TSHR</w:t>
       </w:r>
@@ -605,8 +637,8 @@
       </w:r>
       <w:r>
         <w:rPr>
-          <w:i/>
-          <w:iCs/>
+          <w:iCs/>
+          <w:i/>
         </w:rPr>
         <w:t xml:space="preserve">IGF1R</w:t>
       </w:r>
@@ -621,8 +653,8 @@
       </w:r>
       <w:r>
         <w:rPr>
-          <w:i/>
-          <w:iCs/>
+          <w:iCs/>
+          <w:i/>
         </w:rPr>
         <w:t xml:space="preserve">CTLA4</w:t>
       </w:r>
@@ -633,8 +665,8 @@
         <w:t xml:space="preserve">on biological and therapeutic grounds and evaluated them across all outcomes, regardless of discovery significance.</w:t>
       </w:r>
     </w:p>
-    <w:bookmarkEnd w:id="11"/>
-    <w:bookmarkStart w:id="12" w:name="Xde7a4c9df51558d6765a0c038cc491bef2cf2e0"/>
+    <w:bookmarkEnd w:id="22"/>
+    <w:bookmarkStart w:id="23" w:name="Xde7a4c9df51558d6765a0c038cc491bef2cf2e0"/>
     <w:p>
       <w:pPr>
         <w:pStyle w:val="Heading3"/>
@@ -657,8 +689,8 @@
       </w:r>
       <w:r>
         <w:rPr>
-          <w:i/>
-          <w:iCs/>
+          <w:iCs/>
+          <w:i/>
         </w:rPr>
         <w:t xml:space="preserve">P</w:t>
       </w:r>
@@ -682,8 +714,8 @@
       </w:r>
       <w:r>
         <w:rPr>
-          <w:i/>
-          <w:iCs/>
+          <w:iCs/>
+          <w:i/>
         </w:rPr>
         <w:t xml:space="preserve">P</w:t>
       </w:r>
@@ -698,8 +730,8 @@
       </w:r>
       <w:r>
         <w:rPr>
-          <w:i/>
-          <w:iCs/>
+          <w:iCs/>
+          <w:i/>
         </w:rPr>
         <w:t xml:space="preserve">P</w:t>
       </w:r>
@@ -714,8 +746,8 @@
       </w:r>
       <w:r>
         <w:rPr>
-          <w:i/>
-          <w:iCs/>
+          <w:iCs/>
+          <w:i/>
         </w:rPr>
         <w:t xml:space="preserve">P</w:t>
       </w:r>
@@ -739,8 +771,8 @@
       </w:r>
       <w:r>
         <w:rPr>
-          <w:i/>
-          <w:iCs/>
+          <w:iCs/>
+          <w:i/>
         </w:rPr>
         <w:t xml:space="preserve">P</w:t>
       </w:r>
@@ -755,8 +787,8 @@
       </w:r>
       <w:r>
         <w:rPr>
-          <w:i/>
-          <w:iCs/>
+          <w:iCs/>
+          <w:i/>
         </w:rPr>
         <w:t xml:space="preserve">TSHR</w:t>
       </w:r>
@@ -764,8 +796,8 @@
         <w:t xml:space="preserve">, cannot undergo instrument-based tests of pleiotropy. We did not perform a formal genetic directionality test [23]. The reporting checklist records other analyses that were unavailable or not undertaken.</w:t>
       </w:r>
     </w:p>
-    <w:bookmarkEnd w:id="12"/>
-    <w:bookmarkStart w:id="13" w:name="X9c48849c333067de336037a4d699e4422c93481"/>
+    <w:bookmarkEnd w:id="23"/>
+    <w:bookmarkStart w:id="24" w:name="X9c48849c333067de336037a4d699e4422c93481"/>
     <w:p>
       <w:pPr>
         <w:pStyle w:val="Heading3"/>
@@ -788,8 +820,8 @@
       </w:r>
       <w:r>
         <w:rPr>
-          <w:i/>
-          <w:iCs/>
+          <w:iCs/>
+          <w:i/>
         </w:rPr>
         <w:t xml:space="preserve">P</w:t>
       </w:r>
@@ -813,8 +845,8 @@
       </w:r>
       <w:r>
         <w:rPr>
-          <w:i/>
-          <w:iCs/>
+          <w:iCs/>
+          <w:i/>
         </w:rPr>
         <w:t xml:space="preserve">TSHR</w:t>
       </w:r>
@@ -838,8 +870,8 @@
       </w:r>
       <w:r>
         <w:rPr>
-          <w:i/>
-          <w:iCs/>
+          <w:iCs/>
+          <w:i/>
         </w:rPr>
         <w:t xml:space="preserve">P</w:t>
       </w:r>
@@ -868,9 +900,9 @@
         <w:t xml:space="preserve">Analyses used R 4.3.3, TwoSampleMR 0.7.4, coloc 5.2.3 and PLINK 1.9. Python reproduced the colocalization calculations for verification and frequency sensitivity. The instruments and complete numerical results are supplied in Supplementary Data 1–6. No prospective study registration was available.</w:t>
       </w:r>
     </w:p>
-    <w:bookmarkEnd w:id="13"/>
-    <w:bookmarkEnd w:id="14"/>
-    <w:bookmarkStart w:id="20" w:name="results"/>
+    <w:bookmarkEnd w:id="24"/>
+    <w:bookmarkEnd w:id="25"/>
+    <w:bookmarkStart w:id="31" w:name="results"/>
     <w:p>
       <w:pPr>
         <w:pStyle w:val="Heading2"/>
@@ -880,7 +912,7 @@
         <w:t xml:space="preserve">Results</w:t>
       </w:r>
     </w:p>
-    <w:bookmarkStart w:id="15" w:name="discovery-across-druggable-genes"/>
+    <w:bookmarkStart w:id="26" w:name="discovery-across-druggable-genes"/>
     <w:p>
       <w:pPr>
         <w:pStyle w:val="Heading3"/>
@@ -903,8 +935,8 @@
       </w:r>
       <w:r>
         <w:rPr>
-          <w:i/>
-          <w:iCs/>
+          <w:iCs/>
+          <w:i/>
         </w:rPr>
         <w:t xml:space="preserve">TSHR</w:t>
       </w:r>
@@ -916,8 +948,8 @@
       </w:r>
       <w:r>
         <w:rPr>
-          <w:i/>
-          <w:iCs/>
+          <w:iCs/>
+          <w:i/>
         </w:rPr>
         <w:t xml:space="preserve">CTLA4</w:t>
       </w:r>
@@ -925,8 +957,8 @@
         <w:t xml:space="preserve">, five genes in the major histocompatibility complex (MHC), and six additional candidates. The three biologically selected genes are compared in Table 2 and Figure 2, which aligns effect estimates with the corresponding shared-variant evidence.</w:t>
       </w:r>
     </w:p>
-    <w:bookmarkEnd w:id="15"/>
-    <w:bookmarkStart w:id="16" w:name="tshr"/>
+    <w:bookmarkEnd w:id="26"/>
+    <w:bookmarkStart w:id="27" w:name="tshr"/>
     <w:p>
       <w:pPr>
         <w:pStyle w:val="Heading3"/>
@@ -949,8 +981,8 @@
       </w:r>
       <w:r>
         <w:rPr>
-          <w:i/>
-          <w:iCs/>
+          <w:iCs/>
+          <w:i/>
         </w:rPr>
         <w:t xml:space="preserve">TSHR</w:t>
       </w:r>
@@ -965,8 +997,8 @@
       </w:r>
       <w:r>
         <w:rPr>
-          <w:i/>
-          <w:iCs/>
+          <w:iCs/>
+          <w:i/>
         </w:rPr>
         <w:t xml:space="preserve">P</w:t>
       </w:r>
@@ -981,8 +1013,8 @@
       </w:r>
       <w:r>
         <w:rPr>
-          <w:i/>
-          <w:iCs/>
+          <w:iCs/>
+          <w:i/>
         </w:rPr>
         <w:t xml:space="preserve">P</w:t>
       </w:r>
@@ -997,8 +1029,8 @@
       </w:r>
       <w:r>
         <w:rPr>
-          <w:i/>
-          <w:iCs/>
+          <w:iCs/>
+          <w:i/>
         </w:rPr>
         <w:t xml:space="preserve">P</w:t>
       </w:r>
@@ -1018,8 +1050,8 @@
         <w:t xml:space="preserve">Expression and disease showed strong shared-variant support in BBJ and FinnGen, with probabilities of 0.951 and 0.986, respectively. The highest-probability variant conditional on the shared-variant model was rs179252 in both. UKB did not show the same support (0.226), despite a strong MR association. Under the single-causal-variant model, the UKB posterior favoured distinct variants (PP.H3 = 0.774); this does not establish the number of independent regional signals. Thus, a highly significant MR result alone did not establish a shared genetic signal in every outcome. The contrast is visible in Figure 2: the MR estimates all favoured lower odds, whereas the UKB posterior favoured distinct expression and disease variants. This discordance was not resolved by substituting cohort allele frequencies.</w:t>
       </w:r>
     </w:p>
-    <w:bookmarkEnd w:id="16"/>
-    <w:bookmarkStart w:id="17" w:name="igf1r"/>
+    <w:bookmarkEnd w:id="27"/>
+    <w:bookmarkStart w:id="28" w:name="igf1r"/>
     <w:p>
       <w:pPr>
         <w:pStyle w:val="Heading3"/>
@@ -1042,8 +1074,8 @@
       </w:r>
       <w:r>
         <w:rPr>
-          <w:i/>
-          <w:iCs/>
+          <w:iCs/>
+          <w:i/>
         </w:rPr>
         <w:t xml:space="preserve">IGF1R</w:t>
       </w:r>
@@ -1058,8 +1090,8 @@
       </w:r>
       <w:r>
         <w:rPr>
-          <w:i/>
-          <w:iCs/>
+          <w:iCs/>
+          <w:i/>
         </w:rPr>
         <w:t xml:space="preserve">P</w:t>
       </w:r>
@@ -1074,8 +1106,8 @@
       </w:r>
       <w:r>
         <w:rPr>
-          <w:i/>
-          <w:iCs/>
+          <w:iCs/>
+          <w:i/>
         </w:rPr>
         <w:t xml:space="preserve">P</w:t>
       </w:r>
@@ -1090,8 +1122,8 @@
       </w:r>
       <w:r>
         <w:rPr>
-          <w:i/>
-          <w:iCs/>
+          <w:iCs/>
+          <w:i/>
         </w:rPr>
         <w:t xml:space="preserve">P</w:t>
       </w:r>
@@ -1115,8 +1147,8 @@
       </w:r>
       <w:r>
         <w:rPr>
-          <w:i/>
-          <w:iCs/>
+          <w:iCs/>
+          <w:i/>
         </w:rPr>
         <w:t xml:space="preserve">IGF1R</w:t>
       </w:r>
@@ -1131,8 +1163,8 @@
       </w:r>
       <w:r>
         <w:rPr>
-          <w:i/>
-          <w:iCs/>
+          <w:iCs/>
+          <w:i/>
         </w:rPr>
         <w:t xml:space="preserve">P</w:t>
       </w:r>
@@ -1147,8 +1179,8 @@
       </w:r>
       <w:r>
         <w:rPr>
-          <w:i/>
-          <w:iCs/>
+          <w:iCs/>
+          <w:i/>
         </w:rPr>
         <w:t xml:space="preserve">P</w:t>
       </w:r>
@@ -1163,8 +1195,8 @@
       </w:r>
       <w:r>
         <w:rPr>
-          <w:i/>
-          <w:iCs/>
+          <w:iCs/>
+          <w:i/>
         </w:rPr>
         <w:t xml:space="preserve">IGF1R</w:t>
       </w:r>
@@ -1179,8 +1211,8 @@
       </w:r>
       <w:r>
         <w:rPr>
-          <w:i/>
-          <w:iCs/>
+          <w:iCs/>
+          <w:i/>
         </w:rPr>
         <w:t xml:space="preserve">TSHR</w:t>
       </w:r>
@@ -1195,8 +1227,8 @@
       </w:r>
       <w:r>
         <w:rPr>
-          <w:i/>
-          <w:iCs/>
+          <w:iCs/>
+          <w:i/>
         </w:rPr>
         <w:t xml:space="preserve">IGF1R</w:t>
       </w:r>
@@ -1207,8 +1239,8 @@
         <w:t xml:space="preserve">has no inherited contribution.</w:t>
       </w:r>
     </w:p>
-    <w:bookmarkEnd w:id="17"/>
-    <w:bookmarkStart w:id="18" w:name="ctla4-and-additional-candidates"/>
+    <w:bookmarkEnd w:id="28"/>
+    <w:bookmarkStart w:id="29" w:name="ctla4-and-additional-candidates"/>
     <w:p>
       <w:pPr>
         <w:pStyle w:val="Heading3"/>
@@ -1231,8 +1263,8 @@
       </w:r>
       <w:r>
         <w:rPr>
-          <w:i/>
-          <w:iCs/>
+          <w:iCs/>
+          <w:i/>
         </w:rPr>
         <w:t xml:space="preserve">CTLA4</w:t>
       </w:r>
@@ -1247,8 +1279,8 @@
       </w:r>
       <w:r>
         <w:rPr>
-          <w:i/>
-          <w:iCs/>
+          <w:iCs/>
+          <w:i/>
         </w:rPr>
         <w:t xml:space="preserve">P</w:t>
       </w:r>
@@ -1263,8 +1295,8 @@
       </w:r>
       <w:r>
         <w:rPr>
-          <w:i/>
-          <w:iCs/>
+          <w:iCs/>
+          <w:i/>
         </w:rPr>
         <w:t xml:space="preserve">P</w:t>
       </w:r>
@@ -1279,8 +1311,8 @@
       </w:r>
       <w:r>
         <w:rPr>
-          <w:i/>
-          <w:iCs/>
+          <w:iCs/>
+          <w:i/>
         </w:rPr>
         <w:t xml:space="preserve">P</w:t>
       </w:r>
@@ -1295,8 +1327,8 @@
       </w:r>
       <w:r>
         <w:rPr>
-          <w:i/>
-          <w:iCs/>
+          <w:iCs/>
+          <w:i/>
         </w:rPr>
         <w:t xml:space="preserve">CTLA4</w:t>
       </w:r>
@@ -1320,8 +1352,8 @@
       </w:r>
       <w:r>
         <w:rPr>
-          <w:i/>
-          <w:iCs/>
+          <w:iCs/>
+          <w:i/>
         </w:rPr>
         <w:t xml:space="preserve">TNFSF14</w:t>
       </w:r>
@@ -1336,8 +1368,8 @@
       </w:r>
       <w:r>
         <w:rPr>
-          <w:i/>
-          <w:iCs/>
+          <w:iCs/>
+          <w:i/>
         </w:rPr>
         <w:t xml:space="preserve">IFNGR1</w:t>
       </w:r>
@@ -1352,8 +1384,8 @@
       </w:r>
       <w:r>
         <w:rPr>
-          <w:i/>
-          <w:iCs/>
+          <w:iCs/>
+          <w:i/>
         </w:rPr>
         <w:t xml:space="preserve">TNFSF14</w:t>
       </w:r>
@@ -1365,8 +1397,8 @@
       </w:r>
       <w:r>
         <w:rPr>
-          <w:i/>
-          <w:iCs/>
+          <w:iCs/>
+          <w:i/>
         </w:rPr>
         <w:t xml:space="preserve">P</w:t>
       </w:r>
@@ -1381,8 +1413,8 @@
       </w:r>
       <w:r>
         <w:rPr>
-          <w:i/>
-          <w:iCs/>
+          <w:iCs/>
+          <w:i/>
         </w:rPr>
         <w:t xml:space="preserve">MAPKAPK5</w:t>
       </w:r>
@@ -1393,8 +1425,8 @@
         <w:t xml:space="preserve">also failed the shared-variant criterion despite passing the MR discovery threshold. Thus, the absence of an additional qualifying candidate resulted from examining the combined evidence, rather than from an absence of significant MR associations. All 13 discovery estimates and their classification are shown in Table 3; full comparisons are in Supplementary Data 2–3.</w:t>
       </w:r>
     </w:p>
-    <w:bookmarkEnd w:id="18"/>
-    <w:bookmarkStart w:id="19" w:name="robustness-and-detectable-effects"/>
+    <w:bookmarkEnd w:id="29"/>
+    <w:bookmarkStart w:id="30" w:name="robustness-and-detectable-effects"/>
     <w:p>
       <w:pPr>
         <w:pStyle w:val="Heading3"/>
@@ -1417,8 +1449,8 @@
       </w:r>
       <w:r>
         <w:rPr>
-          <w:i/>
-          <w:iCs/>
+          <w:iCs/>
+          <w:i/>
         </w:rPr>
         <w:t xml:space="preserve">IGF1R</w:t>
       </w:r>
@@ -1430,8 +1462,8 @@
       </w:r>
       <w:r>
         <w:rPr>
-          <w:i/>
-          <w:iCs/>
+          <w:iCs/>
+          <w:i/>
         </w:rPr>
         <w:t xml:space="preserve">P</w:t>
       </w:r>
@@ -1443,8 +1475,8 @@
       </w:r>
       <w:r>
         <w:rPr>
-          <w:i/>
-          <w:iCs/>
+          <w:iCs/>
+          <w:i/>
         </w:rPr>
         <w:t xml:space="preserve">P</w:t>
       </w:r>
@@ -1459,8 +1491,8 @@
       </w:r>
       <w:r>
         <w:rPr>
-          <w:i/>
-          <w:iCs/>
+          <w:iCs/>
+          <w:i/>
         </w:rPr>
         <w:t xml:space="preserve">TSHR</w:t>
       </w:r>
@@ -1475,8 +1507,8 @@
       </w:r>
       <w:r>
         <w:rPr>
-          <w:i/>
-          <w:iCs/>
+          <w:iCs/>
+          <w:i/>
         </w:rPr>
         <w:t xml:space="preserve">TSHR</w:t>
       </w:r>
@@ -1500,8 +1532,8 @@
       </w:r>
       <w:r>
         <w:rPr>
-          <w:i/>
-          <w:iCs/>
+          <w:iCs/>
+          <w:i/>
         </w:rPr>
         <w:t xml:space="preserve">P</w:t>
       </w:r>
@@ -1512,9 +1544,9 @@
         <w:t xml:space="preserve">values in Table 2 should guide interpretation of the observed associations. These calculations describe MR association detection, not the probability of passing the complete colocalization filter. Failure to identify an additional candidate does not exclude moderate or other undetected genetic effects.</w:t>
       </w:r>
     </w:p>
-    <w:bookmarkEnd w:id="19"/>
-    <w:bookmarkEnd w:id="20"/>
-    <w:bookmarkStart w:id="23" w:name="discussion"/>
+    <w:bookmarkEnd w:id="30"/>
+    <w:bookmarkEnd w:id="31"/>
+    <w:bookmarkStart w:id="34" w:name="discussion"/>
     <w:p>
       <w:pPr>
         <w:pStyle w:val="Heading2"/>
@@ -1537,8 +1569,8 @@
       </w:r>
       <w:r>
         <w:rPr>
-          <w:i/>
-          <w:iCs/>
+          <w:iCs/>
+          <w:i/>
         </w:rPr>
         <w:t xml:space="preserve">TSHR</w:t>
       </w:r>
@@ -1553,8 +1585,8 @@
       </w:r>
       <w:r>
         <w:rPr>
-          <w:i/>
-          <w:iCs/>
+          <w:iCs/>
+          <w:i/>
         </w:rPr>
         <w:t xml:space="preserve">IGF1R</w:t>
       </w:r>
@@ -1569,8 +1601,8 @@
       </w:r>
       <w:r>
         <w:rPr>
-          <w:i/>
-          <w:iCs/>
+          <w:iCs/>
+          <w:i/>
         </w:rPr>
         <w:t xml:space="preserve">TSHR</w:t>
       </w:r>
@@ -1585,8 +1617,8 @@
       </w:r>
       <w:r>
         <w:rPr>
-          <w:i/>
-          <w:iCs/>
+          <w:iCs/>
+          <w:i/>
         </w:rPr>
         <w:t xml:space="preserve">IGF1R</w:t>
       </w:r>
@@ -1619,8 +1651,8 @@
       </w:r>
       <w:r>
         <w:rPr>
-          <w:i/>
-          <w:iCs/>
+          <w:iCs/>
+          <w:i/>
         </w:rPr>
         <w:t xml:space="preserve">TSHR</w:t>
       </w:r>
@@ -1635,8 +1667,8 @@
       </w:r>
       <w:r>
         <w:rPr>
-          <w:i/>
-          <w:iCs/>
+          <w:iCs/>
+          <w:i/>
         </w:rPr>
         <w:t xml:space="preserve">TSHR</w:t>
       </w:r>
@@ -1660,8 +1692,8 @@
       </w:r>
       <w:r>
         <w:rPr>
-          <w:i/>
-          <w:iCs/>
+          <w:iCs/>
+          <w:i/>
         </w:rPr>
         <w:t xml:space="preserve">TSHR</w:t>
       </w:r>
@@ -1676,8 +1708,8 @@
       </w:r>
       <w:r>
         <w:rPr>
-          <w:i/>
-          <w:iCs/>
+          <w:iCs/>
+          <w:i/>
         </w:rPr>
         <w:t xml:space="preserve">CTLA4</w:t>
       </w:r>
@@ -1701,8 +1733,8 @@
       </w:r>
       <w:r>
         <w:rPr>
-          <w:i/>
-          <w:iCs/>
+          <w:iCs/>
+          <w:i/>
         </w:rPr>
         <w:t xml:space="preserve">CTLA4</w:t>
       </w:r>
@@ -1717,8 +1749,8 @@
       </w:r>
       <w:r>
         <w:rPr>
-          <w:i/>
-          <w:iCs/>
+          <w:iCs/>
+          <w:i/>
         </w:rPr>
         <w:t xml:space="preserve">TNFSF14</w:t>
       </w:r>
@@ -1733,8 +1765,8 @@
       </w:r>
       <w:r>
         <w:rPr>
-          <w:i/>
-          <w:iCs/>
+          <w:iCs/>
+          <w:i/>
         </w:rPr>
         <w:t xml:space="preserve">IFNGR1</w:t>
       </w:r>
@@ -1758,8 +1790,8 @@
       </w:r>
       <w:r>
         <w:rPr>
-          <w:i/>
-          <w:iCs/>
+          <w:iCs/>
+          <w:i/>
         </w:rPr>
         <w:t xml:space="preserve">IGF1R</w:t>
       </w:r>
@@ -1774,8 +1806,8 @@
       </w:r>
       <w:r>
         <w:rPr>
-          <w:i/>
-          <w:iCs/>
+          <w:iCs/>
+          <w:i/>
         </w:rPr>
         <w:t xml:space="preserve">CTLA4</w:t>
       </w:r>
@@ -1790,8 +1822,8 @@
       </w:r>
       <w:r>
         <w:rPr>
-          <w:i/>
-          <w:iCs/>
+          <w:iCs/>
+          <w:i/>
         </w:rPr>
         <w:t xml:space="preserve">TSHR</w:t>
       </w:r>
@@ -1811,7 +1843,7 @@
         <w:t xml:space="preserve">The clinical question remains why some patients with GD develop eye disease. Established clinical risk factors and disease context discussed in the TED literature [1, 2] cannot be quantified from these summary statistics, and our analysis does not apportion genetic versus non-genetic risk. A direct GD-with-TED versus GD-without-TED comparison is needed to isolate eye-disease susceptibility. Similar effects in two population-control GWAS would not by themselves resolve this issue because the phenotypes and participants can overlap. Larger molecular datasets from relevant cell types could test whether the blood-derived signals transfer to thymus or orbital tissue. The present orbital observations—four TED samples and one control—remain descriptive and cannot establish that transfer or distinguish causes from consequences of established disease.</w:t>
       </w:r>
     </w:p>
-    <w:bookmarkStart w:id="21" w:name="limitations"/>
+    <w:bookmarkStart w:id="32" w:name="limitations"/>
     <w:p>
       <w:pPr>
         <w:pStyle w:val="Heading3"/>
@@ -1843,8 +1875,8 @@
       </w:r>
       <w:r>
         <w:rPr>
-          <w:i/>
-          <w:iCs/>
+          <w:iCs/>
+          <w:i/>
         </w:rPr>
         <w:t xml:space="preserve">TSHR</w:t>
       </w:r>
@@ -1859,8 +1891,8 @@
       </w:r>
       <w:r>
         <w:rPr>
-          <w:i/>
-          <w:iCs/>
+          <w:iCs/>
+          <w:i/>
         </w:rPr>
         <w:t xml:space="preserve">TSHR</w:t>
       </w:r>
@@ -1875,8 +1907,8 @@
       </w:r>
       <w:r>
         <w:rPr>
-          <w:i/>
-          <w:iCs/>
+          <w:iCs/>
+          <w:i/>
         </w:rPr>
         <w:t xml:space="preserve">TSHR</w:t>
       </w:r>
@@ -1887,8 +1919,8 @@
         <w:t xml:space="preserve">in BBJ. Multi-variant colocalization, genetic directionality, formal colocalization power and the probability of passing the combined filter were not evaluated. In particular, the UKB TSHR and BBJ CTLA4 discordances remain unresolved by a multi-signal model. Together with the screen’s limited MR detection range, these constraints leave smaller or otherwise undetected genetic effects unresolved.</w:t>
       </w:r>
     </w:p>
-    <w:bookmarkEnd w:id="21"/>
-    <w:bookmarkStart w:id="22" w:name="conclusions"/>
+    <w:bookmarkEnd w:id="32"/>
+    <w:bookmarkStart w:id="33" w:name="conclusions"/>
     <w:p>
       <w:pPr>
         <w:pStyle w:val="Heading3"/>
@@ -1911,8 +1943,8 @@
       </w:r>
       <w:r>
         <w:rPr>
-          <w:i/>
-          <w:iCs/>
+          <w:iCs/>
+          <w:i/>
         </w:rPr>
         <w:t xml:space="preserve">TSHR</w:t>
       </w:r>
@@ -1927,8 +1959,8 @@
       </w:r>
       <w:r>
         <w:rPr>
-          <w:i/>
-          <w:iCs/>
+          <w:iCs/>
+          <w:i/>
         </w:rPr>
         <w:t xml:space="preserve">IGF1R</w:t>
       </w:r>
@@ -1943,8 +1975,8 @@
       </w:r>
       <w:r>
         <w:rPr>
-          <w:i/>
-          <w:iCs/>
+          <w:iCs/>
+          <w:i/>
         </w:rPr>
         <w:t xml:space="preserve">IGF1R</w:t>
       </w:r>
@@ -1959,8 +1991,8 @@
       </w:r>
       <w:r>
         <w:rPr>
-          <w:i/>
-          <w:iCs/>
+          <w:iCs/>
+          <w:i/>
         </w:rPr>
         <w:t xml:space="preserve">TSHR</w:t>
       </w:r>
@@ -1971,9 +2003,9 @@
         <w:t xml:space="preserve">result. They support further investigation in relevant tissues and a direct comparison of GD patients with and without TED; they do not establish treatment direction or expected clinical benefit.</w:t>
       </w:r>
     </w:p>
-    <w:bookmarkEnd w:id="22"/>
-    <w:bookmarkEnd w:id="23"/>
-    <w:bookmarkStart w:id="24" w:name="declarations"/>
+    <w:bookmarkEnd w:id="33"/>
+    <w:bookmarkEnd w:id="34"/>
+    <w:bookmarkStart w:id="35" w:name="declarations"/>
     <w:p>
       <w:pPr>
         <w:pStyle w:val="Heading2"/>
@@ -1990,16 +2022,35 @@
       </w:pPr>
       <w:r>
         <w:rPr>
+          <w:bCs/>
           <w:b/>
+        </w:rPr>
+        <w:t xml:space="preserve">Funding.</w:t>
+      </w:r>
+      <w:r>
+        <w:t xml:space="preserve"> </w:t>
+      </w:r>
+      <w:r>
+        <w:t xml:space="preserve">This research received no specific grant from any funding agency in the public, commercial, or not-for-profit sectors.</w:t>
+      </w:r>
+    </w:p>
+    <w:p>
+      <w:pPr>
+        <w:pStyle w:val="BodyText"/>
+        <w:widowControl/>
+      </w:pPr>
+      <w:r>
+        <w:rPr>
           <w:bCs/>
-        </w:rPr>
-        <w:t xml:space="preserve">Funding.</w:t>
-      </w:r>
-      <w:r>
-        <w:t xml:space="preserve"> </w:t>
-      </w:r>
-      <w:r>
-        <w:t xml:space="preserve">This research received no specific grant from any funding agency in the public, commercial, or not-for-profit sectors.</w:t>
+          <w:b/>
+        </w:rPr>
+        <w:t xml:space="preserve">Conflict of interest.</w:t>
+      </w:r>
+      <w:r>
+        <w:t xml:space="preserve"> </w:t>
+      </w:r>
+      <w:r>
+        <w:t xml:space="preserve">The authors declare that they have no conflict of interest.</w:t>
       </w:r>
     </w:p>
     <w:p>
@@ -2009,16 +2060,35 @@
       </w:pPr>
       <w:r>
         <w:rPr>
+          <w:bCs/>
           <w:b/>
+        </w:rPr>
+        <w:t xml:space="preserve">Ethics approval.</w:t>
+      </w:r>
+      <w:r>
+        <w:t xml:space="preserve"> </w:t>
+      </w:r>
+      <w:r>
+        <w:t xml:space="preserve">This study used publicly available, de-identified summary statistics and an institutionally approved orbital tissue dataset. The in-house orbital transcriptomic component was approved by the Institutional Review Board of Pusan National University Hospital (approval number 2104-018-102) and was conducted in accordance with the Declaration of Helsinki.</w:t>
+      </w:r>
+    </w:p>
+    <w:p>
+      <w:pPr>
+        <w:pStyle w:val="BodyText"/>
+        <w:widowControl/>
+      </w:pPr>
+      <w:r>
+        <w:rPr>
           <w:bCs/>
-        </w:rPr>
-        <w:t xml:space="preserve">Conflict of interest.</w:t>
-      </w:r>
-      <w:r>
-        <w:t xml:space="preserve"> </w:t>
-      </w:r>
-      <w:r>
-        <w:t xml:space="preserve">The authors declare that they have no conflict of interest.</w:t>
+          <w:b/>
+        </w:rPr>
+        <w:t xml:space="preserve">Informed consent.</w:t>
+      </w:r>
+      <w:r>
+        <w:t xml:space="preserve"> </w:t>
+      </w:r>
+      <w:r>
+        <w:t xml:space="preserve">Written informed consent was obtained from all individual participants included in the in-house orbital tissue study.</w:t>
       </w:r>
     </w:p>
     <w:p>
@@ -2028,16 +2098,48 @@
       </w:pPr>
       <w:r>
         <w:rPr>
+          <w:bCs/>
           <w:b/>
+        </w:rPr>
+        <w:t xml:space="preserve">Data availability.</w:t>
+      </w:r>
+      <w:r>
+        <w:t xml:space="preserve"> </w:t>
+      </w:r>
+      <w:r>
+        <w:t xml:space="preserve">Instruments, primary MR and colocalization results, and sensitivity results are supplied as Supplementary Data 1–6. Analysis code is available from the corresponding author on reasonable request. Public summary statistics analyzed in this study are available from their original repositories: blood</w:t>
+      </w:r>
+      <w:r>
+        <w:t xml:space="preserve"> </w:t>
+      </w:r>
+      <w:r>
+        <w:rPr>
+          <w:iCs/>
+          <w:i/>
+        </w:rPr>
+        <w:t xml:space="preserve">cis</w:t>
+      </w:r>
+      <w:r>
+        <w:t xml:space="preserve">-eQTL data from the eQTLGen Consortium, the Biobank Japan Graves disease and UK Biobank hyperthyroidism genome-wide association statistics through the GWAS Catalog, and the FinnGen Release 12 Graves ophthalmopathy statistics from FinnGen. The in-house orbital RNA-seq data are available from the corresponding author on reasonable request, subject to institutional and ethical restrictions.</w:t>
+      </w:r>
+    </w:p>
+    <w:p>
+      <w:pPr>
+        <w:pStyle w:val="BodyText"/>
+        <w:widowControl/>
+      </w:pPr>
+      <w:r>
+        <w:rPr>
           <w:bCs/>
-        </w:rPr>
-        <w:t xml:space="preserve">Ethics approval.</w:t>
-      </w:r>
-      <w:r>
-        <w:t xml:space="preserve"> </w:t>
-      </w:r>
-      <w:r>
-        <w:t xml:space="preserve">This study used publicly available, de-identified summary statistics and an institutionally approved orbital tissue dataset. The in-house orbital transcriptomic component was approved by the Institutional Review Board of Pusan National University Hospital (approval number 2104-018-102) and was conducted in accordance with the Declaration of Helsinki.</w:t>
+          <w:b/>
+        </w:rPr>
+        <w:t xml:space="preserve">Author contributions.</w:t>
+      </w:r>
+      <w:r>
+        <w:t xml:space="preserve"> </w:t>
+      </w:r>
+      <w:r>
+        <w:t xml:space="preserve">J.P. conceived and designed the study, performed the analyses, and drafted the manuscript. M.-S.K. contributed to data collection and interpretation. K.-H.S. and S.-W.Y. supervised the study and revised the manuscript.</w:t>
       </w:r>
     </w:p>
     <w:p>
@@ -2047,78 +2149,8 @@
       </w:pPr>
       <w:r>
         <w:rPr>
+          <w:bCs/>
           <w:b/>
-          <w:bCs/>
-        </w:rPr>
-        <w:t xml:space="preserve">Informed consent.</w:t>
-      </w:r>
-      <w:r>
-        <w:t xml:space="preserve"> </w:t>
-      </w:r>
-      <w:r>
-        <w:t xml:space="preserve">Written informed consent was obtained from all individual participants included in the in-house orbital tissue study.</w:t>
-      </w:r>
-    </w:p>
-    <w:p>
-      <w:pPr>
-        <w:pStyle w:val="BodyText"/>
-        <w:widowControl/>
-      </w:pPr>
-      <w:r>
-        <w:rPr>
-          <w:b/>
-          <w:bCs/>
-        </w:rPr>
-        <w:t xml:space="preserve">Data availability.</w:t>
-      </w:r>
-      <w:r>
-        <w:t xml:space="preserve"> </w:t>
-      </w:r>
-      <w:r>
-        <w:t xml:space="preserve">Instruments, primary MR and colocalization results, and sensitivity results are supplied as Supplementary Data 1–6. Analysis code is available from the corresponding author on reasonable request. Public summary statistics analyzed in this study are available from their original repositories: blood</w:t>
-      </w:r>
-      <w:r>
-        <w:t xml:space="preserve"> </w:t>
-      </w:r>
-      <w:r>
-        <w:rPr>
-          <w:i/>
-          <w:iCs/>
-        </w:rPr>
-        <w:t xml:space="preserve">cis</w:t>
-      </w:r>
-      <w:r>
-        <w:t xml:space="preserve">-eQTL data from the eQTLGen Consortium, the Biobank Japan Graves disease and UK Biobank hyperthyroidism genome-wide association statistics through the GWAS Catalog, and the FinnGen Release 12 Graves ophthalmopathy statistics from FinnGen. The in-house orbital RNA-seq data are available from the corresponding author on reasonable request, subject to institutional and ethical restrictions.</w:t>
-      </w:r>
-    </w:p>
-    <w:p>
-      <w:pPr>
-        <w:pStyle w:val="BodyText"/>
-        <w:widowControl/>
-      </w:pPr>
-      <w:r>
-        <w:rPr>
-          <w:b/>
-          <w:bCs/>
-        </w:rPr>
-        <w:t xml:space="preserve">Author contributions.</w:t>
-      </w:r>
-      <w:r>
-        <w:t xml:space="preserve"> </w:t>
-      </w:r>
-      <w:r>
-        <w:t xml:space="preserve">J.P. conceived and designed the study, performed the analyses, and drafted the manuscript. M.-S.K. contributed to data collection and interpretation. K.-H.S. and S.-W.Y. supervised the study and revised the manuscript.</w:t>
-      </w:r>
-    </w:p>
-    <w:p>
-      <w:pPr>
-        <w:pStyle w:val="BodyText"/>
-        <w:widowControl/>
-      </w:pPr>
-      <w:r>
-        <w:rPr>
-          <w:b/>
-          <w:bCs/>
         </w:rPr>
         <w:t xml:space="preserve">Acknowledgements.</w:t>
       </w:r>
@@ -2129,8 +2161,8 @@
         <w:t xml:space="preserve">We thank the eQTLGen Consortium, Biobank Japan, the UK Biobank, and the FinnGen study and its participants for making their summary statistics publicly available. We acknowledge the GWAS Catalog for hosting and distributing the genome-wide association summary statistics used as outcome data.</w:t>
       </w:r>
     </w:p>
-    <w:bookmarkEnd w:id="24"/>
-    <w:bookmarkStart w:id="25" w:name="references"/>
+    <w:bookmarkEnd w:id="35"/>
+    <w:bookmarkStart w:id="36" w:name="references"/>
     <w:p>
       <w:pPr>
         <w:pStyle w:val="Heading2"/>
@@ -2537,8 +2569,8 @@
         <w:t xml:space="preserve">Wallace C. A more accurate method for colocalisation analysis allowing for multiple causal variants. PLoS Genet. 2021;17:e1009440. doi:10.1371/journal.pgen.1009440.</w:t>
       </w:r>
     </w:p>
-    <w:bookmarkEnd w:id="25"/>
-    <w:bookmarkStart w:id="26" w:name="figure-legends"/>
+    <w:bookmarkEnd w:id="36"/>
+    <w:bookmarkStart w:id="37" w:name="figure-legends"/>
     <w:p>
       <w:pPr>
         <w:pStyle w:val="Heading2"/>
@@ -2556,24 +2588,104 @@
       </w:pPr>
       <w:r>
         <w:rPr>
+          <w:bCs/>
           <w:b/>
+        </w:rPr>
+        <w:t xml:space="preserve">Figure 1. Study design and the druggable-gene association screen.</w:t>
+      </w:r>
+      <w:r>
+        <w:t xml:space="preserve"> </w:t>
+      </w:r>
+      <w:r>
+        <w:t xml:space="preserve">(A) Gene selection and discovery flow. Genes with independent blood-expression instruments were evaluated across the outcome hierarchy; genes without estimable BBJ results were not treated as negative. (B) Gene-level MR associations in BBJ Graves disease, plotted by the GRCh37 position of each gene’s strongest selected expression instrument. Each point represents one gene, not a SNP association. The horizontal line marks the discovery threshold of</w:t>
+      </w:r>
+      <w:r>
+        <w:t xml:space="preserve"> </w:t>
+      </w:r>
+      <w:r>
+        <w:rPr>
+          <w:iCs/>
+          <w:i/>
+        </w:rPr>
+        <w:t xml:space="preserve">P</w:t>
+      </w:r>
+      <w:r>
+        <w:t xml:space="preserve"> </w:t>
+      </w:r>
+      <w:r>
+        <w:t xml:space="preserve">&lt; 0.05/2,544; all 2,234 estimable genes are plotted and all 13 discovery genes are labelled.</w:t>
+      </w:r>
+      <w:r>
+        <w:t xml:space="preserve"> </w:t>
+      </w:r>
+      <w:r>
+        <w:rPr>
+          <w:iCs/>
+          <w:i/>
+        </w:rPr>
+        <w:t xml:space="preserve">TSHR</w:t>
+      </w:r>
+      <w:r>
+        <w:t xml:space="preserve">,</w:t>
+      </w:r>
+      <w:r>
+        <w:t xml:space="preserve"> </w:t>
+      </w:r>
+      <w:r>
+        <w:rPr>
+          <w:iCs/>
+          <w:i/>
+        </w:rPr>
+        <w:t xml:space="preserve">IGF1R</w:t>
+      </w:r>
+      <w:r>
+        <w:t xml:space="preserve"> </w:t>
+      </w:r>
+      <w:r>
+        <w:t xml:space="preserve">and</w:t>
+      </w:r>
+      <w:r>
+        <w:t xml:space="preserve"> </w:t>
+      </w:r>
+      <w:r>
+        <w:rPr>
+          <w:iCs/>
+          <w:i/>
+        </w:rPr>
+        <w:t xml:space="preserve">CTLA4</w:t>
+      </w:r>
+      <w:r>
+        <w:t xml:space="preserve"> </w:t>
+      </w:r>
+      <w:r>
+        <w:t xml:space="preserve">are highlighted as the three biologically selected genes. Their selection for comparison did not depend on discovery significance.</w:t>
+      </w:r>
+    </w:p>
+    <w:p>
+      <w:pPr>
+        <w:pStyle w:val="BodyText"/>
+        <w:widowControl/>
+      </w:pPr>
+      <w:r>
+        <w:rPr>
           <w:bCs/>
-        </w:rPr>
-        <w:t xml:space="preserve">Figure 1. Study design and the druggable-gene association screen.</w:t>
-      </w:r>
-      <w:r>
-        <w:t xml:space="preserve"> </w:t>
-      </w:r>
-      <w:r>
-        <w:t xml:space="preserve">(A) Gene selection and discovery flow. Genes with independent blood-expression instruments were evaluated across the outcome hierarchy; genes without estimable BBJ results were not treated as negative. (B) Gene-level MR associations in BBJ Graves disease, plotted by the GRCh37 position of each gene’s strongest selected expression instrument. Each point represents one gene, not a SNP association. The horizontal line marks the discovery threshold of</w:t>
-      </w:r>
-      <w:r>
-        <w:t xml:space="preserve"> </w:t>
-      </w:r>
-      <w:r>
-        <w:rPr>
-          <w:i/>
-          <w:iCs/>
+          <w:b/>
+        </w:rPr>
+        <w:t xml:space="preserve">Figure 2. Association estimates and regional genetic evidence for the three selected genes.</w:t>
+      </w:r>
+      <w:r>
+        <w:t xml:space="preserve"> </w:t>
+      </w:r>
+      <w:r>
+        <w:t xml:space="preserve">(A) Primary ORs and 95% CIs, with corresponding two-sided</w:t>
+      </w:r>
+      <w:r>
+        <w:t xml:space="preserve"> </w:t>
+      </w:r>
+      <w:r>
+        <w:rPr>
+          <w:iCs/>
+          <w:i/>
         </w:rPr>
         <w:t xml:space="preserve">P</w:t>
       </w:r>
@@ -2581,15 +2693,111 @@
         <w:t xml:space="preserve"> </w:t>
       </w:r>
       <w:r>
-        <w:t xml:space="preserve">&lt; 0.05/2,544; all 2,234 estimable genes are plotted and all 13 discovery genes are labelled.</w:t>
-      </w:r>
-      <w:r>
-        <w:t xml:space="preserve"> </w:t>
-      </w:r>
-      <w:r>
-        <w:rPr>
-          <w:i/>
-          <w:iCs/>
+        <w:t xml:space="preserve">values. Bold</w:t>
+      </w:r>
+      <w:r>
+        <w:t xml:space="preserve"> </w:t>
+      </w:r>
+      <w:r>
+        <w:rPr>
+          <w:iCs/>
+          <w:i/>
+        </w:rPr>
+        <w:t xml:space="preserve">P</w:t>
+      </w:r>
+      <w:r>
+        <w:t xml:space="preserve"> </w:t>
+      </w:r>
+      <w:r>
+        <w:t xml:space="preserve">values and asterisks (*) indicate nominal</w:t>
+      </w:r>
+      <w:r>
+        <w:t xml:space="preserve"> </w:t>
+      </w:r>
+      <w:r>
+        <w:rPr>
+          <w:iCs/>
+          <w:i/>
+        </w:rPr>
+        <w:t xml:space="preserve">P</w:t>
+      </w:r>
+      <w:r>
+        <w:t xml:space="preserve"> </w:t>
+      </w:r>
+      <w:r>
+        <w:t xml:space="preserve">&lt; 0.05; daggers (†) additionally mark BBJ discovery significance at</w:t>
+      </w:r>
+      <w:r>
+        <w:t xml:space="preserve"> </w:t>
+      </w:r>
+      <w:r>
+        <w:rPr>
+          <w:iCs/>
+          <w:i/>
+        </w:rPr>
+        <w:t xml:space="preserve">P</w:t>
+      </w:r>
+      <w:r>
+        <w:t xml:space="preserve"> </w:t>
+      </w:r>
+      <w:r>
+        <w:t xml:space="preserve">&lt; 0.05/2,544. The OR axis is logarithmic, with a reference line at one. ORs refer to reconstructed genetically proxied blood expression, not treatment effects. All nine comparisons are included. (B) Regional colocalization probabilities under the primary prior, aligned with the same gene–outcome rows. Stacked bars show expression-only support (H2), support for distinct variants (H3), shared-variant support (H4), and residual H0/H1 support. Exact displayed H4 probabilities are given at right. These probabilities are not</w:t>
+      </w:r>
+      <w:r>
+        <w:t xml:space="preserve"> </w:t>
+      </w:r>
+      <w:r>
+        <w:rPr>
+          <w:iCs/>
+          <w:i/>
+        </w:rPr>
+        <w:t xml:space="preserve">P</w:t>
+      </w:r>
+      <w:r>
+        <w:t xml:space="preserve"> </w:t>
+      </w:r>
+      <w:r>
+        <w:t xml:space="preserve">values; ≥0.80 was the threshold for strong shared-variant support. The figure displays the discordance between association strength and shared-variant evidence without treating either as proof of a therapeutic effect.</w:t>
+      </w:r>
+    </w:p>
+    <w:p>
+      <w:pPr>
+        <w:pStyle w:val="BodyText"/>
+        <w:widowControl/>
+      </w:pPr>
+      <w:r>
+        <w:rPr>
+          <w:bCs/>
+          <w:b/>
+        </w:rPr>
+        <w:t xml:space="preserve">Figure 3. Shared-variant evidence across candidates and sensitivity to prior assumptions.</w:t>
+      </w:r>
+      <w:r>
+        <w:t xml:space="preserve"> </w:t>
+      </w:r>
+      <w:r>
+        <w:t xml:space="preserve">(A) Primary-prior PP.H4 values for all nine evaluated genes and three outcomes. Black cell borders indicate strong shared-variant support (PP.H4 ≥ 0.80), not</w:t>
+      </w:r>
+      <w:r>
+        <w:t xml:space="preserve"> </w:t>
+      </w:r>
+      <w:r>
+        <w:rPr>
+          <w:iCs/>
+          <w:i/>
+        </w:rPr>
+        <w:t xml:space="preserve">P</w:t>
+      </w:r>
+      <w:r>
+        <w:t xml:space="preserve">-value significance; probabilities below 0.001 are labelled &lt;0.001. A gene passes the combined criterion only when both BBJ and FinnGen meet that threshold; UKB is an additional comparison.</w:t>
+      </w:r>
+      <w:r>
+        <w:t xml:space="preserve"> </w:t>
+      </w:r>
+      <w:r>
+        <w:rPr>
+          <w:iCs/>
+          <w:i/>
         </w:rPr>
         <w:t xml:space="preserve">TSHR</w:t>
       </w:r>
@@ -2601,8 +2809,8 @@
       </w:r>
       <w:r>
         <w:rPr>
-          <w:i/>
-          <w:iCs/>
+          <w:iCs/>
+          <w:i/>
         </w:rPr>
         <w:t xml:space="preserve">IGF1R</w:t>
       </w:r>
@@ -2617,8 +2825,8 @@
       </w:r>
       <w:r>
         <w:rPr>
-          <w:i/>
-          <w:iCs/>
+          <w:iCs/>
+          <w:i/>
         </w:rPr>
         <w:t xml:space="preserve">CTLA4</w:t>
       </w:r>
@@ -2626,196 +2834,17 @@
         <w:t xml:space="preserve"> </w:t>
       </w:r>
       <w:r>
-        <w:t xml:space="preserve">are highlighted as the three biologically selected genes. Their selection for comparison did not depend on discovery significance.</w:t>
-      </w:r>
-    </w:p>
-    <w:p>
-      <w:pPr>
-        <w:pStyle w:val="BodyText"/>
-        <w:widowControl/>
-      </w:pPr>
-      <w:r>
-        <w:rPr>
-          <w:b/>
-          <w:bCs/>
-        </w:rPr>
-        <w:t xml:space="preserve">Figure 2. Association estimates and regional genetic evidence for the three selected genes.</w:t>
-      </w:r>
-      <w:r>
-        <w:t xml:space="preserve"> </w:t>
-      </w:r>
-      <w:r>
-        <w:t xml:space="preserve">(A) Primary ORs and 95% CIs, with corresponding two-sided</w:t>
-      </w:r>
-      <w:r>
-        <w:t xml:space="preserve"> </w:t>
-      </w:r>
-      <w:r>
-        <w:rPr>
-          <w:i/>
-          <w:iCs/>
-        </w:rPr>
-        <w:t xml:space="preserve">P</w:t>
-      </w:r>
-      <w:r>
-        <w:t xml:space="preserve"> </w:t>
-      </w:r>
-      <w:r>
-        <w:t xml:space="preserve">values. Bold</w:t>
-      </w:r>
-      <w:r>
-        <w:t xml:space="preserve"> </w:t>
-      </w:r>
-      <w:r>
-        <w:rPr>
-          <w:i/>
-          <w:iCs/>
-        </w:rPr>
-        <w:t xml:space="preserve">P</w:t>
-      </w:r>
-      <w:r>
-        <w:t xml:space="preserve"> </w:t>
-      </w:r>
-      <w:r>
-        <w:t xml:space="preserve">values and asterisks (*) indicate nominal</w:t>
-      </w:r>
-      <w:r>
-        <w:t xml:space="preserve"> </w:t>
-      </w:r>
-      <w:r>
-        <w:rPr>
-          <w:i/>
-          <w:iCs/>
-        </w:rPr>
-        <w:t xml:space="preserve">P</w:t>
-      </w:r>
-      <w:r>
-        <w:t xml:space="preserve"> </w:t>
-      </w:r>
-      <w:r>
-        <w:t xml:space="preserve">&lt; 0.05; daggers (†) additionally mark BBJ discovery significance at</w:t>
-      </w:r>
-      <w:r>
-        <w:t xml:space="preserve"> </w:t>
-      </w:r>
-      <w:r>
-        <w:rPr>
-          <w:i/>
-          <w:iCs/>
-        </w:rPr>
-        <w:t xml:space="preserve">P</w:t>
-      </w:r>
-      <w:r>
-        <w:t xml:space="preserve"> </w:t>
-      </w:r>
-      <w:r>
-        <w:t xml:space="preserve">&lt; 0.05/2,544. The OR axis is logarithmic, with a reference line at one. ORs refer to reconstructed genetically proxied blood expression, not treatment effects. All nine comparisons are included. (B) Regional colocalization probabilities under the primary prior, aligned with the same gene–outcome rows. Stacked bars show expression-only support (H2), support for distinct variants (H3), shared-variant support (H4), and residual H0/H1 support. Exact displayed H4 probabilities are given at right. These probabilities are not</w:t>
-      </w:r>
-      <w:r>
-        <w:t xml:space="preserve"> </w:t>
-      </w:r>
-      <w:r>
-        <w:rPr>
-          <w:i/>
-          <w:iCs/>
-        </w:rPr>
-        <w:t xml:space="preserve">P</w:t>
-      </w:r>
-      <w:r>
-        <w:t xml:space="preserve"> </w:t>
-      </w:r>
-      <w:r>
-        <w:t xml:space="preserve">values; ≥0.80 was the threshold for strong shared-variant support. The figure displays the discordance between association strength and shared-variant evidence without treating either as proof of a therapeutic effect.</w:t>
-      </w:r>
-    </w:p>
-    <w:p>
-      <w:pPr>
-        <w:pStyle w:val="BodyText"/>
-        <w:widowControl/>
-      </w:pPr>
-      <w:r>
-        <w:rPr>
-          <w:b/>
-          <w:bCs/>
-        </w:rPr>
-        <w:t xml:space="preserve">Figure 3. Shared-variant evidence across candidates and sensitivity to prior assumptions.</w:t>
-      </w:r>
-      <w:r>
-        <w:t xml:space="preserve"> </w:t>
-      </w:r>
-      <w:r>
-        <w:t xml:space="preserve">(A) Primary-prior PP.H4 values for all nine evaluated genes and three outcomes. Black cell borders indicate strong shared-variant support (PP.H4 ≥ 0.80), not</w:t>
-      </w:r>
-      <w:r>
-        <w:t xml:space="preserve"> </w:t>
-      </w:r>
-      <w:r>
-        <w:rPr>
-          <w:i/>
-          <w:iCs/>
-        </w:rPr>
-        <w:t xml:space="preserve">P</w:t>
-      </w:r>
-      <w:r>
-        <w:t xml:space="preserve">-value significance; probabilities below 0.001 are labelled &lt;0.001. A gene passes the combined criterion only when both BBJ and FinnGen meet that threshold; UKB is an additional comparison.</w:t>
-      </w:r>
-      <w:r>
-        <w:t xml:space="preserve"> </w:t>
-      </w:r>
-      <w:r>
-        <w:rPr>
-          <w:i/>
-          <w:iCs/>
-        </w:rPr>
-        <w:t xml:space="preserve">TSHR</w:t>
-      </w:r>
-      <w:r>
-        <w:t xml:space="preserve">,</w:t>
-      </w:r>
-      <w:r>
-        <w:t xml:space="preserve"> </w:t>
-      </w:r>
-      <w:r>
-        <w:rPr>
-          <w:i/>
-          <w:iCs/>
-        </w:rPr>
-        <w:t xml:space="preserve">IGF1R</w:t>
-      </w:r>
-      <w:r>
-        <w:t xml:space="preserve"> </w:t>
-      </w:r>
-      <w:r>
-        <w:t xml:space="preserve">and</w:t>
-      </w:r>
-      <w:r>
-        <w:t xml:space="preserve"> </w:t>
-      </w:r>
-      <w:r>
-        <w:rPr>
-          <w:i/>
-          <w:iCs/>
-        </w:rPr>
-        <w:t xml:space="preserve">CTLA4</w:t>
-      </w:r>
-      <w:r>
-        <w:t xml:space="preserve"> </w:t>
-      </w:r>
-      <w:r>
         <w:t xml:space="preserve">were biologically selected, while the other six genes were additional discovery candidates. (B) Prior sensitivity for the three selected genes. D, I and C denote default, intermediate and conservative shared-association priors (p12 = 10⁻⁵, 5×10⁻⁶ and 10⁻⁶), with p1 = p2 = 10⁻⁴ throughout. The dashed line marks 0.80. Prior changes can alter classification even when frequency substitution does not; Tables S2–S3 report the separate cohort-frequency sensitivity. Full H0–H4 probabilities and all 81 gene–outcome–prior settings are in Supplementary Data 3.</w:t>
       </w:r>
     </w:p>
-    <w:bookmarkEnd w:id="26"/>
-    <w:bookmarkStart w:id="27" w:name="tables"/>
+    <w:bookmarkEnd w:id="37"/>
+    <w:bookmarkStart w:id="38" w:name="tables"/>
     <w:p>
       <w:pPr>
         <w:sectPr>
           <w:footerReference w:type="default" r:id="rId9"/>
           <w:footerReference w:type="first" r:id="rId10"/>
           <w:footerReference w:type="even" r:id="rId11"/>
-          <w:footnotePr>
-            <w:numRestart w:val="eachSect"/>
-          </w:footnotePr>
           <w:type w:val="nextPage"/>
           <w:pgSz w:w="11909" w:h="16834"/>
           <w:pgMar w:left="1368" w:right="1368" w:top="1152" w:bottom="1152" w:header="432" w:footer="432"/>
@@ -2832,8 +2861,8 @@
       </w:pPr>
       <w:r>
         <w:rPr>
+          <w:bCs/>
           <w:b/>
-          <w:bCs/>
           <w:sz w:val="20"/>
         </w:rPr>
         <w:t xml:space="preserve">Table 1. Data sources and roles in the study</w:t>
@@ -3563,8 +3592,8 @@
       </w:pPr>
       <w:r>
         <w:rPr>
+          <w:bCs/>
           <w:b/>
-          <w:bCs/>
           <w:sz w:val="20"/>
         </w:rPr>
         <w:t xml:space="preserve">Table 2. Primary associations for the three selected genes</w:t>
@@ -3724,10 +3753,10 @@
             </w:pPr>
             <w:r>
               <w:rPr>
+                <w:iCs/>
                 <w:rFonts w:ascii="Times New Roman" w:hAnsi="Times New Roman"/>
                 <w:b/>
                 <w:i/>
-                <w:iCs/>
                 <w:sz w:val="19"/>
               </w:rPr>
               <w:t xml:space="preserve">P</w:t>
@@ -3858,9 +3887,9 @@
             </w:pPr>
             <w:r>
               <w:rPr>
+                <w:iCs/>
                 <w:rFonts w:ascii="Times New Roman" w:hAnsi="Times New Roman"/>
                 <w:i/>
-                <w:iCs/>
                 <w:sz w:val="19"/>
               </w:rPr>
               <w:t xml:space="preserve">TSHR</w:t>
@@ -4074,9 +4103,9 @@
             </w:pPr>
             <w:r>
               <w:rPr>
+                <w:iCs/>
                 <w:rFonts w:ascii="Times New Roman" w:hAnsi="Times New Roman"/>
                 <w:i/>
-                <w:iCs/>
                 <w:sz w:val="19"/>
               </w:rPr>
               <w:t xml:space="preserve">TSHR</w:t>
@@ -4290,9 +4319,9 @@
             </w:pPr>
             <w:r>
               <w:rPr>
+                <w:iCs/>
                 <w:rFonts w:ascii="Times New Roman" w:hAnsi="Times New Roman"/>
                 <w:i/>
-                <w:iCs/>
                 <w:sz w:val="19"/>
               </w:rPr>
               <w:t xml:space="preserve">TSHR</w:t>
@@ -4506,9 +4535,9 @@
             </w:pPr>
             <w:r>
               <w:rPr>
+                <w:iCs/>
                 <w:rFonts w:ascii="Times New Roman" w:hAnsi="Times New Roman"/>
                 <w:i/>
-                <w:iCs/>
                 <w:sz w:val="19"/>
               </w:rPr>
               <w:t xml:space="preserve">IGF1R</w:t>
@@ -4722,9 +4751,9 @@
             </w:pPr>
             <w:r>
               <w:rPr>
+                <w:iCs/>
                 <w:rFonts w:ascii="Times New Roman" w:hAnsi="Times New Roman"/>
                 <w:i/>
-                <w:iCs/>
                 <w:sz w:val="19"/>
               </w:rPr>
               <w:t xml:space="preserve">IGF1R</w:t>
@@ -4938,9 +4967,9 @@
             </w:pPr>
             <w:r>
               <w:rPr>
+                <w:iCs/>
                 <w:rFonts w:ascii="Times New Roman" w:hAnsi="Times New Roman"/>
                 <w:i/>
-                <w:iCs/>
                 <w:sz w:val="19"/>
               </w:rPr>
               <w:t xml:space="preserve">IGF1R</w:t>
@@ -5154,9 +5183,9 @@
             </w:pPr>
             <w:r>
               <w:rPr>
+                <w:iCs/>
                 <w:rFonts w:ascii="Times New Roman" w:hAnsi="Times New Roman"/>
                 <w:i/>
-                <w:iCs/>
                 <w:sz w:val="19"/>
               </w:rPr>
               <w:t xml:space="preserve">CTLA4</w:t>
@@ -5370,9 +5399,9 @@
             </w:pPr>
             <w:r>
               <w:rPr>
+                <w:iCs/>
                 <w:rFonts w:ascii="Times New Roman" w:hAnsi="Times New Roman"/>
                 <w:i/>
-                <w:iCs/>
                 <w:sz w:val="19"/>
               </w:rPr>
               <w:t xml:space="preserve">CTLA4</w:t>
@@ -5586,9 +5615,9 @@
             </w:pPr>
             <w:r>
               <w:rPr>
+                <w:iCs/>
                 <w:rFonts w:ascii="Times New Roman" w:hAnsi="Times New Roman"/>
                 <w:i/>
-                <w:iCs/>
                 <w:sz w:val="19"/>
               </w:rPr>
               <w:t xml:space="preserve">CTLA4</w:t>
@@ -5800,8 +5829,8 @@
       </w:r>
       <w:r>
         <w:rPr>
-          <w:i/>
-          <w:iCs/>
+          <w:iCs/>
+          <w:i/>
           <w:sz w:val="20"/>
         </w:rPr>
         <w:t xml:space="preserve">P</w:t>
@@ -5826,8 +5855,8 @@
       </w:r>
       <w:r>
         <w:rPr>
-          <w:i/>
-          <w:iCs/>
+          <w:iCs/>
+          <w:i/>
           <w:sz w:val="20"/>
         </w:rPr>
         <w:t xml:space="preserve">P</w:t>
@@ -5852,8 +5881,8 @@
       </w:r>
       <w:r>
         <w:rPr>
-          <w:i/>
-          <w:iCs/>
+          <w:iCs/>
+          <w:i/>
           <w:sz w:val="20"/>
         </w:rPr>
         <w:t xml:space="preserve">P</w:t>
@@ -5878,8 +5907,8 @@
       </w:r>
       <w:r>
         <w:rPr>
-          <w:i/>
-          <w:iCs/>
+          <w:iCs/>
+          <w:i/>
           <w:sz w:val="20"/>
         </w:rPr>
         <w:t xml:space="preserve">P</w:t>
@@ -5904,8 +5933,8 @@
       </w:r>
       <w:r>
         <w:rPr>
-          <w:i/>
-          <w:iCs/>
+          <w:iCs/>
+          <w:i/>
           <w:sz w:val="20"/>
         </w:rPr>
         <w:t xml:space="preserve">CTLA4</w:t>
@@ -5933,8 +5962,8 @@
       </w:pPr>
       <w:r>
         <w:rPr>
+          <w:bCs/>
           <w:b/>
-          <w:bCs/>
           <w:sz w:val="20"/>
         </w:rPr>
         <w:t xml:space="preserve">Table 3. All thirteen discovery associations</w:t>
@@ -6063,10 +6092,10 @@
             </w:pPr>
             <w:r>
               <w:rPr>
+                <w:iCs/>
                 <w:rFonts w:ascii="Times New Roman" w:hAnsi="Times New Roman"/>
                 <w:b/>
                 <w:i/>
-                <w:iCs/>
                 <w:sz w:val="20"/>
               </w:rPr>
               <w:t xml:space="preserve">P</w:t>
@@ -6141,9 +6170,9 @@
             </w:pPr>
             <w:r>
               <w:rPr>
+                <w:iCs/>
                 <w:rFonts w:ascii="Times New Roman" w:hAnsi="Times New Roman"/>
                 <w:i/>
-                <w:iCs/>
                 <w:sz w:val="20"/>
               </w:rPr>
               <w:t xml:space="preserve">HLA-A</w:t>
@@ -6279,9 +6308,9 @@
             </w:pPr>
             <w:r>
               <w:rPr>
+                <w:iCs/>
                 <w:rFonts w:ascii="Times New Roman" w:hAnsi="Times New Roman"/>
                 <w:i/>
-                <w:iCs/>
                 <w:sz w:val="20"/>
               </w:rPr>
               <w:t xml:space="preserve">HLA-DQA2</w:t>
@@ -6417,9 +6446,9 @@
             </w:pPr>
             <w:r>
               <w:rPr>
+                <w:iCs/>
                 <w:rFonts w:ascii="Times New Roman" w:hAnsi="Times New Roman"/>
                 <w:i/>
-                <w:iCs/>
                 <w:sz w:val="20"/>
               </w:rPr>
               <w:t xml:space="preserve">CTLA4</w:t>
@@ -6555,9 +6584,9 @@
             </w:pPr>
             <w:r>
               <w:rPr>
+                <w:iCs/>
                 <w:rFonts w:ascii="Times New Roman" w:hAnsi="Times New Roman"/>
                 <w:i/>
-                <w:iCs/>
                 <w:sz w:val="20"/>
               </w:rPr>
               <w:t xml:space="preserve">TSHR</w:t>
@@ -6693,9 +6722,9 @@
             </w:pPr>
             <w:r>
               <w:rPr>
+                <w:iCs/>
                 <w:rFonts w:ascii="Times New Roman" w:hAnsi="Times New Roman"/>
                 <w:i/>
-                <w:iCs/>
                 <w:sz w:val="20"/>
               </w:rPr>
               <w:t xml:space="preserve">C4A</w:t>
@@ -6831,9 +6860,9 @@
             </w:pPr>
             <w:r>
               <w:rPr>
+                <w:iCs/>
                 <w:rFonts w:ascii="Times New Roman" w:hAnsi="Times New Roman"/>
                 <w:i/>
-                <w:iCs/>
                 <w:sz w:val="20"/>
               </w:rPr>
               <w:t xml:space="preserve">HSD3B7</w:t>
@@ -6969,9 +6998,9 @@
             </w:pPr>
             <w:r>
               <w:rPr>
+                <w:iCs/>
                 <w:rFonts w:ascii="Times New Roman" w:hAnsi="Times New Roman"/>
                 <w:i/>
-                <w:iCs/>
                 <w:sz w:val="20"/>
               </w:rPr>
               <w:t xml:space="preserve">TUBB</w:t>
@@ -7107,9 +7136,9 @@
             </w:pPr>
             <w:r>
               <w:rPr>
+                <w:iCs/>
                 <w:rFonts w:ascii="Times New Roman" w:hAnsi="Times New Roman"/>
                 <w:i/>
-                <w:iCs/>
                 <w:sz w:val="20"/>
               </w:rPr>
               <w:t xml:space="preserve">VKORC1</w:t>
@@ -7245,9 +7274,9 @@
             </w:pPr>
             <w:r>
               <w:rPr>
+                <w:iCs/>
                 <w:rFonts w:ascii="Times New Roman" w:hAnsi="Times New Roman"/>
                 <w:i/>
-                <w:iCs/>
                 <w:sz w:val="20"/>
               </w:rPr>
               <w:t xml:space="preserve">TNFSF14</w:t>
@@ -7383,9 +7412,9 @@
             </w:pPr>
             <w:r>
               <w:rPr>
+                <w:iCs/>
                 <w:rFonts w:ascii="Times New Roman" w:hAnsi="Times New Roman"/>
                 <w:i/>
-                <w:iCs/>
                 <w:sz w:val="20"/>
               </w:rPr>
               <w:t xml:space="preserve">PRSS36</w:t>
@@ -7521,9 +7550,9 @@
             </w:pPr>
             <w:r>
               <w:rPr>
+                <w:iCs/>
                 <w:rFonts w:ascii="Times New Roman" w:hAnsi="Times New Roman"/>
                 <w:i/>
-                <w:iCs/>
                 <w:sz w:val="20"/>
               </w:rPr>
               <w:t xml:space="preserve">MAPKAPK5</w:t>
@@ -7659,9 +7688,9 @@
             </w:pPr>
             <w:r>
               <w:rPr>
+                <w:iCs/>
                 <w:rFonts w:ascii="Times New Roman" w:hAnsi="Times New Roman"/>
                 <w:i/>
-                <w:iCs/>
                 <w:sz w:val="20"/>
               </w:rPr>
               <w:t xml:space="preserve">PSMB8</w:t>
@@ -7797,9 +7826,9 @@
             </w:pPr>
             <w:r>
               <w:rPr>
+                <w:iCs/>
                 <w:rFonts w:ascii="Times New Roman" w:hAnsi="Times New Roman"/>
                 <w:i/>
-                <w:iCs/>
                 <w:sz w:val="20"/>
               </w:rPr>
               <w:t xml:space="preserve">IFNGR1</w:t>
@@ -7933,8 +7962,8 @@
       </w:r>
       <w:r>
         <w:rPr>
-          <w:i/>
-          <w:iCs/>
+          <w:iCs/>
+          <w:i/>
           <w:sz w:val="20"/>
         </w:rPr>
         <w:t xml:space="preserve">P</w:t>
@@ -7959,8 +7988,8 @@
       </w:r>
       <w:r>
         <w:rPr>
-          <w:i/>
-          <w:iCs/>
+          <w:iCs/>
+          <w:i/>
           <w:sz w:val="20"/>
         </w:rPr>
         <w:t xml:space="preserve">MAPKAPK5</w:t>
@@ -7978,12 +8007,9 @@
         <w:t xml:space="preserve">estimate is shown to three decimals to preserve its small effect size. The five MHC genes were not treated as new independent targets. The six additional candidates were TNFSF14, IFNGR1, MAPKAPK5, HSD3B7, VKORC1 and PRSS36; none showed strong shared-variant support in both BBJ and FinnGen. Full outcome comparisons and model probabilities remain in Supplementary Data 2–3.</w:t>
       </w:r>
     </w:p>
-    <w:bookmarkEnd w:id="27"/>
-    <w:bookmarkEnd w:id="28"/>
+    <w:bookmarkEnd w:id="38"/>
+    <w:bookmarkEnd w:id="39"/>
     <w:sectPr>
-      <w:footnotePr>
-        <w:numRestart w:val="eachSect"/>
-      </w:footnotePr>
       <w:pgSz w:w="11909" w:h="16834"/>
       <w:pgMar w:left="1368" w:right="1368" w:top="1152" w:bottom="1152" w:header="432" w:footer="432"/>
     </w:sectPr>
@@ -8077,14 +8103,14 @@
 <file path=word/numbering.xml><?xml version="1.0" encoding="utf-8"?>
 <w:numbering xmlns:w="http://schemas.openxmlformats.org/wordprocessingml/2006/main">
   <w:abstractNum w:abstractNumId="990">
-    <w:nsid w:val="0000A990"/>
+    <w:nsid w:val="A990"/>
     <w:multiLevelType w:val="multilevel"/>
     <w:lvl w:ilvl="0">
       <w:numFmt w:val="bullet"/>
       <w:lvlText w:val=" "/>
       <w:lvlJc w:val="left"/>
       <w:pPr>
-        <w:ind w:left="720" w:hanging="360"/>
+        <w:ind w:left="720" w:hanging="480"/>
       </w:pPr>
     </w:lvl>
     <w:lvl w:ilvl="1">
@@ -8092,7 +8118,7 @@
       <w:lvlText w:val=" "/>
       <w:lvlJc w:val="left"/>
       <w:pPr>
-        <w:ind w:left="1440" w:hanging="360"/>
+        <w:ind w:left="1440" w:hanging="480"/>
       </w:pPr>
     </w:lvl>
     <w:lvl w:ilvl="2">
@@ -8100,7 +8126,7 @@
       <w:lvlText w:val=" "/>
       <w:lvlJc w:val="left"/>
       <w:pPr>
-        <w:ind w:left="2160" w:hanging="360"/>
+        <w:ind w:left="2160" w:hanging="480"/>
       </w:pPr>
     </w:lvl>
     <w:lvl w:ilvl="3">
@@ -8108,7 +8134,7 @@
       <w:lvlText w:val=" "/>
       <w:lvlJc w:val="left"/>
       <w:pPr>
-        <w:ind w:left="2880" w:hanging="360"/>
+        <w:ind w:left="2880" w:hanging="480"/>
       </w:pPr>
     </w:lvl>
     <w:lvl w:ilvl="4">
@@ -8116,7 +8142,7 @@
       <w:lvlText w:val=" "/>
       <w:lvlJc w:val="left"/>
       <w:pPr>
-        <w:ind w:left="3600" w:hanging="360"/>
+        <w:ind w:left="3600" w:hanging="480"/>
       </w:pPr>
     </w:lvl>
     <w:lvl w:ilvl="5">
@@ -8124,7 +8150,7 @@
       <w:lvlText w:val=" "/>
       <w:lvlJc w:val="left"/>
       <w:pPr>
-        <w:ind w:left="4320" w:hanging="360"/>
+        <w:ind w:left="4320" w:hanging="480"/>
       </w:pPr>
     </w:lvl>
     <w:lvl w:ilvl="6">
@@ -8132,7 +8158,7 @@
       <w:lvlText w:val=" "/>
       <w:lvlJc w:val="left"/>
       <w:pPr>
-        <w:ind w:left="5040" w:hanging="360"/>
+        <w:ind w:left="5040" w:hanging="480"/>
       </w:pPr>
     </w:lvl>
     <w:lvl w:ilvl="7">
@@ -8140,7 +8166,7 @@
       <w:lvlText w:val=" "/>
       <w:lvlJc w:val="left"/>
       <w:pPr>
-        <w:ind w:left="5760" w:hanging="360"/>
+        <w:ind w:left="5760" w:hanging="480"/>
       </w:pPr>
     </w:lvl>
     <w:lvl w:ilvl="8">
@@ -8148,12 +8174,12 @@
       <w:lvlText w:val=" "/>
       <w:lvlJc w:val="left"/>
       <w:pPr>
-        <w:ind w:left="6480" w:hanging="360"/>
+        <w:ind w:left="6480" w:hanging="480"/>
       </w:pPr>
     </w:lvl>
   </w:abstractNum>
   <w:abstractNum w:abstractNumId="99411">
-    <w:nsid w:val="00A99411"/>
+    <w:nsid w:val="A99411"/>
     <w:multiLevelType w:val="multilevel"/>
     <w:lvl w:ilvl="0">
       <w:start w:val="1"/>
@@ -8161,7 +8187,7 @@
       <w:lvlText w:val="%1."/>
       <w:lvlJc w:val="left"/>
       <w:pPr>
-        <w:ind w:left="720" w:hanging="360"/>
+        <w:ind w:left="720" w:hanging="480"/>
       </w:pPr>
     </w:lvl>
     <w:lvl w:ilvl="1">
@@ -8170,7 +8196,7 @@
       <w:lvlText w:val="%2."/>
       <w:lvlJc w:val="left"/>
       <w:pPr>
-        <w:ind w:left="1440" w:hanging="360"/>
+        <w:ind w:left="1440" w:hanging="480"/>
       </w:pPr>
     </w:lvl>
     <w:lvl w:ilvl="2">
@@ -8179,7 +8205,7 @@
       <w:lvlText w:val="%3."/>
       <w:lvlJc w:val="left"/>
       <w:pPr>
-        <w:ind w:left="2160" w:hanging="360"/>
+        <w:ind w:left="2160" w:hanging="480"/>
       </w:pPr>
     </w:lvl>
     <w:lvl w:ilvl="3">
@@ -8188,7 +8214,7 @@
       <w:lvlText w:val="%4."/>
       <w:lvlJc w:val="left"/>
       <w:pPr>
-        <w:ind w:left="2880" w:hanging="360"/>
+        <w:ind w:left="2880" w:hanging="480"/>
       </w:pPr>
     </w:lvl>
     <w:lvl w:ilvl="4">
@@ -8197,7 +8223,7 @@
       <w:lvlText w:val="%5."/>
       <w:lvlJc w:val="left"/>
       <w:pPr>
-        <w:ind w:left="3600" w:hanging="360"/>
+        <w:ind w:left="3600" w:hanging="480"/>
       </w:pPr>
     </w:lvl>
     <w:lvl w:ilvl="5">
@@ -8206,7 +8232,7 @@
       <w:lvlText w:val="%6."/>
       <w:lvlJc w:val="left"/>
       <w:pPr>
-        <w:ind w:left="4320" w:hanging="360"/>
+        <w:ind w:left="4320" w:hanging="480"/>
       </w:pPr>
     </w:lvl>
     <w:lvl w:ilvl="6">
@@ -8215,7 +8241,7 @@
       <w:lvlText w:val="%7."/>
       <w:lvlJc w:val="left"/>
       <w:pPr>
-        <w:ind w:left="5040" w:hanging="360"/>
+        <w:ind w:left="5040" w:hanging="480"/>
       </w:pPr>
     </w:lvl>
     <w:lvl w:ilvl="7">
@@ -8224,7 +8250,7 @@
       <w:lvlText w:val="%8."/>
       <w:lvlJc w:val="left"/>
       <w:pPr>
-        <w:ind w:left="5760" w:hanging="360"/>
+        <w:ind w:left="5760" w:hanging="480"/>
       </w:pPr>
     </w:lvl>
     <w:lvl w:ilvl="8">
@@ -8233,7 +8259,7 @@
       <w:lvlText w:val="%9."/>
       <w:lvlJc w:val="left"/>
       <w:pPr>
-        <w:ind w:left="6480" w:hanging="360"/>
+        <w:ind w:left="6480" w:hanging="480"/>
       </w:pPr>
     </w:lvl>
   </w:abstractNum>
@@ -8278,10 +8304,10 @@
   <w:docDefaults>
     <w:rPrDefault>
       <w:rPr>
-        <w:rFonts w:asciiTheme="minorHAnsi" w:cstheme="minorBidi" w:eastAsiaTheme="minorEastAsia" w:hAnsiTheme="minorHAnsi"/>
+        <w:rFonts w:asciiTheme="minorHAnsi" w:cstheme="minorBidi" w:eastAsiaTheme="minorHAnsi" w:hAnsiTheme="minorHAnsi"/>
         <w:sz w:val="24"/>
         <w:szCs w:val="24"/>
-        <w:lang w:bidi="ar-SA" w:eastAsia="zh-CN" w:val="en-US"/>
+        <w:lang w:bidi="ar-SA" w:eastAsia="en-US" w:val="en-US"/>
       </w:rPr>
     </w:rPrDefault>
     <w:pPrDefault>
@@ -8306,10 +8332,10 @@
     <w:name w:val="Body Text"/>
     <w:basedOn w:val="Normal"/>
     <w:link w:val="BodyTextChar"/>
-    <w:qFormat/>
     <w:pPr>
       <w:spacing w:after="0" w:before="180" w:line="480" w:lineRule="auto"/>
     </w:pPr>
+    <w:qFormat/>
     <w:rPr>
       <w:rFonts w:ascii="Times New Roman" w:hAnsi="Times New Roman"/>
       <w:sz w:val="24"/>
@@ -8344,97 +8370,57 @@
     <w:name w:val="Title"/>
     <w:basedOn w:val="Normal"/>
     <w:next w:val="BodyText"/>
-    <w:link w:val="TitleChar"/>
-    <w:uiPriority w:val="10"/>
     <w:qFormat/>
-    <w:rsid w:val="00A10FD9"/>
     <w:pPr>
       <w:keepNext/>
-      <w:spacing w:after="120" w:line="276" w:lineRule="auto" w:before="240"/>
-      <w:contextualSpacing/>
+      <w:keepLines/>
+      <w:spacing w:after="120" w:before="240" w:line="276" w:lineRule="auto"/>
       <w:jc w:val="center"/>
     </w:pPr>
     <w:rPr>
       <w:rFonts w:asciiTheme="majorHAnsi" w:cstheme="majorBidi" w:eastAsiaTheme="majorEastAsia" w:hAnsiTheme="majorHAnsi" w:ascii="Times New Roman" w:hAnsi="Times New Roman"/>
       <w:b/>
+      <w:bCs/>
       <w:color w:val="000000"/>
       <w:sz w:val="30"/>
-      <w:szCs w:val="56"/>
-    </w:rPr>
-  </w:style>
-  <w:style w:customStyle="1" w:styleId="TitleChar" w:type="character">
-    <w:name w:val="Title Char"/>
-    <w:basedOn w:val="DefaultParagraphFont"/>
-    <w:link w:val="Title"/>
-    <w:uiPriority w:val="10"/>
-    <w:rsid w:val="00A10FD9"/>
-    <w:rPr>
-      <w:rFonts w:asciiTheme="majorHAnsi" w:cstheme="majorBidi" w:eastAsiaTheme="majorEastAsia" w:hAnsiTheme="majorHAnsi"/>
-      <w:sz w:val="56"/>
-      <w:szCs w:val="56"/>
+      <w:szCs w:val="36"/>
     </w:rPr>
   </w:style>
   <w:style w:styleId="Subtitle" w:type="paragraph">
     <w:name w:val="Subtitle"/>
     <w:basedOn w:val="Title"/>
     <w:next w:val="BodyText"/>
-    <w:link w:val="SubtitleChar"/>
-    <w:uiPriority w:val="11"/>
     <w:qFormat/>
-    <w:rsid w:val="00A10FD9"/>
     <w:pPr>
-      <w:numPr>
-        <w:ilvl w:val="1"/>
-      </w:numPr>
+      <w:keepNext/>
+      <w:keepLines/>
+      <w:spacing w:after="240" w:before="240"/>
+      <w:jc w:val="center"/>
     </w:pPr>
     <w:rPr>
-      <w:rFonts w:cstheme="majorBidi" w:eastAsiaTheme="majorEastAsia"/>
-      <w:spacing w:val="15"/>
-      <w:sz w:val="28"/>
-      <w:szCs w:val="28"/>
-    </w:rPr>
-  </w:style>
-  <w:style w:customStyle="1" w:styleId="SubtitleChar" w:type="character">
-    <w:name w:val="Subtitle Char"/>
-    <w:basedOn w:val="DefaultParagraphFont"/>
-    <w:link w:val="Subtitle"/>
-    <w:uiPriority w:val="11"/>
-    <w:rsid w:val="00A10FD9"/>
-    <w:rPr>
-      <w:rFonts w:cstheme="majorBidi" w:eastAsiaTheme="majorEastAsia"/>
-      <w:color w:themeColor="text1" w:themeTint="A6" w:val="595959"/>
-      <w:spacing w:val="15"/>
-      <w:sz w:val="28"/>
-      <w:szCs w:val="28"/>
+      <w:sz w:val="30"/>
+      <w:szCs w:val="30"/>
     </w:rPr>
   </w:style>
   <w:style w:customStyle="1" w:styleId="Author" w:type="paragraph">
     <w:name w:val="Author"/>
-    <w:basedOn w:val="Title"/>
     <w:next w:val="BodyText"/>
     <w:qFormat/>
     <w:pPr>
       <w:keepNext/>
       <w:keepLines/>
+      <w:jc w:val="center"/>
     </w:pPr>
-    <w:rPr>
-      <w:sz w:val="24"/>
-      <w:szCs w:val="24"/>
-    </w:rPr>
   </w:style>
   <w:style w:styleId="Date" w:type="paragraph">
     <w:name w:val="Date"/>
-    <w:basedOn w:val="Title"/>
     <w:next w:val="BodyText"/>
     <w:qFormat/>
     <w:pPr>
       <w:keepNext/>
       <w:keepLines/>
+      <w:jc w:val="center"/>
     </w:pPr>
-    <w:rPr>
-      <w:sz w:val="24"/>
-      <w:szCs w:val="24"/>
-    </w:rPr>
   </w:style>
   <w:style w:customStyle="1" w:styleId="AbstractTitle" w:type="paragraph">
     <w:name w:val="Abstract Title"/>
@@ -8444,13 +8430,15 @@
     <w:pPr>
       <w:keepNext/>
       <w:keepLines/>
+      <w:jc w:val="center"/>
       <w:spacing w:after="0" w:before="300"/>
-      <w:jc w:val="center"/>
     </w:pPr>
     <w:rPr>
-      <w:b/>
       <w:sz w:val="20"/>
       <w:szCs w:val="20"/>
+      <w:b/>
+      <w:color w:val="345A8A"/>
+      &gt;
     </w:rPr>
   </w:style>
   <w:style w:customStyle="1" w:styleId="Abstract" w:type="paragraph">
@@ -8477,326 +8465,191 @@
     <w:rPr/>
   </w:style>
   <w:style w:styleId="Heading1" w:type="paragraph">
-    <w:name w:val="heading 1"/>
+    <w:name w:val="Heading 1"/>
     <w:basedOn w:val="Normal"/>
     <w:next w:val="BodyText"/>
-    <w:link w:val="Heading1Char"/>
     <w:uiPriority w:val="9"/>
     <w:qFormat/>
-    <w:rsid w:val="00A10FD9"/>
     <w:pPr>
       <w:keepNext/>
       <w:keepLines/>
-      <w:spacing w:after="120" w:before="240" w:line="276" w:lineRule="auto"/>
+      <w:spacing w:after="0" w:before="480"/>
       <w:outlineLvl w:val="0"/>
     </w:pPr>
     <w:rPr>
-      <w:rFonts w:asciiTheme="majorHAnsi" w:cstheme="majorBidi" w:eastAsiaTheme="majorEastAsia" w:hAnsiTheme="majorHAnsi" w:ascii="Times New Roman" w:hAnsi="Times New Roman"/>
+      <w:rFonts w:asciiTheme="majorHAnsi" w:cstheme="majorBidi" w:eastAsiaTheme="majorEastAsia" w:hAnsiTheme="majorHAnsi"/>
       <w:b/>
-      <w:color w:val="000000"/>
-      <w:sz w:val="24"/>
-      <w:szCs w:val="40"/>
-    </w:rPr>
-  </w:style>
-  <w:style w:styleId="Heading2" w:type="paragraph">
-    <w:name w:val="heading 2"/>
-    <w:basedOn w:val="Normal"/>
-    <w:next w:val="BodyText"/>
-    <w:link w:val="Heading2Char"/>
-    <w:uiPriority w:val="9"/>
-    <w:semiHidden/>
-    <w:unhideWhenUsed/>
-    <w:qFormat/>
-    <w:rsid w:val="00A10FD9"/>
-    <w:pPr>
-      <w:keepNext/>
-      <w:keepLines/>
-      <w:spacing w:after="120" w:before="240" w:line="276" w:lineRule="auto"/>
-      <w:outlineLvl w:val="1"/>
-    </w:pPr>
-    <w:rPr>
-      <w:rFonts w:asciiTheme="majorHAnsi" w:cstheme="majorBidi" w:eastAsiaTheme="majorEastAsia" w:hAnsiTheme="majorHAnsi" w:ascii="Times New Roman" w:hAnsi="Times New Roman"/>
-      <w:b/>
-      <w:color w:val="000000"/>
-      <w:sz w:val="24"/>
-      <w:szCs w:val="32"/>
-    </w:rPr>
-  </w:style>
-  <w:style w:styleId="Heading3" w:type="paragraph">
-    <w:name w:val="heading 3"/>
-    <w:basedOn w:val="Normal"/>
-    <w:next w:val="BodyText"/>
-    <w:link w:val="Heading3Char"/>
-    <w:uiPriority w:val="9"/>
-    <w:semiHidden/>
-    <w:unhideWhenUsed/>
-    <w:qFormat/>
-    <w:rsid w:val="00A10FD9"/>
-    <w:pPr>
-      <w:keepNext/>
-      <w:keepLines/>
-      <w:spacing w:after="120" w:before="240" w:line="276" w:lineRule="auto"/>
-      <w:outlineLvl w:val="2"/>
-    </w:pPr>
-    <w:rPr>
-      <w:rFonts w:cstheme="majorBidi" w:eastAsiaTheme="majorEastAsia" w:ascii="Times New Roman" w:hAnsi="Times New Roman"/>
-      <w:b/>
-      <w:color w:val="000000"/>
-      <w:sz w:val="24"/>
-      <w:szCs w:val="28"/>
-    </w:rPr>
-  </w:style>
-  <w:style w:styleId="Heading4" w:type="paragraph">
-    <w:name w:val="heading 4"/>
-    <w:basedOn w:val="Normal"/>
-    <w:next w:val="BodyText"/>
-    <w:link w:val="Heading4Char"/>
-    <w:uiPriority w:val="9"/>
-    <w:semiHidden/>
-    <w:unhideWhenUsed/>
-    <w:qFormat/>
-    <w:rsid w:val="00A10FD9"/>
-    <w:pPr>
-      <w:keepNext/>
-      <w:keepLines/>
-      <w:spacing w:after="120" w:before="240" w:line="276" w:lineRule="auto"/>
-      <w:outlineLvl w:val="3"/>
-    </w:pPr>
-    <w:rPr>
-      <w:rFonts w:cstheme="majorBidi" w:eastAsiaTheme="majorEastAsia" w:ascii="Times New Roman" w:hAnsi="Times New Roman"/>
-      <w:b/>
-      <w:i/>
-      <w:iCs/>
-      <w:color w:val="000000"/>
-      <w:sz w:val="24"/>
-    </w:rPr>
-  </w:style>
-  <w:style w:styleId="Heading5" w:type="paragraph">
-    <w:name w:val="heading 5"/>
-    <w:basedOn w:val="Normal"/>
-    <w:next w:val="BodyText"/>
-    <w:link w:val="Heading5Char"/>
-    <w:uiPriority w:val="9"/>
-    <w:semiHidden/>
-    <w:unhideWhenUsed/>
-    <w:qFormat/>
-    <w:rsid w:val="00A10FD9"/>
-    <w:pPr>
-      <w:keepNext/>
-      <w:keepLines/>
-      <w:spacing w:after="40" w:before="80"/>
-      <w:outlineLvl w:val="4"/>
-    </w:pPr>
-    <w:rPr>
-      <w:rFonts w:cstheme="majorBidi" w:eastAsiaTheme="majorEastAsia"/>
-      <w:color w:themeColor="accent1" w:themeShade="BF" w:val="0F4761"/>
-    </w:rPr>
-  </w:style>
-  <w:style w:styleId="Heading6" w:type="paragraph">
-    <w:name w:val="heading 6"/>
-    <w:basedOn w:val="Normal"/>
-    <w:next w:val="BodyText"/>
-    <w:link w:val="Heading6Char"/>
-    <w:uiPriority w:val="9"/>
-    <w:semiHidden/>
-    <w:unhideWhenUsed/>
-    <w:qFormat/>
-    <w:rsid w:val="00A10FD9"/>
-    <w:pPr>
-      <w:keepNext/>
-      <w:keepLines/>
-      <w:spacing w:after="0" w:before="40"/>
-      <w:outlineLvl w:val="5"/>
-    </w:pPr>
-    <w:rPr>
-      <w:rFonts w:cstheme="majorBidi" w:eastAsiaTheme="majorEastAsia"/>
-      <w:i/>
-      <w:iCs/>
-      <w:color w:themeColor="text1" w:themeTint="A6" w:val="595959"/>
-    </w:rPr>
-  </w:style>
-  <w:style w:styleId="Heading7" w:type="paragraph">
-    <w:name w:val="heading 7"/>
-    <w:basedOn w:val="Normal"/>
-    <w:next w:val="BodyText"/>
-    <w:link w:val="Heading7Char"/>
-    <w:uiPriority w:val="9"/>
-    <w:semiHidden/>
-    <w:unhideWhenUsed/>
-    <w:qFormat/>
-    <w:rsid w:val="00A10FD9"/>
-    <w:pPr>
-      <w:keepNext/>
-      <w:keepLines/>
-      <w:spacing w:after="0" w:before="40"/>
-      <w:outlineLvl w:val="6"/>
-    </w:pPr>
-    <w:rPr>
-      <w:rFonts w:cstheme="majorBidi" w:eastAsiaTheme="majorEastAsia"/>
-      <w:color w:themeColor="text1" w:themeTint="A6" w:val="595959"/>
-    </w:rPr>
-  </w:style>
-  <w:style w:styleId="Heading8" w:type="paragraph">
-    <w:name w:val="heading 8"/>
-    <w:basedOn w:val="Normal"/>
-    <w:next w:val="BodyText"/>
-    <w:link w:val="Heading8Char"/>
-    <w:uiPriority w:val="9"/>
-    <w:semiHidden/>
-    <w:unhideWhenUsed/>
-    <w:qFormat/>
-    <w:rsid w:val="00A10FD9"/>
-    <w:pPr>
-      <w:keepNext/>
-      <w:keepLines/>
-      <w:spacing w:after="0"/>
-      <w:outlineLvl w:val="7"/>
-    </w:pPr>
-    <w:rPr>
-      <w:rFonts w:cstheme="majorBidi" w:eastAsiaTheme="majorEastAsia"/>
-      <w:i/>
-      <w:iCs/>
-      <w:color w:themeColor="text1" w:themeTint="D8" w:val="272727"/>
-    </w:rPr>
-  </w:style>
-  <w:style w:styleId="Heading9" w:type="paragraph">
-    <w:name w:val="heading 9"/>
-    <w:basedOn w:val="Normal"/>
-    <w:next w:val="BodyText"/>
-    <w:link w:val="Heading9Char"/>
-    <w:uiPriority w:val="9"/>
-    <w:semiHidden/>
-    <w:unhideWhenUsed/>
-    <w:qFormat/>
-    <w:rsid w:val="00A10FD9"/>
-    <w:pPr>
-      <w:keepNext/>
-      <w:keepLines/>
-      <w:spacing w:after="0"/>
-      <w:outlineLvl w:val="8"/>
-    </w:pPr>
-    <w:rPr>
-      <w:rFonts w:cstheme="majorBidi" w:eastAsiaTheme="majorEastAsia"/>
-      <w:color w:themeColor="text1" w:themeTint="D8" w:val="272727"/>
-    </w:rPr>
-  </w:style>
-  <w:style w:customStyle="1" w:styleId="Heading1Char" w:type="character">
-    <w:name w:val="Heading 1 Char"/>
-    <w:basedOn w:val="DefaultParagraphFont"/>
-    <w:link w:val="Heading1"/>
-    <w:uiPriority w:val="9"/>
-    <w:rsid w:val="00A10FD9"/>
-    <w:rPr>
-      <w:rFonts w:asciiTheme="majorHAnsi" w:cstheme="majorBidi" w:eastAsiaTheme="majorEastAsia" w:hAnsiTheme="majorHAnsi"/>
-      <w:color w:themeColor="accent1" w:themeShade="BF" w:val="0F4761"/>
-      <w:sz w:val="40"/>
-      <w:szCs w:val="40"/>
-    </w:rPr>
-  </w:style>
-  <w:style w:customStyle="1" w:styleId="Heading2Char" w:type="character">
-    <w:name w:val="Heading 2 Char"/>
-    <w:basedOn w:val="DefaultParagraphFont"/>
-    <w:link w:val="Heading2"/>
-    <w:uiPriority w:val="9"/>
-    <w:semiHidden/>
-    <w:rsid w:val="00A10FD9"/>
-    <w:rPr>
-      <w:rFonts w:asciiTheme="majorHAnsi" w:cstheme="majorBidi" w:eastAsiaTheme="majorEastAsia" w:hAnsiTheme="majorHAnsi"/>
-      <w:color w:themeColor="accent1" w:themeShade="BF" w:val="0F4761"/>
+      <w:bCs/>
+      <w:color w:themeColor="accent1" w:val="4F81BD"/>
       <w:sz w:val="32"/>
       <w:szCs w:val="32"/>
     </w:rPr>
   </w:style>
-  <w:style w:customStyle="1" w:styleId="Heading3Char" w:type="character">
-    <w:name w:val="Heading 3 Char"/>
-    <w:basedOn w:val="DefaultParagraphFont"/>
-    <w:link w:val="Heading3"/>
+  <w:style w:styleId="Heading2" w:type="paragraph">
+    <w:name w:val="Heading 2"/>
+    <w:basedOn w:val="Normal"/>
+    <w:next w:val="BodyText"/>
     <w:uiPriority w:val="9"/>
-    <w:semiHidden/>
-    <w:rsid w:val="00A10FD9"/>
+    <w:unhideWhenUsed/>
+    <w:qFormat/>
+    <w:pPr>
+      <w:keepNext/>
+      <w:keepLines/>
+      <w:spacing w:after="0" w:before="200"/>
+      <w:outlineLvl w:val="1"/>
+    </w:pPr>
     <w:rPr>
-      <w:rFonts w:cstheme="majorBidi" w:eastAsiaTheme="majorEastAsia"/>
-      <w:color w:themeColor="accent1" w:themeShade="BF" w:val="0F4761"/>
+      <w:rFonts w:asciiTheme="majorHAnsi" w:cstheme="majorBidi" w:eastAsiaTheme="majorEastAsia" w:hAnsiTheme="majorHAnsi"/>
+      <w:b/>
+      <w:bCs/>
+      <w:color w:themeColor="accent1" w:val="4F81BD"/>
       <w:sz w:val="28"/>
       <w:szCs w:val="28"/>
     </w:rPr>
   </w:style>
-  <w:style w:customStyle="1" w:styleId="Heading4Char" w:type="character">
-    <w:name w:val="Heading 4 Char"/>
-    <w:basedOn w:val="DefaultParagraphFont"/>
-    <w:link w:val="Heading4"/>
+  <w:style w:styleId="Heading3" w:type="paragraph">
+    <w:name w:val="Heading 3"/>
+    <w:basedOn w:val="Normal"/>
+    <w:next w:val="BodyText"/>
     <w:uiPriority w:val="9"/>
-    <w:semiHidden/>
-    <w:rsid w:val="00A10FD9"/>
+    <w:unhideWhenUsed/>
+    <w:qFormat/>
+    <w:pPr>
+      <w:keepNext/>
+      <w:keepLines/>
+      <w:spacing w:after="0" w:before="200"/>
+      <w:outlineLvl w:val="2"/>
+    </w:pPr>
     <w:rPr>
-      <w:rFonts w:cstheme="majorBidi" w:eastAsiaTheme="majorEastAsia"/>
-      <w:i/>
-      <w:iCs/>
-      <w:color w:themeColor="accent1" w:themeShade="BF" w:val="0F4761"/>
+      <w:rFonts w:asciiTheme="majorHAnsi" w:cstheme="majorBidi" w:eastAsiaTheme="majorEastAsia" w:hAnsiTheme="majorHAnsi"/>
+      <w:b/>
+      <w:bCs/>
+      <w:color w:themeColor="accent1" w:val="4F81BD"/>
+      <w:sz w:val="24"/>
+      <w:szCs w:val="24"/>
     </w:rPr>
   </w:style>
-  <w:style w:customStyle="1" w:styleId="Heading5Char" w:type="character">
-    <w:name w:val="Heading 5 Char"/>
-    <w:basedOn w:val="DefaultParagraphFont"/>
-    <w:link w:val="Heading5"/>
+  <w:style w:styleId="Heading4" w:type="paragraph">
+    <w:name w:val="Heading 4"/>
+    <w:basedOn w:val="Normal"/>
+    <w:next w:val="BodyText"/>
     <w:uiPriority w:val="9"/>
-    <w:semiHidden/>
-    <w:rsid w:val="00A10FD9"/>
+    <w:unhideWhenUsed/>
+    <w:qFormat/>
+    <w:pPr>
+      <w:keepNext/>
+      <w:keepLines/>
+      <w:spacing w:after="0" w:before="200"/>
+      <w:outlineLvl w:val="3"/>
+    </w:pPr>
     <w:rPr>
-      <w:rFonts w:cstheme="majorBidi" w:eastAsiaTheme="majorEastAsia"/>
-      <w:color w:themeColor="accent1" w:themeShade="BF" w:val="0F4761"/>
+      <w:rFonts w:asciiTheme="majorHAnsi" w:cstheme="majorBidi" w:eastAsiaTheme="majorEastAsia" w:hAnsiTheme="majorHAnsi"/>
+      <w:i/>
+      <w:bCs/>
+      <w:color w:themeColor="accent1" w:val="4F81BD"/>
+      <w:sz w:val="24"/>
+      <w:szCs w:val="24"/>
     </w:rPr>
   </w:style>
-  <w:style w:customStyle="1" w:styleId="Heading6Char" w:type="character">
-    <w:name w:val="Heading 6 Char"/>
-    <w:basedOn w:val="DefaultParagraphFont"/>
-    <w:link w:val="Heading6"/>
+  <w:style w:styleId="Heading5" w:type="paragraph">
+    <w:name w:val="Heading 5"/>
+    <w:basedOn w:val="Normal"/>
+    <w:next w:val="BodyText"/>
     <w:uiPriority w:val="9"/>
-    <w:semiHidden/>
-    <w:rsid w:val="00A10FD9"/>
+    <w:unhideWhenUsed/>
+    <w:qFormat/>
+    <w:pPr>
+      <w:keepNext/>
+      <w:keepLines/>
+      <w:spacing w:after="0" w:before="200"/>
+      <w:outlineLvl w:val="4"/>
+    </w:pPr>
     <w:rPr>
-      <w:rFonts w:cstheme="majorBidi" w:eastAsiaTheme="majorEastAsia"/>
-      <w:i/>
+      <w:rFonts w:asciiTheme="majorHAnsi" w:cstheme="majorBidi" w:eastAsiaTheme="majorEastAsia" w:hAnsiTheme="majorHAnsi"/>
       <w:iCs/>
-      <w:color w:themeColor="text1" w:themeTint="A6" w:val="595959"/>
+      <w:color w:themeColor="accent1" w:val="4F81BD"/>
+      <w:sz w:val="24"/>
+      <w:szCs w:val="24"/>
     </w:rPr>
   </w:style>
-  <w:style w:customStyle="1" w:styleId="Heading7Char" w:type="character">
-    <w:name w:val="Heading 7 Char"/>
-    <w:basedOn w:val="DefaultParagraphFont"/>
-    <w:link w:val="Heading7"/>
+  <w:style w:styleId="Heading6" w:type="paragraph">
+    <w:name w:val="Heading 6"/>
+    <w:basedOn w:val="Normal"/>
+    <w:next w:val="BodyText"/>
     <w:uiPriority w:val="9"/>
-    <w:semiHidden/>
-    <w:rsid w:val="00A10FD9"/>
+    <w:unhideWhenUsed/>
+    <w:qFormat/>
+    <w:pPr>
+      <w:keepNext/>
+      <w:keepLines/>
+      <w:spacing w:after="0" w:before="200"/>
+      <w:outlineLvl w:val="5"/>
+    </w:pPr>
     <w:rPr>
-      <w:rFonts w:cstheme="majorBidi" w:eastAsiaTheme="majorEastAsia"/>
-      <w:color w:themeColor="text1" w:themeTint="A6" w:val="595959"/>
+      <w:rFonts w:asciiTheme="majorHAnsi" w:cstheme="majorBidi" w:eastAsiaTheme="majorEastAsia" w:hAnsiTheme="majorHAnsi"/>
+      <w:color w:themeColor="accent1" w:val="4F81BD"/>
+      <w:sz w:val="24"/>
+      <w:szCs w:val="24"/>
     </w:rPr>
   </w:style>
-  <w:style w:customStyle="1" w:styleId="Heading8Char" w:type="character">
-    <w:name w:val="Heading 8 Char"/>
-    <w:basedOn w:val="DefaultParagraphFont"/>
-    <w:link w:val="Heading8"/>
+  <w:style w:styleId="Heading7" w:type="paragraph">
+    <w:name w:val="Heading 7"/>
+    <w:basedOn w:val="Normal"/>
+    <w:next w:val="BodyText"/>
     <w:uiPriority w:val="9"/>
-    <w:semiHidden/>
-    <w:rsid w:val="00A10FD9"/>
+    <w:unhideWhenUsed/>
+    <w:qFormat/>
+    <w:pPr>
+      <w:keepNext/>
+      <w:keepLines/>
+      <w:spacing w:after="0" w:before="200"/>
+      <w:outlineLvl w:val="6"/>
+    </w:pPr>
     <w:rPr>
-      <w:rFonts w:cstheme="majorBidi" w:eastAsiaTheme="majorEastAsia"/>
-      <w:i/>
-      <w:iCs/>
-      <w:color w:themeColor="text1" w:themeTint="D8" w:val="272727"/>
+      <w:rFonts w:asciiTheme="majorHAnsi" w:cstheme="majorBidi" w:eastAsiaTheme="majorEastAsia" w:hAnsiTheme="majorHAnsi"/>
+      <w:color w:themeColor="accent1" w:val="4F81BD"/>
+      <w:sz w:val="24"/>
+      <w:szCs w:val="24"/>
     </w:rPr>
   </w:style>
-  <w:style w:customStyle="1" w:styleId="Heading9Char" w:type="character">
-    <w:name w:val="Heading 9 Char"/>
-    <w:basedOn w:val="DefaultParagraphFont"/>
-    <w:link w:val="Heading9"/>
+  <w:style w:styleId="Heading8" w:type="paragraph">
+    <w:name w:val="Heading 8"/>
+    <w:basedOn w:val="Normal"/>
+    <w:next w:val="BodyText"/>
     <w:uiPriority w:val="9"/>
-    <w:semiHidden/>
-    <w:rsid w:val="00A10FD9"/>
+    <w:unhideWhenUsed/>
+    <w:qFormat/>
+    <w:pPr>
+      <w:keepNext/>
+      <w:keepLines/>
+      <w:spacing w:after="0" w:before="200"/>
+      <w:outlineLvl w:val="7"/>
+    </w:pPr>
     <w:rPr>
-      <w:rFonts w:cstheme="majorBidi" w:eastAsiaTheme="majorEastAsia"/>
-      <w:color w:themeColor="text1" w:themeTint="D8" w:val="272727"/>
+      <w:rFonts w:asciiTheme="majorHAnsi" w:cstheme="majorBidi" w:eastAsiaTheme="majorEastAsia" w:hAnsiTheme="majorHAnsi"/>
+      <w:color w:themeColor="accent1" w:val="4F81BD"/>
+      <w:sz w:val="24"/>
+      <w:szCs w:val="24"/>
+    </w:rPr>
+  </w:style>
+  <w:style w:styleId="Heading9" w:type="paragraph">
+    <w:name w:val="Heading 9"/>
+    <w:basedOn w:val="Normal"/>
+    <w:next w:val="BodyText"/>
+    <w:uiPriority w:val="9"/>
+    <w:unhideWhenUsed/>
+    <w:qFormat/>
+    <w:pPr>
+      <w:keepNext/>
+      <w:keepLines/>
+      <w:spacing w:after="0" w:before="200"/>
+      <w:outlineLvl w:val="8"/>
+    </w:pPr>
+    <w:rPr>
+      <w:rFonts w:asciiTheme="majorHAnsi" w:cstheme="majorBidi" w:eastAsiaTheme="majorEastAsia" w:hAnsiTheme="majorHAnsi"/>
+      <w:color w:themeColor="accent1" w:val="4F81BD"/>
+      <w:sz w:val="24"/>
+      <w:szCs w:val="24"/>
     </w:rPr>
   </w:style>
   <w:style w:styleId="BlockText" w:type="paragraph">
@@ -8818,18 +8671,6 @@
     <w:uiPriority w:val="9"/>
     <w:unhideWhenUsed/>
     <w:qFormat/>
-  </w:style>
-  <w:style w:styleId="FootnoteBlockText" w:type="paragraph">
-    <w:name w:val="Footnote Block Text"/>
-    <w:basedOn w:val="FootnoteText"/>
-    <w:next w:val="FootnoteText"/>
-    <w:uiPriority w:val="9"/>
-    <w:unhideWhenUsed/>
-    <w:qFormat/>
-    <w:pPr>
-      <w:spacing w:after="100" w:before="100"/>
-      <w:ind w:firstLine="0" w:left="480" w:right="480"/>
-    </w:pPr>
   </w:style>
   <w:style w:default="1" w:styleId="DefaultParagraphFont" w:type="character">
     <w:name w:val="Default Paragraph Font"/>
@@ -8859,11 +8700,18 @@
       </w:tblCellMar>
     </w:tblPr>
     <w:tblStylePr w:type="firstRow">
+      <w:tblPr>
+        <w:jc w:val="left"/>
+        <w:tblInd w:type="dxa" w:w="0"/>
+      </w:tblPr>
+      <w:trPr>
+        <w:jc w:val="left"/>
+      </w:trPr>
       <w:tcPr>
+        <w:vAlign w:val="bottom"/>
         <w:tcBorders>
           <w:bottom w:val="single"/>
         </w:tcBorders>
-        <w:vAlign w:val="bottom"/>
       </w:tcPr>
     </w:tblStylePr>
   </w:style>
@@ -8978,8 +8826,8 @@
     <w:name w:val="KeywordTok"/>
     <w:basedOn w:val="VerbatimChar"/>
     <w:rPr>
+      <w:color w:val="007020"/>
       <w:b/>
-      <w:color w:val="007020"/>
     </w:rPr>
   </w:style>
   <w:style w:type="character" w:customStyle="1" w:styleId="DataTypeTok">
@@ -9056,42 +8904,42 @@
     <w:name w:val="ImportTok"/>
     <w:basedOn w:val="VerbatimChar"/>
     <w:rPr>
+      <w:color w:val="008000"/>
       <w:b/>
-      <w:color w:val="008000"/>
     </w:rPr>
   </w:style>
   <w:style w:type="character" w:customStyle="1" w:styleId="CommentTok">
     <w:name w:val="CommentTok"/>
     <w:basedOn w:val="VerbatimChar"/>
     <w:rPr>
+      <w:color w:val="60a0b0"/>
       <w:i/>
-      <w:color w:val="60a0b0"/>
     </w:rPr>
   </w:style>
   <w:style w:type="character" w:customStyle="1" w:styleId="DocumentationTok">
     <w:name w:val="DocumentationTok"/>
     <w:basedOn w:val="VerbatimChar"/>
     <w:rPr>
+      <w:color w:val="ba2121"/>
       <w:i/>
-      <w:color w:val="ba2121"/>
     </w:rPr>
   </w:style>
   <w:style w:type="character" w:customStyle="1" w:styleId="AnnotationTok">
     <w:name w:val="AnnotationTok"/>
     <w:basedOn w:val="VerbatimChar"/>
     <w:rPr>
+      <w:color w:val="60a0b0"/>
       <w:b/>
       <w:i/>
-      <w:color w:val="60a0b0"/>
     </w:rPr>
   </w:style>
   <w:style w:type="character" w:customStyle="1" w:styleId="CommentVarTok">
     <w:name w:val="CommentVarTok"/>
     <w:basedOn w:val="VerbatimChar"/>
     <w:rPr>
+      <w:color w:val="60a0b0"/>
       <w:b/>
       <w:i/>
-      <w:color w:val="60a0b0"/>
     </w:rPr>
   </w:style>
   <w:style w:type="character" w:customStyle="1" w:styleId="OtherTok">
@@ -9119,8 +8967,8 @@
     <w:name w:val="ControlFlowTok"/>
     <w:basedOn w:val="VerbatimChar"/>
     <w:rPr>
+      <w:color w:val="007020"/>
       <w:b/>
-      <w:color w:val="007020"/>
     </w:rPr>
   </w:style>
   <w:style w:type="character" w:customStyle="1" w:styleId="OperatorTok">
@@ -9165,34 +9013,34 @@
     <w:name w:val="InformationTok"/>
     <w:basedOn w:val="VerbatimChar"/>
     <w:rPr>
+      <w:color w:val="60a0b0"/>
       <w:b/>
       <w:i/>
-      <w:color w:val="60a0b0"/>
     </w:rPr>
   </w:style>
   <w:style w:type="character" w:customStyle="1" w:styleId="WarningTok">
     <w:name w:val="WarningTok"/>
     <w:basedOn w:val="VerbatimChar"/>
     <w:rPr>
+      <w:color w:val="60a0b0"/>
       <w:b/>
       <w:i/>
-      <w:color w:val="60a0b0"/>
     </w:rPr>
   </w:style>
   <w:style w:type="character" w:customStyle="1" w:styleId="AlertTok">
     <w:name w:val="AlertTok"/>
     <w:basedOn w:val="VerbatimChar"/>
     <w:rPr>
+      <w:color w:val="ff0000"/>
       <w:b/>
-      <w:color w:val="ff0000"/>
     </w:rPr>
   </w:style>
   <w:style w:type="character" w:customStyle="1" w:styleId="ErrorTok">
     <w:name w:val="ErrorTok"/>
     <w:basedOn w:val="VerbatimChar"/>
     <w:rPr>
+      <w:color w:val="ff0000"/>
       <w:b/>
-      <w:color w:val="ff0000"/>
     </w:rPr>
   </w:style>
   <w:style w:type="character" w:customStyle="1" w:styleId="NormalTok">
@@ -9214,44 +9062,44 @@
         <a:sysClr val="window" lastClr="FFFFFF"/>
       </a:lt1>
       <a:dk2>
-        <a:srgbClr val="0E2841"/>
+        <a:srgbClr val="1F497D"/>
       </a:dk2>
       <a:lt2>
-        <a:srgbClr val="E8E8E8"/>
+        <a:srgbClr val="EEECE1"/>
       </a:lt2>
       <a:accent1>
-        <a:srgbClr val="156082"/>
+        <a:srgbClr val="4F81BD"/>
       </a:accent1>
       <a:accent2>
-        <a:srgbClr val="E97132"/>
+        <a:srgbClr val="C0504D"/>
       </a:accent2>
       <a:accent3>
-        <a:srgbClr val="196B24"/>
+        <a:srgbClr val="9BBB59"/>
       </a:accent3>
       <a:accent4>
-        <a:srgbClr val="0F9ED5"/>
+        <a:srgbClr val="8064A2"/>
       </a:accent4>
       <a:accent5>
-        <a:srgbClr val="A02B93"/>
+        <a:srgbClr val="4BACC6"/>
       </a:accent5>
       <a:accent6>
-        <a:srgbClr val="4EA72E"/>
+        <a:srgbClr val="F79646"/>
       </a:accent6>
       <a:hlink>
-        <a:srgbClr val="467886"/>
+        <a:srgbClr val="0000FF"/>
       </a:hlink>
       <a:folHlink>
-        <a:srgbClr val="96607D"/>
+        <a:srgbClr val="800080"/>
       </a:folHlink>
     </a:clrScheme>
     <a:fontScheme name="Office">
       <a:majorFont>
-        <a:latin typeface="Aptos Display" panose="02110004020202020204"/>
+        <a:latin typeface="Calibri"/>
         <a:ea typeface=""/>
         <a:cs typeface=""/>
-        <a:font script="Jpan" typeface="游ゴシック Light"/>
+        <a:font script="Jpan" typeface="ＭＳ ゴシック"/>
         <a:font script="Hang" typeface="맑은 고딕"/>
-        <a:font script="Hans" typeface="等线 Light"/>
+        <a:font script="Hans" typeface="宋体"/>
         <a:font script="Hant" typeface="新細明體"/>
         <a:font script="Arab" typeface="Times New Roman"/>
         <a:font script="Hebr" typeface="Times New Roman"/>
@@ -9278,32 +9126,14 @@
         <a:font script="Mong" typeface="Mongolian Baiti"/>
         <a:font script="Viet" typeface="Times New Roman"/>
         <a:font script="Uigh" typeface="Microsoft Uighur"/>
-        <a:font script="Geor" typeface="Sylfaen"/>
-        <a:font script="Armn" typeface="Arial"/>
-        <a:font script="Bugi" typeface="Leelawadee UI"/>
-        <a:font script="Bopo" typeface="Microsoft JhengHei"/>
-        <a:font script="Java" typeface="Javanese Text"/>
-        <a:font script="Lisu" typeface="Segoe UI"/>
-        <a:font script="Mymr" typeface="Myanmar Text"/>
-        <a:font script="Nkoo" typeface="Ebrima"/>
-        <a:font script="Olck" typeface="Nirmala UI"/>
-        <a:font script="Osma" typeface="Ebrima"/>
-        <a:font script="Phag" typeface="Phagspa"/>
-        <a:font script="Syrn" typeface="Estrangelo Edessa"/>
-        <a:font script="Syrj" typeface="Estrangelo Edessa"/>
-        <a:font script="Syre" typeface="Estrangelo Edessa"/>
-        <a:font script="Sora" typeface="Nirmala UI"/>
-        <a:font script="Tale" typeface="Microsoft Tai Le"/>
-        <a:font script="Talu" typeface="Microsoft New Tai Lue"/>
-        <a:font script="Tfng" typeface="Ebrima"/>
       </a:majorFont>
       <a:minorFont>
-        <a:latin typeface="Aptos" panose="02110004020202020204"/>
+        <a:latin typeface="Cambria"/>
         <a:ea typeface=""/>
         <a:cs typeface=""/>
-        <a:font script="Jpan" typeface="游明朝"/>
+        <a:font script="Jpan" typeface="ＭＳ 明朝"/>
         <a:font script="Hang" typeface="맑은 고딕"/>
-        <a:font script="Hans" typeface="等线"/>
+        <a:font script="Hans" typeface="宋体"/>
         <a:font script="Hant" typeface="新細明體"/>
         <a:font script="Arab" typeface="Arial"/>
         <a:font script="Hebr" typeface="Arial"/>
@@ -9330,24 +9160,6 @@
         <a:font script="Mong" typeface="Mongolian Baiti"/>
         <a:font script="Viet" typeface="Arial"/>
         <a:font script="Uigh" typeface="Microsoft Uighur"/>
-        <a:font script="Geor" typeface="Sylfaen"/>
-        <a:font script="Armn" typeface="Arial"/>
-        <a:font script="Bugi" typeface="Leelawadee UI"/>
-        <a:font script="Bopo" typeface="Microsoft JhengHei"/>
-        <a:font script="Java" typeface="Javanese Text"/>
-        <a:font script="Lisu" typeface="Segoe UI"/>
-        <a:font script="Mymr" typeface="Myanmar Text"/>
-        <a:font script="Nkoo" typeface="Ebrima"/>
-        <a:font script="Olck" typeface="Nirmala UI"/>
-        <a:font script="Osma" typeface="Ebrima"/>
-        <a:font script="Phag" typeface="Phagspa"/>
-        <a:font script="Syrn" typeface="Estrangelo Edessa"/>
-        <a:font script="Syrj" typeface="Estrangelo Edessa"/>
-        <a:font script="Syre" typeface="Estrangelo Edessa"/>
-        <a:font script="Sora" typeface="Nirmala UI"/>
-        <a:font script="Tale" typeface="Microsoft Tai Le"/>
-        <a:font script="Talu" typeface="Microsoft New Tai Lue"/>
-        <a:font script="Tfng" typeface="Ebrima"/>
       </a:minorFont>
     </a:fontScheme>
     <a:fmtScheme name="Office">
@@ -9359,141 +9171,200 @@
           <a:gsLst>
             <a:gs pos="0">
               <a:schemeClr val="phClr">
-                <a:lumMod val="110000"/>
-                <a:satMod val="105000"/>
-                <a:tint val="67000"/>
+                <a:tint val="50000"/>
+                <a:satMod val="300000"/>
               </a:schemeClr>
             </a:gs>
-            <a:gs pos="50000">
+            <a:gs pos="35000">
               <a:schemeClr val="phClr">
-                <a:lumMod val="105000"/>
-                <a:satMod val="103000"/>
-                <a:tint val="73000"/>
+                <a:tint val="37000"/>
+                <a:satMod val="300000"/>
               </a:schemeClr>
             </a:gs>
             <a:gs pos="100000">
               <a:schemeClr val="phClr">
-                <a:lumMod val="105000"/>
-                <a:satMod val="109000"/>
-                <a:tint val="81000"/>
+                <a:tint val="15000"/>
+                <a:satMod val="350000"/>
               </a:schemeClr>
             </a:gs>
           </a:gsLst>
-          <a:lin ang="5400000" scaled="0"/>
+          <a:lin ang="16200000" scaled="1"/>
         </a:gradFill>
         <a:gradFill rotWithShape="1">
           <a:gsLst>
             <a:gs pos="0">
               <a:schemeClr val="phClr">
-                <a:satMod val="103000"/>
-                <a:lumMod val="102000"/>
-                <a:tint val="94000"/>
-              </a:schemeClr>
-            </a:gs>
-            <a:gs pos="50000">
-              <a:schemeClr val="phClr">
-                <a:satMod val="110000"/>
-                <a:lumMod val="100000"/>
+                <a:tint val="100000"/>
                 <a:shade val="100000"/>
+                <a:satMod val="130000"/>
               </a:schemeClr>
             </a:gs>
             <a:gs pos="100000">
               <a:schemeClr val="phClr">
-                <a:lumMod val="99000"/>
-                <a:satMod val="120000"/>
-                <a:shade val="78000"/>
+                <a:tint val="50000"/>
+                <a:shade val="100000"/>
+                <a:satMod val="350000"/>
               </a:schemeClr>
             </a:gs>
           </a:gsLst>
-          <a:lin ang="5400000" scaled="0"/>
+          <a:lin ang="16200000" scaled="0"/>
         </a:gradFill>
       </a:fillStyleLst>
       <a:lnStyleLst>
-        <a:ln w="6350" cap="flat" cmpd="sng" algn="ctr">
+        <a:ln w="9525" cap="flat" cmpd="sng" algn="ctr">
+          <a:solidFill>
+            <a:schemeClr val="phClr">
+              <a:shade val="95000"/>
+              <a:satMod val="105000"/>
+            </a:schemeClr>
+          </a:solidFill>
+          <a:prstDash val="solid"/>
+        </a:ln>
+        <a:ln w="25400" cap="flat" cmpd="sng" algn="ctr">
           <a:solidFill>
             <a:schemeClr val="phClr"/>
           </a:solidFill>
           <a:prstDash val="solid"/>
-          <a:miter lim="800000"/>
         </a:ln>
-        <a:ln w="12700" cap="flat" cmpd="sng" algn="ctr">
+        <a:ln w="38100" cap="flat" cmpd="sng" algn="ctr">
           <a:solidFill>
             <a:schemeClr val="phClr"/>
           </a:solidFill>
           <a:prstDash val="solid"/>
-          <a:miter lim="800000"/>
-        </a:ln>
-        <a:ln w="19050" cap="flat" cmpd="sng" algn="ctr">
-          <a:solidFill>
-            <a:schemeClr val="phClr"/>
-          </a:solidFill>
-          <a:prstDash val="solid"/>
-          <a:miter lim="800000"/>
         </a:ln>
       </a:lnStyleLst>
       <a:effectStyleLst>
         <a:effectStyle>
-          <a:effectLst/>
-        </a:effectStyle>
-        <a:effectStyle>
-          <a:effectLst/>
+          <a:effectLst>
+            <a:outerShdw blurRad="40000" dist="20000" dir="5400000" rotWithShape="0">
+              <a:srgbClr val="000000">
+                <a:alpha val="38000"/>
+              </a:srgbClr>
+            </a:outerShdw>
+          </a:effectLst>
         </a:effectStyle>
         <a:effectStyle>
           <a:effectLst>
-            <a:outerShdw blurRad="57150" dist="19050" dir="5400000" algn="ctr" rotWithShape="0">
+            <a:outerShdw blurRad="40000" dist="23000" dir="5400000" rotWithShape="0">
               <a:srgbClr val="000000">
-                <a:alpha val="63000"/>
+                <a:alpha val="35000"/>
               </a:srgbClr>
             </a:outerShdw>
           </a:effectLst>
+        </a:effectStyle>
+        <a:effectStyle>
+          <a:effectLst>
+            <a:outerShdw blurRad="40000" dist="23000" dir="5400000" rotWithShape="0">
+              <a:srgbClr val="000000">
+                <a:alpha val="35000"/>
+              </a:srgbClr>
+            </a:outerShdw>
+          </a:effectLst>
+          <a:scene3d>
+            <a:camera prst="orthographicFront">
+              <a:rot lat="0" lon="0" rev="0"/>
+            </a:camera>
+            <a:lightRig rig="threePt" dir="t">
+              <a:rot lat="0" lon="0" rev="1200000"/>
+            </a:lightRig>
+          </a:scene3d>
+          <a:sp3d>
+            <a:bevelT w="63500" h="25400"/>
+          </a:sp3d>
         </a:effectStyle>
       </a:effectStyleLst>
       <a:bgFillStyleLst>
         <a:solidFill>
           <a:schemeClr val="phClr"/>
         </a:solidFill>
-        <a:solidFill>
-          <a:schemeClr val="phClr">
-            <a:tint val="95000"/>
-            <a:satMod val="170000"/>
-          </a:schemeClr>
-        </a:solidFill>
         <a:gradFill rotWithShape="1">
           <a:gsLst>
             <a:gs pos="0">
               <a:schemeClr val="phClr">
-                <a:tint val="93000"/>
-                <a:satMod val="150000"/>
-                <a:shade val="98000"/>
-                <a:lumMod val="102000"/>
+                <a:tint val="40000"/>
+                <a:satMod val="350000"/>
               </a:schemeClr>
             </a:gs>
-            <a:gs pos="50000">
+            <a:gs pos="40000">
               <a:schemeClr val="phClr">
-                <a:tint val="98000"/>
-                <a:satMod val="130000"/>
-                <a:shade val="90000"/>
-                <a:lumMod val="103000"/>
+                <a:tint val="45000"/>
+                <a:shade val="99000"/>
+                <a:satMod val="350000"/>
               </a:schemeClr>
             </a:gs>
             <a:gs pos="100000">
               <a:schemeClr val="phClr">
-                <a:shade val="63000"/>
-                <a:satMod val="120000"/>
+                <a:shade val="20000"/>
+                <a:satMod val="255000"/>
               </a:schemeClr>
             </a:gs>
           </a:gsLst>
-          <a:lin ang="5400000" scaled="0"/>
+          <a:path path="circle">
+            <a:fillToRect l="50000" t="-80000" r="50000" b="180000"/>
+          </a:path>
+        </a:gradFill>
+        <a:gradFill rotWithShape="1">
+          <a:gsLst>
+            <a:gs pos="0">
+              <a:schemeClr val="phClr">
+                <a:tint val="80000"/>
+                <a:satMod val="300000"/>
+              </a:schemeClr>
+            </a:gs>
+            <a:gs pos="100000">
+              <a:schemeClr val="phClr">
+                <a:shade val="30000"/>
+                <a:satMod val="200000"/>
+              </a:schemeClr>
+            </a:gs>
+          </a:gsLst>
+          <a:path path="circle">
+            <a:fillToRect l="50000" t="50000" r="50000" b="50000"/>
+          </a:path>
         </a:gradFill>
       </a:bgFillStyleLst>
     </a:fmtScheme>
   </a:themeElements>
-  <a:objectDefaults/>
+  <a:objectDefaults>
+    <a:spDef>
+      <a:spPr/>
+      <a:bodyPr/>
+      <a:lstStyle/>
+      <a:style>
+        <a:lnRef idx="1">
+          <a:schemeClr val="accent1"/>
+        </a:lnRef>
+        <a:fillRef idx="3">
+          <a:schemeClr val="accent1"/>
+        </a:fillRef>
+        <a:effectRef idx="2">
+          <a:schemeClr val="accent1"/>
+        </a:effectRef>
+        <a:fontRef idx="minor">
+          <a:schemeClr val="lt1"/>
+        </a:fontRef>
+      </a:style>
+    </a:spDef>
+    <a:lnDef>
+      <a:spPr/>
+      <a:bodyPr/>
+      <a:lstStyle/>
+      <a:style>
+        <a:lnRef idx="2">
+          <a:schemeClr val="accent1"/>
+        </a:lnRef>
+        <a:fillRef idx="0">
+          <a:schemeClr val="accent1"/>
+        </a:fillRef>
+        <a:effectRef idx="1">
+          <a:schemeClr val="accent1"/>
+        </a:effectRef>
+        <a:fontRef idx="minor">
+          <a:schemeClr val="tx1"/>
+        </a:fontRef>
+      </a:style>
+    </a:lnDef>
+  </a:objectDefaults>
   <a:extraClrSchemeLst/>
-  <a:extLst>
-    <a:ext uri="{05A4C25C-085E-4340-85A3-A5531E510DB2}">
-      <thm15:themeFamily xmlns:thm15="http://schemas.microsoft.com/office/thememl/2012/main" name="Office Theme" id="{2E142A2C-CD16-42D6-873A-C26D2A0506FA}" vid="{1BDDFF52-6CD6-40A5-AB3C-68EB2F1E4D0A}"/>
-    </a:ext>
-  </a:extLst>
 </a:theme>
 </file>
--- a/submission/candidate_20260911_review/MANUSCRIPT_Submission.docx
+++ b/submission/candidate_20260911_review/MANUSCRIPT_Submission.docx
@@ -492,7 +492,7 @@
         <w:widowControl/>
       </w:pPr>
       <w:r>
-        <w:t xml:space="preserve">Mendelian randomization (MR) uses genetic variants associated with an exposure to study its relationship with disease [7] — because the genetic variants a person inherits are assigned at conception in a way that mimics the random allocation of treatments in a clinical trial, this approach can support cause-and-effect inference without the confounding that affects ordinary observational studies. Here, the exposure was blood gene expression. We also used colocalization, an analysis that asks whether the expression and disease associations are consistent with the same underlying genetic variant [8] — two signals that sit near each other in a region of the genome can look connected simply because they are inherited together, rather than because they reflect one shared causal variant, and colocalization checks which explanation the data actually support. This additional check matters because, without it, an expression–disease association found by MR could reflect such a linked-but-distinct pair of signals rather than a truly shared one. The two analyses also report different kinds of numbers: MR results appear as odds ratios (ORs) with 95% confidence intervals and</w:t>
+        <w:t xml:space="preserve">Mendelian randomization (MR) uses genetic variants associated with an exposure to study its relationship with disease [7] — because the genetic variants a person inherits are assigned at conception in a way that mimics the random allocation of treatments in a clinical trial, this approach can support cause-and-effect inference without the confounding that affects ordinary observational studies. Colocalization is a complementary analysis that asks whether the exposure and disease associations at a locus are consistent with the same underlying genetic variant [8] — two signals that sit near each other in a region of the genome can look connected simply because they are inherited together, rather than because they reflect one shared causal variant, and colocalization checks which explanation the data actually support. This additional check matters because, without it, an exposure–disease association found by MR could reflect such a linked-but-distinct pair of signals rather than a truly shared one. The two analyses also report different kinds of numbers: MR results appear as odds ratios (ORs) with 95% confidence intervals and</w:t>
       </w:r>
       <w:r>
         <w:t xml:space="preserve"> </w:t>
@@ -565,7 +565,7 @@
         <w:widowControl/>
       </w:pPr>
       <w:r>
-        <w:t xml:space="preserve">We screened genes considered potentially druggable — that is, genes encoding proteins, such as receptors or enzymes, that are plausible targets for an existing or future drug — and compared</w:t>
+        <w:t xml:space="preserve">Here, we used blood gene expression as the exposure and screened genes considered potentially druggable — that is, genes encoding proteins, such as receptors or enzymes, that are plausible targets for an existing or future drug — comparing</w:t>
       </w:r>
       <w:r>
         <w:t xml:space="preserve"> </w:t>
@@ -607,7 +607,10 @@
         <w:t xml:space="preserve">CTLA4</w:t>
       </w:r>
       <w:r>
-        <w:t xml:space="preserve">. Our primary question was whether genetically proxied expression — a person’s blood gene-expression level as predicted from their own inherited genetic variants, used as a stand-in for a measurement that was not taken directly — was associated with GD and supported by a shared expression–disease variant. We then assessed broader hyperthyroidism and a Graves ophthalmopathy outcome. The study was designed to inform interpretation of genetic target evidence; it did not test a treatment or directly compare GD patients with and without TED.</w:t>
+        <w:t xml:space="preserve"> </w:t>
+      </w:r>
+      <w:r>
+        <w:t xml:space="preserve">by both MR and colocalization. Our primary question was whether genetically proxied expression — a person’s blood gene-expression level as predicted from their own inherited genetic variants, used as a stand-in for a measurement that was not taken directly — was associated with GD and supported by a shared expression–disease variant. We then assessed broader hyperthyroidism and a Graves ophthalmopathy outcome. The study was designed to inform interpretation of genetic target evidence; it did not test a treatment or directly compare GD patients with and without TED.</w:t>
       </w:r>
     </w:p>
     <w:bookmarkEnd w:id="21"/>

--- a/submission/candidate_20260911_review/MANUSCRIPT_Submission.docx
+++ b/submission/candidate_20260911_review/MANUSCRIPT_Submission.docx
@@ -180,7 +180,7 @@
         <w:t xml:space="preserve"> </w:t>
       </w:r>
       <w:r>
-        <w:t xml:space="preserve">We screened 2,544 druggable genes using Wald-ratio or inverse-variance-weighted Mendelian randomization and colocalization, testing for shared expression–disease variants. Outcomes were Biobank Japan (BBJ) GD, UK Biobank (UKB) hyperthyroidism and FinnGen Graves ophthalmopathy. In-house orbital tissue RNA sequencing (four TED patients, one control) was summarized by transcript levels and fold changes without significance testing.</w:t>
+        <w:t xml:space="preserve">We used Wald-ratio or inverse-variance-weighted Mendelian randomization and colocalization (testing for shared expression–disease variants). Outcomes were Biobank Japan (BBJ) GD, UK Biobank (UKB) hyperthyroidism and FinnGen Graves ophthalmopathy. In-house orbital RNA sequencing (four TED patients, one control) was analyzed descriptively using transcript levels and fold changes without significance testing.</w:t>
       </w:r>
       <w:r>
         <w:t xml:space="preserve"> </w:t>
@@ -196,7 +196,20 @@
         <w:t xml:space="preserve"> </w:t>
       </w:r>
       <w:r>
-        <w:t xml:space="preserve">Higher genetically proxied</w:t>
+        <w:t xml:space="preserve">Of 2,544 eligible genes, 13 met the BBJ Bonferroni threshold (</w:t>
+      </w:r>
+      <w:r>
+        <w:rPr>
+          <w:i/>
+          <w:iCs/>
+        </w:rPr>
+        <w:t xml:space="preserve">P</w:t>
+      </w:r>
+      <w:r>
+        <w:t xml:space="preserve"> </w:t>
+      </w:r>
+      <w:r>
+        <w:t xml:space="preserve">&lt; 0.05/2,544). Higher genetically predicted</w:t>
       </w:r>
       <w:r>
         <w:t xml:space="preserve"> </w:t>
@@ -212,7 +225,23 @@
         <w:t xml:space="preserve"> </w:t>
       </w:r>
       <w:r>
-        <w:t xml:space="preserve">expression was associated with lower GD odds;</w:t>
+        <w:t xml:space="preserve">expression was associated with lower GD odds in BBJ (odds ratio [OR] per approximately one standard deviation 0.12, 95% confidence interval [CI] 0.07–0.21;</w:t>
+      </w:r>
+      <w:r>
+        <w:t xml:space="preserve"> </w:t>
+      </w:r>
+      <w:r>
+        <w:rPr>
+          <w:i/>
+          <w:iCs/>
+        </w:rPr>
+        <w:t xml:space="preserve">P</w:t>
+      </w:r>
+      <w:r>
+        <w:t xml:space="preserve"> </w:t>
+      </w:r>
+      <w:r>
+        <w:t xml:space="preserve">= 1.09×10⁻¹⁴), with concordant directions in UKB and FinnGen. Colocalization support exceeded the 0.80 probability threshold in BBJ and FinnGen, but not UKB. BBJ support fell below threshold when the shared-variant prior probability decreased from 10⁻⁵ to 10⁻⁶. Higher</w:t>
       </w:r>
       <w:r>
         <w:t xml:space="preserve"> </w:t>
@@ -228,23 +257,7 @@
         <w:t xml:space="preserve"> </w:t>
       </w:r>
       <w:r>
-        <w:t xml:space="preserve">findings were less conclusive. Thirteen genes met the multiple-testing threshold. Per approximately one standard deviation higher blood</w:t>
-      </w:r>
-      <w:r>
-        <w:t xml:space="preserve"> </w:t>
-      </w:r>
-      <w:r>
-        <w:rPr>
-          <w:i/>
-          <w:iCs/>
-        </w:rPr>
-        <w:t xml:space="preserve">TSHR</w:t>
-      </w:r>
-      <w:r>
-        <w:t xml:space="preserve"> </w:t>
-      </w:r>
-      <w:r>
-        <w:t xml:space="preserve">expression, the BBJ odds ratio (OR) was 0.12 (95% confidence interval [CI] 0.07–0.21;</w:t>
+        <w:t xml:space="preserve">expression was associated with higher odds in BBJ (OR 1.56, 95% CI 1.07–2.28;</w:t>
       </w:r>
       <w:r>
         <w:t xml:space="preserve"> </w:t>
@@ -260,7 +273,33 @@
         <w:t xml:space="preserve"> </w:t>
       </w:r>
       <w:r>
-        <w:t xml:space="preserve">= 1.09×10⁻¹⁴), with matching directions in UKB and FinnGen. Shared-variant support was strong in BBJ and FinnGen, but not UKB; BBJ support fell below threshold when shared variants were assumed less likely.</w:t>
+        <w:t xml:space="preserve">= 0.0212) and UKB (</w:t>
+      </w:r>
+      <w:r>
+        <w:rPr>
+          <w:i/>
+          <w:iCs/>
+        </w:rPr>
+        <w:t xml:space="preserve">P</w:t>
+      </w:r>
+      <w:r>
+        <w:t xml:space="preserve"> </w:t>
+      </w:r>
+      <w:r>
+        <w:t xml:space="preserve">= 0.0117), but neither association met the discovery threshold. FinnGen findings were inconclusive (</w:t>
+      </w:r>
+      <w:r>
+        <w:rPr>
+          <w:i/>
+          <w:iCs/>
+        </w:rPr>
+        <w:t xml:space="preserve">P</w:t>
+      </w:r>
+      <w:r>
+        <w:t xml:space="preserve"> </w:t>
+      </w:r>
+      <w:r>
+        <w:t xml:space="preserve">= 0.182).</w:t>
       </w:r>
       <w:r>
         <w:t xml:space="preserve"> </w:t>
@@ -276,65 +315,7 @@
         <w:t xml:space="preserve"> </w:t>
       </w:r>
       <w:r>
-        <w:t xml:space="preserve">did not meet the discovery threshold or show strong shared-variant support. Associations reached</w:t>
-      </w:r>
-      <w:r>
-        <w:t xml:space="preserve"> </w:t>
-      </w:r>
-      <w:r>
-        <w:rPr>
-          <w:i/>
-          <w:iCs/>
-        </w:rPr>
-        <w:t xml:space="preserve">P</w:t>
-      </w:r>
-      <w:r>
-        <w:t xml:space="preserve"> </w:t>
-      </w:r>
-      <w:r>
-        <w:t xml:space="preserve">&lt; 0.05 in BBJ (OR 1.56, 95% CI 1.07–2.28;</w:t>
-      </w:r>
-      <w:r>
-        <w:t xml:space="preserve"> </w:t>
-      </w:r>
-      <w:r>
-        <w:rPr>
-          <w:i/>
-          <w:iCs/>
-        </w:rPr>
-        <w:t xml:space="preserve">P</w:t>
-      </w:r>
-      <w:r>
-        <w:t xml:space="preserve"> </w:t>
-      </w:r>
-      <w:r>
-        <w:t xml:space="preserve">= 0.0212) and UKB (</w:t>
-      </w:r>
-      <w:r>
-        <w:rPr>
-          <w:i/>
-          <w:iCs/>
-        </w:rPr>
-        <w:t xml:space="preserve">P</w:t>
-      </w:r>
-      <w:r>
-        <w:t xml:space="preserve"> </w:t>
-      </w:r>
-      <w:r>
-        <w:t xml:space="preserve">= 0.0117), but were inconclusive in FinnGen (</w:t>
-      </w:r>
-      <w:r>
-        <w:rPr>
-          <w:i/>
-          <w:iCs/>
-        </w:rPr>
-        <w:t xml:space="preserve">P</w:t>
-      </w:r>
-      <w:r>
-        <w:t xml:space="preserve"> </w:t>
-      </w:r>
-      <w:r>
-        <w:t xml:space="preserve">= 0.182). No additional gene had strong shared-variant support in BBJ and FinnGen. Using cohort allele frequencies preserved these findings.</w:t>
+        <w:t xml:space="preserve">lacked strong colocalization support. No additional candidate met the combined BBJ–FinnGen colocalization criterion. Cohort-specific allele frequencies preserved these findings.</w:t>
       </w:r>
       <w:r>
         <w:t xml:space="preserve"> </w:t>
@@ -350,7 +331,7 @@
         <w:t xml:space="preserve"> </w:t>
       </w:r>
       <w:r>
-        <w:t xml:space="preserve">Evidence linking genetically proxied blood expression to GD susceptibility was stronger for</w:t>
+        <w:t xml:space="preserve">Genetically predicted blood expression showed stronger evidence of association with GD susceptibility for</w:t>
       </w:r>
       <w:r>
         <w:t xml:space="preserve"> </w:t>
@@ -379,7 +360,7 @@
         <w:t xml:space="preserve">IGF1R</w:t>
       </w:r>
       <w:r>
-        <w:t xml:space="preserve">. This neither establishes a TED-specific effect within GD nor predicts treatment response.</w:t>
+        <w:t xml:space="preserve">. These findings neither establish a TED-specific effect within GD nor predict treatment response.</w:t>
       </w:r>
     </w:p>
     <w:p>

--- a/submission/candidate_20260911_review/MANUSCRIPT_Submission.docx
+++ b/submission/candidate_20260911_review/MANUSCRIPT_Submission.docx
@@ -610,7 +610,7 @@
         <w:t xml:space="preserve"> </w:t>
       </w:r>
       <w:r>
-        <w:t xml:space="preserve">by both MR and colocalization. Our primary question was whether genetically proxied expression — a person’s blood gene-expression level as predicted from their own inherited genetic variants, used as a stand-in for a measurement that was not taken directly — was associated with GD and supported by a shared expression–disease variant. We then assessed broader hyperthyroidism and a Graves ophthalmopathy outcome. The study was designed to inform interpretation of genetic target evidence; it did not test a treatment or directly compare GD patients with and without TED.</w:t>
+        <w:t xml:space="preserve">by both MR and colocalization. Our primary question was whether genetically proxied expression — a person’s blood gene-expression level as predicted from their own inherited genetic variants, used as a stand-in for a measurement that was not taken directly — was associated with GD and supported by a shared expression–disease variant. We then assessed broader hyperthyroidism and a Graves ophthalmopathy outcome. A small in-house orbital RNA-sequencing dataset (four TED samples and one control) is reported alongside these analyses as descriptive context only; with a single control it supports no statistical comparison, and no genetic conclusion rests on it. The study was designed to inform interpretation of genetic target evidence; it did not test a treatment or directly compare GD patients with and without TED.</w:t>
       </w:r>
     </w:p>
     <w:bookmarkEnd w:id="21"/>

--- a/submission/candidate_20260911_review/MANUSCRIPT_Submission.docx
+++ b/submission/candidate_20260911_review/MANUSCRIPT_Submission.docx
@@ -132,7 +132,7 @@
         <w:t xml:space="preserve"> </w:t>
       </w:r>
       <w:r>
-        <w:t xml:space="preserve">Graves disease (GD) is an autoimmune cause of hyperthyroidism; thyroid eye disease (TED) is an associated inflammatory orbital disorder. We compared genetic evidence linking blood</w:t>
+        <w:t xml:space="preserve">Graves disease (GD) causes autoimmune hyperthyroidism; thyroid eye disease (TED) is an associated inflammatory orbital disorder. We compared genetic evidence linking blood</w:t>
       </w:r>
       <w:r>
         <w:t xml:space="preserve"> </w:t>
@@ -180,7 +180,7 @@
         <w:t xml:space="preserve"> </w:t>
       </w:r>
       <w:r>
-        <w:t xml:space="preserve">We used Wald-ratio or inverse-variance-weighted Mendelian randomization and colocalization (testing for shared expression–disease variants). Outcomes were Biobank Japan (BBJ) GD, UK Biobank (UKB) hyperthyroidism and FinnGen Graves ophthalmopathy. In-house orbital RNA sequencing (four TED patients, one control) was analyzed descriptively using transcript levels and fold changes without significance testing.</w:t>
+        <w:t xml:space="preserve">We used Wald-ratio or inverse-variance-weighted Mendelian randomization and colocalization (testing for shared expression–disease variants). Outcomes were Biobank Japan (BBJ) GD, UK Biobank (UKB) hyperthyroidism and FinnGen Graves ophthalmopathy. In-house orbital RNA sequencing (four TED patients, one control) was analyzed descriptively.</w:t>
       </w:r>
       <w:r>
         <w:t xml:space="preserve"> </w:t>
@@ -225,7 +225,7 @@
         <w:t xml:space="preserve"> </w:t>
       </w:r>
       <w:r>
-        <w:t xml:space="preserve">expression was associated with lower GD odds in BBJ (odds ratio [OR] per approximately one standard deviation 0.12, 95% confidence interval [CI] 0.07–0.21;</w:t>
+        <w:t xml:space="preserve">expression was associated with lower BBJ GD odds (odds ratio [OR] per approximately one standard deviation 0.12, 95% confidence interval [CI] 0.07–0.21;</w:t>
       </w:r>
       <w:r>
         <w:t xml:space="preserve"> </w:t>
@@ -241,7 +241,7 @@
         <w:t xml:space="preserve"> </w:t>
       </w:r>
       <w:r>
-        <w:t xml:space="preserve">= 1.09×10⁻¹⁴), with concordant directions in UKB and FinnGen. Colocalization support exceeded the 0.80 probability threshold in BBJ and FinnGen, but not UKB. BBJ support fell below threshold when the shared-variant prior probability decreased from 10⁻⁵ to 10⁻⁶. Higher</w:t>
+        <w:t xml:space="preserve">= 1.09×10⁻¹⁴), with concordant directions for the other outcomes. Colocalization probability exceeded 0.80 in BBJ and FinnGen, but not UKB. BBJ support fell below threshold when the shared-variant prior decreased from 10⁻⁵ to 10⁻⁶. Higher</w:t>
       </w:r>
       <w:r>
         <w:t xml:space="preserve"> </w:t>
@@ -257,7 +257,7 @@
         <w:t xml:space="preserve"> </w:t>
       </w:r>
       <w:r>
-        <w:t xml:space="preserve">expression was associated with higher odds in BBJ (OR 1.56, 95% CI 1.07–2.28;</w:t>
+        <w:t xml:space="preserve">expression was associated with higher odds of BBJ GD (OR 1.56, 95% CI 1.07–2.28;</w:t>
       </w:r>
       <w:r>
         <w:t xml:space="preserve"> </w:t>
@@ -273,7 +273,7 @@
         <w:t xml:space="preserve"> </w:t>
       </w:r>
       <w:r>
-        <w:t xml:space="preserve">= 0.0212) and UKB (</w:t>
+        <w:t xml:space="preserve">= 0.0212) and UKB hyperthyroidism (</w:t>
       </w:r>
       <w:r>
         <w:rPr>
@@ -286,7 +286,23 @@
         <w:t xml:space="preserve"> </w:t>
       </w:r>
       <w:r>
-        <w:t xml:space="preserve">= 0.0117), but neither association met the discovery threshold. FinnGen findings were inconclusive (</w:t>
+        <w:t xml:space="preserve">= 0.0117).</w:t>
+      </w:r>
+      <w:r>
+        <w:t xml:space="preserve"> </w:t>
+      </w:r>
+      <w:r>
+        <w:rPr>
+          <w:i/>
+          <w:iCs/>
+        </w:rPr>
+        <w:t xml:space="preserve">IGF1R</w:t>
+      </w:r>
+      <w:r>
+        <w:t xml:space="preserve"> </w:t>
+      </w:r>
+      <w:r>
+        <w:t xml:space="preserve">did not meet the BBJ discovery threshold. The FinnGen association was non-significant (</w:t>
       </w:r>
       <w:r>
         <w:rPr>
@@ -315,7 +331,39 @@
         <w:t xml:space="preserve"> </w:t>
       </w:r>
       <w:r>
-        <w:t xml:space="preserve">lacked strong colocalization support. No additional candidate met the combined BBJ–FinnGen colocalization criterion. Cohort-specific allele frequencies preserved these findings.</w:t>
+        <w:t xml:space="preserve">lacked strong colocalization support; no additional candidate met the combined BBJ–FinnGen criterion. Cohort-frequency sensitivity preserved these findings. Mean orbital</w:t>
+      </w:r>
+      <w:r>
+        <w:t xml:space="preserve"> </w:t>
+      </w:r>
+      <w:r>
+        <w:rPr>
+          <w:i/>
+          <w:iCs/>
+        </w:rPr>
+        <w:t xml:space="preserve">TSHR</w:t>
+      </w:r>
+      <w:r>
+        <w:t xml:space="preserve"> </w:t>
+      </w:r>
+      <w:r>
+        <w:t xml:space="preserve">and</w:t>
+      </w:r>
+      <w:r>
+        <w:t xml:space="preserve"> </w:t>
+      </w:r>
+      <w:r>
+        <w:rPr>
+          <w:i/>
+          <w:iCs/>
+        </w:rPr>
+        <w:t xml:space="preserve">IGF1R</w:t>
+      </w:r>
+      <w:r>
+        <w:t xml:space="preserve"> </w:t>
+      </w:r>
+      <w:r>
+        <w:t xml:space="preserve">transcript levels were higher in TED than in the control.</w:t>
       </w:r>
       <w:r>
         <w:t xml:space="preserve"> </w:t>
@@ -331,7 +379,7 @@
         <w:t xml:space="preserve"> </w:t>
       </w:r>
       <w:r>
-        <w:t xml:space="preserve">Genetically predicted blood expression showed stronger evidence of association with GD susceptibility for</w:t>
+        <w:t xml:space="preserve">Evidence linking genetically predicted blood</w:t>
       </w:r>
       <w:r>
         <w:t xml:space="preserve"> </w:t>
@@ -347,7 +395,7 @@
         <w:t xml:space="preserve"> </w:t>
       </w:r>
       <w:r>
-        <w:t xml:space="preserve">than</w:t>
+        <w:t xml:space="preserve">expression to GD susceptibility was stronger than for</w:t>
       </w:r>
       <w:r>
         <w:t xml:space="preserve"> </w:t>
@@ -360,7 +408,7 @@
         <w:t xml:space="preserve">IGF1R</w:t>
       </w:r>
       <w:r>
-        <w:t xml:space="preserve">. These findings neither establish a TED-specific effect within GD nor predict treatment response.</w:t>
+        <w:t xml:space="preserve">. FinnGen population controls prevent isolating TED susceptibility within GD; treatment response was not assessed.</w:t>
       </w:r>
     </w:p>
     <w:p>

--- a/submission/candidate_20260911_review/MANUSCRIPT_Submission.docx
+++ b/submission/candidate_20260911_review/MANUSCRIPT_Submission.docx
@@ -640,7 +640,7 @@
         <w:widowControl/>
       </w:pPr>
       <w:r>
-        <w:t xml:space="preserve">We conducted a two-sample MR study using public genetic association summary statistics and followed STROBE-MR reporting guidance [11]. Blood gene-expression data came from the eQTLGen Consortium, comprising up to 31,684 participants, predominantly of European ancestry [12]. Disease outcomes were Biobank Japan (BBJ) GD, with 2,809 cases [13]; UK Biobank (UKB) hyperthyroidism, with 3,731 cases [14]; and FinnGen R12 Graves ophthalmopathy, with 858 cases [15] (Table 1).</w:t>
+        <w:t xml:space="preserve">We conducted a two-sample MR study using public genetic association summary statistics and followed STROBE-MR reporting guidance [11]. Blood gene-expression data came from the eQTLGen Consortium, comprising up to 31,684 participants, predominantly of European ancestry [12]; the number contributing to each variant varied widely (median 28,092, range 232–31,684). Disease outcomes were Biobank Japan (BBJ) GD, with 2,809 cases [13]; UK Biobank (UKB) hyperthyroidism, with 3,731 cases [14]; and FinnGen R12 Graves ophthalmopathy, with 858 cases [15] (Table 1).</w:t>
       </w:r>
     </w:p>
     <w:p>

--- a/submission/candidate_20260911_review/MANUSCRIPT_Submission.docx
+++ b/submission/candidate_20260911_review/MANUSCRIPT_Submission.docx
@@ -730,7 +730,7 @@
         <w:t xml:space="preserve"> </w:t>
       </w:r>
       <w:r>
-        <w:t xml:space="preserve">&lt; 5×10⁻⁸. We selected approximately independent variants by linkage-disequilibrium clumping in PLINK [17] against the 1000 Genomes Phase 3 European reference panel [18], which matched the ancestry of the exposure data. This left 6,135 instruments for 2,544 genes. The minimum instrument-strength F statistic was 29.7. Alleles were aligned between expression and disease datasets; ambiguous or unavailable variants were excluded. UKB estimates were converted from their reported linear-model scale to log-odds before analysis. Exposure effect sizes were reconstructed from the eQTLGen Z statistics, per-variant sample sizes and reference-panel allele frequencies [19]; the formulas, selection parameters and exclusions are provided in Supplementary Methods.</w:t>
+        <w:t xml:space="preserve">&lt; 5×10⁻⁸. We selected approximately independent variants by linkage-disequilibrium clumping in PLINK [17] against the 1000 Genomes Phase 3 European reference panel [18], which matched the ancestry of the exposure data. This left 6,135 instruments for 2,544 genes. The minimum instrument-strength F statistic was 29.7, well above the conventional threshold of 10. Alleles were aligned between expression and disease datasets; ambiguous or unavailable variants were excluded. UKB estimates were converted from their reported linear-model scale to log-odds before analysis. Exposure effect sizes were reconstructed from the eQTLGen Z statistics, per-variant sample sizes and reference-panel allele frequencies [19]; the formulas, selection parameters and exclusions are provided in Supplementary Methods.</w:t>
       </w:r>
     </w:p>
     <w:p>
@@ -755,7 +755,7 @@
         <w:t xml:space="preserve"> </w:t>
       </w:r>
       <w:r>
-        <w:t xml:space="preserve">values. ORs represent genetically proxied effects per approximately one standard deviation higher blood gene expression on the standardized scale assumed by the reconstruction. This scale assumes an expression variance of one; it does not standardize the genetic predictor itself. The estimates are not per drug dose and should not be interpreted as expected treatment effects. Discovery significance required</w:t>
+        <w:t xml:space="preserve">values. ORs are per approximately one standard deviation higher genetically proxied blood expression, because the reconstruction assumes an expression variance of one; the genetic predictor itself is not standardized. The estimates are not per drug dose and should not be interpreted as expected treatment effects. Discovery significance required</w:t>
       </w:r>
       <w:r>
         <w:t xml:space="preserve"> </w:t>
@@ -886,7 +886,7 @@
         <w:t xml:space="preserve"> </w:t>
       </w:r>
       <w:r>
-        <w:t xml:space="preserve">and whether three neighbouring chromosome 16p11.2 hits represented independent findings. We also repeated the analyses using eQTLGen’s own allele frequencies. Frequency substitution was assessed first with the same variants, then after repeating allele alignment. MR, colocalization and detectable effect sizes were compared with the primary analysis (Tables S2–S3). Details of these checks, including their limitations, are in Supplementary Methods.</w:t>
+        <w:t xml:space="preserve">and whether three neighbouring chromosome 16p11.2 hits represented independent findings. We also repeated the analyses using eQTLGen’s own allele frequencies. Frequency substitution was assessed first with the same variants, then after repeating allele alignment. MR estimates and detectable effect sizes were compared with the primary analysis in Tables S2–S3, and all colocalization scenarios in Supplementary Data 3. Details of these checks, including their limitations, are in Supplementary Methods.</w:t>
       </w:r>
     </w:p>
     <w:p>

--- a/submission/candidate_20260911_review/MANUSCRIPT_Submission.docx
+++ b/submission/candidate_20260911_review/MANUSCRIPT_Submission.docx
@@ -960,7 +960,7 @@
         <w:widowControl/>
       </w:pPr>
       <w:r>
-        <w:t xml:space="preserve">Of 2,544 genes with selected instruments, 2,234 had estimable MR results in BBJ; the corresponding numbers were 2,505 in UKB and 2,480 in FinnGen. Thirteen genes met the BBJ multiple-testing threshold: seven were associated with lower odds and six with higher odds of disease (Table 3; Figure 1). The 310 genes without estimable BBJ results were not classified as negative findings. The genomic distribution shows both the MHC cluster and signals outside that region; each plotted point represents a gene-level MR result, not a single-SNP GWAS association. The discovery genes included</w:t>
+        <w:t xml:space="preserve">Of 2,544 genes with selected instruments, 2,234 had estimable MR results in BBJ; the corresponding numbers were 2,505 in UKB and 2,480 in FinnGen. The 310 genes without an estimable BBJ result were not treated as negative findings. Thirteen genes met the BBJ discovery threshold: seven were associated with lower odds and six with higher odds of disease (Table 3; Figure 1). They comprised</w:t>
       </w:r>
       <w:r>
         <w:t xml:space="preserve"> </w:t>
@@ -986,7 +986,7 @@
         <w:t xml:space="preserve">CTLA4</w:t>
       </w:r>
       <w:r>
-        <w:t xml:space="preserve">, five genes in the major histocompatibility complex (MHC), and six additional candidates. The three biologically selected genes are compared in Table 2 and Figure 2, which aligns effect estimates with the corresponding shared-variant evidence.</w:t>
+        <w:t xml:space="preserve">, five genes in the major histocompatibility complex (MHC) and six additional candidates, so the discovery signal was not confined to the MHC region. The three genes selected on biological and therapeutic grounds are compared in Table 2 and Figure 2, which aligns each effect estimate with the corresponding shared-variant evidence.</w:t>
       </w:r>
     </w:p>
     <w:bookmarkEnd w:id="26"/>

--- a/submission/candidate_20260911_review/MANUSCRIPT_Submission.docx
+++ b/submission/candidate_20260911_review/MANUSCRIPT_Submission.docx
@@ -1079,7 +1079,7 @@
         <w:widowControl/>
       </w:pPr>
       <w:r>
-        <w:t xml:space="preserve">Expression and disease showed strong shared-variant support in BBJ and FinnGen, with probabilities of 0.951 and 0.986, respectively. The highest-probability variant conditional on the shared-variant model was rs179252 in both. UKB did not show the same support (0.226), despite a strong MR association. Under the single-causal-variant model, the UKB posterior favoured distinct variants (PP.H3 = 0.774); this does not establish the number of independent regional signals. Thus, a highly significant MR result alone did not establish a shared genetic signal in every outcome. The contrast is visible in Figure 2: the MR estimates all favoured lower odds, whereas the UKB posterior favoured distinct expression and disease variants. This discordance was not resolved by substituting cohort allele frequencies.</w:t>
+        <w:t xml:space="preserve">Under the primary prior, expression and disease showed strong shared-variant support in BBJ and FinnGen (0.951 and 0.986), with rs179252 the highest-probability variant conditional on the shared-variant model in both. UKB did not, at 0.226, even though it carried the strongest MR association of the three outcomes; under the single-causal-variant model its posterior favoured distinct variants (PP.H3 = 0.774), which does not establish the number of independent regional signals (Figure 2). A highly significant MR result therefore did not by itself establish a shared genetic signal in every outcome. Substituting cohort allele frequencies did not resolve the discordance.</w:t>
       </w:r>
     </w:p>
     <w:bookmarkEnd w:id="27"/>

--- a/submission/candidate_20260911_review/MANUSCRIPT_Submission.docx
+++ b/submission/candidate_20260911_review/MANUSCRIPT_Submission.docx
@@ -1172,7 +1172,16 @@
         <w:widowControl/>
       </w:pPr>
       <w:r>
-        <w:t xml:space="preserve">Shared-variant support was below 0.80 in all three outcomes (BBJ 0.073, UKB 0.404 and FinnGen 0.032). Expression-only model support (PP.H2) was 0.690 in BBJ and 0.623 in FinnGen. This model preference does not establish an absence of marginal disease association. The UKB posterior was divided between an expression-only signal (PP.H2 = 0.400) and a shared variant (PP.H4 = 0.404), with little support for distinct variants (PP.H3 = 0.196), and should be regarded as unresolved rather than negative. Alternative MR estimators agreed in direction but differed in statistical significance (Table S1). Weighted-median estimates were nominally significant in BBJ and UKB, whereas weighted-mode estimates were not; neither provided nominal support in FinnGen. These methods used the same limited instrument sets and therefore do not constitute independent replication. All 11</w:t>
+        <w:t xml:space="preserve">Shared-variant support was below 0.80 in all three outcomes (BBJ 0.073, UKB 0.404 and FinnGen 0.032). Expression-only model support (PP.H2) was 0.690 in BBJ and 0.623 in FinnGen; this model preference does not establish an absence of marginal disease association. The UKB posterior was divided between an expression-only signal (PP.H2 = 0.400) and a shared variant (PP.H4 = 0.404), with little support for distinct variants (PP.H3 = 0.196), and should be regarded as unresolved rather than negative.</w:t>
+      </w:r>
+    </w:p>
+    <w:p>
+      <w:pPr>
+        <w:pStyle w:val="BodyText"/>
+        <w:widowControl/>
+      </w:pPr>
+      <w:r>
+        <w:t xml:space="preserve">Alternative MR estimators agreed in direction but differed in statistical significance (Table S1): weighted-median estimates were nominally significant in BBJ and UKB, weighted-mode estimates were not, and neither provided nominal support in FinnGen. These methods used the same limited instrument sets and therefore do not constitute independent replication. All 11</w:t>
       </w:r>
       <w:r>
         <w:t xml:space="preserve"> </w:t>
@@ -1188,7 +1197,7 @@
         <w:t xml:space="preserve"> </w:t>
       </w:r>
       <w:r>
-        <w:t xml:space="preserve">SNP-exclusion estimates retained the higher-odds direction, but omitting rs2654980 yielded OR 1.49 (95% CI 0.96–2.30;</w:t>
+        <w:t xml:space="preserve">SNP-exclusion estimates retained the higher-odds direction, but the nominal associations were not robust to omission: in BBJ and UKB — the two outcomes that reached</w:t>
       </w:r>
       <w:r>
         <w:t xml:space="preserve"> </w:t>
@@ -1204,6 +1213,22 @@
         <w:t xml:space="preserve"> </w:t>
       </w:r>
       <w:r>
+        <w:t xml:space="preserve">&lt; 0.05 — two of the four omissions removed nominal significance in each. Omitting rs2654980 yielded OR 1.49 (95% CI 0.96–2.30;</w:t>
+      </w:r>
+      <w:r>
+        <w:t xml:space="preserve"> </w:t>
+      </w:r>
+      <w:r>
+        <w:rPr>
+          <w:iCs/>
+          <w:i/>
+        </w:rPr>
+        <w:t xml:space="preserve">P</w:t>
+      </w:r>
+      <w:r>
+        <w:t xml:space="preserve"> </w:t>
+      </w:r>
+      <w:r>
         <w:t xml:space="preserve">= 0.0751) in BBJ and OR 1.16 (0.78–1.72;</w:t>
       </w:r>
       <w:r>
@@ -1220,7 +1245,7 @@
         <w:t xml:space="preserve"> </w:t>
       </w:r>
       <w:r>
-        <w:t xml:space="preserve">= 0.468) in UKB. Each outcome also lost nominal significance under one other omission (Figure S2; Supplementary Data 6). rs2654980 ranked first conditional on the shared-variant model, but the MR and colocalization analyses reuse the same underlying association data. Taken together, these results provide weaker genetic support for</w:t>
+        <w:t xml:space="preserve">= 0.468) in UKB (Figure S2; Supplementary Data 6). rs2654980 also ranked first conditional on the shared-variant model, but because the MR and colocalization analyses reuse the same underlying association data, this is not independent corroboration. Taken together, these results provide weaker genetic support for</w:t>
       </w:r>
       <w:r>
         <w:t xml:space="preserve"> </w:t>

--- a/submission/candidate_20260911_review/MANUSCRIPT_Submission.docx
+++ b/submission/candidate_20260911_review/MANUSCRIPT_Submission.docx
@@ -1377,7 +1377,7 @@
         <w:t xml:space="preserve"> </w:t>
       </w:r>
       <w:r>
-        <w:t xml:space="preserve">= 0.0118). Shared-variant support was strong in UKB and FinnGen (0.953 and 0.978), but not BBJ (0.201), where the posterior favoured distinct variants (PP.H3 = 0.799; Figure 2). The screen therefore recovered a known autoimmune association, while</w:t>
+        <w:t xml:space="preserve">= 0.0118). Shared-variant support was strong in UKB and FinnGen (0.953 and 0.978), but not BBJ (0.201), where the posterior favoured distinct variants (PP.H3 = 0.799; Figure 2). In the two European outcomes, the MR association was largely supported by rs13030124: omitting it left imprecise estimates based on rs148849825 alone (UKB OR 1.02, 95% CI 0.37–2.82; FinnGen OR 1.72, 0.16–18.90). This agreed with the observed heterogeneity and limits interpretation of the two-SNP IVW estimates (Table S1; Figure S2). The screen therefore recovered a known autoimmune association — in BBJ on a single instrument — while</w:t>
       </w:r>
       <w:r>
         <w:t xml:space="preserve"> </w:t>
@@ -1393,7 +1393,7 @@
         <w:t xml:space="preserve"> </w:t>
       </w:r>
       <w:r>
-        <w:t xml:space="preserve">itself failed the combined BBJ-plus-FinnGen colocalization criterion. In the two European outcomes, the MR association was largely supported by rs13030124: omitting it left imprecise estimates based on rs148849825 alone (UKB OR 1.02, 95% CI 0.37–2.82; FinnGen OR 1.72, 0.16–18.90). This agreed with the observed heterogeneity and limits interpretation of the two-SNP IVW estimates (Table S1; Figure S2).</w:t>
+        <w:t xml:space="preserve">itself failed the combined BBJ-plus-FinnGen colocalization criterion.</w:t>
       </w:r>
     </w:p>
     <w:p>
@@ -1463,7 +1463,7 @@
         <w:t xml:space="preserve"> </w:t>
       </w:r>
       <w:r>
-        <w:t xml:space="preserve">= 0.0056); the absence of colocalization in that outcome was not an absence of association. The three neighbouring chromosome 16p11.2 hits were consistent with one regional signal rather than three independent findings. Their BBJ shared-variant probabilities were below 0.80, and none gained strong support in UKB or FinnGen.</w:t>
+        <w:t xml:space="preserve">= 0.0056); the absence of colocalization in that outcome was not an absence of association. The three neighbouring chromosome 16p11.2 hits were consistent with one regional signal rather than three independent findings (Supplementary Methods). Their BBJ shared-variant probabilities were below 0.80, and none gained strong support in UKB or FinnGen.</w:t>
       </w:r>
       <w:r>
         <w:t xml:space="preserve"> </w:t>

--- a/submission/candidate_20260911_review/MANUSCRIPT_Submission.docx
+++ b/submission/candidate_20260911_review/MANUSCRIPT_Submission.docx
@@ -1541,7 +1541,7 @@
         <w:t xml:space="preserve"> </w:t>
       </w:r>
       <w:r>
-        <w:t xml:space="preserve">= 0.177; Table S2). Frequency substitution moved none of the 81 colocalization comparisons (nine genes × three outcomes × three priors) across the 0.80 threshold, so every classification was unchanged; the largest absolute change in shared-variant probability was 0.002142. However, the original prior sensitivity remained relevant: under the most conservative prior,</w:t>
+        <w:t xml:space="preserve">= 0.177; Table S2). Frequency substitution moved none of the 81 colocalization comparisons (nine genes × three outcomes × three priors) across the 0.80 threshold, so every classification was unchanged; the largest absolute change in shared-variant probability was 0.002142. The prior assumption was a different matter: under the most conservative prior,</w:t>
       </w:r>
       <w:r>
         <w:t xml:space="preserve"> </w:t>
@@ -1557,23 +1557,7 @@
         <w:t xml:space="preserve"> </w:t>
       </w:r>
       <w:r>
-        <w:t xml:space="preserve">support in BBJ fell from 0.951 to 0.661, while FinnGen remained above threshold (Figure 3B; Supplementary Data 3). This distinguished stability to the frequency substitution from sensitivity to the assumed prior: the former preserved classifications, while the latter changed the interpretation of the BBJ</w:t>
-      </w:r>
-      <w:r>
-        <w:t xml:space="preserve"> </w:t>
-      </w:r>
-      <w:r>
-        <w:rPr>
-          <w:iCs/>
-          <w:i/>
-        </w:rPr>
-        <w:t xml:space="preserve">TSHR</w:t>
-      </w:r>
-      <w:r>
-        <w:t xml:space="preserve"> </w:t>
-      </w:r>
-      <w:r>
-        <w:t xml:space="preserve">signal.</w:t>
+        <w:t xml:space="preserve">support in BBJ fell from 0.951 to 0.661, below the 0.80 threshold, while FinnGen remained above it at 0.875 (Figure 3B; Supplementary Data 3). Stability to the frequency substitution therefore does not imply stability to the prior.</w:t>
       </w:r>
     </w:p>
     <w:p>
@@ -1582,7 +1566,7 @@
         <w:widowControl/>
       </w:pPr>
       <w:r>
-        <w:t xml:space="preserve">The screen had limited ability to detect smaller associations. At 80% power, only 14.6% of estimable BBJ genes could detect an OR of 1.5 at the discovery threshold; this decreased to 12.5% with cohort frequencies. The corresponding proportions for an OR of 2.0 were 35.6% and 34.2% (Table S3). Gene-specific detection benchmarks are provided in Supplementary Methods. They describe precision and cannot distinguish an absent effect from limited power; the ORs, 95% CIs and</w:t>
+        <w:t xml:space="preserve">The screen had limited ability to detect smaller associations. At 80% power, only 14.6% of estimable BBJ genes could detect an OR of 1.5 at the discovery threshold; this decreased to 12.5% with cohort frequencies. The corresponding proportions for an OR of 2.0 were 35.6% and 34.2% (Table S3). Gene-specific detection benchmarks are provided in Supplementary Methods. They describe the precision of MR association detection, not the probability of passing the complete colocalization filter, and cannot distinguish an absent effect from limited power; the ORs, 95% CIs and</w:t>
       </w:r>
       <w:r>
         <w:t xml:space="preserve"> </w:t>
@@ -1598,7 +1582,7 @@
         <w:t xml:space="preserve"> </w:t>
       </w:r>
       <w:r>
-        <w:t xml:space="preserve">values in Table 2 should guide interpretation of the observed associations. These calculations describe MR association detection, not the probability of passing the complete colocalization filter. Failure to identify an additional candidate does not exclude moderate or other undetected genetic effects.</w:t>
+        <w:t xml:space="preserve">values in Table 2 should guide interpretation of the observed associations. Failure to identify an additional candidate therefore does not exclude moderate or other undetected genetic effects.</w:t>
       </w:r>
     </w:p>
     <w:bookmarkEnd w:id="30"/>

--- a/submission/candidate_20260911_review/MANUSCRIPT_Submission.docx
+++ b/submission/candidate_20260911_review/MANUSCRIPT_Submission.docx
@@ -1635,7 +1635,7 @@
         <w:t xml:space="preserve"> </w:t>
       </w:r>
       <w:r>
-        <w:t xml:space="preserve">expression to the same outcomes.</w:t>
+        <w:t xml:space="preserve">expression to the same outcomes. The</w:t>
       </w:r>
       <w:r>
         <w:t xml:space="preserve"> </w:t>
@@ -1651,7 +1651,7 @@
         <w:t xml:space="preserve"> </w:t>
       </w:r>
       <w:r>
-        <w:t xml:space="preserve">showed direction-consistent MR associations across all three datasets and shared expression–disease signals in BBJ GD and FinnGen Graves ophthalmopathy under the primary priors.</w:t>
+        <w:t xml:space="preserve">association ran in the protective direction — higher genetically proxied expression corresponded to lower odds of disease — consistently across all three datasets, with shared expression–disease signals in BBJ GD and FinnGen Graves ophthalmopathy under the primary prior; in UKB neither gene reached the shared-variant threshold. Because the FinnGen outcome compares Graves ophthalmopathy cases with population controls, that recovery shows the signal extends to a TED-enriched population but does not isolate susceptibility to eye disease among people who already have GD.</w:t>
       </w:r>
       <w:r>
         <w:t xml:space="preserve"> </w:t>
@@ -1667,7 +1667,7 @@
         <w:t xml:space="preserve"> </w:t>
       </w:r>
       <w:r>
-        <w:t xml:space="preserve">showed nominal associations in BBJ and UKB, but the shared-variant evidence was unresolved. No additional candidate passed the combined BBJ and FinnGen criterion. The comparison is therefore informative about the pattern and strength of genetic evidence, rather than a ranking of expected drug efficacy. Figures 1–3 make the screening results, the association–colocalization differences and the prior dependence visible together.</w:t>
+        <w:t xml:space="preserve">showed nominal associations in BBJ and UKB, but its shared-variant evidence was unresolved in every outcome. No additional candidate passed the combined BBJ and FinnGen criterion. The comparison is therefore informative about the pattern and strength of genetic evidence, rather than a ranking of expected drug efficacy.</w:t>
       </w:r>
     </w:p>
     <w:p>
@@ -1676,7 +1676,7 @@
         <w:widowControl/>
       </w:pPr>
       <w:r>
-        <w:t xml:space="preserve">For clinicians, susceptibility and therapeutic response concern different stages of disease. Teprotumumab showed efficacy in the phase 2 and phase 3 randomized trials of active TED [3, 26]. OPTIC-X provided extension and re-treatment data [27], and a placebo-controlled trial in longstanding, low-activity TED also found improved proptosis [28]. These studies support treatment effects in established disease; none tests inherited blood-expression effects on disease onset. Experimental receptor crosstalk [5] and tissue-specific regulation [29] provide complementary biological context. A plausible model compatible with our findings is that IGF-1R contributes to orbital effector processes even when inherited blood-expression variation provides weaker susceptibility evidence. This is a hypothesis rather than proof of an exclusively downstream role: the nominal BBJ and UKB associations and imprecise FinnGen estimate leave an inherited contribution unresolved.</w:t>
+        <w:t xml:space="preserve">For clinicians, susceptibility and therapeutic response concern different stages of disease. Teprotumumab showed efficacy in the phase 2 and phase 3 randomized trials of active TED [3, 26]. OPTIC-X provided extension and re-treatment data [27], and a placebo-controlled trial in longstanding, low-activity TED also found improved proptosis [28]. These studies support treatment effects in established disease; none tests inherited blood-expression effects on disease onset. Two observations bear on how that gap might arise: the two receptors are physically scaffolded in experimental systems [5], and expression regulation is tissue-dependent [29]. A model compatible with our findings is that IGF-1R contributes to orbital effector processes even when inherited blood-expression variation provides weaker susceptibility evidence. This is a hypothesis rather than proof of an exclusively downstream role: the nominal BBJ and UKB associations and imprecise FinnGen estimate leave an inherited contribution unresolved.</w:t>
       </w:r>
     </w:p>
     <w:p>

--- a/submission/candidate_20260911_review/MANUSCRIPT_Submission.docx
+++ b/submission/candidate_20260911_review/MANUSCRIPT_Submission.docx
@@ -1717,7 +1717,7 @@
         <w:t xml:space="preserve"> </w:t>
       </w:r>
       <w:r>
-        <w:t xml:space="preserve">transcription, a pattern that could improve immune recognition of TSHR as self [30, 31]. We calculated strong LD between rs179252 and rs179247 in European and East Asian reference samples (r² = 0.957 and 0.992, respectively; Supplementary Methods). This connects the instrument to a biologically relevant region, but neither LD nor a blood eQTL demonstrates the same regulatory direction in thymus. If the relevant allele increases thymic antigen expression, the protective association would be biologically coherent; that tissue-specific step remains untested here. The variant-level disease ORs were approximately 0.80, 0.77 and 0.78, whereas the larger MR effects are scaled to approximately one SD of reconstructed expression (Table 2). Genetic target evidence [32] therefore requires tissue and exposure interpretation before translation into an intervention.</w:t>
+        <w:t xml:space="preserve">transcription, a pattern that could improve immune recognition of TSHR as self [30, 31]. We calculated strong LD between our instrument rs179252 and rs179247 in European and East Asian reference samples (r² = 0.957 and 0.992, respectively; Supplementary Methods), which connects the instrument to a biologically relevant region: if the relevant allele increases thymic antigen expression, the protective association would be biologically coherent. That tissue-specific step remains untested here, since neither LD nor a blood eQTL demonstrates the same regulatory direction in thymus. At rs179252 itself the disease odds ratios were approximately 0.80, 0.77 and 0.78 across BBJ, UKB and FinnGen. The much larger MR estimates follow from the scale rather than from a larger effect: the variant shifts reconstructed expression by only about 0.11 SD, and dividing the per-allele effect by that shift expresses it per standard deviation (Table 2). Genetic target evidence [32] therefore requires tissue and exposure interpretation before translation into an intervention.</w:t>
       </w:r>
     </w:p>
     <w:p>
@@ -1758,7 +1758,7 @@
         <w:t xml:space="preserve"> </w:t>
       </w:r>
       <w:r>
-        <w:t xml:space="preserve">discordances illustrate the limits of the fitted regional model. Their H3-dominant posteriors favour distinct variants under the fitted single-causal-variant model; they do not demonstrate multiple independent signals. Multiple causal variants can nevertheless produce misleading single-variant colocalization summaries and are an important alternative explanation [33]. Both UKB and FinnGen are broadly European-ancestry outcomes, so ancestry mismatch alone cannot explain the UKB result. Phenotype definition, signal complexity, sample composition and variant coverage remain possible contributors. The reported top SNP is conditional on the shared-variant model and is not necessarily the lead disease-association SNP. These findings are therefore interpreted within the single-causal-variant model. Multi-signal colocalization was not performed, and the regional architecture remains unresolved.</w:t>
+        <w:t xml:space="preserve">discordances illustrate the limits of the colocalization model as fitted. Their H3-dominant posteriors favour distinct variants under the single-causal-variant assumption; they do not demonstrate multiple independent signals. Multiple causal variants can nevertheless produce misleading single-variant colocalization summaries and are an important alternative explanation [33]. Both UKB and FinnGen are broadly European-ancestry outcomes, so ancestry mismatch alone cannot explain the UKB result. Phenotype definition, signal complexity, sample composition and variant coverage remain possible contributors. The reported top SNP is conditional on the shared-variant model and is not necessarily the lead disease-association SNP. Multi-signal colocalization was not performed, so the regional architecture remains unresolved.</w:t>
       </w:r>
     </w:p>
     <w:p>

--- a/submission/candidate_20260911_review/MANUSCRIPT_Submission.docx
+++ b/submission/candidate_20260911_review/MANUSCRIPT_Submission.docx
@@ -1872,7 +1872,7 @@
         <w:t xml:space="preserve"> </w:t>
       </w:r>
       <w:r>
-        <w:t xml:space="preserve">support in BBJ fell below the chosen threshold under the most conservative shared-association prior, while FinnGen support remained above it. The BBJ finding should consequently be described as supported under the primary model and sensitive to the prior, rather than uniformly robust. Similarly, the screen’s limited ability to detect moderate effects prevents the lack of additional qualifying candidates from excluding smaller inherited effects. Detection benchmarks quantify the design’s precision; they do not determine whether a particular unresolved result reflects no effect or inadequate power.</w:t>
+        <w:t xml:space="preserve">support in BBJ fell below the chosen threshold under the most conservative shared-association prior, while FinnGen support remained above it. The BBJ finding should consequently be described as supported under the primary model and sensitive to the prior, rather than uniformly robust. Detection is subject to the same distinction: the benchmarks quantify the design’s precision, so the absence of further qualifying candidates cannot separate no effect from inadequate power.</w:t>
       </w:r>
     </w:p>
     <w:p>

--- a/submission/candidate_20260911_review/MANUSCRIPT_Submission.docx
+++ b/submission/candidate_20260911_review/MANUSCRIPT_Submission.docx
@@ -1881,7 +1881,7 @@
         <w:widowControl/>
       </w:pPr>
       <w:r>
-        <w:t xml:space="preserve">The clinical question remains why some patients with GD develop eye disease. Established clinical risk factors and disease context discussed in the TED literature [1, 2] cannot be quantified from these summary statistics, and our analysis does not apportion genetic versus non-genetic risk. A direct GD-with-TED versus GD-without-TED comparison is needed to isolate eye-disease susceptibility. Similar effects in two population-control GWAS would not by themselves resolve this issue because the phenotypes and participants can overlap. Larger molecular datasets from relevant cell types could test whether the blood-derived signals transfer to thymus or orbital tissue. The present orbital observations—four TED samples and one control—remain descriptive and cannot establish that transfer or distinguish causes from consequences of established disease.</w:t>
+        <w:t xml:space="preserve">The clinical question remains why some patients with GD develop eye disease. Established clinical risk factors and disease context discussed in the TED literature [1, 2] cannot be quantified from these summary statistics, and our analysis does not apportion genetic versus non-genetic risk. A direct GD-with-TED versus GD-without-TED comparison is needed to isolate eye-disease susceptibility. Agreement between two outcomes that both use population controls would not by itself resolve this, because each compares affected people with the general population rather than with GD patients who do not develop eye disease, and because a Graves ophthalmopathy case is by definition also a GD case. Larger molecular datasets from relevant cell types could test whether the blood-derived signals transfer to thymus or orbital tissue. The present orbital observations — four TED samples and one control — remain descriptive and cannot establish that transfer or distinguish causes from consequences of established disease.</w:t>
       </w:r>
     </w:p>
     <w:bookmarkStart w:id="32" w:name="limitations"/>
@@ -1957,7 +1957,39 @@
         <w:t xml:space="preserve"> </w:t>
       </w:r>
       <w:r>
-        <w:t xml:space="preserve">in BBJ. Multi-variant colocalization, genetic directionality, formal colocalization power and the probability of passing the combined filter were not evaluated. In particular, the UKB TSHR and BBJ CTLA4 discordances remain unresolved by a multi-signal model. Together with the screen’s limited MR detection range, these constraints leave smaller or otherwise undetected genetic effects unresolved.</w:t>
+        <w:t xml:space="preserve">in BBJ. Multi-variant colocalization, genetic directionality, formal colocalization power and the probability of passing the combined filter were not evaluated. Without such a model, the UKB</w:t>
+      </w:r>
+      <w:r>
+        <w:t xml:space="preserve"> </w:t>
+      </w:r>
+      <w:r>
+        <w:rPr>
+          <w:iCs/>
+          <w:i/>
+        </w:rPr>
+        <w:t xml:space="preserve">TSHR</w:t>
+      </w:r>
+      <w:r>
+        <w:t xml:space="preserve"> </w:t>
+      </w:r>
+      <w:r>
+        <w:t xml:space="preserve">and BBJ</w:t>
+      </w:r>
+      <w:r>
+        <w:t xml:space="preserve"> </w:t>
+      </w:r>
+      <w:r>
+        <w:rPr>
+          <w:iCs/>
+          <w:i/>
+        </w:rPr>
+        <w:t xml:space="preserve">CTLA4</w:t>
+      </w:r>
+      <w:r>
+        <w:t xml:space="preserve"> </w:t>
+      </w:r>
+      <w:r>
+        <w:t xml:space="preserve">discordances in particular remain unresolved. Together with the screen’s limited MR detection range, these constraints leave smaller or otherwise undetected genetic effects unresolved.</w:t>
       </w:r>
     </w:p>
     <w:bookmarkEnd w:id="32"/>

--- a/submission/candidate_20260911_review/MANUSCRIPT_Submission.docx
+++ b/submission/candidate_20260911_review/MANUSCRIPT_Submission.docx
@@ -2041,7 +2041,7 @@
         <w:t xml:space="preserve"> </w:t>
       </w:r>
       <w:r>
-        <w:t xml:space="preserve">in BBJ Graves disease and FinnGen Graves ophthalmopathy. The findings distinguish genetic susceptibility evidence from evidence of therapeutic efficacy, while preserving the uncertainty around</w:t>
+        <w:t xml:space="preserve">in BBJ Graves disease and FinnGen Graves ophthalmopathy; in UKB hyperthyroidism neither gene reached the shared-variant threshold. The findings distinguish genetic susceptibility evidence from evidence of therapeutic efficacy: weaker and unresolved genetic support for</w:t>
       </w:r>
       <w:r>
         <w:t xml:space="preserve"> </w:t>
@@ -2057,7 +2057,7 @@
         <w:t xml:space="preserve"> </w:t>
       </w:r>
       <w:r>
-        <w:t xml:space="preserve">and the prior dependence of the BBJ</w:t>
+        <w:t xml:space="preserve">does not argue against its therapeutic relevance, and the BBJ</w:t>
       </w:r>
       <w:r>
         <w:t xml:space="preserve"> </w:t>
@@ -2073,7 +2073,7 @@
         <w:t xml:space="preserve"> </w:t>
       </w:r>
       <w:r>
-        <w:t xml:space="preserve">result. They support further investigation in relevant tissues and a direct comparison of GD patients with and without TED; they do not establish treatment direction or expected clinical benefit.</w:t>
+        <w:t xml:space="preserve">result depends on the shared-association prior. They support further investigation in relevant tissues and a direct comparison of GD patients with and without TED; they do not establish treatment direction or expected clinical benefit.</w:t>
       </w:r>
     </w:p>
     <w:bookmarkEnd w:id="33"/>

--- a/submission/candidate_20260911_review/MANUSCRIPT_Submission.docx
+++ b/submission/candidate_20260911_review/MANUSCRIPT_Submission.docx
@@ -180,7 +180,7 @@
         <w:t xml:space="preserve"> </w:t>
       </w:r>
       <w:r>
-        <w:t xml:space="preserve">We screened 2,544 druggable genes using Wald-ratio or inverse-variance-weighted Mendelian randomization and colocalization, testing for shared expression–disease variants. Outcomes were Biobank Japan (BBJ) GD, UK Biobank (UKB) hyperthyroidism and FinnGen Graves ophthalmopathy. In-house orbital tissue RNA sequencing (four TED patients, one control) was summarized by transcript levels and fold changes without significance testing.</w:t>
+        <w:t xml:space="preserve">We screened 2,544 druggable genes using Wald-ratio or inverse-variance-weighted Mendelian randomization and colocalization for shared expression–disease variants. Outcomes were Biobank Japan (BBJ) GD, UK Biobank (UKB) hyperthyroidism and FinnGen Graves ophthalmopathy. In-house orbital RNA sequencing (four TED patients, one control) was described without significance testing.</w:t>
       </w:r>
       <w:r>
         <w:t xml:space="preserve"> </w:t>
@@ -196,7 +196,20 @@
         <w:t xml:space="preserve"> </w:t>
       </w:r>
       <w:r>
-        <w:t xml:space="preserve">Higher genetically proxied</w:t>
+        <w:t xml:space="preserve">Thirteen genes met the BBJ discovery threshold (</w:t>
+      </w:r>
+      <w:r>
+        <w:rPr>
+          <w:iCs/>
+          <w:i/>
+        </w:rPr>
+        <w:t xml:space="preserve">P</w:t>
+      </w:r>
+      <w:r>
+        <w:t xml:space="preserve"> </w:t>
+      </w:r>
+      <w:r>
+        <w:t xml:space="preserve">&lt; 0.05/2,544). Higher genetically proxied</w:t>
       </w:r>
       <w:r>
         <w:t xml:space="preserve"> </w:t>
@@ -212,7 +225,23 @@
         <w:t xml:space="preserve"> </w:t>
       </w:r>
       <w:r>
-        <w:t xml:space="preserve">expression was associated with lower GD odds;</w:t>
+        <w:t xml:space="preserve">expression was associated with lower BBJ GD odds (odds ratio [OR] per approximately one standard deviation 0.12, 95% confidence interval [CI] 0.07–0.21;</w:t>
+      </w:r>
+      <w:r>
+        <w:t xml:space="preserve"> </w:t>
+      </w:r>
+      <w:r>
+        <w:rPr>
+          <w:iCs/>
+          <w:i/>
+        </w:rPr>
+        <w:t xml:space="preserve">P</w:t>
+      </w:r>
+      <w:r>
+        <w:t xml:space="preserve"> </w:t>
+      </w:r>
+      <w:r>
+        <w:t xml:space="preserve">= 1.09×10⁻¹⁴), with matching directions in UKB and FinnGen. Shared-variant posterior probability exceeded 0.80 in BBJ and FinnGen but not UKB; BBJ support fell below 0.80 when the shared-variant prior was lowered from 10⁻⁵ to 10⁻⁶.</w:t>
       </w:r>
       <w:r>
         <w:t xml:space="preserve"> </w:t>
@@ -228,7 +257,65 @@
         <w:t xml:space="preserve"> </w:t>
       </w:r>
       <w:r>
-        <w:t xml:space="preserve">findings were less conclusive. Thirteen genes met the multiple-testing threshold. Per approximately one standard deviation higher blood</w:t>
+        <w:t xml:space="preserve">missed the discovery threshold, and its shared-variant probability stayed below 0.80 in every outcome; associations reached</w:t>
+      </w:r>
+      <w:r>
+        <w:t xml:space="preserve"> </w:t>
+      </w:r>
+      <w:r>
+        <w:rPr>
+          <w:iCs/>
+          <w:i/>
+        </w:rPr>
+        <w:t xml:space="preserve">P</w:t>
+      </w:r>
+      <w:r>
+        <w:t xml:space="preserve"> </w:t>
+      </w:r>
+      <w:r>
+        <w:t xml:space="preserve">&lt; 0.05 in BBJ (OR 1.56, 95% CI 1.07–2.28;</w:t>
+      </w:r>
+      <w:r>
+        <w:t xml:space="preserve"> </w:t>
+      </w:r>
+      <w:r>
+        <w:rPr>
+          <w:iCs/>
+          <w:i/>
+        </w:rPr>
+        <w:t xml:space="preserve">P</w:t>
+      </w:r>
+      <w:r>
+        <w:t xml:space="preserve"> </w:t>
+      </w:r>
+      <w:r>
+        <w:t xml:space="preserve">= 0.0212) and UKB (</w:t>
+      </w:r>
+      <w:r>
+        <w:rPr>
+          <w:iCs/>
+          <w:i/>
+        </w:rPr>
+        <w:t xml:space="preserve">P</w:t>
+      </w:r>
+      <w:r>
+        <w:t xml:space="preserve"> </w:t>
+      </w:r>
+      <w:r>
+        <w:t xml:space="preserve">= 0.0117) but were inconclusive in FinnGen (</w:t>
+      </w:r>
+      <w:r>
+        <w:rPr>
+          <w:iCs/>
+          <w:i/>
+        </w:rPr>
+        <w:t xml:space="preserve">P</w:t>
+      </w:r>
+      <w:r>
+        <w:t xml:space="preserve"> </w:t>
+      </w:r>
+      <w:r>
+        <w:t xml:space="preserve">= 0.182). No additional gene met the combined BBJ–FinnGen criterion. Cohort-frequency substitution preserved these findings. Mean orbital</w:t>
       </w:r>
       <w:r>
         <w:t xml:space="preserve"> </w:t>
@@ -244,23 +331,7 @@
         <w:t xml:space="preserve"> </w:t>
       </w:r>
       <w:r>
-        <w:t xml:space="preserve">expression, the BBJ odds ratio (OR) was 0.12 (95% confidence interval [CI] 0.07–0.21;</w:t>
-      </w:r>
-      <w:r>
-        <w:t xml:space="preserve"> </w:t>
-      </w:r>
-      <w:r>
-        <w:rPr>
-          <w:iCs/>
-          <w:i/>
-        </w:rPr>
-        <w:t xml:space="preserve">P</w:t>
-      </w:r>
-      <w:r>
-        <w:t xml:space="preserve"> </w:t>
-      </w:r>
-      <w:r>
-        <w:t xml:space="preserve">= 1.09×10⁻¹⁴), with matching directions in UKB and FinnGen. Shared-variant support was strong in BBJ and FinnGen, but not UKB; BBJ support fell below threshold when shared variants were assumed less likely.</w:t>
+        <w:t xml:space="preserve">and</w:t>
       </w:r>
       <w:r>
         <w:t xml:space="preserve"> </w:t>
@@ -276,65 +347,7 @@
         <w:t xml:space="preserve"> </w:t>
       </w:r>
       <w:r>
-        <w:t xml:space="preserve">did not meet the discovery threshold or show strong shared-variant support. Associations reached</w:t>
-      </w:r>
-      <w:r>
-        <w:t xml:space="preserve"> </w:t>
-      </w:r>
-      <w:r>
-        <w:rPr>
-          <w:iCs/>
-          <w:i/>
-        </w:rPr>
-        <w:t xml:space="preserve">P</w:t>
-      </w:r>
-      <w:r>
-        <w:t xml:space="preserve"> </w:t>
-      </w:r>
-      <w:r>
-        <w:t xml:space="preserve">&lt; 0.05 in BBJ (OR 1.56, 95% CI 1.07–2.28;</w:t>
-      </w:r>
-      <w:r>
-        <w:t xml:space="preserve"> </w:t>
-      </w:r>
-      <w:r>
-        <w:rPr>
-          <w:iCs/>
-          <w:i/>
-        </w:rPr>
-        <w:t xml:space="preserve">P</w:t>
-      </w:r>
-      <w:r>
-        <w:t xml:space="preserve"> </w:t>
-      </w:r>
-      <w:r>
-        <w:t xml:space="preserve">= 0.0212) and UKB (</w:t>
-      </w:r>
-      <w:r>
-        <w:rPr>
-          <w:iCs/>
-          <w:i/>
-        </w:rPr>
-        <w:t xml:space="preserve">P</w:t>
-      </w:r>
-      <w:r>
-        <w:t xml:space="preserve"> </w:t>
-      </w:r>
-      <w:r>
-        <w:t xml:space="preserve">= 0.0117), but were inconclusive in FinnGen (</w:t>
-      </w:r>
-      <w:r>
-        <w:rPr>
-          <w:iCs/>
-          <w:i/>
-        </w:rPr>
-        <w:t xml:space="preserve">P</w:t>
-      </w:r>
-      <w:r>
-        <w:t xml:space="preserve"> </w:t>
-      </w:r>
-      <w:r>
-        <w:t xml:space="preserve">= 0.182). No additional gene had strong shared-variant support in BBJ and FinnGen. Using cohort allele frequencies preserved these findings.</w:t>
+        <w:t xml:space="preserve">transcript levels exceeded the control.</w:t>
       </w:r>
       <w:r>
         <w:t xml:space="preserve"> </w:t>
@@ -379,7 +392,7 @@
         <w:t xml:space="preserve">IGF1R</w:t>
       </w:r>
       <w:r>
-        <w:t xml:space="preserve">. This neither establishes a TED-specific effect within GD nor predicts treatment response.</w:t>
+        <w:t xml:space="preserve">. FinnGen’s population controls mean this neither isolates TED susceptibility within GD nor predicts treatment response.</w:t>
       </w:r>
     </w:p>
     <w:p>

--- a/submission/candidate_20260911_review/MANUSCRIPT_Submission.docx
+++ b/submission/candidate_20260911_review/MANUSCRIPT_Submission.docx
@@ -180,7 +180,7 @@
         <w:t xml:space="preserve"> </w:t>
       </w:r>
       <w:r>
-        <w:t xml:space="preserve">We screened 2,544 druggable genes using Wald-ratio or inverse-variance-weighted Mendelian randomization and colocalization for shared expression–disease variants. Outcomes were Biobank Japan (BBJ) GD, UK Biobank (UKB) hyperthyroidism and FinnGen Graves ophthalmopathy. In-house orbital RNA sequencing (four TED patients, one control) was described without significance testing.</w:t>
+        <w:t xml:space="preserve">We screened 2,544 druggable genes using Wald-ratio or inverse-variance-weighted Mendelian randomization and colocalization for shared expression–disease variants. Disease outcomes were Biobank Japan (BBJ) GD, UK Biobank (UKB) hyperthyroidism and FinnGen Graves ophthalmopathy. In-house orbital RNA sequencing (four TED patients, one control) was described without significance testing.</w:t>
       </w:r>
       <w:r>
         <w:t xml:space="preserve"> </w:t>
@@ -241,7 +241,7 @@
         <w:t xml:space="preserve"> </w:t>
       </w:r>
       <w:r>
-        <w:t xml:space="preserve">= 1.09×10⁻¹⁴), with matching directions in UKB and FinnGen. Shared-variant posterior probability exceeded 0.80 in BBJ and FinnGen but not UKB; BBJ support fell below 0.80 when the shared-variant prior was lowered from 10⁻⁵ to 10⁻⁶.</w:t>
+        <w:t xml:space="preserve">= 1.09×10⁻¹⁴), with matching directions in UKB and FinnGen. Shared-variant posterior probability exceeded 0.80 in BBJ and FinnGen but not UKB; BBJ support fell below 0.80 when the prior was lowered from 10⁻⁵ to 10⁻⁶.</w:t>
       </w:r>
       <w:r>
         <w:t xml:space="preserve"> </w:t>
